--- a/manu-draft.docx
+++ b/manu-draft.docx
@@ -179,6 +179,55 @@
         <w:t xml:space="preserve">1 Introduction</w:t>
       </w:r>
     </w:p>
+    <w:p>
+      <w:pPr>
+        <w:pStyle w:val="FirstParagraph"/>
+      </w:pPr>
+      <w:r>
+        <w:t xml:space="preserve">importance of monitoring</w:t>
+      </w:r>
+    </w:p>
+    <w:p>
+      <w:pPr>
+        <w:pStyle w:val="BodyText"/>
+      </w:pPr>
+      <w:r>
+        <w:t xml:space="preserve">local context</w:t>
+      </w:r>
+    </w:p>
+    <w:p>
+      <w:pPr>
+        <w:pStyle w:val="BodyText"/>
+      </w:pPr>
+      <w:r>
+        <w:t xml:space="preserve">difficulty in precision/accuracy, examples with known biases</w:t>
+      </w:r>
+    </w:p>
+    <w:p>
+      <w:pPr>
+        <w:pStyle w:val="BodyText"/>
+      </w:pPr>
+      <w:r>
+        <w:t xml:space="preserve">methods to assess precision/accuracy</w:t>
+      </w:r>
+    </w:p>
+    <w:p>
+      <w:pPr>
+        <w:pStyle w:val="BodyText"/>
+      </w:pPr>
+      <w:r>
+        <w:t xml:space="preserve">goals: present a reproducible framework for assessing precision among disparate groups, evaluate its robustness (leave one out for</w:t>
+      </w:r>
+      <w:r>
+        <w:t xml:space="preserve"> </w:t>
+      </w:r>
+      <w:r>
+        <w:t xml:space="preserve">‘truth’</w:t>
+      </w:r>
+      <w:r>
+        <w:t xml:space="preserve">, baseline sensitivity), and determine if training efforts have improved precision using the framework</w:t>
+      </w:r>
+    </w:p>
     <w:bookmarkEnd w:id="25"/>
     <w:bookmarkStart w:id="26" w:name="methods"/>
     <w:p>
@@ -189,6 +238,30 @@
         <w:t xml:space="preserve">2 Methods</w:t>
       </w:r>
     </w:p>
+    <w:p>
+      <w:pPr>
+        <w:pStyle w:val="FirstParagraph"/>
+      </w:pPr>
+      <w:r>
+        <w:t xml:space="preserve">history of transect monitoring</w:t>
+      </w:r>
+    </w:p>
+    <w:p>
+      <w:pPr>
+        <w:pStyle w:val="BodyText"/>
+      </w:pPr>
+      <w:r>
+        <w:t xml:space="preserve">note that we can’t run trend analyses on converted scores - these are always rescaled each year, since the primary goal is to serve as a motivating example each year. To assess trends, we really need to look at how avg raw differences have changed over time (see scratch.R).</w:t>
+      </w:r>
+    </w:p>
+    <w:p>
+      <w:pPr>
+        <w:pStyle w:val="BodyText"/>
+      </w:pPr>
+      <w:r>
+        <w:t xml:space="preserve">Sensitivity of the scoring method was evaluated two ways, the first assessing general sensitivity to the data used for the scoring and the second based on explicit decision for the year period used for defining the floor.</w:t>
+      </w:r>
+    </w:p>
     <w:bookmarkEnd w:id="26"/>
     <w:bookmarkStart w:id="27" w:name="results"/>
     <w:p>
@@ -197,6 +270,30 @@
       </w:pPr>
       <w:r>
         <w:t xml:space="preserve">3 Results</w:t>
+      </w:r>
+    </w:p>
+    <w:p>
+      <w:pPr>
+        <w:pStyle w:val="FirstParagraph"/>
+      </w:pPr>
+      <w:r>
+        <w:t xml:space="preserve">robustness of method - year period for calibration of score floor, leave one out</w:t>
+      </w:r>
+    </w:p>
+    <w:p>
+      <w:pPr>
+        <w:pStyle w:val="BodyText"/>
+      </w:pPr>
+      <w:r>
+        <w:t xml:space="preserve">group scores</w:t>
+      </w:r>
+    </w:p>
+    <w:p>
+      <w:pPr>
+        <w:pStyle w:val="BodyText"/>
+      </w:pPr>
+      <w:r>
+        <w:t xml:space="preserve">improving scores over time</w:t>
       </w:r>
     </w:p>
     <w:bookmarkEnd w:id="27"/>
@@ -210,12 +307,52 @@
       </w:r>
     </w:p>
     <w:p>
+      <w:pPr>
+        <w:pStyle w:val="FirstParagraph"/>
+      </w:pPr>
+      <w:r>
+        <w:t xml:space="preserve">limitations</w:t>
+      </w:r>
+      <w:r>
+        <w:t xml:space="preserve"> </w:t>
+      </w:r>
+      <w:r>
+        <w:t xml:space="preserve">* truth is not known</w:t>
+      </w:r>
+      <w:r>
+        <w:t xml:space="preserve"> </w:t>
+      </w:r>
+      <w:r>
+        <w:t xml:space="preserve">* discounting abundance scores treats ordinal positions equally, although it’s shown that independent observers are more likely to agree on measurements of high abundance compared to lower values, i.e., precision is lower for low abundance (see Jan’s paper). Differences at higher abundnace categories could be weighted more.</w:t>
+      </w:r>
+    </w:p>
+    <w:p>
+      <w:pPr>
+        <w:pStyle w:val="BodyText"/>
+      </w:pPr>
+      <w:r>
+        <w:t xml:space="preserve">what didn’t work:</w:t>
+      </w:r>
+    </w:p>
+    <w:p>
+      <w:pPr>
+        <w:pStyle w:val="Compact"/>
+        <w:numPr>
+          <w:ilvl w:val="0"/>
+          <w:numId w:val="1001"/>
+        </w:numPr>
+      </w:pPr>
+      <w:r>
+        <w:t xml:space="preserve">attempts at discounting group differences by how variable they were between species. this was done for a species across transects, small sample sizes (e.g., a species at two or three transects) made this measure noisy and not a meaningful assessment of group consistency. Alternatively, the getween-group variation is a more meaningful measure of certainty, but it describes an entirely different source of variation.</w:t>
+      </w:r>
+    </w:p>
+    <w:p>
       <w:r>
         <w:br w:type="page"/>
       </w:r>
     </w:p>
     <w:bookmarkEnd w:id="28"/>
-    <w:bookmarkStart w:id="29" w:name="figures"/>
+    <w:bookmarkStart w:id="45" w:name="figures"/>
     <w:p>
       <w:pPr>
         <w:pStyle w:val="Heading2"/>
@@ -224,13 +361,358 @@
         <w:t xml:space="preserve">Figures</w:t>
       </w:r>
     </w:p>
+    <w:tbl>
+      <w:tblPr>
+        <w:tblStyle w:val="Table"/>
+        <w:tblW w:type="pct" w:w="5000"/>
+        <w:tblLayout w:type="fixed"/>
+        <w:tblLook w:firstRow="0" w:lastRow="0" w:firstColumn="0" w:lastColumn="0" w:noHBand="0" w:noVBand="0" w:val="0000"/>
+      </w:tblPr>
+      <w:tblGrid>
+        <w:gridCol w:w="7920"/>
+      </w:tblGrid>
+      <w:tr>
+        <w:tc>
+          <w:tcPr/>
+          <w:bookmarkStart w:id="32" w:name="fig-scoring_process"/>
+          <w:p>
+            <w:pPr>
+              <w:pStyle w:val="Compact"/>
+              <w:jc w:val="center"/>
+            </w:pPr>
+            <w:r>
+              <w:drawing>
+                <wp:inline>
+                  <wp:extent cx="5943600" cy="3962400"/>
+                  <wp:effectExtent b="0" l="0" r="0" t="0"/>
+                  <wp:docPr descr="" title="" id="30" name="Picture"/>
+                  <a:graphic>
+                    <a:graphicData uri="http://schemas.openxmlformats.org/drawingml/2006/picture">
+                      <pic:pic>
+                        <pic:nvPicPr>
+                          <pic:cNvPr descr="figs/scoring_process.png" id="31" name="Picture"/>
+                          <pic:cNvPicPr>
+                            <a:picLocks noChangeArrowheads="1" noChangeAspect="1"/>
+                          </pic:cNvPicPr>
+                        </pic:nvPicPr>
+                        <pic:blipFill>
+                          <a:blip r:embed="rId29"/>
+                          <a:stretch>
+                            <a:fillRect/>
+                          </a:stretch>
+                        </pic:blipFill>
+                        <pic:spPr bwMode="auto">
+                          <a:xfrm>
+                            <a:off x="0" y="0"/>
+                            <a:ext cx="5943600" cy="3962400"/>
+                          </a:xfrm>
+                          <a:prstGeom prst="rect">
+                            <a:avLst/>
+                          </a:prstGeom>
+                          <a:noFill/>
+                          <a:ln w="9525">
+                            <a:noFill/>
+                            <a:headEnd/>
+                            <a:tailEnd/>
+                          </a:ln>
+                        </pic:spPr>
+                      </pic:pic>
+                    </a:graphicData>
+                  </a:graphic>
+                </wp:inline>
+              </w:drawing>
+            </w:r>
+          </w:p>
+          <w:p>
+            <w:pPr>
+              <w:jc w:val="center"/>
+            </w:pPr>
+            <w:pPr>
+              <w:jc w:val="left"/>
+              <w:spacing w:before="200"/>
+              <w:pStyle w:val="ImageCaption"/>
+            </w:pPr>
+            <w:r>
+              <w:t xml:space="preserve">Fig. 1: Flowchart showing the scoring process from steps 1 to 10 for a single group in a given year. Step 3 involves all groups in the focal year and step 8 is a historical baseline from all groups for a set period of past trainings.</w:t>
+            </w:r>
+          </w:p>
+          <w:bookmarkEnd w:id="32"/>
+        </w:tc>
+      </w:tr>
+    </w:tbl>
     <w:p>
       <w:r>
         <w:br w:type="page"/>
       </w:r>
     </w:p>
-    <w:bookmarkEnd w:id="29"/>
-    <w:bookmarkStart w:id="30" w:name="tables"/>
+    <w:tbl>
+      <w:tblPr>
+        <w:tblStyle w:val="Table"/>
+        <w:tblW w:type="pct" w:w="5000"/>
+        <w:tblLayout w:type="fixed"/>
+        <w:tblLook w:firstRow="0" w:lastRow="0" w:firstColumn="0" w:lastColumn="0" w:noHBand="0" w:noVBand="0" w:val="0000"/>
+      </w:tblPr>
+      <w:tblGrid>
+        <w:gridCol w:w="7920"/>
+      </w:tblGrid>
+      <w:tr>
+        <w:tc>
+          <w:tcPr/>
+          <w:bookmarkStart w:id="36" w:name="fig-leaveoneout"/>
+          <w:p>
+            <w:pPr>
+              <w:pStyle w:val="Compact"/>
+              <w:jc w:val="center"/>
+            </w:pPr>
+            <w:r>
+              <w:drawing>
+                <wp:inline>
+                  <wp:extent cx="5943600" cy="4457699"/>
+                  <wp:effectExtent b="0" l="0" r="0" t="0"/>
+                  <wp:docPr descr="" title="" id="34" name="Picture"/>
+                  <a:graphic>
+                    <a:graphicData uri="http://schemas.openxmlformats.org/drawingml/2006/picture">
+                      <pic:pic>
+                        <pic:nvPicPr>
+                          <pic:cNvPr descr="figs/leaveoneout.png" id="35" name="Picture"/>
+                          <pic:cNvPicPr>
+                            <a:picLocks noChangeArrowheads="1" noChangeAspect="1"/>
+                          </pic:cNvPicPr>
+                        </pic:nvPicPr>
+                        <pic:blipFill>
+                          <a:blip r:embed="rId33"/>
+                          <a:stretch>
+                            <a:fillRect/>
+                          </a:stretch>
+                        </pic:blipFill>
+                        <pic:spPr bwMode="auto">
+                          <a:xfrm>
+                            <a:off x="0" y="0"/>
+                            <a:ext cx="5943600" cy="4457699"/>
+                          </a:xfrm>
+                          <a:prstGeom prst="rect">
+                            <a:avLst/>
+                          </a:prstGeom>
+                          <a:noFill/>
+                          <a:ln w="9525">
+                            <a:noFill/>
+                            <a:headEnd/>
+                            <a:tailEnd/>
+                          </a:ln>
+                        </pic:spPr>
+                      </pic:pic>
+                    </a:graphicData>
+                  </a:graphic>
+                </wp:inline>
+              </w:drawing>
+            </w:r>
+          </w:p>
+          <w:p>
+            <w:pPr>
+              <w:jc w:val="center"/>
+            </w:pPr>
+            <w:pPr>
+              <w:jc w:val="left"/>
+              <w:spacing w:before="200"/>
+              <w:pStyle w:val="ImageCaption"/>
+            </w:pPr>
+            <w:r>
+              <w:t xml:space="preserve">Fig. 2: Comparison of raw deviations (top row) and scores (bottom row) for each of three metrics to actual estimates following a leave-one-site-out analysis across all years. The values on the x-axis represent the newly calculated raw deviations or scores after removing one site for each of all sampling years, repeated until each site was removed once. The</w:t>
+            </w:r>
+            <w:r>
+              <w:t xml:space="preserve"> </w:t>
+            </w:r>
+            <m:oMath>
+              <m:r>
+                <m:t>r</m:t>
+              </m:r>
+            </m:oMath>
+            <w:r>
+              <w:t xml:space="preserve"> </w:t>
+            </w:r>
+            <w:r>
+              <w:t xml:space="preserve">values represent the correlations of the recalculated values after removing one site and the full values with all sites. The dotted lines are 1:1 relationships.</w:t>
+            </w:r>
+          </w:p>
+          <w:bookmarkEnd w:id="36"/>
+        </w:tc>
+      </w:tr>
+    </w:tbl>
+    <w:p>
+      <w:r>
+        <w:br w:type="page"/>
+      </w:r>
+    </w:p>
+    <w:tbl>
+      <w:tblPr>
+        <w:tblStyle w:val="Table"/>
+        <w:tblW w:type="pct" w:w="5000"/>
+        <w:tblLayout w:type="fixed"/>
+        <w:tblLook w:firstRow="0" w:lastRow="0" w:firstColumn="0" w:lastColumn="0" w:noHBand="0" w:noVBand="0" w:val="0000"/>
+      </w:tblPr>
+      <w:tblGrid>
+        <w:gridCol w:w="7920"/>
+      </w:tblGrid>
+      <w:tr>
+        <w:tc>
+          <w:tcPr/>
+          <w:bookmarkStart w:id="40" w:name="fig-calsens"/>
+          <w:p>
+            <w:pPr>
+              <w:pStyle w:val="Compact"/>
+              <w:jc w:val="center"/>
+            </w:pPr>
+            <w:r>
+              <w:drawing>
+                <wp:inline>
+                  <wp:extent cx="5504749" cy="5504749"/>
+                  <wp:effectExtent b="0" l="0" r="0" t="0"/>
+                  <wp:docPr descr="" title="" id="38" name="Picture"/>
+                  <a:graphic>
+                    <a:graphicData uri="http://schemas.openxmlformats.org/drawingml/2006/picture">
+                      <pic:pic>
+                        <pic:nvPicPr>
+                          <pic:cNvPr descr="figs/calsens.png" id="39" name="Picture"/>
+                          <pic:cNvPicPr>
+                            <a:picLocks noChangeArrowheads="1" noChangeAspect="1"/>
+                          </pic:cNvPicPr>
+                        </pic:nvPicPr>
+                        <pic:blipFill>
+                          <a:blip r:embed="rId37"/>
+                          <a:stretch>
+                            <a:fillRect/>
+                          </a:stretch>
+                        </pic:blipFill>
+                        <pic:spPr bwMode="auto">
+                          <a:xfrm>
+                            <a:off x="0" y="0"/>
+                            <a:ext cx="5504749" cy="5504749"/>
+                          </a:xfrm>
+                          <a:prstGeom prst="rect">
+                            <a:avLst/>
+                          </a:prstGeom>
+                          <a:noFill/>
+                          <a:ln w="9525">
+                            <a:noFill/>
+                            <a:headEnd/>
+                            <a:tailEnd/>
+                          </a:ln>
+                        </pic:spPr>
+                      </pic:pic>
+                    </a:graphicData>
+                  </a:graphic>
+                </wp:inline>
+              </w:drawing>
+            </w:r>
+          </w:p>
+          <w:p>
+            <w:pPr>
+              <w:jc w:val="center"/>
+            </w:pPr>
+            <w:pPr>
+              <w:jc w:val="left"/>
+              <w:spacing w:before="200"/>
+              <w:pStyle w:val="ImageCaption"/>
+            </w:pPr>
+            <w:r>
+              <w:t xml:space="preserve">Fig. 3: Sensitivity of the calculated floor for the metric scores based on length of the calibration period. Different calibration periods of two to six years from the beginning of the period of record were evaluated. The black line is the mean floor for each year and metric. Score floors are jittered on the x-axis by year.</w:t>
+            </w:r>
+          </w:p>
+          <w:bookmarkEnd w:id="40"/>
+        </w:tc>
+      </w:tr>
+    </w:tbl>
+    <w:p>
+      <w:r>
+        <w:br w:type="page"/>
+      </w:r>
+    </w:p>
+    <w:tbl>
+      <w:tblPr>
+        <w:tblStyle w:val="Table"/>
+        <w:tblW w:type="pct" w:w="5000"/>
+        <w:tblLayout w:type="fixed"/>
+        <w:tblLook w:firstRow="0" w:lastRow="0" w:firstColumn="0" w:lastColumn="0" w:noHBand="0" w:noVBand="0" w:val="0000"/>
+      </w:tblPr>
+      <w:tblGrid>
+        <w:gridCol w:w="7920"/>
+      </w:tblGrid>
+      <w:tr>
+        <w:tc>
+          <w:tcPr/>
+          <w:bookmarkStart w:id="44" w:name="fig-scrdevmods"/>
+          <w:p>
+            <w:pPr>
+              <w:pStyle w:val="Compact"/>
+              <w:jc w:val="center"/>
+            </w:pPr>
+            <w:r>
+              <w:drawing>
+                <wp:inline>
+                  <wp:extent cx="5943600" cy="3512127"/>
+                  <wp:effectExtent b="0" l="0" r="0" t="0"/>
+                  <wp:docPr descr="" title="" id="42" name="Picture"/>
+                  <a:graphic>
+                    <a:graphicData uri="http://schemas.openxmlformats.org/drawingml/2006/picture">
+                      <pic:pic>
+                        <pic:nvPicPr>
+                          <pic:cNvPr descr="figs/scrdevmods.png" id="43" name="Picture"/>
+                          <pic:cNvPicPr>
+                            <a:picLocks noChangeArrowheads="1" noChangeAspect="1"/>
+                          </pic:cNvPicPr>
+                        </pic:nvPicPr>
+                        <pic:blipFill>
+                          <a:blip r:embed="rId41"/>
+                          <a:stretch>
+                            <a:fillRect/>
+                          </a:stretch>
+                        </pic:blipFill>
+                        <pic:spPr bwMode="auto">
+                          <a:xfrm>
+                            <a:off x="0" y="0"/>
+                            <a:ext cx="5943600" cy="3512127"/>
+                          </a:xfrm>
+                          <a:prstGeom prst="rect">
+                            <a:avLst/>
+                          </a:prstGeom>
+                          <a:noFill/>
+                          <a:ln w="9525">
+                            <a:noFill/>
+                            <a:headEnd/>
+                            <a:tailEnd/>
+                          </a:ln>
+                        </pic:spPr>
+                      </pic:pic>
+                    </a:graphicData>
+                  </a:graphic>
+                </wp:inline>
+              </w:drawing>
+            </w:r>
+          </w:p>
+          <w:p>
+            <w:pPr>
+              <w:jc w:val="center"/>
+            </w:pPr>
+            <w:pPr>
+              <w:jc w:val="left"/>
+              <w:spacing w:before="200"/>
+              <w:pStyle w:val="ImageCaption"/>
+            </w:pPr>
+            <w:r>
+              <w:t xml:space="preserve">Fig. 4: Results of mixed-effects models comparing group scores (top row) and absolute deviations (bottom row) over time. The models in the top row evaluate scores as a function of time with a random group effect, whereas the models in the bottom row evaluate the absolute deviations of the group values from the between group means with random effects for species and group. Solid lines show the overall group or group/species means and the dashed lines show individual effects for group or group/species. The bottom right plot did not have significant species or group effects and only the fit of absolute deviation over time is shown. None of the relationships are significant (ns: not significant).</w:t>
+            </w:r>
+          </w:p>
+          <w:bookmarkEnd w:id="44"/>
+        </w:tc>
+      </w:tr>
+    </w:tbl>
+    <w:p>
+      <w:r>
+        <w:br w:type="page"/>
+      </w:r>
+    </w:p>
+    <w:bookmarkEnd w:id="45"/>
+    <w:bookmarkStart w:id="49" w:name="tables"/>
     <w:p>
       <w:pPr>
         <w:pStyle w:val="Heading2"/>
@@ -239,13 +721,7335 @@
         <w:t xml:space="preserve">Tables</w:t>
       </w:r>
     </w:p>
+    <w:tbl>
+      <w:tblPr>
+        <w:tblStyle w:val="Table"/>
+        <w:tblW w:type="pct" w:w="5000"/>
+        <w:tblLayout w:type="fixed"/>
+        <w:tblLook w:firstRow="0" w:lastRow="0" w:firstColumn="0" w:lastColumn="0" w:noHBand="0" w:noVBand="0" w:val="0000"/>
+      </w:tblPr>
+      <w:tblGrid>
+        <w:gridCol w:w="7920"/>
+      </w:tblGrid>
+      <w:tr>
+        <w:tc>
+          <w:tcPr/>
+          <w:bookmarkStart w:id="46" w:name="tbl-scrmodstab"/>
+          <w:p>
+            <w:pPr>
+              <w:jc w:val="center"/>
+            </w:pPr>
+            <w:pPr>
+              <w:jc w:val="left"/>
+              <w:spacing w:before="200"/>
+              <w:pStyle w:val="ImageCaption"/>
+            </w:pPr>
+            <w:r>
+              <w:t xml:space="preserve">Table 1: Model summaries of metric score trends over time (year) by metric, with group as a random intercept. Group SD is the between group standard deviation. R² is shown for the marginal (fixed effects only) and conditional (fixed and random) effects. AIC: Akaike Information Criterion.</w:t>
+            </w:r>
+          </w:p>
+          <w:tbl xmlns:w="http://schemas.openxmlformats.org/wordprocessingml/2006/main" xmlns:r="http://schemas.openxmlformats.org/officeDocument/2006/relationships" xmlns:w14="http://schemas.microsoft.com/office/word/2010/wordml" xmlns:wp="http://schemas.openxmlformats.org/drawingml/2006/wordprocessingDrawing" xmlns:a="http://schemas.openxmlformats.org/drawingml/2006/main" xmlns:pic="http://schemas.openxmlformats.org/drawingml/2006/picture">
+            <w:tblPr>
+              <w:tblLayout w:type="fixed"/>
+              <w:jc w:val="center"/>
+              <w:tblLook w:firstRow="1" w:lastRow="0" w:firstColumn="0" w:lastColumn="0" w:noHBand="0" w:noVBand="1"/>
+            </w:tblPr>
+            <w:tblGrid>
+              <w:gridCol w:w="2367"/>
+              <w:gridCol w:w="2593"/>
+              <w:gridCol w:w="1389"/>
+              <w:gridCol w:w="1890"/>
+              <w:gridCol w:w="961"/>
+            </w:tblGrid>
+            <w:tr>
+              <w:trPr>
+                <w:trHeight w:val="638" w:hRule="auto"/>
+                <w:tblHeader/>
+              </w:trPr>
+              <w:tc>
+                <w:tcPr>
+                  <w:tcBorders>
+                    <w:bottom w:val="single" w:sz="12" w:space="0" w:color="666666"/>
+                    <w:top w:val="single" w:sz="12" w:space="0" w:color="666666"/>
+                    <w:left w:val="none" w:sz="0" w:space="0" w:color="000000"/>
+                    <w:right w:val="none" w:sz="0" w:space="0" w:color="000000"/>
+                  </w:tcBorders>
+                  <w:shd w:val="clear" w:color="auto" w:fill="FFFFFF"/>
+                  <w:tcMar>
+                    <w:top w:w="0" w:type="dxa"/>
+                    <w:bottom w:w="0" w:type="dxa"/>
+                    <w:left w:w="0" w:type="dxa"/>
+                    <w:right w:w="0" w:type="dxa"/>
+                  </w:tcMar>
+                  <w:vAlign w:val="center"/>
+                </w:tcPr>
+                <w:p>
+                  <w:pPr>
+                    <w:jc w:val="left"/>
+                    <w:pBdr>
+                      <w:bottom w:val="none" w:sz="0" w:space="0" w:color="000000"/>
+                      <w:top w:val="none" w:sz="0" w:space="0" w:color="000000"/>
+                      <w:left w:val="none" w:sz="0" w:space="0" w:color="000000"/>
+                      <w:right w:val="none" w:sz="0" w:space="0" w:color="000000"/>
+                    </w:pBdr>
+                    <w:spacing w:after="100" w:before="100" w:line="240"/>
+                    <w:ind w:left="100" w:right="100" w:firstLine="0" w:firstLineChars="0"/>
+                    <w:rPr>
+                      <w:rFonts w:ascii="Arial" w:hAnsi="Arial" w:eastAsia="Arial" w:cs="Arial"/>
+                      <w:i w:val="false"/>
+                      <w:b w:val="false"/>
+                      <w:u w:val="none"/>
+                      <w:strike w:val="false"/>
+                      <w:sz w:val="22"/>
+                      <w:szCs w:val="22"/>
+                      <w:color w:val="000000"/>
+                    </w:rPr>
+                  </w:pPr>
+                  <w:r xmlns:w="http://schemas.openxmlformats.org/wordprocessingml/2006/main" xmlns:wp="http://schemas.openxmlformats.org/drawingml/2006/wordprocessingDrawing" xmlns:r="http://schemas.openxmlformats.org/officeDocument/2006/relationships" xmlns:w14="http://schemas.microsoft.com/office/word/2010/wordml">
+                    <w:rPr>
+                      <w:rFonts w:ascii="Arial" w:hAnsi="Arial" w:eastAsia="Arial" w:cs="Arial"/>
+                      <w:i w:val="false"/>
+                      <w:b w:val="false"/>
+                      <w:u w:val="none"/>
+                      <w:strike w:val="false"/>
+                      <w:sz w:val="22"/>
+                      <w:szCs w:val="22"/>
+                      <w:color w:val="000000"/>
+                    </w:rPr>
+                    <w:t xml:space="preserve">Metric</w:t>
+                  </w:r>
+                </w:p>
+              </w:tc>
+              <w:tc>
+                <w:tcPr>
+                  <w:tcBorders>
+                    <w:bottom w:val="single" w:sz="12" w:space="0" w:color="666666"/>
+                    <w:top w:val="single" w:sz="12" w:space="0" w:color="666666"/>
+                    <w:left w:val="none" w:sz="0" w:space="0" w:color="000000"/>
+                    <w:right w:val="none" w:sz="0" w:space="0" w:color="000000"/>
+                  </w:tcBorders>
+                  <w:shd w:val="clear" w:color="auto" w:fill="FFFFFF"/>
+                  <w:tcMar>
+                    <w:top w:w="0" w:type="dxa"/>
+                    <w:bottom w:w="0" w:type="dxa"/>
+                    <w:left w:w="0" w:type="dxa"/>
+                    <w:right w:w="0" w:type="dxa"/>
+                  </w:tcMar>
+                  <w:vAlign w:val="center"/>
+                </w:tcPr>
+                <w:p>
+                  <w:pPr>
+                    <w:jc w:val="center"/>
+                    <w:pBdr>
+                      <w:bottom w:val="none" w:sz="0" w:space="0" w:color="000000"/>
+                      <w:top w:val="none" w:sz="0" w:space="0" w:color="000000"/>
+                      <w:left w:val="none" w:sz="0" w:space="0" w:color="000000"/>
+                      <w:right w:val="none" w:sz="0" w:space="0" w:color="000000"/>
+                    </w:pBdr>
+                    <w:spacing w:after="100" w:before="100" w:line="240"/>
+                    <w:ind w:left="100" w:right="100" w:firstLine="0" w:firstLineChars="0"/>
+                    <w:rPr>
+                      <w:rFonts w:ascii="Arial" w:hAnsi="Arial" w:eastAsia="Arial" w:cs="Arial"/>
+                      <w:i w:val="false"/>
+                      <w:b w:val="false"/>
+                      <w:u w:val="none"/>
+                      <w:strike w:val="false"/>
+                      <w:sz w:val="22"/>
+                      <w:szCs w:val="22"/>
+                      <w:color w:val="000000"/>
+                    </w:rPr>
+                  </w:pPr>
+                  <w:r xmlns:w="http://schemas.openxmlformats.org/wordprocessingml/2006/main" xmlns:wp="http://schemas.openxmlformats.org/drawingml/2006/wordprocessingDrawing" xmlns:r="http://schemas.openxmlformats.org/officeDocument/2006/relationships" xmlns:w14="http://schemas.microsoft.com/office/word/2010/wordml">
+                    <w:rPr>
+                      <w:rFonts w:ascii="Arial" w:hAnsi="Arial" w:eastAsia="Arial" w:cs="Arial"/>
+                      <w:i w:val="false"/>
+                      <w:b w:val="false"/>
+                      <w:u w:val="none"/>
+                      <w:strike w:val="false"/>
+                      <w:sz w:val="22"/>
+                      <w:szCs w:val="22"/>
+                      <w:color w:val="000000"/>
+                    </w:rPr>
+                    <w:t xml:space="preserve">Change yr⁻¹ (95% CI)</w:t>
+                  </w:r>
+                </w:p>
+              </w:tc>
+              <w:tc>
+                <w:tcPr>
+                  <w:tcBorders>
+                    <w:bottom w:val="single" w:sz="12" w:space="0" w:color="666666"/>
+                    <w:top w:val="single" w:sz="12" w:space="0" w:color="666666"/>
+                    <w:left w:val="none" w:sz="0" w:space="0" w:color="000000"/>
+                    <w:right w:val="none" w:sz="0" w:space="0" w:color="000000"/>
+                  </w:tcBorders>
+                  <w:shd w:val="clear" w:color="auto" w:fill="FFFFFF"/>
+                  <w:tcMar>
+                    <w:top w:w="0" w:type="dxa"/>
+                    <w:bottom w:w="0" w:type="dxa"/>
+                    <w:left w:w="0" w:type="dxa"/>
+                    <w:right w:w="0" w:type="dxa"/>
+                  </w:tcMar>
+                  <w:vAlign w:val="center"/>
+                </w:tcPr>
+                <w:p>
+                  <w:pPr>
+                    <w:jc w:val="center"/>
+                    <w:pBdr>
+                      <w:bottom w:val="none" w:sz="0" w:space="0" w:color="000000"/>
+                      <w:top w:val="none" w:sz="0" w:space="0" w:color="000000"/>
+                      <w:left w:val="none" w:sz="0" w:space="0" w:color="000000"/>
+                      <w:right w:val="none" w:sz="0" w:space="0" w:color="000000"/>
+                    </w:pBdr>
+                    <w:spacing w:after="100" w:before="100" w:line="240"/>
+                    <w:ind w:left="100" w:right="100" w:firstLine="0" w:firstLineChars="0"/>
+                    <w:rPr>
+                      <w:rFonts w:ascii="Arial" w:hAnsi="Arial" w:eastAsia="Arial" w:cs="Arial"/>
+                      <w:i w:val="false"/>
+                      <w:b w:val="false"/>
+                      <w:u w:val="none"/>
+                      <w:strike w:val="false"/>
+                      <w:sz w:val="22"/>
+                      <w:szCs w:val="22"/>
+                      <w:color w:val="000000"/>
+                    </w:rPr>
+                  </w:pPr>
+                  <w:r xmlns:w="http://schemas.openxmlformats.org/wordprocessingml/2006/main" xmlns:wp="http://schemas.openxmlformats.org/drawingml/2006/wordprocessingDrawing" xmlns:r="http://schemas.openxmlformats.org/officeDocument/2006/relationships" xmlns:w14="http://schemas.microsoft.com/office/word/2010/wordml">
+                    <w:rPr>
+                      <w:rFonts w:ascii="Arial" w:hAnsi="Arial" w:eastAsia="Arial" w:cs="Arial"/>
+                      <w:i w:val="false"/>
+                      <w:b w:val="false"/>
+                      <w:u w:val="none"/>
+                      <w:strike w:val="false"/>
+                      <w:sz w:val="22"/>
+                      <w:szCs w:val="22"/>
+                      <w:color w:val="000000"/>
+                    </w:rPr>
+                    <w:t xml:space="preserve">Group SD</w:t>
+                  </w:r>
+                </w:p>
+              </w:tc>
+              <w:tc>
+                <w:tcPr>
+                  <w:tcBorders>
+                    <w:bottom w:val="single" w:sz="12" w:space="0" w:color="666666"/>
+                    <w:top w:val="single" w:sz="12" w:space="0" w:color="666666"/>
+                    <w:left w:val="none" w:sz="0" w:space="0" w:color="000000"/>
+                    <w:right w:val="none" w:sz="0" w:space="0" w:color="000000"/>
+                  </w:tcBorders>
+                  <w:shd w:val="clear" w:color="auto" w:fill="FFFFFF"/>
+                  <w:tcMar>
+                    <w:top w:w="0" w:type="dxa"/>
+                    <w:bottom w:w="0" w:type="dxa"/>
+                    <w:left w:w="0" w:type="dxa"/>
+                    <w:right w:w="0" w:type="dxa"/>
+                  </w:tcMar>
+                  <w:vAlign w:val="center"/>
+                </w:tcPr>
+                <w:p>
+                  <w:pPr>
+                    <w:jc w:val="center"/>
+                    <w:pBdr>
+                      <w:bottom w:val="none" w:sz="0" w:space="0" w:color="000000"/>
+                      <w:top w:val="none" w:sz="0" w:space="0" w:color="000000"/>
+                      <w:left w:val="none" w:sz="0" w:space="0" w:color="000000"/>
+                      <w:right w:val="none" w:sz="0" w:space="0" w:color="000000"/>
+                    </w:pBdr>
+                    <w:spacing w:after="100" w:before="100" w:line="240"/>
+                    <w:ind w:left="100" w:right="100" w:firstLine="0" w:firstLineChars="0"/>
+                    <w:rPr>
+                      <w:rFonts w:ascii="Arial" w:hAnsi="Arial" w:eastAsia="Arial" w:cs="Arial"/>
+                      <w:i w:val="false"/>
+                      <w:b w:val="false"/>
+                      <w:u w:val="none"/>
+                      <w:strike w:val="false"/>
+                      <w:sz w:val="22"/>
+                      <w:szCs w:val="22"/>
+                      <w:color w:val="000000"/>
+                    </w:rPr>
+                  </w:pPr>
+                  <w:r xmlns:w="http://schemas.openxmlformats.org/wordprocessingml/2006/main" xmlns:wp="http://schemas.openxmlformats.org/drawingml/2006/wordprocessingDrawing" xmlns:r="http://schemas.openxmlformats.org/officeDocument/2006/relationships" xmlns:w14="http://schemas.microsoft.com/office/word/2010/wordml">
+                    <w:rPr>
+                      <w:rFonts w:ascii="Arial" w:hAnsi="Arial" w:eastAsia="Arial" w:cs="Arial"/>
+                      <w:i w:val="false"/>
+                      <w:b w:val="false"/>
+                      <w:u w:val="none"/>
+                      <w:strike w:val="false"/>
+                      <w:sz w:val="22"/>
+                      <w:szCs w:val="22"/>
+                      <w:color w:val="000000"/>
+                    </w:rPr>
+                    <w:t xml:space="preserve">R² (marg/cond)</w:t>
+                  </w:r>
+                </w:p>
+              </w:tc>
+              <w:tc>
+                <w:tcPr>
+                  <w:tcBorders>
+                    <w:bottom w:val="single" w:sz="12" w:space="0" w:color="666666"/>
+                    <w:top w:val="single" w:sz="12" w:space="0" w:color="666666"/>
+                    <w:left w:val="none" w:sz="0" w:space="0" w:color="000000"/>
+                    <w:right w:val="none" w:sz="0" w:space="0" w:color="000000"/>
+                  </w:tcBorders>
+                  <w:shd w:val="clear" w:color="auto" w:fill="FFFFFF"/>
+                  <w:tcMar>
+                    <w:top w:w="0" w:type="dxa"/>
+                    <w:bottom w:w="0" w:type="dxa"/>
+                    <w:left w:w="0" w:type="dxa"/>
+                    <w:right w:w="0" w:type="dxa"/>
+                  </w:tcMar>
+                  <w:vAlign w:val="center"/>
+                </w:tcPr>
+                <w:p>
+                  <w:pPr>
+                    <w:jc w:val="center"/>
+                    <w:pBdr>
+                      <w:bottom w:val="none" w:sz="0" w:space="0" w:color="000000"/>
+                      <w:top w:val="none" w:sz="0" w:space="0" w:color="000000"/>
+                      <w:left w:val="none" w:sz="0" w:space="0" w:color="000000"/>
+                      <w:right w:val="none" w:sz="0" w:space="0" w:color="000000"/>
+                    </w:pBdr>
+                    <w:spacing w:after="100" w:before="100" w:line="240"/>
+                    <w:ind w:left="100" w:right="100" w:firstLine="0" w:firstLineChars="0"/>
+                    <w:rPr>
+                      <w:rFonts w:ascii="Arial" w:hAnsi="Arial" w:eastAsia="Arial" w:cs="Arial"/>
+                      <w:i w:val="false"/>
+                      <w:b w:val="false"/>
+                      <w:u w:val="none"/>
+                      <w:strike w:val="false"/>
+                      <w:sz w:val="22"/>
+                      <w:szCs w:val="22"/>
+                      <w:color w:val="000000"/>
+                    </w:rPr>
+                  </w:pPr>
+                  <w:r xmlns:w="http://schemas.openxmlformats.org/wordprocessingml/2006/main" xmlns:wp="http://schemas.openxmlformats.org/drawingml/2006/wordprocessingDrawing" xmlns:r="http://schemas.openxmlformats.org/officeDocument/2006/relationships" xmlns:w14="http://schemas.microsoft.com/office/word/2010/wordml">
+                    <w:rPr>
+                      <w:rFonts w:ascii="Arial" w:hAnsi="Arial" w:eastAsia="Arial" w:cs="Arial"/>
+                      <w:i w:val="false"/>
+                      <w:b w:val="false"/>
+                      <w:u w:val="none"/>
+                      <w:strike w:val="false"/>
+                      <w:sz w:val="22"/>
+                      <w:szCs w:val="22"/>
+                      <w:color w:val="000000"/>
+                    </w:rPr>
+                    <w:t xml:space="preserve">AIC</w:t>
+                  </w:r>
+                </w:p>
+              </w:tc>
+            </w:tr>
+            <w:tr>
+              <w:trPr>
+                <w:trHeight w:val="608" w:hRule="auto"/>
+              </w:trPr>
+              <w:tc>
+                <w:tcPr>
+                  <w:tcBorders>
+                    <w:bottom w:val="none" w:sz="0" w:space="0" w:color="000000"/>
+                    <w:top w:val="single" w:sz="12" w:space="0" w:color="666666"/>
+                    <w:left w:val="none" w:sz="0" w:space="0" w:color="000000"/>
+                    <w:right w:val="none" w:sz="0" w:space="0" w:color="000000"/>
+                  </w:tcBorders>
+                  <w:shd w:val="clear" w:color="auto" w:fill="FFFFFF"/>
+                  <w:tcMar>
+                    <w:top w:w="0" w:type="dxa"/>
+                    <w:bottom w:w="0" w:type="dxa"/>
+                    <w:left w:w="0" w:type="dxa"/>
+                    <w:right w:w="0" w:type="dxa"/>
+                  </w:tcMar>
+                  <w:vAlign w:val="center"/>
+                </w:tcPr>
+                <w:p>
+                  <w:pPr>
+                    <w:jc w:val="left"/>
+                    <w:pBdr>
+                      <w:bottom w:val="none" w:sz="0" w:space="0" w:color="000000"/>
+                      <w:top w:val="none" w:sz="0" w:space="0" w:color="000000"/>
+                      <w:left w:val="none" w:sz="0" w:space="0" w:color="000000"/>
+                      <w:right w:val="none" w:sz="0" w:space="0" w:color="000000"/>
+                    </w:pBdr>
+                    <w:spacing w:after="100" w:before="100" w:line="240"/>
+                    <w:ind w:left="100" w:right="100" w:firstLine="0" w:firstLineChars="0"/>
+                    <w:rPr>
+                      <w:rFonts w:ascii="Arial" w:hAnsi="Arial" w:eastAsia="Arial" w:cs="Arial"/>
+                      <w:i w:val="false"/>
+                      <w:b w:val="false"/>
+                      <w:u w:val="none"/>
+                      <w:strike w:val="false"/>
+                      <w:sz w:val="22"/>
+                      <w:szCs w:val="22"/>
+                      <w:color w:val="000000"/>
+                    </w:rPr>
+                  </w:pPr>
+                  <w:r xmlns:w="http://schemas.openxmlformats.org/wordprocessingml/2006/main" xmlns:wp="http://schemas.openxmlformats.org/drawingml/2006/wordprocessingDrawing" xmlns:r="http://schemas.openxmlformats.org/officeDocument/2006/relationships" xmlns:w14="http://schemas.microsoft.com/office/word/2010/wordml">
+                    <w:rPr>
+                      <w:rFonts w:ascii="Arial" w:hAnsi="Arial" w:eastAsia="Arial" w:cs="Arial"/>
+                      <w:i w:val="false"/>
+                      <w:b w:val="false"/>
+                      <w:u w:val="none"/>
+                      <w:strike w:val="false"/>
+                      <w:sz w:val="22"/>
+                      <w:szCs w:val="22"/>
+                      <w:color w:val="000000"/>
+                    </w:rPr>
+                    <w:t xml:space="preserve">Abundance</w:t>
+                  </w:r>
+                </w:p>
+              </w:tc>
+              <w:tc>
+                <w:tcPr>
+                  <w:tcBorders>
+                    <w:bottom w:val="none" w:sz="0" w:space="0" w:color="000000"/>
+                    <w:top w:val="single" w:sz="12" w:space="0" w:color="666666"/>
+                    <w:left w:val="none" w:sz="0" w:space="0" w:color="000000"/>
+                    <w:right w:val="none" w:sz="0" w:space="0" w:color="000000"/>
+                  </w:tcBorders>
+                  <w:shd w:val="clear" w:color="auto" w:fill="FFFFFF"/>
+                  <w:tcMar>
+                    <w:top w:w="0" w:type="dxa"/>
+                    <w:bottom w:w="0" w:type="dxa"/>
+                    <w:left w:w="0" w:type="dxa"/>
+                    <w:right w:w="0" w:type="dxa"/>
+                  </w:tcMar>
+                  <w:vAlign w:val="center"/>
+                </w:tcPr>
+                <w:p>
+                  <w:pPr>
+                    <w:jc w:val="center"/>
+                    <w:pBdr>
+                      <w:bottom w:val="none" w:sz="0" w:space="0" w:color="000000"/>
+                      <w:top w:val="none" w:sz="0" w:space="0" w:color="000000"/>
+                      <w:left w:val="none" w:sz="0" w:space="0" w:color="000000"/>
+                      <w:right w:val="none" w:sz="0" w:space="0" w:color="000000"/>
+                    </w:pBdr>
+                    <w:spacing w:after="100" w:before="100" w:line="240"/>
+                    <w:ind w:left="100" w:right="100" w:firstLine="0" w:firstLineChars="0"/>
+                    <w:rPr>
+                      <w:rFonts w:ascii="Arial" w:hAnsi="Arial" w:eastAsia="Arial" w:cs="Arial"/>
+                      <w:i w:val="false"/>
+                      <w:b w:val="false"/>
+                      <w:u w:val="none"/>
+                      <w:strike w:val="false"/>
+                      <w:sz w:val="22"/>
+                      <w:szCs w:val="22"/>
+                      <w:color w:val="000000"/>
+                    </w:rPr>
+                  </w:pPr>
+                  <w:r xmlns:w="http://schemas.openxmlformats.org/wordprocessingml/2006/main" xmlns:wp="http://schemas.openxmlformats.org/drawingml/2006/wordprocessingDrawing" xmlns:r="http://schemas.openxmlformats.org/officeDocument/2006/relationships" xmlns:w14="http://schemas.microsoft.com/office/word/2010/wordml">
+                    <w:rPr>
+                      <w:rFonts w:ascii="Arial" w:hAnsi="Arial" w:eastAsia="Arial" w:cs="Arial"/>
+                      <w:i w:val="false"/>
+                      <w:b w:val="false"/>
+                      <w:u w:val="none"/>
+                      <w:strike w:val="false"/>
+                      <w:sz w:val="22"/>
+                      <w:szCs w:val="22"/>
+                      <w:color w:val="000000"/>
+                    </w:rPr>
+                    <w:t xml:space="preserve">-0.1 (-2.6, 2.3)</w:t>
+                  </w:r>
+                </w:p>
+              </w:tc>
+              <w:tc>
+                <w:tcPr>
+                  <w:tcBorders>
+                    <w:bottom w:val="none" w:sz="0" w:space="0" w:color="000000"/>
+                    <w:top w:val="single" w:sz="12" w:space="0" w:color="666666"/>
+                    <w:left w:val="none" w:sz="0" w:space="0" w:color="000000"/>
+                    <w:right w:val="none" w:sz="0" w:space="0" w:color="000000"/>
+                  </w:tcBorders>
+                  <w:shd w:val="clear" w:color="auto" w:fill="FFFFFF"/>
+                  <w:tcMar>
+                    <w:top w:w="0" w:type="dxa"/>
+                    <w:bottom w:w="0" w:type="dxa"/>
+                    <w:left w:w="0" w:type="dxa"/>
+                    <w:right w:w="0" w:type="dxa"/>
+                  </w:tcMar>
+                  <w:vAlign w:val="center"/>
+                </w:tcPr>
+                <w:p>
+                  <w:pPr>
+                    <w:jc w:val="center"/>
+                    <w:pBdr>
+                      <w:bottom w:val="none" w:sz="0" w:space="0" w:color="000000"/>
+                      <w:top w:val="none" w:sz="0" w:space="0" w:color="000000"/>
+                      <w:left w:val="none" w:sz="0" w:space="0" w:color="000000"/>
+                      <w:right w:val="none" w:sz="0" w:space="0" w:color="000000"/>
+                    </w:pBdr>
+                    <w:spacing w:after="100" w:before="100" w:line="240"/>
+                    <w:ind w:left="100" w:right="100" w:firstLine="0" w:firstLineChars="0"/>
+                    <w:rPr>
+                      <w:rFonts w:ascii="Arial" w:hAnsi="Arial" w:eastAsia="Arial" w:cs="Arial"/>
+                      <w:i w:val="false"/>
+                      <w:b w:val="false"/>
+                      <w:u w:val="none"/>
+                      <w:strike w:val="false"/>
+                      <w:sz w:val="22"/>
+                      <w:szCs w:val="22"/>
+                      <w:color w:val="000000"/>
+                    </w:rPr>
+                  </w:pPr>
+                  <w:r xmlns:w="http://schemas.openxmlformats.org/wordprocessingml/2006/main" xmlns:wp="http://schemas.openxmlformats.org/drawingml/2006/wordprocessingDrawing" xmlns:r="http://schemas.openxmlformats.org/officeDocument/2006/relationships" xmlns:w14="http://schemas.microsoft.com/office/word/2010/wordml">
+                    <w:rPr>
+                      <w:rFonts w:ascii="Arial" w:hAnsi="Arial" w:eastAsia="Arial" w:cs="Arial"/>
+                      <w:i w:val="false"/>
+                      <w:b w:val="false"/>
+                      <w:u w:val="none"/>
+                      <w:strike w:val="false"/>
+                      <w:sz w:val="22"/>
+                      <w:szCs w:val="22"/>
+                      <w:color w:val="000000"/>
+                    </w:rPr>
+                    <w:t xml:space="preserve">5.1</w:t>
+                  </w:r>
+                </w:p>
+              </w:tc>
+              <w:tc>
+                <w:tcPr>
+                  <w:tcBorders>
+                    <w:bottom w:val="none" w:sz="0" w:space="0" w:color="000000"/>
+                    <w:top w:val="single" w:sz="12" w:space="0" w:color="666666"/>
+                    <w:left w:val="none" w:sz="0" w:space="0" w:color="000000"/>
+                    <w:right w:val="none" w:sz="0" w:space="0" w:color="000000"/>
+                  </w:tcBorders>
+                  <w:shd w:val="clear" w:color="auto" w:fill="FFFFFF"/>
+                  <w:tcMar>
+                    <w:top w:w="0" w:type="dxa"/>
+                    <w:bottom w:w="0" w:type="dxa"/>
+                    <w:left w:w="0" w:type="dxa"/>
+                    <w:right w:w="0" w:type="dxa"/>
+                  </w:tcMar>
+                  <w:vAlign w:val="center"/>
+                </w:tcPr>
+                <w:p>
+                  <w:pPr>
+                    <w:jc w:val="center"/>
+                    <w:pBdr>
+                      <w:bottom w:val="none" w:sz="0" w:space="0" w:color="000000"/>
+                      <w:top w:val="none" w:sz="0" w:space="0" w:color="000000"/>
+                      <w:left w:val="none" w:sz="0" w:space="0" w:color="000000"/>
+                      <w:right w:val="none" w:sz="0" w:space="0" w:color="000000"/>
+                    </w:pBdr>
+                    <w:spacing w:after="100" w:before="100" w:line="240"/>
+                    <w:ind w:left="100" w:right="100" w:firstLine="0" w:firstLineChars="0"/>
+                    <w:rPr>
+                      <w:rFonts w:ascii="Arial" w:hAnsi="Arial" w:eastAsia="Arial" w:cs="Arial"/>
+                      <w:i w:val="false"/>
+                      <w:b w:val="false"/>
+                      <w:u w:val="none"/>
+                      <w:strike w:val="false"/>
+                      <w:sz w:val="22"/>
+                      <w:szCs w:val="22"/>
+                      <w:color w:val="000000"/>
+                    </w:rPr>
+                  </w:pPr>
+                  <w:r xmlns:w="http://schemas.openxmlformats.org/wordprocessingml/2006/main" xmlns:wp="http://schemas.openxmlformats.org/drawingml/2006/wordprocessingDrawing" xmlns:r="http://schemas.openxmlformats.org/officeDocument/2006/relationships" xmlns:w14="http://schemas.microsoft.com/office/word/2010/wordml">
+                    <w:rPr>
+                      <w:rFonts w:ascii="Arial" w:hAnsi="Arial" w:eastAsia="Arial" w:cs="Arial"/>
+                      <w:i w:val="false"/>
+                      <w:b w:val="false"/>
+                      <w:u w:val="none"/>
+                      <w:strike w:val="false"/>
+                      <w:sz w:val="22"/>
+                      <w:szCs w:val="22"/>
+                      <w:color w:val="000000"/>
+                    </w:rPr>
+                    <w:t xml:space="preserve">0.00 / 0.11</w:t>
+                  </w:r>
+                </w:p>
+              </w:tc>
+              <w:tc>
+                <w:tcPr>
+                  <w:tcBorders>
+                    <w:bottom w:val="none" w:sz="0" w:space="0" w:color="000000"/>
+                    <w:top w:val="single" w:sz="12" w:space="0" w:color="666666"/>
+                    <w:left w:val="none" w:sz="0" w:space="0" w:color="000000"/>
+                    <w:right w:val="none" w:sz="0" w:space="0" w:color="000000"/>
+                  </w:tcBorders>
+                  <w:shd w:val="clear" w:color="auto" w:fill="FFFFFF"/>
+                  <w:tcMar>
+                    <w:top w:w="0" w:type="dxa"/>
+                    <w:bottom w:w="0" w:type="dxa"/>
+                    <w:left w:w="0" w:type="dxa"/>
+                    <w:right w:w="0" w:type="dxa"/>
+                  </w:tcMar>
+                  <w:vAlign w:val="center"/>
+                </w:tcPr>
+                <w:p>
+                  <w:pPr>
+                    <w:jc w:val="center"/>
+                    <w:pBdr>
+                      <w:bottom w:val="none" w:sz="0" w:space="0" w:color="000000"/>
+                      <w:top w:val="none" w:sz="0" w:space="0" w:color="000000"/>
+                      <w:left w:val="none" w:sz="0" w:space="0" w:color="000000"/>
+                      <w:right w:val="none" w:sz="0" w:space="0" w:color="000000"/>
+                    </w:pBdr>
+                    <w:spacing w:after="100" w:before="100" w:line="240"/>
+                    <w:ind w:left="100" w:right="100" w:firstLine="0" w:firstLineChars="0"/>
+                    <w:rPr>
+                      <w:rFonts w:ascii="Arial" w:hAnsi="Arial" w:eastAsia="Arial" w:cs="Arial"/>
+                      <w:i w:val="false"/>
+                      <w:b w:val="false"/>
+                      <w:u w:val="none"/>
+                      <w:strike w:val="false"/>
+                      <w:sz w:val="22"/>
+                      <w:szCs w:val="22"/>
+                      <w:color w:val="000000"/>
+                    </w:rPr>
+                  </w:pPr>
+                  <w:r xmlns:w="http://schemas.openxmlformats.org/wordprocessingml/2006/main" xmlns:wp="http://schemas.openxmlformats.org/drawingml/2006/wordprocessingDrawing" xmlns:r="http://schemas.openxmlformats.org/officeDocument/2006/relationships" xmlns:w14="http://schemas.microsoft.com/office/word/2010/wordml">
+                    <w:rPr>
+                      <w:rFonts w:ascii="Arial" w:hAnsi="Arial" w:eastAsia="Arial" w:cs="Arial"/>
+                      <w:i w:val="false"/>
+                      <w:b w:val="false"/>
+                      <w:u w:val="none"/>
+                      <w:strike w:val="false"/>
+                      <w:sz w:val="22"/>
+                      <w:szCs w:val="22"/>
+                      <w:color w:val="000000"/>
+                    </w:rPr>
+                    <w:t xml:space="preserve">304.9</w:t>
+                  </w:r>
+                </w:p>
+              </w:tc>
+            </w:tr>
+            <w:tr>
+              <w:trPr>
+                <w:trHeight w:val="608" w:hRule="auto"/>
+              </w:trPr>
+              <w:tc>
+                <w:tcPr>
+                  <w:tcBorders>
+                    <w:bottom w:val="none" w:sz="0" w:space="0" w:color="000000"/>
+                    <w:top w:val="none" w:sz="0" w:space="0" w:color="000000"/>
+                    <w:left w:val="none" w:sz="0" w:space="0" w:color="000000"/>
+                    <w:right w:val="none" w:sz="0" w:space="0" w:color="000000"/>
+                  </w:tcBorders>
+                  <w:shd w:val="clear" w:color="auto" w:fill="FFFFFF"/>
+                  <w:tcMar>
+                    <w:top w:w="0" w:type="dxa"/>
+                    <w:bottom w:w="0" w:type="dxa"/>
+                    <w:left w:w="0" w:type="dxa"/>
+                    <w:right w:w="0" w:type="dxa"/>
+                  </w:tcMar>
+                  <w:vAlign w:val="center"/>
+                </w:tcPr>
+                <w:p>
+                  <w:pPr>
+                    <w:jc w:val="left"/>
+                    <w:pBdr>
+                      <w:bottom w:val="none" w:sz="0" w:space="0" w:color="000000"/>
+                      <w:top w:val="none" w:sz="0" w:space="0" w:color="000000"/>
+                      <w:left w:val="none" w:sz="0" w:space="0" w:color="000000"/>
+                      <w:right w:val="none" w:sz="0" w:space="0" w:color="000000"/>
+                    </w:pBdr>
+                    <w:spacing w:after="100" w:before="100" w:line="240"/>
+                    <w:ind w:left="100" w:right="100" w:firstLine="0" w:firstLineChars="0"/>
+                    <w:rPr>
+                      <w:rFonts w:ascii="Arial" w:hAnsi="Arial" w:eastAsia="Arial" w:cs="Arial"/>
+                      <w:i w:val="false"/>
+                      <w:b w:val="false"/>
+                      <w:u w:val="none"/>
+                      <w:strike w:val="false"/>
+                      <w:sz w:val="22"/>
+                      <w:szCs w:val="22"/>
+                      <w:color w:val="000000"/>
+                    </w:rPr>
+                  </w:pPr>
+                  <w:r xmlns:w="http://schemas.openxmlformats.org/wordprocessingml/2006/main" xmlns:wp="http://schemas.openxmlformats.org/drawingml/2006/wordprocessingDrawing" xmlns:r="http://schemas.openxmlformats.org/officeDocument/2006/relationships" xmlns:w14="http://schemas.microsoft.com/office/word/2010/wordml">
+                    <w:rPr>
+                      <w:rFonts w:ascii="Arial" w:hAnsi="Arial" w:eastAsia="Arial" w:cs="Arial"/>
+                      <w:i w:val="false"/>
+                      <w:b w:val="false"/>
+                      <w:u w:val="none"/>
+                      <w:strike w:val="false"/>
+                      <w:sz w:val="22"/>
+                      <w:szCs w:val="22"/>
+                      <w:color w:val="000000"/>
+                    </w:rPr>
+                    <w:t xml:space="preserve">Blade Length</w:t>
+                  </w:r>
+                </w:p>
+              </w:tc>
+              <w:tc>
+                <w:tcPr>
+                  <w:tcBorders>
+                    <w:bottom w:val="none" w:sz="0" w:space="0" w:color="000000"/>
+                    <w:top w:val="none" w:sz="0" w:space="0" w:color="000000"/>
+                    <w:left w:val="none" w:sz="0" w:space="0" w:color="000000"/>
+                    <w:right w:val="none" w:sz="0" w:space="0" w:color="000000"/>
+                  </w:tcBorders>
+                  <w:shd w:val="clear" w:color="auto" w:fill="FFFFFF"/>
+                  <w:tcMar>
+                    <w:top w:w="0" w:type="dxa"/>
+                    <w:bottom w:w="0" w:type="dxa"/>
+                    <w:left w:w="0" w:type="dxa"/>
+                    <w:right w:w="0" w:type="dxa"/>
+                  </w:tcMar>
+                  <w:vAlign w:val="center"/>
+                </w:tcPr>
+                <w:p>
+                  <w:pPr>
+                    <w:jc w:val="center"/>
+                    <w:pBdr>
+                      <w:bottom w:val="none" w:sz="0" w:space="0" w:color="000000"/>
+                      <w:top w:val="none" w:sz="0" w:space="0" w:color="000000"/>
+                      <w:left w:val="none" w:sz="0" w:space="0" w:color="000000"/>
+                      <w:right w:val="none" w:sz="0" w:space="0" w:color="000000"/>
+                    </w:pBdr>
+                    <w:spacing w:after="100" w:before="100" w:line="240"/>
+                    <w:ind w:left="100" w:right="100" w:firstLine="0" w:firstLineChars="0"/>
+                    <w:rPr>
+                      <w:rFonts w:ascii="Arial" w:hAnsi="Arial" w:eastAsia="Arial" w:cs="Arial"/>
+                      <w:i w:val="false"/>
+                      <w:b w:val="false"/>
+                      <w:u w:val="none"/>
+                      <w:strike w:val="false"/>
+                      <w:sz w:val="22"/>
+                      <w:szCs w:val="22"/>
+                      <w:color w:val="000000"/>
+                    </w:rPr>
+                  </w:pPr>
+                  <w:r xmlns:w="http://schemas.openxmlformats.org/wordprocessingml/2006/main" xmlns:wp="http://schemas.openxmlformats.org/drawingml/2006/wordprocessingDrawing" xmlns:r="http://schemas.openxmlformats.org/officeDocument/2006/relationships" xmlns:w14="http://schemas.microsoft.com/office/word/2010/wordml">
+                    <w:rPr>
+                      <w:rFonts w:ascii="Arial" w:hAnsi="Arial" w:eastAsia="Arial" w:cs="Arial"/>
+                      <w:i w:val="false"/>
+                      <w:b w:val="false"/>
+                      <w:u w:val="none"/>
+                      <w:strike w:val="false"/>
+                      <w:sz w:val="22"/>
+                      <w:szCs w:val="22"/>
+                      <w:color w:val="000000"/>
+                    </w:rPr>
+                    <w:t xml:space="preserve">1.3 (-0.2, 2.8)</w:t>
+                  </w:r>
+                </w:p>
+              </w:tc>
+              <w:tc>
+                <w:tcPr>
+                  <w:tcBorders>
+                    <w:bottom w:val="none" w:sz="0" w:space="0" w:color="000000"/>
+                    <w:top w:val="none" w:sz="0" w:space="0" w:color="000000"/>
+                    <w:left w:val="none" w:sz="0" w:space="0" w:color="000000"/>
+                    <w:right w:val="none" w:sz="0" w:space="0" w:color="000000"/>
+                  </w:tcBorders>
+                  <w:shd w:val="clear" w:color="auto" w:fill="FFFFFF"/>
+                  <w:tcMar>
+                    <w:top w:w="0" w:type="dxa"/>
+                    <w:bottom w:w="0" w:type="dxa"/>
+                    <w:left w:w="0" w:type="dxa"/>
+                    <w:right w:w="0" w:type="dxa"/>
+                  </w:tcMar>
+                  <w:vAlign w:val="center"/>
+                </w:tcPr>
+                <w:p>
+                  <w:pPr>
+                    <w:jc w:val="center"/>
+                    <w:pBdr>
+                      <w:bottom w:val="none" w:sz="0" w:space="0" w:color="000000"/>
+                      <w:top w:val="none" w:sz="0" w:space="0" w:color="000000"/>
+                      <w:left w:val="none" w:sz="0" w:space="0" w:color="000000"/>
+                      <w:right w:val="none" w:sz="0" w:space="0" w:color="000000"/>
+                    </w:pBdr>
+                    <w:spacing w:after="100" w:before="100" w:line="240"/>
+                    <w:ind w:left="100" w:right="100" w:firstLine="0" w:firstLineChars="0"/>
+                    <w:rPr>
+                      <w:rFonts w:ascii="Arial" w:hAnsi="Arial" w:eastAsia="Arial" w:cs="Arial"/>
+                      <w:i w:val="false"/>
+                      <w:b w:val="false"/>
+                      <w:u w:val="none"/>
+                      <w:strike w:val="false"/>
+                      <w:sz w:val="22"/>
+                      <w:szCs w:val="22"/>
+                      <w:color w:val="000000"/>
+                    </w:rPr>
+                  </w:pPr>
+                  <w:r xmlns:w="http://schemas.openxmlformats.org/wordprocessingml/2006/main" xmlns:wp="http://schemas.openxmlformats.org/drawingml/2006/wordprocessingDrawing" xmlns:r="http://schemas.openxmlformats.org/officeDocument/2006/relationships" xmlns:w14="http://schemas.microsoft.com/office/word/2010/wordml">
+                    <w:rPr>
+                      <w:rFonts w:ascii="Arial" w:hAnsi="Arial" w:eastAsia="Arial" w:cs="Arial"/>
+                      <w:i w:val="false"/>
+                      <w:b w:val="false"/>
+                      <w:u w:val="none"/>
+                      <w:strike w:val="false"/>
+                      <w:sz w:val="22"/>
+                      <w:szCs w:val="22"/>
+                      <w:color w:val="000000"/>
+                    </w:rPr>
+                    <w:t xml:space="preserve">3.4</w:t>
+                  </w:r>
+                </w:p>
+              </w:tc>
+              <w:tc>
+                <w:tcPr>
+                  <w:tcBorders>
+                    <w:bottom w:val="none" w:sz="0" w:space="0" w:color="000000"/>
+                    <w:top w:val="none" w:sz="0" w:space="0" w:color="000000"/>
+                    <w:left w:val="none" w:sz="0" w:space="0" w:color="000000"/>
+                    <w:right w:val="none" w:sz="0" w:space="0" w:color="000000"/>
+                  </w:tcBorders>
+                  <w:shd w:val="clear" w:color="auto" w:fill="FFFFFF"/>
+                  <w:tcMar>
+                    <w:top w:w="0" w:type="dxa"/>
+                    <w:bottom w:w="0" w:type="dxa"/>
+                    <w:left w:w="0" w:type="dxa"/>
+                    <w:right w:w="0" w:type="dxa"/>
+                  </w:tcMar>
+                  <w:vAlign w:val="center"/>
+                </w:tcPr>
+                <w:p>
+                  <w:pPr>
+                    <w:jc w:val="center"/>
+                    <w:pBdr>
+                      <w:bottom w:val="none" w:sz="0" w:space="0" w:color="000000"/>
+                      <w:top w:val="none" w:sz="0" w:space="0" w:color="000000"/>
+                      <w:left w:val="none" w:sz="0" w:space="0" w:color="000000"/>
+                      <w:right w:val="none" w:sz="0" w:space="0" w:color="000000"/>
+                    </w:pBdr>
+                    <w:spacing w:after="100" w:before="100" w:line="240"/>
+                    <w:ind w:left="100" w:right="100" w:firstLine="0" w:firstLineChars="0"/>
+                    <w:rPr>
+                      <w:rFonts w:ascii="Arial" w:hAnsi="Arial" w:eastAsia="Arial" w:cs="Arial"/>
+                      <w:i w:val="false"/>
+                      <w:b w:val="false"/>
+                      <w:u w:val="none"/>
+                      <w:strike w:val="false"/>
+                      <w:sz w:val="22"/>
+                      <w:szCs w:val="22"/>
+                      <w:color w:val="000000"/>
+                    </w:rPr>
+                  </w:pPr>
+                  <w:r xmlns:w="http://schemas.openxmlformats.org/wordprocessingml/2006/main" xmlns:wp="http://schemas.openxmlformats.org/drawingml/2006/wordprocessingDrawing" xmlns:r="http://schemas.openxmlformats.org/officeDocument/2006/relationships" xmlns:w14="http://schemas.microsoft.com/office/word/2010/wordml">
+                    <w:rPr>
+                      <w:rFonts w:ascii="Arial" w:hAnsi="Arial" w:eastAsia="Arial" w:cs="Arial"/>
+                      <w:i w:val="false"/>
+                      <w:b w:val="false"/>
+                      <w:u w:val="none"/>
+                      <w:strike w:val="false"/>
+                      <w:sz w:val="22"/>
+                      <w:szCs w:val="22"/>
+                      <w:color w:val="000000"/>
+                    </w:rPr>
+                    <w:t xml:space="preserve">0.07 / 0.18</w:t>
+                  </w:r>
+                </w:p>
+              </w:tc>
+              <w:tc>
+                <w:tcPr>
+                  <w:tcBorders>
+                    <w:bottom w:val="none" w:sz="0" w:space="0" w:color="000000"/>
+                    <w:top w:val="none" w:sz="0" w:space="0" w:color="000000"/>
+                    <w:left w:val="none" w:sz="0" w:space="0" w:color="000000"/>
+                    <w:right w:val="none" w:sz="0" w:space="0" w:color="000000"/>
+                  </w:tcBorders>
+                  <w:shd w:val="clear" w:color="auto" w:fill="FFFFFF"/>
+                  <w:tcMar>
+                    <w:top w:w="0" w:type="dxa"/>
+                    <w:bottom w:w="0" w:type="dxa"/>
+                    <w:left w:w="0" w:type="dxa"/>
+                    <w:right w:w="0" w:type="dxa"/>
+                  </w:tcMar>
+                  <w:vAlign w:val="center"/>
+                </w:tcPr>
+                <w:p>
+                  <w:pPr>
+                    <w:jc w:val="center"/>
+                    <w:pBdr>
+                      <w:bottom w:val="none" w:sz="0" w:space="0" w:color="000000"/>
+                      <w:top w:val="none" w:sz="0" w:space="0" w:color="000000"/>
+                      <w:left w:val="none" w:sz="0" w:space="0" w:color="000000"/>
+                      <w:right w:val="none" w:sz="0" w:space="0" w:color="000000"/>
+                    </w:pBdr>
+                    <w:spacing w:after="100" w:before="100" w:line="240"/>
+                    <w:ind w:left="100" w:right="100" w:firstLine="0" w:firstLineChars="0"/>
+                    <w:rPr>
+                      <w:rFonts w:ascii="Arial" w:hAnsi="Arial" w:eastAsia="Arial" w:cs="Arial"/>
+                      <w:i w:val="false"/>
+                      <w:b w:val="false"/>
+                      <w:u w:val="none"/>
+                      <w:strike w:val="false"/>
+                      <w:sz w:val="22"/>
+                      <w:szCs w:val="22"/>
+                      <w:color w:val="000000"/>
+                    </w:rPr>
+                  </w:pPr>
+                  <w:r xmlns:w="http://schemas.openxmlformats.org/wordprocessingml/2006/main" xmlns:wp="http://schemas.openxmlformats.org/drawingml/2006/wordprocessingDrawing" xmlns:r="http://schemas.openxmlformats.org/officeDocument/2006/relationships" xmlns:w14="http://schemas.microsoft.com/office/word/2010/wordml">
+                    <w:rPr>
+                      <w:rFonts w:ascii="Arial" w:hAnsi="Arial" w:eastAsia="Arial" w:cs="Arial"/>
+                      <w:i w:val="false"/>
+                      <w:b w:val="false"/>
+                      <w:u w:val="none"/>
+                      <w:strike w:val="false"/>
+                      <w:sz w:val="22"/>
+                      <w:szCs w:val="22"/>
+                      <w:color w:val="000000"/>
+                    </w:rPr>
+                    <w:t xml:space="preserve">272.8</w:t>
+                  </w:r>
+                </w:p>
+              </w:tc>
+            </w:tr>
+            <w:tr>
+              <w:trPr>
+                <w:trHeight w:val="623" w:hRule="auto"/>
+              </w:trPr>
+              <w:tc>
+                <w:tcPr>
+                  <w:tcBorders>
+                    <w:bottom w:val="single" w:sz="12" w:space="0" w:color="666666"/>
+                    <w:top w:val="none" w:sz="0" w:space="0" w:color="000000"/>
+                    <w:left w:val="none" w:sz="0" w:space="0" w:color="000000"/>
+                    <w:right w:val="none" w:sz="0" w:space="0" w:color="000000"/>
+                  </w:tcBorders>
+                  <w:shd w:val="clear" w:color="auto" w:fill="FFFFFF"/>
+                  <w:tcMar>
+                    <w:top w:w="0" w:type="dxa"/>
+                    <w:bottom w:w="0" w:type="dxa"/>
+                    <w:left w:w="0" w:type="dxa"/>
+                    <w:right w:w="0" w:type="dxa"/>
+                  </w:tcMar>
+                  <w:vAlign w:val="center"/>
+                </w:tcPr>
+                <w:p>
+                  <w:pPr>
+                    <w:jc w:val="left"/>
+                    <w:pBdr>
+                      <w:bottom w:val="none" w:sz="0" w:space="0" w:color="000000"/>
+                      <w:top w:val="none" w:sz="0" w:space="0" w:color="000000"/>
+                      <w:left w:val="none" w:sz="0" w:space="0" w:color="000000"/>
+                      <w:right w:val="none" w:sz="0" w:space="0" w:color="000000"/>
+                    </w:pBdr>
+                    <w:spacing w:after="100" w:before="100" w:line="240"/>
+                    <w:ind w:left="100" w:right="100" w:firstLine="0" w:firstLineChars="0"/>
+                    <w:rPr>
+                      <w:rFonts w:ascii="Arial" w:hAnsi="Arial" w:eastAsia="Arial" w:cs="Arial"/>
+                      <w:i w:val="false"/>
+                      <w:b w:val="false"/>
+                      <w:u w:val="none"/>
+                      <w:strike w:val="false"/>
+                      <w:sz w:val="22"/>
+                      <w:szCs w:val="22"/>
+                      <w:color w:val="000000"/>
+                    </w:rPr>
+                  </w:pPr>
+                  <w:r xmlns:w="http://schemas.openxmlformats.org/wordprocessingml/2006/main" xmlns:wp="http://schemas.openxmlformats.org/drawingml/2006/wordprocessingDrawing" xmlns:r="http://schemas.openxmlformats.org/officeDocument/2006/relationships" xmlns:w14="http://schemas.microsoft.com/office/word/2010/wordml">
+                    <w:rPr>
+                      <w:rFonts w:ascii="Arial" w:hAnsi="Arial" w:eastAsia="Arial" w:cs="Arial"/>
+                      <w:i w:val="false"/>
+                      <w:b w:val="false"/>
+                      <w:u w:val="none"/>
+                      <w:strike w:val="false"/>
+                      <w:sz w:val="22"/>
+                      <w:szCs w:val="22"/>
+                      <w:color w:val="000000"/>
+                    </w:rPr>
+                    <w:t xml:space="preserve">Short Shoot Density</w:t>
+                  </w:r>
+                </w:p>
+              </w:tc>
+              <w:tc>
+                <w:tcPr>
+                  <w:tcBorders>
+                    <w:bottom w:val="single" w:sz="12" w:space="0" w:color="666666"/>
+                    <w:top w:val="none" w:sz="0" w:space="0" w:color="000000"/>
+                    <w:left w:val="none" w:sz="0" w:space="0" w:color="000000"/>
+                    <w:right w:val="none" w:sz="0" w:space="0" w:color="000000"/>
+                  </w:tcBorders>
+                  <w:shd w:val="clear" w:color="auto" w:fill="FFFFFF"/>
+                  <w:tcMar>
+                    <w:top w:w="0" w:type="dxa"/>
+                    <w:bottom w:w="0" w:type="dxa"/>
+                    <w:left w:w="0" w:type="dxa"/>
+                    <w:right w:w="0" w:type="dxa"/>
+                  </w:tcMar>
+                  <w:vAlign w:val="center"/>
+                </w:tcPr>
+                <w:p>
+                  <w:pPr>
+                    <w:jc w:val="center"/>
+                    <w:pBdr>
+                      <w:bottom w:val="none" w:sz="0" w:space="0" w:color="000000"/>
+                      <w:top w:val="none" w:sz="0" w:space="0" w:color="000000"/>
+                      <w:left w:val="none" w:sz="0" w:space="0" w:color="000000"/>
+                      <w:right w:val="none" w:sz="0" w:space="0" w:color="000000"/>
+                    </w:pBdr>
+                    <w:spacing w:after="100" w:before="100" w:line="240"/>
+                    <w:ind w:left="100" w:right="100" w:firstLine="0" w:firstLineChars="0"/>
+                    <w:rPr>
+                      <w:rFonts w:ascii="Arial" w:hAnsi="Arial" w:eastAsia="Arial" w:cs="Arial"/>
+                      <w:i w:val="false"/>
+                      <w:b w:val="false"/>
+                      <w:u w:val="none"/>
+                      <w:strike w:val="false"/>
+                      <w:sz w:val="22"/>
+                      <w:szCs w:val="22"/>
+                      <w:color w:val="000000"/>
+                    </w:rPr>
+                  </w:pPr>
+                  <w:r xmlns:w="http://schemas.openxmlformats.org/wordprocessingml/2006/main" xmlns:wp="http://schemas.openxmlformats.org/drawingml/2006/wordprocessingDrawing" xmlns:r="http://schemas.openxmlformats.org/officeDocument/2006/relationships" xmlns:w14="http://schemas.microsoft.com/office/word/2010/wordml">
+                    <w:rPr>
+                      <w:rFonts w:ascii="Arial" w:hAnsi="Arial" w:eastAsia="Arial" w:cs="Arial"/>
+                      <w:i w:val="false"/>
+                      <w:b w:val="false"/>
+                      <w:u w:val="none"/>
+                      <w:strike w:val="false"/>
+                      <w:sz w:val="22"/>
+                      <w:szCs w:val="22"/>
+                      <w:color w:val="000000"/>
+                    </w:rPr>
+                    <w:t xml:space="preserve">-0.1 (-1.9, 1.9)</w:t>
+                  </w:r>
+                </w:p>
+              </w:tc>
+              <w:tc>
+                <w:tcPr>
+                  <w:tcBorders>
+                    <w:bottom w:val="single" w:sz="12" w:space="0" w:color="666666"/>
+                    <w:top w:val="none" w:sz="0" w:space="0" w:color="000000"/>
+                    <w:left w:val="none" w:sz="0" w:space="0" w:color="000000"/>
+                    <w:right w:val="none" w:sz="0" w:space="0" w:color="000000"/>
+                  </w:tcBorders>
+                  <w:shd w:val="clear" w:color="auto" w:fill="FFFFFF"/>
+                  <w:tcMar>
+                    <w:top w:w="0" w:type="dxa"/>
+                    <w:bottom w:w="0" w:type="dxa"/>
+                    <w:left w:w="0" w:type="dxa"/>
+                    <w:right w:w="0" w:type="dxa"/>
+                  </w:tcMar>
+                  <w:vAlign w:val="center"/>
+                </w:tcPr>
+                <w:p>
+                  <w:pPr>
+                    <w:jc w:val="center"/>
+                    <w:pBdr>
+                      <w:bottom w:val="none" w:sz="0" w:space="0" w:color="000000"/>
+                      <w:top w:val="none" w:sz="0" w:space="0" w:color="000000"/>
+                      <w:left w:val="none" w:sz="0" w:space="0" w:color="000000"/>
+                      <w:right w:val="none" w:sz="0" w:space="0" w:color="000000"/>
+                    </w:pBdr>
+                    <w:spacing w:after="100" w:before="100" w:line="240"/>
+                    <w:ind w:left="100" w:right="100" w:firstLine="0" w:firstLineChars="0"/>
+                    <w:rPr>
+                      <w:rFonts w:ascii="Arial" w:hAnsi="Arial" w:eastAsia="Arial" w:cs="Arial"/>
+                      <w:i w:val="false"/>
+                      <w:b w:val="false"/>
+                      <w:u w:val="none"/>
+                      <w:strike w:val="false"/>
+                      <w:sz w:val="22"/>
+                      <w:szCs w:val="22"/>
+                      <w:color w:val="000000"/>
+                    </w:rPr>
+                  </w:pPr>
+                  <w:r xmlns:w="http://schemas.openxmlformats.org/wordprocessingml/2006/main" xmlns:wp="http://schemas.openxmlformats.org/drawingml/2006/wordprocessingDrawing" xmlns:r="http://schemas.openxmlformats.org/officeDocument/2006/relationships" xmlns:w14="http://schemas.microsoft.com/office/word/2010/wordml">
+                    <w:rPr>
+                      <w:rFonts w:ascii="Arial" w:hAnsi="Arial" w:eastAsia="Arial" w:cs="Arial"/>
+                      <w:i w:val="false"/>
+                      <w:b w:val="false"/>
+                      <w:u w:val="none"/>
+                      <w:strike w:val="false"/>
+                      <w:sz w:val="22"/>
+                      <w:szCs w:val="22"/>
+                      <w:color w:val="000000"/>
+                    </w:rPr>
+                    <w:t xml:space="preserve">2.9</w:t>
+                  </w:r>
+                </w:p>
+              </w:tc>
+              <w:tc>
+                <w:tcPr>
+                  <w:tcBorders>
+                    <w:bottom w:val="single" w:sz="12" w:space="0" w:color="666666"/>
+                    <w:top w:val="none" w:sz="0" w:space="0" w:color="000000"/>
+                    <w:left w:val="none" w:sz="0" w:space="0" w:color="000000"/>
+                    <w:right w:val="none" w:sz="0" w:space="0" w:color="000000"/>
+                  </w:tcBorders>
+                  <w:shd w:val="clear" w:color="auto" w:fill="FFFFFF"/>
+                  <w:tcMar>
+                    <w:top w:w="0" w:type="dxa"/>
+                    <w:bottom w:w="0" w:type="dxa"/>
+                    <w:left w:w="0" w:type="dxa"/>
+                    <w:right w:w="0" w:type="dxa"/>
+                  </w:tcMar>
+                  <w:vAlign w:val="center"/>
+                </w:tcPr>
+                <w:p>
+                  <w:pPr>
+                    <w:jc w:val="center"/>
+                    <w:pBdr>
+                      <w:bottom w:val="none" w:sz="0" w:space="0" w:color="000000"/>
+                      <w:top w:val="none" w:sz="0" w:space="0" w:color="000000"/>
+                      <w:left w:val="none" w:sz="0" w:space="0" w:color="000000"/>
+                      <w:right w:val="none" w:sz="0" w:space="0" w:color="000000"/>
+                    </w:pBdr>
+                    <w:spacing w:after="100" w:before="100" w:line="240"/>
+                    <w:ind w:left="100" w:right="100" w:firstLine="0" w:firstLineChars="0"/>
+                    <w:rPr>
+                      <w:rFonts w:ascii="Arial" w:hAnsi="Arial" w:eastAsia="Arial" w:cs="Arial"/>
+                      <w:i w:val="false"/>
+                      <w:b w:val="false"/>
+                      <w:u w:val="none"/>
+                      <w:strike w:val="false"/>
+                      <w:sz w:val="22"/>
+                      <w:szCs w:val="22"/>
+                      <w:color w:val="000000"/>
+                    </w:rPr>
+                  </w:pPr>
+                  <w:r xmlns:w="http://schemas.openxmlformats.org/wordprocessingml/2006/main" xmlns:wp="http://schemas.openxmlformats.org/drawingml/2006/wordprocessingDrawing" xmlns:r="http://schemas.openxmlformats.org/officeDocument/2006/relationships" xmlns:w14="http://schemas.microsoft.com/office/word/2010/wordml">
+                    <w:rPr>
+                      <w:rFonts w:ascii="Arial" w:hAnsi="Arial" w:eastAsia="Arial" w:cs="Arial"/>
+                      <w:i w:val="false"/>
+                      <w:b w:val="false"/>
+                      <w:u w:val="none"/>
+                      <w:strike w:val="false"/>
+                      <w:sz w:val="22"/>
+                      <w:szCs w:val="22"/>
+                      <w:color w:val="000000"/>
+                    </w:rPr>
+                    <w:t xml:space="preserve">0.00 / 0.06</w:t>
+                  </w:r>
+                </w:p>
+              </w:tc>
+              <w:tc>
+                <w:tcPr>
+                  <w:tcBorders>
+                    <w:bottom w:val="single" w:sz="12" w:space="0" w:color="666666"/>
+                    <w:top w:val="none" w:sz="0" w:space="0" w:color="000000"/>
+                    <w:left w:val="none" w:sz="0" w:space="0" w:color="000000"/>
+                    <w:right w:val="none" w:sz="0" w:space="0" w:color="000000"/>
+                  </w:tcBorders>
+                  <w:shd w:val="clear" w:color="auto" w:fill="FFFFFF"/>
+                  <w:tcMar>
+                    <w:top w:w="0" w:type="dxa"/>
+                    <w:bottom w:w="0" w:type="dxa"/>
+                    <w:left w:w="0" w:type="dxa"/>
+                    <w:right w:w="0" w:type="dxa"/>
+                  </w:tcMar>
+                  <w:vAlign w:val="center"/>
+                </w:tcPr>
+                <w:p>
+                  <w:pPr>
+                    <w:jc w:val="center"/>
+                    <w:pBdr>
+                      <w:bottom w:val="none" w:sz="0" w:space="0" w:color="000000"/>
+                      <w:top w:val="none" w:sz="0" w:space="0" w:color="000000"/>
+                      <w:left w:val="none" w:sz="0" w:space="0" w:color="000000"/>
+                      <w:right w:val="none" w:sz="0" w:space="0" w:color="000000"/>
+                    </w:pBdr>
+                    <w:spacing w:after="100" w:before="100" w:line="240"/>
+                    <w:ind w:left="100" w:right="100" w:firstLine="0" w:firstLineChars="0"/>
+                    <w:rPr>
+                      <w:rFonts w:ascii="Arial" w:hAnsi="Arial" w:eastAsia="Arial" w:cs="Arial"/>
+                      <w:i w:val="false"/>
+                      <w:b w:val="false"/>
+                      <w:u w:val="none"/>
+                      <w:strike w:val="false"/>
+                      <w:sz w:val="22"/>
+                      <w:szCs w:val="22"/>
+                      <w:color w:val="000000"/>
+                    </w:rPr>
+                  </w:pPr>
+                  <w:r xmlns:w="http://schemas.openxmlformats.org/wordprocessingml/2006/main" xmlns:wp="http://schemas.openxmlformats.org/drawingml/2006/wordprocessingDrawing" xmlns:r="http://schemas.openxmlformats.org/officeDocument/2006/relationships" xmlns:w14="http://schemas.microsoft.com/office/word/2010/wordml">
+                    <w:rPr>
+                      <w:rFonts w:ascii="Arial" w:hAnsi="Arial" w:eastAsia="Arial" w:cs="Arial"/>
+                      <w:i w:val="false"/>
+                      <w:b w:val="false"/>
+                      <w:u w:val="none"/>
+                      <w:strike w:val="false"/>
+                      <w:sz w:val="22"/>
+                      <w:szCs w:val="22"/>
+                      <w:color w:val="000000"/>
+                    </w:rPr>
+                    <w:t xml:space="preserve">286.8</w:t>
+                  </w:r>
+                </w:p>
+              </w:tc>
+            </w:tr>
+            <w:tr>
+              <w:trPr>
+                <w:trHeight w:val="360" w:hRule="auto"/>
+              </w:trPr>
+              <w:tc>
+                <w:tcPr>
+                  <w:gridSpan w:val="5"/>
+                  <w:tcBorders>
+                    <w:bottom w:val="none" w:sz="0" w:space="0" w:color="FFFFFF"/>
+                    <w:top w:val="single" w:sz="12" w:space="0" w:color="666666"/>
+                    <w:left w:val="none" w:sz="0" w:space="0" w:color="FFFFFF"/>
+                    <w:right w:val="none" w:sz="0" w:space="0" w:color="FFFFFF"/>
+                  </w:tcBorders>
+                  <w:shd w:val="clear" w:color="auto" w:fill="FFFFFF"/>
+                  <w:tcMar>
+                    <w:top w:w="0" w:type="dxa"/>
+                    <w:bottom w:w="0" w:type="dxa"/>
+                    <w:left w:w="0" w:type="dxa"/>
+                    <w:right w:w="0" w:type="dxa"/>
+                  </w:tcMar>
+                  <w:vAlign w:val="center"/>
+                </w:tcPr>
+                <w:p>
+                  <w:pPr>
+                    <w:jc w:val="left"/>
+                    <w:pBdr>
+                      <w:bottom w:val="none" w:sz="0" w:space="0" w:color="000000"/>
+                      <w:top w:val="none" w:sz="0" w:space="0" w:color="000000"/>
+                      <w:left w:val="none" w:sz="0" w:space="0" w:color="000000"/>
+                      <w:right w:val="none" w:sz="0" w:space="0" w:color="000000"/>
+                    </w:pBdr>
+                    <w:spacing w:after="100" w:before="100" w:line="240"/>
+                    <w:ind w:left="100" w:right="100" w:firstLine="0" w:firstLineChars="0"/>
+                    <w:rPr>
+                      <w:rFonts w:ascii="Arial" w:hAnsi="Arial" w:eastAsia="Arial" w:cs="Arial"/>
+                      <w:i w:val="false"/>
+                      <w:b w:val="false"/>
+                      <w:u w:val="none"/>
+                      <w:strike w:val="false"/>
+                      <w:sz w:val="22"/>
+                      <w:szCs w:val="22"/>
+                      <w:color w:val="000000"/>
+                    </w:rPr>
+                  </w:pPr>
+                  <w:r xmlns:w="http://schemas.openxmlformats.org/wordprocessingml/2006/main" xmlns:wp="http://schemas.openxmlformats.org/drawingml/2006/wordprocessingDrawing" xmlns:r="http://schemas.openxmlformats.org/officeDocument/2006/relationships" xmlns:w14="http://schemas.microsoft.com/office/word/2010/wordml">
+                    <w:rPr>
+                      <w:rFonts w:ascii="Arial" w:hAnsi="Arial" w:eastAsia="Arial" w:cs="Arial"/>
+                      <w:i w:val="false"/>
+                      <w:b w:val="false"/>
+                      <w:u w:val="none"/>
+                      <w:strike w:val="false"/>
+                      <w:sz w:val="22"/>
+                      <w:szCs w:val="22"/>
+                      <w:color w:val="000000"/>
+                    </w:rPr>
+                    <w:t xml:space="preserve">N = 37, Groups = 6 for all models.</w:t>
+                  </w:r>
+                </w:p>
+              </w:tc>
+            </w:tr>
+          </w:tbl>
+          <w:bookmarkEnd w:id="46"/>
+        </w:tc>
+      </w:tr>
+    </w:tbl>
     <w:p>
       <w:r>
         <w:br w:type="page"/>
       </w:r>
     </w:p>
-    <w:bookmarkEnd w:id="30"/>
-    <w:bookmarkStart w:id="32" w:name="data-availability"/>
+    <w:tbl>
+      <w:tblPr>
+        <w:tblStyle w:val="Table"/>
+        <w:tblW w:type="pct" w:w="5000"/>
+        <w:tblLayout w:type="fixed"/>
+        <w:tblLook w:firstRow="0" w:lastRow="0" w:firstColumn="0" w:lastColumn="0" w:noHBand="0" w:noVBand="0" w:val="0000"/>
+      </w:tblPr>
+      <w:tblGrid>
+        <w:gridCol w:w="7920"/>
+      </w:tblGrid>
+      <w:tr>
+        <w:tc>
+          <w:tcPr/>
+          <w:bookmarkStart w:id="47" w:name="tbl-spmodstab"/>
+          <w:p>
+            <w:pPr>
+              <w:jc w:val="center"/>
+            </w:pPr>
+            <w:pPr>
+              <w:jc w:val="left"/>
+              <w:spacing w:before="200"/>
+              <w:pStyle w:val="ImageCaption"/>
+            </w:pPr>
+            <w:r>
+              <w:t xml:space="preserve">Table 2: Model summaries of absolute deviation trends over time (year) by metric, with species and group as crossed random intercepts. Units are specific to the metric (Abundance: category positions, Blade Length: cm, Short Shoot Density: percent difference).Group SD is the between group standard deviation and species SD is the between species standard deviation. R² is shown for the marginal (fixed effects only) and conditional (fixed and random) effects. Short Shoot Density is a singular fit (both random-intercept variances estimated as zero), so its conditional R² is undefined. AIC: Akaike Information Criterion.</w:t>
+            </w:r>
+          </w:p>
+          <w:tbl xmlns:w="http://schemas.openxmlformats.org/wordprocessingml/2006/main" xmlns:r="http://schemas.openxmlformats.org/officeDocument/2006/relationships" xmlns:w14="http://schemas.microsoft.com/office/word/2010/wordml" xmlns:wp="http://schemas.openxmlformats.org/drawingml/2006/wordprocessingDrawing" xmlns:a="http://schemas.openxmlformats.org/drawingml/2006/main" xmlns:pic="http://schemas.openxmlformats.org/drawingml/2006/picture">
+            <w:tblPr>
+              <w:tblLayout w:type="fixed"/>
+              <w:jc w:val="center"/>
+              <w:tblLook w:firstRow="1" w:lastRow="0" w:firstColumn="0" w:lastColumn="0" w:noHBand="0" w:noVBand="1"/>
+            </w:tblPr>
+            <w:tblGrid>
+              <w:gridCol w:w="2012"/>
+              <w:gridCol w:w="711"/>
+              <w:gridCol w:w="2196"/>
+              <w:gridCol w:w="1211"/>
+              <w:gridCol w:w="1351"/>
+              <w:gridCol w:w="1621"/>
+              <w:gridCol w:w="861"/>
+            </w:tblGrid>
+            <w:tr>
+              <w:trPr>
+                <w:trHeight w:val="590" w:hRule="auto"/>
+                <w:tblHeader/>
+              </w:trPr>
+              <w:tc>
+                <w:tcPr>
+                  <w:tcBorders>
+                    <w:bottom w:val="single" w:sz="12" w:space="0" w:color="666666"/>
+                    <w:top w:val="single" w:sz="12" w:space="0" w:color="666666"/>
+                    <w:left w:val="none" w:sz="0" w:space="0" w:color="000000"/>
+                    <w:right w:val="none" w:sz="0" w:space="0" w:color="000000"/>
+                  </w:tcBorders>
+                  <w:shd w:val="clear" w:color="auto" w:fill="FFFFFF"/>
+                  <w:tcMar>
+                    <w:top w:w="0" w:type="dxa"/>
+                    <w:bottom w:w="0" w:type="dxa"/>
+                    <w:left w:w="0" w:type="dxa"/>
+                    <w:right w:w="0" w:type="dxa"/>
+                  </w:tcMar>
+                  <w:vAlign w:val="center"/>
+                </w:tcPr>
+                <w:p>
+                  <w:pPr>
+                    <w:jc w:val="left"/>
+                    <w:pBdr>
+                      <w:bottom w:val="none" w:sz="0" w:space="0" w:color="000000"/>
+                      <w:top w:val="none" w:sz="0" w:space="0" w:color="000000"/>
+                      <w:left w:val="none" w:sz="0" w:space="0" w:color="000000"/>
+                      <w:right w:val="none" w:sz="0" w:space="0" w:color="000000"/>
+                    </w:pBdr>
+                    <w:spacing w:after="100" w:before="100" w:line="240"/>
+                    <w:ind w:left="100" w:right="100" w:firstLine="0" w:firstLineChars="0"/>
+                    <w:rPr>
+                      <w:rFonts w:ascii="Arial" w:hAnsi="Arial" w:eastAsia="Arial" w:cs="Arial"/>
+                      <w:i w:val="false"/>
+                      <w:b w:val="false"/>
+                      <w:u w:val="none"/>
+                      <w:strike w:val="false"/>
+                      <w:sz w:val="18"/>
+                      <w:szCs w:val="18"/>
+                      <w:color w:val="000000"/>
+                    </w:rPr>
+                  </w:pPr>
+                  <w:r xmlns:w="http://schemas.openxmlformats.org/wordprocessingml/2006/main" xmlns:wp="http://schemas.openxmlformats.org/drawingml/2006/wordprocessingDrawing" xmlns:r="http://schemas.openxmlformats.org/officeDocument/2006/relationships" xmlns:w14="http://schemas.microsoft.com/office/word/2010/wordml">
+                    <w:rPr>
+                      <w:rFonts w:ascii="Arial" w:hAnsi="Arial" w:eastAsia="Arial" w:cs="Arial"/>
+                      <w:i w:val="false"/>
+                      <w:b w:val="false"/>
+                      <w:u w:val="none"/>
+                      <w:strike w:val="false"/>
+                      <w:sz w:val="18"/>
+                      <w:szCs w:val="18"/>
+                      <w:color w:val="000000"/>
+                    </w:rPr>
+                    <w:t xml:space="preserve">Metric</w:t>
+                  </w:r>
+                </w:p>
+              </w:tc>
+              <w:tc>
+                <w:tcPr>
+                  <w:tcBorders>
+                    <w:bottom w:val="single" w:sz="12" w:space="0" w:color="666666"/>
+                    <w:top w:val="single" w:sz="12" w:space="0" w:color="666666"/>
+                    <w:left w:val="none" w:sz="0" w:space="0" w:color="000000"/>
+                    <w:right w:val="none" w:sz="0" w:space="0" w:color="000000"/>
+                  </w:tcBorders>
+                  <w:shd w:val="clear" w:color="auto" w:fill="FFFFFF"/>
+                  <w:tcMar>
+                    <w:top w:w="0" w:type="dxa"/>
+                    <w:bottom w:w="0" w:type="dxa"/>
+                    <w:left w:w="0" w:type="dxa"/>
+                    <w:right w:w="0" w:type="dxa"/>
+                  </w:tcMar>
+                  <w:vAlign w:val="center"/>
+                </w:tcPr>
+                <w:p>
+                  <w:pPr>
+                    <w:jc w:val="center"/>
+                    <w:pBdr>
+                      <w:bottom w:val="none" w:sz="0" w:space="0" w:color="000000"/>
+                      <w:top w:val="none" w:sz="0" w:space="0" w:color="000000"/>
+                      <w:left w:val="none" w:sz="0" w:space="0" w:color="000000"/>
+                      <w:right w:val="none" w:sz="0" w:space="0" w:color="000000"/>
+                    </w:pBdr>
+                    <w:spacing w:after="100" w:before="100" w:line="240"/>
+                    <w:ind w:left="100" w:right="100" w:firstLine="0" w:firstLineChars="0"/>
+                    <w:rPr>
+                      <w:rFonts w:ascii="Arial" w:hAnsi="Arial" w:eastAsia="Arial" w:cs="Arial"/>
+                      <w:i w:val="false"/>
+                      <w:b w:val="false"/>
+                      <w:u w:val="none"/>
+                      <w:strike w:val="false"/>
+                      <w:sz w:val="18"/>
+                      <w:szCs w:val="18"/>
+                      <w:color w:val="000000"/>
+                    </w:rPr>
+                  </w:pPr>
+                  <w:r xmlns:w="http://schemas.openxmlformats.org/wordprocessingml/2006/main" xmlns:wp="http://schemas.openxmlformats.org/drawingml/2006/wordprocessingDrawing" xmlns:r="http://schemas.openxmlformats.org/officeDocument/2006/relationships" xmlns:w14="http://schemas.microsoft.com/office/word/2010/wordml">
+                    <w:rPr>
+                      <w:rFonts w:ascii="Arial" w:hAnsi="Arial" w:eastAsia="Arial" w:cs="Arial"/>
+                      <w:i w:val="false"/>
+                      <w:b w:val="false"/>
+                      <w:u w:val="none"/>
+                      <w:strike w:val="false"/>
+                      <w:sz w:val="18"/>
+                      <w:szCs w:val="18"/>
+                      <w:color w:val="000000"/>
+                    </w:rPr>
+                    <w:t xml:space="preserve">N</w:t>
+                  </w:r>
+                </w:p>
+              </w:tc>
+              <w:tc>
+                <w:tcPr>
+                  <w:tcBorders>
+                    <w:bottom w:val="single" w:sz="12" w:space="0" w:color="666666"/>
+                    <w:top w:val="single" w:sz="12" w:space="0" w:color="666666"/>
+                    <w:left w:val="none" w:sz="0" w:space="0" w:color="000000"/>
+                    <w:right w:val="none" w:sz="0" w:space="0" w:color="000000"/>
+                  </w:tcBorders>
+                  <w:shd w:val="clear" w:color="auto" w:fill="FFFFFF"/>
+                  <w:tcMar>
+                    <w:top w:w="0" w:type="dxa"/>
+                    <w:bottom w:w="0" w:type="dxa"/>
+                    <w:left w:w="0" w:type="dxa"/>
+                    <w:right w:w="0" w:type="dxa"/>
+                  </w:tcMar>
+                  <w:vAlign w:val="center"/>
+                </w:tcPr>
+                <w:p>
+                  <w:pPr>
+                    <w:jc w:val="center"/>
+                    <w:pBdr>
+                      <w:bottom w:val="none" w:sz="0" w:space="0" w:color="000000"/>
+                      <w:top w:val="none" w:sz="0" w:space="0" w:color="000000"/>
+                      <w:left w:val="none" w:sz="0" w:space="0" w:color="000000"/>
+                      <w:right w:val="none" w:sz="0" w:space="0" w:color="000000"/>
+                    </w:pBdr>
+                    <w:spacing w:after="100" w:before="100" w:line="240"/>
+                    <w:ind w:left="100" w:right="100" w:firstLine="0" w:firstLineChars="0"/>
+                    <w:rPr>
+                      <w:rFonts w:ascii="Arial" w:hAnsi="Arial" w:eastAsia="Arial" w:cs="Arial"/>
+                      <w:i w:val="false"/>
+                      <w:b w:val="false"/>
+                      <w:u w:val="none"/>
+                      <w:strike w:val="false"/>
+                      <w:sz w:val="18"/>
+                      <w:szCs w:val="18"/>
+                      <w:color w:val="000000"/>
+                    </w:rPr>
+                  </w:pPr>
+                  <w:r xmlns:w="http://schemas.openxmlformats.org/wordprocessingml/2006/main" xmlns:wp="http://schemas.openxmlformats.org/drawingml/2006/wordprocessingDrawing" xmlns:r="http://schemas.openxmlformats.org/officeDocument/2006/relationships" xmlns:w14="http://schemas.microsoft.com/office/word/2010/wordml">
+                    <w:rPr>
+                      <w:rFonts w:ascii="Arial" w:hAnsi="Arial" w:eastAsia="Arial" w:cs="Arial"/>
+                      <w:i w:val="false"/>
+                      <w:b w:val="false"/>
+                      <w:u w:val="none"/>
+                      <w:strike w:val="false"/>
+                      <w:sz w:val="18"/>
+                      <w:szCs w:val="18"/>
+                      <w:color w:val="000000"/>
+                    </w:rPr>
+                    <w:t xml:space="preserve">Change yr⁻¹ (95% CI)</w:t>
+                  </w:r>
+                </w:p>
+              </w:tc>
+              <w:tc>
+                <w:tcPr>
+                  <w:tcBorders>
+                    <w:bottom w:val="single" w:sz="12" w:space="0" w:color="666666"/>
+                    <w:top w:val="single" w:sz="12" w:space="0" w:color="666666"/>
+                    <w:left w:val="none" w:sz="0" w:space="0" w:color="000000"/>
+                    <w:right w:val="none" w:sz="0" w:space="0" w:color="000000"/>
+                  </w:tcBorders>
+                  <w:shd w:val="clear" w:color="auto" w:fill="FFFFFF"/>
+                  <w:tcMar>
+                    <w:top w:w="0" w:type="dxa"/>
+                    <w:bottom w:w="0" w:type="dxa"/>
+                    <w:left w:w="0" w:type="dxa"/>
+                    <w:right w:w="0" w:type="dxa"/>
+                  </w:tcMar>
+                  <w:vAlign w:val="center"/>
+                </w:tcPr>
+                <w:p>
+                  <w:pPr>
+                    <w:jc w:val="center"/>
+                    <w:pBdr>
+                      <w:bottom w:val="none" w:sz="0" w:space="0" w:color="000000"/>
+                      <w:top w:val="none" w:sz="0" w:space="0" w:color="000000"/>
+                      <w:left w:val="none" w:sz="0" w:space="0" w:color="000000"/>
+                      <w:right w:val="none" w:sz="0" w:space="0" w:color="000000"/>
+                    </w:pBdr>
+                    <w:spacing w:after="100" w:before="100" w:line="240"/>
+                    <w:ind w:left="100" w:right="100" w:firstLine="0" w:firstLineChars="0"/>
+                    <w:rPr>
+                      <w:rFonts w:ascii="Arial" w:hAnsi="Arial" w:eastAsia="Arial" w:cs="Arial"/>
+                      <w:i w:val="false"/>
+                      <w:b w:val="false"/>
+                      <w:u w:val="none"/>
+                      <w:strike w:val="false"/>
+                      <w:sz w:val="18"/>
+                      <w:szCs w:val="18"/>
+                      <w:color w:val="000000"/>
+                    </w:rPr>
+                  </w:pPr>
+                  <w:r xmlns:w="http://schemas.openxmlformats.org/wordprocessingml/2006/main" xmlns:wp="http://schemas.openxmlformats.org/drawingml/2006/wordprocessingDrawing" xmlns:r="http://schemas.openxmlformats.org/officeDocument/2006/relationships" xmlns:w14="http://schemas.microsoft.com/office/word/2010/wordml">
+                    <w:rPr>
+                      <w:rFonts w:ascii="Arial" w:hAnsi="Arial" w:eastAsia="Arial" w:cs="Arial"/>
+                      <w:i w:val="false"/>
+                      <w:b w:val="false"/>
+                      <w:u w:val="none"/>
+                      <w:strike w:val="false"/>
+                      <w:sz w:val="18"/>
+                      <w:szCs w:val="18"/>
+                      <w:color w:val="000000"/>
+                    </w:rPr>
+                    <w:t xml:space="preserve">Group SD</w:t>
+                  </w:r>
+                </w:p>
+              </w:tc>
+              <w:tc>
+                <w:tcPr>
+                  <w:tcBorders>
+                    <w:bottom w:val="single" w:sz="12" w:space="0" w:color="666666"/>
+                    <w:top w:val="single" w:sz="12" w:space="0" w:color="666666"/>
+                    <w:left w:val="none" w:sz="0" w:space="0" w:color="000000"/>
+                    <w:right w:val="none" w:sz="0" w:space="0" w:color="000000"/>
+                  </w:tcBorders>
+                  <w:shd w:val="clear" w:color="auto" w:fill="FFFFFF"/>
+                  <w:tcMar>
+                    <w:top w:w="0" w:type="dxa"/>
+                    <w:bottom w:w="0" w:type="dxa"/>
+                    <w:left w:w="0" w:type="dxa"/>
+                    <w:right w:w="0" w:type="dxa"/>
+                  </w:tcMar>
+                  <w:vAlign w:val="center"/>
+                </w:tcPr>
+                <w:p>
+                  <w:pPr>
+                    <w:jc w:val="center"/>
+                    <w:pBdr>
+                      <w:bottom w:val="none" w:sz="0" w:space="0" w:color="000000"/>
+                      <w:top w:val="none" w:sz="0" w:space="0" w:color="000000"/>
+                      <w:left w:val="none" w:sz="0" w:space="0" w:color="000000"/>
+                      <w:right w:val="none" w:sz="0" w:space="0" w:color="000000"/>
+                    </w:pBdr>
+                    <w:spacing w:after="100" w:before="100" w:line="240"/>
+                    <w:ind w:left="100" w:right="100" w:firstLine="0" w:firstLineChars="0"/>
+                    <w:rPr>
+                      <w:rFonts w:ascii="Arial" w:hAnsi="Arial" w:eastAsia="Arial" w:cs="Arial"/>
+                      <w:i w:val="false"/>
+                      <w:b w:val="false"/>
+                      <w:u w:val="none"/>
+                      <w:strike w:val="false"/>
+                      <w:sz w:val="18"/>
+                      <w:szCs w:val="18"/>
+                      <w:color w:val="000000"/>
+                    </w:rPr>
+                  </w:pPr>
+                  <w:r xmlns:w="http://schemas.openxmlformats.org/wordprocessingml/2006/main" xmlns:wp="http://schemas.openxmlformats.org/drawingml/2006/wordprocessingDrawing" xmlns:r="http://schemas.openxmlformats.org/officeDocument/2006/relationships" xmlns:w14="http://schemas.microsoft.com/office/word/2010/wordml">
+                    <w:rPr>
+                      <w:rFonts w:ascii="Arial" w:hAnsi="Arial" w:eastAsia="Arial" w:cs="Arial"/>
+                      <w:i w:val="false"/>
+                      <w:b w:val="false"/>
+                      <w:u w:val="none"/>
+                      <w:strike w:val="false"/>
+                      <w:sz w:val="18"/>
+                      <w:szCs w:val="18"/>
+                      <w:color w:val="000000"/>
+                    </w:rPr>
+                    <w:t xml:space="preserve">Species SD</w:t>
+                  </w:r>
+                </w:p>
+              </w:tc>
+              <w:tc>
+                <w:tcPr>
+                  <w:tcBorders>
+                    <w:bottom w:val="single" w:sz="12" w:space="0" w:color="666666"/>
+                    <w:top w:val="single" w:sz="12" w:space="0" w:color="666666"/>
+                    <w:left w:val="none" w:sz="0" w:space="0" w:color="000000"/>
+                    <w:right w:val="none" w:sz="0" w:space="0" w:color="000000"/>
+                  </w:tcBorders>
+                  <w:shd w:val="clear" w:color="auto" w:fill="FFFFFF"/>
+                  <w:tcMar>
+                    <w:top w:w="0" w:type="dxa"/>
+                    <w:bottom w:w="0" w:type="dxa"/>
+                    <w:left w:w="0" w:type="dxa"/>
+                    <w:right w:w="0" w:type="dxa"/>
+                  </w:tcMar>
+                  <w:vAlign w:val="center"/>
+                </w:tcPr>
+                <w:p>
+                  <w:pPr>
+                    <w:jc w:val="center"/>
+                    <w:pBdr>
+                      <w:bottom w:val="none" w:sz="0" w:space="0" w:color="000000"/>
+                      <w:top w:val="none" w:sz="0" w:space="0" w:color="000000"/>
+                      <w:left w:val="none" w:sz="0" w:space="0" w:color="000000"/>
+                      <w:right w:val="none" w:sz="0" w:space="0" w:color="000000"/>
+                    </w:pBdr>
+                    <w:spacing w:after="100" w:before="100" w:line="240"/>
+                    <w:ind w:left="100" w:right="100" w:firstLine="0" w:firstLineChars="0"/>
+                    <w:rPr>
+                      <w:rFonts w:ascii="Arial" w:hAnsi="Arial" w:eastAsia="Arial" w:cs="Arial"/>
+                      <w:i w:val="false"/>
+                      <w:b w:val="false"/>
+                      <w:u w:val="none"/>
+                      <w:strike w:val="false"/>
+                      <w:sz w:val="18"/>
+                      <w:szCs w:val="18"/>
+                      <w:color w:val="000000"/>
+                    </w:rPr>
+                  </w:pPr>
+                  <w:r xmlns:w="http://schemas.openxmlformats.org/wordprocessingml/2006/main" xmlns:wp="http://schemas.openxmlformats.org/drawingml/2006/wordprocessingDrawing" xmlns:r="http://schemas.openxmlformats.org/officeDocument/2006/relationships" xmlns:w14="http://schemas.microsoft.com/office/word/2010/wordml">
+                    <w:rPr>
+                      <w:rFonts w:ascii="Arial" w:hAnsi="Arial" w:eastAsia="Arial" w:cs="Arial"/>
+                      <w:i w:val="false"/>
+                      <w:b w:val="false"/>
+                      <w:u w:val="none"/>
+                      <w:strike w:val="false"/>
+                      <w:sz w:val="18"/>
+                      <w:szCs w:val="18"/>
+                      <w:color w:val="000000"/>
+                    </w:rPr>
+                    <w:t xml:space="preserve">R² (marg/cond)</w:t>
+                  </w:r>
+                </w:p>
+              </w:tc>
+              <w:tc>
+                <w:tcPr>
+                  <w:tcBorders>
+                    <w:bottom w:val="single" w:sz="12" w:space="0" w:color="666666"/>
+                    <w:top w:val="single" w:sz="12" w:space="0" w:color="666666"/>
+                    <w:left w:val="none" w:sz="0" w:space="0" w:color="000000"/>
+                    <w:right w:val="none" w:sz="0" w:space="0" w:color="000000"/>
+                  </w:tcBorders>
+                  <w:shd w:val="clear" w:color="auto" w:fill="FFFFFF"/>
+                  <w:tcMar>
+                    <w:top w:w="0" w:type="dxa"/>
+                    <w:bottom w:w="0" w:type="dxa"/>
+                    <w:left w:w="0" w:type="dxa"/>
+                    <w:right w:w="0" w:type="dxa"/>
+                  </w:tcMar>
+                  <w:vAlign w:val="center"/>
+                </w:tcPr>
+                <w:p>
+                  <w:pPr>
+                    <w:jc w:val="center"/>
+                    <w:pBdr>
+                      <w:bottom w:val="none" w:sz="0" w:space="0" w:color="000000"/>
+                      <w:top w:val="none" w:sz="0" w:space="0" w:color="000000"/>
+                      <w:left w:val="none" w:sz="0" w:space="0" w:color="000000"/>
+                      <w:right w:val="none" w:sz="0" w:space="0" w:color="000000"/>
+                    </w:pBdr>
+                    <w:spacing w:after="100" w:before="100" w:line="240"/>
+                    <w:ind w:left="100" w:right="100" w:firstLine="0" w:firstLineChars="0"/>
+                    <w:rPr>
+                      <w:rFonts w:ascii="Arial" w:hAnsi="Arial" w:eastAsia="Arial" w:cs="Arial"/>
+                      <w:i w:val="false"/>
+                      <w:b w:val="false"/>
+                      <w:u w:val="none"/>
+                      <w:strike w:val="false"/>
+                      <w:sz w:val="18"/>
+                      <w:szCs w:val="18"/>
+                      <w:color w:val="000000"/>
+                    </w:rPr>
+                  </w:pPr>
+                  <w:r xmlns:w="http://schemas.openxmlformats.org/wordprocessingml/2006/main" xmlns:wp="http://schemas.openxmlformats.org/drawingml/2006/wordprocessingDrawing" xmlns:r="http://schemas.openxmlformats.org/officeDocument/2006/relationships" xmlns:w14="http://schemas.microsoft.com/office/word/2010/wordml">
+                    <w:rPr>
+                      <w:rFonts w:ascii="Arial" w:hAnsi="Arial" w:eastAsia="Arial" w:cs="Arial"/>
+                      <w:i w:val="false"/>
+                      <w:b w:val="false"/>
+                      <w:u w:val="none"/>
+                      <w:strike w:val="false"/>
+                      <w:sz w:val="18"/>
+                      <w:szCs w:val="18"/>
+                      <w:color w:val="000000"/>
+                    </w:rPr>
+                    <w:t xml:space="preserve">AIC</w:t>
+                  </w:r>
+                </w:p>
+              </w:tc>
+            </w:tr>
+            <w:tr>
+              <w:trPr>
+                <w:trHeight w:val="560" w:hRule="auto"/>
+              </w:trPr>
+              <w:tc>
+                <w:tcPr>
+                  <w:tcBorders>
+                    <w:bottom w:val="none" w:sz="0" w:space="0" w:color="000000"/>
+                    <w:top w:val="single" w:sz="12" w:space="0" w:color="666666"/>
+                    <w:left w:val="none" w:sz="0" w:space="0" w:color="000000"/>
+                    <w:right w:val="none" w:sz="0" w:space="0" w:color="000000"/>
+                  </w:tcBorders>
+                  <w:shd w:val="clear" w:color="auto" w:fill="FFFFFF"/>
+                  <w:tcMar>
+                    <w:top w:w="0" w:type="dxa"/>
+                    <w:bottom w:w="0" w:type="dxa"/>
+                    <w:left w:w="0" w:type="dxa"/>
+                    <w:right w:w="0" w:type="dxa"/>
+                  </w:tcMar>
+                  <w:vAlign w:val="center"/>
+                </w:tcPr>
+                <w:p>
+                  <w:pPr>
+                    <w:jc w:val="left"/>
+                    <w:pBdr>
+                      <w:bottom w:val="none" w:sz="0" w:space="0" w:color="000000"/>
+                      <w:top w:val="none" w:sz="0" w:space="0" w:color="000000"/>
+                      <w:left w:val="none" w:sz="0" w:space="0" w:color="000000"/>
+                      <w:right w:val="none" w:sz="0" w:space="0" w:color="000000"/>
+                    </w:pBdr>
+                    <w:spacing w:after="100" w:before="100" w:line="240"/>
+                    <w:ind w:left="100" w:right="100" w:firstLine="0" w:firstLineChars="0"/>
+                    <w:rPr>
+                      <w:rFonts w:ascii="Arial" w:hAnsi="Arial" w:eastAsia="Arial" w:cs="Arial"/>
+                      <w:i w:val="false"/>
+                      <w:b w:val="false"/>
+                      <w:u w:val="none"/>
+                      <w:strike w:val="false"/>
+                      <w:sz w:val="18"/>
+                      <w:szCs w:val="18"/>
+                      <w:color w:val="000000"/>
+                    </w:rPr>
+                  </w:pPr>
+                  <w:r xmlns:w="http://schemas.openxmlformats.org/wordprocessingml/2006/main" xmlns:wp="http://schemas.openxmlformats.org/drawingml/2006/wordprocessingDrawing" xmlns:r="http://schemas.openxmlformats.org/officeDocument/2006/relationships" xmlns:w14="http://schemas.microsoft.com/office/word/2010/wordml">
+                    <w:rPr>
+                      <w:rFonts w:ascii="Arial" w:hAnsi="Arial" w:eastAsia="Arial" w:cs="Arial"/>
+                      <w:i w:val="false"/>
+                      <w:b w:val="false"/>
+                      <w:u w:val="none"/>
+                      <w:strike w:val="false"/>
+                      <w:sz w:val="18"/>
+                      <w:szCs w:val="18"/>
+                      <w:color w:val="000000"/>
+                    </w:rPr>
+                    <w:t xml:space="preserve">Abundance</w:t>
+                  </w:r>
+                </w:p>
+              </w:tc>
+              <w:tc>
+                <w:tcPr>
+                  <w:tcBorders>
+                    <w:bottom w:val="none" w:sz="0" w:space="0" w:color="000000"/>
+                    <w:top w:val="single" w:sz="12" w:space="0" w:color="666666"/>
+                    <w:left w:val="none" w:sz="0" w:space="0" w:color="000000"/>
+                    <w:right w:val="none" w:sz="0" w:space="0" w:color="000000"/>
+                  </w:tcBorders>
+                  <w:shd w:val="clear" w:color="auto" w:fill="FFFFFF"/>
+                  <w:tcMar>
+                    <w:top w:w="0" w:type="dxa"/>
+                    <w:bottom w:w="0" w:type="dxa"/>
+                    <w:left w:w="0" w:type="dxa"/>
+                    <w:right w:w="0" w:type="dxa"/>
+                  </w:tcMar>
+                  <w:vAlign w:val="center"/>
+                </w:tcPr>
+                <w:p>
+                  <w:pPr>
+                    <w:jc w:val="center"/>
+                    <w:pBdr>
+                      <w:bottom w:val="none" w:sz="0" w:space="0" w:color="000000"/>
+                      <w:top w:val="none" w:sz="0" w:space="0" w:color="000000"/>
+                      <w:left w:val="none" w:sz="0" w:space="0" w:color="000000"/>
+                      <w:right w:val="none" w:sz="0" w:space="0" w:color="000000"/>
+                    </w:pBdr>
+                    <w:spacing w:after="100" w:before="100" w:line="240"/>
+                    <w:ind w:left="100" w:right="100" w:firstLine="0" w:firstLineChars="0"/>
+                    <w:rPr>
+                      <w:rFonts w:ascii="Arial" w:hAnsi="Arial" w:eastAsia="Arial" w:cs="Arial"/>
+                      <w:i w:val="false"/>
+                      <w:b w:val="false"/>
+                      <w:u w:val="none"/>
+                      <w:strike w:val="false"/>
+                      <w:sz w:val="18"/>
+                      <w:szCs w:val="18"/>
+                      <w:color w:val="000000"/>
+                    </w:rPr>
+                  </w:pPr>
+                  <w:r xmlns:w="http://schemas.openxmlformats.org/wordprocessingml/2006/main" xmlns:wp="http://schemas.openxmlformats.org/drawingml/2006/wordprocessingDrawing" xmlns:r="http://schemas.openxmlformats.org/officeDocument/2006/relationships" xmlns:w14="http://schemas.microsoft.com/office/word/2010/wordml">
+                    <w:rPr>
+                      <w:rFonts w:ascii="Arial" w:hAnsi="Arial" w:eastAsia="Arial" w:cs="Arial"/>
+                      <w:i w:val="false"/>
+                      <w:b w:val="false"/>
+                      <w:u w:val="none"/>
+                      <w:strike w:val="false"/>
+                      <w:sz w:val="18"/>
+                      <w:szCs w:val="18"/>
+                      <w:color w:val="000000"/>
+                    </w:rPr>
+                    <w:t xml:space="preserve">135</w:t>
+                  </w:r>
+                </w:p>
+              </w:tc>
+              <w:tc>
+                <w:tcPr>
+                  <w:tcBorders>
+                    <w:bottom w:val="none" w:sz="0" w:space="0" w:color="000000"/>
+                    <w:top w:val="single" w:sz="12" w:space="0" w:color="666666"/>
+                    <w:left w:val="none" w:sz="0" w:space="0" w:color="000000"/>
+                    <w:right w:val="none" w:sz="0" w:space="0" w:color="000000"/>
+                  </w:tcBorders>
+                  <w:shd w:val="clear" w:color="auto" w:fill="FFFFFF"/>
+                  <w:tcMar>
+                    <w:top w:w="0" w:type="dxa"/>
+                    <w:bottom w:w="0" w:type="dxa"/>
+                    <w:left w:w="0" w:type="dxa"/>
+                    <w:right w:w="0" w:type="dxa"/>
+                  </w:tcMar>
+                  <w:vAlign w:val="center"/>
+                </w:tcPr>
+                <w:p>
+                  <w:pPr>
+                    <w:jc w:val="center"/>
+                    <w:pBdr>
+                      <w:bottom w:val="none" w:sz="0" w:space="0" w:color="000000"/>
+                      <w:top w:val="none" w:sz="0" w:space="0" w:color="000000"/>
+                      <w:left w:val="none" w:sz="0" w:space="0" w:color="000000"/>
+                      <w:right w:val="none" w:sz="0" w:space="0" w:color="000000"/>
+                    </w:pBdr>
+                    <w:spacing w:after="100" w:before="100" w:line="240"/>
+                    <w:ind w:left="100" w:right="100" w:firstLine="0" w:firstLineChars="0"/>
+                    <w:rPr>
+                      <w:rFonts w:ascii="Arial" w:hAnsi="Arial" w:eastAsia="Arial" w:cs="Arial"/>
+                      <w:i w:val="false"/>
+                      <w:b w:val="false"/>
+                      <w:u w:val="none"/>
+                      <w:strike w:val="false"/>
+                      <w:sz w:val="18"/>
+                      <w:szCs w:val="18"/>
+                      <w:color w:val="000000"/>
+                    </w:rPr>
+                  </w:pPr>
+                  <w:r xmlns:w="http://schemas.openxmlformats.org/wordprocessingml/2006/main" xmlns:wp="http://schemas.openxmlformats.org/drawingml/2006/wordprocessingDrawing" xmlns:r="http://schemas.openxmlformats.org/officeDocument/2006/relationships" xmlns:w14="http://schemas.microsoft.com/office/word/2010/wordml">
+                    <w:rPr>
+                      <w:rFonts w:ascii="Arial" w:hAnsi="Arial" w:eastAsia="Arial" w:cs="Arial"/>
+                      <w:i w:val="false"/>
+                      <w:b w:val="false"/>
+                      <w:u w:val="none"/>
+                      <w:strike w:val="false"/>
+                      <w:sz w:val="18"/>
+                      <w:szCs w:val="18"/>
+                      <w:color w:val="000000"/>
+                    </w:rPr>
+                    <w:t xml:space="preserve">-0.004 (-0.036, 0.030)</w:t>
+                  </w:r>
+                </w:p>
+              </w:tc>
+              <w:tc>
+                <w:tcPr>
+                  <w:tcBorders>
+                    <w:bottom w:val="none" w:sz="0" w:space="0" w:color="000000"/>
+                    <w:top w:val="single" w:sz="12" w:space="0" w:color="666666"/>
+                    <w:left w:val="none" w:sz="0" w:space="0" w:color="000000"/>
+                    <w:right w:val="none" w:sz="0" w:space="0" w:color="000000"/>
+                  </w:tcBorders>
+                  <w:shd w:val="clear" w:color="auto" w:fill="FFFFFF"/>
+                  <w:tcMar>
+                    <w:top w:w="0" w:type="dxa"/>
+                    <w:bottom w:w="0" w:type="dxa"/>
+                    <w:left w:w="0" w:type="dxa"/>
+                    <w:right w:w="0" w:type="dxa"/>
+                  </w:tcMar>
+                  <w:vAlign w:val="center"/>
+                </w:tcPr>
+                <w:p>
+                  <w:pPr>
+                    <w:jc w:val="center"/>
+                    <w:pBdr>
+                      <w:bottom w:val="none" w:sz="0" w:space="0" w:color="000000"/>
+                      <w:top w:val="none" w:sz="0" w:space="0" w:color="000000"/>
+                      <w:left w:val="none" w:sz="0" w:space="0" w:color="000000"/>
+                      <w:right w:val="none" w:sz="0" w:space="0" w:color="000000"/>
+                    </w:pBdr>
+                    <w:spacing w:after="100" w:before="100" w:line="240"/>
+                    <w:ind w:left="100" w:right="100" w:firstLine="0" w:firstLineChars="0"/>
+                    <w:rPr>
+                      <w:rFonts w:ascii="Arial" w:hAnsi="Arial" w:eastAsia="Arial" w:cs="Arial"/>
+                      <w:i w:val="false"/>
+                      <w:b w:val="false"/>
+                      <w:u w:val="none"/>
+                      <w:strike w:val="false"/>
+                      <w:sz w:val="18"/>
+                      <w:szCs w:val="18"/>
+                      <w:color w:val="000000"/>
+                    </w:rPr>
+                  </w:pPr>
+                  <w:r xmlns:w="http://schemas.openxmlformats.org/wordprocessingml/2006/main" xmlns:wp="http://schemas.openxmlformats.org/drawingml/2006/wordprocessingDrawing" xmlns:r="http://schemas.openxmlformats.org/officeDocument/2006/relationships" xmlns:w14="http://schemas.microsoft.com/office/word/2010/wordml">
+                    <w:rPr>
+                      <w:rFonts w:ascii="Arial" w:hAnsi="Arial" w:eastAsia="Arial" w:cs="Arial"/>
+                      <w:i w:val="false"/>
+                      <w:b w:val="false"/>
+                      <w:u w:val="none"/>
+                      <w:strike w:val="false"/>
+                      <w:sz w:val="18"/>
+                      <w:szCs w:val="18"/>
+                      <w:color w:val="000000"/>
+                    </w:rPr>
+                    <w:t xml:space="preserve">0.04</w:t>
+                  </w:r>
+                </w:p>
+              </w:tc>
+              <w:tc>
+                <w:tcPr>
+                  <w:tcBorders>
+                    <w:bottom w:val="none" w:sz="0" w:space="0" w:color="000000"/>
+                    <w:top w:val="single" w:sz="12" w:space="0" w:color="666666"/>
+                    <w:left w:val="none" w:sz="0" w:space="0" w:color="000000"/>
+                    <w:right w:val="none" w:sz="0" w:space="0" w:color="000000"/>
+                  </w:tcBorders>
+                  <w:shd w:val="clear" w:color="auto" w:fill="FFFFFF"/>
+                  <w:tcMar>
+                    <w:top w:w="0" w:type="dxa"/>
+                    <w:bottom w:w="0" w:type="dxa"/>
+                    <w:left w:w="0" w:type="dxa"/>
+                    <w:right w:w="0" w:type="dxa"/>
+                  </w:tcMar>
+                  <w:vAlign w:val="center"/>
+                </w:tcPr>
+                <w:p>
+                  <w:pPr>
+                    <w:jc w:val="center"/>
+                    <w:pBdr>
+                      <w:bottom w:val="none" w:sz="0" w:space="0" w:color="000000"/>
+                      <w:top w:val="none" w:sz="0" w:space="0" w:color="000000"/>
+                      <w:left w:val="none" w:sz="0" w:space="0" w:color="000000"/>
+                      <w:right w:val="none" w:sz="0" w:space="0" w:color="000000"/>
+                    </w:pBdr>
+                    <w:spacing w:after="100" w:before="100" w:line="240"/>
+                    <w:ind w:left="100" w:right="100" w:firstLine="0" w:firstLineChars="0"/>
+                    <w:rPr>
+                      <w:rFonts w:ascii="Arial" w:hAnsi="Arial" w:eastAsia="Arial" w:cs="Arial"/>
+                      <w:i w:val="false"/>
+                      <w:b w:val="false"/>
+                      <w:u w:val="none"/>
+                      <w:strike w:val="false"/>
+                      <w:sz w:val="18"/>
+                      <w:szCs w:val="18"/>
+                      <w:color w:val="000000"/>
+                    </w:rPr>
+                  </w:pPr>
+                  <w:r xmlns:w="http://schemas.openxmlformats.org/wordprocessingml/2006/main" xmlns:wp="http://schemas.openxmlformats.org/drawingml/2006/wordprocessingDrawing" xmlns:r="http://schemas.openxmlformats.org/officeDocument/2006/relationships" xmlns:w14="http://schemas.microsoft.com/office/word/2010/wordml">
+                    <w:rPr>
+                      <w:rFonts w:ascii="Arial" w:hAnsi="Arial" w:eastAsia="Arial" w:cs="Arial"/>
+                      <w:i w:val="false"/>
+                      <w:b w:val="false"/>
+                      <w:u w:val="none"/>
+                      <w:strike w:val="false"/>
+                      <w:sz w:val="18"/>
+                      <w:szCs w:val="18"/>
+                      <w:color w:val="000000"/>
+                    </w:rPr>
+                    <w:t xml:space="preserve">0.04</w:t>
+                  </w:r>
+                </w:p>
+              </w:tc>
+              <w:tc>
+                <w:tcPr>
+                  <w:tcBorders>
+                    <w:bottom w:val="none" w:sz="0" w:space="0" w:color="000000"/>
+                    <w:top w:val="single" w:sz="12" w:space="0" w:color="666666"/>
+                    <w:left w:val="none" w:sz="0" w:space="0" w:color="000000"/>
+                    <w:right w:val="none" w:sz="0" w:space="0" w:color="000000"/>
+                  </w:tcBorders>
+                  <w:shd w:val="clear" w:color="auto" w:fill="FFFFFF"/>
+                  <w:tcMar>
+                    <w:top w:w="0" w:type="dxa"/>
+                    <w:bottom w:w="0" w:type="dxa"/>
+                    <w:left w:w="0" w:type="dxa"/>
+                    <w:right w:w="0" w:type="dxa"/>
+                  </w:tcMar>
+                  <w:vAlign w:val="center"/>
+                </w:tcPr>
+                <w:p>
+                  <w:pPr>
+                    <w:jc w:val="center"/>
+                    <w:pBdr>
+                      <w:bottom w:val="none" w:sz="0" w:space="0" w:color="000000"/>
+                      <w:top w:val="none" w:sz="0" w:space="0" w:color="000000"/>
+                      <w:left w:val="none" w:sz="0" w:space="0" w:color="000000"/>
+                      <w:right w:val="none" w:sz="0" w:space="0" w:color="000000"/>
+                    </w:pBdr>
+                    <w:spacing w:after="100" w:before="100" w:line="240"/>
+                    <w:ind w:left="100" w:right="100" w:firstLine="0" w:firstLineChars="0"/>
+                    <w:rPr>
+                      <w:rFonts w:ascii="Arial" w:hAnsi="Arial" w:eastAsia="Arial" w:cs="Arial"/>
+                      <w:i w:val="false"/>
+                      <w:b w:val="false"/>
+                      <w:u w:val="none"/>
+                      <w:strike w:val="false"/>
+                      <w:sz w:val="18"/>
+                      <w:szCs w:val="18"/>
+                      <w:color w:val="000000"/>
+                    </w:rPr>
+                  </w:pPr>
+                  <w:r xmlns:w="http://schemas.openxmlformats.org/wordprocessingml/2006/main" xmlns:wp="http://schemas.openxmlformats.org/drawingml/2006/wordprocessingDrawing" xmlns:r="http://schemas.openxmlformats.org/officeDocument/2006/relationships" xmlns:w14="http://schemas.microsoft.com/office/word/2010/wordml">
+                    <w:rPr>
+                      <w:rFonts w:ascii="Arial" w:hAnsi="Arial" w:eastAsia="Arial" w:cs="Arial"/>
+                      <w:i w:val="false"/>
+                      <w:b w:val="false"/>
+                      <w:u w:val="none"/>
+                      <w:strike w:val="false"/>
+                      <w:sz w:val="18"/>
+                      <w:szCs w:val="18"/>
+                      <w:color w:val="000000"/>
+                    </w:rPr>
+                    <w:t xml:space="preserve">0.00 / 0.02</w:t>
+                  </w:r>
+                </w:p>
+              </w:tc>
+              <w:tc>
+                <w:tcPr>
+                  <w:tcBorders>
+                    <w:bottom w:val="none" w:sz="0" w:space="0" w:color="000000"/>
+                    <w:top w:val="single" w:sz="12" w:space="0" w:color="666666"/>
+                    <w:left w:val="none" w:sz="0" w:space="0" w:color="000000"/>
+                    <w:right w:val="none" w:sz="0" w:space="0" w:color="000000"/>
+                  </w:tcBorders>
+                  <w:shd w:val="clear" w:color="auto" w:fill="FFFFFF"/>
+                  <w:tcMar>
+                    <w:top w:w="0" w:type="dxa"/>
+                    <w:bottom w:w="0" w:type="dxa"/>
+                    <w:left w:w="0" w:type="dxa"/>
+                    <w:right w:w="0" w:type="dxa"/>
+                  </w:tcMar>
+                  <w:vAlign w:val="center"/>
+                </w:tcPr>
+                <w:p>
+                  <w:pPr>
+                    <w:jc w:val="center"/>
+                    <w:pBdr>
+                      <w:bottom w:val="none" w:sz="0" w:space="0" w:color="000000"/>
+                      <w:top w:val="none" w:sz="0" w:space="0" w:color="000000"/>
+                      <w:left w:val="none" w:sz="0" w:space="0" w:color="000000"/>
+                      <w:right w:val="none" w:sz="0" w:space="0" w:color="000000"/>
+                    </w:pBdr>
+                    <w:spacing w:after="100" w:before="100" w:line="240"/>
+                    <w:ind w:left="100" w:right="100" w:firstLine="0" w:firstLineChars="0"/>
+                    <w:rPr>
+                      <w:rFonts w:ascii="Arial" w:hAnsi="Arial" w:eastAsia="Arial" w:cs="Arial"/>
+                      <w:i w:val="false"/>
+                      <w:b w:val="false"/>
+                      <w:u w:val="none"/>
+                      <w:strike w:val="false"/>
+                      <w:sz w:val="18"/>
+                      <w:szCs w:val="18"/>
+                      <w:color w:val="000000"/>
+                    </w:rPr>
+                  </w:pPr>
+                  <w:r xmlns:w="http://schemas.openxmlformats.org/wordprocessingml/2006/main" xmlns:wp="http://schemas.openxmlformats.org/drawingml/2006/wordprocessingDrawing" xmlns:r="http://schemas.openxmlformats.org/officeDocument/2006/relationships" xmlns:w14="http://schemas.microsoft.com/office/word/2010/wordml">
+                    <w:rPr>
+                      <w:rFonts w:ascii="Arial" w:hAnsi="Arial" w:eastAsia="Arial" w:cs="Arial"/>
+                      <w:i w:val="false"/>
+                      <w:b w:val="false"/>
+                      <w:u w:val="none"/>
+                      <w:strike w:val="false"/>
+                      <w:sz w:val="18"/>
+                      <w:szCs w:val="18"/>
+                      <w:color w:val="000000"/>
+                    </w:rPr>
+                    <w:t xml:space="preserve">129.4</w:t>
+                  </w:r>
+                </w:p>
+              </w:tc>
+            </w:tr>
+            <w:tr>
+              <w:trPr>
+                <w:trHeight w:val="560" w:hRule="auto"/>
+              </w:trPr>
+              <w:tc>
+                <w:tcPr>
+                  <w:tcBorders>
+                    <w:bottom w:val="none" w:sz="0" w:space="0" w:color="000000"/>
+                    <w:top w:val="none" w:sz="0" w:space="0" w:color="000000"/>
+                    <w:left w:val="none" w:sz="0" w:space="0" w:color="000000"/>
+                    <w:right w:val="none" w:sz="0" w:space="0" w:color="000000"/>
+                  </w:tcBorders>
+                  <w:shd w:val="clear" w:color="auto" w:fill="FFFFFF"/>
+                  <w:tcMar>
+                    <w:top w:w="0" w:type="dxa"/>
+                    <w:bottom w:w="0" w:type="dxa"/>
+                    <w:left w:w="0" w:type="dxa"/>
+                    <w:right w:w="0" w:type="dxa"/>
+                  </w:tcMar>
+                  <w:vAlign w:val="center"/>
+                </w:tcPr>
+                <w:p>
+                  <w:pPr>
+                    <w:jc w:val="left"/>
+                    <w:pBdr>
+                      <w:bottom w:val="none" w:sz="0" w:space="0" w:color="000000"/>
+                      <w:top w:val="none" w:sz="0" w:space="0" w:color="000000"/>
+                      <w:left w:val="none" w:sz="0" w:space="0" w:color="000000"/>
+                      <w:right w:val="none" w:sz="0" w:space="0" w:color="000000"/>
+                    </w:pBdr>
+                    <w:spacing w:after="100" w:before="100" w:line="240"/>
+                    <w:ind w:left="100" w:right="100" w:firstLine="0" w:firstLineChars="0"/>
+                    <w:rPr>
+                      <w:rFonts w:ascii="Arial" w:hAnsi="Arial" w:eastAsia="Arial" w:cs="Arial"/>
+                      <w:i w:val="false"/>
+                      <w:b w:val="false"/>
+                      <w:u w:val="none"/>
+                      <w:strike w:val="false"/>
+                      <w:sz w:val="18"/>
+                      <w:szCs w:val="18"/>
+                      <w:color w:val="000000"/>
+                    </w:rPr>
+                  </w:pPr>
+                  <w:r xmlns:w="http://schemas.openxmlformats.org/wordprocessingml/2006/main" xmlns:wp="http://schemas.openxmlformats.org/drawingml/2006/wordprocessingDrawing" xmlns:r="http://schemas.openxmlformats.org/officeDocument/2006/relationships" xmlns:w14="http://schemas.microsoft.com/office/word/2010/wordml">
+                    <w:rPr>
+                      <w:rFonts w:ascii="Arial" w:hAnsi="Arial" w:eastAsia="Arial" w:cs="Arial"/>
+                      <w:i w:val="false"/>
+                      <w:b w:val="false"/>
+                      <w:u w:val="none"/>
+                      <w:strike w:val="false"/>
+                      <w:sz w:val="18"/>
+                      <w:szCs w:val="18"/>
+                      <w:color w:val="000000"/>
+                    </w:rPr>
+                    <w:t xml:space="preserve">Blade Length</w:t>
+                  </w:r>
+                </w:p>
+              </w:tc>
+              <w:tc>
+                <w:tcPr>
+                  <w:tcBorders>
+                    <w:bottom w:val="none" w:sz="0" w:space="0" w:color="000000"/>
+                    <w:top w:val="none" w:sz="0" w:space="0" w:color="000000"/>
+                    <w:left w:val="none" w:sz="0" w:space="0" w:color="000000"/>
+                    <w:right w:val="none" w:sz="0" w:space="0" w:color="000000"/>
+                  </w:tcBorders>
+                  <w:shd w:val="clear" w:color="auto" w:fill="FFFFFF"/>
+                  <w:tcMar>
+                    <w:top w:w="0" w:type="dxa"/>
+                    <w:bottom w:w="0" w:type="dxa"/>
+                    <w:left w:w="0" w:type="dxa"/>
+                    <w:right w:w="0" w:type="dxa"/>
+                  </w:tcMar>
+                  <w:vAlign w:val="center"/>
+                </w:tcPr>
+                <w:p>
+                  <w:pPr>
+                    <w:jc w:val="center"/>
+                    <w:pBdr>
+                      <w:bottom w:val="none" w:sz="0" w:space="0" w:color="000000"/>
+                      <w:top w:val="none" w:sz="0" w:space="0" w:color="000000"/>
+                      <w:left w:val="none" w:sz="0" w:space="0" w:color="000000"/>
+                      <w:right w:val="none" w:sz="0" w:space="0" w:color="000000"/>
+                    </w:pBdr>
+                    <w:spacing w:after="100" w:before="100" w:line="240"/>
+                    <w:ind w:left="100" w:right="100" w:firstLine="0" w:firstLineChars="0"/>
+                    <w:rPr>
+                      <w:rFonts w:ascii="Arial" w:hAnsi="Arial" w:eastAsia="Arial" w:cs="Arial"/>
+                      <w:i w:val="false"/>
+                      <w:b w:val="false"/>
+                      <w:u w:val="none"/>
+                      <w:strike w:val="false"/>
+                      <w:sz w:val="18"/>
+                      <w:szCs w:val="18"/>
+                      <w:color w:val="000000"/>
+                    </w:rPr>
+                  </w:pPr>
+                  <w:r xmlns:w="http://schemas.openxmlformats.org/wordprocessingml/2006/main" xmlns:wp="http://schemas.openxmlformats.org/drawingml/2006/wordprocessingDrawing" xmlns:r="http://schemas.openxmlformats.org/officeDocument/2006/relationships" xmlns:w14="http://schemas.microsoft.com/office/word/2010/wordml">
+                    <w:rPr>
+                      <w:rFonts w:ascii="Arial" w:hAnsi="Arial" w:eastAsia="Arial" w:cs="Arial"/>
+                      <w:i w:val="false"/>
+                      <w:b w:val="false"/>
+                      <w:u w:val="none"/>
+                      <w:strike w:val="false"/>
+                      <w:sz w:val="18"/>
+                      <w:szCs w:val="18"/>
+                      <w:color w:val="000000"/>
+                    </w:rPr>
+                    <w:t xml:space="preserve">130</w:t>
+                  </w:r>
+                </w:p>
+              </w:tc>
+              <w:tc>
+                <w:tcPr>
+                  <w:tcBorders>
+                    <w:bottom w:val="none" w:sz="0" w:space="0" w:color="000000"/>
+                    <w:top w:val="none" w:sz="0" w:space="0" w:color="000000"/>
+                    <w:left w:val="none" w:sz="0" w:space="0" w:color="000000"/>
+                    <w:right w:val="none" w:sz="0" w:space="0" w:color="000000"/>
+                  </w:tcBorders>
+                  <w:shd w:val="clear" w:color="auto" w:fill="FFFFFF"/>
+                  <w:tcMar>
+                    <w:top w:w="0" w:type="dxa"/>
+                    <w:bottom w:w="0" w:type="dxa"/>
+                    <w:left w:w="0" w:type="dxa"/>
+                    <w:right w:w="0" w:type="dxa"/>
+                  </w:tcMar>
+                  <w:vAlign w:val="center"/>
+                </w:tcPr>
+                <w:p>
+                  <w:pPr>
+                    <w:jc w:val="center"/>
+                    <w:pBdr>
+                      <w:bottom w:val="none" w:sz="0" w:space="0" w:color="000000"/>
+                      <w:top w:val="none" w:sz="0" w:space="0" w:color="000000"/>
+                      <w:left w:val="none" w:sz="0" w:space="0" w:color="000000"/>
+                      <w:right w:val="none" w:sz="0" w:space="0" w:color="000000"/>
+                    </w:pBdr>
+                    <w:spacing w:after="100" w:before="100" w:line="240"/>
+                    <w:ind w:left="100" w:right="100" w:firstLine="0" w:firstLineChars="0"/>
+                    <w:rPr>
+                      <w:rFonts w:ascii="Arial" w:hAnsi="Arial" w:eastAsia="Arial" w:cs="Arial"/>
+                      <w:i w:val="false"/>
+                      <w:b w:val="false"/>
+                      <w:u w:val="none"/>
+                      <w:strike w:val="false"/>
+                      <w:sz w:val="18"/>
+                      <w:szCs w:val="18"/>
+                      <w:color w:val="000000"/>
+                    </w:rPr>
+                  </w:pPr>
+                  <w:r xmlns:w="http://schemas.openxmlformats.org/wordprocessingml/2006/main" xmlns:wp="http://schemas.openxmlformats.org/drawingml/2006/wordprocessingDrawing" xmlns:r="http://schemas.openxmlformats.org/officeDocument/2006/relationships" xmlns:w14="http://schemas.microsoft.com/office/word/2010/wordml">
+                    <w:rPr>
+                      <w:rFonts w:ascii="Arial" w:hAnsi="Arial" w:eastAsia="Arial" w:cs="Arial"/>
+                      <w:i w:val="false"/>
+                      <w:b w:val="false"/>
+                      <w:u w:val="none"/>
+                      <w:strike w:val="false"/>
+                      <w:sz w:val="18"/>
+                      <w:szCs w:val="18"/>
+                      <w:color w:val="000000"/>
+                    </w:rPr>
+                    <w:t xml:space="preserve">-0.212 (-0.537, 0.109)</w:t>
+                  </w:r>
+                </w:p>
+              </w:tc>
+              <w:tc>
+                <w:tcPr>
+                  <w:tcBorders>
+                    <w:bottom w:val="none" w:sz="0" w:space="0" w:color="000000"/>
+                    <w:top w:val="none" w:sz="0" w:space="0" w:color="000000"/>
+                    <w:left w:val="none" w:sz="0" w:space="0" w:color="000000"/>
+                    <w:right w:val="none" w:sz="0" w:space="0" w:color="000000"/>
+                  </w:tcBorders>
+                  <w:shd w:val="clear" w:color="auto" w:fill="FFFFFF"/>
+                  <w:tcMar>
+                    <w:top w:w="0" w:type="dxa"/>
+                    <w:bottom w:w="0" w:type="dxa"/>
+                    <w:left w:w="0" w:type="dxa"/>
+                    <w:right w:w="0" w:type="dxa"/>
+                  </w:tcMar>
+                  <w:vAlign w:val="center"/>
+                </w:tcPr>
+                <w:p>
+                  <w:pPr>
+                    <w:jc w:val="center"/>
+                    <w:pBdr>
+                      <w:bottom w:val="none" w:sz="0" w:space="0" w:color="000000"/>
+                      <w:top w:val="none" w:sz="0" w:space="0" w:color="000000"/>
+                      <w:left w:val="none" w:sz="0" w:space="0" w:color="000000"/>
+                      <w:right w:val="none" w:sz="0" w:space="0" w:color="000000"/>
+                    </w:pBdr>
+                    <w:spacing w:after="100" w:before="100" w:line="240"/>
+                    <w:ind w:left="100" w:right="100" w:firstLine="0" w:firstLineChars="0"/>
+                    <w:rPr>
+                      <w:rFonts w:ascii="Arial" w:hAnsi="Arial" w:eastAsia="Arial" w:cs="Arial"/>
+                      <w:i w:val="false"/>
+                      <w:b w:val="false"/>
+                      <w:u w:val="none"/>
+                      <w:strike w:val="false"/>
+                      <w:sz w:val="18"/>
+                      <w:szCs w:val="18"/>
+                      <w:color w:val="000000"/>
+                    </w:rPr>
+                  </w:pPr>
+                  <w:r xmlns:w="http://schemas.openxmlformats.org/wordprocessingml/2006/main" xmlns:wp="http://schemas.openxmlformats.org/drawingml/2006/wordprocessingDrawing" xmlns:r="http://schemas.openxmlformats.org/officeDocument/2006/relationships" xmlns:w14="http://schemas.microsoft.com/office/word/2010/wordml">
+                    <w:rPr>
+                      <w:rFonts w:ascii="Arial" w:hAnsi="Arial" w:eastAsia="Arial" w:cs="Arial"/>
+                      <w:i w:val="false"/>
+                      <w:b w:val="false"/>
+                      <w:u w:val="none"/>
+                      <w:strike w:val="false"/>
+                      <w:sz w:val="18"/>
+                      <w:szCs w:val="18"/>
+                      <w:color w:val="000000"/>
+                    </w:rPr>
+                    <w:t xml:space="preserve">0.92</w:t>
+                  </w:r>
+                </w:p>
+              </w:tc>
+              <w:tc>
+                <w:tcPr>
+                  <w:tcBorders>
+                    <w:bottom w:val="none" w:sz="0" w:space="0" w:color="000000"/>
+                    <w:top w:val="none" w:sz="0" w:space="0" w:color="000000"/>
+                    <w:left w:val="none" w:sz="0" w:space="0" w:color="000000"/>
+                    <w:right w:val="none" w:sz="0" w:space="0" w:color="000000"/>
+                  </w:tcBorders>
+                  <w:shd w:val="clear" w:color="auto" w:fill="FFFFFF"/>
+                  <w:tcMar>
+                    <w:top w:w="0" w:type="dxa"/>
+                    <w:bottom w:w="0" w:type="dxa"/>
+                    <w:left w:w="0" w:type="dxa"/>
+                    <w:right w:w="0" w:type="dxa"/>
+                  </w:tcMar>
+                  <w:vAlign w:val="center"/>
+                </w:tcPr>
+                <w:p>
+                  <w:pPr>
+                    <w:jc w:val="center"/>
+                    <w:pBdr>
+                      <w:bottom w:val="none" w:sz="0" w:space="0" w:color="000000"/>
+                      <w:top w:val="none" w:sz="0" w:space="0" w:color="000000"/>
+                      <w:left w:val="none" w:sz="0" w:space="0" w:color="000000"/>
+                      <w:right w:val="none" w:sz="0" w:space="0" w:color="000000"/>
+                    </w:pBdr>
+                    <w:spacing w:after="100" w:before="100" w:line="240"/>
+                    <w:ind w:left="100" w:right="100" w:firstLine="0" w:firstLineChars="0"/>
+                    <w:rPr>
+                      <w:rFonts w:ascii="Arial" w:hAnsi="Arial" w:eastAsia="Arial" w:cs="Arial"/>
+                      <w:i w:val="false"/>
+                      <w:b w:val="false"/>
+                      <w:u w:val="none"/>
+                      <w:strike w:val="false"/>
+                      <w:sz w:val="18"/>
+                      <w:szCs w:val="18"/>
+                      <w:color w:val="000000"/>
+                    </w:rPr>
+                  </w:pPr>
+                  <w:r xmlns:w="http://schemas.openxmlformats.org/wordprocessingml/2006/main" xmlns:wp="http://schemas.openxmlformats.org/drawingml/2006/wordprocessingDrawing" xmlns:r="http://schemas.openxmlformats.org/officeDocument/2006/relationships" xmlns:w14="http://schemas.microsoft.com/office/word/2010/wordml">
+                    <w:rPr>
+                      <w:rFonts w:ascii="Arial" w:hAnsi="Arial" w:eastAsia="Arial" w:cs="Arial"/>
+                      <w:i w:val="false"/>
+                      <w:b w:val="false"/>
+                      <w:u w:val="none"/>
+                      <w:strike w:val="false"/>
+                      <w:sz w:val="18"/>
+                      <w:szCs w:val="18"/>
+                      <w:color w:val="000000"/>
+                    </w:rPr>
+                    <w:t xml:space="preserve">1.54</w:t>
+                  </w:r>
+                </w:p>
+              </w:tc>
+              <w:tc>
+                <w:tcPr>
+                  <w:tcBorders>
+                    <w:bottom w:val="none" w:sz="0" w:space="0" w:color="000000"/>
+                    <w:top w:val="none" w:sz="0" w:space="0" w:color="000000"/>
+                    <w:left w:val="none" w:sz="0" w:space="0" w:color="000000"/>
+                    <w:right w:val="none" w:sz="0" w:space="0" w:color="000000"/>
+                  </w:tcBorders>
+                  <w:shd w:val="clear" w:color="auto" w:fill="FFFFFF"/>
+                  <w:tcMar>
+                    <w:top w:w="0" w:type="dxa"/>
+                    <w:bottom w:w="0" w:type="dxa"/>
+                    <w:left w:w="0" w:type="dxa"/>
+                    <w:right w:w="0" w:type="dxa"/>
+                  </w:tcMar>
+                  <w:vAlign w:val="center"/>
+                </w:tcPr>
+                <w:p>
+                  <w:pPr>
+                    <w:jc w:val="center"/>
+                    <w:pBdr>
+                      <w:bottom w:val="none" w:sz="0" w:space="0" w:color="000000"/>
+                      <w:top w:val="none" w:sz="0" w:space="0" w:color="000000"/>
+                      <w:left w:val="none" w:sz="0" w:space="0" w:color="000000"/>
+                      <w:right w:val="none" w:sz="0" w:space="0" w:color="000000"/>
+                    </w:pBdr>
+                    <w:spacing w:after="100" w:before="100" w:line="240"/>
+                    <w:ind w:left="100" w:right="100" w:firstLine="0" w:firstLineChars="0"/>
+                    <w:rPr>
+                      <w:rFonts w:ascii="Arial" w:hAnsi="Arial" w:eastAsia="Arial" w:cs="Arial"/>
+                      <w:i w:val="false"/>
+                      <w:b w:val="false"/>
+                      <w:u w:val="none"/>
+                      <w:strike w:val="false"/>
+                      <w:sz w:val="18"/>
+                      <w:szCs w:val="18"/>
+                      <w:color w:val="000000"/>
+                    </w:rPr>
+                  </w:pPr>
+                  <w:r xmlns:w="http://schemas.openxmlformats.org/wordprocessingml/2006/main" xmlns:wp="http://schemas.openxmlformats.org/drawingml/2006/wordprocessingDrawing" xmlns:r="http://schemas.openxmlformats.org/officeDocument/2006/relationships" xmlns:w14="http://schemas.microsoft.com/office/word/2010/wordml">
+                    <w:rPr>
+                      <w:rFonts w:ascii="Arial" w:hAnsi="Arial" w:eastAsia="Arial" w:cs="Arial"/>
+                      <w:i w:val="false"/>
+                      <w:b w:val="false"/>
+                      <w:u w:val="none"/>
+                      <w:strike w:val="false"/>
+                      <w:sz w:val="18"/>
+                      <w:szCs w:val="18"/>
+                      <w:color w:val="000000"/>
+                    </w:rPr>
+                    <w:t xml:space="preserve">0.01 / 0.23</w:t>
+                  </w:r>
+                </w:p>
+              </w:tc>
+              <w:tc>
+                <w:tcPr>
+                  <w:tcBorders>
+                    <w:bottom w:val="none" w:sz="0" w:space="0" w:color="000000"/>
+                    <w:top w:val="none" w:sz="0" w:space="0" w:color="000000"/>
+                    <w:left w:val="none" w:sz="0" w:space="0" w:color="000000"/>
+                    <w:right w:val="none" w:sz="0" w:space="0" w:color="000000"/>
+                  </w:tcBorders>
+                  <w:shd w:val="clear" w:color="auto" w:fill="FFFFFF"/>
+                  <w:tcMar>
+                    <w:top w:w="0" w:type="dxa"/>
+                    <w:bottom w:w="0" w:type="dxa"/>
+                    <w:left w:w="0" w:type="dxa"/>
+                    <w:right w:w="0" w:type="dxa"/>
+                  </w:tcMar>
+                  <w:vAlign w:val="center"/>
+                </w:tcPr>
+                <w:p>
+                  <w:pPr>
+                    <w:jc w:val="center"/>
+                    <w:pBdr>
+                      <w:bottom w:val="none" w:sz="0" w:space="0" w:color="000000"/>
+                      <w:top w:val="none" w:sz="0" w:space="0" w:color="000000"/>
+                      <w:left w:val="none" w:sz="0" w:space="0" w:color="000000"/>
+                      <w:right w:val="none" w:sz="0" w:space="0" w:color="000000"/>
+                    </w:pBdr>
+                    <w:spacing w:after="100" w:before="100" w:line="240"/>
+                    <w:ind w:left="100" w:right="100" w:firstLine="0" w:firstLineChars="0"/>
+                    <w:rPr>
+                      <w:rFonts w:ascii="Arial" w:hAnsi="Arial" w:eastAsia="Arial" w:cs="Arial"/>
+                      <w:i w:val="false"/>
+                      <w:b w:val="false"/>
+                      <w:u w:val="none"/>
+                      <w:strike w:val="false"/>
+                      <w:sz w:val="18"/>
+                      <w:szCs w:val="18"/>
+                      <w:color w:val="000000"/>
+                    </w:rPr>
+                  </w:pPr>
+                  <w:r xmlns:w="http://schemas.openxmlformats.org/wordprocessingml/2006/main" xmlns:wp="http://schemas.openxmlformats.org/drawingml/2006/wordprocessingDrawing" xmlns:r="http://schemas.openxmlformats.org/officeDocument/2006/relationships" xmlns:w14="http://schemas.microsoft.com/office/word/2010/wordml">
+                    <w:rPr>
+                      <w:rFonts w:ascii="Arial" w:hAnsi="Arial" w:eastAsia="Arial" w:cs="Arial"/>
+                      <w:i w:val="false"/>
+                      <w:b w:val="false"/>
+                      <w:u w:val="none"/>
+                      <w:strike w:val="false"/>
+                      <w:sz w:val="18"/>
+                      <w:szCs w:val="18"/>
+                      <w:color w:val="000000"/>
+                    </w:rPr>
+                    <w:t xml:space="preserve">702.3</w:t>
+                  </w:r>
+                </w:p>
+              </w:tc>
+            </w:tr>
+            <w:tr>
+              <w:trPr>
+                <w:trHeight w:val="575" w:hRule="auto"/>
+              </w:trPr>
+              <w:tc>
+                <w:tcPr>
+                  <w:tcBorders>
+                    <w:bottom w:val="single" w:sz="12" w:space="0" w:color="666666"/>
+                    <w:top w:val="none" w:sz="0" w:space="0" w:color="000000"/>
+                    <w:left w:val="none" w:sz="0" w:space="0" w:color="000000"/>
+                    <w:right w:val="none" w:sz="0" w:space="0" w:color="000000"/>
+                  </w:tcBorders>
+                  <w:shd w:val="clear" w:color="auto" w:fill="FFFFFF"/>
+                  <w:tcMar>
+                    <w:top w:w="0" w:type="dxa"/>
+                    <w:bottom w:w="0" w:type="dxa"/>
+                    <w:left w:w="0" w:type="dxa"/>
+                    <w:right w:w="0" w:type="dxa"/>
+                  </w:tcMar>
+                  <w:vAlign w:val="center"/>
+                </w:tcPr>
+                <w:p>
+                  <w:pPr>
+                    <w:jc w:val="left"/>
+                    <w:pBdr>
+                      <w:bottom w:val="none" w:sz="0" w:space="0" w:color="000000"/>
+                      <w:top w:val="none" w:sz="0" w:space="0" w:color="000000"/>
+                      <w:left w:val="none" w:sz="0" w:space="0" w:color="000000"/>
+                      <w:right w:val="none" w:sz="0" w:space="0" w:color="000000"/>
+                    </w:pBdr>
+                    <w:spacing w:after="100" w:before="100" w:line="240"/>
+                    <w:ind w:left="100" w:right="100" w:firstLine="0" w:firstLineChars="0"/>
+                    <w:rPr>
+                      <w:rFonts w:ascii="Arial" w:hAnsi="Arial" w:eastAsia="Arial" w:cs="Arial"/>
+                      <w:i w:val="false"/>
+                      <w:b w:val="false"/>
+                      <w:u w:val="none"/>
+                      <w:strike w:val="false"/>
+                      <w:sz w:val="18"/>
+                      <w:szCs w:val="18"/>
+                      <w:color w:val="000000"/>
+                    </w:rPr>
+                  </w:pPr>
+                  <w:r xmlns:w="http://schemas.openxmlformats.org/wordprocessingml/2006/main" xmlns:wp="http://schemas.openxmlformats.org/drawingml/2006/wordprocessingDrawing" xmlns:r="http://schemas.openxmlformats.org/officeDocument/2006/relationships" xmlns:w14="http://schemas.microsoft.com/office/word/2010/wordml">
+                    <w:rPr>
+                      <w:rFonts w:ascii="Arial" w:hAnsi="Arial" w:eastAsia="Arial" w:cs="Arial"/>
+                      <w:i w:val="false"/>
+                      <w:b w:val="false"/>
+                      <w:u w:val="none"/>
+                      <w:strike w:val="false"/>
+                      <w:sz w:val="18"/>
+                      <w:szCs w:val="18"/>
+                      <w:color w:val="000000"/>
+                    </w:rPr>
+                    <w:t xml:space="preserve">Short Shoot Density</w:t>
+                  </w:r>
+                </w:p>
+              </w:tc>
+              <w:tc>
+                <w:tcPr>
+                  <w:tcBorders>
+                    <w:bottom w:val="single" w:sz="12" w:space="0" w:color="666666"/>
+                    <w:top w:val="none" w:sz="0" w:space="0" w:color="000000"/>
+                    <w:left w:val="none" w:sz="0" w:space="0" w:color="000000"/>
+                    <w:right w:val="none" w:sz="0" w:space="0" w:color="000000"/>
+                  </w:tcBorders>
+                  <w:shd w:val="clear" w:color="auto" w:fill="FFFFFF"/>
+                  <w:tcMar>
+                    <w:top w:w="0" w:type="dxa"/>
+                    <w:bottom w:w="0" w:type="dxa"/>
+                    <w:left w:w="0" w:type="dxa"/>
+                    <w:right w:w="0" w:type="dxa"/>
+                  </w:tcMar>
+                  <w:vAlign w:val="center"/>
+                </w:tcPr>
+                <w:p>
+                  <w:pPr>
+                    <w:jc w:val="center"/>
+                    <w:pBdr>
+                      <w:bottom w:val="none" w:sz="0" w:space="0" w:color="000000"/>
+                      <w:top w:val="none" w:sz="0" w:space="0" w:color="000000"/>
+                      <w:left w:val="none" w:sz="0" w:space="0" w:color="000000"/>
+                      <w:right w:val="none" w:sz="0" w:space="0" w:color="000000"/>
+                    </w:pBdr>
+                    <w:spacing w:after="100" w:before="100" w:line="240"/>
+                    <w:ind w:left="100" w:right="100" w:firstLine="0" w:firstLineChars="0"/>
+                    <w:rPr>
+                      <w:rFonts w:ascii="Arial" w:hAnsi="Arial" w:eastAsia="Arial" w:cs="Arial"/>
+                      <w:i w:val="false"/>
+                      <w:b w:val="false"/>
+                      <w:u w:val="none"/>
+                      <w:strike w:val="false"/>
+                      <w:sz w:val="18"/>
+                      <w:szCs w:val="18"/>
+                      <w:color w:val="000000"/>
+                    </w:rPr>
+                  </w:pPr>
+                  <w:r xmlns:w="http://schemas.openxmlformats.org/wordprocessingml/2006/main" xmlns:wp="http://schemas.openxmlformats.org/drawingml/2006/wordprocessingDrawing" xmlns:r="http://schemas.openxmlformats.org/officeDocument/2006/relationships" xmlns:w14="http://schemas.microsoft.com/office/word/2010/wordml">
+                    <w:rPr>
+                      <w:rFonts w:ascii="Arial" w:hAnsi="Arial" w:eastAsia="Arial" w:cs="Arial"/>
+                      <w:i w:val="false"/>
+                      <w:b w:val="false"/>
+                      <w:u w:val="none"/>
+                      <w:strike w:val="false"/>
+                      <w:sz w:val="18"/>
+                      <w:szCs w:val="18"/>
+                      <w:color w:val="000000"/>
+                    </w:rPr>
+                    <w:t xml:space="preserve">125</w:t>
+                  </w:r>
+                </w:p>
+              </w:tc>
+              <w:tc>
+                <w:tcPr>
+                  <w:tcBorders>
+                    <w:bottom w:val="single" w:sz="12" w:space="0" w:color="666666"/>
+                    <w:top w:val="none" w:sz="0" w:space="0" w:color="000000"/>
+                    <w:left w:val="none" w:sz="0" w:space="0" w:color="000000"/>
+                    <w:right w:val="none" w:sz="0" w:space="0" w:color="000000"/>
+                  </w:tcBorders>
+                  <w:shd w:val="clear" w:color="auto" w:fill="FFFFFF"/>
+                  <w:tcMar>
+                    <w:top w:w="0" w:type="dxa"/>
+                    <w:bottom w:w="0" w:type="dxa"/>
+                    <w:left w:w="0" w:type="dxa"/>
+                    <w:right w:w="0" w:type="dxa"/>
+                  </w:tcMar>
+                  <w:vAlign w:val="center"/>
+                </w:tcPr>
+                <w:p>
+                  <w:pPr>
+                    <w:jc w:val="center"/>
+                    <w:pBdr>
+                      <w:bottom w:val="none" w:sz="0" w:space="0" w:color="000000"/>
+                      <w:top w:val="none" w:sz="0" w:space="0" w:color="000000"/>
+                      <w:left w:val="none" w:sz="0" w:space="0" w:color="000000"/>
+                      <w:right w:val="none" w:sz="0" w:space="0" w:color="000000"/>
+                    </w:pBdr>
+                    <w:spacing w:after="100" w:before="100" w:line="240"/>
+                    <w:ind w:left="100" w:right="100" w:firstLine="0" w:firstLineChars="0"/>
+                    <w:rPr>
+                      <w:rFonts w:ascii="Arial" w:hAnsi="Arial" w:eastAsia="Arial" w:cs="Arial"/>
+                      <w:i w:val="false"/>
+                      <w:b w:val="false"/>
+                      <w:u w:val="none"/>
+                      <w:strike w:val="false"/>
+                      <w:sz w:val="18"/>
+                      <w:szCs w:val="18"/>
+                      <w:color w:val="000000"/>
+                    </w:rPr>
+                  </w:pPr>
+                  <w:r xmlns:w="http://schemas.openxmlformats.org/wordprocessingml/2006/main" xmlns:wp="http://schemas.openxmlformats.org/drawingml/2006/wordprocessingDrawing" xmlns:r="http://schemas.openxmlformats.org/officeDocument/2006/relationships" xmlns:w14="http://schemas.microsoft.com/office/word/2010/wordml">
+                    <w:rPr>
+                      <w:rFonts w:ascii="Arial" w:hAnsi="Arial" w:eastAsia="Arial" w:cs="Arial"/>
+                      <w:i w:val="false"/>
+                      <w:b w:val="false"/>
+                      <w:u w:val="none"/>
+                      <w:strike w:val="false"/>
+                      <w:sz w:val="18"/>
+                      <w:szCs w:val="18"/>
+                      <w:color w:val="000000"/>
+                    </w:rPr>
+                    <w:t xml:space="preserve">0.015 (-0.023, 0.054)</w:t>
+                  </w:r>
+                </w:p>
+              </w:tc>
+              <w:tc>
+                <w:tcPr>
+                  <w:tcBorders>
+                    <w:bottom w:val="single" w:sz="12" w:space="0" w:color="666666"/>
+                    <w:top w:val="none" w:sz="0" w:space="0" w:color="000000"/>
+                    <w:left w:val="none" w:sz="0" w:space="0" w:color="000000"/>
+                    <w:right w:val="none" w:sz="0" w:space="0" w:color="000000"/>
+                  </w:tcBorders>
+                  <w:shd w:val="clear" w:color="auto" w:fill="FFFFFF"/>
+                  <w:tcMar>
+                    <w:top w:w="0" w:type="dxa"/>
+                    <w:bottom w:w="0" w:type="dxa"/>
+                    <w:left w:w="0" w:type="dxa"/>
+                    <w:right w:w="0" w:type="dxa"/>
+                  </w:tcMar>
+                  <w:vAlign w:val="center"/>
+                </w:tcPr>
+                <w:p>
+                  <w:pPr>
+                    <w:jc w:val="center"/>
+                    <w:pBdr>
+                      <w:bottom w:val="none" w:sz="0" w:space="0" w:color="000000"/>
+                      <w:top w:val="none" w:sz="0" w:space="0" w:color="000000"/>
+                      <w:left w:val="none" w:sz="0" w:space="0" w:color="000000"/>
+                      <w:right w:val="none" w:sz="0" w:space="0" w:color="000000"/>
+                    </w:pBdr>
+                    <w:spacing w:after="100" w:before="100" w:line="240"/>
+                    <w:ind w:left="100" w:right="100" w:firstLine="0" w:firstLineChars="0"/>
+                    <w:rPr>
+                      <w:rFonts w:ascii="Arial" w:hAnsi="Arial" w:eastAsia="Arial" w:cs="Arial"/>
+                      <w:i w:val="false"/>
+                      <w:b w:val="false"/>
+                      <w:u w:val="none"/>
+                      <w:strike w:val="false"/>
+                      <w:sz w:val="18"/>
+                      <w:szCs w:val="18"/>
+                      <w:color w:val="000000"/>
+                    </w:rPr>
+                  </w:pPr>
+                  <w:r xmlns:w="http://schemas.openxmlformats.org/wordprocessingml/2006/main" xmlns:wp="http://schemas.openxmlformats.org/drawingml/2006/wordprocessingDrawing" xmlns:r="http://schemas.openxmlformats.org/officeDocument/2006/relationships" xmlns:w14="http://schemas.microsoft.com/office/word/2010/wordml">
+                    <w:rPr>
+                      <w:rFonts w:ascii="Arial" w:hAnsi="Arial" w:eastAsia="Arial" w:cs="Arial"/>
+                      <w:i w:val="false"/>
+                      <w:b w:val="false"/>
+                      <w:u w:val="none"/>
+                      <w:strike w:val="false"/>
+                      <w:sz w:val="18"/>
+                      <w:szCs w:val="18"/>
+                      <w:color w:val="000000"/>
+                    </w:rPr>
+                    <w:t xml:space="preserve">0.00</w:t>
+                  </w:r>
+                </w:p>
+              </w:tc>
+              <w:tc>
+                <w:tcPr>
+                  <w:tcBorders>
+                    <w:bottom w:val="single" w:sz="12" w:space="0" w:color="666666"/>
+                    <w:top w:val="none" w:sz="0" w:space="0" w:color="000000"/>
+                    <w:left w:val="none" w:sz="0" w:space="0" w:color="000000"/>
+                    <w:right w:val="none" w:sz="0" w:space="0" w:color="000000"/>
+                  </w:tcBorders>
+                  <w:shd w:val="clear" w:color="auto" w:fill="FFFFFF"/>
+                  <w:tcMar>
+                    <w:top w:w="0" w:type="dxa"/>
+                    <w:bottom w:w="0" w:type="dxa"/>
+                    <w:left w:w="0" w:type="dxa"/>
+                    <w:right w:w="0" w:type="dxa"/>
+                  </w:tcMar>
+                  <w:vAlign w:val="center"/>
+                </w:tcPr>
+                <w:p>
+                  <w:pPr>
+                    <w:jc w:val="center"/>
+                    <w:pBdr>
+                      <w:bottom w:val="none" w:sz="0" w:space="0" w:color="000000"/>
+                      <w:top w:val="none" w:sz="0" w:space="0" w:color="000000"/>
+                      <w:left w:val="none" w:sz="0" w:space="0" w:color="000000"/>
+                      <w:right w:val="none" w:sz="0" w:space="0" w:color="000000"/>
+                    </w:pBdr>
+                    <w:spacing w:after="100" w:before="100" w:line="240"/>
+                    <w:ind w:left="100" w:right="100" w:firstLine="0" w:firstLineChars="0"/>
+                    <w:rPr>
+                      <w:rFonts w:ascii="Arial" w:hAnsi="Arial" w:eastAsia="Arial" w:cs="Arial"/>
+                      <w:i w:val="false"/>
+                      <w:b w:val="false"/>
+                      <w:u w:val="none"/>
+                      <w:strike w:val="false"/>
+                      <w:sz w:val="18"/>
+                      <w:szCs w:val="18"/>
+                      <w:color w:val="000000"/>
+                    </w:rPr>
+                  </w:pPr>
+                  <w:r xmlns:w="http://schemas.openxmlformats.org/wordprocessingml/2006/main" xmlns:wp="http://schemas.openxmlformats.org/drawingml/2006/wordprocessingDrawing" xmlns:r="http://schemas.openxmlformats.org/officeDocument/2006/relationships" xmlns:w14="http://schemas.microsoft.com/office/word/2010/wordml">
+                    <w:rPr>
+                      <w:rFonts w:ascii="Arial" w:hAnsi="Arial" w:eastAsia="Arial" w:cs="Arial"/>
+                      <w:i w:val="false"/>
+                      <w:b w:val="false"/>
+                      <w:u w:val="none"/>
+                      <w:strike w:val="false"/>
+                      <w:sz w:val="18"/>
+                      <w:szCs w:val="18"/>
+                      <w:color w:val="000000"/>
+                    </w:rPr>
+                    <w:t xml:space="preserve">0.00</w:t>
+                  </w:r>
+                </w:p>
+              </w:tc>
+              <w:tc>
+                <w:tcPr>
+                  <w:tcBorders>
+                    <w:bottom w:val="single" w:sz="12" w:space="0" w:color="666666"/>
+                    <w:top w:val="none" w:sz="0" w:space="0" w:color="000000"/>
+                    <w:left w:val="none" w:sz="0" w:space="0" w:color="000000"/>
+                    <w:right w:val="none" w:sz="0" w:space="0" w:color="000000"/>
+                  </w:tcBorders>
+                  <w:shd w:val="clear" w:color="auto" w:fill="FFFFFF"/>
+                  <w:tcMar>
+                    <w:top w:w="0" w:type="dxa"/>
+                    <w:bottom w:w="0" w:type="dxa"/>
+                    <w:left w:w="0" w:type="dxa"/>
+                    <w:right w:w="0" w:type="dxa"/>
+                  </w:tcMar>
+                  <w:vAlign w:val="center"/>
+                </w:tcPr>
+                <w:p>
+                  <w:pPr>
+                    <w:jc w:val="center"/>
+                    <w:pBdr>
+                      <w:bottom w:val="none" w:sz="0" w:space="0" w:color="000000"/>
+                      <w:top w:val="none" w:sz="0" w:space="0" w:color="000000"/>
+                      <w:left w:val="none" w:sz="0" w:space="0" w:color="000000"/>
+                      <w:right w:val="none" w:sz="0" w:space="0" w:color="000000"/>
+                    </w:pBdr>
+                    <w:spacing w:after="100" w:before="100" w:line="240"/>
+                    <w:ind w:left="100" w:right="100" w:firstLine="0" w:firstLineChars="0"/>
+                    <w:rPr>
+                      <w:rFonts w:ascii="Arial" w:hAnsi="Arial" w:eastAsia="Arial" w:cs="Arial"/>
+                      <w:i w:val="false"/>
+                      <w:b w:val="false"/>
+                      <w:u w:val="none"/>
+                      <w:strike w:val="false"/>
+                      <w:sz w:val="18"/>
+                      <w:szCs w:val="18"/>
+                      <w:color w:val="000000"/>
+                    </w:rPr>
+                  </w:pPr>
+                  <w:r xmlns:w="http://schemas.openxmlformats.org/wordprocessingml/2006/main" xmlns:wp="http://schemas.openxmlformats.org/drawingml/2006/wordprocessingDrawing" xmlns:r="http://schemas.openxmlformats.org/officeDocument/2006/relationships" xmlns:w14="http://schemas.microsoft.com/office/word/2010/wordml">
+                    <w:rPr>
+                      <w:rFonts w:ascii="Arial" w:hAnsi="Arial" w:eastAsia="Arial" w:cs="Arial"/>
+                      <w:i w:val="false"/>
+                      <w:b w:val="false"/>
+                      <w:u w:val="none"/>
+                      <w:strike w:val="false"/>
+                      <w:sz w:val="18"/>
+                      <w:szCs w:val="18"/>
+                      <w:color w:val="000000"/>
+                    </w:rPr>
+                    <w:t xml:space="preserve">0.01 /  NA</w:t>
+                  </w:r>
+                </w:p>
+              </w:tc>
+              <w:tc>
+                <w:tcPr>
+                  <w:tcBorders>
+                    <w:bottom w:val="single" w:sz="12" w:space="0" w:color="666666"/>
+                    <w:top w:val="none" w:sz="0" w:space="0" w:color="000000"/>
+                    <w:left w:val="none" w:sz="0" w:space="0" w:color="000000"/>
+                    <w:right w:val="none" w:sz="0" w:space="0" w:color="000000"/>
+                  </w:tcBorders>
+                  <w:shd w:val="clear" w:color="auto" w:fill="FFFFFF"/>
+                  <w:tcMar>
+                    <w:top w:w="0" w:type="dxa"/>
+                    <w:bottom w:w="0" w:type="dxa"/>
+                    <w:left w:w="0" w:type="dxa"/>
+                    <w:right w:w="0" w:type="dxa"/>
+                  </w:tcMar>
+                  <w:vAlign w:val="center"/>
+                </w:tcPr>
+                <w:p>
+                  <w:pPr>
+                    <w:jc w:val="center"/>
+                    <w:pBdr>
+                      <w:bottom w:val="none" w:sz="0" w:space="0" w:color="000000"/>
+                      <w:top w:val="none" w:sz="0" w:space="0" w:color="000000"/>
+                      <w:left w:val="none" w:sz="0" w:space="0" w:color="000000"/>
+                      <w:right w:val="none" w:sz="0" w:space="0" w:color="000000"/>
+                    </w:pBdr>
+                    <w:spacing w:after="100" w:before="100" w:line="240"/>
+                    <w:ind w:left="100" w:right="100" w:firstLine="0" w:firstLineChars="0"/>
+                    <w:rPr>
+                      <w:rFonts w:ascii="Arial" w:hAnsi="Arial" w:eastAsia="Arial" w:cs="Arial"/>
+                      <w:i w:val="false"/>
+                      <w:b w:val="false"/>
+                      <w:u w:val="none"/>
+                      <w:strike w:val="false"/>
+                      <w:sz w:val="18"/>
+                      <w:szCs w:val="18"/>
+                      <w:color w:val="000000"/>
+                    </w:rPr>
+                  </w:pPr>
+                  <w:r xmlns:w="http://schemas.openxmlformats.org/wordprocessingml/2006/main" xmlns:wp="http://schemas.openxmlformats.org/drawingml/2006/wordprocessingDrawing" xmlns:r="http://schemas.openxmlformats.org/officeDocument/2006/relationships" xmlns:w14="http://schemas.microsoft.com/office/word/2010/wordml">
+                    <w:rPr>
+                      <w:rFonts w:ascii="Arial" w:hAnsi="Arial" w:eastAsia="Arial" w:cs="Arial"/>
+                      <w:i w:val="false"/>
+                      <w:b w:val="false"/>
+                      <w:u w:val="none"/>
+                      <w:strike w:val="false"/>
+                      <w:sz w:val="18"/>
+                      <w:szCs w:val="18"/>
+                      <w:color w:val="000000"/>
+                    </w:rPr>
+                    <w:t xml:space="preserve">141.4</w:t>
+                  </w:r>
+                </w:p>
+              </w:tc>
+            </w:tr>
+            <w:tr>
+              <w:trPr>
+                <w:trHeight w:val="360" w:hRule="auto"/>
+              </w:trPr>
+              <w:tc>
+                <w:tcPr>
+                  <w:gridSpan w:val="7"/>
+                  <w:tcBorders>
+                    <w:bottom w:val="none" w:sz="0" w:space="0" w:color="FFFFFF"/>
+                    <w:top w:val="single" w:sz="12" w:space="0" w:color="666666"/>
+                    <w:left w:val="none" w:sz="0" w:space="0" w:color="FFFFFF"/>
+                    <w:right w:val="none" w:sz="0" w:space="0" w:color="FFFFFF"/>
+                  </w:tcBorders>
+                  <w:shd w:val="clear" w:color="auto" w:fill="FFFFFF"/>
+                  <w:tcMar>
+                    <w:top w:w="0" w:type="dxa"/>
+                    <w:bottom w:w="0" w:type="dxa"/>
+                    <w:left w:w="0" w:type="dxa"/>
+                    <w:right w:w="0" w:type="dxa"/>
+                  </w:tcMar>
+                  <w:vAlign w:val="center"/>
+                </w:tcPr>
+                <w:p>
+                  <w:pPr>
+                    <w:jc w:val="left"/>
+                    <w:pBdr>
+                      <w:bottom w:val="none" w:sz="0" w:space="0" w:color="000000"/>
+                      <w:top w:val="none" w:sz="0" w:space="0" w:color="000000"/>
+                      <w:left w:val="none" w:sz="0" w:space="0" w:color="000000"/>
+                      <w:right w:val="none" w:sz="0" w:space="0" w:color="000000"/>
+                    </w:pBdr>
+                    <w:spacing w:after="100" w:before="100" w:line="240"/>
+                    <w:ind w:left="100" w:right="100" w:firstLine="0" w:firstLineChars="0"/>
+                    <w:rPr>
+                      <w:rFonts w:ascii="Arial" w:hAnsi="Arial" w:eastAsia="Arial" w:cs="Arial"/>
+                      <w:i w:val="false"/>
+                      <w:b w:val="false"/>
+                      <w:u w:val="none"/>
+                      <w:strike w:val="false"/>
+                      <w:sz w:val="22"/>
+                      <w:szCs w:val="22"/>
+                      <w:color w:val="000000"/>
+                    </w:rPr>
+                  </w:pPr>
+                  <w:r xmlns:w="http://schemas.openxmlformats.org/wordprocessingml/2006/main" xmlns:wp="http://schemas.openxmlformats.org/drawingml/2006/wordprocessingDrawing" xmlns:r="http://schemas.openxmlformats.org/officeDocument/2006/relationships" xmlns:w14="http://schemas.microsoft.com/office/word/2010/wordml">
+                    <w:rPr>
+                      <w:rFonts w:ascii="Arial" w:hAnsi="Arial" w:eastAsia="Arial" w:cs="Arial"/>
+                      <w:i w:val="false"/>
+                      <w:b w:val="false"/>
+                      <w:u w:val="none"/>
+                      <w:strike w:val="false"/>
+                      <w:sz w:val="22"/>
+                      <w:szCs w:val="22"/>
+                      <w:color w:val="000000"/>
+                    </w:rPr>
+                    <w:t xml:space="preserve">Groups = 8, Species = 3 for all models. </w:t>
+                  </w:r>
+                </w:p>
+              </w:tc>
+            </w:tr>
+          </w:tbl>
+          <w:bookmarkEnd w:id="47"/>
+        </w:tc>
+      </w:tr>
+    </w:tbl>
+    <w:p>
+      <w:r>
+        <w:br w:type="page"/>
+      </w:r>
+    </w:p>
+    <w:tbl>
+      <w:tblPr>
+        <w:tblStyle w:val="Table"/>
+        <w:tblW w:type="pct" w:w="5000"/>
+        <w:tblLayout w:type="fixed"/>
+        <w:tblLook w:firstRow="0" w:lastRow="0" w:firstColumn="0" w:lastColumn="0" w:noHBand="0" w:noVBand="0" w:val="0000"/>
+      </w:tblPr>
+      <w:tblGrid>
+        <w:gridCol w:w="7920"/>
+      </w:tblGrid>
+      <w:tr>
+        <w:tc>
+          <w:tcPr/>
+          <w:bookmarkStart w:id="48" w:name="tbl-slopetab"/>
+          <w:p>
+            <w:pPr>
+              <w:jc w:val="center"/>
+            </w:pPr>
+            <w:pPr>
+              <w:jc w:val="left"/>
+              <w:spacing w:before="200"/>
+              <w:pStyle w:val="ImageCaption"/>
+            </w:pPr>
+            <w:r>
+              <w:t xml:space="preserve">Table 3: Slopes of change over time (year) for raw absolute deviations of metrics, by species and training group (A-F). Colors diverge at zero within each metric (red increasing, green decreasing), with the domain scaled separately per metric since the units differ (Abundance: category positions, Blade Length: cm, Short Shoot Density: percent difference).</w:t>
+            </w:r>
+          </w:p>
+          <w:tbl xmlns:w="http://schemas.openxmlformats.org/wordprocessingml/2006/main" xmlns:r="http://schemas.openxmlformats.org/officeDocument/2006/relationships" xmlns:w14="http://schemas.microsoft.com/office/word/2010/wordml" xmlns:wp="http://schemas.openxmlformats.org/drawingml/2006/wordprocessingDrawing" xmlns:a="http://schemas.openxmlformats.org/drawingml/2006/main" xmlns:pic="http://schemas.openxmlformats.org/drawingml/2006/picture">
+            <w:tblPr>
+              <w:tblLayout w:type="fixed"/>
+              <w:jc w:val="center"/>
+              <w:tblLook w:firstRow="1" w:lastRow="0" w:firstColumn="0" w:lastColumn="0" w:noHBand="0" w:noVBand="1"/>
+            </w:tblPr>
+            <w:tblGrid>
+              <w:gridCol w:w="2189"/>
+              <w:gridCol w:w="1522"/>
+              <w:gridCol w:w="867"/>
+              <w:gridCol w:w="867"/>
+              <w:gridCol w:w="867"/>
+              <w:gridCol w:w="867"/>
+              <w:gridCol w:w="867"/>
+              <w:gridCol w:w="867"/>
+            </w:tblGrid>
+            <w:tr>
+              <w:trPr>
+                <w:trHeight w:val="614" w:hRule="auto"/>
+                <w:tblHeader/>
+              </w:trPr>
+              <w:tc>
+                <w:tcPr>
+                  <w:gridSpan w:val="2"/>
+                  <w:tcBorders>
+                    <w:bottom w:val="single" w:sz="12" w:space="0" w:color="666666"/>
+                    <w:top w:val="single" w:sz="12" w:space="0" w:color="666666"/>
+                    <w:left w:val="none" w:sz="0" w:space="0" w:color="000000"/>
+                    <w:right w:val="none" w:sz="0" w:space="0" w:color="000000"/>
+                  </w:tcBorders>
+                  <w:shd w:val="clear" w:color="auto" w:fill="FFFFFF"/>
+                  <w:tcMar>
+                    <w:top w:w="0" w:type="dxa"/>
+                    <w:bottom w:w="0" w:type="dxa"/>
+                    <w:left w:w="0" w:type="dxa"/>
+                    <w:right w:w="0" w:type="dxa"/>
+                  </w:tcMar>
+                  <w:vAlign w:val="center"/>
+                </w:tcPr>
+                <w:p>
+                  <w:pPr>
+                    <w:jc w:val="left"/>
+                    <w:pBdr>
+                      <w:bottom w:val="none" w:sz="0" w:space="0" w:color="000000"/>
+                      <w:top w:val="none" w:sz="0" w:space="0" w:color="000000"/>
+                      <w:left w:val="none" w:sz="0" w:space="0" w:color="000000"/>
+                      <w:right w:val="none" w:sz="0" w:space="0" w:color="000000"/>
+                    </w:pBdr>
+                    <w:spacing w:after="100" w:before="100" w:line="240"/>
+                    <w:ind w:left="100" w:right="100" w:firstLine="0" w:firstLineChars="0"/>
+                    <w:rPr>
+                      <w:rFonts w:ascii="Arial" w:hAnsi="Arial" w:eastAsia="Arial" w:cs="Arial"/>
+                      <w:i w:val="false"/>
+                      <w:b w:val="true"/>
+                      <w:u w:val="none"/>
+                      <w:strike w:val="false"/>
+                      <w:sz w:val="20"/>
+                      <w:szCs w:val="20"/>
+                      <w:color w:val="000000"/>
+                    </w:rPr>
+                  </w:pPr>
+                  <w:r xmlns:w="http://schemas.openxmlformats.org/wordprocessingml/2006/main" xmlns:wp="http://schemas.openxmlformats.org/drawingml/2006/wordprocessingDrawing" xmlns:r="http://schemas.openxmlformats.org/officeDocument/2006/relationships" xmlns:w14="http://schemas.microsoft.com/office/word/2010/wordml">
+                    <w:rPr>
+                      <w:rFonts w:ascii="Arial" w:hAnsi="Arial" w:eastAsia="Arial" w:cs="Arial"/>
+                      <w:i w:val="false"/>
+                      <w:b w:val="true"/>
+                      <w:u w:val="none"/>
+                      <w:strike w:val="false"/>
+                      <w:sz w:val="20"/>
+                      <w:szCs w:val="20"/>
+                      <w:color w:val="000000"/>
+                    </w:rPr>
+                    <w:t xml:space="preserve"/>
+                  </w:r>
+                </w:p>
+              </w:tc>
+              <w:tc>
+                <w:tcPr>
+                  <w:gridSpan w:val="6"/>
+                  <w:tcBorders>
+                    <w:bottom w:val="single" w:sz="12" w:space="0" w:color="666666"/>
+                    <w:top w:val="single" w:sz="12" w:space="0" w:color="666666"/>
+                    <w:left w:val="none" w:sz="0" w:space="0" w:color="000000"/>
+                    <w:right w:val="none" w:sz="0" w:space="0" w:color="000000"/>
+                  </w:tcBorders>
+                  <w:shd w:val="clear" w:color="auto" w:fill="FFFFFF"/>
+                  <w:tcMar>
+                    <w:top w:w="0" w:type="dxa"/>
+                    <w:bottom w:w="0" w:type="dxa"/>
+                    <w:left w:w="0" w:type="dxa"/>
+                    <w:right w:w="0" w:type="dxa"/>
+                  </w:tcMar>
+                  <w:vAlign w:val="center"/>
+                </w:tcPr>
+                <w:p>
+                  <w:pPr>
+                    <w:jc w:val="center"/>
+                    <w:pBdr>
+                      <w:bottom w:val="none" w:sz="0" w:space="0" w:color="000000"/>
+                      <w:top w:val="none" w:sz="0" w:space="0" w:color="000000"/>
+                      <w:left w:val="none" w:sz="0" w:space="0" w:color="000000"/>
+                      <w:right w:val="none" w:sz="0" w:space="0" w:color="000000"/>
+                    </w:pBdr>
+                    <w:spacing w:after="100" w:before="100" w:line="240"/>
+                    <w:ind w:left="100" w:right="100" w:firstLine="0" w:firstLineChars="0"/>
+                    <w:rPr>
+                      <w:rFonts w:ascii="Arial" w:hAnsi="Arial" w:eastAsia="Arial" w:cs="Arial"/>
+                      <w:i w:val="false"/>
+                      <w:b w:val="true"/>
+                      <w:u w:val="none"/>
+                      <w:strike w:val="false"/>
+                      <w:sz w:val="20"/>
+                      <w:szCs w:val="20"/>
+                      <w:color w:val="000000"/>
+                    </w:rPr>
+                  </w:pPr>
+                  <w:r xmlns:w="http://schemas.openxmlformats.org/wordprocessingml/2006/main" xmlns:wp="http://schemas.openxmlformats.org/drawingml/2006/wordprocessingDrawing" xmlns:r="http://schemas.openxmlformats.org/officeDocument/2006/relationships" xmlns:w14="http://schemas.microsoft.com/office/word/2010/wordml">
+                    <w:rPr>
+                      <w:rFonts w:ascii="Arial" w:hAnsi="Arial" w:eastAsia="Arial" w:cs="Arial"/>
+                      <w:i w:val="false"/>
+                      <w:b w:val="true"/>
+                      <w:u w:val="none"/>
+                      <w:strike w:val="false"/>
+                      <w:sz w:val="20"/>
+                      <w:szCs w:val="20"/>
+                      <w:color w:val="000000"/>
+                    </w:rPr>
+                    <w:t xml:space="preserve">Groups</w:t>
+                  </w:r>
+                </w:p>
+              </w:tc>
+            </w:tr>
+            <w:tr>
+              <w:trPr>
+                <w:trHeight w:val="614" w:hRule="auto"/>
+                <w:tblHeader/>
+              </w:trPr>
+              <w:tc>
+                <w:tcPr>
+                  <w:tcBorders>
+                    <w:bottom w:val="single" w:sz="12" w:space="0" w:color="666666"/>
+                    <w:top w:val="single" w:sz="12" w:space="0" w:color="666666"/>
+                    <w:left w:val="none" w:sz="0" w:space="0" w:color="000000"/>
+                    <w:right w:val="none" w:sz="0" w:space="0" w:color="000000"/>
+                  </w:tcBorders>
+                  <w:shd w:val="clear" w:color="auto" w:fill="FFFFFF"/>
+                  <w:tcMar>
+                    <w:top w:w="0" w:type="dxa"/>
+                    <w:bottom w:w="0" w:type="dxa"/>
+                    <w:left w:w="0" w:type="dxa"/>
+                    <w:right w:w="0" w:type="dxa"/>
+                  </w:tcMar>
+                  <w:vAlign w:val="center"/>
+                </w:tcPr>
+                <w:p>
+                  <w:pPr>
+                    <w:jc w:val="left"/>
+                    <w:pBdr>
+                      <w:bottom w:val="none" w:sz="0" w:space="0" w:color="000000"/>
+                      <w:top w:val="none" w:sz="0" w:space="0" w:color="000000"/>
+                      <w:left w:val="none" w:sz="0" w:space="0" w:color="000000"/>
+                      <w:right w:val="none" w:sz="0" w:space="0" w:color="000000"/>
+                    </w:pBdr>
+                    <w:spacing w:after="100" w:before="100" w:line="240"/>
+                    <w:ind w:left="100" w:right="100" w:firstLine="0" w:firstLineChars="0"/>
+                    <w:rPr>
+                      <w:rFonts w:ascii="Arial" w:hAnsi="Arial" w:eastAsia="Arial" w:cs="Arial"/>
+                      <w:i w:val="false"/>
+                      <w:b w:val="true"/>
+                      <w:u w:val="none"/>
+                      <w:strike w:val="false"/>
+                      <w:sz w:val="20"/>
+                      <w:szCs w:val="20"/>
+                      <w:color w:val="000000"/>
+                    </w:rPr>
+                  </w:pPr>
+                  <w:r xmlns:w="http://schemas.openxmlformats.org/wordprocessingml/2006/main" xmlns:wp="http://schemas.openxmlformats.org/drawingml/2006/wordprocessingDrawing" xmlns:r="http://schemas.openxmlformats.org/officeDocument/2006/relationships" xmlns:w14="http://schemas.microsoft.com/office/word/2010/wordml">
+                    <w:rPr>
+                      <w:rFonts w:ascii="Arial" w:hAnsi="Arial" w:eastAsia="Arial" w:cs="Arial"/>
+                      <w:i w:val="false"/>
+                      <w:b w:val="true"/>
+                      <w:u w:val="none"/>
+                      <w:strike w:val="false"/>
+                      <w:sz w:val="20"/>
+                      <w:szCs w:val="20"/>
+                      <w:color w:val="000000"/>
+                    </w:rPr>
+                    <w:t xml:space="preserve">Metric</w:t>
+                  </w:r>
+                </w:p>
+              </w:tc>
+              <w:tc>
+                <w:tcPr>
+                  <w:tcBorders>
+                    <w:bottom w:val="single" w:sz="12" w:space="0" w:color="666666"/>
+                    <w:top w:val="single" w:sz="12" w:space="0" w:color="666666"/>
+                    <w:left w:val="none" w:sz="0" w:space="0" w:color="000000"/>
+                    <w:right w:val="none" w:sz="0" w:space="0" w:color="000000"/>
+                  </w:tcBorders>
+                  <w:shd w:val="clear" w:color="auto" w:fill="FFFFFF"/>
+                  <w:tcMar>
+                    <w:top w:w="0" w:type="dxa"/>
+                    <w:bottom w:w="0" w:type="dxa"/>
+                    <w:left w:w="0" w:type="dxa"/>
+                    <w:right w:w="0" w:type="dxa"/>
+                  </w:tcMar>
+                  <w:vAlign w:val="center"/>
+                </w:tcPr>
+                <w:p>
+                  <w:pPr>
+                    <w:jc w:val="left"/>
+                    <w:pBdr>
+                      <w:bottom w:val="none" w:sz="0" w:space="0" w:color="000000"/>
+                      <w:top w:val="none" w:sz="0" w:space="0" w:color="000000"/>
+                      <w:left w:val="none" w:sz="0" w:space="0" w:color="000000"/>
+                      <w:right w:val="none" w:sz="0" w:space="0" w:color="000000"/>
+                    </w:pBdr>
+                    <w:spacing w:after="100" w:before="100" w:line="240"/>
+                    <w:ind w:left="100" w:right="100" w:firstLine="0" w:firstLineChars="0"/>
+                    <w:rPr>
+                      <w:rFonts w:ascii="Arial" w:hAnsi="Arial" w:eastAsia="Arial" w:cs="Arial"/>
+                      <w:i w:val="false"/>
+                      <w:b w:val="true"/>
+                      <w:u w:val="none"/>
+                      <w:strike w:val="false"/>
+                      <w:sz w:val="20"/>
+                      <w:szCs w:val="20"/>
+                      <w:color w:val="000000"/>
+                    </w:rPr>
+                  </w:pPr>
+                  <w:r xmlns:w="http://schemas.openxmlformats.org/wordprocessingml/2006/main" xmlns:wp="http://schemas.openxmlformats.org/drawingml/2006/wordprocessingDrawing" xmlns:r="http://schemas.openxmlformats.org/officeDocument/2006/relationships" xmlns:w14="http://schemas.microsoft.com/office/word/2010/wordml">
+                    <w:rPr>
+                      <w:rFonts w:ascii="Arial" w:hAnsi="Arial" w:eastAsia="Arial" w:cs="Arial"/>
+                      <w:i w:val="false"/>
+                      <w:b w:val="true"/>
+                      <w:u w:val="none"/>
+                      <w:strike w:val="false"/>
+                      <w:sz w:val="20"/>
+                      <w:szCs w:val="20"/>
+                      <w:color w:val="000000"/>
+                    </w:rPr>
+                    <w:t xml:space="preserve">Species</w:t>
+                  </w:r>
+                </w:p>
+              </w:tc>
+              <w:tc>
+                <w:tcPr>
+                  <w:tcBorders>
+                    <w:bottom w:val="single" w:sz="12" w:space="0" w:color="666666"/>
+                    <w:top w:val="single" w:sz="12" w:space="0" w:color="666666"/>
+                    <w:left w:val="none" w:sz="0" w:space="0" w:color="000000"/>
+                    <w:right w:val="none" w:sz="0" w:space="0" w:color="000000"/>
+                  </w:tcBorders>
+                  <w:shd w:val="clear" w:color="auto" w:fill="FFFFFF"/>
+                  <w:tcMar>
+                    <w:top w:w="0" w:type="dxa"/>
+                    <w:bottom w:w="0" w:type="dxa"/>
+                    <w:left w:w="0" w:type="dxa"/>
+                    <w:right w:w="0" w:type="dxa"/>
+                  </w:tcMar>
+                  <w:vAlign w:val="center"/>
+                </w:tcPr>
+                <w:p>
+                  <w:pPr>
+                    <w:jc w:val="center"/>
+                    <w:pBdr>
+                      <w:bottom w:val="none" w:sz="0" w:space="0" w:color="000000"/>
+                      <w:top w:val="none" w:sz="0" w:space="0" w:color="000000"/>
+                      <w:left w:val="none" w:sz="0" w:space="0" w:color="000000"/>
+                      <w:right w:val="none" w:sz="0" w:space="0" w:color="000000"/>
+                    </w:pBdr>
+                    <w:spacing w:after="100" w:before="100" w:line="240"/>
+                    <w:ind w:left="100" w:right="100" w:firstLine="0" w:firstLineChars="0"/>
+                    <w:rPr>
+                      <w:rFonts w:ascii="Arial" w:hAnsi="Arial" w:eastAsia="Arial" w:cs="Arial"/>
+                      <w:i w:val="false"/>
+                      <w:b w:val="true"/>
+                      <w:u w:val="none"/>
+                      <w:strike w:val="false"/>
+                      <w:sz w:val="20"/>
+                      <w:szCs w:val="20"/>
+                      <w:color w:val="000000"/>
+                    </w:rPr>
+                  </w:pPr>
+                  <w:r xmlns:w="http://schemas.openxmlformats.org/wordprocessingml/2006/main" xmlns:wp="http://schemas.openxmlformats.org/drawingml/2006/wordprocessingDrawing" xmlns:r="http://schemas.openxmlformats.org/officeDocument/2006/relationships" xmlns:w14="http://schemas.microsoft.com/office/word/2010/wordml">
+                    <w:rPr>
+                      <w:rFonts w:ascii="Arial" w:hAnsi="Arial" w:eastAsia="Arial" w:cs="Arial"/>
+                      <w:i w:val="false"/>
+                      <w:b w:val="true"/>
+                      <w:u w:val="none"/>
+                      <w:strike w:val="false"/>
+                      <w:sz w:val="20"/>
+                      <w:szCs w:val="20"/>
+                      <w:color w:val="000000"/>
+                    </w:rPr>
+                    <w:t xml:space="preserve">A</w:t>
+                  </w:r>
+                </w:p>
+              </w:tc>
+              <w:tc>
+                <w:tcPr>
+                  <w:tcBorders>
+                    <w:bottom w:val="single" w:sz="12" w:space="0" w:color="666666"/>
+                    <w:top w:val="single" w:sz="12" w:space="0" w:color="666666"/>
+                    <w:left w:val="none" w:sz="0" w:space="0" w:color="000000"/>
+                    <w:right w:val="none" w:sz="0" w:space="0" w:color="000000"/>
+                  </w:tcBorders>
+                  <w:shd w:val="clear" w:color="auto" w:fill="FFFFFF"/>
+                  <w:tcMar>
+                    <w:top w:w="0" w:type="dxa"/>
+                    <w:bottom w:w="0" w:type="dxa"/>
+                    <w:left w:w="0" w:type="dxa"/>
+                    <w:right w:w="0" w:type="dxa"/>
+                  </w:tcMar>
+                  <w:vAlign w:val="center"/>
+                </w:tcPr>
+                <w:p>
+                  <w:pPr>
+                    <w:jc w:val="center"/>
+                    <w:pBdr>
+                      <w:bottom w:val="none" w:sz="0" w:space="0" w:color="000000"/>
+                      <w:top w:val="none" w:sz="0" w:space="0" w:color="000000"/>
+                      <w:left w:val="none" w:sz="0" w:space="0" w:color="000000"/>
+                      <w:right w:val="none" w:sz="0" w:space="0" w:color="000000"/>
+                    </w:pBdr>
+                    <w:spacing w:after="100" w:before="100" w:line="240"/>
+                    <w:ind w:left="100" w:right="100" w:firstLine="0" w:firstLineChars="0"/>
+                    <w:rPr>
+                      <w:rFonts w:ascii="Arial" w:hAnsi="Arial" w:eastAsia="Arial" w:cs="Arial"/>
+                      <w:i w:val="false"/>
+                      <w:b w:val="true"/>
+                      <w:u w:val="none"/>
+                      <w:strike w:val="false"/>
+                      <w:sz w:val="20"/>
+                      <w:szCs w:val="20"/>
+                      <w:color w:val="000000"/>
+                    </w:rPr>
+                  </w:pPr>
+                  <w:r xmlns:w="http://schemas.openxmlformats.org/wordprocessingml/2006/main" xmlns:wp="http://schemas.openxmlformats.org/drawingml/2006/wordprocessingDrawing" xmlns:r="http://schemas.openxmlformats.org/officeDocument/2006/relationships" xmlns:w14="http://schemas.microsoft.com/office/word/2010/wordml">
+                    <w:rPr>
+                      <w:rFonts w:ascii="Arial" w:hAnsi="Arial" w:eastAsia="Arial" w:cs="Arial"/>
+                      <w:i w:val="false"/>
+                      <w:b w:val="true"/>
+                      <w:u w:val="none"/>
+                      <w:strike w:val="false"/>
+                      <w:sz w:val="20"/>
+                      <w:szCs w:val="20"/>
+                      <w:color w:val="000000"/>
+                    </w:rPr>
+                    <w:t xml:space="preserve">B</w:t>
+                  </w:r>
+                </w:p>
+              </w:tc>
+              <w:tc>
+                <w:tcPr>
+                  <w:tcBorders>
+                    <w:bottom w:val="single" w:sz="12" w:space="0" w:color="666666"/>
+                    <w:top w:val="single" w:sz="12" w:space="0" w:color="666666"/>
+                    <w:left w:val="none" w:sz="0" w:space="0" w:color="000000"/>
+                    <w:right w:val="none" w:sz="0" w:space="0" w:color="000000"/>
+                  </w:tcBorders>
+                  <w:shd w:val="clear" w:color="auto" w:fill="FFFFFF"/>
+                  <w:tcMar>
+                    <w:top w:w="0" w:type="dxa"/>
+                    <w:bottom w:w="0" w:type="dxa"/>
+                    <w:left w:w="0" w:type="dxa"/>
+                    <w:right w:w="0" w:type="dxa"/>
+                  </w:tcMar>
+                  <w:vAlign w:val="center"/>
+                </w:tcPr>
+                <w:p>
+                  <w:pPr>
+                    <w:jc w:val="center"/>
+                    <w:pBdr>
+                      <w:bottom w:val="none" w:sz="0" w:space="0" w:color="000000"/>
+                      <w:top w:val="none" w:sz="0" w:space="0" w:color="000000"/>
+                      <w:left w:val="none" w:sz="0" w:space="0" w:color="000000"/>
+                      <w:right w:val="none" w:sz="0" w:space="0" w:color="000000"/>
+                    </w:pBdr>
+                    <w:spacing w:after="100" w:before="100" w:line="240"/>
+                    <w:ind w:left="100" w:right="100" w:firstLine="0" w:firstLineChars="0"/>
+                    <w:rPr>
+                      <w:rFonts w:ascii="Arial" w:hAnsi="Arial" w:eastAsia="Arial" w:cs="Arial"/>
+                      <w:i w:val="false"/>
+                      <w:b w:val="true"/>
+                      <w:u w:val="none"/>
+                      <w:strike w:val="false"/>
+                      <w:sz w:val="20"/>
+                      <w:szCs w:val="20"/>
+                      <w:color w:val="000000"/>
+                    </w:rPr>
+                  </w:pPr>
+                  <w:r xmlns:w="http://schemas.openxmlformats.org/wordprocessingml/2006/main" xmlns:wp="http://schemas.openxmlformats.org/drawingml/2006/wordprocessingDrawing" xmlns:r="http://schemas.openxmlformats.org/officeDocument/2006/relationships" xmlns:w14="http://schemas.microsoft.com/office/word/2010/wordml">
+                    <w:rPr>
+                      <w:rFonts w:ascii="Arial" w:hAnsi="Arial" w:eastAsia="Arial" w:cs="Arial"/>
+                      <w:i w:val="false"/>
+                      <w:b w:val="true"/>
+                      <w:u w:val="none"/>
+                      <w:strike w:val="false"/>
+                      <w:sz w:val="20"/>
+                      <w:szCs w:val="20"/>
+                      <w:color w:val="000000"/>
+                    </w:rPr>
+                    <w:t xml:space="preserve">C</w:t>
+                  </w:r>
+                </w:p>
+              </w:tc>
+              <w:tc>
+                <w:tcPr>
+                  <w:tcBorders>
+                    <w:bottom w:val="single" w:sz="12" w:space="0" w:color="666666"/>
+                    <w:top w:val="single" w:sz="12" w:space="0" w:color="666666"/>
+                    <w:left w:val="none" w:sz="0" w:space="0" w:color="000000"/>
+                    <w:right w:val="none" w:sz="0" w:space="0" w:color="000000"/>
+                  </w:tcBorders>
+                  <w:shd w:val="clear" w:color="auto" w:fill="FFFFFF"/>
+                  <w:tcMar>
+                    <w:top w:w="0" w:type="dxa"/>
+                    <w:bottom w:w="0" w:type="dxa"/>
+                    <w:left w:w="0" w:type="dxa"/>
+                    <w:right w:w="0" w:type="dxa"/>
+                  </w:tcMar>
+                  <w:vAlign w:val="center"/>
+                </w:tcPr>
+                <w:p>
+                  <w:pPr>
+                    <w:jc w:val="center"/>
+                    <w:pBdr>
+                      <w:bottom w:val="none" w:sz="0" w:space="0" w:color="000000"/>
+                      <w:top w:val="none" w:sz="0" w:space="0" w:color="000000"/>
+                      <w:left w:val="none" w:sz="0" w:space="0" w:color="000000"/>
+                      <w:right w:val="none" w:sz="0" w:space="0" w:color="000000"/>
+                    </w:pBdr>
+                    <w:spacing w:after="100" w:before="100" w:line="240"/>
+                    <w:ind w:left="100" w:right="100" w:firstLine="0" w:firstLineChars="0"/>
+                    <w:rPr>
+                      <w:rFonts w:ascii="Arial" w:hAnsi="Arial" w:eastAsia="Arial" w:cs="Arial"/>
+                      <w:i w:val="false"/>
+                      <w:b w:val="true"/>
+                      <w:u w:val="none"/>
+                      <w:strike w:val="false"/>
+                      <w:sz w:val="20"/>
+                      <w:szCs w:val="20"/>
+                      <w:color w:val="000000"/>
+                    </w:rPr>
+                  </w:pPr>
+                  <w:r xmlns:w="http://schemas.openxmlformats.org/wordprocessingml/2006/main" xmlns:wp="http://schemas.openxmlformats.org/drawingml/2006/wordprocessingDrawing" xmlns:r="http://schemas.openxmlformats.org/officeDocument/2006/relationships" xmlns:w14="http://schemas.microsoft.com/office/word/2010/wordml">
+                    <w:rPr>
+                      <w:rFonts w:ascii="Arial" w:hAnsi="Arial" w:eastAsia="Arial" w:cs="Arial"/>
+                      <w:i w:val="false"/>
+                      <w:b w:val="true"/>
+                      <w:u w:val="none"/>
+                      <w:strike w:val="false"/>
+                      <w:sz w:val="20"/>
+                      <w:szCs w:val="20"/>
+                      <w:color w:val="000000"/>
+                    </w:rPr>
+                    <w:t xml:space="preserve">D</w:t>
+                  </w:r>
+                </w:p>
+              </w:tc>
+              <w:tc>
+                <w:tcPr>
+                  <w:tcBorders>
+                    <w:bottom w:val="single" w:sz="12" w:space="0" w:color="666666"/>
+                    <w:top w:val="single" w:sz="12" w:space="0" w:color="666666"/>
+                    <w:left w:val="none" w:sz="0" w:space="0" w:color="000000"/>
+                    <w:right w:val="none" w:sz="0" w:space="0" w:color="000000"/>
+                  </w:tcBorders>
+                  <w:shd w:val="clear" w:color="auto" w:fill="FFFFFF"/>
+                  <w:tcMar>
+                    <w:top w:w="0" w:type="dxa"/>
+                    <w:bottom w:w="0" w:type="dxa"/>
+                    <w:left w:w="0" w:type="dxa"/>
+                    <w:right w:w="0" w:type="dxa"/>
+                  </w:tcMar>
+                  <w:vAlign w:val="center"/>
+                </w:tcPr>
+                <w:p>
+                  <w:pPr>
+                    <w:jc w:val="center"/>
+                    <w:pBdr>
+                      <w:bottom w:val="none" w:sz="0" w:space="0" w:color="000000"/>
+                      <w:top w:val="none" w:sz="0" w:space="0" w:color="000000"/>
+                      <w:left w:val="none" w:sz="0" w:space="0" w:color="000000"/>
+                      <w:right w:val="none" w:sz="0" w:space="0" w:color="000000"/>
+                    </w:pBdr>
+                    <w:spacing w:after="100" w:before="100" w:line="240"/>
+                    <w:ind w:left="100" w:right="100" w:firstLine="0" w:firstLineChars="0"/>
+                    <w:rPr>
+                      <w:rFonts w:ascii="Arial" w:hAnsi="Arial" w:eastAsia="Arial" w:cs="Arial"/>
+                      <w:i w:val="false"/>
+                      <w:b w:val="true"/>
+                      <w:u w:val="none"/>
+                      <w:strike w:val="false"/>
+                      <w:sz w:val="20"/>
+                      <w:szCs w:val="20"/>
+                      <w:color w:val="000000"/>
+                    </w:rPr>
+                  </w:pPr>
+                  <w:r xmlns:w="http://schemas.openxmlformats.org/wordprocessingml/2006/main" xmlns:wp="http://schemas.openxmlformats.org/drawingml/2006/wordprocessingDrawing" xmlns:r="http://schemas.openxmlformats.org/officeDocument/2006/relationships" xmlns:w14="http://schemas.microsoft.com/office/word/2010/wordml">
+                    <w:rPr>
+                      <w:rFonts w:ascii="Arial" w:hAnsi="Arial" w:eastAsia="Arial" w:cs="Arial"/>
+                      <w:i w:val="false"/>
+                      <w:b w:val="true"/>
+                      <w:u w:val="none"/>
+                      <w:strike w:val="false"/>
+                      <w:sz w:val="20"/>
+                      <w:szCs w:val="20"/>
+                      <w:color w:val="000000"/>
+                    </w:rPr>
+                    <w:t xml:space="preserve">E</w:t>
+                  </w:r>
+                </w:p>
+              </w:tc>
+              <w:tc>
+                <w:tcPr>
+                  <w:tcBorders>
+                    <w:bottom w:val="single" w:sz="12" w:space="0" w:color="666666"/>
+                    <w:top w:val="single" w:sz="12" w:space="0" w:color="666666"/>
+                    <w:left w:val="none" w:sz="0" w:space="0" w:color="000000"/>
+                    <w:right w:val="none" w:sz="0" w:space="0" w:color="000000"/>
+                  </w:tcBorders>
+                  <w:shd w:val="clear" w:color="auto" w:fill="FFFFFF"/>
+                  <w:tcMar>
+                    <w:top w:w="0" w:type="dxa"/>
+                    <w:bottom w:w="0" w:type="dxa"/>
+                    <w:left w:w="0" w:type="dxa"/>
+                    <w:right w:w="0" w:type="dxa"/>
+                  </w:tcMar>
+                  <w:vAlign w:val="center"/>
+                </w:tcPr>
+                <w:p>
+                  <w:pPr>
+                    <w:jc w:val="center"/>
+                    <w:pBdr>
+                      <w:bottom w:val="none" w:sz="0" w:space="0" w:color="000000"/>
+                      <w:top w:val="none" w:sz="0" w:space="0" w:color="000000"/>
+                      <w:left w:val="none" w:sz="0" w:space="0" w:color="000000"/>
+                      <w:right w:val="none" w:sz="0" w:space="0" w:color="000000"/>
+                    </w:pBdr>
+                    <w:spacing w:after="100" w:before="100" w:line="240"/>
+                    <w:ind w:left="100" w:right="100" w:firstLine="0" w:firstLineChars="0"/>
+                    <w:rPr>
+                      <w:rFonts w:ascii="Arial" w:hAnsi="Arial" w:eastAsia="Arial" w:cs="Arial"/>
+                      <w:i w:val="false"/>
+                      <w:b w:val="true"/>
+                      <w:u w:val="none"/>
+                      <w:strike w:val="false"/>
+                      <w:sz w:val="20"/>
+                      <w:szCs w:val="20"/>
+                      <w:color w:val="000000"/>
+                    </w:rPr>
+                  </w:pPr>
+                  <w:r xmlns:w="http://schemas.openxmlformats.org/wordprocessingml/2006/main" xmlns:wp="http://schemas.openxmlformats.org/drawingml/2006/wordprocessingDrawing" xmlns:r="http://schemas.openxmlformats.org/officeDocument/2006/relationships" xmlns:w14="http://schemas.microsoft.com/office/word/2010/wordml">
+                    <w:rPr>
+                      <w:rFonts w:ascii="Arial" w:hAnsi="Arial" w:eastAsia="Arial" w:cs="Arial"/>
+                      <w:i w:val="false"/>
+                      <w:b w:val="true"/>
+                      <w:u w:val="none"/>
+                      <w:strike w:val="false"/>
+                      <w:sz w:val="20"/>
+                      <w:szCs w:val="20"/>
+                      <w:color w:val="000000"/>
+                    </w:rPr>
+                    <w:t xml:space="preserve">F</w:t>
+                  </w:r>
+                </w:p>
+              </w:tc>
+            </w:tr>
+            <w:tr>
+              <w:trPr>
+                <w:trHeight w:val="584" w:hRule="auto"/>
+              </w:trPr>
+              <w:tc>
+                <w:tcPr>
+                  <w:vMerge w:val="restart"/>
+                  <w:tcBorders>
+                    <w:bottom w:val="none" w:sz="0" w:space="0" w:color="000000"/>
+                    <w:top w:val="single" w:sz="12" w:space="0" w:color="666666"/>
+                    <w:left w:val="none" w:sz="0" w:space="0" w:color="000000"/>
+                    <w:right w:val="none" w:sz="0" w:space="0" w:color="000000"/>
+                  </w:tcBorders>
+                  <w:shd w:val="clear" w:color="auto" w:fill="FFFFFF"/>
+                  <w:tcMar>
+                    <w:top w:w="0" w:type="dxa"/>
+                    <w:bottom w:w="0" w:type="dxa"/>
+                    <w:left w:w="0" w:type="dxa"/>
+                    <w:right w:w="0" w:type="dxa"/>
+                  </w:tcMar>
+                  <w:vAlign w:val="top"/>
+                </w:tcPr>
+                <w:p>
+                  <w:pPr>
+                    <w:jc w:val="left"/>
+                    <w:pBdr>
+                      <w:bottom w:val="none" w:sz="0" w:space="0" w:color="000000"/>
+                      <w:top w:val="none" w:sz="0" w:space="0" w:color="000000"/>
+                      <w:left w:val="none" w:sz="0" w:space="0" w:color="000000"/>
+                      <w:right w:val="none" w:sz="0" w:space="0" w:color="000000"/>
+                    </w:pBdr>
+                    <w:spacing w:after="100" w:before="100" w:line="240"/>
+                    <w:ind w:left="100" w:right="100" w:firstLine="0" w:firstLineChars="0"/>
+                    <w:rPr>
+                      <w:rFonts w:ascii="Arial" w:hAnsi="Arial" w:eastAsia="Arial" w:cs="Arial"/>
+                      <w:i w:val="false"/>
+                      <w:b w:val="false"/>
+                      <w:u w:val="none"/>
+                      <w:strike w:val="false"/>
+                      <w:sz w:val="20"/>
+                      <w:szCs w:val="20"/>
+                      <w:color w:val="000000"/>
+                    </w:rPr>
+                  </w:pPr>
+                  <w:r xmlns:w="http://schemas.openxmlformats.org/wordprocessingml/2006/main" xmlns:wp="http://schemas.openxmlformats.org/drawingml/2006/wordprocessingDrawing" xmlns:r="http://schemas.openxmlformats.org/officeDocument/2006/relationships" xmlns:w14="http://schemas.microsoft.com/office/word/2010/wordml">
+                    <w:rPr>
+                      <w:rFonts w:ascii="Arial" w:hAnsi="Arial" w:eastAsia="Arial" w:cs="Arial"/>
+                      <w:i w:val="false"/>
+                      <w:b w:val="false"/>
+                      <w:u w:val="none"/>
+                      <w:strike w:val="false"/>
+                      <w:sz w:val="20"/>
+                      <w:szCs w:val="20"/>
+                      <w:color w:val="000000"/>
+                    </w:rPr>
+                    <w:t xml:space="preserve">Abundance</w:t>
+                  </w:r>
+                </w:p>
+              </w:tc>
+              <w:tc>
+                <w:tcPr>
+                  <w:tcBorders>
+                    <w:bottom w:val="none" w:sz="0" w:space="0" w:color="000000"/>
+                    <w:top w:val="single" w:sz="12" w:space="0" w:color="666666"/>
+                    <w:left w:val="none" w:sz="0" w:space="0" w:color="000000"/>
+                    <w:right w:val="none" w:sz="0" w:space="0" w:color="000000"/>
+                  </w:tcBorders>
+                  <w:shd w:val="clear" w:color="auto" w:fill="FFFFFF"/>
+                  <w:tcMar>
+                    <w:top w:w="0" w:type="dxa"/>
+                    <w:bottom w:w="0" w:type="dxa"/>
+                    <w:left w:w="0" w:type="dxa"/>
+                    <w:right w:w="0" w:type="dxa"/>
+                  </w:tcMar>
+                  <w:vAlign w:val="center"/>
+                </w:tcPr>
+                <w:p>
+                  <w:pPr>
+                    <w:jc w:val="left"/>
+                    <w:pBdr>
+                      <w:bottom w:val="none" w:sz="0" w:space="0" w:color="000000"/>
+                      <w:top w:val="none" w:sz="0" w:space="0" w:color="000000"/>
+                      <w:left w:val="none" w:sz="0" w:space="0" w:color="000000"/>
+                      <w:right w:val="none" w:sz="0" w:space="0" w:color="000000"/>
+                    </w:pBdr>
+                    <w:spacing w:after="100" w:before="100" w:line="240"/>
+                    <w:ind w:left="100" w:right="100" w:firstLine="0" w:firstLineChars="0"/>
+                    <w:rPr>
+                      <w:rFonts w:ascii="Arial" w:hAnsi="Arial" w:eastAsia="Arial" w:cs="Arial"/>
+                      <w:i w:val="false"/>
+                      <w:b w:val="false"/>
+                      <w:u w:val="none"/>
+                      <w:strike w:val="false"/>
+                      <w:sz w:val="20"/>
+                      <w:szCs w:val="20"/>
+                      <w:color w:val="000000"/>
+                    </w:rPr>
+                  </w:pPr>
+                  <w:r xmlns:w="http://schemas.openxmlformats.org/wordprocessingml/2006/main" xmlns:wp="http://schemas.openxmlformats.org/drawingml/2006/wordprocessingDrawing" xmlns:r="http://schemas.openxmlformats.org/officeDocument/2006/relationships" xmlns:w14="http://schemas.microsoft.com/office/word/2010/wordml">
+                    <w:rPr>
+                      <w:rFonts w:ascii="Arial" w:hAnsi="Arial" w:eastAsia="Arial" w:cs="Arial"/>
+                      <w:i w:val="false"/>
+                      <w:b w:val="false"/>
+                      <w:u w:val="none"/>
+                      <w:strike w:val="false"/>
+                      <w:sz w:val="20"/>
+                      <w:szCs w:val="20"/>
+                      <w:color w:val="000000"/>
+                    </w:rPr>
+                    <w:t xml:space="preserve">Halodule</w:t>
+                  </w:r>
+                </w:p>
+              </w:tc>
+              <w:tc>
+                <w:tcPr>
+                  <w:tcBorders>
+                    <w:bottom w:val="none" w:sz="0" w:space="0" w:color="000000"/>
+                    <w:top w:val="single" w:sz="12" w:space="0" w:color="666666"/>
+                    <w:left w:val="none" w:sz="0" w:space="0" w:color="000000"/>
+                    <w:right w:val="none" w:sz="0" w:space="0" w:color="000000"/>
+                  </w:tcBorders>
+                  <w:shd w:val="clear" w:color="auto" w:fill="F7A99A"/>
+                  <w:tcMar>
+                    <w:top w:w="0" w:type="dxa"/>
+                    <w:bottom w:w="0" w:type="dxa"/>
+                    <w:left w:w="0" w:type="dxa"/>
+                    <w:right w:w="0" w:type="dxa"/>
+                  </w:tcMar>
+                  <w:vAlign w:val="center"/>
+                </w:tcPr>
+                <w:p>
+                  <w:pPr>
+                    <w:jc w:val="center"/>
+                    <w:pBdr>
+                      <w:bottom w:val="none" w:sz="0" w:space="0" w:color="000000"/>
+                      <w:top w:val="none" w:sz="0" w:space="0" w:color="000000"/>
+                      <w:left w:val="none" w:sz="0" w:space="0" w:color="000000"/>
+                      <w:right w:val="none" w:sz="0" w:space="0" w:color="000000"/>
+                    </w:pBdr>
+                    <w:spacing w:after="100" w:before="100" w:line="240"/>
+                    <w:ind w:left="100" w:right="100" w:firstLine="0" w:firstLineChars="0"/>
+                    <w:rPr>
+                      <w:rFonts w:ascii="Arial" w:hAnsi="Arial" w:eastAsia="Arial" w:cs="Arial"/>
+                      <w:i w:val="false"/>
+                      <w:b w:val="false"/>
+                      <w:u w:val="none"/>
+                      <w:strike w:val="false"/>
+                      <w:sz w:val="20"/>
+                      <w:szCs w:val="20"/>
+                      <w:color w:val="000000"/>
+                    </w:rPr>
+                  </w:pPr>
+                  <w:r xmlns:w="http://schemas.openxmlformats.org/wordprocessingml/2006/main" xmlns:wp="http://schemas.openxmlformats.org/drawingml/2006/wordprocessingDrawing" xmlns:r="http://schemas.openxmlformats.org/officeDocument/2006/relationships" xmlns:w14="http://schemas.microsoft.com/office/word/2010/wordml">
+                    <w:rPr>
+                      <w:rFonts w:ascii="Arial" w:hAnsi="Arial" w:eastAsia="Arial" w:cs="Arial"/>
+                      <w:i w:val="false"/>
+                      <w:b w:val="false"/>
+                      <w:u w:val="none"/>
+                      <w:strike w:val="false"/>
+                      <w:sz w:val="20"/>
+                      <w:szCs w:val="20"/>
+                      <w:color w:val="000000"/>
+                    </w:rPr>
+                    <w:t xml:space="preserve">0.11</w:t>
+                  </w:r>
+                </w:p>
+              </w:tc>
+              <w:tc>
+                <w:tcPr>
+                  <w:tcBorders>
+                    <w:bottom w:val="none" w:sz="0" w:space="0" w:color="000000"/>
+                    <w:top w:val="single" w:sz="12" w:space="0" w:color="666666"/>
+                    <w:left w:val="none" w:sz="0" w:space="0" w:color="000000"/>
+                    <w:right w:val="none" w:sz="0" w:space="0" w:color="000000"/>
+                  </w:tcBorders>
+                  <w:shd w:val="clear" w:color="auto" w:fill="F7F7F7"/>
+                  <w:tcMar>
+                    <w:top w:w="0" w:type="dxa"/>
+                    <w:bottom w:w="0" w:type="dxa"/>
+                    <w:left w:w="0" w:type="dxa"/>
+                    <w:right w:w="0" w:type="dxa"/>
+                  </w:tcMar>
+                  <w:vAlign w:val="center"/>
+                </w:tcPr>
+                <w:p>
+                  <w:pPr>
+                    <w:jc w:val="center"/>
+                    <w:pBdr>
+                      <w:bottom w:val="none" w:sz="0" w:space="0" w:color="000000"/>
+                      <w:top w:val="none" w:sz="0" w:space="0" w:color="000000"/>
+                      <w:left w:val="none" w:sz="0" w:space="0" w:color="000000"/>
+                      <w:right w:val="none" w:sz="0" w:space="0" w:color="000000"/>
+                    </w:pBdr>
+                    <w:spacing w:after="100" w:before="100" w:line="240"/>
+                    <w:ind w:left="100" w:right="100" w:firstLine="0" w:firstLineChars="0"/>
+                    <w:rPr>
+                      <w:rFonts w:ascii="Arial" w:hAnsi="Arial" w:eastAsia="Arial" w:cs="Arial"/>
+                      <w:i w:val="false"/>
+                      <w:b w:val="false"/>
+                      <w:u w:val="none"/>
+                      <w:strike w:val="false"/>
+                      <w:sz w:val="20"/>
+                      <w:szCs w:val="20"/>
+                      <w:color w:val="000000"/>
+                    </w:rPr>
+                  </w:pPr>
+                  <w:r xmlns:w="http://schemas.openxmlformats.org/wordprocessingml/2006/main" xmlns:wp="http://schemas.openxmlformats.org/drawingml/2006/wordprocessingDrawing" xmlns:r="http://schemas.openxmlformats.org/officeDocument/2006/relationships" xmlns:w14="http://schemas.microsoft.com/office/word/2010/wordml">
+                    <w:rPr>
+                      <w:rFonts w:ascii="Arial" w:hAnsi="Arial" w:eastAsia="Arial" w:cs="Arial"/>
+                      <w:i w:val="false"/>
+                      <w:b w:val="false"/>
+                      <w:u w:val="none"/>
+                      <w:strike w:val="false"/>
+                      <w:sz w:val="20"/>
+                      <w:szCs w:val="20"/>
+                      <w:color w:val="000000"/>
+                    </w:rPr>
+                    <w:t xml:space="preserve">-0.00</w:t>
+                  </w:r>
+                </w:p>
+              </w:tc>
+              <w:tc>
+                <w:tcPr>
+                  <w:tcBorders>
+                    <w:bottom w:val="none" w:sz="0" w:space="0" w:color="000000"/>
+                    <w:top w:val="single" w:sz="12" w:space="0" w:color="666666"/>
+                    <w:left w:val="none" w:sz="0" w:space="0" w:color="000000"/>
+                    <w:right w:val="none" w:sz="0" w:space="0" w:color="000000"/>
+                  </w:tcBorders>
+                  <w:shd w:val="clear" w:color="auto" w:fill="F9C2B6"/>
+                  <w:tcMar>
+                    <w:top w:w="0" w:type="dxa"/>
+                    <w:bottom w:w="0" w:type="dxa"/>
+                    <w:left w:w="0" w:type="dxa"/>
+                    <w:right w:w="0" w:type="dxa"/>
+                  </w:tcMar>
+                  <w:vAlign w:val="center"/>
+                </w:tcPr>
+                <w:p>
+                  <w:pPr>
+                    <w:jc w:val="center"/>
+                    <w:pBdr>
+                      <w:bottom w:val="none" w:sz="0" w:space="0" w:color="000000"/>
+                      <w:top w:val="none" w:sz="0" w:space="0" w:color="000000"/>
+                      <w:left w:val="none" w:sz="0" w:space="0" w:color="000000"/>
+                      <w:right w:val="none" w:sz="0" w:space="0" w:color="000000"/>
+                    </w:pBdr>
+                    <w:spacing w:after="100" w:before="100" w:line="240"/>
+                    <w:ind w:left="100" w:right="100" w:firstLine="0" w:firstLineChars="0"/>
+                    <w:rPr>
+                      <w:rFonts w:ascii="Arial" w:hAnsi="Arial" w:eastAsia="Arial" w:cs="Arial"/>
+                      <w:i w:val="false"/>
+                      <w:b w:val="false"/>
+                      <w:u w:val="none"/>
+                      <w:strike w:val="false"/>
+                      <w:sz w:val="20"/>
+                      <w:szCs w:val="20"/>
+                      <w:color w:val="000000"/>
+                    </w:rPr>
+                  </w:pPr>
+                  <w:r xmlns:w="http://schemas.openxmlformats.org/wordprocessingml/2006/main" xmlns:wp="http://schemas.openxmlformats.org/drawingml/2006/wordprocessingDrawing" xmlns:r="http://schemas.openxmlformats.org/officeDocument/2006/relationships" xmlns:w14="http://schemas.microsoft.com/office/word/2010/wordml">
+                    <w:rPr>
+                      <w:rFonts w:ascii="Arial" w:hAnsi="Arial" w:eastAsia="Arial" w:cs="Arial"/>
+                      <w:i w:val="false"/>
+                      <w:b w:val="false"/>
+                      <w:u w:val="none"/>
+                      <w:strike w:val="false"/>
+                      <w:sz w:val="20"/>
+                      <w:szCs w:val="20"/>
+                      <w:color w:val="000000"/>
+                    </w:rPr>
+                    <w:t xml:space="preserve">0.07</w:t>
+                  </w:r>
+                </w:p>
+              </w:tc>
+              <w:tc>
+                <w:tcPr>
+                  <w:tcBorders>
+                    <w:bottom w:val="none" w:sz="0" w:space="0" w:color="000000"/>
+                    <w:top w:val="single" w:sz="12" w:space="0" w:color="666666"/>
+                    <w:left w:val="none" w:sz="0" w:space="0" w:color="000000"/>
+                    <w:right w:val="none" w:sz="0" w:space="0" w:color="000000"/>
+                  </w:tcBorders>
+                  <w:shd w:val="clear" w:color="auto" w:fill="F7F7F7"/>
+                  <w:tcMar>
+                    <w:top w:w="0" w:type="dxa"/>
+                    <w:bottom w:w="0" w:type="dxa"/>
+                    <w:left w:w="0" w:type="dxa"/>
+                    <w:right w:w="0" w:type="dxa"/>
+                  </w:tcMar>
+                  <w:vAlign w:val="center"/>
+                </w:tcPr>
+                <w:p>
+                  <w:pPr>
+                    <w:jc w:val="center"/>
+                    <w:pBdr>
+                      <w:bottom w:val="none" w:sz="0" w:space="0" w:color="000000"/>
+                      <w:top w:val="none" w:sz="0" w:space="0" w:color="000000"/>
+                      <w:left w:val="none" w:sz="0" w:space="0" w:color="000000"/>
+                      <w:right w:val="none" w:sz="0" w:space="0" w:color="000000"/>
+                    </w:pBdr>
+                    <w:spacing w:after="100" w:before="100" w:line="240"/>
+                    <w:ind w:left="100" w:right="100" w:firstLine="0" w:firstLineChars="0"/>
+                    <w:rPr>
+                      <w:rFonts w:ascii="Arial" w:hAnsi="Arial" w:eastAsia="Arial" w:cs="Arial"/>
+                      <w:i w:val="false"/>
+                      <w:b w:val="false"/>
+                      <w:u w:val="none"/>
+                      <w:strike w:val="false"/>
+                      <w:sz w:val="20"/>
+                      <w:szCs w:val="20"/>
+                      <w:color w:val="000000"/>
+                    </w:rPr>
+                  </w:pPr>
+                  <w:r xmlns:w="http://schemas.openxmlformats.org/wordprocessingml/2006/main" xmlns:wp="http://schemas.openxmlformats.org/drawingml/2006/wordprocessingDrawing" xmlns:r="http://schemas.openxmlformats.org/officeDocument/2006/relationships" xmlns:w14="http://schemas.microsoft.com/office/word/2010/wordml">
+                    <w:rPr>
+                      <w:rFonts w:ascii="Arial" w:hAnsi="Arial" w:eastAsia="Arial" w:cs="Arial"/>
+                      <w:i w:val="false"/>
+                      <w:b w:val="false"/>
+                      <w:u w:val="none"/>
+                      <w:strike w:val="false"/>
+                      <w:sz w:val="20"/>
+                      <w:szCs w:val="20"/>
+                      <w:color w:val="000000"/>
+                    </w:rPr>
+                    <w:t xml:space="preserve">0.00</w:t>
+                  </w:r>
+                </w:p>
+              </w:tc>
+              <w:tc>
+                <w:tcPr>
+                  <w:tcBorders>
+                    <w:bottom w:val="none" w:sz="0" w:space="0" w:color="000000"/>
+                    <w:top w:val="single" w:sz="12" w:space="0" w:color="666666"/>
+                    <w:left w:val="none" w:sz="0" w:space="0" w:color="000000"/>
+                    <w:right w:val="none" w:sz="0" w:space="0" w:color="000000"/>
+                  </w:tcBorders>
+                  <w:shd w:val="clear" w:color="auto" w:fill="BDDBC3"/>
+                  <w:tcMar>
+                    <w:top w:w="0" w:type="dxa"/>
+                    <w:bottom w:w="0" w:type="dxa"/>
+                    <w:left w:w="0" w:type="dxa"/>
+                    <w:right w:w="0" w:type="dxa"/>
+                  </w:tcMar>
+                  <w:vAlign w:val="center"/>
+                </w:tcPr>
+                <w:p>
+                  <w:pPr>
+                    <w:jc w:val="center"/>
+                    <w:pBdr>
+                      <w:bottom w:val="none" w:sz="0" w:space="0" w:color="000000"/>
+                      <w:top w:val="none" w:sz="0" w:space="0" w:color="000000"/>
+                      <w:left w:val="none" w:sz="0" w:space="0" w:color="000000"/>
+                      <w:right w:val="none" w:sz="0" w:space="0" w:color="000000"/>
+                    </w:pBdr>
+                    <w:spacing w:after="100" w:before="100" w:line="240"/>
+                    <w:ind w:left="100" w:right="100" w:firstLine="0" w:firstLineChars="0"/>
+                    <w:rPr>
+                      <w:rFonts w:ascii="Arial" w:hAnsi="Arial" w:eastAsia="Arial" w:cs="Arial"/>
+                      <w:i w:val="false"/>
+                      <w:b w:val="false"/>
+                      <w:u w:val="none"/>
+                      <w:strike w:val="false"/>
+                      <w:sz w:val="20"/>
+                      <w:szCs w:val="20"/>
+                      <w:color w:val="000000"/>
+                    </w:rPr>
+                  </w:pPr>
+                  <w:r xmlns:w="http://schemas.openxmlformats.org/wordprocessingml/2006/main" xmlns:wp="http://schemas.openxmlformats.org/drawingml/2006/wordprocessingDrawing" xmlns:r="http://schemas.openxmlformats.org/officeDocument/2006/relationships" xmlns:w14="http://schemas.microsoft.com/office/word/2010/wordml">
+                    <w:rPr>
+                      <w:rFonts w:ascii="Arial" w:hAnsi="Arial" w:eastAsia="Arial" w:cs="Arial"/>
+                      <w:i w:val="false"/>
+                      <w:b w:val="false"/>
+                      <w:u w:val="none"/>
+                      <w:strike w:val="false"/>
+                      <w:sz w:val="20"/>
+                      <w:szCs w:val="20"/>
+                      <w:color w:val="000000"/>
+                    </w:rPr>
+                    <w:t xml:space="preserve">-0.07</w:t>
+                  </w:r>
+                </w:p>
+              </w:tc>
+              <w:tc>
+                <w:tcPr>
+                  <w:tcBorders>
+                    <w:bottom w:val="none" w:sz="0" w:space="0" w:color="000000"/>
+                    <w:top w:val="single" w:sz="12" w:space="0" w:color="666666"/>
+                    <w:left w:val="none" w:sz="0" w:space="0" w:color="000000"/>
+                    <w:right w:val="none" w:sz="0" w:space="0" w:color="000000"/>
+                  </w:tcBorders>
+                  <w:shd w:val="clear" w:color="auto" w:fill="D8E8DB"/>
+                  <w:tcMar>
+                    <w:top w:w="0" w:type="dxa"/>
+                    <w:bottom w:w="0" w:type="dxa"/>
+                    <w:left w:w="0" w:type="dxa"/>
+                    <w:right w:w="0" w:type="dxa"/>
+                  </w:tcMar>
+                  <w:vAlign w:val="center"/>
+                </w:tcPr>
+                <w:p>
+                  <w:pPr>
+                    <w:jc w:val="center"/>
+                    <w:pBdr>
+                      <w:bottom w:val="none" w:sz="0" w:space="0" w:color="000000"/>
+                      <w:top w:val="none" w:sz="0" w:space="0" w:color="000000"/>
+                      <w:left w:val="none" w:sz="0" w:space="0" w:color="000000"/>
+                      <w:right w:val="none" w:sz="0" w:space="0" w:color="000000"/>
+                    </w:pBdr>
+                    <w:spacing w:after="100" w:before="100" w:line="240"/>
+                    <w:ind w:left="100" w:right="100" w:firstLine="0" w:firstLineChars="0"/>
+                    <w:rPr>
+                      <w:rFonts w:ascii="Arial" w:hAnsi="Arial" w:eastAsia="Arial" w:cs="Arial"/>
+                      <w:i w:val="false"/>
+                      <w:b w:val="false"/>
+                      <w:u w:val="none"/>
+                      <w:strike w:val="false"/>
+                      <w:sz w:val="20"/>
+                      <w:szCs w:val="20"/>
+                      <w:color w:val="000000"/>
+                    </w:rPr>
+                  </w:pPr>
+                  <w:r xmlns:w="http://schemas.openxmlformats.org/wordprocessingml/2006/main" xmlns:wp="http://schemas.openxmlformats.org/drawingml/2006/wordprocessingDrawing" xmlns:r="http://schemas.openxmlformats.org/officeDocument/2006/relationships" xmlns:w14="http://schemas.microsoft.com/office/word/2010/wordml">
+                    <w:rPr>
+                      <w:rFonts w:ascii="Arial" w:hAnsi="Arial" w:eastAsia="Arial" w:cs="Arial"/>
+                      <w:i w:val="false"/>
+                      <w:b w:val="false"/>
+                      <w:u w:val="none"/>
+                      <w:strike w:val="false"/>
+                      <w:sz w:val="20"/>
+                      <w:szCs w:val="20"/>
+                      <w:color w:val="000000"/>
+                    </w:rPr>
+                    <w:t xml:space="preserve">-0.04</w:t>
+                  </w:r>
+                </w:p>
+              </w:tc>
+            </w:tr>
+            <w:tr>
+              <w:trPr>
+                <w:trHeight w:val="584" w:hRule="auto"/>
+              </w:trPr>
+              <w:tc>
+                <w:tcPr>
+                  <w:vMerge/>
+                  <w:tcBorders>
+                    <w:bottom w:val="none" w:sz="0" w:space="0" w:color="000000"/>
+                    <w:top w:val="none" w:sz="0" w:space="0" w:color="000000"/>
+                    <w:left w:val="none" w:sz="0" w:space="0" w:color="000000"/>
+                    <w:right w:val="none" w:sz="0" w:space="0" w:color="000000"/>
+                  </w:tcBorders>
+                  <w:shd w:val="clear" w:color="auto" w:fill="FFFFFF"/>
+                  <w:tcMar>
+                    <w:top w:w="0" w:type="dxa"/>
+                    <w:bottom w:w="0" w:type="dxa"/>
+                    <w:left w:w="0" w:type="dxa"/>
+                    <w:right w:w="0" w:type="dxa"/>
+                  </w:tcMar>
+                  <w:vAlign w:val="top"/>
+                </w:tcPr>
+                <w:p>
+                  <w:pPr>
+                    <w:jc w:val="left"/>
+                    <w:pBdr>
+                      <w:bottom w:val="none" w:sz="0" w:space="0" w:color="000000"/>
+                      <w:top w:val="none" w:sz="0" w:space="0" w:color="000000"/>
+                      <w:left w:val="none" w:sz="0" w:space="0" w:color="000000"/>
+                      <w:right w:val="none" w:sz="0" w:space="0" w:color="000000"/>
+                    </w:pBdr>
+                    <w:spacing w:after="100" w:before="100" w:line="240"/>
+                    <w:ind w:left="100" w:right="100" w:firstLine="0" w:firstLineChars="0"/>
+                    <w:rPr>
+                      <w:rFonts w:ascii="Arial" w:hAnsi="Arial" w:eastAsia="Arial" w:cs="Arial"/>
+                      <w:i w:val="false"/>
+                      <w:b w:val="false"/>
+                      <w:u w:val="none"/>
+                      <w:strike w:val="false"/>
+                      <w:sz w:val="20"/>
+                      <w:szCs w:val="20"/>
+                      <w:color w:val="000000"/>
+                    </w:rPr>
+                  </w:pPr>
+                </w:p>
+              </w:tc>
+              <w:tc>
+                <w:tcPr>
+                  <w:tcBorders>
+                    <w:bottom w:val="none" w:sz="0" w:space="0" w:color="000000"/>
+                    <w:top w:val="none" w:sz="0" w:space="0" w:color="000000"/>
+                    <w:left w:val="none" w:sz="0" w:space="0" w:color="000000"/>
+                    <w:right w:val="none" w:sz="0" w:space="0" w:color="000000"/>
+                  </w:tcBorders>
+                  <w:shd w:val="clear" w:color="auto" w:fill="FFFFFF"/>
+                  <w:tcMar>
+                    <w:top w:w="0" w:type="dxa"/>
+                    <w:bottom w:w="0" w:type="dxa"/>
+                    <w:left w:w="0" w:type="dxa"/>
+                    <w:right w:w="0" w:type="dxa"/>
+                  </w:tcMar>
+                  <w:vAlign w:val="center"/>
+                </w:tcPr>
+                <w:p>
+                  <w:pPr>
+                    <w:jc w:val="left"/>
+                    <w:pBdr>
+                      <w:bottom w:val="none" w:sz="0" w:space="0" w:color="000000"/>
+                      <w:top w:val="none" w:sz="0" w:space="0" w:color="000000"/>
+                      <w:left w:val="none" w:sz="0" w:space="0" w:color="000000"/>
+                      <w:right w:val="none" w:sz="0" w:space="0" w:color="000000"/>
+                    </w:pBdr>
+                    <w:spacing w:after="100" w:before="100" w:line="240"/>
+                    <w:ind w:left="100" w:right="100" w:firstLine="0" w:firstLineChars="0"/>
+                    <w:rPr>
+                      <w:rFonts w:ascii="Arial" w:hAnsi="Arial" w:eastAsia="Arial" w:cs="Arial"/>
+                      <w:i w:val="false"/>
+                      <w:b w:val="false"/>
+                      <w:u w:val="none"/>
+                      <w:strike w:val="false"/>
+                      <w:sz w:val="20"/>
+                      <w:szCs w:val="20"/>
+                      <w:color w:val="000000"/>
+                    </w:rPr>
+                  </w:pPr>
+                  <w:r xmlns:w="http://schemas.openxmlformats.org/wordprocessingml/2006/main" xmlns:wp="http://schemas.openxmlformats.org/drawingml/2006/wordprocessingDrawing" xmlns:r="http://schemas.openxmlformats.org/officeDocument/2006/relationships" xmlns:w14="http://schemas.microsoft.com/office/word/2010/wordml">
+                    <w:rPr>
+                      <w:rFonts w:ascii="Arial" w:hAnsi="Arial" w:eastAsia="Arial" w:cs="Arial"/>
+                      <w:i w:val="false"/>
+                      <w:b w:val="false"/>
+                      <w:u w:val="none"/>
+                      <w:strike w:val="false"/>
+                      <w:sz w:val="20"/>
+                      <w:szCs w:val="20"/>
+                      <w:color w:val="000000"/>
+                    </w:rPr>
+                    <w:t xml:space="preserve">Syringodium</w:t>
+                  </w:r>
+                </w:p>
+              </w:tc>
+              <w:tc>
+                <w:tcPr>
+                  <w:tcBorders>
+                    <w:bottom w:val="none" w:sz="0" w:space="0" w:color="000000"/>
+                    <w:top w:val="none" w:sz="0" w:space="0" w:color="000000"/>
+                    <w:left w:val="none" w:sz="0" w:space="0" w:color="000000"/>
+                    <w:right w:val="none" w:sz="0" w:space="0" w:color="000000"/>
+                  </w:tcBorders>
+                  <w:shd w:val="clear" w:color="auto" w:fill="F7AD9F"/>
+                  <w:tcMar>
+                    <w:top w:w="0" w:type="dxa"/>
+                    <w:bottom w:w="0" w:type="dxa"/>
+                    <w:left w:w="0" w:type="dxa"/>
+                    <w:right w:w="0" w:type="dxa"/>
+                  </w:tcMar>
+                  <w:vAlign w:val="center"/>
+                </w:tcPr>
+                <w:p>
+                  <w:pPr>
+                    <w:jc w:val="center"/>
+                    <w:pBdr>
+                      <w:bottom w:val="none" w:sz="0" w:space="0" w:color="000000"/>
+                      <w:top w:val="none" w:sz="0" w:space="0" w:color="000000"/>
+                      <w:left w:val="none" w:sz="0" w:space="0" w:color="000000"/>
+                      <w:right w:val="none" w:sz="0" w:space="0" w:color="000000"/>
+                    </w:pBdr>
+                    <w:spacing w:after="100" w:before="100" w:line="240"/>
+                    <w:ind w:left="100" w:right="100" w:firstLine="0" w:firstLineChars="0"/>
+                    <w:rPr>
+                      <w:rFonts w:ascii="Arial" w:hAnsi="Arial" w:eastAsia="Arial" w:cs="Arial"/>
+                      <w:i w:val="false"/>
+                      <w:b w:val="false"/>
+                      <w:u w:val="none"/>
+                      <w:strike w:val="false"/>
+                      <w:sz w:val="20"/>
+                      <w:szCs w:val="20"/>
+                      <w:color w:val="000000"/>
+                    </w:rPr>
+                  </w:pPr>
+                  <w:r xmlns:w="http://schemas.openxmlformats.org/wordprocessingml/2006/main" xmlns:wp="http://schemas.openxmlformats.org/drawingml/2006/wordprocessingDrawing" xmlns:r="http://schemas.openxmlformats.org/officeDocument/2006/relationships" xmlns:w14="http://schemas.microsoft.com/office/word/2010/wordml">
+                    <w:rPr>
+                      <w:rFonts w:ascii="Arial" w:hAnsi="Arial" w:eastAsia="Arial" w:cs="Arial"/>
+                      <w:i w:val="false"/>
+                      <w:b w:val="false"/>
+                      <w:u w:val="none"/>
+                      <w:strike w:val="false"/>
+                      <w:sz w:val="20"/>
+                      <w:szCs w:val="20"/>
+                      <w:color w:val="000000"/>
+                    </w:rPr>
+                    <w:t xml:space="preserve">0.10</w:t>
+                  </w:r>
+                </w:p>
+              </w:tc>
+              <w:tc>
+                <w:tcPr>
+                  <w:tcBorders>
+                    <w:bottom w:val="none" w:sz="0" w:space="0" w:color="000000"/>
+                    <w:top w:val="none" w:sz="0" w:space="0" w:color="000000"/>
+                    <w:left w:val="none" w:sz="0" w:space="0" w:color="000000"/>
+                    <w:right w:val="none" w:sz="0" w:space="0" w:color="000000"/>
+                  </w:tcBorders>
+                  <w:shd w:val="clear" w:color="auto" w:fill="D73027"/>
+                  <w:tcMar>
+                    <w:top w:w="0" w:type="dxa"/>
+                    <w:bottom w:w="0" w:type="dxa"/>
+                    <w:left w:w="0" w:type="dxa"/>
+                    <w:right w:w="0" w:type="dxa"/>
+                  </w:tcMar>
+                  <w:vAlign w:val="center"/>
+                </w:tcPr>
+                <w:p>
+                  <w:pPr>
+                    <w:jc w:val="center"/>
+                    <w:pBdr>
+                      <w:bottom w:val="none" w:sz="0" w:space="0" w:color="000000"/>
+                      <w:top w:val="none" w:sz="0" w:space="0" w:color="000000"/>
+                      <w:left w:val="none" w:sz="0" w:space="0" w:color="000000"/>
+                      <w:right w:val="none" w:sz="0" w:space="0" w:color="000000"/>
+                    </w:pBdr>
+                    <w:spacing w:after="100" w:before="100" w:line="240"/>
+                    <w:ind w:left="100" w:right="100" w:firstLine="0" w:firstLineChars="0"/>
+                    <w:rPr>
+                      <w:rFonts w:ascii="Arial" w:hAnsi="Arial" w:eastAsia="Arial" w:cs="Arial"/>
+                      <w:i w:val="false"/>
+                      <w:b w:val="false"/>
+                      <w:u w:val="none"/>
+                      <w:strike w:val="false"/>
+                      <w:sz w:val="20"/>
+                      <w:szCs w:val="20"/>
+                      <w:color w:val="000000"/>
+                    </w:rPr>
+                  </w:pPr>
+                  <w:r xmlns:w="http://schemas.openxmlformats.org/wordprocessingml/2006/main" xmlns:wp="http://schemas.openxmlformats.org/drawingml/2006/wordprocessingDrawing" xmlns:r="http://schemas.openxmlformats.org/officeDocument/2006/relationships" xmlns:w14="http://schemas.microsoft.com/office/word/2010/wordml">
+                    <w:rPr>
+                      <w:rFonts w:ascii="Arial" w:hAnsi="Arial" w:eastAsia="Arial" w:cs="Arial"/>
+                      <w:i w:val="false"/>
+                      <w:b w:val="false"/>
+                      <w:u w:val="none"/>
+                      <w:strike w:val="false"/>
+                      <w:sz w:val="20"/>
+                      <w:szCs w:val="20"/>
+                      <w:color w:val="000000"/>
+                    </w:rPr>
+                    <w:t xml:space="preserve">0.25</w:t>
+                  </w:r>
+                </w:p>
+              </w:tc>
+              <w:tc>
+                <w:tcPr>
+                  <w:tcBorders>
+                    <w:bottom w:val="none" w:sz="0" w:space="0" w:color="000000"/>
+                    <w:top w:val="none" w:sz="0" w:space="0" w:color="000000"/>
+                    <w:left w:val="none" w:sz="0" w:space="0" w:color="000000"/>
+                    <w:right w:val="none" w:sz="0" w:space="0" w:color="000000"/>
+                  </w:tcBorders>
+                  <w:shd w:val="clear" w:color="auto" w:fill="D2E5D5"/>
+                  <w:tcMar>
+                    <w:top w:w="0" w:type="dxa"/>
+                    <w:bottom w:w="0" w:type="dxa"/>
+                    <w:left w:w="0" w:type="dxa"/>
+                    <w:right w:w="0" w:type="dxa"/>
+                  </w:tcMar>
+                  <w:vAlign w:val="center"/>
+                </w:tcPr>
+                <w:p>
+                  <w:pPr>
+                    <w:jc w:val="center"/>
+                    <w:pBdr>
+                      <w:bottom w:val="none" w:sz="0" w:space="0" w:color="000000"/>
+                      <w:top w:val="none" w:sz="0" w:space="0" w:color="000000"/>
+                      <w:left w:val="none" w:sz="0" w:space="0" w:color="000000"/>
+                      <w:right w:val="none" w:sz="0" w:space="0" w:color="000000"/>
+                    </w:pBdr>
+                    <w:spacing w:after="100" w:before="100" w:line="240"/>
+                    <w:ind w:left="100" w:right="100" w:firstLine="0" w:firstLineChars="0"/>
+                    <w:rPr>
+                      <w:rFonts w:ascii="Arial" w:hAnsi="Arial" w:eastAsia="Arial" w:cs="Arial"/>
+                      <w:i w:val="false"/>
+                      <w:b w:val="false"/>
+                      <w:u w:val="none"/>
+                      <w:strike w:val="false"/>
+                      <w:sz w:val="20"/>
+                      <w:szCs w:val="20"/>
+                      <w:color w:val="000000"/>
+                    </w:rPr>
+                  </w:pPr>
+                  <w:r xmlns:w="http://schemas.openxmlformats.org/wordprocessingml/2006/main" xmlns:wp="http://schemas.openxmlformats.org/drawingml/2006/wordprocessingDrawing" xmlns:r="http://schemas.openxmlformats.org/officeDocument/2006/relationships" xmlns:w14="http://schemas.microsoft.com/office/word/2010/wordml">
+                    <w:rPr>
+                      <w:rFonts w:ascii="Arial" w:hAnsi="Arial" w:eastAsia="Arial" w:cs="Arial"/>
+                      <w:i w:val="false"/>
+                      <w:b w:val="false"/>
+                      <w:u w:val="none"/>
+                      <w:strike w:val="false"/>
+                      <w:sz w:val="20"/>
+                      <w:szCs w:val="20"/>
+                      <w:color w:val="000000"/>
+                    </w:rPr>
+                    <w:t xml:space="preserve">-0.05</w:t>
+                  </w:r>
+                </w:p>
+              </w:tc>
+              <w:tc>
+                <w:tcPr>
+                  <w:tcBorders>
+                    <w:bottom w:val="none" w:sz="0" w:space="0" w:color="000000"/>
+                    <w:top w:val="none" w:sz="0" w:space="0" w:color="000000"/>
+                    <w:left w:val="none" w:sz="0" w:space="0" w:color="000000"/>
+                    <w:right w:val="none" w:sz="0" w:space="0" w:color="000000"/>
+                  </w:tcBorders>
+                  <w:shd w:val="clear" w:color="auto" w:fill="F9E2DD"/>
+                  <w:tcMar>
+                    <w:top w:w="0" w:type="dxa"/>
+                    <w:bottom w:w="0" w:type="dxa"/>
+                    <w:left w:w="0" w:type="dxa"/>
+                    <w:right w:w="0" w:type="dxa"/>
+                  </w:tcMar>
+                  <w:vAlign w:val="center"/>
+                </w:tcPr>
+                <w:p>
+                  <w:pPr>
+                    <w:jc w:val="center"/>
+                    <w:pBdr>
+                      <w:bottom w:val="none" w:sz="0" w:space="0" w:color="000000"/>
+                      <w:top w:val="none" w:sz="0" w:space="0" w:color="000000"/>
+                      <w:left w:val="none" w:sz="0" w:space="0" w:color="000000"/>
+                      <w:right w:val="none" w:sz="0" w:space="0" w:color="000000"/>
+                    </w:pBdr>
+                    <w:spacing w:after="100" w:before="100" w:line="240"/>
+                    <w:ind w:left="100" w:right="100" w:firstLine="0" w:firstLineChars="0"/>
+                    <w:rPr>
+                      <w:rFonts w:ascii="Arial" w:hAnsi="Arial" w:eastAsia="Arial" w:cs="Arial"/>
+                      <w:i w:val="false"/>
+                      <w:b w:val="false"/>
+                      <w:u w:val="none"/>
+                      <w:strike w:val="false"/>
+                      <w:sz w:val="20"/>
+                      <w:szCs w:val="20"/>
+                      <w:color w:val="000000"/>
+                    </w:rPr>
+                  </w:pPr>
+                  <w:r xmlns:w="http://schemas.openxmlformats.org/wordprocessingml/2006/main" xmlns:wp="http://schemas.openxmlformats.org/drawingml/2006/wordprocessingDrawing" xmlns:r="http://schemas.openxmlformats.org/officeDocument/2006/relationships" xmlns:w14="http://schemas.microsoft.com/office/word/2010/wordml">
+                    <w:rPr>
+                      <w:rFonts w:ascii="Arial" w:hAnsi="Arial" w:eastAsia="Arial" w:cs="Arial"/>
+                      <w:i w:val="false"/>
+                      <w:b w:val="false"/>
+                      <w:u w:val="none"/>
+                      <w:strike w:val="false"/>
+                      <w:sz w:val="20"/>
+                      <w:szCs w:val="20"/>
+                      <w:color w:val="000000"/>
+                    </w:rPr>
+                    <w:t xml:space="preserve">0.03</w:t>
+                  </w:r>
+                </w:p>
+              </w:tc>
+              <w:tc>
+                <w:tcPr>
+                  <w:tcBorders>
+                    <w:bottom w:val="none" w:sz="0" w:space="0" w:color="000000"/>
+                    <w:top w:val="none" w:sz="0" w:space="0" w:color="000000"/>
+                    <w:left w:val="none" w:sz="0" w:space="0" w:color="000000"/>
+                    <w:right w:val="none" w:sz="0" w:space="0" w:color="000000"/>
+                  </w:tcBorders>
+                  <w:shd w:val="clear" w:color="auto" w:fill="80BE8F"/>
+                  <w:tcMar>
+                    <w:top w:w="0" w:type="dxa"/>
+                    <w:bottom w:w="0" w:type="dxa"/>
+                    <w:left w:w="0" w:type="dxa"/>
+                    <w:right w:w="0" w:type="dxa"/>
+                  </w:tcMar>
+                  <w:vAlign w:val="center"/>
+                </w:tcPr>
+                <w:p>
+                  <w:pPr>
+                    <w:jc w:val="center"/>
+                    <w:pBdr>
+                      <w:bottom w:val="none" w:sz="0" w:space="0" w:color="000000"/>
+                      <w:top w:val="none" w:sz="0" w:space="0" w:color="000000"/>
+                      <w:left w:val="none" w:sz="0" w:space="0" w:color="000000"/>
+                      <w:right w:val="none" w:sz="0" w:space="0" w:color="000000"/>
+                    </w:pBdr>
+                    <w:spacing w:after="100" w:before="100" w:line="240"/>
+                    <w:ind w:left="100" w:right="100" w:firstLine="0" w:firstLineChars="0"/>
+                    <w:rPr>
+                      <w:rFonts w:ascii="Arial" w:hAnsi="Arial" w:eastAsia="Arial" w:cs="Arial"/>
+                      <w:i w:val="false"/>
+                      <w:b w:val="false"/>
+                      <w:u w:val="none"/>
+                      <w:strike w:val="false"/>
+                      <w:sz w:val="20"/>
+                      <w:szCs w:val="20"/>
+                      <w:color w:val="000000"/>
+                    </w:rPr>
+                  </w:pPr>
+                  <w:r xmlns:w="http://schemas.openxmlformats.org/wordprocessingml/2006/main" xmlns:wp="http://schemas.openxmlformats.org/drawingml/2006/wordprocessingDrawing" xmlns:r="http://schemas.openxmlformats.org/officeDocument/2006/relationships" xmlns:w14="http://schemas.microsoft.com/office/word/2010/wordml">
+                    <w:rPr>
+                      <w:rFonts w:ascii="Arial" w:hAnsi="Arial" w:eastAsia="Arial" w:cs="Arial"/>
+                      <w:i w:val="false"/>
+                      <w:b w:val="false"/>
+                      <w:u w:val="none"/>
+                      <w:strike w:val="false"/>
+                      <w:sz w:val="20"/>
+                      <w:szCs w:val="20"/>
+                      <w:color w:val="000000"/>
+                    </w:rPr>
+                    <w:t xml:space="preserve">-0.15</w:t>
+                  </w:r>
+                </w:p>
+              </w:tc>
+              <w:tc>
+                <w:tcPr>
+                  <w:tcBorders>
+                    <w:bottom w:val="none" w:sz="0" w:space="0" w:color="000000"/>
+                    <w:top w:val="none" w:sz="0" w:space="0" w:color="000000"/>
+                    <w:left w:val="none" w:sz="0" w:space="0" w:color="000000"/>
+                    <w:right w:val="none" w:sz="0" w:space="0" w:color="000000"/>
+                  </w:tcBorders>
+                  <w:shd w:val="clear" w:color="auto" w:fill="FADAD4"/>
+                  <w:tcMar>
+                    <w:top w:w="0" w:type="dxa"/>
+                    <w:bottom w:w="0" w:type="dxa"/>
+                    <w:left w:w="0" w:type="dxa"/>
+                    <w:right w:w="0" w:type="dxa"/>
+                  </w:tcMar>
+                  <w:vAlign w:val="center"/>
+                </w:tcPr>
+                <w:p>
+                  <w:pPr>
+                    <w:jc w:val="center"/>
+                    <w:pBdr>
+                      <w:bottom w:val="none" w:sz="0" w:space="0" w:color="000000"/>
+                      <w:top w:val="none" w:sz="0" w:space="0" w:color="000000"/>
+                      <w:left w:val="none" w:sz="0" w:space="0" w:color="000000"/>
+                      <w:right w:val="none" w:sz="0" w:space="0" w:color="000000"/>
+                    </w:pBdr>
+                    <w:spacing w:after="100" w:before="100" w:line="240"/>
+                    <w:ind w:left="100" w:right="100" w:firstLine="0" w:firstLineChars="0"/>
+                    <w:rPr>
+                      <w:rFonts w:ascii="Arial" w:hAnsi="Arial" w:eastAsia="Arial" w:cs="Arial"/>
+                      <w:i w:val="false"/>
+                      <w:b w:val="false"/>
+                      <w:u w:val="none"/>
+                      <w:strike w:val="false"/>
+                      <w:sz w:val="20"/>
+                      <w:szCs w:val="20"/>
+                      <w:color w:val="000000"/>
+                    </w:rPr>
+                  </w:pPr>
+                  <w:r xmlns:w="http://schemas.openxmlformats.org/wordprocessingml/2006/main" xmlns:wp="http://schemas.openxmlformats.org/drawingml/2006/wordprocessingDrawing" xmlns:r="http://schemas.openxmlformats.org/officeDocument/2006/relationships" xmlns:w14="http://schemas.microsoft.com/office/word/2010/wordml">
+                    <w:rPr>
+                      <w:rFonts w:ascii="Arial" w:hAnsi="Arial" w:eastAsia="Arial" w:cs="Arial"/>
+                      <w:i w:val="false"/>
+                      <w:b w:val="false"/>
+                      <w:u w:val="none"/>
+                      <w:strike w:val="false"/>
+                      <w:sz w:val="20"/>
+                      <w:szCs w:val="20"/>
+                      <w:color w:val="000000"/>
+                    </w:rPr>
+                    <w:t xml:space="preserve">0.04</w:t>
+                  </w:r>
+                </w:p>
+              </w:tc>
+            </w:tr>
+            <w:tr>
+              <w:trPr>
+                <w:trHeight w:val="584" w:hRule="auto"/>
+              </w:trPr>
+              <w:tc>
+                <w:tcPr>
+                  <w:vMerge/>
+                  <w:tcBorders>
+                    <w:bottom w:val="none" w:sz="0" w:space="0" w:color="000000"/>
+                    <w:top w:val="none" w:sz="0" w:space="0" w:color="000000"/>
+                    <w:left w:val="none" w:sz="0" w:space="0" w:color="000000"/>
+                    <w:right w:val="none" w:sz="0" w:space="0" w:color="000000"/>
+                  </w:tcBorders>
+                  <w:shd w:val="clear" w:color="auto" w:fill="FFFFFF"/>
+                  <w:tcMar>
+                    <w:top w:w="0" w:type="dxa"/>
+                    <w:bottom w:w="0" w:type="dxa"/>
+                    <w:left w:w="0" w:type="dxa"/>
+                    <w:right w:w="0" w:type="dxa"/>
+                  </w:tcMar>
+                  <w:vAlign w:val="top"/>
+                </w:tcPr>
+                <w:p>
+                  <w:pPr>
+                    <w:jc w:val="left"/>
+                    <w:pBdr>
+                      <w:bottom w:val="none" w:sz="0" w:space="0" w:color="000000"/>
+                      <w:top w:val="none" w:sz="0" w:space="0" w:color="000000"/>
+                      <w:left w:val="none" w:sz="0" w:space="0" w:color="000000"/>
+                      <w:right w:val="none" w:sz="0" w:space="0" w:color="000000"/>
+                    </w:pBdr>
+                    <w:spacing w:after="100" w:before="100" w:line="240"/>
+                    <w:ind w:left="100" w:right="100" w:firstLine="0" w:firstLineChars="0"/>
+                    <w:rPr>
+                      <w:rFonts w:ascii="Arial" w:hAnsi="Arial" w:eastAsia="Arial" w:cs="Arial"/>
+                      <w:i w:val="false"/>
+                      <w:b w:val="false"/>
+                      <w:u w:val="none"/>
+                      <w:strike w:val="false"/>
+                      <w:sz w:val="20"/>
+                      <w:szCs w:val="20"/>
+                      <w:color w:val="000000"/>
+                    </w:rPr>
+                  </w:pPr>
+                </w:p>
+              </w:tc>
+              <w:tc>
+                <w:tcPr>
+                  <w:tcBorders>
+                    <w:bottom w:val="none" w:sz="0" w:space="0" w:color="000000"/>
+                    <w:top w:val="none" w:sz="0" w:space="0" w:color="000000"/>
+                    <w:left w:val="none" w:sz="0" w:space="0" w:color="000000"/>
+                    <w:right w:val="none" w:sz="0" w:space="0" w:color="000000"/>
+                  </w:tcBorders>
+                  <w:shd w:val="clear" w:color="auto" w:fill="FFFFFF"/>
+                  <w:tcMar>
+                    <w:top w:w="0" w:type="dxa"/>
+                    <w:bottom w:w="0" w:type="dxa"/>
+                    <w:left w:w="0" w:type="dxa"/>
+                    <w:right w:w="0" w:type="dxa"/>
+                  </w:tcMar>
+                  <w:vAlign w:val="center"/>
+                </w:tcPr>
+                <w:p>
+                  <w:pPr>
+                    <w:jc w:val="left"/>
+                    <w:pBdr>
+                      <w:bottom w:val="none" w:sz="0" w:space="0" w:color="000000"/>
+                      <w:top w:val="none" w:sz="0" w:space="0" w:color="000000"/>
+                      <w:left w:val="none" w:sz="0" w:space="0" w:color="000000"/>
+                      <w:right w:val="none" w:sz="0" w:space="0" w:color="000000"/>
+                    </w:pBdr>
+                    <w:spacing w:after="100" w:before="100" w:line="240"/>
+                    <w:ind w:left="100" w:right="100" w:firstLine="0" w:firstLineChars="0"/>
+                    <w:rPr>
+                      <w:rFonts w:ascii="Arial" w:hAnsi="Arial" w:eastAsia="Arial" w:cs="Arial"/>
+                      <w:i w:val="false"/>
+                      <w:b w:val="false"/>
+                      <w:u w:val="none"/>
+                      <w:strike w:val="false"/>
+                      <w:sz w:val="20"/>
+                      <w:szCs w:val="20"/>
+                      <w:color w:val="000000"/>
+                    </w:rPr>
+                  </w:pPr>
+                  <w:r xmlns:w="http://schemas.openxmlformats.org/wordprocessingml/2006/main" xmlns:wp="http://schemas.openxmlformats.org/drawingml/2006/wordprocessingDrawing" xmlns:r="http://schemas.openxmlformats.org/officeDocument/2006/relationships" xmlns:w14="http://schemas.microsoft.com/office/word/2010/wordml">
+                    <w:rPr>
+                      <w:rFonts w:ascii="Arial" w:hAnsi="Arial" w:eastAsia="Arial" w:cs="Arial"/>
+                      <w:i w:val="false"/>
+                      <w:b w:val="false"/>
+                      <w:u w:val="none"/>
+                      <w:strike w:val="false"/>
+                      <w:sz w:val="20"/>
+                      <w:szCs w:val="20"/>
+                      <w:color w:val="000000"/>
+                    </w:rPr>
+                    <w:t xml:space="preserve">Thalassia</w:t>
+                  </w:r>
+                </w:p>
+              </w:tc>
+              <w:tc>
+                <w:tcPr>
+                  <w:tcBorders>
+                    <w:bottom w:val="none" w:sz="0" w:space="0" w:color="000000"/>
+                    <w:top w:val="none" w:sz="0" w:space="0" w:color="000000"/>
+                    <w:left w:val="none" w:sz="0" w:space="0" w:color="000000"/>
+                    <w:right w:val="none" w:sz="0" w:space="0" w:color="000000"/>
+                  </w:tcBorders>
+                  <w:shd w:val="clear" w:color="auto" w:fill="76BA88"/>
+                  <w:tcMar>
+                    <w:top w:w="0" w:type="dxa"/>
+                    <w:bottom w:w="0" w:type="dxa"/>
+                    <w:left w:w="0" w:type="dxa"/>
+                    <w:right w:w="0" w:type="dxa"/>
+                  </w:tcMar>
+                  <w:vAlign w:val="center"/>
+                </w:tcPr>
+                <w:p>
+                  <w:pPr>
+                    <w:jc w:val="center"/>
+                    <w:pBdr>
+                      <w:bottom w:val="none" w:sz="0" w:space="0" w:color="000000"/>
+                      <w:top w:val="none" w:sz="0" w:space="0" w:color="000000"/>
+                      <w:left w:val="none" w:sz="0" w:space="0" w:color="000000"/>
+                      <w:right w:val="none" w:sz="0" w:space="0" w:color="000000"/>
+                    </w:pBdr>
+                    <w:spacing w:after="100" w:before="100" w:line="240"/>
+                    <w:ind w:left="100" w:right="100" w:firstLine="0" w:firstLineChars="0"/>
+                    <w:rPr>
+                      <w:rFonts w:ascii="Arial" w:hAnsi="Arial" w:eastAsia="Arial" w:cs="Arial"/>
+                      <w:i w:val="false"/>
+                      <w:b w:val="false"/>
+                      <w:u w:val="none"/>
+                      <w:strike w:val="false"/>
+                      <w:sz w:val="20"/>
+                      <w:szCs w:val="20"/>
+                      <w:color w:val="000000"/>
+                    </w:rPr>
+                  </w:pPr>
+                  <w:r xmlns:w="http://schemas.openxmlformats.org/wordprocessingml/2006/main" xmlns:wp="http://schemas.openxmlformats.org/drawingml/2006/wordprocessingDrawing" xmlns:r="http://schemas.openxmlformats.org/officeDocument/2006/relationships" xmlns:w14="http://schemas.microsoft.com/office/word/2010/wordml">
+                    <w:rPr>
+                      <w:rFonts w:ascii="Arial" w:hAnsi="Arial" w:eastAsia="Arial" w:cs="Arial"/>
+                      <w:i w:val="false"/>
+                      <w:b w:val="false"/>
+                      <w:u w:val="none"/>
+                      <w:strike w:val="false"/>
+                      <w:sz w:val="20"/>
+                      <w:szCs w:val="20"/>
+                      <w:color w:val="000000"/>
+                    </w:rPr>
+                    <w:t xml:space="preserve">-0.16</w:t>
+                  </w:r>
+                </w:p>
+              </w:tc>
+              <w:tc>
+                <w:tcPr>
+                  <w:tcBorders>
+                    <w:bottom w:val="none" w:sz="0" w:space="0" w:color="000000"/>
+                    <w:top w:val="none" w:sz="0" w:space="0" w:color="000000"/>
+                    <w:left w:val="none" w:sz="0" w:space="0" w:color="000000"/>
+                    <w:right w:val="none" w:sz="0" w:space="0" w:color="000000"/>
+                  </w:tcBorders>
+                  <w:shd w:val="clear" w:color="auto" w:fill="B1D5B8"/>
+                  <w:tcMar>
+                    <w:top w:w="0" w:type="dxa"/>
+                    <w:bottom w:w="0" w:type="dxa"/>
+                    <w:left w:w="0" w:type="dxa"/>
+                    <w:right w:w="0" w:type="dxa"/>
+                  </w:tcMar>
+                  <w:vAlign w:val="center"/>
+                </w:tcPr>
+                <w:p>
+                  <w:pPr>
+                    <w:jc w:val="center"/>
+                    <w:pBdr>
+                      <w:bottom w:val="none" w:sz="0" w:space="0" w:color="000000"/>
+                      <w:top w:val="none" w:sz="0" w:space="0" w:color="000000"/>
+                      <w:left w:val="none" w:sz="0" w:space="0" w:color="000000"/>
+                      <w:right w:val="none" w:sz="0" w:space="0" w:color="000000"/>
+                    </w:pBdr>
+                    <w:spacing w:after="100" w:before="100" w:line="240"/>
+                    <w:ind w:left="100" w:right="100" w:firstLine="0" w:firstLineChars="0"/>
+                    <w:rPr>
+                      <w:rFonts w:ascii="Arial" w:hAnsi="Arial" w:eastAsia="Arial" w:cs="Arial"/>
+                      <w:i w:val="false"/>
+                      <w:b w:val="false"/>
+                      <w:u w:val="none"/>
+                      <w:strike w:val="false"/>
+                      <w:sz w:val="20"/>
+                      <w:szCs w:val="20"/>
+                      <w:color w:val="000000"/>
+                    </w:rPr>
+                  </w:pPr>
+                  <w:r xmlns:w="http://schemas.openxmlformats.org/wordprocessingml/2006/main" xmlns:wp="http://schemas.openxmlformats.org/drawingml/2006/wordprocessingDrawing" xmlns:r="http://schemas.openxmlformats.org/officeDocument/2006/relationships" xmlns:w14="http://schemas.microsoft.com/office/word/2010/wordml">
+                    <w:rPr>
+                      <w:rFonts w:ascii="Arial" w:hAnsi="Arial" w:eastAsia="Arial" w:cs="Arial"/>
+                      <w:i w:val="false"/>
+                      <w:b w:val="false"/>
+                      <w:u w:val="none"/>
+                      <w:strike w:val="false"/>
+                      <w:sz w:val="20"/>
+                      <w:szCs w:val="20"/>
+                      <w:color w:val="000000"/>
+                    </w:rPr>
+                    <w:t xml:space="preserve">-0.09</w:t>
+                  </w:r>
+                </w:p>
+              </w:tc>
+              <w:tc>
+                <w:tcPr>
+                  <w:tcBorders>
+                    <w:bottom w:val="none" w:sz="0" w:space="0" w:color="000000"/>
+                    <w:top w:val="none" w:sz="0" w:space="0" w:color="000000"/>
+                    <w:left w:val="none" w:sz="0" w:space="0" w:color="000000"/>
+                    <w:right w:val="none" w:sz="0" w:space="0" w:color="000000"/>
+                  </w:tcBorders>
+                  <w:shd w:val="clear" w:color="auto" w:fill="EEF3EF"/>
+                  <w:tcMar>
+                    <w:top w:w="0" w:type="dxa"/>
+                    <w:bottom w:w="0" w:type="dxa"/>
+                    <w:left w:w="0" w:type="dxa"/>
+                    <w:right w:w="0" w:type="dxa"/>
+                  </w:tcMar>
+                  <w:vAlign w:val="center"/>
+                </w:tcPr>
+                <w:p>
+                  <w:pPr>
+                    <w:jc w:val="center"/>
+                    <w:pBdr>
+                      <w:bottom w:val="none" w:sz="0" w:space="0" w:color="000000"/>
+                      <w:top w:val="none" w:sz="0" w:space="0" w:color="000000"/>
+                      <w:left w:val="none" w:sz="0" w:space="0" w:color="000000"/>
+                      <w:right w:val="none" w:sz="0" w:space="0" w:color="000000"/>
+                    </w:pBdr>
+                    <w:spacing w:after="100" w:before="100" w:line="240"/>
+                    <w:ind w:left="100" w:right="100" w:firstLine="0" w:firstLineChars="0"/>
+                    <w:rPr>
+                      <w:rFonts w:ascii="Arial" w:hAnsi="Arial" w:eastAsia="Arial" w:cs="Arial"/>
+                      <w:i w:val="false"/>
+                      <w:b w:val="false"/>
+                      <w:u w:val="none"/>
+                      <w:strike w:val="false"/>
+                      <w:sz w:val="20"/>
+                      <w:szCs w:val="20"/>
+                      <w:color w:val="000000"/>
+                    </w:rPr>
+                  </w:pPr>
+                  <w:r xmlns:w="http://schemas.openxmlformats.org/wordprocessingml/2006/main" xmlns:wp="http://schemas.openxmlformats.org/drawingml/2006/wordprocessingDrawing" xmlns:r="http://schemas.openxmlformats.org/officeDocument/2006/relationships" xmlns:w14="http://schemas.microsoft.com/office/word/2010/wordml">
+                    <w:rPr>
+                      <w:rFonts w:ascii="Arial" w:hAnsi="Arial" w:eastAsia="Arial" w:cs="Arial"/>
+                      <w:i w:val="false"/>
+                      <w:b w:val="false"/>
+                      <w:u w:val="none"/>
+                      <w:strike w:val="false"/>
+                      <w:sz w:val="20"/>
+                      <w:szCs w:val="20"/>
+                      <w:color w:val="000000"/>
+                    </w:rPr>
+                    <w:t xml:space="preserve">-0.01</w:t>
+                  </w:r>
+                </w:p>
+              </w:tc>
+              <w:tc>
+                <w:tcPr>
+                  <w:tcBorders>
+                    <w:bottom w:val="none" w:sz="0" w:space="0" w:color="000000"/>
+                    <w:top w:val="none" w:sz="0" w:space="0" w:color="000000"/>
+                    <w:left w:val="none" w:sz="0" w:space="0" w:color="000000"/>
+                    <w:right w:val="none" w:sz="0" w:space="0" w:color="000000"/>
+                  </w:tcBorders>
+                  <w:shd w:val="clear" w:color="auto" w:fill="F9EBE9"/>
+                  <w:tcMar>
+                    <w:top w:w="0" w:type="dxa"/>
+                    <w:bottom w:w="0" w:type="dxa"/>
+                    <w:left w:w="0" w:type="dxa"/>
+                    <w:right w:w="0" w:type="dxa"/>
+                  </w:tcMar>
+                  <w:vAlign w:val="center"/>
+                </w:tcPr>
+                <w:p>
+                  <w:pPr>
+                    <w:jc w:val="center"/>
+                    <w:pBdr>
+                      <w:bottom w:val="none" w:sz="0" w:space="0" w:color="000000"/>
+                      <w:top w:val="none" w:sz="0" w:space="0" w:color="000000"/>
+                      <w:left w:val="none" w:sz="0" w:space="0" w:color="000000"/>
+                      <w:right w:val="none" w:sz="0" w:space="0" w:color="000000"/>
+                    </w:pBdr>
+                    <w:spacing w:after="100" w:before="100" w:line="240"/>
+                    <w:ind w:left="100" w:right="100" w:firstLine="0" w:firstLineChars="0"/>
+                    <w:rPr>
+                      <w:rFonts w:ascii="Arial" w:hAnsi="Arial" w:eastAsia="Arial" w:cs="Arial"/>
+                      <w:i w:val="false"/>
+                      <w:b w:val="false"/>
+                      <w:u w:val="none"/>
+                      <w:strike w:val="false"/>
+                      <w:sz w:val="20"/>
+                      <w:szCs w:val="20"/>
+                      <w:color w:val="000000"/>
+                    </w:rPr>
+                  </w:pPr>
+                  <w:r xmlns:w="http://schemas.openxmlformats.org/wordprocessingml/2006/main" xmlns:wp="http://schemas.openxmlformats.org/drawingml/2006/wordprocessingDrawing" xmlns:r="http://schemas.openxmlformats.org/officeDocument/2006/relationships" xmlns:w14="http://schemas.microsoft.com/office/word/2010/wordml">
+                    <w:rPr>
+                      <w:rFonts w:ascii="Arial" w:hAnsi="Arial" w:eastAsia="Arial" w:cs="Arial"/>
+                      <w:i w:val="false"/>
+                      <w:b w:val="false"/>
+                      <w:u w:val="none"/>
+                      <w:strike w:val="false"/>
+                      <w:sz w:val="20"/>
+                      <w:szCs w:val="20"/>
+                      <w:color w:val="000000"/>
+                    </w:rPr>
+                    <w:t xml:space="preserve">0.02</w:t>
+                  </w:r>
+                </w:p>
+              </w:tc>
+              <w:tc>
+                <w:tcPr>
+                  <w:tcBorders>
+                    <w:bottom w:val="none" w:sz="0" w:space="0" w:color="000000"/>
+                    <w:top w:val="none" w:sz="0" w:space="0" w:color="000000"/>
+                    <w:left w:val="none" w:sz="0" w:space="0" w:color="000000"/>
+                    <w:right w:val="none" w:sz="0" w:space="0" w:color="000000"/>
+                  </w:tcBorders>
+                  <w:shd w:val="clear" w:color="auto" w:fill="A5D0AE"/>
+                  <w:tcMar>
+                    <w:top w:w="0" w:type="dxa"/>
+                    <w:bottom w:w="0" w:type="dxa"/>
+                    <w:left w:w="0" w:type="dxa"/>
+                    <w:right w:w="0" w:type="dxa"/>
+                  </w:tcMar>
+                  <w:vAlign w:val="center"/>
+                </w:tcPr>
+                <w:p>
+                  <w:pPr>
+                    <w:jc w:val="center"/>
+                    <w:pBdr>
+                      <w:bottom w:val="none" w:sz="0" w:space="0" w:color="000000"/>
+                      <w:top w:val="none" w:sz="0" w:space="0" w:color="000000"/>
+                      <w:left w:val="none" w:sz="0" w:space="0" w:color="000000"/>
+                      <w:right w:val="none" w:sz="0" w:space="0" w:color="000000"/>
+                    </w:pBdr>
+                    <w:spacing w:after="100" w:before="100" w:line="240"/>
+                    <w:ind w:left="100" w:right="100" w:firstLine="0" w:firstLineChars="0"/>
+                    <w:rPr>
+                      <w:rFonts w:ascii="Arial" w:hAnsi="Arial" w:eastAsia="Arial" w:cs="Arial"/>
+                      <w:i w:val="false"/>
+                      <w:b w:val="false"/>
+                      <w:u w:val="none"/>
+                      <w:strike w:val="false"/>
+                      <w:sz w:val="20"/>
+                      <w:szCs w:val="20"/>
+                      <w:color w:val="000000"/>
+                    </w:rPr>
+                  </w:pPr>
+                  <w:r xmlns:w="http://schemas.openxmlformats.org/wordprocessingml/2006/main" xmlns:wp="http://schemas.openxmlformats.org/drawingml/2006/wordprocessingDrawing" xmlns:r="http://schemas.openxmlformats.org/officeDocument/2006/relationships" xmlns:w14="http://schemas.microsoft.com/office/word/2010/wordml">
+                    <w:rPr>
+                      <w:rFonts w:ascii="Arial" w:hAnsi="Arial" w:eastAsia="Arial" w:cs="Arial"/>
+                      <w:i w:val="false"/>
+                      <w:b w:val="false"/>
+                      <w:u w:val="none"/>
+                      <w:strike w:val="false"/>
+                      <w:sz w:val="20"/>
+                      <w:szCs w:val="20"/>
+                      <w:color w:val="000000"/>
+                    </w:rPr>
+                    <w:t xml:space="preserve">-0.10</w:t>
+                  </w:r>
+                </w:p>
+              </w:tc>
+              <w:tc>
+                <w:tcPr>
+                  <w:tcBorders>
+                    <w:bottom w:val="none" w:sz="0" w:space="0" w:color="000000"/>
+                    <w:top w:val="none" w:sz="0" w:space="0" w:color="000000"/>
+                    <w:left w:val="none" w:sz="0" w:space="0" w:color="000000"/>
+                    <w:right w:val="none" w:sz="0" w:space="0" w:color="000000"/>
+                  </w:tcBorders>
+                  <w:shd w:val="clear" w:color="auto" w:fill="E9F0EA"/>
+                  <w:tcMar>
+                    <w:top w:w="0" w:type="dxa"/>
+                    <w:bottom w:w="0" w:type="dxa"/>
+                    <w:left w:w="0" w:type="dxa"/>
+                    <w:right w:w="0" w:type="dxa"/>
+                  </w:tcMar>
+                  <w:vAlign w:val="center"/>
+                </w:tcPr>
+                <w:p>
+                  <w:pPr>
+                    <w:jc w:val="center"/>
+                    <w:pBdr>
+                      <w:bottom w:val="none" w:sz="0" w:space="0" w:color="000000"/>
+                      <w:top w:val="none" w:sz="0" w:space="0" w:color="000000"/>
+                      <w:left w:val="none" w:sz="0" w:space="0" w:color="000000"/>
+                      <w:right w:val="none" w:sz="0" w:space="0" w:color="000000"/>
+                    </w:pBdr>
+                    <w:spacing w:after="100" w:before="100" w:line="240"/>
+                    <w:ind w:left="100" w:right="100" w:firstLine="0" w:firstLineChars="0"/>
+                    <w:rPr>
+                      <w:rFonts w:ascii="Arial" w:hAnsi="Arial" w:eastAsia="Arial" w:cs="Arial"/>
+                      <w:i w:val="false"/>
+                      <w:b w:val="false"/>
+                      <w:u w:val="none"/>
+                      <w:strike w:val="false"/>
+                      <w:sz w:val="20"/>
+                      <w:szCs w:val="20"/>
+                      <w:color w:val="000000"/>
+                    </w:rPr>
+                  </w:pPr>
+                  <w:r xmlns:w="http://schemas.openxmlformats.org/wordprocessingml/2006/main" xmlns:wp="http://schemas.openxmlformats.org/drawingml/2006/wordprocessingDrawing" xmlns:r="http://schemas.openxmlformats.org/officeDocument/2006/relationships" xmlns:w14="http://schemas.microsoft.com/office/word/2010/wordml">
+                    <w:rPr>
+                      <w:rFonts w:ascii="Arial" w:hAnsi="Arial" w:eastAsia="Arial" w:cs="Arial"/>
+                      <w:i w:val="false"/>
+                      <w:b w:val="false"/>
+                      <w:u w:val="none"/>
+                      <w:strike w:val="false"/>
+                      <w:sz w:val="20"/>
+                      <w:szCs w:val="20"/>
+                      <w:color w:val="000000"/>
+                    </w:rPr>
+                    <w:t xml:space="preserve">-0.02</w:t>
+                  </w:r>
+                </w:p>
+              </w:tc>
+            </w:tr>
+            <w:tr>
+              <w:trPr>
+                <w:trHeight w:val="584" w:hRule="auto"/>
+              </w:trPr>
+              <w:tc>
+                <w:tcPr>
+                  <w:vMerge w:val="restart"/>
+                  <w:tcBorders>
+                    <w:bottom w:val="none" w:sz="0" w:space="0" w:color="000000"/>
+                    <w:top w:val="none" w:sz="0" w:space="0" w:color="000000"/>
+                    <w:left w:val="none" w:sz="0" w:space="0" w:color="000000"/>
+                    <w:right w:val="none" w:sz="0" w:space="0" w:color="000000"/>
+                  </w:tcBorders>
+                  <w:shd w:val="clear" w:color="auto" w:fill="FFFFFF"/>
+                  <w:tcMar>
+                    <w:top w:w="0" w:type="dxa"/>
+                    <w:bottom w:w="0" w:type="dxa"/>
+                    <w:left w:w="0" w:type="dxa"/>
+                    <w:right w:w="0" w:type="dxa"/>
+                  </w:tcMar>
+                  <w:vAlign w:val="top"/>
+                </w:tcPr>
+                <w:p>
+                  <w:pPr>
+                    <w:jc w:val="left"/>
+                    <w:pBdr>
+                      <w:bottom w:val="none" w:sz="0" w:space="0" w:color="000000"/>
+                      <w:top w:val="none" w:sz="0" w:space="0" w:color="000000"/>
+                      <w:left w:val="none" w:sz="0" w:space="0" w:color="000000"/>
+                      <w:right w:val="none" w:sz="0" w:space="0" w:color="000000"/>
+                    </w:pBdr>
+                    <w:spacing w:after="100" w:before="100" w:line="240"/>
+                    <w:ind w:left="100" w:right="100" w:firstLine="0" w:firstLineChars="0"/>
+                    <w:rPr>
+                      <w:rFonts w:ascii="Arial" w:hAnsi="Arial" w:eastAsia="Arial" w:cs="Arial"/>
+                      <w:i w:val="false"/>
+                      <w:b w:val="false"/>
+                      <w:u w:val="none"/>
+                      <w:strike w:val="false"/>
+                      <w:sz w:val="20"/>
+                      <w:szCs w:val="20"/>
+                      <w:color w:val="000000"/>
+                    </w:rPr>
+                  </w:pPr>
+                  <w:r xmlns:w="http://schemas.openxmlformats.org/wordprocessingml/2006/main" xmlns:wp="http://schemas.openxmlformats.org/drawingml/2006/wordprocessingDrawing" xmlns:r="http://schemas.openxmlformats.org/officeDocument/2006/relationships" xmlns:w14="http://schemas.microsoft.com/office/word/2010/wordml">
+                    <w:rPr>
+                      <w:rFonts w:ascii="Arial" w:hAnsi="Arial" w:eastAsia="Arial" w:cs="Arial"/>
+                      <w:i w:val="false"/>
+                      <w:b w:val="false"/>
+                      <w:u w:val="none"/>
+                      <w:strike w:val="false"/>
+                      <w:sz w:val="20"/>
+                      <w:szCs w:val="20"/>
+                      <w:color w:val="000000"/>
+                    </w:rPr>
+                    <w:t xml:space="preserve">Blade Length</w:t>
+                  </w:r>
+                </w:p>
+              </w:tc>
+              <w:tc>
+                <w:tcPr>
+                  <w:tcBorders>
+                    <w:bottom w:val="none" w:sz="0" w:space="0" w:color="000000"/>
+                    <w:top w:val="none" w:sz="0" w:space="0" w:color="000000"/>
+                    <w:left w:val="none" w:sz="0" w:space="0" w:color="000000"/>
+                    <w:right w:val="none" w:sz="0" w:space="0" w:color="000000"/>
+                  </w:tcBorders>
+                  <w:shd w:val="clear" w:color="auto" w:fill="FFFFFF"/>
+                  <w:tcMar>
+                    <w:top w:w="0" w:type="dxa"/>
+                    <w:bottom w:w="0" w:type="dxa"/>
+                    <w:left w:w="0" w:type="dxa"/>
+                    <w:right w:w="0" w:type="dxa"/>
+                  </w:tcMar>
+                  <w:vAlign w:val="center"/>
+                </w:tcPr>
+                <w:p>
+                  <w:pPr>
+                    <w:jc w:val="left"/>
+                    <w:pBdr>
+                      <w:bottom w:val="none" w:sz="0" w:space="0" w:color="000000"/>
+                      <w:top w:val="none" w:sz="0" w:space="0" w:color="000000"/>
+                      <w:left w:val="none" w:sz="0" w:space="0" w:color="000000"/>
+                      <w:right w:val="none" w:sz="0" w:space="0" w:color="000000"/>
+                    </w:pBdr>
+                    <w:spacing w:after="100" w:before="100" w:line="240"/>
+                    <w:ind w:left="100" w:right="100" w:firstLine="0" w:firstLineChars="0"/>
+                    <w:rPr>
+                      <w:rFonts w:ascii="Arial" w:hAnsi="Arial" w:eastAsia="Arial" w:cs="Arial"/>
+                      <w:i w:val="false"/>
+                      <w:b w:val="false"/>
+                      <w:u w:val="none"/>
+                      <w:strike w:val="false"/>
+                      <w:sz w:val="20"/>
+                      <w:szCs w:val="20"/>
+                      <w:color w:val="000000"/>
+                    </w:rPr>
+                  </w:pPr>
+                  <w:r xmlns:w="http://schemas.openxmlformats.org/wordprocessingml/2006/main" xmlns:wp="http://schemas.openxmlformats.org/drawingml/2006/wordprocessingDrawing" xmlns:r="http://schemas.openxmlformats.org/officeDocument/2006/relationships" xmlns:w14="http://schemas.microsoft.com/office/word/2010/wordml">
+                    <w:rPr>
+                      <w:rFonts w:ascii="Arial" w:hAnsi="Arial" w:eastAsia="Arial" w:cs="Arial"/>
+                      <w:i w:val="false"/>
+                      <w:b w:val="false"/>
+                      <w:u w:val="none"/>
+                      <w:strike w:val="false"/>
+                      <w:sz w:val="20"/>
+                      <w:szCs w:val="20"/>
+                      <w:color w:val="000000"/>
+                    </w:rPr>
+                    <w:t xml:space="preserve">Halodule</w:t>
+                  </w:r>
+                </w:p>
+              </w:tc>
+              <w:tc>
+                <w:tcPr>
+                  <w:tcBorders>
+                    <w:bottom w:val="none" w:sz="0" w:space="0" w:color="000000"/>
+                    <w:top w:val="none" w:sz="0" w:space="0" w:color="000000"/>
+                    <w:left w:val="none" w:sz="0" w:space="0" w:color="000000"/>
+                    <w:right w:val="none" w:sz="0" w:space="0" w:color="000000"/>
+                  </w:tcBorders>
+                  <w:shd w:val="clear" w:color="auto" w:fill="FADDD7"/>
+                  <w:tcMar>
+                    <w:top w:w="0" w:type="dxa"/>
+                    <w:bottom w:w="0" w:type="dxa"/>
+                    <w:left w:w="0" w:type="dxa"/>
+                    <w:right w:w="0" w:type="dxa"/>
+                  </w:tcMar>
+                  <w:vAlign w:val="center"/>
+                </w:tcPr>
+                <w:p>
+                  <w:pPr>
+                    <w:jc w:val="center"/>
+                    <w:pBdr>
+                      <w:bottom w:val="none" w:sz="0" w:space="0" w:color="000000"/>
+                      <w:top w:val="none" w:sz="0" w:space="0" w:color="000000"/>
+                      <w:left w:val="none" w:sz="0" w:space="0" w:color="000000"/>
+                      <w:right w:val="none" w:sz="0" w:space="0" w:color="000000"/>
+                    </w:pBdr>
+                    <w:spacing w:after="100" w:before="100" w:line="240"/>
+                    <w:ind w:left="100" w:right="100" w:firstLine="0" w:firstLineChars="0"/>
+                    <w:rPr>
+                      <w:rFonts w:ascii="Arial" w:hAnsi="Arial" w:eastAsia="Arial" w:cs="Arial"/>
+                      <w:i w:val="false"/>
+                      <w:b w:val="false"/>
+                      <w:u w:val="none"/>
+                      <w:strike w:val="false"/>
+                      <w:sz w:val="20"/>
+                      <w:szCs w:val="20"/>
+                      <w:color w:val="000000"/>
+                    </w:rPr>
+                  </w:pPr>
+                  <w:r xmlns:w="http://schemas.openxmlformats.org/wordprocessingml/2006/main" xmlns:wp="http://schemas.openxmlformats.org/drawingml/2006/wordprocessingDrawing" xmlns:r="http://schemas.openxmlformats.org/officeDocument/2006/relationships" xmlns:w14="http://schemas.microsoft.com/office/word/2010/wordml">
+                    <w:rPr>
+                      <w:rFonts w:ascii="Arial" w:hAnsi="Arial" w:eastAsia="Arial" w:cs="Arial"/>
+                      <w:i w:val="false"/>
+                      <w:b w:val="false"/>
+                      <w:u w:val="none"/>
+                      <w:strike w:val="false"/>
+                      <w:sz w:val="20"/>
+                      <w:szCs w:val="20"/>
+                      <w:color w:val="000000"/>
+                    </w:rPr>
+                    <w:t xml:space="preserve">0.26</w:t>
+                  </w:r>
+                </w:p>
+              </w:tc>
+              <w:tc>
+                <w:tcPr>
+                  <w:tcBorders>
+                    <w:bottom w:val="none" w:sz="0" w:space="0" w:color="000000"/>
+                    <w:top w:val="none" w:sz="0" w:space="0" w:color="000000"/>
+                    <w:left w:val="none" w:sz="0" w:space="0" w:color="000000"/>
+                    <w:right w:val="none" w:sz="0" w:space="0" w:color="000000"/>
+                  </w:tcBorders>
+                  <w:shd w:val="clear" w:color="auto" w:fill="9FCDAA"/>
+                  <w:tcMar>
+                    <w:top w:w="0" w:type="dxa"/>
+                    <w:bottom w:w="0" w:type="dxa"/>
+                    <w:left w:w="0" w:type="dxa"/>
+                    <w:right w:w="0" w:type="dxa"/>
+                  </w:tcMar>
+                  <w:vAlign w:val="center"/>
+                </w:tcPr>
+                <w:p>
+                  <w:pPr>
+                    <w:jc w:val="center"/>
+                    <w:pBdr>
+                      <w:bottom w:val="none" w:sz="0" w:space="0" w:color="000000"/>
+                      <w:top w:val="none" w:sz="0" w:space="0" w:color="000000"/>
+                      <w:left w:val="none" w:sz="0" w:space="0" w:color="000000"/>
+                      <w:right w:val="none" w:sz="0" w:space="0" w:color="000000"/>
+                    </w:pBdr>
+                    <w:spacing w:after="100" w:before="100" w:line="240"/>
+                    <w:ind w:left="100" w:right="100" w:firstLine="0" w:firstLineChars="0"/>
+                    <w:rPr>
+                      <w:rFonts w:ascii="Arial" w:hAnsi="Arial" w:eastAsia="Arial" w:cs="Arial"/>
+                      <w:i w:val="false"/>
+                      <w:b w:val="false"/>
+                      <w:u w:val="none"/>
+                      <w:strike w:val="false"/>
+                      <w:sz w:val="20"/>
+                      <w:szCs w:val="20"/>
+                      <w:color w:val="000000"/>
+                    </w:rPr>
+                  </w:pPr>
+                  <w:r xmlns:w="http://schemas.openxmlformats.org/wordprocessingml/2006/main" xmlns:wp="http://schemas.openxmlformats.org/drawingml/2006/wordprocessingDrawing" xmlns:r="http://schemas.openxmlformats.org/officeDocument/2006/relationships" xmlns:w14="http://schemas.microsoft.com/office/word/2010/wordml">
+                    <w:rPr>
+                      <w:rFonts w:ascii="Arial" w:hAnsi="Arial" w:eastAsia="Arial" w:cs="Arial"/>
+                      <w:i w:val="false"/>
+                      <w:b w:val="false"/>
+                      <w:u w:val="none"/>
+                      <w:strike w:val="false"/>
+                      <w:sz w:val="20"/>
+                      <w:szCs w:val="20"/>
+                      <w:color w:val="000000"/>
+                    </w:rPr>
+                    <w:t xml:space="preserve">-0.83</w:t>
+                  </w:r>
+                </w:p>
+              </w:tc>
+              <w:tc>
+                <w:tcPr>
+                  <w:tcBorders>
+                    <w:bottom w:val="none" w:sz="0" w:space="0" w:color="000000"/>
+                    <w:top w:val="none" w:sz="0" w:space="0" w:color="000000"/>
+                    <w:left w:val="none" w:sz="0" w:space="0" w:color="000000"/>
+                    <w:right w:val="none" w:sz="0" w:space="0" w:color="000000"/>
+                  </w:tcBorders>
+                  <w:shd w:val="clear" w:color="auto" w:fill="C8E1CD"/>
+                  <w:tcMar>
+                    <w:top w:w="0" w:type="dxa"/>
+                    <w:bottom w:w="0" w:type="dxa"/>
+                    <w:left w:w="0" w:type="dxa"/>
+                    <w:right w:w="0" w:type="dxa"/>
+                  </w:tcMar>
+                  <w:vAlign w:val="center"/>
+                </w:tcPr>
+                <w:p>
+                  <w:pPr>
+                    <w:jc w:val="center"/>
+                    <w:pBdr>
+                      <w:bottom w:val="none" w:sz="0" w:space="0" w:color="000000"/>
+                      <w:top w:val="none" w:sz="0" w:space="0" w:color="000000"/>
+                      <w:left w:val="none" w:sz="0" w:space="0" w:color="000000"/>
+                      <w:right w:val="none" w:sz="0" w:space="0" w:color="000000"/>
+                    </w:pBdr>
+                    <w:spacing w:after="100" w:before="100" w:line="240"/>
+                    <w:ind w:left="100" w:right="100" w:firstLine="0" w:firstLineChars="0"/>
+                    <w:rPr>
+                      <w:rFonts w:ascii="Arial" w:hAnsi="Arial" w:eastAsia="Arial" w:cs="Arial"/>
+                      <w:i w:val="false"/>
+                      <w:b w:val="false"/>
+                      <w:u w:val="none"/>
+                      <w:strike w:val="false"/>
+                      <w:sz w:val="20"/>
+                      <w:szCs w:val="20"/>
+                      <w:color w:val="000000"/>
+                    </w:rPr>
+                  </w:pPr>
+                  <w:r xmlns:w="http://schemas.openxmlformats.org/wordprocessingml/2006/main" xmlns:wp="http://schemas.openxmlformats.org/drawingml/2006/wordprocessingDrawing" xmlns:r="http://schemas.openxmlformats.org/officeDocument/2006/relationships" xmlns:w14="http://schemas.microsoft.com/office/word/2010/wordml">
+                    <w:rPr>
+                      <w:rFonts w:ascii="Arial" w:hAnsi="Arial" w:eastAsia="Arial" w:cs="Arial"/>
+                      <w:i w:val="false"/>
+                      <w:b w:val="false"/>
+                      <w:u w:val="none"/>
+                      <w:strike w:val="false"/>
+                      <w:sz w:val="20"/>
+                      <w:szCs w:val="20"/>
+                      <w:color w:val="000000"/>
+                    </w:rPr>
+                    <w:t xml:space="preserve">-0.44</w:t>
+                  </w:r>
+                </w:p>
+              </w:tc>
+              <w:tc>
+                <w:tcPr>
+                  <w:tcBorders>
+                    <w:bottom w:val="none" w:sz="0" w:space="0" w:color="000000"/>
+                    <w:top w:val="none" w:sz="0" w:space="0" w:color="000000"/>
+                    <w:left w:val="none" w:sz="0" w:space="0" w:color="000000"/>
+                    <w:right w:val="none" w:sz="0" w:space="0" w:color="000000"/>
+                  </w:tcBorders>
+                  <w:shd w:val="clear" w:color="auto" w:fill="FAD1C8"/>
+                  <w:tcMar>
+                    <w:top w:w="0" w:type="dxa"/>
+                    <w:bottom w:w="0" w:type="dxa"/>
+                    <w:left w:w="0" w:type="dxa"/>
+                    <w:right w:w="0" w:type="dxa"/>
+                  </w:tcMar>
+                  <w:vAlign w:val="center"/>
+                </w:tcPr>
+                <w:p>
+                  <w:pPr>
+                    <w:jc w:val="center"/>
+                    <w:pBdr>
+                      <w:bottom w:val="none" w:sz="0" w:space="0" w:color="000000"/>
+                      <w:top w:val="none" w:sz="0" w:space="0" w:color="000000"/>
+                      <w:left w:val="none" w:sz="0" w:space="0" w:color="000000"/>
+                      <w:right w:val="none" w:sz="0" w:space="0" w:color="000000"/>
+                    </w:pBdr>
+                    <w:spacing w:after="100" w:before="100" w:line="240"/>
+                    <w:ind w:left="100" w:right="100" w:firstLine="0" w:firstLineChars="0"/>
+                    <w:rPr>
+                      <w:rFonts w:ascii="Arial" w:hAnsi="Arial" w:eastAsia="Arial" w:cs="Arial"/>
+                      <w:i w:val="false"/>
+                      <w:b w:val="false"/>
+                      <w:u w:val="none"/>
+                      <w:strike w:val="false"/>
+                      <w:sz w:val="20"/>
+                      <w:szCs w:val="20"/>
+                      <w:color w:val="000000"/>
+                    </w:rPr>
+                  </w:pPr>
+                  <w:r xmlns:w="http://schemas.openxmlformats.org/wordprocessingml/2006/main" xmlns:wp="http://schemas.openxmlformats.org/drawingml/2006/wordprocessingDrawing" xmlns:r="http://schemas.openxmlformats.org/officeDocument/2006/relationships" xmlns:w14="http://schemas.microsoft.com/office/word/2010/wordml">
+                    <w:rPr>
+                      <w:rFonts w:ascii="Arial" w:hAnsi="Arial" w:eastAsia="Arial" w:cs="Arial"/>
+                      <w:i w:val="false"/>
+                      <w:b w:val="false"/>
+                      <w:u w:val="none"/>
+                      <w:strike w:val="false"/>
+                      <w:sz w:val="20"/>
+                      <w:szCs w:val="20"/>
+                      <w:color w:val="000000"/>
+                    </w:rPr>
+                    <w:t xml:space="preserve">0.39</w:t>
+                  </w:r>
+                </w:p>
+              </w:tc>
+              <w:tc>
+                <w:tcPr>
+                  <w:tcBorders>
+                    <w:bottom w:val="none" w:sz="0" w:space="0" w:color="000000"/>
+                    <w:top w:val="none" w:sz="0" w:space="0" w:color="000000"/>
+                    <w:left w:val="none" w:sz="0" w:space="0" w:color="000000"/>
+                    <w:right w:val="none" w:sz="0" w:space="0" w:color="000000"/>
+                  </w:tcBorders>
+                  <w:shd w:val="clear" w:color="auto" w:fill="DCEADE"/>
+                  <w:tcMar>
+                    <w:top w:w="0" w:type="dxa"/>
+                    <w:bottom w:w="0" w:type="dxa"/>
+                    <w:left w:w="0" w:type="dxa"/>
+                    <w:right w:w="0" w:type="dxa"/>
+                  </w:tcMar>
+                  <w:vAlign w:val="center"/>
+                </w:tcPr>
+                <w:p>
+                  <w:pPr>
+                    <w:jc w:val="center"/>
+                    <w:pBdr>
+                      <w:bottom w:val="none" w:sz="0" w:space="0" w:color="000000"/>
+                      <w:top w:val="none" w:sz="0" w:space="0" w:color="000000"/>
+                      <w:left w:val="none" w:sz="0" w:space="0" w:color="000000"/>
+                      <w:right w:val="none" w:sz="0" w:space="0" w:color="000000"/>
+                    </w:pBdr>
+                    <w:spacing w:after="100" w:before="100" w:line="240"/>
+                    <w:ind w:left="100" w:right="100" w:firstLine="0" w:firstLineChars="0"/>
+                    <w:rPr>
+                      <w:rFonts w:ascii="Arial" w:hAnsi="Arial" w:eastAsia="Arial" w:cs="Arial"/>
+                      <w:i w:val="false"/>
+                      <w:b w:val="false"/>
+                      <w:u w:val="none"/>
+                      <w:strike w:val="false"/>
+                      <w:sz w:val="20"/>
+                      <w:szCs w:val="20"/>
+                      <w:color w:val="000000"/>
+                    </w:rPr>
+                  </w:pPr>
+                  <w:r xmlns:w="http://schemas.openxmlformats.org/wordprocessingml/2006/main" xmlns:wp="http://schemas.openxmlformats.org/drawingml/2006/wordprocessingDrawing" xmlns:r="http://schemas.openxmlformats.org/officeDocument/2006/relationships" xmlns:w14="http://schemas.microsoft.com/office/word/2010/wordml">
+                    <w:rPr>
+                      <w:rFonts w:ascii="Arial" w:hAnsi="Arial" w:eastAsia="Arial" w:cs="Arial"/>
+                      <w:i w:val="false"/>
+                      <w:b w:val="false"/>
+                      <w:u w:val="none"/>
+                      <w:strike w:val="false"/>
+                      <w:sz w:val="20"/>
+                      <w:szCs w:val="20"/>
+                      <w:color w:val="000000"/>
+                    </w:rPr>
+                    <w:t xml:space="preserve">-0.26</w:t>
+                  </w:r>
+                </w:p>
+              </w:tc>
+              <w:tc>
+                <w:tcPr>
+                  <w:tcBorders>
+                    <w:bottom w:val="none" w:sz="0" w:space="0" w:color="000000"/>
+                    <w:top w:val="none" w:sz="0" w:space="0" w:color="000000"/>
+                    <w:left w:val="none" w:sz="0" w:space="0" w:color="000000"/>
+                    <w:right w:val="none" w:sz="0" w:space="0" w:color="000000"/>
+                  </w:tcBorders>
+                  <w:shd w:val="clear" w:color="auto" w:fill="D6E7D9"/>
+                  <w:tcMar>
+                    <w:top w:w="0" w:type="dxa"/>
+                    <w:bottom w:w="0" w:type="dxa"/>
+                    <w:left w:w="0" w:type="dxa"/>
+                    <w:right w:w="0" w:type="dxa"/>
+                  </w:tcMar>
+                  <w:vAlign w:val="center"/>
+                </w:tcPr>
+                <w:p>
+                  <w:pPr>
+                    <w:jc w:val="center"/>
+                    <w:pBdr>
+                      <w:bottom w:val="none" w:sz="0" w:space="0" w:color="000000"/>
+                      <w:top w:val="none" w:sz="0" w:space="0" w:color="000000"/>
+                      <w:left w:val="none" w:sz="0" w:space="0" w:color="000000"/>
+                      <w:right w:val="none" w:sz="0" w:space="0" w:color="000000"/>
+                    </w:pBdr>
+                    <w:spacing w:after="100" w:before="100" w:line="240"/>
+                    <w:ind w:left="100" w:right="100" w:firstLine="0" w:firstLineChars="0"/>
+                    <w:rPr>
+                      <w:rFonts w:ascii="Arial" w:hAnsi="Arial" w:eastAsia="Arial" w:cs="Arial"/>
+                      <w:i w:val="false"/>
+                      <w:b w:val="false"/>
+                      <w:u w:val="none"/>
+                      <w:strike w:val="false"/>
+                      <w:sz w:val="20"/>
+                      <w:szCs w:val="20"/>
+                      <w:color w:val="000000"/>
+                    </w:rPr>
+                  </w:pPr>
+                  <w:r xmlns:w="http://schemas.openxmlformats.org/wordprocessingml/2006/main" xmlns:wp="http://schemas.openxmlformats.org/drawingml/2006/wordprocessingDrawing" xmlns:r="http://schemas.openxmlformats.org/officeDocument/2006/relationships" xmlns:w14="http://schemas.microsoft.com/office/word/2010/wordml">
+                    <w:rPr>
+                      <w:rFonts w:ascii="Arial" w:hAnsi="Arial" w:eastAsia="Arial" w:cs="Arial"/>
+                      <w:i w:val="false"/>
+                      <w:b w:val="false"/>
+                      <w:u w:val="none"/>
+                      <w:strike w:val="false"/>
+                      <w:sz w:val="20"/>
+                      <w:szCs w:val="20"/>
+                      <w:color w:val="000000"/>
+                    </w:rPr>
+                    <w:t xml:space="preserve">-0.31</w:t>
+                  </w:r>
+                </w:p>
+              </w:tc>
+            </w:tr>
+            <w:tr>
+              <w:trPr>
+                <w:trHeight w:val="584" w:hRule="auto"/>
+              </w:trPr>
+              <w:tc>
+                <w:tcPr>
+                  <w:vMerge/>
+                  <w:tcBorders>
+                    <w:bottom w:val="none" w:sz="0" w:space="0" w:color="000000"/>
+                    <w:top w:val="none" w:sz="0" w:space="0" w:color="000000"/>
+                    <w:left w:val="none" w:sz="0" w:space="0" w:color="000000"/>
+                    <w:right w:val="none" w:sz="0" w:space="0" w:color="000000"/>
+                  </w:tcBorders>
+                  <w:shd w:val="clear" w:color="auto" w:fill="FFFFFF"/>
+                  <w:tcMar>
+                    <w:top w:w="0" w:type="dxa"/>
+                    <w:bottom w:w="0" w:type="dxa"/>
+                    <w:left w:w="0" w:type="dxa"/>
+                    <w:right w:w="0" w:type="dxa"/>
+                  </w:tcMar>
+                  <w:vAlign w:val="top"/>
+                </w:tcPr>
+                <w:p>
+                  <w:pPr>
+                    <w:jc w:val="left"/>
+                    <w:pBdr>
+                      <w:bottom w:val="none" w:sz="0" w:space="0" w:color="000000"/>
+                      <w:top w:val="none" w:sz="0" w:space="0" w:color="000000"/>
+                      <w:left w:val="none" w:sz="0" w:space="0" w:color="000000"/>
+                      <w:right w:val="none" w:sz="0" w:space="0" w:color="000000"/>
+                    </w:pBdr>
+                    <w:spacing w:after="100" w:before="100" w:line="240"/>
+                    <w:ind w:left="100" w:right="100" w:firstLine="0" w:firstLineChars="0"/>
+                    <w:rPr>
+                      <w:rFonts w:ascii="Arial" w:hAnsi="Arial" w:eastAsia="Arial" w:cs="Arial"/>
+                      <w:i w:val="false"/>
+                      <w:b w:val="false"/>
+                      <w:u w:val="none"/>
+                      <w:strike w:val="false"/>
+                      <w:sz w:val="20"/>
+                      <w:szCs w:val="20"/>
+                      <w:color w:val="000000"/>
+                    </w:rPr>
+                  </w:pPr>
+                </w:p>
+              </w:tc>
+              <w:tc>
+                <w:tcPr>
+                  <w:tcBorders>
+                    <w:bottom w:val="none" w:sz="0" w:space="0" w:color="000000"/>
+                    <w:top w:val="none" w:sz="0" w:space="0" w:color="000000"/>
+                    <w:left w:val="none" w:sz="0" w:space="0" w:color="000000"/>
+                    <w:right w:val="none" w:sz="0" w:space="0" w:color="000000"/>
+                  </w:tcBorders>
+                  <w:shd w:val="clear" w:color="auto" w:fill="FFFFFF"/>
+                  <w:tcMar>
+                    <w:top w:w="0" w:type="dxa"/>
+                    <w:bottom w:w="0" w:type="dxa"/>
+                    <w:left w:w="0" w:type="dxa"/>
+                    <w:right w:w="0" w:type="dxa"/>
+                  </w:tcMar>
+                  <w:vAlign w:val="center"/>
+                </w:tcPr>
+                <w:p>
+                  <w:pPr>
+                    <w:jc w:val="left"/>
+                    <w:pBdr>
+                      <w:bottom w:val="none" w:sz="0" w:space="0" w:color="000000"/>
+                      <w:top w:val="none" w:sz="0" w:space="0" w:color="000000"/>
+                      <w:left w:val="none" w:sz="0" w:space="0" w:color="000000"/>
+                      <w:right w:val="none" w:sz="0" w:space="0" w:color="000000"/>
+                    </w:pBdr>
+                    <w:spacing w:after="100" w:before="100" w:line="240"/>
+                    <w:ind w:left="100" w:right="100" w:firstLine="0" w:firstLineChars="0"/>
+                    <w:rPr>
+                      <w:rFonts w:ascii="Arial" w:hAnsi="Arial" w:eastAsia="Arial" w:cs="Arial"/>
+                      <w:i w:val="false"/>
+                      <w:b w:val="false"/>
+                      <w:u w:val="none"/>
+                      <w:strike w:val="false"/>
+                      <w:sz w:val="20"/>
+                      <w:szCs w:val="20"/>
+                      <w:color w:val="000000"/>
+                    </w:rPr>
+                  </w:pPr>
+                  <w:r xmlns:w="http://schemas.openxmlformats.org/wordprocessingml/2006/main" xmlns:wp="http://schemas.openxmlformats.org/drawingml/2006/wordprocessingDrawing" xmlns:r="http://schemas.openxmlformats.org/officeDocument/2006/relationships" xmlns:w14="http://schemas.microsoft.com/office/word/2010/wordml">
+                    <w:rPr>
+                      <w:rFonts w:ascii="Arial" w:hAnsi="Arial" w:eastAsia="Arial" w:cs="Arial"/>
+                      <w:i w:val="false"/>
+                      <w:b w:val="false"/>
+                      <w:u w:val="none"/>
+                      <w:strike w:val="false"/>
+                      <w:sz w:val="20"/>
+                      <w:szCs w:val="20"/>
+                      <w:color w:val="000000"/>
+                    </w:rPr>
+                    <w:t xml:space="preserve">Syringodium</w:t>
+                  </w:r>
+                </w:p>
+              </w:tc>
+              <w:tc>
+                <w:tcPr>
+                  <w:tcBorders>
+                    <w:bottom w:val="none" w:sz="0" w:space="0" w:color="000000"/>
+                    <w:top w:val="none" w:sz="0" w:space="0" w:color="000000"/>
+                    <w:left w:val="none" w:sz="0" w:space="0" w:color="000000"/>
+                    <w:right w:val="none" w:sz="0" w:space="0" w:color="000000"/>
+                  </w:tcBorders>
+                  <w:shd w:val="clear" w:color="auto" w:fill="7EBD8E"/>
+                  <w:tcMar>
+                    <w:top w:w="0" w:type="dxa"/>
+                    <w:bottom w:w="0" w:type="dxa"/>
+                    <w:left w:w="0" w:type="dxa"/>
+                    <w:right w:w="0" w:type="dxa"/>
+                  </w:tcMar>
+                  <w:vAlign w:val="center"/>
+                </w:tcPr>
+                <w:p>
+                  <w:pPr>
+                    <w:jc w:val="center"/>
+                    <w:pBdr>
+                      <w:bottom w:val="none" w:sz="0" w:space="0" w:color="000000"/>
+                      <w:top w:val="none" w:sz="0" w:space="0" w:color="000000"/>
+                      <w:left w:val="none" w:sz="0" w:space="0" w:color="000000"/>
+                      <w:right w:val="none" w:sz="0" w:space="0" w:color="000000"/>
+                    </w:pBdr>
+                    <w:spacing w:after="100" w:before="100" w:line="240"/>
+                    <w:ind w:left="100" w:right="100" w:firstLine="0" w:firstLineChars="0"/>
+                    <w:rPr>
+                      <w:rFonts w:ascii="Arial" w:hAnsi="Arial" w:eastAsia="Arial" w:cs="Arial"/>
+                      <w:i w:val="false"/>
+                      <w:b w:val="false"/>
+                      <w:u w:val="none"/>
+                      <w:strike w:val="false"/>
+                      <w:sz w:val="20"/>
+                      <w:szCs w:val="20"/>
+                      <w:color w:val="000000"/>
+                    </w:rPr>
+                  </w:pPr>
+                  <w:r xmlns:w="http://schemas.openxmlformats.org/wordprocessingml/2006/main" xmlns:wp="http://schemas.openxmlformats.org/drawingml/2006/wordprocessingDrawing" xmlns:r="http://schemas.openxmlformats.org/officeDocument/2006/relationships" xmlns:w14="http://schemas.microsoft.com/office/word/2010/wordml">
+                    <w:rPr>
+                      <w:rFonts w:ascii="Arial" w:hAnsi="Arial" w:eastAsia="Arial" w:cs="Arial"/>
+                      <w:i w:val="false"/>
+                      <w:b w:val="false"/>
+                      <w:u w:val="none"/>
+                      <w:strike w:val="false"/>
+                      <w:sz w:val="20"/>
+                      <w:szCs w:val="20"/>
+                      <w:color w:val="000000"/>
+                    </w:rPr>
+                    <w:t xml:space="preserve">-1.14</w:t>
+                  </w:r>
+                </w:p>
+              </w:tc>
+              <w:tc>
+                <w:tcPr>
+                  <w:tcBorders>
+                    <w:bottom w:val="none" w:sz="0" w:space="0" w:color="000000"/>
+                    <w:top w:val="none" w:sz="0" w:space="0" w:color="000000"/>
+                    <w:left w:val="none" w:sz="0" w:space="0" w:color="000000"/>
+                    <w:right w:val="none" w:sz="0" w:space="0" w:color="000000"/>
+                  </w:tcBorders>
+                  <w:shd w:val="clear" w:color="auto" w:fill="F9E2DD"/>
+                  <w:tcMar>
+                    <w:top w:w="0" w:type="dxa"/>
+                    <w:bottom w:w="0" w:type="dxa"/>
+                    <w:left w:w="0" w:type="dxa"/>
+                    <w:right w:w="0" w:type="dxa"/>
+                  </w:tcMar>
+                  <w:vAlign w:val="center"/>
+                </w:tcPr>
+                <w:p>
+                  <w:pPr>
+                    <w:jc w:val="center"/>
+                    <w:pBdr>
+                      <w:bottom w:val="none" w:sz="0" w:space="0" w:color="000000"/>
+                      <w:top w:val="none" w:sz="0" w:space="0" w:color="000000"/>
+                      <w:left w:val="none" w:sz="0" w:space="0" w:color="000000"/>
+                      <w:right w:val="none" w:sz="0" w:space="0" w:color="000000"/>
+                    </w:pBdr>
+                    <w:spacing w:after="100" w:before="100" w:line="240"/>
+                    <w:ind w:left="100" w:right="100" w:firstLine="0" w:firstLineChars="0"/>
+                    <w:rPr>
+                      <w:rFonts w:ascii="Arial" w:hAnsi="Arial" w:eastAsia="Arial" w:cs="Arial"/>
+                      <w:i w:val="false"/>
+                      <w:b w:val="false"/>
+                      <w:u w:val="none"/>
+                      <w:strike w:val="false"/>
+                      <w:sz w:val="20"/>
+                      <w:szCs w:val="20"/>
+                      <w:color w:val="000000"/>
+                    </w:rPr>
+                  </w:pPr>
+                  <w:r xmlns:w="http://schemas.openxmlformats.org/wordprocessingml/2006/main" xmlns:wp="http://schemas.openxmlformats.org/drawingml/2006/wordprocessingDrawing" xmlns:r="http://schemas.openxmlformats.org/officeDocument/2006/relationships" xmlns:w14="http://schemas.microsoft.com/office/word/2010/wordml">
+                    <w:rPr>
+                      <w:rFonts w:ascii="Arial" w:hAnsi="Arial" w:eastAsia="Arial" w:cs="Arial"/>
+                      <w:i w:val="false"/>
+                      <w:b w:val="false"/>
+                      <w:u w:val="none"/>
+                      <w:strike w:val="false"/>
+                      <w:sz w:val="20"/>
+                      <w:szCs w:val="20"/>
+                      <w:color w:val="000000"/>
+                    </w:rPr>
+                    <w:t xml:space="preserve">0.21</w:t>
+                  </w:r>
+                </w:p>
+              </w:tc>
+              <w:tc>
+                <w:tcPr>
+                  <w:tcBorders>
+                    <w:bottom w:val="none" w:sz="0" w:space="0" w:color="000000"/>
+                    <w:top w:val="none" w:sz="0" w:space="0" w:color="000000"/>
+                    <w:left w:val="none" w:sz="0" w:space="0" w:color="000000"/>
+                    <w:right w:val="none" w:sz="0" w:space="0" w:color="000000"/>
+                  </w:tcBorders>
+                  <w:shd w:val="clear" w:color="auto" w:fill="FACBC2"/>
+                  <w:tcMar>
+                    <w:top w:w="0" w:type="dxa"/>
+                    <w:bottom w:w="0" w:type="dxa"/>
+                    <w:left w:w="0" w:type="dxa"/>
+                    <w:right w:w="0" w:type="dxa"/>
+                  </w:tcMar>
+                  <w:vAlign w:val="center"/>
+                </w:tcPr>
+                <w:p>
+                  <w:pPr>
+                    <w:jc w:val="center"/>
+                    <w:pBdr>
+                      <w:bottom w:val="none" w:sz="0" w:space="0" w:color="000000"/>
+                      <w:top w:val="none" w:sz="0" w:space="0" w:color="000000"/>
+                      <w:left w:val="none" w:sz="0" w:space="0" w:color="000000"/>
+                      <w:right w:val="none" w:sz="0" w:space="0" w:color="000000"/>
+                    </w:pBdr>
+                    <w:spacing w:after="100" w:before="100" w:line="240"/>
+                    <w:ind w:left="100" w:right="100" w:firstLine="0" w:firstLineChars="0"/>
+                    <w:rPr>
+                      <w:rFonts w:ascii="Arial" w:hAnsi="Arial" w:eastAsia="Arial" w:cs="Arial"/>
+                      <w:i w:val="false"/>
+                      <w:b w:val="false"/>
+                      <w:u w:val="none"/>
+                      <w:strike w:val="false"/>
+                      <w:sz w:val="20"/>
+                      <w:szCs w:val="20"/>
+                      <w:color w:val="000000"/>
+                    </w:rPr>
+                  </w:pPr>
+                  <w:r xmlns:w="http://schemas.openxmlformats.org/wordprocessingml/2006/main" xmlns:wp="http://schemas.openxmlformats.org/drawingml/2006/wordprocessingDrawing" xmlns:r="http://schemas.openxmlformats.org/officeDocument/2006/relationships" xmlns:w14="http://schemas.microsoft.com/office/word/2010/wordml">
+                    <w:rPr>
+                      <w:rFonts w:ascii="Arial" w:hAnsi="Arial" w:eastAsia="Arial" w:cs="Arial"/>
+                      <w:i w:val="false"/>
+                      <w:b w:val="false"/>
+                      <w:u w:val="none"/>
+                      <w:strike w:val="false"/>
+                      <w:sz w:val="20"/>
+                      <w:szCs w:val="20"/>
+                      <w:color w:val="000000"/>
+                    </w:rPr>
+                    <w:t xml:space="preserve">0.44</w:t>
+                  </w:r>
+                </w:p>
+              </w:tc>
+              <w:tc>
+                <w:tcPr>
+                  <w:tcBorders>
+                    <w:bottom w:val="none" w:sz="0" w:space="0" w:color="000000"/>
+                    <w:top w:val="none" w:sz="0" w:space="0" w:color="000000"/>
+                    <w:left w:val="none" w:sz="0" w:space="0" w:color="000000"/>
+                    <w:right w:val="none" w:sz="0" w:space="0" w:color="000000"/>
+                  </w:tcBorders>
+                  <w:shd w:val="clear" w:color="auto" w:fill="1A9850"/>
+                  <w:tcMar>
+                    <w:top w:w="0" w:type="dxa"/>
+                    <w:bottom w:w="0" w:type="dxa"/>
+                    <w:left w:w="0" w:type="dxa"/>
+                    <w:right w:w="0" w:type="dxa"/>
+                  </w:tcMar>
+                  <w:vAlign w:val="center"/>
+                </w:tcPr>
+                <w:p>
+                  <w:pPr>
+                    <w:jc w:val="center"/>
+                    <w:pBdr>
+                      <w:bottom w:val="none" w:sz="0" w:space="0" w:color="000000"/>
+                      <w:top w:val="none" w:sz="0" w:space="0" w:color="000000"/>
+                      <w:left w:val="none" w:sz="0" w:space="0" w:color="000000"/>
+                      <w:right w:val="none" w:sz="0" w:space="0" w:color="000000"/>
+                    </w:pBdr>
+                    <w:spacing w:after="100" w:before="100" w:line="240"/>
+                    <w:ind w:left="100" w:right="100" w:firstLine="0" w:firstLineChars="0"/>
+                    <w:rPr>
+                      <w:rFonts w:ascii="Arial" w:hAnsi="Arial" w:eastAsia="Arial" w:cs="Arial"/>
+                      <w:i w:val="false"/>
+                      <w:b w:val="false"/>
+                      <w:u w:val="none"/>
+                      <w:strike w:val="false"/>
+                      <w:sz w:val="20"/>
+                      <w:szCs w:val="20"/>
+                      <w:color w:val="000000"/>
+                    </w:rPr>
+                  </w:pPr>
+                  <w:r xmlns:w="http://schemas.openxmlformats.org/wordprocessingml/2006/main" xmlns:wp="http://schemas.openxmlformats.org/drawingml/2006/wordprocessingDrawing" xmlns:r="http://schemas.openxmlformats.org/officeDocument/2006/relationships" xmlns:w14="http://schemas.microsoft.com/office/word/2010/wordml">
+                    <w:rPr>
+                      <w:rFonts w:ascii="Arial" w:hAnsi="Arial" w:eastAsia="Arial" w:cs="Arial"/>
+                      <w:i w:val="false"/>
+                      <w:b w:val="false"/>
+                      <w:u w:val="none"/>
+                      <w:strike w:val="false"/>
+                      <w:sz w:val="20"/>
+                      <w:szCs w:val="20"/>
+                      <w:color w:val="000000"/>
+                    </w:rPr>
+                    <w:t xml:space="preserve">-1.85</w:t>
+                  </w:r>
+                </w:p>
+              </w:tc>
+              <w:tc>
+                <w:tcPr>
+                  <w:tcBorders>
+                    <w:bottom w:val="none" w:sz="0" w:space="0" w:color="000000"/>
+                    <w:top w:val="none" w:sz="0" w:space="0" w:color="000000"/>
+                    <w:left w:val="none" w:sz="0" w:space="0" w:color="000000"/>
+                    <w:right w:val="none" w:sz="0" w:space="0" w:color="000000"/>
+                  </w:tcBorders>
+                  <w:shd w:val="clear" w:color="auto" w:fill="DE4838"/>
+                  <w:tcMar>
+                    <w:top w:w="0" w:type="dxa"/>
+                    <w:bottom w:w="0" w:type="dxa"/>
+                    <w:left w:w="0" w:type="dxa"/>
+                    <w:right w:w="0" w:type="dxa"/>
+                  </w:tcMar>
+                  <w:vAlign w:val="center"/>
+                </w:tcPr>
+                <w:p>
+                  <w:pPr>
+                    <w:jc w:val="center"/>
+                    <w:pBdr>
+                      <w:bottom w:val="none" w:sz="0" w:space="0" w:color="000000"/>
+                      <w:top w:val="none" w:sz="0" w:space="0" w:color="000000"/>
+                      <w:left w:val="none" w:sz="0" w:space="0" w:color="000000"/>
+                      <w:right w:val="none" w:sz="0" w:space="0" w:color="000000"/>
+                    </w:pBdr>
+                    <w:spacing w:after="100" w:before="100" w:line="240"/>
+                    <w:ind w:left="100" w:right="100" w:firstLine="0" w:firstLineChars="0"/>
+                    <w:rPr>
+                      <w:rFonts w:ascii="Arial" w:hAnsi="Arial" w:eastAsia="Arial" w:cs="Arial"/>
+                      <w:i w:val="false"/>
+                      <w:b w:val="false"/>
+                      <w:u w:val="none"/>
+                      <w:strike w:val="false"/>
+                      <w:sz w:val="20"/>
+                      <w:szCs w:val="20"/>
+                      <w:color w:val="000000"/>
+                    </w:rPr>
+                  </w:pPr>
+                  <w:r xmlns:w="http://schemas.openxmlformats.org/wordprocessingml/2006/main" xmlns:wp="http://schemas.openxmlformats.org/drawingml/2006/wordprocessingDrawing" xmlns:r="http://schemas.openxmlformats.org/officeDocument/2006/relationships" xmlns:w14="http://schemas.microsoft.com/office/word/2010/wordml">
+                    <w:rPr>
+                      <w:rFonts w:ascii="Arial" w:hAnsi="Arial" w:eastAsia="Arial" w:cs="Arial"/>
+                      <w:i w:val="false"/>
+                      <w:b w:val="false"/>
+                      <w:u w:val="none"/>
+                      <w:strike w:val="false"/>
+                      <w:sz w:val="20"/>
+                      <w:szCs w:val="20"/>
+                      <w:color w:val="000000"/>
+                    </w:rPr>
+                    <w:t xml:space="preserve">1.69</w:t>
+                  </w:r>
+                </w:p>
+              </w:tc>
+              <w:tc>
+                <w:tcPr>
+                  <w:tcBorders>
+                    <w:bottom w:val="none" w:sz="0" w:space="0" w:color="000000"/>
+                    <w:top w:val="none" w:sz="0" w:space="0" w:color="000000"/>
+                    <w:left w:val="none" w:sz="0" w:space="0" w:color="000000"/>
+                    <w:right w:val="none" w:sz="0" w:space="0" w:color="000000"/>
+                  </w:tcBorders>
+                  <w:shd w:val="clear" w:color="auto" w:fill="B3D6BA"/>
+                  <w:tcMar>
+                    <w:top w:w="0" w:type="dxa"/>
+                    <w:bottom w:w="0" w:type="dxa"/>
+                    <w:left w:w="0" w:type="dxa"/>
+                    <w:right w:w="0" w:type="dxa"/>
+                  </w:tcMar>
+                  <w:vAlign w:val="center"/>
+                </w:tcPr>
+                <w:p>
+                  <w:pPr>
+                    <w:jc w:val="center"/>
+                    <w:pBdr>
+                      <w:bottom w:val="none" w:sz="0" w:space="0" w:color="000000"/>
+                      <w:top w:val="none" w:sz="0" w:space="0" w:color="000000"/>
+                      <w:left w:val="none" w:sz="0" w:space="0" w:color="000000"/>
+                      <w:right w:val="none" w:sz="0" w:space="0" w:color="000000"/>
+                    </w:pBdr>
+                    <w:spacing w:after="100" w:before="100" w:line="240"/>
+                    <w:ind w:left="100" w:right="100" w:firstLine="0" w:firstLineChars="0"/>
+                    <w:rPr>
+                      <w:rFonts w:ascii="Arial" w:hAnsi="Arial" w:eastAsia="Arial" w:cs="Arial"/>
+                      <w:i w:val="false"/>
+                      <w:b w:val="false"/>
+                      <w:u w:val="none"/>
+                      <w:strike w:val="false"/>
+                      <w:sz w:val="20"/>
+                      <w:szCs w:val="20"/>
+                      <w:color w:val="000000"/>
+                    </w:rPr>
+                  </w:pPr>
+                  <w:r xmlns:w="http://schemas.openxmlformats.org/wordprocessingml/2006/main" xmlns:wp="http://schemas.openxmlformats.org/drawingml/2006/wordprocessingDrawing" xmlns:r="http://schemas.openxmlformats.org/officeDocument/2006/relationships" xmlns:w14="http://schemas.microsoft.com/office/word/2010/wordml">
+                    <w:rPr>
+                      <w:rFonts w:ascii="Arial" w:hAnsi="Arial" w:eastAsia="Arial" w:cs="Arial"/>
+                      <w:i w:val="false"/>
+                      <w:b w:val="false"/>
+                      <w:u w:val="none"/>
+                      <w:strike w:val="false"/>
+                      <w:sz w:val="20"/>
+                      <w:szCs w:val="20"/>
+                      <w:color w:val="000000"/>
+                    </w:rPr>
+                    <w:t xml:space="preserve">-0.65</w:t>
+                  </w:r>
+                </w:p>
+              </w:tc>
+            </w:tr>
+            <w:tr>
+              <w:trPr>
+                <w:trHeight w:val="584" w:hRule="auto"/>
+              </w:trPr>
+              <w:tc>
+                <w:tcPr>
+                  <w:vMerge/>
+                  <w:tcBorders>
+                    <w:bottom w:val="none" w:sz="0" w:space="0" w:color="000000"/>
+                    <w:top w:val="none" w:sz="0" w:space="0" w:color="000000"/>
+                    <w:left w:val="none" w:sz="0" w:space="0" w:color="000000"/>
+                    <w:right w:val="none" w:sz="0" w:space="0" w:color="000000"/>
+                  </w:tcBorders>
+                  <w:shd w:val="clear" w:color="auto" w:fill="FFFFFF"/>
+                  <w:tcMar>
+                    <w:top w:w="0" w:type="dxa"/>
+                    <w:bottom w:w="0" w:type="dxa"/>
+                    <w:left w:w="0" w:type="dxa"/>
+                    <w:right w:w="0" w:type="dxa"/>
+                  </w:tcMar>
+                  <w:vAlign w:val="top"/>
+                </w:tcPr>
+                <w:p>
+                  <w:pPr>
+                    <w:jc w:val="left"/>
+                    <w:pBdr>
+                      <w:bottom w:val="none" w:sz="0" w:space="0" w:color="000000"/>
+                      <w:top w:val="none" w:sz="0" w:space="0" w:color="000000"/>
+                      <w:left w:val="none" w:sz="0" w:space="0" w:color="000000"/>
+                      <w:right w:val="none" w:sz="0" w:space="0" w:color="000000"/>
+                    </w:pBdr>
+                    <w:spacing w:after="100" w:before="100" w:line="240"/>
+                    <w:ind w:left="100" w:right="100" w:firstLine="0" w:firstLineChars="0"/>
+                    <w:rPr>
+                      <w:rFonts w:ascii="Arial" w:hAnsi="Arial" w:eastAsia="Arial" w:cs="Arial"/>
+                      <w:i w:val="false"/>
+                      <w:b w:val="false"/>
+                      <w:u w:val="none"/>
+                      <w:strike w:val="false"/>
+                      <w:sz w:val="20"/>
+                      <w:szCs w:val="20"/>
+                      <w:color w:val="000000"/>
+                    </w:rPr>
+                  </w:pPr>
+                </w:p>
+              </w:tc>
+              <w:tc>
+                <w:tcPr>
+                  <w:tcBorders>
+                    <w:bottom w:val="none" w:sz="0" w:space="0" w:color="000000"/>
+                    <w:top w:val="none" w:sz="0" w:space="0" w:color="000000"/>
+                    <w:left w:val="none" w:sz="0" w:space="0" w:color="000000"/>
+                    <w:right w:val="none" w:sz="0" w:space="0" w:color="000000"/>
+                  </w:tcBorders>
+                  <w:shd w:val="clear" w:color="auto" w:fill="FFFFFF"/>
+                  <w:tcMar>
+                    <w:top w:w="0" w:type="dxa"/>
+                    <w:bottom w:w="0" w:type="dxa"/>
+                    <w:left w:w="0" w:type="dxa"/>
+                    <w:right w:w="0" w:type="dxa"/>
+                  </w:tcMar>
+                  <w:vAlign w:val="center"/>
+                </w:tcPr>
+                <w:p>
+                  <w:pPr>
+                    <w:jc w:val="left"/>
+                    <w:pBdr>
+                      <w:bottom w:val="none" w:sz="0" w:space="0" w:color="000000"/>
+                      <w:top w:val="none" w:sz="0" w:space="0" w:color="000000"/>
+                      <w:left w:val="none" w:sz="0" w:space="0" w:color="000000"/>
+                      <w:right w:val="none" w:sz="0" w:space="0" w:color="000000"/>
+                    </w:pBdr>
+                    <w:spacing w:after="100" w:before="100" w:line="240"/>
+                    <w:ind w:left="100" w:right="100" w:firstLine="0" w:firstLineChars="0"/>
+                    <w:rPr>
+                      <w:rFonts w:ascii="Arial" w:hAnsi="Arial" w:eastAsia="Arial" w:cs="Arial"/>
+                      <w:i w:val="false"/>
+                      <w:b w:val="false"/>
+                      <w:u w:val="none"/>
+                      <w:strike w:val="false"/>
+                      <w:sz w:val="20"/>
+                      <w:szCs w:val="20"/>
+                      <w:color w:val="000000"/>
+                    </w:rPr>
+                  </w:pPr>
+                  <w:r xmlns:w="http://schemas.openxmlformats.org/wordprocessingml/2006/main" xmlns:wp="http://schemas.openxmlformats.org/drawingml/2006/wordprocessingDrawing" xmlns:r="http://schemas.openxmlformats.org/officeDocument/2006/relationships" xmlns:w14="http://schemas.microsoft.com/office/word/2010/wordml">
+                    <w:rPr>
+                      <w:rFonts w:ascii="Arial" w:hAnsi="Arial" w:eastAsia="Arial" w:cs="Arial"/>
+                      <w:i w:val="false"/>
+                      <w:b w:val="false"/>
+                      <w:u w:val="none"/>
+                      <w:strike w:val="false"/>
+                      <w:sz w:val="20"/>
+                      <w:szCs w:val="20"/>
+                      <w:color w:val="000000"/>
+                    </w:rPr>
+                    <w:t xml:space="preserve">Thalassia</w:t>
+                  </w:r>
+                </w:p>
+              </w:tc>
+              <w:tc>
+                <w:tcPr>
+                  <w:tcBorders>
+                    <w:bottom w:val="none" w:sz="0" w:space="0" w:color="000000"/>
+                    <w:top w:val="none" w:sz="0" w:space="0" w:color="000000"/>
+                    <w:left w:val="none" w:sz="0" w:space="0" w:color="000000"/>
+                    <w:right w:val="none" w:sz="0" w:space="0" w:color="000000"/>
+                  </w:tcBorders>
+                  <w:shd w:val="clear" w:color="auto" w:fill="C7E0CC"/>
+                  <w:tcMar>
+                    <w:top w:w="0" w:type="dxa"/>
+                    <w:bottom w:w="0" w:type="dxa"/>
+                    <w:left w:w="0" w:type="dxa"/>
+                    <w:right w:w="0" w:type="dxa"/>
+                  </w:tcMar>
+                  <w:vAlign w:val="center"/>
+                </w:tcPr>
+                <w:p>
+                  <w:pPr>
+                    <w:jc w:val="center"/>
+                    <w:pBdr>
+                      <w:bottom w:val="none" w:sz="0" w:space="0" w:color="000000"/>
+                      <w:top w:val="none" w:sz="0" w:space="0" w:color="000000"/>
+                      <w:left w:val="none" w:sz="0" w:space="0" w:color="000000"/>
+                      <w:right w:val="none" w:sz="0" w:space="0" w:color="000000"/>
+                    </w:pBdr>
+                    <w:spacing w:after="100" w:before="100" w:line="240"/>
+                    <w:ind w:left="100" w:right="100" w:firstLine="0" w:firstLineChars="0"/>
+                    <w:rPr>
+                      <w:rFonts w:ascii="Arial" w:hAnsi="Arial" w:eastAsia="Arial" w:cs="Arial"/>
+                      <w:i w:val="false"/>
+                      <w:b w:val="false"/>
+                      <w:u w:val="none"/>
+                      <w:strike w:val="false"/>
+                      <w:sz w:val="20"/>
+                      <w:szCs w:val="20"/>
+                      <w:color w:val="000000"/>
+                    </w:rPr>
+                  </w:pPr>
+                  <w:r xmlns:w="http://schemas.openxmlformats.org/wordprocessingml/2006/main" xmlns:wp="http://schemas.openxmlformats.org/drawingml/2006/wordprocessingDrawing" xmlns:r="http://schemas.openxmlformats.org/officeDocument/2006/relationships" xmlns:w14="http://schemas.microsoft.com/office/word/2010/wordml">
+                    <w:rPr>
+                      <w:rFonts w:ascii="Arial" w:hAnsi="Arial" w:eastAsia="Arial" w:cs="Arial"/>
+                      <w:i w:val="false"/>
+                      <w:b w:val="false"/>
+                      <w:u w:val="none"/>
+                      <w:strike w:val="false"/>
+                      <w:sz w:val="20"/>
+                      <w:szCs w:val="20"/>
+                      <w:color w:val="000000"/>
+                    </w:rPr>
+                    <w:t xml:space="preserve">-0.45</w:t>
+                  </w:r>
+                </w:p>
+              </w:tc>
+              <w:tc>
+                <w:tcPr>
+                  <w:tcBorders>
+                    <w:bottom w:val="none" w:sz="0" w:space="0" w:color="000000"/>
+                    <w:top w:val="none" w:sz="0" w:space="0" w:color="000000"/>
+                    <w:left w:val="none" w:sz="0" w:space="0" w:color="000000"/>
+                    <w:right w:val="none" w:sz="0" w:space="0" w:color="000000"/>
+                  </w:tcBorders>
+                  <w:shd w:val="clear" w:color="auto" w:fill="9ECDA9"/>
+                  <w:tcMar>
+                    <w:top w:w="0" w:type="dxa"/>
+                    <w:bottom w:w="0" w:type="dxa"/>
+                    <w:left w:w="0" w:type="dxa"/>
+                    <w:right w:w="0" w:type="dxa"/>
+                  </w:tcMar>
+                  <w:vAlign w:val="center"/>
+                </w:tcPr>
+                <w:p>
+                  <w:pPr>
+                    <w:jc w:val="center"/>
+                    <w:pBdr>
+                      <w:bottom w:val="none" w:sz="0" w:space="0" w:color="000000"/>
+                      <w:top w:val="none" w:sz="0" w:space="0" w:color="000000"/>
+                      <w:left w:val="none" w:sz="0" w:space="0" w:color="000000"/>
+                      <w:right w:val="none" w:sz="0" w:space="0" w:color="000000"/>
+                    </w:pBdr>
+                    <w:spacing w:after="100" w:before="100" w:line="240"/>
+                    <w:ind w:left="100" w:right="100" w:firstLine="0" w:firstLineChars="0"/>
+                    <w:rPr>
+                      <w:rFonts w:ascii="Arial" w:hAnsi="Arial" w:eastAsia="Arial" w:cs="Arial"/>
+                      <w:i w:val="false"/>
+                      <w:b w:val="false"/>
+                      <w:u w:val="none"/>
+                      <w:strike w:val="false"/>
+                      <w:sz w:val="20"/>
+                      <w:szCs w:val="20"/>
+                      <w:color w:val="000000"/>
+                    </w:rPr>
+                  </w:pPr>
+                  <w:r xmlns:w="http://schemas.openxmlformats.org/wordprocessingml/2006/main" xmlns:wp="http://schemas.openxmlformats.org/drawingml/2006/wordprocessingDrawing" xmlns:r="http://schemas.openxmlformats.org/officeDocument/2006/relationships" xmlns:w14="http://schemas.microsoft.com/office/word/2010/wordml">
+                    <w:rPr>
+                      <w:rFonts w:ascii="Arial" w:hAnsi="Arial" w:eastAsia="Arial" w:cs="Arial"/>
+                      <w:i w:val="false"/>
+                      <w:b w:val="false"/>
+                      <w:u w:val="none"/>
+                      <w:strike w:val="false"/>
+                      <w:sz w:val="20"/>
+                      <w:szCs w:val="20"/>
+                      <w:color w:val="000000"/>
+                    </w:rPr>
+                    <w:t xml:space="preserve">-0.84</w:t>
+                  </w:r>
+                </w:p>
+              </w:tc>
+              <w:tc>
+                <w:tcPr>
+                  <w:tcBorders>
+                    <w:bottom w:val="none" w:sz="0" w:space="0" w:color="000000"/>
+                    <w:top w:val="none" w:sz="0" w:space="0" w:color="000000"/>
+                    <w:left w:val="none" w:sz="0" w:space="0" w:color="000000"/>
+                    <w:right w:val="none" w:sz="0" w:space="0" w:color="000000"/>
+                  </w:tcBorders>
+                  <w:shd w:val="clear" w:color="auto" w:fill="D9E9DC"/>
+                  <w:tcMar>
+                    <w:top w:w="0" w:type="dxa"/>
+                    <w:bottom w:w="0" w:type="dxa"/>
+                    <w:left w:w="0" w:type="dxa"/>
+                    <w:right w:w="0" w:type="dxa"/>
+                  </w:tcMar>
+                  <w:vAlign w:val="center"/>
+                </w:tcPr>
+                <w:p>
+                  <w:pPr>
+                    <w:jc w:val="center"/>
+                    <w:pBdr>
+                      <w:bottom w:val="none" w:sz="0" w:space="0" w:color="000000"/>
+                      <w:top w:val="none" w:sz="0" w:space="0" w:color="000000"/>
+                      <w:left w:val="none" w:sz="0" w:space="0" w:color="000000"/>
+                      <w:right w:val="none" w:sz="0" w:space="0" w:color="000000"/>
+                    </w:pBdr>
+                    <w:spacing w:after="100" w:before="100" w:line="240"/>
+                    <w:ind w:left="100" w:right="100" w:firstLine="0" w:firstLineChars="0"/>
+                    <w:rPr>
+                      <w:rFonts w:ascii="Arial" w:hAnsi="Arial" w:eastAsia="Arial" w:cs="Arial"/>
+                      <w:i w:val="false"/>
+                      <w:b w:val="false"/>
+                      <w:u w:val="none"/>
+                      <w:strike w:val="false"/>
+                      <w:sz w:val="20"/>
+                      <w:szCs w:val="20"/>
+                      <w:color w:val="000000"/>
+                    </w:rPr>
+                  </w:pPr>
+                  <w:r xmlns:w="http://schemas.openxmlformats.org/wordprocessingml/2006/main" xmlns:wp="http://schemas.openxmlformats.org/drawingml/2006/wordprocessingDrawing" xmlns:r="http://schemas.openxmlformats.org/officeDocument/2006/relationships" xmlns:w14="http://schemas.microsoft.com/office/word/2010/wordml">
+                    <w:rPr>
+                      <w:rFonts w:ascii="Arial" w:hAnsi="Arial" w:eastAsia="Arial" w:cs="Arial"/>
+                      <w:i w:val="false"/>
+                      <w:b w:val="false"/>
+                      <w:u w:val="none"/>
+                      <w:strike w:val="false"/>
+                      <w:sz w:val="20"/>
+                      <w:szCs w:val="20"/>
+                      <w:color w:val="000000"/>
+                    </w:rPr>
+                    <w:t xml:space="preserve">-0.28</w:t>
+                  </w:r>
+                </w:p>
+              </w:tc>
+              <w:tc>
+                <w:tcPr>
+                  <w:tcBorders>
+                    <w:bottom w:val="none" w:sz="0" w:space="0" w:color="000000"/>
+                    <w:top w:val="none" w:sz="0" w:space="0" w:color="000000"/>
+                    <w:left w:val="none" w:sz="0" w:space="0" w:color="000000"/>
+                    <w:right w:val="none" w:sz="0" w:space="0" w:color="000000"/>
+                  </w:tcBorders>
+                  <w:shd w:val="clear" w:color="auto" w:fill="AFD5B7"/>
+                  <w:tcMar>
+                    <w:top w:w="0" w:type="dxa"/>
+                    <w:bottom w:w="0" w:type="dxa"/>
+                    <w:left w:w="0" w:type="dxa"/>
+                    <w:right w:w="0" w:type="dxa"/>
+                  </w:tcMar>
+                  <w:vAlign w:val="center"/>
+                </w:tcPr>
+                <w:p>
+                  <w:pPr>
+                    <w:jc w:val="center"/>
+                    <w:pBdr>
+                      <w:bottom w:val="none" w:sz="0" w:space="0" w:color="000000"/>
+                      <w:top w:val="none" w:sz="0" w:space="0" w:color="000000"/>
+                      <w:left w:val="none" w:sz="0" w:space="0" w:color="000000"/>
+                      <w:right w:val="none" w:sz="0" w:space="0" w:color="000000"/>
+                    </w:pBdr>
+                    <w:spacing w:after="100" w:before="100" w:line="240"/>
+                    <w:ind w:left="100" w:right="100" w:firstLine="0" w:firstLineChars="0"/>
+                    <w:rPr>
+                      <w:rFonts w:ascii="Arial" w:hAnsi="Arial" w:eastAsia="Arial" w:cs="Arial"/>
+                      <w:i w:val="false"/>
+                      <w:b w:val="false"/>
+                      <w:u w:val="none"/>
+                      <w:strike w:val="false"/>
+                      <w:sz w:val="20"/>
+                      <w:szCs w:val="20"/>
+                      <w:color w:val="000000"/>
+                    </w:rPr>
+                  </w:pPr>
+                  <w:r xmlns:w="http://schemas.openxmlformats.org/wordprocessingml/2006/main" xmlns:wp="http://schemas.openxmlformats.org/drawingml/2006/wordprocessingDrawing" xmlns:r="http://schemas.openxmlformats.org/officeDocument/2006/relationships" xmlns:w14="http://schemas.microsoft.com/office/word/2010/wordml">
+                    <w:rPr>
+                      <w:rFonts w:ascii="Arial" w:hAnsi="Arial" w:eastAsia="Arial" w:cs="Arial"/>
+                      <w:i w:val="false"/>
+                      <w:b w:val="false"/>
+                      <w:u w:val="none"/>
+                      <w:strike w:val="false"/>
+                      <w:sz w:val="20"/>
+                      <w:szCs w:val="20"/>
+                      <w:color w:val="000000"/>
+                    </w:rPr>
+                    <w:t xml:space="preserve">-0.68</w:t>
+                  </w:r>
+                </w:p>
+              </w:tc>
+              <w:tc>
+                <w:tcPr>
+                  <w:tcBorders>
+                    <w:bottom w:val="none" w:sz="0" w:space="0" w:color="000000"/>
+                    <w:top w:val="none" w:sz="0" w:space="0" w:color="000000"/>
+                    <w:left w:val="none" w:sz="0" w:space="0" w:color="000000"/>
+                    <w:right w:val="none" w:sz="0" w:space="0" w:color="000000"/>
+                  </w:tcBorders>
+                  <w:shd w:val="clear" w:color="auto" w:fill="EBF1EC"/>
+                  <w:tcMar>
+                    <w:top w:w="0" w:type="dxa"/>
+                    <w:bottom w:w="0" w:type="dxa"/>
+                    <w:left w:w="0" w:type="dxa"/>
+                    <w:right w:w="0" w:type="dxa"/>
+                  </w:tcMar>
+                  <w:vAlign w:val="center"/>
+                </w:tcPr>
+                <w:p>
+                  <w:pPr>
+                    <w:jc w:val="center"/>
+                    <w:pBdr>
+                      <w:bottom w:val="none" w:sz="0" w:space="0" w:color="000000"/>
+                      <w:top w:val="none" w:sz="0" w:space="0" w:color="000000"/>
+                      <w:left w:val="none" w:sz="0" w:space="0" w:color="000000"/>
+                      <w:right w:val="none" w:sz="0" w:space="0" w:color="000000"/>
+                    </w:pBdr>
+                    <w:spacing w:after="100" w:before="100" w:line="240"/>
+                    <w:ind w:left="100" w:right="100" w:firstLine="0" w:firstLineChars="0"/>
+                    <w:rPr>
+                      <w:rFonts w:ascii="Arial" w:hAnsi="Arial" w:eastAsia="Arial" w:cs="Arial"/>
+                      <w:i w:val="false"/>
+                      <w:b w:val="false"/>
+                      <w:u w:val="none"/>
+                      <w:strike w:val="false"/>
+                      <w:sz w:val="20"/>
+                      <w:szCs w:val="20"/>
+                      <w:color w:val="000000"/>
+                    </w:rPr>
+                  </w:pPr>
+                  <w:r xmlns:w="http://schemas.openxmlformats.org/wordprocessingml/2006/main" xmlns:wp="http://schemas.openxmlformats.org/drawingml/2006/wordprocessingDrawing" xmlns:r="http://schemas.openxmlformats.org/officeDocument/2006/relationships" xmlns:w14="http://schemas.microsoft.com/office/word/2010/wordml">
+                    <w:rPr>
+                      <w:rFonts w:ascii="Arial" w:hAnsi="Arial" w:eastAsia="Arial" w:cs="Arial"/>
+                      <w:i w:val="false"/>
+                      <w:b w:val="false"/>
+                      <w:u w:val="none"/>
+                      <w:strike w:val="false"/>
+                      <w:sz w:val="20"/>
+                      <w:szCs w:val="20"/>
+                      <w:color w:val="000000"/>
+                    </w:rPr>
+                    <w:t xml:space="preserve">-0.11</w:t>
+                  </w:r>
+                </w:p>
+              </w:tc>
+              <w:tc>
+                <w:tcPr>
+                  <w:tcBorders>
+                    <w:bottom w:val="none" w:sz="0" w:space="0" w:color="000000"/>
+                    <w:top w:val="none" w:sz="0" w:space="0" w:color="000000"/>
+                    <w:left w:val="none" w:sz="0" w:space="0" w:color="000000"/>
+                    <w:right w:val="none" w:sz="0" w:space="0" w:color="000000"/>
+                  </w:tcBorders>
+                  <w:shd w:val="clear" w:color="auto" w:fill="FAD3CB"/>
+                  <w:tcMar>
+                    <w:top w:w="0" w:type="dxa"/>
+                    <w:bottom w:w="0" w:type="dxa"/>
+                    <w:left w:w="0" w:type="dxa"/>
+                    <w:right w:w="0" w:type="dxa"/>
+                  </w:tcMar>
+                  <w:vAlign w:val="center"/>
+                </w:tcPr>
+                <w:p>
+                  <w:pPr>
+                    <w:jc w:val="center"/>
+                    <w:pBdr>
+                      <w:bottom w:val="none" w:sz="0" w:space="0" w:color="000000"/>
+                      <w:top w:val="none" w:sz="0" w:space="0" w:color="000000"/>
+                      <w:left w:val="none" w:sz="0" w:space="0" w:color="000000"/>
+                      <w:right w:val="none" w:sz="0" w:space="0" w:color="000000"/>
+                    </w:pBdr>
+                    <w:spacing w:after="100" w:before="100" w:line="240"/>
+                    <w:ind w:left="100" w:right="100" w:firstLine="0" w:firstLineChars="0"/>
+                    <w:rPr>
+                      <w:rFonts w:ascii="Arial" w:hAnsi="Arial" w:eastAsia="Arial" w:cs="Arial"/>
+                      <w:i w:val="false"/>
+                      <w:b w:val="false"/>
+                      <w:u w:val="none"/>
+                      <w:strike w:val="false"/>
+                      <w:sz w:val="20"/>
+                      <w:szCs w:val="20"/>
+                      <w:color w:val="000000"/>
+                    </w:rPr>
+                  </w:pPr>
+                  <w:r xmlns:w="http://schemas.openxmlformats.org/wordprocessingml/2006/main" xmlns:wp="http://schemas.openxmlformats.org/drawingml/2006/wordprocessingDrawing" xmlns:r="http://schemas.openxmlformats.org/officeDocument/2006/relationships" xmlns:w14="http://schemas.microsoft.com/office/word/2010/wordml">
+                    <w:rPr>
+                      <w:rFonts w:ascii="Arial" w:hAnsi="Arial" w:eastAsia="Arial" w:cs="Arial"/>
+                      <w:i w:val="false"/>
+                      <w:b w:val="false"/>
+                      <w:u w:val="none"/>
+                      <w:strike w:val="false"/>
+                      <w:sz w:val="20"/>
+                      <w:szCs w:val="20"/>
+                      <w:color w:val="000000"/>
+                    </w:rPr>
+                    <w:t xml:space="preserve">0.36</w:t>
+                  </w:r>
+                </w:p>
+              </w:tc>
+            </w:tr>
+            <w:tr>
+              <w:trPr>
+                <w:trHeight w:val="599" w:hRule="auto"/>
+              </w:trPr>
+              <w:tc>
+                <w:tcPr>
+                  <w:vMerge w:val="restart"/>
+                  <w:tcBorders>
+                    <w:bottom w:val="single" w:sz="12" w:space="0" w:color="666666"/>
+                    <w:top w:val="none" w:sz="0" w:space="0" w:color="000000"/>
+                    <w:left w:val="none" w:sz="0" w:space="0" w:color="000000"/>
+                    <w:right w:val="none" w:sz="0" w:space="0" w:color="000000"/>
+                  </w:tcBorders>
+                  <w:shd w:val="clear" w:color="auto" w:fill="FFFFFF"/>
+                  <w:tcMar>
+                    <w:top w:w="0" w:type="dxa"/>
+                    <w:bottom w:w="0" w:type="dxa"/>
+                    <w:left w:w="0" w:type="dxa"/>
+                    <w:right w:w="0" w:type="dxa"/>
+                  </w:tcMar>
+                  <w:vAlign w:val="top"/>
+                </w:tcPr>
+                <w:p>
+                  <w:pPr>
+                    <w:jc w:val="left"/>
+                    <w:pBdr>
+                      <w:bottom w:val="none" w:sz="0" w:space="0" w:color="000000"/>
+                      <w:top w:val="none" w:sz="0" w:space="0" w:color="000000"/>
+                      <w:left w:val="none" w:sz="0" w:space="0" w:color="000000"/>
+                      <w:right w:val="none" w:sz="0" w:space="0" w:color="000000"/>
+                    </w:pBdr>
+                    <w:spacing w:after="100" w:before="100" w:line="240"/>
+                    <w:ind w:left="100" w:right="100" w:firstLine="0" w:firstLineChars="0"/>
+                    <w:rPr>
+                      <w:rFonts w:ascii="Arial" w:hAnsi="Arial" w:eastAsia="Arial" w:cs="Arial"/>
+                      <w:i w:val="false"/>
+                      <w:b w:val="false"/>
+                      <w:u w:val="none"/>
+                      <w:strike w:val="false"/>
+                      <w:sz w:val="20"/>
+                      <w:szCs w:val="20"/>
+                      <w:color w:val="000000"/>
+                    </w:rPr>
+                  </w:pPr>
+                  <w:r xmlns:w="http://schemas.openxmlformats.org/wordprocessingml/2006/main" xmlns:wp="http://schemas.openxmlformats.org/drawingml/2006/wordprocessingDrawing" xmlns:r="http://schemas.openxmlformats.org/officeDocument/2006/relationships" xmlns:w14="http://schemas.microsoft.com/office/word/2010/wordml">
+                    <w:rPr>
+                      <w:rFonts w:ascii="Arial" w:hAnsi="Arial" w:eastAsia="Arial" w:cs="Arial"/>
+                      <w:i w:val="false"/>
+                      <w:b w:val="false"/>
+                      <w:u w:val="none"/>
+                      <w:strike w:val="false"/>
+                      <w:sz w:val="20"/>
+                      <w:szCs w:val="20"/>
+                      <w:color w:val="000000"/>
+                    </w:rPr>
+                    <w:t xml:space="preserve">Short Shoot Density</w:t>
+                  </w:r>
+                </w:p>
+              </w:tc>
+              <w:tc>
+                <w:tcPr>
+                  <w:tcBorders>
+                    <w:bottom w:val="none" w:sz="0" w:space="0" w:color="000000"/>
+                    <w:top w:val="none" w:sz="0" w:space="0" w:color="000000"/>
+                    <w:left w:val="none" w:sz="0" w:space="0" w:color="000000"/>
+                    <w:right w:val="none" w:sz="0" w:space="0" w:color="000000"/>
+                  </w:tcBorders>
+                  <w:shd w:val="clear" w:color="auto" w:fill="FFFFFF"/>
+                  <w:tcMar>
+                    <w:top w:w="0" w:type="dxa"/>
+                    <w:bottom w:w="0" w:type="dxa"/>
+                    <w:left w:w="0" w:type="dxa"/>
+                    <w:right w:w="0" w:type="dxa"/>
+                  </w:tcMar>
+                  <w:vAlign w:val="center"/>
+                </w:tcPr>
+                <w:p>
+                  <w:pPr>
+                    <w:jc w:val="left"/>
+                    <w:pBdr>
+                      <w:bottom w:val="none" w:sz="0" w:space="0" w:color="000000"/>
+                      <w:top w:val="none" w:sz="0" w:space="0" w:color="000000"/>
+                      <w:left w:val="none" w:sz="0" w:space="0" w:color="000000"/>
+                      <w:right w:val="none" w:sz="0" w:space="0" w:color="000000"/>
+                    </w:pBdr>
+                    <w:spacing w:after="100" w:before="100" w:line="240"/>
+                    <w:ind w:left="100" w:right="100" w:firstLine="0" w:firstLineChars="0"/>
+                    <w:rPr>
+                      <w:rFonts w:ascii="Arial" w:hAnsi="Arial" w:eastAsia="Arial" w:cs="Arial"/>
+                      <w:i w:val="false"/>
+                      <w:b w:val="false"/>
+                      <w:u w:val="none"/>
+                      <w:strike w:val="false"/>
+                      <w:sz w:val="20"/>
+                      <w:szCs w:val="20"/>
+                      <w:color w:val="000000"/>
+                    </w:rPr>
+                  </w:pPr>
+                  <w:r xmlns:w="http://schemas.openxmlformats.org/wordprocessingml/2006/main" xmlns:wp="http://schemas.openxmlformats.org/drawingml/2006/wordprocessingDrawing" xmlns:r="http://schemas.openxmlformats.org/officeDocument/2006/relationships" xmlns:w14="http://schemas.microsoft.com/office/word/2010/wordml">
+                    <w:rPr>
+                      <w:rFonts w:ascii="Arial" w:hAnsi="Arial" w:eastAsia="Arial" w:cs="Arial"/>
+                      <w:i w:val="false"/>
+                      <w:b w:val="false"/>
+                      <w:u w:val="none"/>
+                      <w:strike w:val="false"/>
+                      <w:sz w:val="20"/>
+                      <w:szCs w:val="20"/>
+                      <w:color w:val="000000"/>
+                    </w:rPr>
+                    <w:t xml:space="preserve">Halodule</w:t>
+                  </w:r>
+                </w:p>
+              </w:tc>
+              <w:tc>
+                <w:tcPr>
+                  <w:tcBorders>
+                    <w:bottom w:val="none" w:sz="0" w:space="0" w:color="000000"/>
+                    <w:top w:val="none" w:sz="0" w:space="0" w:color="000000"/>
+                    <w:left w:val="none" w:sz="0" w:space="0" w:color="000000"/>
+                    <w:right w:val="none" w:sz="0" w:space="0" w:color="000000"/>
+                  </w:tcBorders>
+                  <w:shd w:val="clear" w:color="auto" w:fill="DFEBE1"/>
+                  <w:tcMar>
+                    <w:top w:w="0" w:type="dxa"/>
+                    <w:bottom w:w="0" w:type="dxa"/>
+                    <w:left w:w="0" w:type="dxa"/>
+                    <w:right w:w="0" w:type="dxa"/>
+                  </w:tcMar>
+                  <w:vAlign w:val="center"/>
+                </w:tcPr>
+                <w:p>
+                  <w:pPr>
+                    <w:jc w:val="center"/>
+                    <w:pBdr>
+                      <w:bottom w:val="none" w:sz="0" w:space="0" w:color="000000"/>
+                      <w:top w:val="none" w:sz="0" w:space="0" w:color="000000"/>
+                      <w:left w:val="none" w:sz="0" w:space="0" w:color="000000"/>
+                      <w:right w:val="none" w:sz="0" w:space="0" w:color="000000"/>
+                    </w:pBdr>
+                    <w:spacing w:after="100" w:before="100" w:line="240"/>
+                    <w:ind w:left="100" w:right="100" w:firstLine="0" w:firstLineChars="0"/>
+                    <w:rPr>
+                      <w:rFonts w:ascii="Arial" w:hAnsi="Arial" w:eastAsia="Arial" w:cs="Arial"/>
+                      <w:i w:val="false"/>
+                      <w:b w:val="false"/>
+                      <w:u w:val="none"/>
+                      <w:strike w:val="false"/>
+                      <w:sz w:val="20"/>
+                      <w:szCs w:val="20"/>
+                      <w:color w:val="000000"/>
+                    </w:rPr>
+                  </w:pPr>
+                  <w:r xmlns:w="http://schemas.openxmlformats.org/wordprocessingml/2006/main" xmlns:wp="http://schemas.openxmlformats.org/drawingml/2006/wordprocessingDrawing" xmlns:r="http://schemas.openxmlformats.org/officeDocument/2006/relationships" xmlns:w14="http://schemas.microsoft.com/office/word/2010/wordml">
+                    <w:rPr>
+                      <w:rFonts w:ascii="Arial" w:hAnsi="Arial" w:eastAsia="Arial" w:cs="Arial"/>
+                      <w:i w:val="false"/>
+                      <w:b w:val="false"/>
+                      <w:u w:val="none"/>
+                      <w:strike w:val="false"/>
+                      <w:sz w:val="20"/>
+                      <w:szCs w:val="20"/>
+                      <w:color w:val="000000"/>
+                    </w:rPr>
+                    <w:t xml:space="preserve">-0.03</w:t>
+                  </w:r>
+                </w:p>
+              </w:tc>
+              <w:tc>
+                <w:tcPr>
+                  <w:tcBorders>
+                    <w:bottom w:val="none" w:sz="0" w:space="0" w:color="000000"/>
+                    <w:top w:val="none" w:sz="0" w:space="0" w:color="000000"/>
+                    <w:left w:val="none" w:sz="0" w:space="0" w:color="000000"/>
+                    <w:right w:val="none" w:sz="0" w:space="0" w:color="000000"/>
+                  </w:tcBorders>
+                  <w:shd w:val="clear" w:color="auto" w:fill="DAE9DD"/>
+                  <w:tcMar>
+                    <w:top w:w="0" w:type="dxa"/>
+                    <w:bottom w:w="0" w:type="dxa"/>
+                    <w:left w:w="0" w:type="dxa"/>
+                    <w:right w:w="0" w:type="dxa"/>
+                  </w:tcMar>
+                  <w:vAlign w:val="center"/>
+                </w:tcPr>
+                <w:p>
+                  <w:pPr>
+                    <w:jc w:val="center"/>
+                    <w:pBdr>
+                      <w:bottom w:val="none" w:sz="0" w:space="0" w:color="000000"/>
+                      <w:top w:val="none" w:sz="0" w:space="0" w:color="000000"/>
+                      <w:left w:val="none" w:sz="0" w:space="0" w:color="000000"/>
+                      <w:right w:val="none" w:sz="0" w:space="0" w:color="000000"/>
+                    </w:pBdr>
+                    <w:spacing w:after="100" w:before="100" w:line="240"/>
+                    <w:ind w:left="100" w:right="100" w:firstLine="0" w:firstLineChars="0"/>
+                    <w:rPr>
+                      <w:rFonts w:ascii="Arial" w:hAnsi="Arial" w:eastAsia="Arial" w:cs="Arial"/>
+                      <w:i w:val="false"/>
+                      <w:b w:val="false"/>
+                      <w:u w:val="none"/>
+                      <w:strike w:val="false"/>
+                      <w:sz w:val="20"/>
+                      <w:szCs w:val="20"/>
+                      <w:color w:val="000000"/>
+                    </w:rPr>
+                  </w:pPr>
+                  <w:r xmlns:w="http://schemas.openxmlformats.org/wordprocessingml/2006/main" xmlns:wp="http://schemas.openxmlformats.org/drawingml/2006/wordprocessingDrawing" xmlns:r="http://schemas.openxmlformats.org/officeDocument/2006/relationships" xmlns:w14="http://schemas.microsoft.com/office/word/2010/wordml">
+                    <w:rPr>
+                      <w:rFonts w:ascii="Arial" w:hAnsi="Arial" w:eastAsia="Arial" w:cs="Arial"/>
+                      <w:i w:val="false"/>
+                      <w:b w:val="false"/>
+                      <w:u w:val="none"/>
+                      <w:strike w:val="false"/>
+                      <w:sz w:val="20"/>
+                      <w:szCs w:val="20"/>
+                      <w:color w:val="000000"/>
+                    </w:rPr>
+                    <w:t xml:space="preserve">-0.03</w:t>
+                  </w:r>
+                </w:p>
+              </w:tc>
+              <w:tc>
+                <w:tcPr>
+                  <w:tcBorders>
+                    <w:bottom w:val="none" w:sz="0" w:space="0" w:color="000000"/>
+                    <w:top w:val="none" w:sz="0" w:space="0" w:color="000000"/>
+                    <w:left w:val="none" w:sz="0" w:space="0" w:color="000000"/>
+                    <w:right w:val="none" w:sz="0" w:space="0" w:color="000000"/>
+                  </w:tcBorders>
+                  <w:shd w:val="clear" w:color="auto" w:fill="99CAA4"/>
+                  <w:tcMar>
+                    <w:top w:w="0" w:type="dxa"/>
+                    <w:bottom w:w="0" w:type="dxa"/>
+                    <w:left w:w="0" w:type="dxa"/>
+                    <w:right w:w="0" w:type="dxa"/>
+                  </w:tcMar>
+                  <w:vAlign w:val="center"/>
+                </w:tcPr>
+                <w:p>
+                  <w:pPr>
+                    <w:jc w:val="center"/>
+                    <w:pBdr>
+                      <w:bottom w:val="none" w:sz="0" w:space="0" w:color="000000"/>
+                      <w:top w:val="none" w:sz="0" w:space="0" w:color="000000"/>
+                      <w:left w:val="none" w:sz="0" w:space="0" w:color="000000"/>
+                      <w:right w:val="none" w:sz="0" w:space="0" w:color="000000"/>
+                    </w:pBdr>
+                    <w:spacing w:after="100" w:before="100" w:line="240"/>
+                    <w:ind w:left="100" w:right="100" w:firstLine="0" w:firstLineChars="0"/>
+                    <w:rPr>
+                      <w:rFonts w:ascii="Arial" w:hAnsi="Arial" w:eastAsia="Arial" w:cs="Arial"/>
+                      <w:i w:val="false"/>
+                      <w:b w:val="false"/>
+                      <w:u w:val="none"/>
+                      <w:strike w:val="false"/>
+                      <w:sz w:val="20"/>
+                      <w:szCs w:val="20"/>
+                      <w:color w:val="000000"/>
+                    </w:rPr>
+                  </w:pPr>
+                  <w:r xmlns:w="http://schemas.openxmlformats.org/wordprocessingml/2006/main" xmlns:wp="http://schemas.openxmlformats.org/drawingml/2006/wordprocessingDrawing" xmlns:r="http://schemas.openxmlformats.org/officeDocument/2006/relationships" xmlns:w14="http://schemas.microsoft.com/office/word/2010/wordml">
+                    <w:rPr>
+                      <w:rFonts w:ascii="Arial" w:hAnsi="Arial" w:eastAsia="Arial" w:cs="Arial"/>
+                      <w:i w:val="false"/>
+                      <w:b w:val="false"/>
+                      <w:u w:val="none"/>
+                      <w:strike w:val="false"/>
+                      <w:sz w:val="20"/>
+                      <w:szCs w:val="20"/>
+                      <w:color w:val="000000"/>
+                    </w:rPr>
+                    <w:t xml:space="preserve">-0.11</w:t>
+                  </w:r>
+                </w:p>
+              </w:tc>
+              <w:tc>
+                <w:tcPr>
+                  <w:tcBorders>
+                    <w:bottom w:val="none" w:sz="0" w:space="0" w:color="000000"/>
+                    <w:top w:val="none" w:sz="0" w:space="0" w:color="000000"/>
+                    <w:left w:val="none" w:sz="0" w:space="0" w:color="000000"/>
+                    <w:right w:val="none" w:sz="0" w:space="0" w:color="000000"/>
+                  </w:tcBorders>
+                  <w:shd w:val="clear" w:color="auto" w:fill="F29280"/>
+                  <w:tcMar>
+                    <w:top w:w="0" w:type="dxa"/>
+                    <w:bottom w:w="0" w:type="dxa"/>
+                    <w:left w:w="0" w:type="dxa"/>
+                    <w:right w:w="0" w:type="dxa"/>
+                  </w:tcMar>
+                  <w:vAlign w:val="center"/>
+                </w:tcPr>
+                <w:p>
+                  <w:pPr>
+                    <w:jc w:val="center"/>
+                    <w:pBdr>
+                      <w:bottom w:val="none" w:sz="0" w:space="0" w:color="000000"/>
+                      <w:top w:val="none" w:sz="0" w:space="0" w:color="000000"/>
+                      <w:left w:val="none" w:sz="0" w:space="0" w:color="000000"/>
+                      <w:right w:val="none" w:sz="0" w:space="0" w:color="000000"/>
+                    </w:pBdr>
+                    <w:spacing w:after="100" w:before="100" w:line="240"/>
+                    <w:ind w:left="100" w:right="100" w:firstLine="0" w:firstLineChars="0"/>
+                    <w:rPr>
+                      <w:rFonts w:ascii="Arial" w:hAnsi="Arial" w:eastAsia="Arial" w:cs="Arial"/>
+                      <w:i w:val="false"/>
+                      <w:b w:val="false"/>
+                      <w:u w:val="none"/>
+                      <w:strike w:val="false"/>
+                      <w:sz w:val="20"/>
+                      <w:szCs w:val="20"/>
+                      <w:color w:val="000000"/>
+                    </w:rPr>
+                  </w:pPr>
+                  <w:r xmlns:w="http://schemas.openxmlformats.org/wordprocessingml/2006/main" xmlns:wp="http://schemas.openxmlformats.org/drawingml/2006/wordprocessingDrawing" xmlns:r="http://schemas.openxmlformats.org/officeDocument/2006/relationships" xmlns:w14="http://schemas.microsoft.com/office/word/2010/wordml">
+                    <w:rPr>
+                      <w:rFonts w:ascii="Arial" w:hAnsi="Arial" w:eastAsia="Arial" w:cs="Arial"/>
+                      <w:i w:val="false"/>
+                      <w:b w:val="false"/>
+                      <w:u w:val="none"/>
+                      <w:strike w:val="false"/>
+                      <w:sz w:val="20"/>
+                      <w:szCs w:val="20"/>
+                      <w:color w:val="000000"/>
+                    </w:rPr>
+                    <w:t xml:space="preserve">0.12</w:t>
+                  </w:r>
+                </w:p>
+              </w:tc>
+              <w:tc>
+                <w:tcPr>
+                  <w:tcBorders>
+                    <w:bottom w:val="none" w:sz="0" w:space="0" w:color="000000"/>
+                    <w:top w:val="none" w:sz="0" w:space="0" w:color="000000"/>
+                    <w:left w:val="none" w:sz="0" w:space="0" w:color="000000"/>
+                    <w:right w:val="none" w:sz="0" w:space="0" w:color="000000"/>
+                  </w:tcBorders>
+                  <w:shd w:val="clear" w:color="auto" w:fill="F9E7E3"/>
+                  <w:tcMar>
+                    <w:top w:w="0" w:type="dxa"/>
+                    <w:bottom w:w="0" w:type="dxa"/>
+                    <w:left w:w="0" w:type="dxa"/>
+                    <w:right w:w="0" w:type="dxa"/>
+                  </w:tcMar>
+                  <w:vAlign w:val="center"/>
+                </w:tcPr>
+                <w:p>
+                  <w:pPr>
+                    <w:jc w:val="center"/>
+                    <w:pBdr>
+                      <w:bottom w:val="none" w:sz="0" w:space="0" w:color="000000"/>
+                      <w:top w:val="none" w:sz="0" w:space="0" w:color="000000"/>
+                      <w:left w:val="none" w:sz="0" w:space="0" w:color="000000"/>
+                      <w:right w:val="none" w:sz="0" w:space="0" w:color="000000"/>
+                    </w:pBdr>
+                    <w:spacing w:after="100" w:before="100" w:line="240"/>
+                    <w:ind w:left="100" w:right="100" w:firstLine="0" w:firstLineChars="0"/>
+                    <w:rPr>
+                      <w:rFonts w:ascii="Arial" w:hAnsi="Arial" w:eastAsia="Arial" w:cs="Arial"/>
+                      <w:i w:val="false"/>
+                      <w:b w:val="false"/>
+                      <w:u w:val="none"/>
+                      <w:strike w:val="false"/>
+                      <w:sz w:val="20"/>
+                      <w:szCs w:val="20"/>
+                      <w:color w:val="000000"/>
+                    </w:rPr>
+                  </w:pPr>
+                  <w:r xmlns:w="http://schemas.openxmlformats.org/wordprocessingml/2006/main" xmlns:wp="http://schemas.openxmlformats.org/drawingml/2006/wordprocessingDrawing" xmlns:r="http://schemas.openxmlformats.org/officeDocument/2006/relationships" xmlns:w14="http://schemas.microsoft.com/office/word/2010/wordml">
+                    <w:rPr>
+                      <w:rFonts w:ascii="Arial" w:hAnsi="Arial" w:eastAsia="Arial" w:cs="Arial"/>
+                      <w:i w:val="false"/>
+                      <w:b w:val="false"/>
+                      <w:u w:val="none"/>
+                      <w:strike w:val="false"/>
+                      <w:sz w:val="20"/>
+                      <w:szCs w:val="20"/>
+                      <w:color w:val="000000"/>
+                    </w:rPr>
+                    <w:t xml:space="preserve">0.02</w:t>
+                  </w:r>
+                </w:p>
+              </w:tc>
+              <w:tc>
+                <w:tcPr>
+                  <w:tcBorders>
+                    <w:bottom w:val="none" w:sz="0" w:space="0" w:color="000000"/>
+                    <w:top w:val="none" w:sz="0" w:space="0" w:color="000000"/>
+                    <w:left w:val="none" w:sz="0" w:space="0" w:color="000000"/>
+                    <w:right w:val="none" w:sz="0" w:space="0" w:color="000000"/>
+                  </w:tcBorders>
+                  <w:shd w:val="clear" w:color="auto" w:fill="CCE2D0"/>
+                  <w:tcMar>
+                    <w:top w:w="0" w:type="dxa"/>
+                    <w:bottom w:w="0" w:type="dxa"/>
+                    <w:left w:w="0" w:type="dxa"/>
+                    <w:right w:w="0" w:type="dxa"/>
+                  </w:tcMar>
+                  <w:vAlign w:val="center"/>
+                </w:tcPr>
+                <w:p>
+                  <w:pPr>
+                    <w:jc w:val="center"/>
+                    <w:pBdr>
+                      <w:bottom w:val="none" w:sz="0" w:space="0" w:color="000000"/>
+                      <w:top w:val="none" w:sz="0" w:space="0" w:color="000000"/>
+                      <w:left w:val="none" w:sz="0" w:space="0" w:color="000000"/>
+                      <w:right w:val="none" w:sz="0" w:space="0" w:color="000000"/>
+                    </w:pBdr>
+                    <w:spacing w:after="100" w:before="100" w:line="240"/>
+                    <w:ind w:left="100" w:right="100" w:firstLine="0" w:firstLineChars="0"/>
+                    <w:rPr>
+                      <w:rFonts w:ascii="Arial" w:hAnsi="Arial" w:eastAsia="Arial" w:cs="Arial"/>
+                      <w:i w:val="false"/>
+                      <w:b w:val="false"/>
+                      <w:u w:val="none"/>
+                      <w:strike w:val="false"/>
+                      <w:sz w:val="20"/>
+                      <w:szCs w:val="20"/>
+                      <w:color w:val="000000"/>
+                    </w:rPr>
+                  </w:pPr>
+                  <w:r xmlns:w="http://schemas.openxmlformats.org/wordprocessingml/2006/main" xmlns:wp="http://schemas.openxmlformats.org/drawingml/2006/wordprocessingDrawing" xmlns:r="http://schemas.openxmlformats.org/officeDocument/2006/relationships" xmlns:w14="http://schemas.microsoft.com/office/word/2010/wordml">
+                    <w:rPr>
+                      <w:rFonts w:ascii="Arial" w:hAnsi="Arial" w:eastAsia="Arial" w:cs="Arial"/>
+                      <w:i w:val="false"/>
+                      <w:b w:val="false"/>
+                      <w:u w:val="none"/>
+                      <w:strike w:val="false"/>
+                      <w:sz w:val="20"/>
+                      <w:szCs w:val="20"/>
+                      <w:color w:val="000000"/>
+                    </w:rPr>
+                    <w:t xml:space="preserve">-0.05</w:t>
+                  </w:r>
+                </w:p>
+              </w:tc>
+            </w:tr>
+            <w:tr>
+              <w:trPr>
+                <w:trHeight w:val="584" w:hRule="auto"/>
+              </w:trPr>
+              <w:tc>
+                <w:tcPr>
+                  <w:vMerge/>
+                  <w:tcBorders>
+                    <w:bottom w:val="none" w:sz="0" w:space="0" w:color="000000"/>
+                    <w:top w:val="single" w:sz="12" w:space="0" w:color="666666"/>
+                    <w:left w:val="none" w:sz="0" w:space="0" w:color="000000"/>
+                    <w:right w:val="none" w:sz="0" w:space="0" w:color="000000"/>
+                  </w:tcBorders>
+                  <w:shd w:val="clear" w:color="auto" w:fill="FFFFFF"/>
+                  <w:tcMar>
+                    <w:top w:w="0" w:type="dxa"/>
+                    <w:bottom w:w="0" w:type="dxa"/>
+                    <w:left w:w="0" w:type="dxa"/>
+                    <w:right w:w="0" w:type="dxa"/>
+                  </w:tcMar>
+                  <w:vAlign w:val="top"/>
+                </w:tcPr>
+                <w:p>
+                  <w:pPr>
+                    <w:jc w:val="left"/>
+                    <w:pBdr>
+                      <w:bottom w:val="none" w:sz="0" w:space="0" w:color="000000"/>
+                      <w:top w:val="none" w:sz="0" w:space="0" w:color="000000"/>
+                      <w:left w:val="none" w:sz="0" w:space="0" w:color="000000"/>
+                      <w:right w:val="none" w:sz="0" w:space="0" w:color="000000"/>
+                    </w:pBdr>
+                    <w:spacing w:after="100" w:before="100" w:line="240"/>
+                    <w:ind w:left="100" w:right="100" w:firstLine="0" w:firstLineChars="0"/>
+                    <w:rPr>
+                      <w:rFonts w:ascii="Arial" w:hAnsi="Arial" w:eastAsia="Arial" w:cs="Arial"/>
+                      <w:i w:val="false"/>
+                      <w:b w:val="false"/>
+                      <w:u w:val="none"/>
+                      <w:strike w:val="false"/>
+                      <w:sz w:val="20"/>
+                      <w:szCs w:val="20"/>
+                      <w:color w:val="000000"/>
+                    </w:rPr>
+                  </w:pPr>
+                </w:p>
+              </w:tc>
+              <w:tc>
+                <w:tcPr>
+                  <w:tcBorders>
+                    <w:bottom w:val="none" w:sz="0" w:space="0" w:color="000000"/>
+                    <w:top w:val="none" w:sz="0" w:space="0" w:color="000000"/>
+                    <w:left w:val="none" w:sz="0" w:space="0" w:color="000000"/>
+                    <w:right w:val="none" w:sz="0" w:space="0" w:color="000000"/>
+                  </w:tcBorders>
+                  <w:shd w:val="clear" w:color="auto" w:fill="FFFFFF"/>
+                  <w:tcMar>
+                    <w:top w:w="0" w:type="dxa"/>
+                    <w:bottom w:w="0" w:type="dxa"/>
+                    <w:left w:w="0" w:type="dxa"/>
+                    <w:right w:w="0" w:type="dxa"/>
+                  </w:tcMar>
+                  <w:vAlign w:val="center"/>
+                </w:tcPr>
+                <w:p>
+                  <w:pPr>
+                    <w:jc w:val="left"/>
+                    <w:pBdr>
+                      <w:bottom w:val="none" w:sz="0" w:space="0" w:color="000000"/>
+                      <w:top w:val="none" w:sz="0" w:space="0" w:color="000000"/>
+                      <w:left w:val="none" w:sz="0" w:space="0" w:color="000000"/>
+                      <w:right w:val="none" w:sz="0" w:space="0" w:color="000000"/>
+                    </w:pBdr>
+                    <w:spacing w:after="100" w:before="100" w:line="240"/>
+                    <w:ind w:left="100" w:right="100" w:firstLine="0" w:firstLineChars="0"/>
+                    <w:rPr>
+                      <w:rFonts w:ascii="Arial" w:hAnsi="Arial" w:eastAsia="Arial" w:cs="Arial"/>
+                      <w:i w:val="false"/>
+                      <w:b w:val="false"/>
+                      <w:u w:val="none"/>
+                      <w:strike w:val="false"/>
+                      <w:sz w:val="20"/>
+                      <w:szCs w:val="20"/>
+                      <w:color w:val="000000"/>
+                    </w:rPr>
+                  </w:pPr>
+                  <w:r xmlns:w="http://schemas.openxmlformats.org/wordprocessingml/2006/main" xmlns:wp="http://schemas.openxmlformats.org/drawingml/2006/wordprocessingDrawing" xmlns:r="http://schemas.openxmlformats.org/officeDocument/2006/relationships" xmlns:w14="http://schemas.microsoft.com/office/word/2010/wordml">
+                    <w:rPr>
+                      <w:rFonts w:ascii="Arial" w:hAnsi="Arial" w:eastAsia="Arial" w:cs="Arial"/>
+                      <w:i w:val="false"/>
+                      <w:b w:val="false"/>
+                      <w:u w:val="none"/>
+                      <w:strike w:val="false"/>
+                      <w:sz w:val="20"/>
+                      <w:szCs w:val="20"/>
+                      <w:color w:val="000000"/>
+                    </w:rPr>
+                    <w:t xml:space="preserve">Syringodium</w:t>
+                  </w:r>
+                </w:p>
+              </w:tc>
+              <w:tc>
+                <w:tcPr>
+                  <w:tcBorders>
+                    <w:bottom w:val="none" w:sz="0" w:space="0" w:color="000000"/>
+                    <w:top w:val="none" w:sz="0" w:space="0" w:color="000000"/>
+                    <w:left w:val="none" w:sz="0" w:space="0" w:color="000000"/>
+                    <w:right w:val="none" w:sz="0" w:space="0" w:color="000000"/>
+                  </w:tcBorders>
+                  <w:shd w:val="clear" w:color="auto" w:fill="EEF3EF"/>
+                  <w:tcMar>
+                    <w:top w:w="0" w:type="dxa"/>
+                    <w:bottom w:w="0" w:type="dxa"/>
+                    <w:left w:w="0" w:type="dxa"/>
+                    <w:right w:w="0" w:type="dxa"/>
+                  </w:tcMar>
+                  <w:vAlign w:val="center"/>
+                </w:tcPr>
+                <w:p>
+                  <w:pPr>
+                    <w:jc w:val="center"/>
+                    <w:pBdr>
+                      <w:bottom w:val="none" w:sz="0" w:space="0" w:color="000000"/>
+                      <w:top w:val="none" w:sz="0" w:space="0" w:color="000000"/>
+                      <w:left w:val="none" w:sz="0" w:space="0" w:color="000000"/>
+                      <w:right w:val="none" w:sz="0" w:space="0" w:color="000000"/>
+                    </w:pBdr>
+                    <w:spacing w:after="100" w:before="100" w:line="240"/>
+                    <w:ind w:left="100" w:right="100" w:firstLine="0" w:firstLineChars="0"/>
+                    <w:rPr>
+                      <w:rFonts w:ascii="Arial" w:hAnsi="Arial" w:eastAsia="Arial" w:cs="Arial"/>
+                      <w:i w:val="false"/>
+                      <w:b w:val="false"/>
+                      <w:u w:val="none"/>
+                      <w:strike w:val="false"/>
+                      <w:sz w:val="20"/>
+                      <w:szCs w:val="20"/>
+                      <w:color w:val="000000"/>
+                    </w:rPr>
+                  </w:pPr>
+                  <w:r xmlns:w="http://schemas.openxmlformats.org/wordprocessingml/2006/main" xmlns:wp="http://schemas.openxmlformats.org/drawingml/2006/wordprocessingDrawing" xmlns:r="http://schemas.openxmlformats.org/officeDocument/2006/relationships" xmlns:w14="http://schemas.microsoft.com/office/word/2010/wordml">
+                    <w:rPr>
+                      <w:rFonts w:ascii="Arial" w:hAnsi="Arial" w:eastAsia="Arial" w:cs="Arial"/>
+                      <w:i w:val="false"/>
+                      <w:b w:val="false"/>
+                      <w:u w:val="none"/>
+                      <w:strike w:val="false"/>
+                      <w:sz w:val="20"/>
+                      <w:szCs w:val="20"/>
+                      <w:color w:val="000000"/>
+                    </w:rPr>
+                    <w:t xml:space="preserve">-0.01</w:t>
+                  </w:r>
+                </w:p>
+              </w:tc>
+              <w:tc>
+                <w:tcPr>
+                  <w:tcBorders>
+                    <w:bottom w:val="none" w:sz="0" w:space="0" w:color="000000"/>
+                    <w:top w:val="none" w:sz="0" w:space="0" w:color="000000"/>
+                    <w:left w:val="none" w:sz="0" w:space="0" w:color="000000"/>
+                    <w:right w:val="none" w:sz="0" w:space="0" w:color="000000"/>
+                  </w:tcBorders>
+                  <w:shd w:val="clear" w:color="auto" w:fill="D73027"/>
+                  <w:tcMar>
+                    <w:top w:w="0" w:type="dxa"/>
+                    <w:bottom w:w="0" w:type="dxa"/>
+                    <w:left w:w="0" w:type="dxa"/>
+                    <w:right w:w="0" w:type="dxa"/>
+                  </w:tcMar>
+                  <w:vAlign w:val="center"/>
+                </w:tcPr>
+                <w:p>
+                  <w:pPr>
+                    <w:jc w:val="center"/>
+                    <w:pBdr>
+                      <w:bottom w:val="none" w:sz="0" w:space="0" w:color="000000"/>
+                      <w:top w:val="none" w:sz="0" w:space="0" w:color="000000"/>
+                      <w:left w:val="none" w:sz="0" w:space="0" w:color="000000"/>
+                      <w:right w:val="none" w:sz="0" w:space="0" w:color="000000"/>
+                    </w:pBdr>
+                    <w:spacing w:after="100" w:before="100" w:line="240"/>
+                    <w:ind w:left="100" w:right="100" w:firstLine="0" w:firstLineChars="0"/>
+                    <w:rPr>
+                      <w:rFonts w:ascii="Arial" w:hAnsi="Arial" w:eastAsia="Arial" w:cs="Arial"/>
+                      <w:i w:val="false"/>
+                      <w:b w:val="false"/>
+                      <w:u w:val="none"/>
+                      <w:strike w:val="false"/>
+                      <w:sz w:val="20"/>
+                      <w:szCs w:val="20"/>
+                      <w:color w:val="000000"/>
+                    </w:rPr>
+                  </w:pPr>
+                  <w:r xmlns:w="http://schemas.openxmlformats.org/wordprocessingml/2006/main" xmlns:wp="http://schemas.openxmlformats.org/drawingml/2006/wordprocessingDrawing" xmlns:r="http://schemas.openxmlformats.org/officeDocument/2006/relationships" xmlns:w14="http://schemas.microsoft.com/office/word/2010/wordml">
+                    <w:rPr>
+                      <w:rFonts w:ascii="Arial" w:hAnsi="Arial" w:eastAsia="Arial" w:cs="Arial"/>
+                      <w:i w:val="false"/>
+                      <w:b w:val="false"/>
+                      <w:u w:val="none"/>
+                      <w:strike w:val="false"/>
+                      <w:sz w:val="20"/>
+                      <w:szCs w:val="20"/>
+                      <w:color w:val="000000"/>
+                    </w:rPr>
+                    <w:t xml:space="preserve">0.22</w:t>
+                  </w:r>
+                </w:p>
+              </w:tc>
+              <w:tc>
+                <w:tcPr>
+                  <w:tcBorders>
+                    <w:bottom w:val="none" w:sz="0" w:space="0" w:color="000000"/>
+                    <w:top w:val="none" w:sz="0" w:space="0" w:color="000000"/>
+                    <w:left w:val="none" w:sz="0" w:space="0" w:color="000000"/>
+                    <w:right w:val="none" w:sz="0" w:space="0" w:color="000000"/>
+                  </w:tcBorders>
+                  <w:shd w:val="clear" w:color="auto" w:fill="E76854"/>
+                  <w:tcMar>
+                    <w:top w:w="0" w:type="dxa"/>
+                    <w:bottom w:w="0" w:type="dxa"/>
+                    <w:left w:w="0" w:type="dxa"/>
+                    <w:right w:w="0" w:type="dxa"/>
+                  </w:tcMar>
+                  <w:vAlign w:val="center"/>
+                </w:tcPr>
+                <w:p>
+                  <w:pPr>
+                    <w:jc w:val="center"/>
+                    <w:pBdr>
+                      <w:bottom w:val="none" w:sz="0" w:space="0" w:color="000000"/>
+                      <w:top w:val="none" w:sz="0" w:space="0" w:color="000000"/>
+                      <w:left w:val="none" w:sz="0" w:space="0" w:color="000000"/>
+                      <w:right w:val="none" w:sz="0" w:space="0" w:color="000000"/>
+                    </w:pBdr>
+                    <w:spacing w:after="100" w:before="100" w:line="240"/>
+                    <w:ind w:left="100" w:right="100" w:firstLine="0" w:firstLineChars="0"/>
+                    <w:rPr>
+                      <w:rFonts w:ascii="Arial" w:hAnsi="Arial" w:eastAsia="Arial" w:cs="Arial"/>
+                      <w:i w:val="false"/>
+                      <w:b w:val="false"/>
+                      <w:u w:val="none"/>
+                      <w:strike w:val="false"/>
+                      <w:sz w:val="20"/>
+                      <w:szCs w:val="20"/>
+                      <w:color w:val="000000"/>
+                    </w:rPr>
+                  </w:pPr>
+                  <w:r xmlns:w="http://schemas.openxmlformats.org/wordprocessingml/2006/main" xmlns:wp="http://schemas.openxmlformats.org/drawingml/2006/wordprocessingDrawing" xmlns:r="http://schemas.openxmlformats.org/officeDocument/2006/relationships" xmlns:w14="http://schemas.microsoft.com/office/word/2010/wordml">
+                    <w:rPr>
+                      <w:rFonts w:ascii="Arial" w:hAnsi="Arial" w:eastAsia="Arial" w:cs="Arial"/>
+                      <w:i w:val="false"/>
+                      <w:b w:val="false"/>
+                      <w:u w:val="none"/>
+                      <w:strike w:val="false"/>
+                      <w:sz w:val="20"/>
+                      <w:szCs w:val="20"/>
+                      <w:color w:val="000000"/>
+                    </w:rPr>
+                    <w:t xml:space="preserve">0.17</w:t>
+                  </w:r>
+                </w:p>
+              </w:tc>
+              <w:tc>
+                <w:tcPr>
+                  <w:tcBorders>
+                    <w:bottom w:val="none" w:sz="0" w:space="0" w:color="000000"/>
+                    <w:top w:val="none" w:sz="0" w:space="0" w:color="000000"/>
+                    <w:left w:val="none" w:sz="0" w:space="0" w:color="000000"/>
+                    <w:right w:val="none" w:sz="0" w:space="0" w:color="000000"/>
+                  </w:tcBorders>
+                  <w:shd w:val="clear" w:color="auto" w:fill="EC7864"/>
+                  <w:tcMar>
+                    <w:top w:w="0" w:type="dxa"/>
+                    <w:bottom w:w="0" w:type="dxa"/>
+                    <w:left w:w="0" w:type="dxa"/>
+                    <w:right w:w="0" w:type="dxa"/>
+                  </w:tcMar>
+                  <w:vAlign w:val="center"/>
+                </w:tcPr>
+                <w:p>
+                  <w:pPr>
+                    <w:jc w:val="center"/>
+                    <w:pBdr>
+                      <w:bottom w:val="none" w:sz="0" w:space="0" w:color="000000"/>
+                      <w:top w:val="none" w:sz="0" w:space="0" w:color="000000"/>
+                      <w:left w:val="none" w:sz="0" w:space="0" w:color="000000"/>
+                      <w:right w:val="none" w:sz="0" w:space="0" w:color="000000"/>
+                    </w:pBdr>
+                    <w:spacing w:after="100" w:before="100" w:line="240"/>
+                    <w:ind w:left="100" w:right="100" w:firstLine="0" w:firstLineChars="0"/>
+                    <w:rPr>
+                      <w:rFonts w:ascii="Arial" w:hAnsi="Arial" w:eastAsia="Arial" w:cs="Arial"/>
+                      <w:i w:val="false"/>
+                      <w:b w:val="false"/>
+                      <w:u w:val="none"/>
+                      <w:strike w:val="false"/>
+                      <w:sz w:val="20"/>
+                      <w:szCs w:val="20"/>
+                      <w:color w:val="000000"/>
+                    </w:rPr>
+                  </w:pPr>
+                  <w:r xmlns:w="http://schemas.openxmlformats.org/wordprocessingml/2006/main" xmlns:wp="http://schemas.openxmlformats.org/drawingml/2006/wordprocessingDrawing" xmlns:r="http://schemas.openxmlformats.org/officeDocument/2006/relationships" xmlns:w14="http://schemas.microsoft.com/office/word/2010/wordml">
+                    <w:rPr>
+                      <w:rFonts w:ascii="Arial" w:hAnsi="Arial" w:eastAsia="Arial" w:cs="Arial"/>
+                      <w:i w:val="false"/>
+                      <w:b w:val="false"/>
+                      <w:u w:val="none"/>
+                      <w:strike w:val="false"/>
+                      <w:sz w:val="20"/>
+                      <w:szCs w:val="20"/>
+                      <w:color w:val="000000"/>
+                    </w:rPr>
+                    <w:t xml:space="preserve">0.15</w:t>
+                  </w:r>
+                </w:p>
+              </w:tc>
+              <w:tc>
+                <w:tcPr>
+                  <w:tcBorders>
+                    <w:bottom w:val="none" w:sz="0" w:space="0" w:color="000000"/>
+                    <w:top w:val="none" w:sz="0" w:space="0" w:color="000000"/>
+                    <w:left w:val="none" w:sz="0" w:space="0" w:color="000000"/>
+                    <w:right w:val="none" w:sz="0" w:space="0" w:color="000000"/>
+                  </w:tcBorders>
+                  <w:shd w:val="clear" w:color="auto" w:fill="FAD0C8"/>
+                  <w:tcMar>
+                    <w:top w:w="0" w:type="dxa"/>
+                    <w:bottom w:w="0" w:type="dxa"/>
+                    <w:left w:w="0" w:type="dxa"/>
+                    <w:right w:w="0" w:type="dxa"/>
+                  </w:tcMar>
+                  <w:vAlign w:val="center"/>
+                </w:tcPr>
+                <w:p>
+                  <w:pPr>
+                    <w:jc w:val="center"/>
+                    <w:pBdr>
+                      <w:bottom w:val="none" w:sz="0" w:space="0" w:color="000000"/>
+                      <w:top w:val="none" w:sz="0" w:space="0" w:color="000000"/>
+                      <w:left w:val="none" w:sz="0" w:space="0" w:color="000000"/>
+                      <w:right w:val="none" w:sz="0" w:space="0" w:color="000000"/>
+                    </w:pBdr>
+                    <w:spacing w:after="100" w:before="100" w:line="240"/>
+                    <w:ind w:left="100" w:right="100" w:firstLine="0" w:firstLineChars="0"/>
+                    <w:rPr>
+                      <w:rFonts w:ascii="Arial" w:hAnsi="Arial" w:eastAsia="Arial" w:cs="Arial"/>
+                      <w:i w:val="false"/>
+                      <w:b w:val="false"/>
+                      <w:u w:val="none"/>
+                      <w:strike w:val="false"/>
+                      <w:sz w:val="20"/>
+                      <w:szCs w:val="20"/>
+                      <w:color w:val="000000"/>
+                    </w:rPr>
+                  </w:pPr>
+                  <w:r xmlns:w="http://schemas.openxmlformats.org/wordprocessingml/2006/main" xmlns:wp="http://schemas.openxmlformats.org/drawingml/2006/wordprocessingDrawing" xmlns:r="http://schemas.openxmlformats.org/officeDocument/2006/relationships" xmlns:w14="http://schemas.microsoft.com/office/word/2010/wordml">
+                    <w:rPr>
+                      <w:rFonts w:ascii="Arial" w:hAnsi="Arial" w:eastAsia="Arial" w:cs="Arial"/>
+                      <w:i w:val="false"/>
+                      <w:b w:val="false"/>
+                      <w:u w:val="none"/>
+                      <w:strike w:val="false"/>
+                      <w:sz w:val="20"/>
+                      <w:szCs w:val="20"/>
+                      <w:color w:val="000000"/>
+                    </w:rPr>
+                    <w:t xml:space="preserve">0.05</w:t>
+                  </w:r>
+                </w:p>
+              </w:tc>
+              <w:tc>
+                <w:tcPr>
+                  <w:tcBorders>
+                    <w:bottom w:val="none" w:sz="0" w:space="0" w:color="000000"/>
+                    <w:top w:val="none" w:sz="0" w:space="0" w:color="000000"/>
+                    <w:left w:val="none" w:sz="0" w:space="0" w:color="000000"/>
+                    <w:right w:val="none" w:sz="0" w:space="0" w:color="000000"/>
+                  </w:tcBorders>
+                  <w:shd w:val="clear" w:color="auto" w:fill="FACFC6"/>
+                  <w:tcMar>
+                    <w:top w:w="0" w:type="dxa"/>
+                    <w:bottom w:w="0" w:type="dxa"/>
+                    <w:left w:w="0" w:type="dxa"/>
+                    <w:right w:w="0" w:type="dxa"/>
+                  </w:tcMar>
+                  <w:vAlign w:val="center"/>
+                </w:tcPr>
+                <w:p>
+                  <w:pPr>
+                    <w:jc w:val="center"/>
+                    <w:pBdr>
+                      <w:bottom w:val="none" w:sz="0" w:space="0" w:color="000000"/>
+                      <w:top w:val="none" w:sz="0" w:space="0" w:color="000000"/>
+                      <w:left w:val="none" w:sz="0" w:space="0" w:color="000000"/>
+                      <w:right w:val="none" w:sz="0" w:space="0" w:color="000000"/>
+                    </w:pBdr>
+                    <w:spacing w:after="100" w:before="100" w:line="240"/>
+                    <w:ind w:left="100" w:right="100" w:firstLine="0" w:firstLineChars="0"/>
+                    <w:rPr>
+                      <w:rFonts w:ascii="Arial" w:hAnsi="Arial" w:eastAsia="Arial" w:cs="Arial"/>
+                      <w:i w:val="false"/>
+                      <w:b w:val="false"/>
+                      <w:u w:val="none"/>
+                      <w:strike w:val="false"/>
+                      <w:sz w:val="20"/>
+                      <w:szCs w:val="20"/>
+                      <w:color w:val="000000"/>
+                    </w:rPr>
+                  </w:pPr>
+                  <w:r xmlns:w="http://schemas.openxmlformats.org/wordprocessingml/2006/main" xmlns:wp="http://schemas.openxmlformats.org/drawingml/2006/wordprocessingDrawing" xmlns:r="http://schemas.openxmlformats.org/officeDocument/2006/relationships" xmlns:w14="http://schemas.microsoft.com/office/word/2010/wordml">
+                    <w:rPr>
+                      <w:rFonts w:ascii="Arial" w:hAnsi="Arial" w:eastAsia="Arial" w:cs="Arial"/>
+                      <w:i w:val="false"/>
+                      <w:b w:val="false"/>
+                      <w:u w:val="none"/>
+                      <w:strike w:val="false"/>
+                      <w:sz w:val="20"/>
+                      <w:szCs w:val="20"/>
+                      <w:color w:val="000000"/>
+                    </w:rPr>
+                    <w:t xml:space="preserve">0.05</w:t>
+                  </w:r>
+                </w:p>
+              </w:tc>
+            </w:tr>
+            <w:tr>
+              <w:trPr>
+                <w:trHeight w:val="599" w:hRule="auto"/>
+              </w:trPr>
+              <w:tc>
+                <w:tcPr>
+                  <w:vMerge/>
+                  <w:tcBorders>
+                    <w:bottom w:val="single" w:sz="12" w:space="0" w:color="666666"/>
+                    <w:top w:val="none" w:sz="0" w:space="0" w:color="000000"/>
+                    <w:left w:val="none" w:sz="0" w:space="0" w:color="000000"/>
+                    <w:right w:val="none" w:sz="0" w:space="0" w:color="000000"/>
+                  </w:tcBorders>
+                  <w:shd w:val="clear" w:color="auto" w:fill="FFFFFF"/>
+                  <w:tcMar>
+                    <w:top w:w="0" w:type="dxa"/>
+                    <w:bottom w:w="0" w:type="dxa"/>
+                    <w:left w:w="0" w:type="dxa"/>
+                    <w:right w:w="0" w:type="dxa"/>
+                  </w:tcMar>
+                  <w:vAlign w:val="top"/>
+                </w:tcPr>
+                <w:p>
+                  <w:pPr>
+                    <w:jc w:val="left"/>
+                    <w:pBdr>
+                      <w:bottom w:val="none" w:sz="0" w:space="0" w:color="000000"/>
+                      <w:top w:val="none" w:sz="0" w:space="0" w:color="000000"/>
+                      <w:left w:val="none" w:sz="0" w:space="0" w:color="000000"/>
+                      <w:right w:val="none" w:sz="0" w:space="0" w:color="000000"/>
+                    </w:pBdr>
+                    <w:spacing w:after="100" w:before="100" w:line="240"/>
+                    <w:ind w:left="100" w:right="100" w:firstLine="0" w:firstLineChars="0"/>
+                    <w:rPr>
+                      <w:rFonts w:ascii="Arial" w:hAnsi="Arial" w:eastAsia="Arial" w:cs="Arial"/>
+                      <w:i w:val="false"/>
+                      <w:b w:val="false"/>
+                      <w:u w:val="none"/>
+                      <w:strike w:val="false"/>
+                      <w:sz w:val="20"/>
+                      <w:szCs w:val="20"/>
+                      <w:color w:val="000000"/>
+                    </w:rPr>
+                  </w:pPr>
+                </w:p>
+              </w:tc>
+              <w:tc>
+                <w:tcPr>
+                  <w:tcBorders>
+                    <w:bottom w:val="single" w:sz="12" w:space="0" w:color="666666"/>
+                    <w:top w:val="none" w:sz="0" w:space="0" w:color="000000"/>
+                    <w:left w:val="none" w:sz="0" w:space="0" w:color="000000"/>
+                    <w:right w:val="none" w:sz="0" w:space="0" w:color="000000"/>
+                  </w:tcBorders>
+                  <w:shd w:val="clear" w:color="auto" w:fill="FFFFFF"/>
+                  <w:tcMar>
+                    <w:top w:w="0" w:type="dxa"/>
+                    <w:bottom w:w="0" w:type="dxa"/>
+                    <w:left w:w="0" w:type="dxa"/>
+                    <w:right w:w="0" w:type="dxa"/>
+                  </w:tcMar>
+                  <w:vAlign w:val="center"/>
+                </w:tcPr>
+                <w:p>
+                  <w:pPr>
+                    <w:jc w:val="left"/>
+                    <w:pBdr>
+                      <w:bottom w:val="none" w:sz="0" w:space="0" w:color="000000"/>
+                      <w:top w:val="none" w:sz="0" w:space="0" w:color="000000"/>
+                      <w:left w:val="none" w:sz="0" w:space="0" w:color="000000"/>
+                      <w:right w:val="none" w:sz="0" w:space="0" w:color="000000"/>
+                    </w:pBdr>
+                    <w:spacing w:after="100" w:before="100" w:line="240"/>
+                    <w:ind w:left="100" w:right="100" w:firstLine="0" w:firstLineChars="0"/>
+                    <w:rPr>
+                      <w:rFonts w:ascii="Arial" w:hAnsi="Arial" w:eastAsia="Arial" w:cs="Arial"/>
+                      <w:i w:val="false"/>
+                      <w:b w:val="false"/>
+                      <w:u w:val="none"/>
+                      <w:strike w:val="false"/>
+                      <w:sz w:val="20"/>
+                      <w:szCs w:val="20"/>
+                      <w:color w:val="000000"/>
+                    </w:rPr>
+                  </w:pPr>
+                  <w:r xmlns:w="http://schemas.openxmlformats.org/wordprocessingml/2006/main" xmlns:wp="http://schemas.openxmlformats.org/drawingml/2006/wordprocessingDrawing" xmlns:r="http://schemas.openxmlformats.org/officeDocument/2006/relationships" xmlns:w14="http://schemas.microsoft.com/office/word/2010/wordml">
+                    <w:rPr>
+                      <w:rFonts w:ascii="Arial" w:hAnsi="Arial" w:eastAsia="Arial" w:cs="Arial"/>
+                      <w:i w:val="false"/>
+                      <w:b w:val="false"/>
+                      <w:u w:val="none"/>
+                      <w:strike w:val="false"/>
+                      <w:sz w:val="20"/>
+                      <w:szCs w:val="20"/>
+                      <w:color w:val="000000"/>
+                    </w:rPr>
+                    <w:t xml:space="preserve">Thalassia</w:t>
+                  </w:r>
+                </w:p>
+              </w:tc>
+              <w:tc>
+                <w:tcPr>
+                  <w:tcBorders>
+                    <w:bottom w:val="single" w:sz="12" w:space="0" w:color="666666"/>
+                    <w:top w:val="none" w:sz="0" w:space="0" w:color="000000"/>
+                    <w:left w:val="none" w:sz="0" w:space="0" w:color="000000"/>
+                    <w:right w:val="none" w:sz="0" w:space="0" w:color="000000"/>
+                  </w:tcBorders>
+                  <w:shd w:val="clear" w:color="auto" w:fill="F3F5F4"/>
+                  <w:tcMar>
+                    <w:top w:w="0" w:type="dxa"/>
+                    <w:bottom w:w="0" w:type="dxa"/>
+                    <w:left w:w="0" w:type="dxa"/>
+                    <w:right w:w="0" w:type="dxa"/>
+                  </w:tcMar>
+                  <w:vAlign w:val="center"/>
+                </w:tcPr>
+                <w:p>
+                  <w:pPr>
+                    <w:jc w:val="center"/>
+                    <w:pBdr>
+                      <w:bottom w:val="none" w:sz="0" w:space="0" w:color="000000"/>
+                      <w:top w:val="none" w:sz="0" w:space="0" w:color="000000"/>
+                      <w:left w:val="none" w:sz="0" w:space="0" w:color="000000"/>
+                      <w:right w:val="none" w:sz="0" w:space="0" w:color="000000"/>
+                    </w:pBdr>
+                    <w:spacing w:after="100" w:before="100" w:line="240"/>
+                    <w:ind w:left="100" w:right="100" w:firstLine="0" w:firstLineChars="0"/>
+                    <w:rPr>
+                      <w:rFonts w:ascii="Arial" w:hAnsi="Arial" w:eastAsia="Arial" w:cs="Arial"/>
+                      <w:i w:val="false"/>
+                      <w:b w:val="false"/>
+                      <w:u w:val="none"/>
+                      <w:strike w:val="false"/>
+                      <w:sz w:val="20"/>
+                      <w:szCs w:val="20"/>
+                      <w:color w:val="000000"/>
+                    </w:rPr>
+                  </w:pPr>
+                  <w:r xmlns:w="http://schemas.openxmlformats.org/wordprocessingml/2006/main" xmlns:wp="http://schemas.openxmlformats.org/drawingml/2006/wordprocessingDrawing" xmlns:r="http://schemas.openxmlformats.org/officeDocument/2006/relationships" xmlns:w14="http://schemas.microsoft.com/office/word/2010/wordml">
+                    <w:rPr>
+                      <w:rFonts w:ascii="Arial" w:hAnsi="Arial" w:eastAsia="Arial" w:cs="Arial"/>
+                      <w:i w:val="false"/>
+                      <w:b w:val="false"/>
+                      <w:u w:val="none"/>
+                      <w:strike w:val="false"/>
+                      <w:sz w:val="20"/>
+                      <w:szCs w:val="20"/>
+                      <w:color w:val="000000"/>
+                    </w:rPr>
+                    <w:t xml:space="preserve">-0.00</w:t>
+                  </w:r>
+                </w:p>
+              </w:tc>
+              <w:tc>
+                <w:tcPr>
+                  <w:tcBorders>
+                    <w:bottom w:val="single" w:sz="12" w:space="0" w:color="666666"/>
+                    <w:top w:val="none" w:sz="0" w:space="0" w:color="000000"/>
+                    <w:left w:val="none" w:sz="0" w:space="0" w:color="000000"/>
+                    <w:right w:val="none" w:sz="0" w:space="0" w:color="000000"/>
+                  </w:tcBorders>
+                  <w:shd w:val="clear" w:color="auto" w:fill="F08976"/>
+                  <w:tcMar>
+                    <w:top w:w="0" w:type="dxa"/>
+                    <w:bottom w:w="0" w:type="dxa"/>
+                    <w:left w:w="0" w:type="dxa"/>
+                    <w:right w:w="0" w:type="dxa"/>
+                  </w:tcMar>
+                  <w:vAlign w:val="center"/>
+                </w:tcPr>
+                <w:p>
+                  <w:pPr>
+                    <w:jc w:val="center"/>
+                    <w:pBdr>
+                      <w:bottom w:val="none" w:sz="0" w:space="0" w:color="000000"/>
+                      <w:top w:val="none" w:sz="0" w:space="0" w:color="000000"/>
+                      <w:left w:val="none" w:sz="0" w:space="0" w:color="000000"/>
+                      <w:right w:val="none" w:sz="0" w:space="0" w:color="000000"/>
+                    </w:pBdr>
+                    <w:spacing w:after="100" w:before="100" w:line="240"/>
+                    <w:ind w:left="100" w:right="100" w:firstLine="0" w:firstLineChars="0"/>
+                    <w:rPr>
+                      <w:rFonts w:ascii="Arial" w:hAnsi="Arial" w:eastAsia="Arial" w:cs="Arial"/>
+                      <w:i w:val="false"/>
+                      <w:b w:val="false"/>
+                      <w:u w:val="none"/>
+                      <w:strike w:val="false"/>
+                      <w:sz w:val="20"/>
+                      <w:szCs w:val="20"/>
+                      <w:color w:val="000000"/>
+                    </w:rPr>
+                  </w:pPr>
+                  <w:r xmlns:w="http://schemas.openxmlformats.org/wordprocessingml/2006/main" xmlns:wp="http://schemas.openxmlformats.org/drawingml/2006/wordprocessingDrawing" xmlns:r="http://schemas.openxmlformats.org/officeDocument/2006/relationships" xmlns:w14="http://schemas.microsoft.com/office/word/2010/wordml">
+                    <w:rPr>
+                      <w:rFonts w:ascii="Arial" w:hAnsi="Arial" w:eastAsia="Arial" w:cs="Arial"/>
+                      <w:i w:val="false"/>
+                      <w:b w:val="false"/>
+                      <w:u w:val="none"/>
+                      <w:strike w:val="false"/>
+                      <w:sz w:val="20"/>
+                      <w:szCs w:val="20"/>
+                      <w:color w:val="000000"/>
+                    </w:rPr>
+                    <w:t xml:space="preserve">0.13</w:t>
+                  </w:r>
+                </w:p>
+              </w:tc>
+              <w:tc>
+                <w:tcPr>
+                  <w:tcBorders>
+                    <w:bottom w:val="single" w:sz="12" w:space="0" w:color="666666"/>
+                    <w:top w:val="none" w:sz="0" w:space="0" w:color="000000"/>
+                    <w:left w:val="none" w:sz="0" w:space="0" w:color="000000"/>
+                    <w:right w:val="none" w:sz="0" w:space="0" w:color="000000"/>
+                  </w:tcBorders>
+                  <w:shd w:val="clear" w:color="auto" w:fill="E6EFE7"/>
+                  <w:tcMar>
+                    <w:top w:w="0" w:type="dxa"/>
+                    <w:bottom w:w="0" w:type="dxa"/>
+                    <w:left w:w="0" w:type="dxa"/>
+                    <w:right w:w="0" w:type="dxa"/>
+                  </w:tcMar>
+                  <w:vAlign w:val="center"/>
+                </w:tcPr>
+                <w:p>
+                  <w:pPr>
+                    <w:jc w:val="center"/>
+                    <w:pBdr>
+                      <w:bottom w:val="none" w:sz="0" w:space="0" w:color="000000"/>
+                      <w:top w:val="none" w:sz="0" w:space="0" w:color="000000"/>
+                      <w:left w:val="none" w:sz="0" w:space="0" w:color="000000"/>
+                      <w:right w:val="none" w:sz="0" w:space="0" w:color="000000"/>
+                    </w:pBdr>
+                    <w:spacing w:after="100" w:before="100" w:line="240"/>
+                    <w:ind w:left="100" w:right="100" w:firstLine="0" w:firstLineChars="0"/>
+                    <w:rPr>
+                      <w:rFonts w:ascii="Arial" w:hAnsi="Arial" w:eastAsia="Arial" w:cs="Arial"/>
+                      <w:i w:val="false"/>
+                      <w:b w:val="false"/>
+                      <w:u w:val="none"/>
+                      <w:strike w:val="false"/>
+                      <w:sz w:val="20"/>
+                      <w:szCs w:val="20"/>
+                      <w:color w:val="000000"/>
+                    </w:rPr>
+                  </w:pPr>
+                  <w:r xmlns:w="http://schemas.openxmlformats.org/wordprocessingml/2006/main" xmlns:wp="http://schemas.openxmlformats.org/drawingml/2006/wordprocessingDrawing" xmlns:r="http://schemas.openxmlformats.org/officeDocument/2006/relationships" xmlns:w14="http://schemas.microsoft.com/office/word/2010/wordml">
+                    <w:rPr>
+                      <w:rFonts w:ascii="Arial" w:hAnsi="Arial" w:eastAsia="Arial" w:cs="Arial"/>
+                      <w:i w:val="false"/>
+                      <w:b w:val="false"/>
+                      <w:u w:val="none"/>
+                      <w:strike w:val="false"/>
+                      <w:sz w:val="20"/>
+                      <w:szCs w:val="20"/>
+                      <w:color w:val="000000"/>
+                    </w:rPr>
+                    <w:t xml:space="preserve">-0.02</w:t>
+                  </w:r>
+                </w:p>
+              </w:tc>
+              <w:tc>
+                <w:tcPr>
+                  <w:tcBorders>
+                    <w:bottom w:val="single" w:sz="12" w:space="0" w:color="666666"/>
+                    <w:top w:val="none" w:sz="0" w:space="0" w:color="000000"/>
+                    <w:left w:val="none" w:sz="0" w:space="0" w:color="000000"/>
+                    <w:right w:val="none" w:sz="0" w:space="0" w:color="000000"/>
+                  </w:tcBorders>
+                  <w:shd w:val="clear" w:color="auto" w:fill="F8F2F1"/>
+                  <w:tcMar>
+                    <w:top w:w="0" w:type="dxa"/>
+                    <w:bottom w:w="0" w:type="dxa"/>
+                    <w:left w:w="0" w:type="dxa"/>
+                    <w:right w:w="0" w:type="dxa"/>
+                  </w:tcMar>
+                  <w:vAlign w:val="center"/>
+                </w:tcPr>
+                <w:p>
+                  <w:pPr>
+                    <w:jc w:val="center"/>
+                    <w:pBdr>
+                      <w:bottom w:val="none" w:sz="0" w:space="0" w:color="000000"/>
+                      <w:top w:val="none" w:sz="0" w:space="0" w:color="000000"/>
+                      <w:left w:val="none" w:sz="0" w:space="0" w:color="000000"/>
+                      <w:right w:val="none" w:sz="0" w:space="0" w:color="000000"/>
+                    </w:pBdr>
+                    <w:spacing w:after="100" w:before="100" w:line="240"/>
+                    <w:ind w:left="100" w:right="100" w:firstLine="0" w:firstLineChars="0"/>
+                    <w:rPr>
+                      <w:rFonts w:ascii="Arial" w:hAnsi="Arial" w:eastAsia="Arial" w:cs="Arial"/>
+                      <w:i w:val="false"/>
+                      <w:b w:val="false"/>
+                      <w:u w:val="none"/>
+                      <w:strike w:val="false"/>
+                      <w:sz w:val="20"/>
+                      <w:szCs w:val="20"/>
+                      <w:color w:val="000000"/>
+                    </w:rPr>
+                  </w:pPr>
+                  <w:r xmlns:w="http://schemas.openxmlformats.org/wordprocessingml/2006/main" xmlns:wp="http://schemas.openxmlformats.org/drawingml/2006/wordprocessingDrawing" xmlns:r="http://schemas.openxmlformats.org/officeDocument/2006/relationships" xmlns:w14="http://schemas.microsoft.com/office/word/2010/wordml">
+                    <w:rPr>
+                      <w:rFonts w:ascii="Arial" w:hAnsi="Arial" w:eastAsia="Arial" w:cs="Arial"/>
+                      <w:i w:val="false"/>
+                      <w:b w:val="false"/>
+                      <w:u w:val="none"/>
+                      <w:strike w:val="false"/>
+                      <w:sz w:val="20"/>
+                      <w:szCs w:val="20"/>
+                      <w:color w:val="000000"/>
+                    </w:rPr>
+                    <w:t xml:space="preserve">0.01</w:t>
+                  </w:r>
+                </w:p>
+              </w:tc>
+              <w:tc>
+                <w:tcPr>
+                  <w:tcBorders>
+                    <w:bottom w:val="single" w:sz="12" w:space="0" w:color="666666"/>
+                    <w:top w:val="none" w:sz="0" w:space="0" w:color="000000"/>
+                    <w:left w:val="none" w:sz="0" w:space="0" w:color="000000"/>
+                    <w:right w:val="none" w:sz="0" w:space="0" w:color="000000"/>
+                  </w:tcBorders>
+                  <w:shd w:val="clear" w:color="auto" w:fill="E3EEE5"/>
+                  <w:tcMar>
+                    <w:top w:w="0" w:type="dxa"/>
+                    <w:bottom w:w="0" w:type="dxa"/>
+                    <w:left w:w="0" w:type="dxa"/>
+                    <w:right w:w="0" w:type="dxa"/>
+                  </w:tcMar>
+                  <w:vAlign w:val="center"/>
+                </w:tcPr>
+                <w:p>
+                  <w:pPr>
+                    <w:jc w:val="center"/>
+                    <w:pBdr>
+                      <w:bottom w:val="none" w:sz="0" w:space="0" w:color="000000"/>
+                      <w:top w:val="none" w:sz="0" w:space="0" w:color="000000"/>
+                      <w:left w:val="none" w:sz="0" w:space="0" w:color="000000"/>
+                      <w:right w:val="none" w:sz="0" w:space="0" w:color="000000"/>
+                    </w:pBdr>
+                    <w:spacing w:after="100" w:before="100" w:line="240"/>
+                    <w:ind w:left="100" w:right="100" w:firstLine="0" w:firstLineChars="0"/>
+                    <w:rPr>
+                      <w:rFonts w:ascii="Arial" w:hAnsi="Arial" w:eastAsia="Arial" w:cs="Arial"/>
+                      <w:i w:val="false"/>
+                      <w:b w:val="false"/>
+                      <w:u w:val="none"/>
+                      <w:strike w:val="false"/>
+                      <w:sz w:val="20"/>
+                      <w:szCs w:val="20"/>
+                      <w:color w:val="000000"/>
+                    </w:rPr>
+                  </w:pPr>
+                  <w:r xmlns:w="http://schemas.openxmlformats.org/wordprocessingml/2006/main" xmlns:wp="http://schemas.openxmlformats.org/drawingml/2006/wordprocessingDrawing" xmlns:r="http://schemas.openxmlformats.org/officeDocument/2006/relationships" xmlns:w14="http://schemas.microsoft.com/office/word/2010/wordml">
+                    <w:rPr>
+                      <w:rFonts w:ascii="Arial" w:hAnsi="Arial" w:eastAsia="Arial" w:cs="Arial"/>
+                      <w:i w:val="false"/>
+                      <w:b w:val="false"/>
+                      <w:u w:val="none"/>
+                      <w:strike w:val="false"/>
+                      <w:sz w:val="20"/>
+                      <w:szCs w:val="20"/>
+                      <w:color w:val="000000"/>
+                    </w:rPr>
+                    <w:t xml:space="preserve">-0.02</w:t>
+                  </w:r>
+                </w:p>
+              </w:tc>
+              <w:tc>
+                <w:tcPr>
+                  <w:tcBorders>
+                    <w:bottom w:val="single" w:sz="12" w:space="0" w:color="666666"/>
+                    <w:top w:val="none" w:sz="0" w:space="0" w:color="000000"/>
+                    <w:left w:val="none" w:sz="0" w:space="0" w:color="000000"/>
+                    <w:right w:val="none" w:sz="0" w:space="0" w:color="000000"/>
+                  </w:tcBorders>
+                  <w:shd w:val="clear" w:color="auto" w:fill="F9BDB1"/>
+                  <w:tcMar>
+                    <w:top w:w="0" w:type="dxa"/>
+                    <w:bottom w:w="0" w:type="dxa"/>
+                    <w:left w:w="0" w:type="dxa"/>
+                    <w:right w:w="0" w:type="dxa"/>
+                  </w:tcMar>
+                  <w:vAlign w:val="center"/>
+                </w:tcPr>
+                <w:p>
+                  <w:pPr>
+                    <w:jc w:val="center"/>
+                    <w:pBdr>
+                      <w:bottom w:val="none" w:sz="0" w:space="0" w:color="000000"/>
+                      <w:top w:val="none" w:sz="0" w:space="0" w:color="000000"/>
+                      <w:left w:val="none" w:sz="0" w:space="0" w:color="000000"/>
+                      <w:right w:val="none" w:sz="0" w:space="0" w:color="000000"/>
+                    </w:pBdr>
+                    <w:spacing w:after="100" w:before="100" w:line="240"/>
+                    <w:ind w:left="100" w:right="100" w:firstLine="0" w:firstLineChars="0"/>
+                    <w:rPr>
+                      <w:rFonts w:ascii="Arial" w:hAnsi="Arial" w:eastAsia="Arial" w:cs="Arial"/>
+                      <w:i w:val="false"/>
+                      <w:b w:val="false"/>
+                      <w:u w:val="none"/>
+                      <w:strike w:val="false"/>
+                      <w:sz w:val="20"/>
+                      <w:szCs w:val="20"/>
+                      <w:color w:val="000000"/>
+                    </w:rPr>
+                  </w:pPr>
+                  <w:r xmlns:w="http://schemas.openxmlformats.org/wordprocessingml/2006/main" xmlns:wp="http://schemas.openxmlformats.org/drawingml/2006/wordprocessingDrawing" xmlns:r="http://schemas.openxmlformats.org/officeDocument/2006/relationships" xmlns:w14="http://schemas.microsoft.com/office/word/2010/wordml">
+                    <w:rPr>
+                      <w:rFonts w:ascii="Arial" w:hAnsi="Arial" w:eastAsia="Arial" w:cs="Arial"/>
+                      <w:i w:val="false"/>
+                      <w:b w:val="false"/>
+                      <w:u w:val="none"/>
+                      <w:strike w:val="false"/>
+                      <w:sz w:val="20"/>
+                      <w:szCs w:val="20"/>
+                      <w:color w:val="000000"/>
+                    </w:rPr>
+                    <w:t xml:space="preserve">0.07</w:t>
+                  </w:r>
+                </w:p>
+              </w:tc>
+            </w:tr>
+          </w:tbl>
+          <w:bookmarkEnd w:id="48"/>
+        </w:tc>
+      </w:tr>
+    </w:tbl>
+    <w:p>
+      <w:r>
+        <w:br w:type="page"/>
+      </w:r>
+    </w:p>
+    <w:bookmarkEnd w:id="49"/>
+    <w:bookmarkStart w:id="51" w:name="data-availability"/>
     <w:p>
       <w:pPr>
         <w:pStyle w:val="Heading2"/>
@@ -264,7 +8068,7 @@
       <w:r>
         <w:t xml:space="preserve"> </w:t>
       </w:r>
-      <w:hyperlink r:id="rId31">
+      <w:hyperlink r:id="rId50">
         <w:r>
           <w:rPr>
             <w:rStyle w:val="Hyperlink"/>
@@ -276,8 +8080,8 @@
         <w:t xml:space="preserve">.</w:t>
       </w:r>
     </w:p>
-    <w:bookmarkEnd w:id="32"/>
-    <w:bookmarkStart w:id="33" w:name="acknowledgments"/>
+    <w:bookmarkEnd w:id="51"/>
+    <w:bookmarkStart w:id="52" w:name="acknowledgments"/>
     <w:p>
       <w:pPr>
         <w:pStyle w:val="Heading2"/>
@@ -286,8 +8090,8 @@
         <w:t xml:space="preserve">Acknowledgments</w:t>
       </w:r>
     </w:p>
-    <w:bookmarkEnd w:id="33"/>
-    <w:bookmarkStart w:id="34" w:name="references"/>
+    <w:bookmarkEnd w:id="52"/>
+    <w:bookmarkStart w:id="53" w:name="references"/>
     <w:p>
       <w:pPr>
         <w:pStyle w:val="Heading2"/>
@@ -296,7 +8100,7 @@
         <w:t xml:space="preserve">References</w:t>
       </w:r>
     </w:p>
-    <w:bookmarkEnd w:id="34"/>
+    <w:bookmarkEnd w:id="53"/>
     <w:sectPr>
       <w:footerReference r:id="rId9" w:type="default"/>
       <w:pgSz w:h="15840" w:w="12240"/>
@@ -950,6 +8754,109 @@
       </w:pPr>
     </w:lvl>
   </w:abstractNum>
+  <w:abstractNum w:abstractNumId="991">
+    <w:nsid w:val="0000A991"/>
+    <w:multiLevelType w:val="multilevel"/>
+    <w:lvl w:ilvl="0">
+      <w:numFmt w:val="bullet"/>
+      <w:lvlText w:val=""/>
+      <w:lvlJc w:val="left"/>
+      <w:pPr>
+        <w:ind w:left="720" w:hanging="360"/>
+      </w:pPr>
+      <w:rPr>
+        <w:rFonts w:ascii="Symbol" w:hAnsi="Symbol" w:cs="Symbol" w:hint="default"/>
+      </w:rPr>
+    </w:lvl>
+    <w:lvl w:ilvl="1">
+      <w:numFmt w:val="bullet"/>
+      <w:lvlText w:val="o"/>
+      <w:lvlJc w:val="left"/>
+      <w:pPr>
+        <w:ind w:left="1440" w:hanging="360"/>
+      </w:pPr>
+      <w:rPr>
+        <w:rFonts w:ascii="Courier New" w:hAnsi="Courier New" w:cs="Courier New" w:hint="default"/>
+      </w:rPr>
+    </w:lvl>
+    <w:lvl w:ilvl="2">
+      <w:numFmt w:val="bullet"/>
+      <w:lvlText w:val=""/>
+      <w:lvlJc w:val="left"/>
+      <w:pPr>
+        <w:ind w:left="2160" w:hanging="360"/>
+      </w:pPr>
+      <w:rPr>
+        <w:rFonts w:ascii="Wingdings" w:hAnsi="Wingdings" w:cs="Wingdings" w:hint="default"/>
+      </w:rPr>
+    </w:lvl>
+    <w:lvl w:ilvl="3">
+      <w:numFmt w:val="bullet"/>
+      <w:lvlText w:val=""/>
+      <w:lvlJc w:val="left"/>
+      <w:pPr>
+        <w:ind w:left="2880" w:hanging="360"/>
+      </w:pPr>
+      <w:rPr>
+        <w:rFonts w:ascii="Symbol" w:hAnsi="Symbol" w:cs="Symbol" w:hint="default"/>
+      </w:rPr>
+    </w:lvl>
+    <w:lvl w:ilvl="4">
+      <w:numFmt w:val="bullet"/>
+      <w:lvlText w:val="o"/>
+      <w:lvlJc w:val="left"/>
+      <w:pPr>
+        <w:ind w:left="3600" w:hanging="360"/>
+      </w:pPr>
+      <w:rPr>
+        <w:rFonts w:ascii="Courier New" w:hAnsi="Courier New" w:cs="Courier New" w:hint="default"/>
+      </w:rPr>
+    </w:lvl>
+    <w:lvl w:ilvl="5">
+      <w:numFmt w:val="bullet"/>
+      <w:lvlText w:val=""/>
+      <w:lvlJc w:val="left"/>
+      <w:pPr>
+        <w:ind w:left="4320" w:hanging="360"/>
+      </w:pPr>
+      <w:rPr>
+        <w:rFonts w:ascii="Wingdings" w:hAnsi="Wingdings" w:cs="Wingdings" w:hint="default"/>
+      </w:rPr>
+    </w:lvl>
+    <w:lvl w:ilvl="6">
+      <w:numFmt w:val="bullet"/>
+      <w:lvlText w:val=""/>
+      <w:lvlJc w:val="left"/>
+      <w:pPr>
+        <w:ind w:left="5040" w:hanging="360"/>
+      </w:pPr>
+      <w:rPr>
+        <w:rFonts w:ascii="Symbol" w:hAnsi="Symbol" w:cs="Symbol" w:hint="default"/>
+      </w:rPr>
+    </w:lvl>
+    <w:lvl w:ilvl="7">
+      <w:numFmt w:val="bullet"/>
+      <w:lvlText w:val="o"/>
+      <w:lvlJc w:val="left"/>
+      <w:pPr>
+        <w:ind w:left="5760" w:hanging="360"/>
+      </w:pPr>
+      <w:rPr>
+        <w:rFonts w:ascii="Courier New" w:hAnsi="Courier New" w:cs="Courier New" w:hint="default"/>
+      </w:rPr>
+    </w:lvl>
+    <w:lvl w:ilvl="8">
+      <w:numFmt w:val="bullet"/>
+      <w:lvlText w:val=""/>
+      <w:lvlJc w:val="left"/>
+      <w:pPr>
+        <w:ind w:left="6480" w:hanging="360"/>
+      </w:pPr>
+      <w:rPr>
+        <w:rFonts w:ascii="Wingdings" w:hAnsi="Wingdings" w:cs="Wingdings" w:hint="default"/>
+      </w:rPr>
+    </w:lvl>
+  </w:abstractNum>
   <w:num w16cid:durableId="1044401467" w:numId="1">
     <w:abstractNumId w:val="1"/>
   </w:num>
@@ -991,6 +8898,9 @@
   </w:num>
   <w:num w:numId="1000">
     <w:abstractNumId w:val="990"/>
+  </w:num>
+  <w:num w:numId="1001">
+    <w:abstractNumId w:val="991"/>
   </w:num>
 </w:numbering>
 </file>

--- a/manu-draft.docx
+++ b/manu-draft.docx
@@ -517,7 +517,7 @@
               <w:pStyle w:val="ImageCaption"/>
             </w:pPr>
             <w:r>
-              <w:t xml:space="preserve">Fig. 2: Comparison of raw deviations (top row) and scores (bottom row) for each of three metrics to actual estimates following a leave-one-site-out analysis across all years. The values on the x-axis represent the newly calculated raw deviations or scores after removing one site for each of all sampling years, repeated until each site was removed once. The</w:t>
+              <w:t xml:space="preserve">Fig. 2: Comparison of raw deviations (top row) and scores (bottom row) for each of three metrics following a leave-one-site-out analysis across all years. The values on the y-axis represent the newly calculated raw deviations or scores after removing one site for each of all sampling years, repeated until each site was removed once. The x-axis shows the original full-sample value for comparison. Points are colored by year. The</w:t>
             </w:r>
             <w:r>
               <w:t xml:space="preserve"> </w:t>
@@ -531,7 +531,7 @@
               <w:t xml:space="preserve"> </w:t>
             </w:r>
             <w:r>
-              <w:t xml:space="preserve">values represent the correlations of the recalculated values after removing one site and the full values with all sites. The dotted lines are 1:1 relationships.</w:t>
+              <w:t xml:space="preserve">values represent the correlations between the recalculated values after removing one site and the full values with all sites. The dashed lines are 1:1 relationships.</w:t>
             </w:r>
           </w:p>
           <w:bookmarkEnd w:id="36"/>
@@ -615,7 +615,7 @@
               <w:pStyle w:val="ImageCaption"/>
             </w:pPr>
             <w:r>
-              <w:t xml:space="preserve">Fig. 3: Sensitivity of the calculated floor for the metric scores based on length of the calibration period. Different calibration periods of two to six years from the beginning of the period of record were evaluated. The black line is the mean floor for each year and metric. Score floors are jittered on the x-axis by year.</w:t>
+              <w:t xml:space="preserve">Fig. 3: Sensitivity of the calculated floor for the metric scores based on length of the calibration period. Different calibration periods of two to six years from the beginning of the period of record were evaluated and are shown by point color. The black line is the mean floor across calibration periods for each year and metric. Points are jittered on the x-axis within each year.</w:t>
             </w:r>
           </w:p>
           <w:bookmarkEnd w:id="40"/>
@@ -699,7 +699,7 @@
               <w:pStyle w:val="ImageCaption"/>
             </w:pPr>
             <w:r>
-              <w:t xml:space="preserve">Fig. 4: Results of mixed-effects models comparing group scores (top row) and absolute deviations (bottom row) over time. The models in the top row evaluate scores as a function of time with a random group effect, whereas the models in the bottom row evaluate the absolute deviations of the group values from the between group means with random effects for species and group. Solid lines show the overall group or group/species means and the dashed lines show individual effects for group or group/species. The bottom right plot did not have significant species or group effects and only the fit of absolute deviation over time is shown. None of the relationships are significant (ns: not significant).</w:t>
+              <w:t xml:space="preserve">Fig. 4: Results of mixed-effects models comparing group scores (top row) and absolute deviations (bottom row) over time. The models in the top row evaluate scores as a function of time with a random group effect, whereas the models in the bottom row evaluate the absolute deviation of each group’s reported value from the cross-group consensus (true) value, with random effects for species and group. Solid lines show the overall group or group/species means and the dashed lines show individual effects for group or group by species combinations. The bottom right plot (Short Shoot Density) is a singular fit with both species and group random-intercept variances estimated as zero, so only the fixed-effect trend is shown. None of the relationships are significant (ns: not significant).</w:t>
             </w:r>
           </w:p>
           <w:bookmarkEnd w:id="44"/>
@@ -1956,7 +1956,7 @@
               <w:pStyle w:val="ImageCaption"/>
             </w:pPr>
             <w:r>
-              <w:t xml:space="preserve">Table 2: Model summaries of absolute deviation trends over time (year) by metric, with species and group as crossed random intercepts. Units are specific to the metric (Abundance: category positions, Blade Length: cm, Short Shoot Density: percent difference).Group SD is the between group standard deviation and species SD is the between species standard deviation. R² is shown for the marginal (fixed effects only) and conditional (fixed and random) effects. Short Shoot Density is a singular fit (both random-intercept variances estimated as zero), so its conditional R² is undefined. AIC: Akaike Information Criterion.</w:t>
+              <w:t xml:space="preserve">Table 2: Model summaries of absolute deviation trends over time (year) by metric, with species and group as crossed random intercepts. Units are specific to the metric (Abundance: category positions, Blade Length: cm, Short Shoot Density: percent difference). Group SD is the between group standard deviation and species SD is the between species standard deviation. R² is shown for the marginal (fixed effects only) and conditional (fixed and random) effects. Short Shoot Density is a singular fit (both random-intercept variances estimated as zero), so its conditional R² is undefined. AIC: Akaike Information Criterion.</w:t>
             </w:r>
           </w:p>
           <w:tbl xmlns:w="http://schemas.openxmlformats.org/wordprocessingml/2006/main" xmlns:r="http://schemas.openxmlformats.org/officeDocument/2006/relationships" xmlns:w14="http://schemas.microsoft.com/office/word/2010/wordml" xmlns:wp="http://schemas.openxmlformats.org/drawingml/2006/wordprocessingDrawing" xmlns:a="http://schemas.openxmlformats.org/drawingml/2006/main" xmlns:pic="http://schemas.openxmlformats.org/drawingml/2006/picture">
@@ -3601,7 +3601,7 @@
               <w:pStyle w:val="ImageCaption"/>
             </w:pPr>
             <w:r>
-              <w:t xml:space="preserve">Table 3: Slopes of change over time (year) for raw absolute deviations of metrics, by species and training group (A-F). Colors diverge at zero within each metric (red increasing, green decreasing), with the domain scaled separately per metric since the units differ (Abundance: category positions, Blade Length: cm, Short Shoot Density: percent difference).</w:t>
+              <w:t xml:space="preserve">Table 3: Slopes of change over time (year) for raw absolute deviations of metrics, by species and training group (identities anonymized as A-F). Colors diverge at zero within each metric (red increasing, green decreasing), with the domain scaled separately per metric since the units differ (Abundance: category positions, Blade Length: cm, Short Shoot Density: percent difference).</w:t>
             </w:r>
           </w:p>
           <w:tbl xmlns:w="http://schemas.openxmlformats.org/wordprocessingml/2006/main" xmlns:r="http://schemas.openxmlformats.org/officeDocument/2006/relationships" xmlns:w14="http://schemas.microsoft.com/office/word/2010/wordml" xmlns:wp="http://schemas.openxmlformats.org/drawingml/2006/wordprocessingDrawing" xmlns:a="http://schemas.openxmlformats.org/drawingml/2006/main" xmlns:pic="http://schemas.openxmlformats.org/drawingml/2006/picture">

--- a/manu-draft.docx
+++ b/manu-draft.docx
@@ -229,7 +229,7 @@
       </w:r>
     </w:p>
     <w:bookmarkEnd w:id="25"/>
-    <w:bookmarkStart w:id="26" w:name="methods"/>
+    <w:bookmarkStart w:id="31" w:name="methods"/>
     <w:p>
       <w:pPr>
         <w:pStyle w:val="Heading2"/>
@@ -246,12 +246,181 @@
         <w:t xml:space="preserve">history of transect monitoring</w:t>
       </w:r>
     </w:p>
+    <w:bookmarkStart w:id="29" w:name="scoring"/>
+    <w:p>
+      <w:pPr>
+        <w:pStyle w:val="Heading3"/>
+      </w:pPr>
+      <w:r>
+        <w:t xml:space="preserve">2.1 Scoring</w:t>
+      </w:r>
+    </w:p>
+    <w:p>
+      <w:pPr>
+        <w:pStyle w:val="FirstParagraph"/>
+      </w:pPr>
+      <w:r>
+        <w:t xml:space="preserve">The scoring method was developed to compare consistency among groups that participated in the training each year, i.e., how closely a group’s results compared to the overall group mean in a given year. No single external ground truth exists, so precision was used as the basis of scoring. Additionally, the species list for a given year was based on corraboration, not unanimity across groups, such that a species was considered present if at least two groups noted its presence at a location. This allowed for the identification of both false positives and false negatives, both of which can penalize a group’s score.</w:t>
+      </w:r>
+    </w:p>
     <w:p>
       <w:pPr>
         <w:pStyle w:val="BodyText"/>
       </w:pPr>
       <w:r>
-        <w:t xml:space="preserve">note that we can’t run trend analyses on converted scores - these are always rescaled each year, since the primary goal is to serve as a motivating example each year. To assess trends, we really need to look at how avg raw differences have changed over time (see scratch.R).</w:t>
+        <w:t xml:space="preserve">All scores were first calculated at the smallest scale of species/metric/location, then scaled up to a metric/location score, then finally summed to a metric score. Three metric scores are assigned to each group for abundance, blade length, and density. The total score is a simple average of the metric scores. The entire process to score an individual group in a given year includes ten steps, as shown in</w:t>
+      </w:r>
+      <w:r>
+        <w:t xml:space="preserve"> </w:t>
+      </w:r>
+      <w:hyperlink w:anchor="fig-scoring_process">
+        <w:r>
+          <w:rPr>
+            <w:rStyle w:val="Hyperlink"/>
+          </w:rPr>
+          <w:t xml:space="preserve">Figure 1</w:t>
+        </w:r>
+      </w:hyperlink>
+      <w:r>
+        <w:t xml:space="preserve"> </w:t>
+      </w:r>
+      <w:r>
+        <w:t xml:space="preserve">and described in detail below.</w:t>
+      </w:r>
+    </w:p>
+    <w:bookmarkStart w:id="26" w:name="step-1-consensus-species-list"/>
+    <w:p>
+      <w:pPr>
+        <w:pStyle w:val="Heading4"/>
+      </w:pPr>
+      <w:r>
+        <w:t xml:space="preserve">2.1.1 Step 1: Consensus Species List</w:t>
+      </w:r>
+    </w:p>
+    <w:p>
+      <w:pPr>
+        <w:pStyle w:val="FirstParagraph"/>
+      </w:pPr>
+      <w:r>
+        <w:t xml:space="preserve">The first step requires identifying the consensus species that are present at each location. As noted above, a species was considered present at a location if identified by at least two groups. The species list could include both submerged aquatic vegetation (SAV or seagrass, typically</w:t>
+      </w:r>
+      <w:r>
+        <w:t xml:space="preserve"> </w:t>
+      </w:r>
+      <w:r>
+        <w:rPr>
+          <w:i/>
+          <w:iCs/>
+        </w:rPr>
+        <w:t xml:space="preserve">Halodule wrightii</w:t>
+      </w:r>
+      <w:r>
+        <w:t xml:space="preserve">,</w:t>
+      </w:r>
+      <w:r>
+        <w:t xml:space="preserve"> </w:t>
+      </w:r>
+      <w:r>
+        <w:rPr>
+          <w:i/>
+          <w:iCs/>
+        </w:rPr>
+        <w:t xml:space="preserve">Syringodium filiforme</w:t>
+      </w:r>
+      <w:r>
+        <w:t xml:space="preserve">, or</w:t>
+      </w:r>
+      <w:r>
+        <w:t xml:space="preserve"> </w:t>
+      </w:r>
+      <w:r>
+        <w:rPr>
+          <w:i/>
+          <w:iCs/>
+        </w:rPr>
+        <w:t xml:space="preserve">Thalassia testudinum</w:t>
+      </w:r>
+      <w:r>
+        <w:t xml:space="preserve">) or macroalgae (drift or attached, typically identified to species). By using corroboration as the basis for the species lists, species identified by only one group could be used to penalize a score as a false positive, whereas a species identified by at least two other groups but not another group also penalized the score as false negative.</w:t>
+      </w:r>
+    </w:p>
+    <w:bookmarkEnd w:id="26"/>
+    <w:bookmarkStart w:id="27" w:name="step-2-true-values"/>
+    <w:p>
+      <w:pPr>
+        <w:pStyle w:val="Heading4"/>
+      </w:pPr>
+      <w:r>
+        <w:t xml:space="preserve">2.1.2 Step 2: True Values</w:t>
+      </w:r>
+    </w:p>
+    <w:p>
+      <w:pPr>
+        <w:pStyle w:val="FirstParagraph"/>
+      </w:pPr>
+      <w:r>
+        <w:t xml:space="preserve">In this step, the</w:t>
+      </w:r>
+      <w:r>
+        <w:t xml:space="preserve"> </w:t>
+      </w:r>
+      <w:r>
+        <w:t xml:space="preserve">“true”</w:t>
+      </w:r>
+      <w:r>
+        <w:t xml:space="preserve"> </w:t>
+      </w:r>
+      <w:r>
+        <w:t xml:space="preserve">values are simply the cross-group means of the metrics for each species at each location. Although the averages are nominally true, they were not considered an absolute external ground truth since we acknowledge that no single group is perfect in their assessments. The true values are calculated only for the consensus species at each location. True values for abundance were estimated for all SAV and macroalgae species, whereas true values for blade length and short shoot density were calculated only for SAV. The abundance averages were based on the Braun-Blanquet values (0, 0.1, 0.5, 1, 2, 3, 4, or 5), which were snapped to the nearest value after averaging. Blade length and short shoot density were averaged in their native units (cm and shoots m</w:t>
+      </w:r>
+      <m:oMath>
+        <m:sSup>
+          <m:e>
+            <m:r>
+              <m:t>​</m:t>
+            </m:r>
+          </m:e>
+          <m:sup>
+            <m:r>
+              <m:rPr>
+                <m:sty m:val="p"/>
+              </m:rPr>
+              <m:t>−</m:t>
+            </m:r>
+            <m:r>
+              <m:t>2</m:t>
+            </m:r>
+          </m:sup>
+        </m:sSup>
+      </m:oMath>
+      <w:r>
+        <w:t xml:space="preserve">).</w:t>
+      </w:r>
+    </w:p>
+    <w:bookmarkEnd w:id="27"/>
+    <w:bookmarkStart w:id="28" w:name="Xe95b59c2e6333d2458f8932345195369f7baad0"/>
+    <w:p>
+      <w:pPr>
+        <w:pStyle w:val="Heading4"/>
+      </w:pPr>
+      <w:r>
+        <w:t xml:space="preserve">2.1.3 Step 3-6: Group Differences and Metric Scores</w:t>
+      </w:r>
+    </w:p>
+    <w:p>
+      <w:pPr>
+        <w:pStyle w:val="FirstParagraph"/>
+      </w:pPr>
+      <w:r>
+        <w:t xml:space="preserve">Steps 3-6 are repeated across species and metrics for a given group to combine results across each location. Specifically, results are first evaluated at each location to identify the species and metric differences from the true values, then the location values are combined using a weighted average to obtain species and metric scores. Weighting is used to discount or penalize scores based on variation in the true values. For example, scores are penalized for a group if all groups were more in agreement for a species and metric assessment, and vice versa. Similarly, false positives and missed species (false negatives) are also penalized in the abundance scores when combining scores across locations.</w:t>
+      </w:r>
+    </w:p>
+    <w:p>
+      <w:pPr>
+        <w:pStyle w:val="BodyText"/>
+      </w:pPr>
+      <w:r>
+        <w:t xml:space="preserve">In this</w:t>
       </w:r>
     </w:p>
     <w:p>
@@ -262,8 +431,28 @@
         <w:t xml:space="preserve">Sensitivity of the scoring method was evaluated two ways, the first assessing general sensitivity to the data used for the scoring and the second based on explicit decision for the year period used for defining the floor.</w:t>
       </w:r>
     </w:p>
-    <w:bookmarkEnd w:id="26"/>
-    <w:bookmarkStart w:id="27" w:name="results"/>
+    <w:bookmarkEnd w:id="28"/>
+    <w:bookmarkEnd w:id="29"/>
+    <w:bookmarkStart w:id="30" w:name="assessment-of-scores-over-time"/>
+    <w:p>
+      <w:pPr>
+        <w:pStyle w:val="Heading3"/>
+      </w:pPr>
+      <w:r>
+        <w:t xml:space="preserve">2.2 Assessment of scores over time</w:t>
+      </w:r>
+    </w:p>
+    <w:p>
+      <w:pPr>
+        <w:pStyle w:val="FirstParagraph"/>
+      </w:pPr>
+      <w:r>
+        <w:t xml:space="preserve">note that we can’t run trend analyses on converted scores - these are always rescaled each year, since the primary goal is to serve as a motivating example each year. To assess trends, we really need to look at how avg raw differences have changed over time (see scratch.R).</w:t>
+      </w:r>
+    </w:p>
+    <w:bookmarkEnd w:id="30"/>
+    <w:bookmarkEnd w:id="31"/>
+    <w:bookmarkStart w:id="32" w:name="results"/>
     <w:p>
       <w:pPr>
         <w:pStyle w:val="Heading2"/>
@@ -296,8 +485,8 @@
         <w:t xml:space="preserve">improving scores over time</w:t>
       </w:r>
     </w:p>
-    <w:bookmarkEnd w:id="27"/>
-    <w:bookmarkStart w:id="28" w:name="discussion"/>
+    <w:bookmarkEnd w:id="32"/>
+    <w:bookmarkStart w:id="33" w:name="discussion"/>
     <w:p>
       <w:pPr>
         <w:pStyle w:val="Heading2"/>
@@ -351,8 +540,8 @@
         <w:br w:type="page"/>
       </w:r>
     </w:p>
-    <w:bookmarkEnd w:id="28"/>
-    <w:bookmarkStart w:id="45" w:name="figures"/>
+    <w:bookmarkEnd w:id="33"/>
+    <w:bookmarkStart w:id="50" w:name="figures"/>
     <w:p>
       <w:pPr>
         <w:pStyle w:val="Heading2"/>
@@ -374,7 +563,7 @@
       <w:tr>
         <w:tc>
           <w:tcPr/>
-          <w:bookmarkStart w:id="32" w:name="fig-scoring_process"/>
+          <w:bookmarkStart w:id="37" w:name="fig-scoring_process"/>
           <w:p>
             <w:pPr>
               <w:pStyle w:val="Compact"/>
@@ -385,18 +574,18 @@
                 <wp:inline>
                   <wp:extent cx="5943600" cy="3962400"/>
                   <wp:effectExtent b="0" l="0" r="0" t="0"/>
-                  <wp:docPr descr="" title="" id="30" name="Picture"/>
+                  <wp:docPr descr="" title="" id="35" name="Picture"/>
                   <a:graphic>
                     <a:graphicData uri="http://schemas.openxmlformats.org/drawingml/2006/picture">
                       <pic:pic>
                         <pic:nvPicPr>
-                          <pic:cNvPr descr="figs/scoring_process.png" id="31" name="Picture"/>
+                          <pic:cNvPr descr="figs/scoring_process.png" id="36" name="Picture"/>
                           <pic:cNvPicPr>
                             <a:picLocks noChangeArrowheads="1" noChangeAspect="1"/>
                           </pic:cNvPicPr>
                         </pic:nvPicPr>
                         <pic:blipFill>
-                          <a:blip r:embed="rId29"/>
+                          <a:blip r:embed="rId34"/>
                           <a:stretch>
                             <a:fillRect/>
                           </a:stretch>
@@ -436,7 +625,7 @@
               <w:t xml:space="preserve">Fig. 1: Flowchart showing the scoring process from steps 1 to 10 for a single group in a given year. Step 3 involves all groups in the focal year and step 8 is a historical baseline from all groups for a set period of past trainings.</w:t>
             </w:r>
           </w:p>
-          <w:bookmarkEnd w:id="32"/>
+          <w:bookmarkEnd w:id="37"/>
         </w:tc>
       </w:tr>
     </w:tbl>
@@ -458,7 +647,7 @@
       <w:tr>
         <w:tc>
           <w:tcPr/>
-          <w:bookmarkStart w:id="36" w:name="fig-leaveoneout"/>
+          <w:bookmarkStart w:id="41" w:name="fig-leaveoneout"/>
           <w:p>
             <w:pPr>
               <w:pStyle w:val="Compact"/>
@@ -469,18 +658,18 @@
                 <wp:inline>
                   <wp:extent cx="5943600" cy="4457699"/>
                   <wp:effectExtent b="0" l="0" r="0" t="0"/>
-                  <wp:docPr descr="" title="" id="34" name="Picture"/>
+                  <wp:docPr descr="" title="" id="39" name="Picture"/>
                   <a:graphic>
                     <a:graphicData uri="http://schemas.openxmlformats.org/drawingml/2006/picture">
                       <pic:pic>
                         <pic:nvPicPr>
-                          <pic:cNvPr descr="figs/leaveoneout.png" id="35" name="Picture"/>
+                          <pic:cNvPr descr="figs/leaveoneout.png" id="40" name="Picture"/>
                           <pic:cNvPicPr>
                             <a:picLocks noChangeArrowheads="1" noChangeAspect="1"/>
                           </pic:cNvPicPr>
                         </pic:nvPicPr>
                         <pic:blipFill>
-                          <a:blip r:embed="rId33"/>
+                          <a:blip r:embed="rId38"/>
                           <a:stretch>
                             <a:fillRect/>
                           </a:stretch>
@@ -534,7 +723,7 @@
               <w:t xml:space="preserve">values represent the correlations between the recalculated values after removing one site and the full values with all sites. The dashed lines are 1:1 relationships.</w:t>
             </w:r>
           </w:p>
-          <w:bookmarkEnd w:id="36"/>
+          <w:bookmarkEnd w:id="41"/>
         </w:tc>
       </w:tr>
     </w:tbl>
@@ -556,7 +745,7 @@
       <w:tr>
         <w:tc>
           <w:tcPr/>
-          <w:bookmarkStart w:id="40" w:name="fig-calsens"/>
+          <w:bookmarkStart w:id="45" w:name="fig-calsens"/>
           <w:p>
             <w:pPr>
               <w:pStyle w:val="Compact"/>
@@ -567,18 +756,18 @@
                 <wp:inline>
                   <wp:extent cx="5504749" cy="5504749"/>
                   <wp:effectExtent b="0" l="0" r="0" t="0"/>
-                  <wp:docPr descr="" title="" id="38" name="Picture"/>
+                  <wp:docPr descr="" title="" id="43" name="Picture"/>
                   <a:graphic>
                     <a:graphicData uri="http://schemas.openxmlformats.org/drawingml/2006/picture">
                       <pic:pic>
                         <pic:nvPicPr>
-                          <pic:cNvPr descr="figs/calsens.png" id="39" name="Picture"/>
+                          <pic:cNvPr descr="figs/calsens.png" id="44" name="Picture"/>
                           <pic:cNvPicPr>
                             <a:picLocks noChangeArrowheads="1" noChangeAspect="1"/>
                           </pic:cNvPicPr>
                         </pic:nvPicPr>
                         <pic:blipFill>
-                          <a:blip r:embed="rId37"/>
+                          <a:blip r:embed="rId42"/>
                           <a:stretch>
                             <a:fillRect/>
                           </a:stretch>
@@ -618,7 +807,7 @@
               <w:t xml:space="preserve">Fig. 3: Sensitivity of the calculated floor for the metric scores based on length of the calibration period. Different calibration periods of two to six years from the beginning of the period of record were evaluated and are shown by point color. The black line is the mean floor across calibration periods for each year and metric. Points are jittered on the x-axis within each year.</w:t>
             </w:r>
           </w:p>
-          <w:bookmarkEnd w:id="40"/>
+          <w:bookmarkEnd w:id="45"/>
         </w:tc>
       </w:tr>
     </w:tbl>
@@ -640,7 +829,7 @@
       <w:tr>
         <w:tc>
           <w:tcPr/>
-          <w:bookmarkStart w:id="44" w:name="fig-scrdevmods"/>
+          <w:bookmarkStart w:id="49" w:name="fig-scrdevmods"/>
           <w:p>
             <w:pPr>
               <w:pStyle w:val="Compact"/>
@@ -651,18 +840,18 @@
                 <wp:inline>
                   <wp:extent cx="5943600" cy="3512127"/>
                   <wp:effectExtent b="0" l="0" r="0" t="0"/>
-                  <wp:docPr descr="" title="" id="42" name="Picture"/>
+                  <wp:docPr descr="" title="" id="47" name="Picture"/>
                   <a:graphic>
                     <a:graphicData uri="http://schemas.openxmlformats.org/drawingml/2006/picture">
                       <pic:pic>
                         <pic:nvPicPr>
-                          <pic:cNvPr descr="figs/scrdevmods.png" id="43" name="Picture"/>
+                          <pic:cNvPr descr="figs/scrdevmods.png" id="48" name="Picture"/>
                           <pic:cNvPicPr>
                             <a:picLocks noChangeArrowheads="1" noChangeAspect="1"/>
                           </pic:cNvPicPr>
                         </pic:nvPicPr>
                         <pic:blipFill>
-                          <a:blip r:embed="rId41"/>
+                          <a:blip r:embed="rId46"/>
                           <a:stretch>
                             <a:fillRect/>
                           </a:stretch>
@@ -702,7 +891,7 @@
               <w:t xml:space="preserve">Fig. 4: Results of mixed-effects models comparing group scores (top row) and absolute deviations (bottom row) over time. The models in the top row evaluate scores as a function of time with a random group effect, whereas the models in the bottom row evaluate the absolute deviation of each group’s reported value from the cross-group consensus (true) value, with random effects for species and group. Solid lines show the overall group or group/species means and the dashed lines show individual effects for group or group by species combinations. The bottom right plot (Short Shoot Density) is a singular fit with both species and group random-intercept variances estimated as zero, so only the fixed-effect trend is shown. None of the relationships are significant (ns: not significant).</w:t>
             </w:r>
           </w:p>
-          <w:bookmarkEnd w:id="44"/>
+          <w:bookmarkEnd w:id="49"/>
         </w:tc>
       </w:tr>
     </w:tbl>
@@ -711,8 +900,8 @@
         <w:br w:type="page"/>
       </w:r>
     </w:p>
-    <w:bookmarkEnd w:id="45"/>
-    <w:bookmarkStart w:id="49" w:name="tables"/>
+    <w:bookmarkEnd w:id="50"/>
+    <w:bookmarkStart w:id="54" w:name="tables"/>
     <w:p>
       <w:pPr>
         <w:pStyle w:val="Heading2"/>
@@ -734,7 +923,7 @@
       <w:tr>
         <w:tc>
           <w:tcPr/>
-          <w:bookmarkStart w:id="46" w:name="tbl-scrmodstab"/>
+          <w:bookmarkStart w:id="51" w:name="tbl-scrmodstab"/>
           <w:p>
             <w:pPr>
               <w:jc w:val="center"/>
@@ -1923,7 +2112,7 @@
               </w:tc>
             </w:tr>
           </w:tbl>
-          <w:bookmarkEnd w:id="46"/>
+          <w:bookmarkEnd w:id="51"/>
         </w:tc>
       </w:tr>
     </w:tbl>
@@ -1945,7 +2134,7 @@
       <w:tr>
         <w:tc>
           <w:tcPr/>
-          <w:bookmarkStart w:id="47" w:name="tbl-spmodstab"/>
+          <w:bookmarkStart w:id="52" w:name="tbl-spmodstab"/>
           <w:p>
             <w:pPr>
               <w:jc w:val="center"/>
@@ -3568,7 +3757,7 @@
               </w:tc>
             </w:tr>
           </w:tbl>
-          <w:bookmarkEnd w:id="47"/>
+          <w:bookmarkEnd w:id="52"/>
         </w:tc>
       </w:tr>
     </w:tbl>
@@ -3590,7 +3779,7 @@
       <w:tr>
         <w:tc>
           <w:tcPr/>
-          <w:bookmarkStart w:id="48" w:name="tbl-slopetab"/>
+          <w:bookmarkStart w:id="53" w:name="tbl-slopetab"/>
           <w:p>
             <w:pPr>
               <w:jc w:val="center"/>
@@ -8039,7 +8228,7 @@
               </w:tc>
             </w:tr>
           </w:tbl>
-          <w:bookmarkEnd w:id="48"/>
+          <w:bookmarkEnd w:id="53"/>
         </w:tc>
       </w:tr>
     </w:tbl>
@@ -8048,8 +8237,8 @@
         <w:br w:type="page"/>
       </w:r>
     </w:p>
-    <w:bookmarkEnd w:id="49"/>
-    <w:bookmarkStart w:id="51" w:name="data-availability"/>
+    <w:bookmarkEnd w:id="54"/>
+    <w:bookmarkStart w:id="56" w:name="data-availability"/>
     <w:p>
       <w:pPr>
         <w:pStyle w:val="Heading2"/>
@@ -8068,7 +8257,7 @@
       <w:r>
         <w:t xml:space="preserve"> </w:t>
       </w:r>
-      <w:hyperlink r:id="rId50">
+      <w:hyperlink r:id="rId55">
         <w:r>
           <w:rPr>
             <w:rStyle w:val="Hyperlink"/>
@@ -8080,8 +8269,8 @@
         <w:t xml:space="preserve">.</w:t>
       </w:r>
     </w:p>
-    <w:bookmarkEnd w:id="51"/>
-    <w:bookmarkStart w:id="52" w:name="acknowledgments"/>
+    <w:bookmarkEnd w:id="56"/>
+    <w:bookmarkStart w:id="57" w:name="acknowledgments"/>
     <w:p>
       <w:pPr>
         <w:pStyle w:val="Heading2"/>
@@ -8090,8 +8279,8 @@
         <w:t xml:space="preserve">Acknowledgments</w:t>
       </w:r>
     </w:p>
-    <w:bookmarkEnd w:id="52"/>
-    <w:bookmarkStart w:id="53" w:name="references"/>
+    <w:bookmarkEnd w:id="57"/>
+    <w:bookmarkStart w:id="58" w:name="references"/>
     <w:p>
       <w:pPr>
         <w:pStyle w:val="Heading2"/>
@@ -8100,7 +8289,7 @@
         <w:t xml:space="preserve">References</w:t>
       </w:r>
     </w:p>
-    <w:bookmarkEnd w:id="53"/>
+    <w:bookmarkEnd w:id="58"/>
     <w:sectPr>
       <w:footerReference r:id="rId9" w:type="default"/>
       <w:pgSz w:h="15840" w:w="12240"/>

--- a/manu-draft.docx
+++ b/manu-draft.docx
@@ -260,7 +260,7 @@
         <w:pStyle w:val="FirstParagraph"/>
       </w:pPr>
       <w:r>
-        <w:t xml:space="preserve">The scoring method was developed to compare consistency among groups that participated in the training each year, i.e., how closely a group’s results compared to the overall group mean in a given year. No single external ground truth exists, so precision was used as the basis of scoring. Additionally, the species list for a given year was based on corraboration, not unanimity across groups, such that a species was considered present if at least two groups noted its presence at a location. This allowed for the identification of both false positives and false negatives, both of which can penalize a group’s score.</w:t>
+        <w:t xml:space="preserve">The scoring method was developed to compare consistency among groups that participated in the training each year, i.e., how closely a group’s results compared to the overall group mean in a given year. No single external ground truth exists, so precision was used as the basis of scoring. Additionally, the species list for a given year was based on corraboration, not unanimity across groups, such that a species was considered present if at least two groups found it at a location. This allowed for the identification of both false positives and false negatives, both of which can penalize a group’s score as described below.</w:t>
       </w:r>
     </w:p>
     <w:p>
@@ -268,7 +268,7 @@
         <w:pStyle w:val="BodyText"/>
       </w:pPr>
       <w:r>
-        <w:t xml:space="preserve">All scores were first calculated at the smallest scale of species/metric/location, then scaled up to a metric/location score, then finally summed to a metric score. Three metric scores are assigned to each group for abundance, blade length, and density. The total score is a simple average of the metric scores. The entire process to score an individual group in a given year includes ten steps, as shown in</w:t>
+        <w:t xml:space="preserve">All scores were first calculated at the smallest scale of species/metric/location, then scaled up to a metric/location score, then finally summed to a metric score. Three scores are assigned to each group for the abundance, blade length, and short shoot density metrics. The total score is a simple average of the metric scores. The entire process to score an individual group in a given year includes ten steps, as shown in</w:t>
       </w:r>
       <w:r>
         <w:t xml:space="preserve"> </w:t>
@@ -359,7 +359,7 @@
         <w:pStyle w:val="FirstParagraph"/>
       </w:pPr>
       <w:r>
-        <w:t xml:space="preserve">In this step, the</w:t>
+        <w:t xml:space="preserve">The true values for the species metrics at each transect are then identified as the basis of comparison for each group in a given training year. In this step, the</w:t>
       </w:r>
       <w:r>
         <w:t xml:space="preserve"> </w:t>
@@ -371,7 +371,7 @@
         <w:t xml:space="preserve"> </w:t>
       </w:r>
       <w:r>
-        <w:t xml:space="preserve">values are simply the cross-group means of the metrics for each species at each location. Although the averages are nominally true, they were not considered an absolute external ground truth since we acknowledge that no single group is perfect in their assessments. The true values are calculated only for the consensus species at each location. True values for abundance were estimated for all SAV and macroalgae species, whereas true values for blade length and short shoot density were calculated only for SAV. The abundance averages were based on the Braun-Blanquet values (0, 0.1, 0.5, 1, 2, 3, 4, or 5), which were snapped to the nearest value after averaging. Blade length and short shoot density were averaged in their native units (cm and shoots m</w:t>
+        <w:t xml:space="preserve">values are simply the cross-group means of the metrics for each species at each location. Although the averages are nominally true, they were not considered an absolute external ground truth since we acknowledge that no single group is perfect in their assessments. The true values are calculated only for the consensus species at each location. True values for abundance were estimated for all SAV and macroalgae species, whereas true values for blade length and short shoot density were calculated only for SAV since these values are not recorded for macroalgae. The abundance averages were based on the Braun-Blanquet values (0, 0.1, 0.5, 1, 2, 3, 4, or 5), which were snapped to the nearest value after averaging. Blade length and short shoot density were averaged in their native units (cm and shoots m</w:t>
       </w:r>
       <m:oMath>
         <m:sSup>
@@ -412,7 +412,7 @@
         <w:pStyle w:val="FirstParagraph"/>
       </w:pPr>
       <w:r>
-        <w:t xml:space="preserve">Steps 3-6 are repeated across species and metrics for a given group to combine results across each location. Specifically, results are first evaluated at each location to identify the species and metric differences from the true values, then the location values are combined using a weighted average to obtain species and metric scores. Weighting is used to discount or penalize scores based on variation in the true values. For example, scores are penalized for a group if all groups were more in agreement for a species and metric assessment, and vice versa. Similarly, false positives and missed species (false negatives) are also penalized in the abundance scores when combining scores across locations.</w:t>
+        <w:t xml:space="preserve">Steps 3-6 are repeated across species and metrics for a given group to combine results across each location. Specifically, results are first evaluated at each location to identify the species and metric differences from the true values, then the location values are combined using a weighted average to obtain species and metric scores. Weighting is used to discount or penalize scores based on variation in the true values. For example, differences from the true values are penalized more heavily for a group if all groups were more in agreement for a species and metric assessment, and vice versa. Similarly, false positives and missed species (false negatives) are also penalized in the abundance scores when combining scores across locations. The mechanics of these differences, their penalties, and species weighting is described in detail below.</w:t>
       </w:r>
     </w:p>
     <w:p>
@@ -420,7 +420,300 @@
         <w:pStyle w:val="BodyText"/>
       </w:pPr>
       <w:r>
-        <w:t xml:space="preserve">In this</w:t>
+        <w:t xml:space="preserve">For these steps, differences in a group’s reported values from the true values are calculated two ways. For abundance and blade length, the difference</w:t>
+      </w:r>
+      <w:r>
+        <w:t xml:space="preserve"> </w:t>
+      </w:r>
+      <m:oMath>
+        <m:r>
+          <m:t>d</m:t>
+        </m:r>
+      </m:oMath>
+      <w:r>
+        <w:t xml:space="preserve"> </w:t>
+      </w:r>
+      <w:r>
+        <w:t xml:space="preserve">for species</w:t>
+      </w:r>
+      <w:r>
+        <w:t xml:space="preserve"> </w:t>
+      </w:r>
+      <m:oMath>
+        <m:r>
+          <m:t>s</m:t>
+        </m:r>
+      </m:oMath>
+      <w:r>
+        <w:t xml:space="preserve"> </w:t>
+      </w:r>
+      <w:r>
+        <w:t xml:space="preserve">at transect</w:t>
+      </w:r>
+      <w:r>
+        <w:t xml:space="preserve"> </w:t>
+      </w:r>
+      <m:oMath>
+        <m:r>
+          <m:t>t</m:t>
+        </m:r>
+      </m:oMath>
+      <w:r>
+        <w:t xml:space="preserve"> </w:t>
+      </w:r>
+      <w:r>
+        <w:t xml:space="preserve">is a simple subtraction:</w:t>
+      </w:r>
+    </w:p>
+    <w:p>
+      <w:pPr>
+        <w:pStyle w:val="BodyText"/>
+      </w:pPr>
+      <m:oMathPara>
+        <m:oMathParaPr>
+          <m:jc m:val="center"/>
+        </m:oMathParaPr>
+        <m:oMath>
+          <m:sSub>
+            <m:e>
+              <m:r>
+                <m:t>d</m:t>
+              </m:r>
+            </m:e>
+            <m:sub>
+              <m:r>
+                <m:t>s</m:t>
+              </m:r>
+              <m:r>
+                <m:rPr>
+                  <m:sty m:val="p"/>
+                </m:rPr>
+                <m:t>,</m:t>
+              </m:r>
+              <m:r>
+                <m:t>t</m:t>
+              </m:r>
+            </m:sub>
+          </m:sSub>
+          <m:r>
+            <m:rPr>
+              <m:sty m:val="p"/>
+            </m:rPr>
+            <m:t>=</m:t>
+          </m:r>
+          <m:r>
+            <m:rPr>
+              <m:nor/>
+              <m:sty m:val="p"/>
+            </m:rPr>
+            <m:t>reported</m:t>
+          </m:r>
+          <m:r>
+            <m:rPr>
+              <m:sty m:val="p"/>
+            </m:rPr>
+            <m:t>−</m:t>
+          </m:r>
+          <m:r>
+            <m:rPr>
+              <m:nor/>
+              <m:sty m:val="p"/>
+            </m:rPr>
+            <m:t>true</m:t>
+          </m:r>
+        </m:oMath>
+      </m:oMathPara>
+    </w:p>
+    <w:p>
+      <w:pPr>
+        <w:pStyle w:val="FirstParagraph"/>
+      </w:pPr>
+      <w:r>
+        <w:t xml:space="preserve">For short shoot density, the difference is a symmetric percent difference:</w:t>
+      </w:r>
+    </w:p>
+    <w:p>
+      <w:pPr>
+        <w:pStyle w:val="BodyText"/>
+      </w:pPr>
+      <m:oMathPara>
+        <m:oMathParaPr>
+          <m:jc m:val="center"/>
+        </m:oMathParaPr>
+        <m:oMath>
+          <m:sSub>
+            <m:e>
+              <m:r>
+                <m:t>d</m:t>
+              </m:r>
+            </m:e>
+            <m:sub>
+              <m:r>
+                <m:t>s</m:t>
+              </m:r>
+              <m:r>
+                <m:rPr>
+                  <m:sty m:val="p"/>
+                </m:rPr>
+                <m:t>,</m:t>
+              </m:r>
+              <m:r>
+                <m:t>t</m:t>
+              </m:r>
+            </m:sub>
+          </m:sSub>
+          <m:r>
+            <m:rPr>
+              <m:sty m:val="p"/>
+            </m:rPr>
+            <m:t>=</m:t>
+          </m:r>
+          <m:f>
+            <m:fPr>
+              <m:type m:val="bar"/>
+            </m:fPr>
+            <m:num>
+              <m:r>
+                <m:rPr>
+                  <m:nor/>
+                  <m:sty m:val="p"/>
+                </m:rPr>
+                <m:t>reported</m:t>
+              </m:r>
+              <m:r>
+                <m:rPr>
+                  <m:sty m:val="p"/>
+                </m:rPr>
+                <m:t>−</m:t>
+              </m:r>
+              <m:r>
+                <m:rPr>
+                  <m:nor/>
+                  <m:sty m:val="p"/>
+                </m:rPr>
+                <m:t>true</m:t>
+              </m:r>
+            </m:num>
+            <m:den>
+              <m:d>
+                <m:dPr>
+                  <m:begChr m:val="("/>
+                  <m:sepChr m:val=""/>
+                  <m:endChr m:val=")"/>
+                  <m:grow/>
+                </m:dPr>
+                <m:e>
+                  <m:r>
+                    <m:rPr>
+                      <m:nor/>
+                      <m:sty m:val="p"/>
+                    </m:rPr>
+                    <m:t>reported</m:t>
+                  </m:r>
+                  <m:r>
+                    <m:rPr>
+                      <m:sty m:val="p"/>
+                    </m:rPr>
+                    <m:t>+</m:t>
+                  </m:r>
+                  <m:r>
+                    <m:rPr>
+                      <m:nor/>
+                      <m:sty m:val="p"/>
+                    </m:rPr>
+                    <m:t>true</m:t>
+                  </m:r>
+                </m:e>
+              </m:d>
+              <m:r>
+                <m:rPr>
+                  <m:sty m:val="p"/>
+                </m:rPr>
+                <m:t>/</m:t>
+              </m:r>
+              <m:r>
+                <m:t>2</m:t>
+              </m:r>
+            </m:den>
+          </m:f>
+        </m:oMath>
+      </m:oMathPara>
+    </w:p>
+    <w:p>
+      <w:pPr>
+        <w:pStyle w:val="FirstParagraph"/>
+      </w:pPr>
+      <w:r>
+        <w:t xml:space="preserve">The symmetric percent difference was used for short shoot density because the magnitude of the difference varies with the magnitude of the raw measurements, which also varies by species (e.g.,</w:t>
+      </w:r>
+      <w:r>
+        <w:t xml:space="preserve"> </w:t>
+      </w:r>
+      <w:r>
+        <w:rPr>
+          <w:i/>
+          <w:iCs/>
+        </w:rPr>
+        <w:t xml:space="preserve">Halodule</w:t>
+      </w:r>
+      <w:r>
+        <w:t xml:space="preserve"> </w:t>
+      </w:r>
+      <w:r>
+        <w:t xml:space="preserve">short shoot density is typically higher than</w:t>
+      </w:r>
+      <w:r>
+        <w:t xml:space="preserve"> </w:t>
+      </w:r>
+      <w:r>
+        <w:rPr>
+          <w:i/>
+          <w:iCs/>
+        </w:rPr>
+        <w:t xml:space="preserve">Thalassia</w:t>
+      </w:r>
+      <w:r>
+        <w:t xml:space="preserve">). The symmetric percent difference removes this correlation by providing a common scale for assessing the differences.</w:t>
+      </w:r>
+    </w:p>
+    <w:p>
+      <w:pPr>
+        <w:pStyle w:val="BodyText"/>
+      </w:pPr>
+      <w:r>
+        <w:t xml:space="preserve">For abundance, the differences are in ordinal category positions for the Braun-Blanquet estimates (e.g., integer values from zero to eight for the values 0, 0.1, 0.5, 1, 2, 3, 4, and 5). Using the ordinal category positions for the differences simply considers rank value differences since the actual abundance values differ between the categories, i.e., it was not desired to have different scales of comparison for low or high abundance estimates. For a given group, the</w:t>
+      </w:r>
+      <w:r>
+        <w:t xml:space="preserve"> </w:t>
+      </w:r>
+      <m:oMath>
+        <m:sSub>
+          <m:e>
+            <m:r>
+              <m:t>d</m:t>
+            </m:r>
+          </m:e>
+          <m:sub>
+            <m:r>
+              <m:t>s</m:t>
+            </m:r>
+            <m:r>
+              <m:rPr>
+                <m:sty m:val="p"/>
+              </m:rPr>
+              <m:t>,</m:t>
+            </m:r>
+            <m:r>
+              <m:t>t</m:t>
+            </m:r>
+          </m:sub>
+        </m:sSub>
+      </m:oMath>
+      <w:r>
+        <w:t xml:space="preserve"> </w:t>
+      </w:r>
+      <w:r>
+        <w:t xml:space="preserve">values for abundance are esimates for each species and transect using the consensus species list at that location. If a group missed a species, it is assigned a zero, where as a false positive is given a value of 1 since</w:t>
       </w:r>
     </w:p>
     <w:p>

--- a/manu-draft.docx
+++ b/manu-draft.docx
@@ -229,7 +229,7 @@
       </w:r>
     </w:p>
     <w:bookmarkEnd w:id="25"/>
-    <w:bookmarkStart w:id="31" w:name="methods"/>
+    <w:bookmarkStart w:id="40" w:name="methods"/>
     <w:p>
       <w:pPr>
         <w:pStyle w:val="Heading2"/>
@@ -246,7 +246,7 @@
         <w:t xml:space="preserve">history of transect monitoring</w:t>
       </w:r>
     </w:p>
-    <w:bookmarkStart w:id="29" w:name="scoring"/>
+    <w:bookmarkStart w:id="38" w:name="scoring"/>
     <w:p>
       <w:pPr>
         <w:pStyle w:val="Heading3"/>
@@ -398,13 +398,13 @@
       </w:r>
     </w:p>
     <w:bookmarkEnd w:id="27"/>
-    <w:bookmarkStart w:id="28" w:name="Xe95b59c2e6333d2458f8932345195369f7baad0"/>
+    <w:bookmarkStart w:id="33" w:name="X7ce9c454f7035f655e57d0e3165bed3be428e97"/>
     <w:p>
       <w:pPr>
         <w:pStyle w:val="Heading4"/>
       </w:pPr>
       <w:r>
-        <w:t xml:space="preserve">2.1.3 Step 3-6: Group Differences and Metric Scores</w:t>
+        <w:t xml:space="preserve">2.1.3 Steps 3-6: Group Differences and Species/Metric Scores</w:t>
       </w:r>
     </w:p>
     <w:p>
@@ -469,6 +469,7 @@
       <w:pPr>
         <w:pStyle w:val="BodyText"/>
       </w:pPr>
+      <w:bookmarkStart w:id="28" w:name="eq-dst1"/>
       <m:oMathPara>
         <m:oMathParaPr>
           <m:jc m:val="center"/>
@@ -521,8 +522,25 @@
             </m:rPr>
             <m:t>true</m:t>
           </m:r>
+          <m:r>
+            <m:t>  </m:t>
+          </m:r>
+          <m:d>
+            <m:dPr>
+              <m:begChr m:val="("/>
+              <m:sepChr m:val=""/>
+              <m:endChr m:val=")"/>
+              <m:grow/>
+            </m:dPr>
+            <m:e>
+              <m:r>
+                <m:t>1</m:t>
+              </m:r>
+            </m:e>
+          </m:d>
         </m:oMath>
       </m:oMathPara>
+      <w:bookmarkEnd w:id="28"/>
     </w:p>
     <w:p>
       <w:pPr>
@@ -536,6 +554,7 @@
       <w:pPr>
         <w:pStyle w:val="BodyText"/>
       </w:pPr>
+      <w:bookmarkStart w:id="29" w:name="eq-dst2"/>
       <m:oMathPara>
         <m:oMathParaPr>
           <m:jc m:val="center"/>
@@ -636,8 +655,25 @@
               </m:r>
             </m:den>
           </m:f>
+          <m:r>
+            <m:t>  </m:t>
+          </m:r>
+          <m:d>
+            <m:dPr>
+              <m:begChr m:val="("/>
+              <m:sepChr m:val=""/>
+              <m:endChr m:val=")"/>
+              <m:grow/>
+            </m:dPr>
+            <m:e>
+              <m:r>
+                <m:t>2</m:t>
+              </m:r>
+            </m:e>
+          </m:d>
         </m:oMath>
       </m:oMathPara>
+      <w:bookmarkEnd w:id="29"/>
     </w:p>
     <w:p>
       <w:pPr>
@@ -673,7 +709,24 @@
         <w:t xml:space="preserve">Thalassia</w:t>
       </w:r>
       <w:r>
-        <w:t xml:space="preserve">). The symmetric percent difference removes this correlation by providing a common scale for assessing the differences.</w:t>
+        <w:t xml:space="preserve">). The symmetric percent difference removes this correlation by providing a common scale for assessing the differences. Initial analyses also verified that blade length was not susceptible to this bias and</w:t>
+      </w:r>
+      <w:r>
+        <w:t xml:space="preserve"> </w:t>
+      </w:r>
+      <w:hyperlink w:anchor="eq-dst1">
+        <w:r>
+          <w:rPr>
+            <w:rStyle w:val="Hyperlink"/>
+          </w:rPr>
+          <w:t xml:space="preserve">Equation 1</w:t>
+        </w:r>
+      </w:hyperlink>
+      <w:r>
+        <w:t xml:space="preserve"> </w:t>
+      </w:r>
+      <w:r>
+        <w:t xml:space="preserve">was used for the differences.</w:t>
       </w:r>
     </w:p>
     <w:p>
@@ -713,7 +766,7 @@
         <w:t xml:space="preserve"> </w:t>
       </w:r>
       <w:r>
-        <w:t xml:space="preserve">values for abundance are esimates for each species and transect using the consensus species list at that location. If a group missed a species, it is assigned a zero, where as a false positive is given a value of 1 since</w:t>
+        <w:t xml:space="preserve">values for abundance are estimates for each species and transect using the consensus species list at that location. If a group missed a species, it is assigned a zero, whereas a false positive is given a value of 1. As such, a missed species is penalized proportionally based on the true ordinal position that scales with group consensus. However, a false positive is only penalized by one ordinal category position since what category a group reports does not provide any information about whether the species was actually present. False positives or missed species only influenced the abundance metric and not blade length or short shoot density calculations since these metrics cannot be meaningfully penalized in the same manner as abundance.</w:t>
       </w:r>
     </w:p>
     <w:p>
@@ -721,65 +774,1089 @@
         <w:pStyle w:val="BodyText"/>
       </w:pPr>
       <w:r>
-        <w:t xml:space="preserve">Sensitivity of the scoring method was evaluated two ways, the first assessing general sensitivity to the data used for the scoring and the second based on explicit decision for the year period used for defining the floor.</w:t>
+        <w:t xml:space="preserve">After the species- and transect-level differences are determined, the differences for each metric are then summarized for each species across the transects. This summary used a weighted average where each species is assigned a weight based on the standard deviation of group estimates across the transects for each species. The intent of using the weights was to discount or penalize differences for each group by considering how similar or different the groups were in their assessments. Groups should not be penalized as heavily for large differences if all groups had variable estimates. Similarly, groups should be penalized more for large differences if all groups had more similar estimates. The species weights at each transect were determined as:</w:t>
       </w:r>
     </w:p>
-    <w:bookmarkEnd w:id="28"/>
-    <w:bookmarkEnd w:id="29"/>
-    <w:bookmarkStart w:id="30" w:name="assessment-of-scores-over-time"/>
     <w:p>
       <w:pPr>
-        <w:pStyle w:val="Heading3"/>
+        <w:pStyle w:val="BodyText"/>
       </w:pPr>
-      <w:r>
-        <w:t xml:space="preserve">2.2 Assessment of scores over time</w:t>
-      </w:r>
+      <w:bookmarkStart w:id="30" w:name="eq-weight"/>
+      <m:oMathPara>
+        <m:oMathParaPr>
+          <m:jc m:val="center"/>
+        </m:oMathParaPr>
+        <m:oMath>
+          <m:sSub>
+            <m:e>
+              <m:r>
+                <m:t>w</m:t>
+              </m:r>
+            </m:e>
+            <m:sub>
+              <m:r>
+                <m:t>s</m:t>
+              </m:r>
+              <m:r>
+                <m:rPr>
+                  <m:sty m:val="p"/>
+                </m:rPr>
+                <m:t>,</m:t>
+              </m:r>
+              <m:r>
+                <m:t>t</m:t>
+              </m:r>
+            </m:sub>
+          </m:sSub>
+          <m:r>
+            <m:rPr>
+              <m:sty m:val="p"/>
+            </m:rPr>
+            <m:t>=</m:t>
+          </m:r>
+          <m:f>
+            <m:fPr>
+              <m:type m:val="bar"/>
+            </m:fPr>
+            <m:num>
+              <m:r>
+                <m:t>1</m:t>
+              </m:r>
+            </m:num>
+            <m:den>
+              <m:r>
+                <m:t>1</m:t>
+              </m:r>
+              <m:r>
+                <m:rPr>
+                  <m:sty m:val="p"/>
+                </m:rPr>
+                <m:t>+</m:t>
+              </m:r>
+              <m:sSub>
+                <m:e>
+                  <m:r>
+                    <m:t>σ</m:t>
+                  </m:r>
+                </m:e>
+                <m:sub>
+                  <m:r>
+                    <m:t>s</m:t>
+                  </m:r>
+                  <m:r>
+                    <m:rPr>
+                      <m:sty m:val="p"/>
+                    </m:rPr>
+                    <m:t>,</m:t>
+                  </m:r>
+                  <m:r>
+                    <m:t>t</m:t>
+                  </m:r>
+                </m:sub>
+              </m:sSub>
+            </m:den>
+          </m:f>
+          <m:r>
+            <m:t>  </m:t>
+          </m:r>
+          <m:d>
+            <m:dPr>
+              <m:begChr m:val="("/>
+              <m:sepChr m:val=""/>
+              <m:endChr m:val=")"/>
+              <m:grow/>
+            </m:dPr>
+            <m:e>
+              <m:r>
+                <m:t>3</m:t>
+              </m:r>
+            </m:e>
+          </m:d>
+        </m:oMath>
+      </m:oMathPara>
+      <w:bookmarkEnd w:id="30"/>
     </w:p>
     <w:p>
       <w:pPr>
         <w:pStyle w:val="FirstParagraph"/>
       </w:pPr>
-      <w:r>
-        <w:t xml:space="preserve">note that we can’t run trend analyses on converted scores - these are always rescaled each year, since the primary goal is to serve as a motivating example each year. To assess trends, we really need to look at how avg raw differences have changed over time (see scratch.R).</w:t>
-      </w:r>
-    </w:p>
-    <w:bookmarkEnd w:id="30"/>
-    <w:bookmarkEnd w:id="31"/>
-    <w:bookmarkStart w:id="32" w:name="results"/>
-    <w:p>
-      <w:pPr>
-        <w:pStyle w:val="Heading2"/>
-      </w:pPr>
-      <w:r>
-        <w:t xml:space="preserve">3 Results</w:t>
-      </w:r>
+      <w:bookmarkStart w:id="31" w:name="eq-weightsd"/>
+      <m:oMathPara>
+        <m:oMathParaPr>
+          <m:jc m:val="center"/>
+        </m:oMathParaPr>
+        <m:oMath>
+          <m:sSub>
+            <m:e>
+              <m:r>
+                <m:t>σ</m:t>
+              </m:r>
+            </m:e>
+            <m:sub>
+              <m:r>
+                <m:t>s</m:t>
+              </m:r>
+              <m:r>
+                <m:rPr>
+                  <m:sty m:val="p"/>
+                </m:rPr>
+                <m:t>,</m:t>
+              </m:r>
+              <m:r>
+                <m:t>t</m:t>
+              </m:r>
+            </m:sub>
+          </m:sSub>
+          <m:r>
+            <m:rPr>
+              <m:sty m:val="p"/>
+            </m:rPr>
+            <m:t>=</m:t>
+          </m:r>
+          <m:r>
+            <m:rPr>
+              <m:nor/>
+              <m:sty m:val="p"/>
+            </m:rPr>
+            <m:t>SD</m:t>
+          </m:r>
+          <m:d>
+            <m:dPr>
+              <m:begChr m:val="("/>
+              <m:sepChr m:val=""/>
+              <m:endChr m:val=")"/>
+              <m:grow/>
+            </m:dPr>
+            <m:e>
+              <m:sSub>
+                <m:e>
+                  <m:r>
+                    <m:t>x</m:t>
+                  </m:r>
+                </m:e>
+                <m:sub>
+                  <m:r>
+                    <m:t>s</m:t>
+                  </m:r>
+                  <m:r>
+                    <m:rPr>
+                      <m:sty m:val="p"/>
+                    </m:rPr>
+                    <m:t>,</m:t>
+                  </m:r>
+                  <m:r>
+                    <m:t>t</m:t>
+                  </m:r>
+                </m:sub>
+              </m:sSub>
+            </m:e>
+          </m:d>
+          <m:r>
+            <m:t>  </m:t>
+          </m:r>
+          <m:d>
+            <m:dPr>
+              <m:begChr m:val="("/>
+              <m:sepChr m:val=""/>
+              <m:endChr m:val=")"/>
+              <m:grow/>
+            </m:dPr>
+            <m:e>
+              <m:r>
+                <m:t>4</m:t>
+              </m:r>
+            </m:e>
+          </m:d>
+        </m:oMath>
+      </m:oMathPara>
+      <w:bookmarkEnd w:id="31"/>
     </w:p>
     <w:p>
       <w:pPr>
         <w:pStyle w:val="FirstParagraph"/>
       </w:pPr>
       <w:r>
-        <w:t xml:space="preserve">robustness of method - year period for calibration of score floor, leave one out</w:t>
+        <w:t xml:space="preserve">where the weight</w:t>
+      </w:r>
+      <w:r>
+        <w:t xml:space="preserve"> </w:t>
+      </w:r>
+      <m:oMath>
+        <m:r>
+          <m:t>w</m:t>
+        </m:r>
+      </m:oMath>
+      <w:r>
+        <w:t xml:space="preserve"> </w:t>
+      </w:r>
+      <w:r>
+        <w:t xml:space="preserve">for species</w:t>
+      </w:r>
+      <w:r>
+        <w:t xml:space="preserve"> </w:t>
+      </w:r>
+      <m:oMath>
+        <m:r>
+          <m:t>s</m:t>
+        </m:r>
+      </m:oMath>
+      <w:r>
+        <w:t xml:space="preserve"> </w:t>
+      </w:r>
+      <w:r>
+        <w:t xml:space="preserve">at transect</w:t>
+      </w:r>
+      <w:r>
+        <w:t xml:space="preserve"> </w:t>
+      </w:r>
+      <m:oMath>
+        <m:r>
+          <m:t>t</m:t>
+        </m:r>
+      </m:oMath>
+      <w:r>
+        <w:t xml:space="preserve"> </w:t>
+      </w:r>
+      <w:r>
+        <w:t xml:space="preserve">is simply the standard deviation</w:t>
+      </w:r>
+      <w:r>
+        <w:t xml:space="preserve"> </w:t>
+      </w:r>
+      <m:oMath>
+        <m:r>
+          <m:rPr>
+            <m:nor/>
+            <m:sty m:val="p"/>
+          </m:rPr>
+          <m:t>SD</m:t>
+        </m:r>
+      </m:oMath>
+      <w:r>
+        <w:t xml:space="preserve"> </w:t>
+      </w:r>
+      <w:r>
+        <w:t xml:space="preserve">of estimates across all groups for that sepcies at that transect (</w:t>
+      </w:r>
+      <m:oMath>
+        <m:sSub>
+          <m:e>
+            <m:r>
+              <m:t>x</m:t>
+            </m:r>
+          </m:e>
+          <m:sub>
+            <m:r>
+              <m:t>s</m:t>
+            </m:r>
+            <m:r>
+              <m:rPr>
+                <m:sty m:val="p"/>
+              </m:rPr>
+              <m:t>,</m:t>
+            </m:r>
+            <m:r>
+              <m:t>t</m:t>
+            </m:r>
+          </m:sub>
+        </m:sSub>
+      </m:oMath>
+      <w:r>
+        <w:t xml:space="preserve">). The weighted average for the species and metric that combines the differences across transects is then:</w:t>
       </w:r>
     </w:p>
     <w:p>
       <w:pPr>
         <w:pStyle w:val="BodyText"/>
       </w:pPr>
-      <w:r>
-        <w:t xml:space="preserve">group scores</w:t>
+      <w:bookmarkStart w:id="32" w:name="eq-weightave"/>
+      <m:oMathPara>
+        <m:oMathParaPr>
+          <m:jc m:val="center"/>
+        </m:oMathParaPr>
+        <m:oMath>
+          <m:sSub>
+            <m:e>
+              <m:acc>
+                <m:accPr>
+                  <m:chr m:val="‾"/>
+                </m:accPr>
+                <m:e>
+                  <m:r>
+                    <m:t>d</m:t>
+                  </m:r>
+                </m:e>
+              </m:acc>
+            </m:e>
+            <m:sub>
+              <m:r>
+                <m:t>s</m:t>
+              </m:r>
+            </m:sub>
+          </m:sSub>
+          <m:r>
+            <m:rPr>
+              <m:sty m:val="p"/>
+            </m:rPr>
+            <m:t>=</m:t>
+          </m:r>
+          <m:f>
+            <m:fPr>
+              <m:type m:val="bar"/>
+            </m:fPr>
+            <m:num>
+              <m:nary>
+                <m:naryPr>
+                  <m:chr m:val="∑"/>
+                  <m:limLoc m:val="undOvr"/>
+                  <m:subHide m:val="off"/>
+                  <m:supHide m:val="off"/>
+                </m:naryPr>
+                <m:sub>
+                  <m:r>
+                    <m:t>t</m:t>
+                  </m:r>
+                  <m:r>
+                    <m:rPr>
+                      <m:sty m:val="p"/>
+                    </m:rPr>
+                    <m:t>=</m:t>
+                  </m:r>
+                  <m:r>
+                    <m:t>1</m:t>
+                  </m:r>
+                </m:sub>
+                <m:sup>
+                  <m:r>
+                    <m:t>T</m:t>
+                  </m:r>
+                </m:sup>
+                <m:e>
+                  <m:sSub>
+                    <m:e>
+                      <m:r>
+                        <m:t>w</m:t>
+                      </m:r>
+                    </m:e>
+                    <m:sub>
+                      <m:r>
+                        <m:t>s</m:t>
+                      </m:r>
+                      <m:r>
+                        <m:rPr>
+                          <m:sty m:val="p"/>
+                        </m:rPr>
+                        <m:t>,</m:t>
+                      </m:r>
+                      <m:r>
+                        <m:t>t</m:t>
+                      </m:r>
+                    </m:sub>
+                  </m:sSub>
+                </m:e>
+              </m:nary>
+              <m:r>
+                <m:t> </m:t>
+              </m:r>
+              <m:sSub>
+                <m:e>
+                  <m:r>
+                    <m:t>d</m:t>
+                  </m:r>
+                </m:e>
+                <m:sub>
+                  <m:r>
+                    <m:t>s</m:t>
+                  </m:r>
+                  <m:r>
+                    <m:rPr>
+                      <m:sty m:val="p"/>
+                    </m:rPr>
+                    <m:t>,</m:t>
+                  </m:r>
+                  <m:r>
+                    <m:t>t</m:t>
+                  </m:r>
+                </m:sub>
+              </m:sSub>
+            </m:num>
+            <m:den>
+              <m:nary>
+                <m:naryPr>
+                  <m:chr m:val="∑"/>
+                  <m:limLoc m:val="undOvr"/>
+                  <m:subHide m:val="off"/>
+                  <m:supHide m:val="off"/>
+                </m:naryPr>
+                <m:sub>
+                  <m:r>
+                    <m:t>t</m:t>
+                  </m:r>
+                  <m:r>
+                    <m:rPr>
+                      <m:sty m:val="p"/>
+                    </m:rPr>
+                    <m:t>=</m:t>
+                  </m:r>
+                  <m:r>
+                    <m:t>1</m:t>
+                  </m:r>
+                </m:sub>
+                <m:sup>
+                  <m:r>
+                    <m:t>T</m:t>
+                  </m:r>
+                </m:sup>
+                <m:e>
+                  <m:sSub>
+                    <m:e>
+                      <m:r>
+                        <m:t>w</m:t>
+                      </m:r>
+                    </m:e>
+                    <m:sub>
+                      <m:r>
+                        <m:t>s</m:t>
+                      </m:r>
+                      <m:r>
+                        <m:rPr>
+                          <m:sty m:val="p"/>
+                        </m:rPr>
+                        <m:t>,</m:t>
+                      </m:r>
+                      <m:r>
+                        <m:t>t</m:t>
+                      </m:r>
+                    </m:sub>
+                  </m:sSub>
+                </m:e>
+              </m:nary>
+            </m:den>
+          </m:f>
+          <m:r>
+            <m:t>  </m:t>
+          </m:r>
+          <m:d>
+            <m:dPr>
+              <m:begChr m:val="("/>
+              <m:sepChr m:val=""/>
+              <m:endChr m:val=")"/>
+              <m:grow/>
+            </m:dPr>
+            <m:e>
+              <m:r>
+                <m:t>5</m:t>
+              </m:r>
+            </m:e>
+          </m:d>
+        </m:oMath>
+      </m:oMathPara>
+      <w:bookmarkEnd w:id="32"/>
+    </w:p>
+    <w:p>
+      <w:pPr>
+        <w:pStyle w:val="FirstParagraph"/>
+      </w:pPr>
+      <w:r>
+        <w:t xml:space="preserve">where a group’s mean difference for a species</w:t>
+      </w:r>
+      <w:r>
+        <w:t xml:space="preserve"> </w:t>
+      </w:r>
+      <m:oMath>
+        <m:r>
+          <m:t>s</m:t>
+        </m:r>
+      </m:oMath>
+      <w:r>
+        <w:t xml:space="preserve"> </w:t>
+      </w:r>
+      <w:r>
+        <w:t xml:space="preserve">across transects</w:t>
+      </w:r>
+      <w:r>
+        <w:t xml:space="preserve"> </w:t>
+      </w:r>
+      <m:oMath>
+        <m:r>
+          <m:t>t</m:t>
+        </m:r>
+        <m:r>
+          <m:rPr>
+            <m:sty m:val="p"/>
+          </m:rPr>
+          <m:t>=</m:t>
+        </m:r>
+        <m:r>
+          <m:t>1</m:t>
+        </m:r>
+      </m:oMath>
+      <w:r>
+        <w:t xml:space="preserve"> </w:t>
+      </w:r>
+      <w:r>
+        <w:t xml:space="preserve">to</w:t>
+      </w:r>
+      <w:r>
+        <w:t xml:space="preserve"> </w:t>
+      </w:r>
+      <m:oMath>
+        <m:r>
+          <m:t>T</m:t>
+        </m:r>
+      </m:oMath>
+      <w:r>
+        <w:t xml:space="preserve"> </w:t>
+      </w:r>
+      <w:r>
+        <w:t xml:space="preserve">is the summation of the weights</w:t>
+      </w:r>
+      <w:r>
+        <w:t xml:space="preserve"> </w:t>
+      </w:r>
+      <m:oMath>
+        <m:sSub>
+          <m:e>
+            <m:r>
+              <m:t>w</m:t>
+            </m:r>
+          </m:e>
+          <m:sub>
+            <m:r>
+              <m:t>s</m:t>
+            </m:r>
+            <m:r>
+              <m:rPr>
+                <m:sty m:val="p"/>
+              </m:rPr>
+              <m:t>,</m:t>
+            </m:r>
+            <m:r>
+              <m:t>t</m:t>
+            </m:r>
+          </m:sub>
+        </m:sSub>
+      </m:oMath>
+      <w:r>
+        <w:t xml:space="preserve"> </w:t>
+      </w:r>
+      <w:r>
+        <w:t xml:space="preserve">multiplied by the differences</w:t>
+      </w:r>
+      <w:r>
+        <w:t xml:space="preserve"> </w:t>
+      </w:r>
+      <m:oMath>
+        <m:sSub>
+          <m:e>
+            <m:r>
+              <m:t>d</m:t>
+            </m:r>
+          </m:e>
+          <m:sub>
+            <m:r>
+              <m:t>s</m:t>
+            </m:r>
+            <m:r>
+              <m:rPr>
+                <m:sty m:val="p"/>
+              </m:rPr>
+              <m:t>,</m:t>
+            </m:r>
+            <m:r>
+              <m:t>t</m:t>
+            </m:r>
+          </m:sub>
+        </m:sSub>
+      </m:oMath>
+      <w:r>
+        <w:t xml:space="preserve">, then divided by the summation of the weights. This equation applies to each metric and species.</w:t>
+      </w:r>
+    </w:p>
+    <w:bookmarkEnd w:id="33"/>
+    <w:bookmarkStart w:id="35" w:name="step-7-metric-scores"/>
+    <w:p>
+      <w:pPr>
+        <w:pStyle w:val="Heading4"/>
+      </w:pPr>
+      <w:r>
+        <w:t xml:space="preserve">2.1.4 Step 7: Metric Scores</w:t>
+      </w:r>
+    </w:p>
+    <w:p>
+      <w:pPr>
+        <w:pStyle w:val="FirstParagraph"/>
+      </w:pPr>
+      <w:r>
+        <w:t xml:space="preserve">The next step is averaging the absolute differences across species to get the raw metric score:</w:t>
       </w:r>
     </w:p>
     <w:p>
       <w:pPr>
         <w:pStyle w:val="BodyText"/>
       </w:pPr>
+      <w:bookmarkStart w:id="34" w:name="eq-metscr"/>
+      <m:oMathPara>
+        <m:oMathParaPr>
+          <m:jc m:val="center"/>
+        </m:oMathParaPr>
+        <m:oMath>
+          <m:sSub>
+            <m:e>
+              <m:r>
+                <m:rPr>
+                  <m:nor/>
+                  <m:sty m:val="p"/>
+                </m:rPr>
+                <m:t>metric score</m:t>
+              </m:r>
+            </m:e>
+            <m:sub>
+              <m:r>
+                <m:rPr>
+                  <m:nor/>
+                  <m:sty m:val="p"/>
+                </m:rPr>
+                <m:t>raw</m:t>
+              </m:r>
+            </m:sub>
+          </m:sSub>
+          <m:r>
+            <m:rPr>
+              <m:sty m:val="p"/>
+            </m:rPr>
+            <m:t>=</m:t>
+          </m:r>
+          <m:f>
+            <m:fPr>
+              <m:type m:val="bar"/>
+            </m:fPr>
+            <m:num>
+              <m:r>
+                <m:t>1</m:t>
+              </m:r>
+            </m:num>
+            <m:den>
+              <m:r>
+                <m:t>S</m:t>
+              </m:r>
+            </m:den>
+          </m:f>
+          <m:nary>
+            <m:naryPr>
+              <m:chr m:val="∑"/>
+              <m:limLoc m:val="undOvr"/>
+              <m:subHide m:val="off"/>
+              <m:supHide m:val="on"/>
+            </m:naryPr>
+            <m:sub>
+              <m:r>
+                <m:t>s</m:t>
+              </m:r>
+            </m:sub>
+            <m:sup>
+              <m:r>
+                <m:t>​</m:t>
+              </m:r>
+            </m:sup>
+            <m:e>
+              <m:d>
+                <m:dPr>
+                  <m:begChr m:val="|"/>
+                  <m:sepChr m:val=""/>
+                  <m:endChr m:val="|"/>
+                  <m:grow/>
+                </m:dPr>
+                <m:e>
+                  <m:sSub>
+                    <m:e>
+                      <m:acc>
+                        <m:accPr>
+                          <m:chr m:val="‾"/>
+                        </m:accPr>
+                        <m:e>
+                          <m:r>
+                            <m:t>d</m:t>
+                          </m:r>
+                        </m:e>
+                      </m:acc>
+                    </m:e>
+                    <m:sub>
+                      <m:r>
+                        <m:t>s</m:t>
+                      </m:r>
+                    </m:sub>
+                  </m:sSub>
+                </m:e>
+              </m:d>
+            </m:e>
+          </m:nary>
+          <m:r>
+            <m:t>  </m:t>
+          </m:r>
+          <m:d>
+            <m:dPr>
+              <m:begChr m:val="("/>
+              <m:sepChr m:val=""/>
+              <m:endChr m:val=")"/>
+              <m:grow/>
+            </m:dPr>
+            <m:e>
+              <m:r>
+                <m:t>6</m:t>
+              </m:r>
+            </m:e>
+          </m:d>
+        </m:oMath>
+      </m:oMathPara>
+      <w:bookmarkEnd w:id="34"/>
+    </w:p>
+    <w:p>
+      <w:pPr>
+        <w:pStyle w:val="FirstParagraph"/>
+      </w:pPr>
+      <w:r>
+        <w:t xml:space="preserve">where</w:t>
+      </w:r>
+      <w:r>
+        <w:t xml:space="preserve"> </w:t>
+      </w:r>
+      <m:oMath>
+        <m:r>
+          <m:t>S</m:t>
+        </m:r>
+      </m:oMath>
+      <w:r>
+        <w:t xml:space="preserve"> </w:t>
+      </w:r>
+      <w:r>
+        <w:t xml:space="preserve">is the number of species each with</w:t>
+      </w:r>
+      <w:r>
+        <w:t xml:space="preserve"> </w:t>
+      </w:r>
+      <m:oMath>
+        <m:sSub>
+          <m:e>
+            <m:acc>
+              <m:accPr>
+                <m:chr m:val="‾"/>
+              </m:accPr>
+              <m:e>
+                <m:r>
+                  <m:t>d</m:t>
+                </m:r>
+              </m:e>
+            </m:acc>
+          </m:e>
+          <m:sub>
+            <m:r>
+              <m:t>s</m:t>
+            </m:r>
+          </m:sub>
+        </m:sSub>
+      </m:oMath>
+      <w:r>
+        <w:t xml:space="preserve">. No further weighting is used since species weights are already included in</w:t>
+      </w:r>
+      <w:r>
+        <w:t xml:space="preserve"> </w:t>
+      </w:r>
+      <m:oMath>
+        <m:sSub>
+          <m:e>
+            <m:acc>
+              <m:accPr>
+                <m:chr m:val="‾"/>
+              </m:accPr>
+              <m:e>
+                <m:r>
+                  <m:t>d</m:t>
+                </m:r>
+              </m:e>
+            </m:acc>
+          </m:e>
+          <m:sub>
+            <m:r>
+              <m:t>s</m:t>
+            </m:r>
+          </m:sub>
+        </m:sSub>
+      </m:oMath>
+      <w:r>
+        <w:t xml:space="preserve">. By the end of the process, there are three raw metric scores estimated for each group for abundance, blade length, and short shoot density.</w:t>
+      </w:r>
+    </w:p>
+    <w:bookmarkEnd w:id="35"/>
+    <w:bookmarkStart w:id="37" w:name="steps-8-10-final-scores"/>
+    <w:p>
+      <w:pPr>
+        <w:pStyle w:val="Heading4"/>
+      </w:pPr>
+      <w:r>
+        <w:t xml:space="preserve">2.1.5 Steps 8-10: Final scores</w:t>
+      </w:r>
+    </w:p>
+    <w:p>
+      <w:pPr>
+        <w:pStyle w:val="FirstParagraph"/>
+      </w:pPr>
+      <w:r>
+        <w:t xml:space="preserve">The last steps convert the raw metric scores to a conventional numeric grading scale and letter grades. At the simplest level, the distribution of the raw metric scores for a given metric across the groups is rescaled from 50 to 100 with the group having the largest difference receiving 50 and the group having the smallest difference receiving 100. However, this simple rescaling does not account for variation in the scores among the groups across years, since rescaling to the same 50-100 does not make sense when groups were similar one year but more divergent in another. To account for this, the minimum floor of the rescaling can be raised in years when groups were more similar, so that all groups receive an overall higher score. The floor for a metric in a given year is calculated as:</w:t>
+      </w:r>
+    </w:p>
+    <w:p>
+      <w:pPr>
+        <w:pStyle w:val="BodyText"/>
+      </w:pPr>
+      <w:bookmarkStart w:id="36" w:name="eq-flr"/>
+      <m:oMathPara>
+        <m:oMathParaPr>
+          <m:jc m:val="center"/>
+        </m:oMathParaPr>
+        <m:oMath>
+          <m:sSub>
+            <m:e>
+              <m:r>
+                <m:rPr>
+                  <m:nor/>
+                  <m:sty m:val="p"/>
+                </m:rPr>
+                <m:t>floor</m:t>
+              </m:r>
+            </m:e>
+            <m:sub>
+              <m:r>
+                <m:rPr>
+                  <m:nor/>
+                  <m:sty m:val="p"/>
+                </m:rPr>
+                <m:t>yr, met</m:t>
+              </m:r>
+            </m:sub>
+          </m:sSub>
+          <m:r>
+            <m:rPr>
+              <m:sty m:val="p"/>
+            </m:rPr>
+            <m:t>=</m:t>
+          </m:r>
+          <m:r>
+            <m:rPr>
+              <m:sty m:val="p"/>
+            </m:rPr>
+            <m:t>max</m:t>
+          </m:r>
+          <m:r>
+            <m:t>​</m:t>
+          </m:r>
+          <m:d>
+            <m:dPr>
+              <m:begChr m:val="("/>
+              <m:sepChr m:val=""/>
+              <m:endChr m:val=")"/>
+              <m:grow/>
+            </m:dPr>
+            <m:e>
+              <m:r>
+                <m:t>50</m:t>
+              </m:r>
+              <m:r>
+                <m:rPr>
+                  <m:sty m:val="p"/>
+                </m:rPr>
+                <m:t>,</m:t>
+              </m:r>
+              <m:r>
+                <m:t> </m:t>
+              </m:r>
+              <m:r>
+                <m:t>50</m:t>
+              </m:r>
+              <m:r>
+                <m:rPr>
+                  <m:sty m:val="p"/>
+                </m:rPr>
+                <m:t>+</m:t>
+              </m:r>
+              <m:d>
+                <m:dPr>
+                  <m:begChr m:val="("/>
+                  <m:sepChr m:val=""/>
+                  <m:endChr m:val=")"/>
+                  <m:grow/>
+                </m:dPr>
+                <m:e>
+                  <m:r>
+                    <m:t>1</m:t>
+                  </m:r>
+                  <m:r>
+                    <m:rPr>
+                      <m:sty m:val="p"/>
+                    </m:rPr>
+                    <m:t>−</m:t>
+                  </m:r>
+                  <m:f>
+                    <m:fPr>
+                      <m:type m:val="bar"/>
+                    </m:fPr>
+                    <m:num>
+                      <m:sSub>
+                        <m:e>
+                          <m:r>
+                            <m:rPr>
+                              <m:nor/>
+                              <m:sty m:val="p"/>
+                            </m:rPr>
+                            <m:t>SD</m:t>
+                          </m:r>
+                        </m:e>
+                        <m:sub>
+                          <m:r>
+                            <m:rPr>
+                              <m:nor/>
+                              <m:sty m:val="p"/>
+                            </m:rPr>
+                            <m:t>yr, met</m:t>
+                          </m:r>
+                        </m:sub>
+                      </m:sSub>
+                    </m:num>
+                    <m:den>
+                      <m:bar>
+                        <m:barPr>
+                          <m:pos m:val="top"/>
+                        </m:barPr>
+                        <m:e>
+                          <m:sSub>
+                            <m:e>
+                              <m:r>
+                                <m:rPr>
+                                  <m:nor/>
+                                  <m:sty m:val="p"/>
+                                </m:rPr>
+                                <m:t>SD</m:t>
+                              </m:r>
+                            </m:e>
+                            <m:sub>
+                              <m:r>
+                                <m:rPr>
+                                  <m:nor/>
+                                  <m:sty m:val="p"/>
+                                </m:rPr>
+                                <m:t>met</m:t>
+                              </m:r>
+                            </m:sub>
+                          </m:sSub>
+                        </m:e>
+                      </m:bar>
+                    </m:den>
+                  </m:f>
+                </m:e>
+              </m:d>
+              <m:r>
+                <m:rPr>
+                  <m:sty m:val="p"/>
+                </m:rPr>
+                <m:t>×</m:t>
+              </m:r>
+              <m:r>
+                <m:t>50</m:t>
+              </m:r>
+            </m:e>
+          </m:d>
+          <m:r>
+            <m:t>  </m:t>
+          </m:r>
+          <m:d>
+            <m:dPr>
+              <m:begChr m:val="("/>
+              <m:sepChr m:val=""/>
+              <m:endChr m:val=")"/>
+              <m:grow/>
+            </m:dPr>
+            <m:e>
+              <m:r>
+                <m:t>7</m:t>
+              </m:r>
+            </m:e>
+          </m:d>
+        </m:oMath>
+      </m:oMathPara>
+      <w:bookmarkEnd w:id="36"/>
+    </w:p>
+    <w:p>
+      <w:pPr>
+        <w:pStyle w:val="FirstParagraph"/>
+      </w:pPr>
+      <w:r>
+        <w:t xml:space="preserve">where</w:t>
+      </w:r>
+    </w:p>
+    <w:p>
+      <w:pPr>
+        <w:pStyle w:val="BodyText"/>
+      </w:pPr>
+      <w:r>
+        <w:t xml:space="preserve">Sensitivity of the scoring method was evaluated two ways, the first assessing general sensitivity to the data used for the scoring and the second based on explicit decision for the year period used for defining the floor.</w:t>
+      </w:r>
+    </w:p>
+    <w:bookmarkEnd w:id="37"/>
+    <w:bookmarkEnd w:id="38"/>
+    <w:bookmarkStart w:id="39" w:name="assessment-of-scores-over-time"/>
+    <w:p>
+      <w:pPr>
+        <w:pStyle w:val="Heading3"/>
+      </w:pPr>
+      <w:r>
+        <w:t xml:space="preserve">2.2 Assessment of scores over time</w:t>
+      </w:r>
+    </w:p>
+    <w:p>
+      <w:pPr>
+        <w:pStyle w:val="FirstParagraph"/>
+      </w:pPr>
+      <w:r>
+        <w:t xml:space="preserve">note that we can’t run trend analyses on converted scores - these are always rescaled each year, since the primary goal is to serve as a motivating example each year. To assess trends, we really need to look at how avg raw differences have changed over time (see scratch.R).</w:t>
+      </w:r>
+    </w:p>
+    <w:bookmarkEnd w:id="39"/>
+    <w:bookmarkEnd w:id="40"/>
+    <w:bookmarkStart w:id="41" w:name="results"/>
+    <w:p>
+      <w:pPr>
+        <w:pStyle w:val="Heading2"/>
+      </w:pPr>
+      <w:r>
+        <w:t xml:space="preserve">3 Results</w:t>
+      </w:r>
+    </w:p>
+    <w:p>
+      <w:pPr>
+        <w:pStyle w:val="FirstParagraph"/>
+      </w:pPr>
+      <w:r>
+        <w:t xml:space="preserve">robustness of method - year period for calibration of score floor, leave one out</w:t>
+      </w:r>
+    </w:p>
+    <w:p>
+      <w:pPr>
+        <w:pStyle w:val="BodyText"/>
+      </w:pPr>
+      <w:r>
+        <w:t xml:space="preserve">group scores</w:t>
+      </w:r>
+    </w:p>
+    <w:p>
+      <w:pPr>
+        <w:pStyle w:val="BodyText"/>
+      </w:pPr>
       <w:r>
         <w:t xml:space="preserve">improving scores over time</w:t>
       </w:r>
     </w:p>
-    <w:bookmarkEnd w:id="32"/>
-    <w:bookmarkStart w:id="33" w:name="discussion"/>
+    <w:bookmarkEnd w:id="41"/>
+    <w:bookmarkStart w:id="42" w:name="discussion"/>
     <w:p>
       <w:pPr>
         <w:pStyle w:val="Heading2"/>
@@ -833,8 +1910,8 @@
         <w:br w:type="page"/>
       </w:r>
     </w:p>
-    <w:bookmarkEnd w:id="33"/>
-    <w:bookmarkStart w:id="50" w:name="figures"/>
+    <w:bookmarkEnd w:id="42"/>
+    <w:bookmarkStart w:id="59" w:name="figures"/>
     <w:p>
       <w:pPr>
         <w:pStyle w:val="Heading2"/>
@@ -856,7 +1933,7 @@
       <w:tr>
         <w:tc>
           <w:tcPr/>
-          <w:bookmarkStart w:id="37" w:name="fig-scoring_process"/>
+          <w:bookmarkStart w:id="46" w:name="fig-scoring_process"/>
           <w:p>
             <w:pPr>
               <w:pStyle w:val="Compact"/>
@@ -867,18 +1944,18 @@
                 <wp:inline>
                   <wp:extent cx="5943600" cy="3962400"/>
                   <wp:effectExtent b="0" l="0" r="0" t="0"/>
-                  <wp:docPr descr="" title="" id="35" name="Picture"/>
+                  <wp:docPr descr="" title="" id="44" name="Picture"/>
                   <a:graphic>
                     <a:graphicData uri="http://schemas.openxmlformats.org/drawingml/2006/picture">
                       <pic:pic>
                         <pic:nvPicPr>
-                          <pic:cNvPr descr="figs/scoring_process.png" id="36" name="Picture"/>
+                          <pic:cNvPr descr="figs/scoring_process.png" id="45" name="Picture"/>
                           <pic:cNvPicPr>
                             <a:picLocks noChangeArrowheads="1" noChangeAspect="1"/>
                           </pic:cNvPicPr>
                         </pic:nvPicPr>
                         <pic:blipFill>
-                          <a:blip r:embed="rId34"/>
+                          <a:blip r:embed="rId43"/>
                           <a:stretch>
                             <a:fillRect/>
                           </a:stretch>
@@ -918,7 +1995,7 @@
               <w:t xml:space="preserve">Fig. 1: Flowchart showing the scoring process from steps 1 to 10 for a single group in a given year. Step 3 involves all groups in the focal year and step 8 is a historical baseline from all groups for a set period of past trainings.</w:t>
             </w:r>
           </w:p>
-          <w:bookmarkEnd w:id="37"/>
+          <w:bookmarkEnd w:id="46"/>
         </w:tc>
       </w:tr>
     </w:tbl>
@@ -940,7 +2017,7 @@
       <w:tr>
         <w:tc>
           <w:tcPr/>
-          <w:bookmarkStart w:id="41" w:name="fig-leaveoneout"/>
+          <w:bookmarkStart w:id="50" w:name="fig-leaveoneout"/>
           <w:p>
             <w:pPr>
               <w:pStyle w:val="Compact"/>
@@ -951,18 +2028,18 @@
                 <wp:inline>
                   <wp:extent cx="5943600" cy="4457699"/>
                   <wp:effectExtent b="0" l="0" r="0" t="0"/>
-                  <wp:docPr descr="" title="" id="39" name="Picture"/>
+                  <wp:docPr descr="" title="" id="48" name="Picture"/>
                   <a:graphic>
                     <a:graphicData uri="http://schemas.openxmlformats.org/drawingml/2006/picture">
                       <pic:pic>
                         <pic:nvPicPr>
-                          <pic:cNvPr descr="figs/leaveoneout.png" id="40" name="Picture"/>
+                          <pic:cNvPr descr="figs/leaveoneout.png" id="49" name="Picture"/>
                           <pic:cNvPicPr>
                             <a:picLocks noChangeArrowheads="1" noChangeAspect="1"/>
                           </pic:cNvPicPr>
                         </pic:nvPicPr>
                         <pic:blipFill>
-                          <a:blip r:embed="rId38"/>
+                          <a:blip r:embed="rId47"/>
                           <a:stretch>
                             <a:fillRect/>
                           </a:stretch>
@@ -1016,7 +2093,7 @@
               <w:t xml:space="preserve">values represent the correlations between the recalculated values after removing one site and the full values with all sites. The dashed lines are 1:1 relationships.</w:t>
             </w:r>
           </w:p>
-          <w:bookmarkEnd w:id="41"/>
+          <w:bookmarkEnd w:id="50"/>
         </w:tc>
       </w:tr>
     </w:tbl>
@@ -1038,7 +2115,7 @@
       <w:tr>
         <w:tc>
           <w:tcPr/>
-          <w:bookmarkStart w:id="45" w:name="fig-calsens"/>
+          <w:bookmarkStart w:id="54" w:name="fig-calsens"/>
           <w:p>
             <w:pPr>
               <w:pStyle w:val="Compact"/>
@@ -1049,18 +2126,18 @@
                 <wp:inline>
                   <wp:extent cx="5504749" cy="5504749"/>
                   <wp:effectExtent b="0" l="0" r="0" t="0"/>
-                  <wp:docPr descr="" title="" id="43" name="Picture"/>
+                  <wp:docPr descr="" title="" id="52" name="Picture"/>
                   <a:graphic>
                     <a:graphicData uri="http://schemas.openxmlformats.org/drawingml/2006/picture">
                       <pic:pic>
                         <pic:nvPicPr>
-                          <pic:cNvPr descr="figs/calsens.png" id="44" name="Picture"/>
+                          <pic:cNvPr descr="figs/calsens.png" id="53" name="Picture"/>
                           <pic:cNvPicPr>
                             <a:picLocks noChangeArrowheads="1" noChangeAspect="1"/>
                           </pic:cNvPicPr>
                         </pic:nvPicPr>
                         <pic:blipFill>
-                          <a:blip r:embed="rId42"/>
+                          <a:blip r:embed="rId51"/>
                           <a:stretch>
                             <a:fillRect/>
                           </a:stretch>
@@ -1100,7 +2177,7 @@
               <w:t xml:space="preserve">Fig. 3: Sensitivity of the calculated floor for the metric scores based on length of the calibration period. Different calibration periods of two to six years from the beginning of the period of record were evaluated and are shown by point color. The black line is the mean floor across calibration periods for each year and metric. Points are jittered on the x-axis within each year.</w:t>
             </w:r>
           </w:p>
-          <w:bookmarkEnd w:id="45"/>
+          <w:bookmarkEnd w:id="54"/>
         </w:tc>
       </w:tr>
     </w:tbl>
@@ -1122,7 +2199,7 @@
       <w:tr>
         <w:tc>
           <w:tcPr/>
-          <w:bookmarkStart w:id="49" w:name="fig-scrdevmods"/>
+          <w:bookmarkStart w:id="58" w:name="fig-scrdevmods"/>
           <w:p>
             <w:pPr>
               <w:pStyle w:val="Compact"/>
@@ -1133,18 +2210,18 @@
                 <wp:inline>
                   <wp:extent cx="5943600" cy="3512127"/>
                   <wp:effectExtent b="0" l="0" r="0" t="0"/>
-                  <wp:docPr descr="" title="" id="47" name="Picture"/>
+                  <wp:docPr descr="" title="" id="56" name="Picture"/>
                   <a:graphic>
                     <a:graphicData uri="http://schemas.openxmlformats.org/drawingml/2006/picture">
                       <pic:pic>
                         <pic:nvPicPr>
-                          <pic:cNvPr descr="figs/scrdevmods.png" id="48" name="Picture"/>
+                          <pic:cNvPr descr="figs/scrdevmods.png" id="57" name="Picture"/>
                           <pic:cNvPicPr>
                             <a:picLocks noChangeArrowheads="1" noChangeAspect="1"/>
                           </pic:cNvPicPr>
                         </pic:nvPicPr>
                         <pic:blipFill>
-                          <a:blip r:embed="rId46"/>
+                          <a:blip r:embed="rId55"/>
                           <a:stretch>
                             <a:fillRect/>
                           </a:stretch>
@@ -1184,7 +2261,7 @@
               <w:t xml:space="preserve">Fig. 4: Results of mixed-effects models comparing group scores (top row) and absolute deviations (bottom row) over time. The models in the top row evaluate scores as a function of time with a random group effect, whereas the models in the bottom row evaluate the absolute deviation of each group’s reported value from the cross-group consensus (true) value, with random effects for species and group. Solid lines show the overall group or group/species means and the dashed lines show individual effects for group or group by species combinations. The bottom right plot (Short Shoot Density) is a singular fit with both species and group random-intercept variances estimated as zero, so only the fixed-effect trend is shown. None of the relationships are significant (ns: not significant).</w:t>
             </w:r>
           </w:p>
-          <w:bookmarkEnd w:id="49"/>
+          <w:bookmarkEnd w:id="58"/>
         </w:tc>
       </w:tr>
     </w:tbl>
@@ -1193,8 +2270,8 @@
         <w:br w:type="page"/>
       </w:r>
     </w:p>
-    <w:bookmarkEnd w:id="50"/>
-    <w:bookmarkStart w:id="54" w:name="tables"/>
+    <w:bookmarkEnd w:id="59"/>
+    <w:bookmarkStart w:id="63" w:name="tables"/>
     <w:p>
       <w:pPr>
         <w:pStyle w:val="Heading2"/>
@@ -1216,7 +2293,7 @@
       <w:tr>
         <w:tc>
           <w:tcPr/>
-          <w:bookmarkStart w:id="51" w:name="tbl-scrmodstab"/>
+          <w:bookmarkStart w:id="60" w:name="tbl-scrmodstab"/>
           <w:p>
             <w:pPr>
               <w:jc w:val="center"/>
@@ -2405,7 +3482,7 @@
               </w:tc>
             </w:tr>
           </w:tbl>
-          <w:bookmarkEnd w:id="51"/>
+          <w:bookmarkEnd w:id="60"/>
         </w:tc>
       </w:tr>
     </w:tbl>
@@ -2427,7 +3504,7 @@
       <w:tr>
         <w:tc>
           <w:tcPr/>
-          <w:bookmarkStart w:id="52" w:name="tbl-spmodstab"/>
+          <w:bookmarkStart w:id="61" w:name="tbl-spmodstab"/>
           <w:p>
             <w:pPr>
               <w:jc w:val="center"/>
@@ -4050,7 +5127,7 @@
               </w:tc>
             </w:tr>
           </w:tbl>
-          <w:bookmarkEnd w:id="52"/>
+          <w:bookmarkEnd w:id="61"/>
         </w:tc>
       </w:tr>
     </w:tbl>
@@ -4072,7 +5149,7 @@
       <w:tr>
         <w:tc>
           <w:tcPr/>
-          <w:bookmarkStart w:id="53" w:name="tbl-slopetab"/>
+          <w:bookmarkStart w:id="62" w:name="tbl-slopetab"/>
           <w:p>
             <w:pPr>
               <w:jc w:val="center"/>
@@ -8521,7 +9598,7 @@
               </w:tc>
             </w:tr>
           </w:tbl>
-          <w:bookmarkEnd w:id="53"/>
+          <w:bookmarkEnd w:id="62"/>
         </w:tc>
       </w:tr>
     </w:tbl>
@@ -8530,8 +9607,8 @@
         <w:br w:type="page"/>
       </w:r>
     </w:p>
-    <w:bookmarkEnd w:id="54"/>
-    <w:bookmarkStart w:id="56" w:name="data-availability"/>
+    <w:bookmarkEnd w:id="63"/>
+    <w:bookmarkStart w:id="65" w:name="data-availability"/>
     <w:p>
       <w:pPr>
         <w:pStyle w:val="Heading2"/>
@@ -8550,7 +9627,7 @@
       <w:r>
         <w:t xml:space="preserve"> </w:t>
       </w:r>
-      <w:hyperlink r:id="rId55">
+      <w:hyperlink r:id="rId64">
         <w:r>
           <w:rPr>
             <w:rStyle w:val="Hyperlink"/>
@@ -8562,8 +9639,8 @@
         <w:t xml:space="preserve">.</w:t>
       </w:r>
     </w:p>
-    <w:bookmarkEnd w:id="56"/>
-    <w:bookmarkStart w:id="57" w:name="acknowledgments"/>
+    <w:bookmarkEnd w:id="65"/>
+    <w:bookmarkStart w:id="66" w:name="acknowledgments"/>
     <w:p>
       <w:pPr>
         <w:pStyle w:val="Heading2"/>
@@ -8572,8 +9649,8 @@
         <w:t xml:space="preserve">Acknowledgments</w:t>
       </w:r>
     </w:p>
-    <w:bookmarkEnd w:id="57"/>
-    <w:bookmarkStart w:id="58" w:name="references"/>
+    <w:bookmarkEnd w:id="66"/>
+    <w:bookmarkStart w:id="67" w:name="references"/>
     <w:p>
       <w:pPr>
         <w:pStyle w:val="Heading2"/>
@@ -8582,7 +9659,7 @@
         <w:t xml:space="preserve">References</w:t>
       </w:r>
     </w:p>
-    <w:bookmarkEnd w:id="58"/>
+    <w:bookmarkEnd w:id="67"/>
     <w:sectPr>
       <w:footerReference r:id="rId9" w:type="default"/>
       <w:pgSz w:h="15840" w:w="12240"/>

--- a/manu-draft.docx
+++ b/manu-draft.docx
@@ -229,7 +229,7 @@
       </w:r>
     </w:p>
     <w:bookmarkEnd w:id="25"/>
-    <w:bookmarkStart w:id="40" w:name="methods"/>
+    <w:bookmarkStart w:id="41" w:name="methods"/>
     <w:p>
       <w:pPr>
         <w:pStyle w:val="Heading2"/>
@@ -243,7 +243,84 @@
         <w:pStyle w:val="FirstParagraph"/>
       </w:pPr>
       <w:r>
-        <w:t xml:space="preserve">history of transect monitoring</w:t>
+        <w:t xml:space="preserve">Prior to the transect monitoring that occurs each year in Tampa Bay, a one-day training event is conducted mid-June to further develop skillsets of field technicians and to assess comparability among the groups. This training has been at the same location in Tampa Bay (in Lower Tampa Bay near the mouth, 27.649 N, 82.678 W) and has had consistent data reporting since 2020. Additionally, most of the partners that participate in the interagency seagrass monitoring program have consistently attended each year, although it is noted that individuals from each entity have changed over time.</w:t>
+      </w:r>
+    </w:p>
+    <w:p>
+      <w:pPr>
+        <w:pStyle w:val="BodyText"/>
+      </w:pPr>
+      <w:r>
+        <w:t xml:space="preserve">The training each year typically includes six locations chosen by the TBEP staff to represent a range of conditions (e.g., multi-species with dense cover, solitary species with low cover, etc.). Each location is marked with a floating buoy attached to a 1 m</w:t>
+      </w:r>
+      <m:oMath>
+        <m:sSup>
+          <m:e>
+            <m:r>
+              <m:t>​</m:t>
+            </m:r>
+          </m:e>
+          <m:sup>
+            <m:r>
+              <m:t>2</m:t>
+            </m:r>
+          </m:sup>
+        </m:sSup>
+      </m:oMath>
+      <w:r>
+        <w:t xml:space="preserve"> </w:t>
+      </w:r>
+      <w:r>
+        <w:t xml:space="preserve">quadrat staked to the bottom. Each group visits each location that is considered an independent unit for assessment. For all locations, seagrass and macroalgal species are recorded using the Braun-Blanquet abundance scale</w:t>
+      </w:r>
+      <w:r>
+        <w:t xml:space="preserve"> </w:t>
+      </w:r>
+      <w:r>
+        <w:t xml:space="preserve">(0 = no cover, 0.1 = solitary, 0.5 = few shoots, 1 = 1–5% cover, 2 = 6–25% cover, 3 = 26–50% cover, 4 = 51–75% cover, 5 = 76–100% cover, Braun-Blanquet, 1965)</w:t>
+      </w:r>
+      <w:r>
+        <w:t xml:space="preserve">. At three of the locations, blade lengths (cm) and short shoot densities (shoots m</w:t>
+      </w:r>
+      <m:oMath>
+        <m:sSup>
+          <m:e>
+            <m:r>
+              <m:t>​</m:t>
+            </m:r>
+          </m:e>
+          <m:sup>
+            <m:r>
+              <m:rPr>
+                <m:sty m:val="p"/>
+              </m:rPr>
+              <m:t>−</m:t>
+            </m:r>
+            <m:r>
+              <m:t>2</m:t>
+            </m:r>
+          </m:sup>
+        </m:sSup>
+      </m:oMath>
+      <w:r>
+        <w:t xml:space="preserve">) are also estimated for each seagrass species using three separate smaller quadrats (25 cm</w:t>
+      </w:r>
+      <m:oMath>
+        <m:sSup>
+          <m:e>
+            <m:r>
+              <m:t>​</m:t>
+            </m:r>
+          </m:e>
+          <m:sup>
+            <m:r>
+              <m:t>2</m:t>
+            </m:r>
+          </m:sup>
+        </m:sSup>
+      </m:oMath>
+      <w:r>
+        <w:t xml:space="preserve">) placed in or near the larger quadrat. Throughout this paper, the training locations are referred to as transects, although the transects in the actual monitoring after training are true transects often extending hundreds of meters from the shoreline into the bay.</w:t>
       </w:r>
     </w:p>
     <w:bookmarkStart w:id="38" w:name="scoring"/>
@@ -260,7 +337,7 @@
         <w:pStyle w:val="FirstParagraph"/>
       </w:pPr>
       <w:r>
-        <w:t xml:space="preserve">The scoring method was developed to compare consistency among groups that participated in the training each year, i.e., how closely a group’s results compared to the overall group mean in a given year. No single external ground truth exists, so precision was used as the basis of scoring. Additionally, the species list for a given year was based on corraboration, not unanimity across groups, such that a species was considered present if at least two groups found it at a location. This allowed for the identification of both false positives and false negatives, both of which can penalize a group’s score as described below.</w:t>
+        <w:t xml:space="preserve">The scoring method was developed to compare consistency among groups that participated in the training each year, i.e., how closely a group’s results compared to the overall group mean in a given year. The method also allows an assessment of scores over time to determine if groups are becoming more or less consistent with additional training. No single external ground truth exists, so precision was used as the basis of scoring. Additionally, the species list for a given year was based on corraboration, not unanimity across groups, such that a species was considered present if at least two groups found it at a location. This allowed for the identification of both false positives and false negatives, both of which can penalize a group’s score as described below.</w:t>
       </w:r>
     </w:p>
     <w:p>
@@ -285,7 +362,25 @@
         <w:t xml:space="preserve"> </w:t>
       </w:r>
       <w:r>
-        <w:t xml:space="preserve">and described in detail below.</w:t>
+        <w:t xml:space="preserve">and described in detail below. All steps were developed using custom R functions</w:t>
+      </w:r>
+      <w:r>
+        <w:t xml:space="preserve"> </w:t>
+      </w:r>
+      <w:r>
+        <w:t xml:space="preserve">(R Core Team, 2025)</w:t>
+      </w:r>
+      <w:r>
+        <w:t xml:space="preserve">, relying heavily on the tidyverse suite of packages</w:t>
+      </w:r>
+      <w:r>
+        <w:t xml:space="preserve"> </w:t>
+      </w:r>
+      <w:r>
+        <w:t xml:space="preserve">(Wickham et al., 2019)</w:t>
+      </w:r>
+      <w:r>
+        <w:t xml:space="preserve">.</w:t>
       </w:r>
     </w:p>
     <w:bookmarkStart w:id="26" w:name="step-1-consensus-species-list"/>
@@ -1602,7 +1697,7 @@
         <w:pStyle w:val="FirstParagraph"/>
       </w:pPr>
       <w:r>
-        <w:t xml:space="preserve">The last steps convert the raw metric scores to a conventional numeric grading scale and letter grades. At the simplest level, the distribution of the raw metric scores for a given metric across the groups is rescaled from 50 to 100 with the group having the largest difference receiving 50 and the group having the smallest difference receiving 100. However, this simple rescaling does not account for variation in the scores among the groups across years, since rescaling to the same 50-100 does not make sense when groups were similar one year but more divergent in another. To account for this, the minimum floor of the rescaling can be raised in years when groups were more similar, so that all groups receive an overall higher score. The floor for a metric in a given year is calculated as:</w:t>
+        <w:t xml:space="preserve">The last steps convert the raw metric scores to a conventional numeric grading scale and letter grades. At the simplest level, the distribution of the raw metric scores across the groups for a given metric score and year is rescaled from 50 to 100, with the group having the largest difference receiving 50 and the group having the smallest difference receiving 100. However, this simple rescaling does not account for variation in the scores among the groups across years. Using the same scale each year may overly penalize years when groups were more similar. To account for this, the minimum floor of the rescaling can be raised in years when groups were more similar, so that all groups receive an overall higher score. The floor for a metric in a given year is calculated as:</w:t>
       </w:r>
     </w:p>
     <w:p>
@@ -1790,7 +1885,64 @@
         <w:pStyle w:val="FirstParagraph"/>
       </w:pPr>
       <w:r>
-        <w:t xml:space="preserve">where</w:t>
+        <w:t xml:space="preserve">where the floor is the maximum between 50 or a recalculated floor based on variation among groups for the metric scores in the focal year relative to baseline variation. The baseline variation was an estimation of</w:t>
+      </w:r>
+      <w:r>
+        <w:t xml:space="preserve"> </w:t>
+      </w:r>
+      <w:r>
+        <w:t xml:space="preserve">“typical”</w:t>
+      </w:r>
+      <w:r>
+        <w:t xml:space="preserve"> </w:t>
+      </w:r>
+      <w:r>
+        <w:t xml:space="preserve">score variation calculated as the mean of the standard deviation of raw scores across groups for the first five years of the training occurred (</w:t>
+      </w:r>
+      <m:oMath>
+        <m:acc>
+          <m:accPr>
+            <m:chr m:val="‾"/>
+          </m:accPr>
+          <m:e>
+            <m:r>
+              <m:rPr>
+                <m:nor/>
+                <m:sty m:val="p"/>
+              </m:rPr>
+              <m:t>SD_</m:t>
+            </m:r>
+            <m:r>
+              <m:rPr>
+                <m:nor/>
+                <m:sty m:val="p"/>
+              </m:rPr>
+              <m:t>met</m:t>
+            </m:r>
+          </m:e>
+        </m:acc>
+      </m:oMath>
+      <w:r>
+        <w:t xml:space="preserve">). The number of years for the baseline period was subjective, although we demonstrate below how this choice influenced the floor behavior. The standard deviation of metric scores across groups for a focal year (</w:t>
+      </w:r>
+      <m:oMath>
+        <m:r>
+          <m:rPr>
+            <m:nor/>
+            <m:sty m:val="p"/>
+          </m:rPr>
+          <m:t>SD_</m:t>
+        </m:r>
+        <m:r>
+          <m:rPr>
+            <m:nor/>
+            <m:sty m:val="p"/>
+          </m:rPr>
+          <m:t>yr, met</m:t>
+        </m:r>
+      </m:oMath>
+      <w:r>
+        <w:t xml:space="preserve">) was compared to the baseline variation as one minus the ratio of the two, multiplied by 50, then added to 50. For example, if all groups had the exact same scores in a given year, the floor would be 100. However, if the standard deviation of raw metric scores across groups in a focal year was greater than the baseline variation, the floor remained at 50, so that no extra penalty was applied. In other words, the floor is only raised if within-year variation is less than the baseline.</w:t>
       </w:r>
     </w:p>
     <w:p>
@@ -1798,18 +1950,40 @@
         <w:pStyle w:val="BodyText"/>
       </w:pPr>
       <w:r>
-        <w:t xml:space="preserve">Sensitivity of the scoring method was evaluated two ways, the first assessing general sensitivity to the data used for the scoring and the second based on explicit decision for the year period used for defining the floor.</w:t>
+        <w:t xml:space="preserve">The three raw metric are assigned to a numeric score based on the ranges defined between the floor to 100 and then averaged to get a single total score for a group. For communication to training participants, the numeric scores were converted to letter grades following a typical grading scheme, i.e., A = 100 – 95, A- = &lt;95 – 90, B+ = &lt;90 – 85,</w:t>
+      </w:r>
+      <w:r>
+        <w:t xml:space="preserve"> </w:t>
+      </w:r>
+      <m:oMath>
+        <m:r>
+          <m:rPr>
+            <m:sty m:val="p"/>
+          </m:rPr>
+          <m:t>…</m:t>
+        </m:r>
+      </m:oMath>
+      <w:r>
+        <w:t xml:space="preserve">, D &lt; 55.</w:t>
+      </w:r>
+    </w:p>
+    <w:p>
+      <w:pPr>
+        <w:pStyle w:val="BodyText"/>
+      </w:pPr>
+      <w:r>
+        <w:t xml:space="preserve">Each group that participated in an annual training received an online report card to both motivate and provide additional resources if improvements were warranted. These reports were parameterized as a Quarto dashboard that used a single template applied to each group and year. The first tab of the report showed the group’s scores for a year for each of the three metrics, the raw differences for the species used in each metric, the overall score, and a table showing individual transect outcomes relative to the group means. The second tab provided additional resources to consult if a group was deficient in any given area (i.e., species identification, large deviation for any of the metrics). Any letter grades less than A- for the scores or any false positives or missed species prompted a conditional display of resources, otherwise, a satisfactory note was provided. The resources included online documentation and video training resources curated by the TBEP.</w:t>
       </w:r>
     </w:p>
     <w:bookmarkEnd w:id="37"/>
     <w:bookmarkEnd w:id="38"/>
-    <w:bookmarkStart w:id="39" w:name="assessment-of-scores-over-time"/>
+    <w:bookmarkStart w:id="39" w:name="sensitivity-analysis"/>
     <w:p>
       <w:pPr>
         <w:pStyle w:val="Heading3"/>
       </w:pPr>
       <w:r>
-        <w:t xml:space="preserve">2.2 Assessment of scores over time</w:t>
+        <w:t xml:space="preserve">2.2 Sensitivity analysis</w:t>
       </w:r>
     </w:p>
     <w:p>
@@ -1817,18 +1991,53 @@
         <w:pStyle w:val="FirstParagraph"/>
       </w:pPr>
       <w:r>
-        <w:t xml:space="preserve">note that we can’t run trend analyses on converted scores - these are always rescaled each year, since the primary goal is to serve as a motivating example each year. To assess trends, we really need to look at how avg raw differences have changed over time (see scratch.R).</w:t>
+        <w:t xml:space="preserve">The scoring methods were evaluated to assess robustness to group changes over time and sensitivity to</w:t>
+      </w:r>
+      <w:r>
+        <w:t xml:space="preserve"> </w:t>
+      </w:r>
+      <w:r>
+        <w:rPr>
+          <w:i/>
+          <w:iCs/>
+        </w:rPr>
+        <w:t xml:space="preserve">a priori</w:t>
+      </w:r>
+      <w:r>
+        <w:t xml:space="preserve"> </w:t>
+      </w:r>
+      <w:r>
+        <w:t xml:space="preserve">decisions. First, all scores were recalculated for each year after removing each group sequentially following a</w:t>
+      </w:r>
+      <w:r>
+        <w:t xml:space="preserve"> </w:t>
+      </w:r>
+      <w:r>
+        <w:t xml:space="preserve">“leave-one-out”</w:t>
+      </w:r>
+      <w:r>
+        <w:t xml:space="preserve"> </w:t>
+      </w:r>
+      <w:r>
+        <w:t xml:space="preserve">approach since the core of the method relies on averages as group consensus. The intent was to demonstrate that overall scores did not vary considerably based on inclusion or exclusion of individual groups. The recalculated scores were compared to those using all groups with the expectation that results should be similar.</w:t>
+      </w:r>
+    </w:p>
+    <w:p>
+      <w:pPr>
+        <w:pStyle w:val="BodyText"/>
+      </w:pPr>
+      <w:r>
+        <w:t xml:space="preserve">Second, the choice for the number of years to use as the baseline comparison for the flooring method was also evaluated since this choice influences the range of scores that could be received each year. The score floors that were calculated each year for the three metrics were evaluated using the first two years to the first six years of training data (i.e., 2, 3, 4, 5, and 6 years of data were used to define the mean standard deviation of scores for each metric). The expectation was the that the floors for each year and metric were relatively insensitive to the number of years used to define the baseline.</w:t>
       </w:r>
     </w:p>
     <w:bookmarkEnd w:id="39"/>
-    <w:bookmarkEnd w:id="40"/>
-    <w:bookmarkStart w:id="41" w:name="results"/>
+    <w:bookmarkStart w:id="40" w:name="assessment-of-scores-over-time"/>
     <w:p>
       <w:pPr>
-        <w:pStyle w:val="Heading2"/>
+        <w:pStyle w:val="Heading3"/>
       </w:pPr>
       <w:r>
-        <w:t xml:space="preserve">3 Results</w:t>
+        <w:t xml:space="preserve">2.3 Assessment of scores over time</w:t>
       </w:r>
     </w:p>
     <w:p>
@@ -1836,6 +2045,88 @@
         <w:pStyle w:val="FirstParagraph"/>
       </w:pPr>
       <w:r>
+        <w:t xml:space="preserve">A primary goal of the trainings is to ensure consistent methods are used by the different groups that collect seagrass transect data in Tampa Bay. A reasonable expectation is that groups would show less variation in their estimates over time as they participated in the trainings for successive years. To test this hypothesis, the change in the three metric scores and the change in the absolute values of the raw differences were evaluated over time using mixed-effects models. For the former, group was used as a random intercept, whereas the latter used group and species as random intercepts since species-level information was retained in the raw differences. An expectation is that scores would increase and raw differences would decrease over time. Trends were evaluated for the raw differences only for</w:t>
+      </w:r>
+      <w:r>
+        <w:t xml:space="preserve"> </w:t>
+      </w:r>
+      <w:r>
+        <w:rPr>
+          <w:i/>
+          <w:iCs/>
+        </w:rPr>
+        <w:t xml:space="preserve">Halodule</w:t>
+      </w:r>
+      <w:r>
+        <w:t xml:space="preserve">,</w:t>
+      </w:r>
+      <w:r>
+        <w:t xml:space="preserve"> </w:t>
+      </w:r>
+      <w:r>
+        <w:rPr>
+          <w:i/>
+          <w:iCs/>
+        </w:rPr>
+        <w:t xml:space="preserve">Syringodium</w:t>
+      </w:r>
+      <w:r>
+        <w:t xml:space="preserve">, and</w:t>
+      </w:r>
+      <w:r>
+        <w:t xml:space="preserve"> </w:t>
+      </w:r>
+      <w:r>
+        <w:rPr>
+          <w:i/>
+          <w:iCs/>
+        </w:rPr>
+        <w:t xml:space="preserve">Thalassia</w:t>
+      </w:r>
+      <w:r>
+        <w:t xml:space="preserve"> </w:t>
+      </w:r>
+      <w:r>
+        <w:t xml:space="preserve">since these were the most common species observed. Models were constructed with the</w:t>
+      </w:r>
+      <w:r>
+        <w:t xml:space="preserve"> </w:t>
+      </w:r>
+      <w:r>
+        <w:rPr>
+          <w:rStyle w:val="VerbatimChar"/>
+        </w:rPr>
+        <w:t xml:space="preserve">lmer()</w:t>
+      </w:r>
+      <w:r>
+        <w:t xml:space="preserve"> </w:t>
+      </w:r>
+      <w:r>
+        <w:t xml:space="preserve">function from the lme4 R package</w:t>
+      </w:r>
+      <w:r>
+        <w:t xml:space="preserve"> </w:t>
+      </w:r>
+      <w:r>
+        <w:t xml:space="preserve">(Bates et al., 2015)</w:t>
+      </w:r>
+    </w:p>
+    <w:bookmarkEnd w:id="40"/>
+    <w:bookmarkEnd w:id="41"/>
+    <w:bookmarkStart w:id="42" w:name="results"/>
+    <w:p>
+      <w:pPr>
+        <w:pStyle w:val="Heading2"/>
+      </w:pPr>
+      <w:r>
+        <w:t xml:space="preserve">3 Results</w:t>
+      </w:r>
+    </w:p>
+    <w:p>
+      <w:pPr>
+        <w:pStyle w:val="FirstParagraph"/>
+      </w:pPr>
+      <w:r>
         <w:t xml:space="preserve">robustness of method - year period for calibration of score floor, leave one out</w:t>
       </w:r>
     </w:p>
@@ -1855,8 +2146,8 @@
         <w:t xml:space="preserve">improving scores over time</w:t>
       </w:r>
     </w:p>
-    <w:bookmarkEnd w:id="41"/>
-    <w:bookmarkStart w:id="42" w:name="discussion"/>
+    <w:bookmarkEnd w:id="42"/>
+    <w:bookmarkStart w:id="43" w:name="discussion"/>
     <w:p>
       <w:pPr>
         <w:pStyle w:val="Heading2"/>
@@ -1910,8 +2201,8 @@
         <w:br w:type="page"/>
       </w:r>
     </w:p>
-    <w:bookmarkEnd w:id="42"/>
-    <w:bookmarkStart w:id="59" w:name="figures"/>
+    <w:bookmarkEnd w:id="43"/>
+    <w:bookmarkStart w:id="60" w:name="figures"/>
     <w:p>
       <w:pPr>
         <w:pStyle w:val="Heading2"/>
@@ -1933,7 +2224,7 @@
       <w:tr>
         <w:tc>
           <w:tcPr/>
-          <w:bookmarkStart w:id="46" w:name="fig-scoring_process"/>
+          <w:bookmarkStart w:id="47" w:name="fig-scoring_process"/>
           <w:p>
             <w:pPr>
               <w:pStyle w:val="Compact"/>
@@ -1944,18 +2235,18 @@
                 <wp:inline>
                   <wp:extent cx="5943600" cy="3962400"/>
                   <wp:effectExtent b="0" l="0" r="0" t="0"/>
-                  <wp:docPr descr="" title="" id="44" name="Picture"/>
+                  <wp:docPr descr="" title="" id="45" name="Picture"/>
                   <a:graphic>
                     <a:graphicData uri="http://schemas.openxmlformats.org/drawingml/2006/picture">
                       <pic:pic>
                         <pic:nvPicPr>
-                          <pic:cNvPr descr="figs/scoring_process.png" id="45" name="Picture"/>
+                          <pic:cNvPr descr="figs/scoring_process.png" id="46" name="Picture"/>
                           <pic:cNvPicPr>
                             <a:picLocks noChangeArrowheads="1" noChangeAspect="1"/>
                           </pic:cNvPicPr>
                         </pic:nvPicPr>
                         <pic:blipFill>
-                          <a:blip r:embed="rId43"/>
+                          <a:blip r:embed="rId44"/>
                           <a:stretch>
                             <a:fillRect/>
                           </a:stretch>
@@ -1995,7 +2286,7 @@
               <w:t xml:space="preserve">Fig. 1: Flowchart showing the scoring process from steps 1 to 10 for a single group in a given year. Step 3 involves all groups in the focal year and step 8 is a historical baseline from all groups for a set period of past trainings.</w:t>
             </w:r>
           </w:p>
-          <w:bookmarkEnd w:id="46"/>
+          <w:bookmarkEnd w:id="47"/>
         </w:tc>
       </w:tr>
     </w:tbl>
@@ -2017,7 +2308,7 @@
       <w:tr>
         <w:tc>
           <w:tcPr/>
-          <w:bookmarkStart w:id="50" w:name="fig-leaveoneout"/>
+          <w:bookmarkStart w:id="51" w:name="fig-leaveoneout"/>
           <w:p>
             <w:pPr>
               <w:pStyle w:val="Compact"/>
@@ -2028,18 +2319,18 @@
                 <wp:inline>
                   <wp:extent cx="5943600" cy="4457699"/>
                   <wp:effectExtent b="0" l="0" r="0" t="0"/>
-                  <wp:docPr descr="" title="" id="48" name="Picture"/>
+                  <wp:docPr descr="" title="" id="49" name="Picture"/>
                   <a:graphic>
                     <a:graphicData uri="http://schemas.openxmlformats.org/drawingml/2006/picture">
                       <pic:pic>
                         <pic:nvPicPr>
-                          <pic:cNvPr descr="figs/leaveoneout.png" id="49" name="Picture"/>
+                          <pic:cNvPr descr="figs/leaveoneout.png" id="50" name="Picture"/>
                           <pic:cNvPicPr>
                             <a:picLocks noChangeArrowheads="1" noChangeAspect="1"/>
                           </pic:cNvPicPr>
                         </pic:nvPicPr>
                         <pic:blipFill>
-                          <a:blip r:embed="rId47"/>
+                          <a:blip r:embed="rId48"/>
                           <a:stretch>
                             <a:fillRect/>
                           </a:stretch>
@@ -2093,7 +2384,7 @@
               <w:t xml:space="preserve">values represent the correlations between the recalculated values after removing one site and the full values with all sites. The dashed lines are 1:1 relationships.</w:t>
             </w:r>
           </w:p>
-          <w:bookmarkEnd w:id="50"/>
+          <w:bookmarkEnd w:id="51"/>
         </w:tc>
       </w:tr>
     </w:tbl>
@@ -2115,7 +2406,7 @@
       <w:tr>
         <w:tc>
           <w:tcPr/>
-          <w:bookmarkStart w:id="54" w:name="fig-calsens"/>
+          <w:bookmarkStart w:id="55" w:name="fig-calsens"/>
           <w:p>
             <w:pPr>
               <w:pStyle w:val="Compact"/>
@@ -2126,18 +2417,18 @@
                 <wp:inline>
                   <wp:extent cx="5504749" cy="5504749"/>
                   <wp:effectExtent b="0" l="0" r="0" t="0"/>
-                  <wp:docPr descr="" title="" id="52" name="Picture"/>
+                  <wp:docPr descr="" title="" id="53" name="Picture"/>
                   <a:graphic>
                     <a:graphicData uri="http://schemas.openxmlformats.org/drawingml/2006/picture">
                       <pic:pic>
                         <pic:nvPicPr>
-                          <pic:cNvPr descr="figs/calsens.png" id="53" name="Picture"/>
+                          <pic:cNvPr descr="figs/calsens.png" id="54" name="Picture"/>
                           <pic:cNvPicPr>
                             <a:picLocks noChangeArrowheads="1" noChangeAspect="1"/>
                           </pic:cNvPicPr>
                         </pic:nvPicPr>
                         <pic:blipFill>
-                          <a:blip r:embed="rId51"/>
+                          <a:blip r:embed="rId52"/>
                           <a:stretch>
                             <a:fillRect/>
                           </a:stretch>
@@ -2177,7 +2468,7 @@
               <w:t xml:space="preserve">Fig. 3: Sensitivity of the calculated floor for the metric scores based on length of the calibration period. Different calibration periods of two to six years from the beginning of the period of record were evaluated and are shown by point color. The black line is the mean floor across calibration periods for each year and metric. Points are jittered on the x-axis within each year.</w:t>
             </w:r>
           </w:p>
-          <w:bookmarkEnd w:id="54"/>
+          <w:bookmarkEnd w:id="55"/>
         </w:tc>
       </w:tr>
     </w:tbl>
@@ -2199,7 +2490,7 @@
       <w:tr>
         <w:tc>
           <w:tcPr/>
-          <w:bookmarkStart w:id="58" w:name="fig-scrdevmods"/>
+          <w:bookmarkStart w:id="59" w:name="fig-scrdevmods"/>
           <w:p>
             <w:pPr>
               <w:pStyle w:val="Compact"/>
@@ -2210,18 +2501,18 @@
                 <wp:inline>
                   <wp:extent cx="5943600" cy="3512127"/>
                   <wp:effectExtent b="0" l="0" r="0" t="0"/>
-                  <wp:docPr descr="" title="" id="56" name="Picture"/>
+                  <wp:docPr descr="" title="" id="57" name="Picture"/>
                   <a:graphic>
                     <a:graphicData uri="http://schemas.openxmlformats.org/drawingml/2006/picture">
                       <pic:pic>
                         <pic:nvPicPr>
-                          <pic:cNvPr descr="figs/scrdevmods.png" id="57" name="Picture"/>
+                          <pic:cNvPr descr="figs/scrdevmods.png" id="58" name="Picture"/>
                           <pic:cNvPicPr>
                             <a:picLocks noChangeArrowheads="1" noChangeAspect="1"/>
                           </pic:cNvPicPr>
                         </pic:nvPicPr>
                         <pic:blipFill>
-                          <a:blip r:embed="rId55"/>
+                          <a:blip r:embed="rId56"/>
                           <a:stretch>
                             <a:fillRect/>
                           </a:stretch>
@@ -2261,7 +2552,7 @@
               <w:t xml:space="preserve">Fig. 4: Results of mixed-effects models comparing group scores (top row) and absolute deviations (bottom row) over time. The models in the top row evaluate scores as a function of time with a random group effect, whereas the models in the bottom row evaluate the absolute deviation of each group’s reported value from the cross-group consensus (true) value, with random effects for species and group. Solid lines show the overall group or group/species means and the dashed lines show individual effects for group or group by species combinations. The bottom right plot (Short Shoot Density) is a singular fit with both species and group random-intercept variances estimated as zero, so only the fixed-effect trend is shown. None of the relationships are significant (ns: not significant).</w:t>
             </w:r>
           </w:p>
-          <w:bookmarkEnd w:id="58"/>
+          <w:bookmarkEnd w:id="59"/>
         </w:tc>
       </w:tr>
     </w:tbl>
@@ -2270,8 +2561,8 @@
         <w:br w:type="page"/>
       </w:r>
     </w:p>
-    <w:bookmarkEnd w:id="59"/>
-    <w:bookmarkStart w:id="63" w:name="tables"/>
+    <w:bookmarkEnd w:id="60"/>
+    <w:bookmarkStart w:id="64" w:name="tables"/>
     <w:p>
       <w:pPr>
         <w:pStyle w:val="Heading2"/>
@@ -2293,7 +2584,7 @@
       <w:tr>
         <w:tc>
           <w:tcPr/>
-          <w:bookmarkStart w:id="60" w:name="tbl-scrmodstab"/>
+          <w:bookmarkStart w:id="61" w:name="tbl-scrmodstab"/>
           <w:p>
             <w:pPr>
               <w:jc w:val="center"/>
@@ -3482,7 +3773,7 @@
               </w:tc>
             </w:tr>
           </w:tbl>
-          <w:bookmarkEnd w:id="60"/>
+          <w:bookmarkEnd w:id="61"/>
         </w:tc>
       </w:tr>
     </w:tbl>
@@ -3504,7 +3795,7 @@
       <w:tr>
         <w:tc>
           <w:tcPr/>
-          <w:bookmarkStart w:id="61" w:name="tbl-spmodstab"/>
+          <w:bookmarkStart w:id="62" w:name="tbl-spmodstab"/>
           <w:p>
             <w:pPr>
               <w:jc w:val="center"/>
@@ -5127,7 +5418,7 @@
               </w:tc>
             </w:tr>
           </w:tbl>
-          <w:bookmarkEnd w:id="61"/>
+          <w:bookmarkEnd w:id="62"/>
         </w:tc>
       </w:tr>
     </w:tbl>
@@ -5149,7 +5440,7 @@
       <w:tr>
         <w:tc>
           <w:tcPr/>
-          <w:bookmarkStart w:id="62" w:name="tbl-slopetab"/>
+          <w:bookmarkStart w:id="63" w:name="tbl-slopetab"/>
           <w:p>
             <w:pPr>
               <w:jc w:val="center"/>
@@ -9598,7 +9889,7 @@
               </w:tc>
             </w:tr>
           </w:tbl>
-          <w:bookmarkEnd w:id="62"/>
+          <w:bookmarkEnd w:id="63"/>
         </w:tc>
       </w:tr>
     </w:tbl>
@@ -9607,8 +9898,8 @@
         <w:br w:type="page"/>
       </w:r>
     </w:p>
-    <w:bookmarkEnd w:id="63"/>
-    <w:bookmarkStart w:id="65" w:name="data-availability"/>
+    <w:bookmarkEnd w:id="64"/>
+    <w:bookmarkStart w:id="66" w:name="data-availability"/>
     <w:p>
       <w:pPr>
         <w:pStyle w:val="Heading2"/>
@@ -9627,7 +9918,7 @@
       <w:r>
         <w:t xml:space="preserve"> </w:t>
       </w:r>
-      <w:hyperlink r:id="rId64">
+      <w:hyperlink r:id="rId65">
         <w:r>
           <w:rPr>
             <w:rStyle w:val="Hyperlink"/>
@@ -9639,8 +9930,8 @@
         <w:t xml:space="preserve">.</w:t>
       </w:r>
     </w:p>
-    <w:bookmarkEnd w:id="65"/>
-    <w:bookmarkStart w:id="66" w:name="acknowledgments"/>
+    <w:bookmarkEnd w:id="66"/>
+    <w:bookmarkStart w:id="67" w:name="acknowledgments"/>
     <w:p>
       <w:pPr>
         <w:pStyle w:val="Heading2"/>
@@ -9649,8 +9940,8 @@
         <w:t xml:space="preserve">Acknowledgments</w:t>
       </w:r>
     </w:p>
-    <w:bookmarkEnd w:id="66"/>
-    <w:bookmarkStart w:id="67" w:name="references"/>
+    <w:bookmarkEnd w:id="67"/>
+    <w:bookmarkStart w:id="76" w:name="references"/>
     <w:p>
       <w:pPr>
         <w:pStyle w:val="Heading2"/>
@@ -9659,7 +9950,156 @@
         <w:t xml:space="preserve">References</w:t>
       </w:r>
     </w:p>
-    <w:bookmarkEnd w:id="67"/>
+    <w:bookmarkStart w:id="75" w:name="refs"/>
+    <w:bookmarkStart w:id="69" w:name="ref-bates15"/>
+    <w:p>
+      <w:pPr>
+        <w:pStyle w:val="Bibliography"/>
+      </w:pPr>
+      <w:r>
+        <w:t xml:space="preserve">Bates, D., M. Mächler, B. Bolker, and S. Walker. 2015. Fitting linear mixed-effects models using</w:t>
+      </w:r>
+      <w:r>
+        <w:t xml:space="preserve"> </w:t>
+      </w:r>
+      <w:r>
+        <w:t xml:space="preserve">lme4</w:t>
+      </w:r>
+      <w:r>
+        <w:t xml:space="preserve">.</w:t>
+      </w:r>
+      <w:r>
+        <w:t xml:space="preserve"> </w:t>
+      </w:r>
+      <w:r>
+        <w:rPr>
+          <w:i/>
+          <w:iCs/>
+        </w:rPr>
+        <w:t xml:space="preserve">Journal of Statistical Software</w:t>
+      </w:r>
+      <w:r>
+        <w:t xml:space="preserve"> </w:t>
+      </w:r>
+      <w:r>
+        <w:t xml:space="preserve">67: 1–48.</w:t>
+      </w:r>
+      <w:r>
+        <w:t xml:space="preserve"> </w:t>
+      </w:r>
+      <w:hyperlink r:id="rId68">
+        <w:r>
+          <w:rPr>
+            <w:rStyle w:val="Hyperlink"/>
+          </w:rPr>
+          <w:t xml:space="preserve">https://doi.org/10.18637/jss.v067.i01</w:t>
+        </w:r>
+      </w:hyperlink>
+      <w:r>
+        <w:t xml:space="preserve">.</w:t>
+      </w:r>
+    </w:p>
+    <w:bookmarkEnd w:id="69"/>
+    <w:bookmarkStart w:id="70" w:name="ref-braun1965"/>
+    <w:p>
+      <w:pPr>
+        <w:pStyle w:val="Bibliography"/>
+      </w:pPr>
+      <w:r>
+        <w:t xml:space="preserve">Braun-Blanquet, J. 1965.</w:t>
+      </w:r>
+      <w:r>
+        <w:t xml:space="preserve"> </w:t>
+      </w:r>
+      <w:r>
+        <w:rPr>
+          <w:i/>
+          <w:iCs/>
+        </w:rPr>
+        <w:t xml:space="preserve">Plant sociology: The study of plant communities</w:t>
+      </w:r>
+      <w:r>
+        <w:t xml:space="preserve">. London: Hafner Publishing Company.</w:t>
+      </w:r>
+    </w:p>
+    <w:bookmarkEnd w:id="70"/>
+    <w:bookmarkStart w:id="72" w:name="ref-rdct2025"/>
+    <w:p>
+      <w:pPr>
+        <w:pStyle w:val="Bibliography"/>
+      </w:pPr>
+      <w:r>
+        <w:t xml:space="preserve">R Core Team. 2025.</w:t>
+      </w:r>
+      <w:r>
+        <w:t xml:space="preserve"> </w:t>
+      </w:r>
+      <w:hyperlink r:id="rId71">
+        <w:r>
+          <w:rPr>
+            <w:rStyle w:val="Hyperlink"/>
+            <w:i/>
+            <w:iCs/>
+          </w:rPr>
+          <w:t xml:space="preserve">R: A language and environment for statistical computing</w:t>
+        </w:r>
+      </w:hyperlink>
+      <w:r>
+        <w:t xml:space="preserve">. Vienna, Austria: R Foundation for Statistical Computing.</w:t>
+      </w:r>
+    </w:p>
+    <w:bookmarkEnd w:id="72"/>
+    <w:bookmarkStart w:id="74" w:name="ref-wickham2019"/>
+    <w:p>
+      <w:pPr>
+        <w:pStyle w:val="Bibliography"/>
+      </w:pPr>
+      <w:r>
+        <w:t xml:space="preserve">Wickham, H., M. Averick, J. Bryan, W. Chang, L. D. McGowan, R. François, G. Grolemund, et al. 2019. Welcome to the</w:t>
+      </w:r>
+      <w:r>
+        <w:t xml:space="preserve"> </w:t>
+      </w:r>
+      <w:r>
+        <w:t xml:space="preserve">tidyverse</w:t>
+      </w:r>
+      <w:r>
+        <w:t xml:space="preserve">.</w:t>
+      </w:r>
+      <w:r>
+        <w:t xml:space="preserve"> </w:t>
+      </w:r>
+      <w:r>
+        <w:rPr>
+          <w:i/>
+          <w:iCs/>
+        </w:rPr>
+        <w:t xml:space="preserve">Journal of Open Source Software</w:t>
+      </w:r>
+      <w:r>
+        <w:t xml:space="preserve"> </w:t>
+      </w:r>
+      <w:r>
+        <w:t xml:space="preserve">4: 1686.</w:t>
+      </w:r>
+      <w:r>
+        <w:t xml:space="preserve"> </w:t>
+      </w:r>
+      <w:hyperlink r:id="rId73">
+        <w:r>
+          <w:rPr>
+            <w:rStyle w:val="Hyperlink"/>
+          </w:rPr>
+          <w:t xml:space="preserve">https://doi.org/10.21105/joss.01686</w:t>
+        </w:r>
+      </w:hyperlink>
+      <w:r>
+        <w:t xml:space="preserve">.</w:t>
+      </w:r>
+    </w:p>
+    <w:bookmarkEnd w:id="74"/>
+    <w:bookmarkEnd w:id="75"/>
+    <w:bookmarkEnd w:id="76"/>
     <w:sectPr>
       <w:footerReference r:id="rId9" w:type="default"/>
       <w:pgSz w:h="15840" w:w="12240"/>

--- a/manu-draft.docx
+++ b/manu-draft.docx
@@ -1972,7 +1972,21 @@
         <w:pStyle w:val="BodyText"/>
       </w:pPr>
       <w:r>
-        <w:t xml:space="preserve">Each group that participated in an annual training received an online report card to both motivate and provide additional resources if improvements were warranted. These reports were parameterized as a Quarto dashboard that used a single template applied to each group and year. The first tab of the report showed the group’s scores for a year for each of the three metrics, the raw differences for the species used in each metric, the overall score, and a table showing individual transect outcomes relative to the group means. The second tab provided additional resources to consult if a group was deficient in any given area (i.e., species identification, large deviation for any of the metrics). Any letter grades less than A- for the scores or any false positives or missed species prompted a conditional display of resources, otherwise, a satisfactory note was provided. The resources included online documentation and video training resources curated by the TBEP.</w:t>
+        <w:t xml:space="preserve">Each group that participated in an annual training received an online report card to both motivate and provide additional resources if improvements were warranted</w:t>
+      </w:r>
+      <w:r>
+        <w:t xml:space="preserve"> </w:t>
+      </w:r>
+      <w:hyperlink w:anchor="fig-reportcard">
+        <w:r>
+          <w:rPr>
+            <w:rStyle w:val="Hyperlink"/>
+          </w:rPr>
+          <w:t xml:space="preserve">Figure 2</w:t>
+        </w:r>
+      </w:hyperlink>
+      <w:r>
+        <w:t xml:space="preserve">. These reports were parameterized as a Quarto dashboard that used a single template applied to each group and year. The first tab of the report showed the group’s scores for a year for each of the three metrics, the raw differences for the species used in each metric, the overall score, and a table showing individual transect outcomes relative to the group means. The second tab provided additional resources to consult if a group was deficient in any given area (i.e., species identification, large deviation for any of the metrics). Any letter grades less than A- for the scores or any false positives or missed species prompted a conditional display of resources, otherwise, a satisfactory note was provided. The resources included online documentation and video training resources curated by the TBEP.</w:t>
       </w:r>
     </w:p>
     <w:bookmarkEnd w:id="37"/>
@@ -2202,7 +2216,7 @@
       </w:r>
     </w:p>
     <w:bookmarkEnd w:id="43"/>
-    <w:bookmarkStart w:id="60" w:name="figures"/>
+    <w:bookmarkStart w:id="64" w:name="figures"/>
     <w:p>
       <w:pPr>
         <w:pStyle w:val="Heading2"/>
@@ -2308,7 +2322,91 @@
       <w:tr>
         <w:tc>
           <w:tcPr/>
-          <w:bookmarkStart w:id="51" w:name="fig-leaveoneout"/>
+          <w:bookmarkStart w:id="51" w:name="fig-reportcard"/>
+          <w:p>
+            <w:pPr>
+              <w:pStyle w:val="Compact"/>
+              <w:jc w:val="center"/>
+            </w:pPr>
+            <w:r>
+              <w:drawing>
+                <wp:inline>
+                  <wp:extent cx="5943600" cy="3776360"/>
+                  <wp:effectExtent b="0" l="0" r="0" t="0"/>
+                  <wp:docPr descr="" title="" id="49" name="Picture"/>
+                  <a:graphic>
+                    <a:graphicData uri="http://schemas.openxmlformats.org/drawingml/2006/picture">
+                      <pic:pic>
+                        <pic:nvPicPr>
+                          <pic:cNvPr descr="figs/reportcard.png" id="50" name="Picture"/>
+                          <pic:cNvPicPr>
+                            <a:picLocks noChangeArrowheads="1" noChangeAspect="1"/>
+                          </pic:cNvPicPr>
+                        </pic:nvPicPr>
+                        <pic:blipFill>
+                          <a:blip r:embed="rId48"/>
+                          <a:stretch>
+                            <a:fillRect/>
+                          </a:stretch>
+                        </pic:blipFill>
+                        <pic:spPr bwMode="auto">
+                          <a:xfrm>
+                            <a:off x="0" y="0"/>
+                            <a:ext cx="5943600" cy="3776360"/>
+                          </a:xfrm>
+                          <a:prstGeom prst="rect">
+                            <a:avLst/>
+                          </a:prstGeom>
+                          <a:noFill/>
+                          <a:ln w="9525">
+                            <a:noFill/>
+                            <a:headEnd/>
+                            <a:tailEnd/>
+                          </a:ln>
+                        </pic:spPr>
+                      </pic:pic>
+                    </a:graphicData>
+                  </a:graphic>
+                </wp:inline>
+              </w:drawing>
+            </w:r>
+          </w:p>
+          <w:p>
+            <w:pPr>
+              <w:jc w:val="center"/>
+            </w:pPr>
+            <w:pPr>
+              <w:jc w:val="left"/>
+              <w:spacing w:before="200"/>
+              <w:pStyle w:val="ImageCaption"/>
+            </w:pPr>
+            <w:r>
+              <w:t xml:space="preserve">Fig. 2: Landing page for a group’s annual report card showing the overall score (top left), metric scores (bottom row), and barplots of deviations for each species used to calculate the metric scores. Also available is a summary of results for each species at each transect and an additional tab with resources on how to improve the scores.</w:t>
+            </w:r>
+          </w:p>
+          <w:bookmarkEnd w:id="51"/>
+        </w:tc>
+      </w:tr>
+    </w:tbl>
+    <w:p>
+      <w:r>
+        <w:br w:type="page"/>
+      </w:r>
+    </w:p>
+    <w:tbl>
+      <w:tblPr>
+        <w:tblStyle w:val="Table"/>
+        <w:tblW w:type="pct" w:w="5000"/>
+        <w:tblLayout w:type="fixed"/>
+        <w:tblLook w:firstRow="0" w:lastRow="0" w:firstColumn="0" w:lastColumn="0" w:noHBand="0" w:noVBand="0" w:val="0000"/>
+      </w:tblPr>
+      <w:tblGrid>
+        <w:gridCol w:w="7920"/>
+      </w:tblGrid>
+      <w:tr>
+        <w:tc>
+          <w:tcPr/>
+          <w:bookmarkStart w:id="55" w:name="fig-leaveoneout"/>
           <w:p>
             <w:pPr>
               <w:pStyle w:val="Compact"/>
@@ -2319,18 +2417,18 @@
                 <wp:inline>
                   <wp:extent cx="5943600" cy="4457699"/>
                   <wp:effectExtent b="0" l="0" r="0" t="0"/>
-                  <wp:docPr descr="" title="" id="49" name="Picture"/>
+                  <wp:docPr descr="" title="" id="53" name="Picture"/>
                   <a:graphic>
                     <a:graphicData uri="http://schemas.openxmlformats.org/drawingml/2006/picture">
                       <pic:pic>
                         <pic:nvPicPr>
-                          <pic:cNvPr descr="figs/leaveoneout.png" id="50" name="Picture"/>
+                          <pic:cNvPr descr="figs/leaveoneout.png" id="54" name="Picture"/>
                           <pic:cNvPicPr>
                             <a:picLocks noChangeArrowheads="1" noChangeAspect="1"/>
                           </pic:cNvPicPr>
                         </pic:nvPicPr>
                         <pic:blipFill>
-                          <a:blip r:embed="rId48"/>
+                          <a:blip r:embed="rId52"/>
                           <a:stretch>
                             <a:fillRect/>
                           </a:stretch>
@@ -2367,7 +2465,7 @@
               <w:pStyle w:val="ImageCaption"/>
             </w:pPr>
             <w:r>
-              <w:t xml:space="preserve">Fig. 2: Comparison of raw deviations (top row) and scores (bottom row) for each of three metrics following a leave-one-site-out analysis across all years. The values on the y-axis represent the newly calculated raw deviations or scores after removing one site for each of all sampling years, repeated until each site was removed once. The x-axis shows the original full-sample value for comparison. Points are colored by year. The</w:t>
+              <w:t xml:space="preserve">Fig. 3: Comparison of raw deviations (top row) and scores (bottom row) for each of three metrics following a leave-one-site-out analysis across all years. The values on the y-axis represent the newly calculated raw deviations or scores after removing one site for each of all sampling years, repeated until each site was removed once. The x-axis shows the original full-sample value for comparison. Points are colored by year. The</w:t>
             </w:r>
             <w:r>
               <w:t xml:space="preserve"> </w:t>
@@ -2384,7 +2482,7 @@
               <w:t xml:space="preserve">values represent the correlations between the recalculated values after removing one site and the full values with all sites. The dashed lines are 1:1 relationships.</w:t>
             </w:r>
           </w:p>
-          <w:bookmarkEnd w:id="51"/>
+          <w:bookmarkEnd w:id="55"/>
         </w:tc>
       </w:tr>
     </w:tbl>
@@ -2406,7 +2504,7 @@
       <w:tr>
         <w:tc>
           <w:tcPr/>
-          <w:bookmarkStart w:id="55" w:name="fig-calsens"/>
+          <w:bookmarkStart w:id="59" w:name="fig-calsens"/>
           <w:p>
             <w:pPr>
               <w:pStyle w:val="Compact"/>
@@ -2417,18 +2515,18 @@
                 <wp:inline>
                   <wp:extent cx="5504749" cy="5504749"/>
                   <wp:effectExtent b="0" l="0" r="0" t="0"/>
-                  <wp:docPr descr="" title="" id="53" name="Picture"/>
+                  <wp:docPr descr="" title="" id="57" name="Picture"/>
                   <a:graphic>
                     <a:graphicData uri="http://schemas.openxmlformats.org/drawingml/2006/picture">
                       <pic:pic>
                         <pic:nvPicPr>
-                          <pic:cNvPr descr="figs/calsens.png" id="54" name="Picture"/>
+                          <pic:cNvPr descr="figs/calsens.png" id="58" name="Picture"/>
                           <pic:cNvPicPr>
                             <a:picLocks noChangeArrowheads="1" noChangeAspect="1"/>
                           </pic:cNvPicPr>
                         </pic:nvPicPr>
                         <pic:blipFill>
-                          <a:blip r:embed="rId52"/>
+                          <a:blip r:embed="rId56"/>
                           <a:stretch>
                             <a:fillRect/>
                           </a:stretch>
@@ -2465,10 +2563,10 @@
               <w:pStyle w:val="ImageCaption"/>
             </w:pPr>
             <w:r>
-              <w:t xml:space="preserve">Fig. 3: Sensitivity of the calculated floor for the metric scores based on length of the calibration period. Different calibration periods of two to six years from the beginning of the period of record were evaluated and are shown by point color. The black line is the mean floor across calibration periods for each year and metric. Points are jittered on the x-axis within each year.</w:t>
+              <w:t xml:space="preserve">Fig. 4: Sensitivity of the calculated floor for the metric scores based on length of the calibration period. Different calibration periods of two to six years from the beginning of the period of record were evaluated and are shown by point color. The black line is the mean floor across calibration periods for each year and metric. Points are jittered on the x-axis within each year.</w:t>
             </w:r>
           </w:p>
-          <w:bookmarkEnd w:id="55"/>
+          <w:bookmarkEnd w:id="59"/>
         </w:tc>
       </w:tr>
     </w:tbl>
@@ -2490,7 +2588,7 @@
       <w:tr>
         <w:tc>
           <w:tcPr/>
-          <w:bookmarkStart w:id="59" w:name="fig-scrdevmods"/>
+          <w:bookmarkStart w:id="63" w:name="fig-scrdevmods"/>
           <w:p>
             <w:pPr>
               <w:pStyle w:val="Compact"/>
@@ -2501,18 +2599,18 @@
                 <wp:inline>
                   <wp:extent cx="5943600" cy="3512127"/>
                   <wp:effectExtent b="0" l="0" r="0" t="0"/>
-                  <wp:docPr descr="" title="" id="57" name="Picture"/>
+                  <wp:docPr descr="" title="" id="61" name="Picture"/>
                   <a:graphic>
                     <a:graphicData uri="http://schemas.openxmlformats.org/drawingml/2006/picture">
                       <pic:pic>
                         <pic:nvPicPr>
-                          <pic:cNvPr descr="figs/scrdevmods.png" id="58" name="Picture"/>
+                          <pic:cNvPr descr="figs/scrdevmods.png" id="62" name="Picture"/>
                           <pic:cNvPicPr>
                             <a:picLocks noChangeArrowheads="1" noChangeAspect="1"/>
                           </pic:cNvPicPr>
                         </pic:nvPicPr>
                         <pic:blipFill>
-                          <a:blip r:embed="rId56"/>
+                          <a:blip r:embed="rId60"/>
                           <a:stretch>
                             <a:fillRect/>
                           </a:stretch>
@@ -2549,10 +2647,10 @@
               <w:pStyle w:val="ImageCaption"/>
             </w:pPr>
             <w:r>
-              <w:t xml:space="preserve">Fig. 4: Results of mixed-effects models comparing group scores (top row) and absolute deviations (bottom row) over time. The models in the top row evaluate scores as a function of time with a random group effect, whereas the models in the bottom row evaluate the absolute deviation of each group’s reported value from the cross-group consensus (true) value, with random effects for species and group. Solid lines show the overall group or group/species means and the dashed lines show individual effects for group or group by species combinations. The bottom right plot (Short Shoot Density) is a singular fit with both species and group random-intercept variances estimated as zero, so only the fixed-effect trend is shown. None of the relationships are significant (ns: not significant).</w:t>
+              <w:t xml:space="preserve">Fig. 5: Results of mixed-effects models comparing group scores (top row) and absolute deviations (bottom row) over time. The models in the top row evaluate scores as a function of time with a random group effect, whereas the models in the bottom row evaluate the absolute deviation of each group’s reported value from the cross-group consensus (true) value, with random effects for species and group. Solid lines show the overall group or group/species means and the dashed lines show individual effects for group or group by species combinations. The bottom right plot (Short Shoot Density) is a singular fit with both species and group random-intercept variances estimated as zero, so only the fixed-effect trend is shown. None of the relationships are significant (ns: not significant).</w:t>
             </w:r>
           </w:p>
-          <w:bookmarkEnd w:id="59"/>
+          <w:bookmarkEnd w:id="63"/>
         </w:tc>
       </w:tr>
     </w:tbl>
@@ -2561,8 +2659,8 @@
         <w:br w:type="page"/>
       </w:r>
     </w:p>
-    <w:bookmarkEnd w:id="60"/>
-    <w:bookmarkStart w:id="64" w:name="tables"/>
+    <w:bookmarkEnd w:id="64"/>
+    <w:bookmarkStart w:id="68" w:name="tables"/>
     <w:p>
       <w:pPr>
         <w:pStyle w:val="Heading2"/>
@@ -2584,7 +2682,7 @@
       <w:tr>
         <w:tc>
           <w:tcPr/>
-          <w:bookmarkStart w:id="61" w:name="tbl-scrmodstab"/>
+          <w:bookmarkStart w:id="65" w:name="tbl-scrmodstab"/>
           <w:p>
             <w:pPr>
               <w:jc w:val="center"/>
@@ -3773,7 +3871,7 @@
               </w:tc>
             </w:tr>
           </w:tbl>
-          <w:bookmarkEnd w:id="61"/>
+          <w:bookmarkEnd w:id="65"/>
         </w:tc>
       </w:tr>
     </w:tbl>
@@ -3795,7 +3893,7 @@
       <w:tr>
         <w:tc>
           <w:tcPr/>
-          <w:bookmarkStart w:id="62" w:name="tbl-spmodstab"/>
+          <w:bookmarkStart w:id="66" w:name="tbl-spmodstab"/>
           <w:p>
             <w:pPr>
               <w:jc w:val="center"/>
@@ -5418,7 +5516,7 @@
               </w:tc>
             </w:tr>
           </w:tbl>
-          <w:bookmarkEnd w:id="62"/>
+          <w:bookmarkEnd w:id="66"/>
         </w:tc>
       </w:tr>
     </w:tbl>
@@ -5440,7 +5538,7 @@
       <w:tr>
         <w:tc>
           <w:tcPr/>
-          <w:bookmarkStart w:id="63" w:name="tbl-slopetab"/>
+          <w:bookmarkStart w:id="67" w:name="tbl-slopetab"/>
           <w:p>
             <w:pPr>
               <w:jc w:val="center"/>
@@ -9889,7 +9987,7 @@
               </w:tc>
             </w:tr>
           </w:tbl>
-          <w:bookmarkEnd w:id="63"/>
+          <w:bookmarkEnd w:id="67"/>
         </w:tc>
       </w:tr>
     </w:tbl>
@@ -9898,8 +9996,8 @@
         <w:br w:type="page"/>
       </w:r>
     </w:p>
-    <w:bookmarkEnd w:id="64"/>
-    <w:bookmarkStart w:id="66" w:name="data-availability"/>
+    <w:bookmarkEnd w:id="68"/>
+    <w:bookmarkStart w:id="70" w:name="data-availability"/>
     <w:p>
       <w:pPr>
         <w:pStyle w:val="Heading2"/>
@@ -9918,7 +10016,7 @@
       <w:r>
         <w:t xml:space="preserve"> </w:t>
       </w:r>
-      <w:hyperlink r:id="rId65">
+      <w:hyperlink r:id="rId69">
         <w:r>
           <w:rPr>
             <w:rStyle w:val="Hyperlink"/>
@@ -9930,8 +10028,8 @@
         <w:t xml:space="preserve">.</w:t>
       </w:r>
     </w:p>
-    <w:bookmarkEnd w:id="66"/>
-    <w:bookmarkStart w:id="67" w:name="acknowledgments"/>
+    <w:bookmarkEnd w:id="70"/>
+    <w:bookmarkStart w:id="71" w:name="acknowledgments"/>
     <w:p>
       <w:pPr>
         <w:pStyle w:val="Heading2"/>
@@ -9940,8 +10038,8 @@
         <w:t xml:space="preserve">Acknowledgments</w:t>
       </w:r>
     </w:p>
-    <w:bookmarkEnd w:id="67"/>
-    <w:bookmarkStart w:id="76" w:name="references"/>
+    <w:bookmarkEnd w:id="71"/>
+    <w:bookmarkStart w:id="80" w:name="references"/>
     <w:p>
       <w:pPr>
         <w:pStyle w:val="Heading2"/>
@@ -9950,8 +10048,8 @@
         <w:t xml:space="preserve">References</w:t>
       </w:r>
     </w:p>
-    <w:bookmarkStart w:id="75" w:name="refs"/>
-    <w:bookmarkStart w:id="69" w:name="ref-bates15"/>
+    <w:bookmarkStart w:id="79" w:name="refs"/>
+    <w:bookmarkStart w:id="73" w:name="ref-bates15"/>
     <w:p>
       <w:pPr>
         <w:pStyle w:val="Bibliography"/>
@@ -9987,7 +10085,7 @@
       <w:r>
         <w:t xml:space="preserve"> </w:t>
       </w:r>
-      <w:hyperlink r:id="rId68">
+      <w:hyperlink r:id="rId72">
         <w:r>
           <w:rPr>
             <w:rStyle w:val="Hyperlink"/>
@@ -9999,8 +10097,8 @@
         <w:t xml:space="preserve">.</w:t>
       </w:r>
     </w:p>
-    <w:bookmarkEnd w:id="69"/>
-    <w:bookmarkStart w:id="70" w:name="ref-braun1965"/>
+    <w:bookmarkEnd w:id="73"/>
+    <w:bookmarkStart w:id="74" w:name="ref-braun1965"/>
     <w:p>
       <w:pPr>
         <w:pStyle w:val="Bibliography"/>
@@ -10022,8 +10120,8 @@
         <w:t xml:space="preserve">. London: Hafner Publishing Company.</w:t>
       </w:r>
     </w:p>
-    <w:bookmarkEnd w:id="70"/>
-    <w:bookmarkStart w:id="72" w:name="ref-rdct2025"/>
+    <w:bookmarkEnd w:id="74"/>
+    <w:bookmarkStart w:id="76" w:name="ref-rdct2025"/>
     <w:p>
       <w:pPr>
         <w:pStyle w:val="Bibliography"/>
@@ -10034,7 +10132,7 @@
       <w:r>
         <w:t xml:space="preserve"> </w:t>
       </w:r>
-      <w:hyperlink r:id="rId71">
+      <w:hyperlink r:id="rId75">
         <w:r>
           <w:rPr>
             <w:rStyle w:val="Hyperlink"/>
@@ -10048,8 +10146,8 @@
         <w:t xml:space="preserve">. Vienna, Austria: R Foundation for Statistical Computing.</w:t>
       </w:r>
     </w:p>
-    <w:bookmarkEnd w:id="72"/>
-    <w:bookmarkStart w:id="74" w:name="ref-wickham2019"/>
+    <w:bookmarkEnd w:id="76"/>
+    <w:bookmarkStart w:id="78" w:name="ref-wickham2019"/>
     <w:p>
       <w:pPr>
         <w:pStyle w:val="Bibliography"/>
@@ -10085,7 +10183,7 @@
       <w:r>
         <w:t xml:space="preserve"> </w:t>
       </w:r>
-      <w:hyperlink r:id="rId73">
+      <w:hyperlink r:id="rId77">
         <w:r>
           <w:rPr>
             <w:rStyle w:val="Hyperlink"/>
@@ -10097,9 +10195,9 @@
         <w:t xml:space="preserve">.</w:t>
       </w:r>
     </w:p>
-    <w:bookmarkEnd w:id="74"/>
-    <w:bookmarkEnd w:id="75"/>
-    <w:bookmarkEnd w:id="76"/>
+    <w:bookmarkEnd w:id="78"/>
+    <w:bookmarkEnd w:id="79"/>
+    <w:bookmarkEnd w:id="80"/>
     <w:sectPr>
       <w:footerReference r:id="rId9" w:type="default"/>
       <w:pgSz w:h="15840" w:w="12240"/>

--- a/manu-draft.docx
+++ b/manu-draft.docx
@@ -320,7 +320,7 @@
         </m:sSup>
       </m:oMath>
       <w:r>
-        <w:t xml:space="preserve">) placed in or near the larger quadrat. Throughout this paper, the training locations are referred to as transects, although the transects in the actual monitoring after training are true transects often extending hundreds of meters from the shoreline into the bay.</w:t>
+        <w:t xml:space="preserve">) placed in or near the larger quadrat. Additional ancillary information is also collected (e.g., epiphyte load, leaf condition, sediment type, etc.), although it is not considered for the scoring. Throughout this paper the training locations are referred to as transects, whereas the transects in the actual monitoring that occurs after training are true transects often extending hundreds of meters from the shoreline into the bay.</w:t>
       </w:r>
     </w:p>
     <w:bookmarkStart w:id="38" w:name="scoring"/>
@@ -345,7 +345,7 @@
         <w:pStyle w:val="BodyText"/>
       </w:pPr>
       <w:r>
-        <w:t xml:space="preserve">All scores were first calculated at the smallest scale of species/metric/location, then scaled up to a metric/location score, then finally summed to a metric score. Three scores are assigned to each group for the abundance, blade length, and short shoot density metrics. The total score is a simple average of the metric scores. The entire process to score an individual group in a given year includes ten steps, as shown in</w:t>
+        <w:t xml:space="preserve">All scores were first calculated at the smallest scale of species/metric/location, then scaled up to a species/metric score, then finally summed to a metric score. Three scores are assigned to each group for the abundance, blade length, and short shoot density metrics. The total score is a simple average of the metric scores. The entire process to score an individual group in a given year includes ten steps, as shown in</w:t>
       </w:r>
       <w:r>
         <w:t xml:space="preserve"> </w:t>
@@ -1131,7 +1131,7 @@
         <w:t xml:space="preserve"> </w:t>
       </w:r>
       <w:r>
-        <w:t xml:space="preserve">of estimates across all groups for that sepcies at that transect (</w:t>
+        <w:t xml:space="preserve">of estimates across all groups for that species at that transect (</w:t>
       </w:r>
       <m:oMath>
         <m:sSub>
@@ -1157,7 +1157,41 @@
         </m:sSub>
       </m:oMath>
       <w:r>
-        <w:t xml:space="preserve">). The weighted average for the species and metric that combines the differences across transects is then:</w:t>
+        <w:t xml:space="preserve">). One minor difference for the short shoot density metric is that the species, transect weights in</w:t>
+      </w:r>
+      <w:r>
+        <w:t xml:space="preserve"> </w:t>
+      </w:r>
+      <w:hyperlink w:anchor="eq-weightsd">
+        <w:r>
+          <w:rPr>
+            <w:rStyle w:val="Hyperlink"/>
+          </w:rPr>
+          <w:t xml:space="preserve">Equation 4</w:t>
+        </w:r>
+      </w:hyperlink>
+      <w:r>
+        <w:t xml:space="preserve"> </w:t>
+      </w:r>
+      <w:r>
+        <w:t xml:space="preserve">are calculated using the coefficient of variation, following similar reasoning as using the symmetric difference in</w:t>
+      </w:r>
+      <w:r>
+        <w:t xml:space="preserve"> </w:t>
+      </w:r>
+      <w:hyperlink w:anchor="eq-dst2">
+        <w:r>
+          <w:rPr>
+            <w:rStyle w:val="Hyperlink"/>
+          </w:rPr>
+          <w:t xml:space="preserve">Equation 2</w:t>
+        </w:r>
+      </w:hyperlink>
+      <w:r>
+        <w:t xml:space="preserve"> </w:t>
+      </w:r>
+      <w:r>
+        <w:t xml:space="preserve">described above. The weighted average for the species and metric that combines the differences across transects is then:</w:t>
       </w:r>
     </w:p>
     <w:p>
@@ -2005,7 +2039,7 @@
         <w:pStyle w:val="FirstParagraph"/>
       </w:pPr>
       <w:r>
-        <w:t xml:space="preserve">The scoring methods were evaluated to assess robustness to group changes over time and sensitivity to</w:t>
+        <w:t xml:space="preserve">The scoring methods were evaluated to assess robustness to site or group changes over time and sensitivity to</w:t>
       </w:r>
       <w:r>
         <w:t xml:space="preserve"> </w:t>
@@ -2021,7 +2055,7 @@
         <w:t xml:space="preserve"> </w:t>
       </w:r>
       <w:r>
-        <w:t xml:space="preserve">decisions. First, all scores were recalculated for each year after removing each group sequentially following a</w:t>
+        <w:t xml:space="preserve">decisions. First, all scores were recalculated for each year after removing each location or group sequentially following a</w:t>
       </w:r>
       <w:r>
         <w:t xml:space="preserve"> </w:t>
@@ -2033,7 +2067,7 @@
         <w:t xml:space="preserve"> </w:t>
       </w:r>
       <w:r>
-        <w:t xml:space="preserve">approach since the core of the method relies on averages as group consensus. The intent was to demonstrate that overall scores did not vary considerably based on inclusion or exclusion of individual groups. The recalculated scores were compared to those using all groups with the expectation that results should be similar.</w:t>
+        <w:t xml:space="preserve">approach since the core of the method relies on averages across transects as group consensus. The intent was to demonstrate that overall scores did not vary considerably based on inclusion or exclusion of individual sites or groups. The recalculated scores were compared to those using all sites or groups in a year with the expectation that results should be similar.</w:t>
       </w:r>
     </w:p>
     <w:p>
@@ -2127,13 +2161,22 @@
     </w:p>
     <w:bookmarkEnd w:id="40"/>
     <w:bookmarkEnd w:id="41"/>
-    <w:bookmarkStart w:id="42" w:name="results"/>
+    <w:bookmarkStart w:id="43" w:name="results"/>
     <w:p>
       <w:pPr>
         <w:pStyle w:val="Heading2"/>
       </w:pPr>
       <w:r>
         <w:t xml:space="preserve">3 Results</w:t>
+      </w:r>
+    </w:p>
+    <w:bookmarkStart w:id="42" w:name="scoring-1"/>
+    <w:p>
+      <w:pPr>
+        <w:pStyle w:val="Heading3"/>
+      </w:pPr>
+      <w:r>
+        <w:t xml:space="preserve">3.1 Scoring</w:t>
       </w:r>
     </w:p>
     <w:p>
@@ -2141,7 +2184,7 @@
         <w:pStyle w:val="FirstParagraph"/>
       </w:pPr>
       <w:r>
-        <w:t xml:space="preserve">robustness of method - year period for calibration of score floor, leave one out</w:t>
+        <w:t xml:space="preserve">The methods described above were applied to every group that participated in the training from 2020 to 2026, producing 42 total assessments. An average of six groups participated each year. Only two groups participated all seven years, whereas three groups only missed one year of training. Although all groups were used for the scoring process, two groups that only participated in three or less years were removed from the assessment of scores over time.</w:t>
       </w:r>
     </w:p>
     <w:p>
@@ -2149,7 +2192,7 @@
         <w:pStyle w:val="BodyText"/>
       </w:pPr>
       <w:r>
-        <w:t xml:space="preserve">group scores</w:t>
+        <w:t xml:space="preserve">use trndat to identify number of plots/transects across years - consensus species list - abundance changes, though note that transects were selected to cover a variation in seagrass abundance/diversity and were not randomly selected. Maybe have a table of species over time with x marks showing if they were part of the consensus list?</w:t>
       </w:r>
     </w:p>
     <w:p>
@@ -2157,11 +2200,28 @@
         <w:pStyle w:val="BodyText"/>
       </w:pPr>
       <w:r>
+        <w:t xml:space="preserve">robustness of method - year period for calibration of score floor, leave one out</w:t>
+      </w:r>
+    </w:p>
+    <w:p>
+      <w:pPr>
+        <w:pStyle w:val="BodyText"/>
+      </w:pPr>
+      <w:r>
+        <w:t xml:space="preserve">group scores</w:t>
+      </w:r>
+    </w:p>
+    <w:p>
+      <w:pPr>
+        <w:pStyle w:val="BodyText"/>
+      </w:pPr>
+      <w:r>
         <w:t xml:space="preserve">improving scores over time</w:t>
       </w:r>
     </w:p>
     <w:bookmarkEnd w:id="42"/>
-    <w:bookmarkStart w:id="43" w:name="discussion"/>
+    <w:bookmarkEnd w:id="43"/>
+    <w:bookmarkStart w:id="44" w:name="discussion"/>
     <w:p>
       <w:pPr>
         <w:pStyle w:val="Heading2"/>
@@ -2215,8 +2275,8 @@
         <w:br w:type="page"/>
       </w:r>
     </w:p>
-    <w:bookmarkEnd w:id="43"/>
-    <w:bookmarkStart w:id="64" w:name="figures"/>
+    <w:bookmarkEnd w:id="44"/>
+    <w:bookmarkStart w:id="65" w:name="figures"/>
     <w:p>
       <w:pPr>
         <w:pStyle w:val="Heading2"/>
@@ -2238,7 +2298,7 @@
       <w:tr>
         <w:tc>
           <w:tcPr/>
-          <w:bookmarkStart w:id="47" w:name="fig-scoring_process"/>
+          <w:bookmarkStart w:id="48" w:name="fig-scoring_process"/>
           <w:p>
             <w:pPr>
               <w:pStyle w:val="Compact"/>
@@ -2249,18 +2309,18 @@
                 <wp:inline>
                   <wp:extent cx="5943600" cy="3962400"/>
                   <wp:effectExtent b="0" l="0" r="0" t="0"/>
-                  <wp:docPr descr="" title="" id="45" name="Picture"/>
+                  <wp:docPr descr="" title="" id="46" name="Picture"/>
                   <a:graphic>
                     <a:graphicData uri="http://schemas.openxmlformats.org/drawingml/2006/picture">
                       <pic:pic>
                         <pic:nvPicPr>
-                          <pic:cNvPr descr="figs/scoring_process.png" id="46" name="Picture"/>
+                          <pic:cNvPr descr="figs/scoring_process.png" id="47" name="Picture"/>
                           <pic:cNvPicPr>
                             <a:picLocks noChangeArrowheads="1" noChangeAspect="1"/>
                           </pic:cNvPicPr>
                         </pic:nvPicPr>
                         <pic:blipFill>
-                          <a:blip r:embed="rId44"/>
+                          <a:blip r:embed="rId45"/>
                           <a:stretch>
                             <a:fillRect/>
                           </a:stretch>
@@ -2300,7 +2360,7 @@
               <w:t xml:space="preserve">Fig. 1: Flowchart showing the scoring process from steps 1 to 10 for a single group in a given year. Step 3 involves all groups in the focal year and step 8 is a historical baseline from all groups for a set period of past trainings.</w:t>
             </w:r>
           </w:p>
-          <w:bookmarkEnd w:id="47"/>
+          <w:bookmarkEnd w:id="48"/>
         </w:tc>
       </w:tr>
     </w:tbl>
@@ -2322,7 +2382,7 @@
       <w:tr>
         <w:tc>
           <w:tcPr/>
-          <w:bookmarkStart w:id="51" w:name="fig-reportcard"/>
+          <w:bookmarkStart w:id="52" w:name="fig-reportcard"/>
           <w:p>
             <w:pPr>
               <w:pStyle w:val="Compact"/>
@@ -2333,18 +2393,18 @@
                 <wp:inline>
                   <wp:extent cx="5943600" cy="3776360"/>
                   <wp:effectExtent b="0" l="0" r="0" t="0"/>
-                  <wp:docPr descr="" title="" id="49" name="Picture"/>
+                  <wp:docPr descr="" title="" id="50" name="Picture"/>
                   <a:graphic>
                     <a:graphicData uri="http://schemas.openxmlformats.org/drawingml/2006/picture">
                       <pic:pic>
                         <pic:nvPicPr>
-                          <pic:cNvPr descr="figs/reportcard.png" id="50" name="Picture"/>
+                          <pic:cNvPr descr="figs/reportcard.png" id="51" name="Picture"/>
                           <pic:cNvPicPr>
                             <a:picLocks noChangeArrowheads="1" noChangeAspect="1"/>
                           </pic:cNvPicPr>
                         </pic:nvPicPr>
                         <pic:blipFill>
-                          <a:blip r:embed="rId48"/>
+                          <a:blip r:embed="rId49"/>
                           <a:stretch>
                             <a:fillRect/>
                           </a:stretch>
@@ -2384,7 +2444,7 @@
               <w:t xml:space="preserve">Fig. 2: Landing page for a group’s annual report card showing the overall score (top left), metric scores (bottom row), and barplots of deviations for each species used to calculate the metric scores. Also available is a summary of results for each species at each transect and an additional tab with resources on how to improve the scores.</w:t>
             </w:r>
           </w:p>
-          <w:bookmarkEnd w:id="51"/>
+          <w:bookmarkEnd w:id="52"/>
         </w:tc>
       </w:tr>
     </w:tbl>
@@ -2406,7 +2466,7 @@
       <w:tr>
         <w:tc>
           <w:tcPr/>
-          <w:bookmarkStart w:id="55" w:name="fig-leaveoneout"/>
+          <w:bookmarkStart w:id="56" w:name="fig-leaveoneout"/>
           <w:p>
             <w:pPr>
               <w:pStyle w:val="Compact"/>
@@ -2415,20 +2475,20 @@
             <w:r>
               <w:drawing>
                 <wp:inline>
-                  <wp:extent cx="5943600" cy="4457699"/>
+                  <wp:extent cx="5943600" cy="8172450"/>
                   <wp:effectExtent b="0" l="0" r="0" t="0"/>
-                  <wp:docPr descr="" title="" id="53" name="Picture"/>
+                  <wp:docPr descr="" title="" id="54" name="Picture"/>
                   <a:graphic>
                     <a:graphicData uri="http://schemas.openxmlformats.org/drawingml/2006/picture">
                       <pic:pic>
                         <pic:nvPicPr>
-                          <pic:cNvPr descr="figs/leaveoneout.png" id="54" name="Picture"/>
+                          <pic:cNvPr descr="figs/leaveoneout.png" id="55" name="Picture"/>
                           <pic:cNvPicPr>
                             <a:picLocks noChangeArrowheads="1" noChangeAspect="1"/>
                           </pic:cNvPicPr>
                         </pic:nvPicPr>
                         <pic:blipFill>
-                          <a:blip r:embed="rId52"/>
+                          <a:blip r:embed="rId53"/>
                           <a:stretch>
                             <a:fillRect/>
                           </a:stretch>
@@ -2436,7 +2496,7 @@
                         <pic:spPr bwMode="auto">
                           <a:xfrm>
                             <a:off x="0" y="0"/>
-                            <a:ext cx="5943600" cy="4457699"/>
+                            <a:ext cx="5943600" cy="8172450"/>
                           </a:xfrm>
                           <a:prstGeom prst="rect">
                             <a:avLst/>
@@ -2465,7 +2525,7 @@
               <w:pStyle w:val="ImageCaption"/>
             </w:pPr>
             <w:r>
-              <w:t xml:space="preserve">Fig. 3: Comparison of raw deviations (top row) and scores (bottom row) for each of three metrics following a leave-one-site-out analysis across all years. The values on the y-axis represent the newly calculated raw deviations or scores after removing one site for each of all sampling years, repeated until each site was removed once. The x-axis shows the original full-sample value for comparison. Points are colored by year. The</w:t>
+              <w:t xml:space="preserve">Fig. 3: Comparison of raw deviations (top row) and scores (bottom row) for each of three metrics following a leave-one-out analysis for (a) sites and (b) groups across all years. The values on the y-axis represent the newly calculated raw deviations or scores after removing one site or group for each of all sampling years, repeated until each site or group was removed once. The x-axis shows the original full-sample value for comparison. Points are colored by year. The</w:t>
             </w:r>
             <w:r>
               <w:t xml:space="preserve"> </w:t>
@@ -2479,10 +2539,10 @@
               <w:t xml:space="preserve"> </w:t>
             </w:r>
             <w:r>
-              <w:t xml:space="preserve">values represent the correlations between the recalculated values after removing one site and the full values with all sites. The dashed lines are 1:1 relationships.</w:t>
+              <w:t xml:space="preserve">values represent the correlations between the recalculated values after removing one site/group and the full values with all sites/groups. The dashed lines are 1:1 relationships.</w:t>
             </w:r>
           </w:p>
-          <w:bookmarkEnd w:id="55"/>
+          <w:bookmarkEnd w:id="56"/>
         </w:tc>
       </w:tr>
     </w:tbl>
@@ -2504,7 +2564,7 @@
       <w:tr>
         <w:tc>
           <w:tcPr/>
-          <w:bookmarkStart w:id="59" w:name="fig-calsens"/>
+          <w:bookmarkStart w:id="60" w:name="fig-calsens"/>
           <w:p>
             <w:pPr>
               <w:pStyle w:val="Compact"/>
@@ -2515,18 +2575,18 @@
                 <wp:inline>
                   <wp:extent cx="5504749" cy="5504749"/>
                   <wp:effectExtent b="0" l="0" r="0" t="0"/>
-                  <wp:docPr descr="" title="" id="57" name="Picture"/>
+                  <wp:docPr descr="" title="" id="58" name="Picture"/>
                   <a:graphic>
                     <a:graphicData uri="http://schemas.openxmlformats.org/drawingml/2006/picture">
                       <pic:pic>
                         <pic:nvPicPr>
-                          <pic:cNvPr descr="figs/calsens.png" id="58" name="Picture"/>
+                          <pic:cNvPr descr="figs/calsens.png" id="59" name="Picture"/>
                           <pic:cNvPicPr>
                             <a:picLocks noChangeArrowheads="1" noChangeAspect="1"/>
                           </pic:cNvPicPr>
                         </pic:nvPicPr>
                         <pic:blipFill>
-                          <a:blip r:embed="rId56"/>
+                          <a:blip r:embed="rId57"/>
                           <a:stretch>
                             <a:fillRect/>
                           </a:stretch>
@@ -2566,7 +2626,7 @@
               <w:t xml:space="preserve">Fig. 4: Sensitivity of the calculated floor for the metric scores based on length of the calibration period. Different calibration periods of two to six years from the beginning of the period of record were evaluated and are shown by point color. The black line is the mean floor across calibration periods for each year and metric. Points are jittered on the x-axis within each year.</w:t>
             </w:r>
           </w:p>
-          <w:bookmarkEnd w:id="59"/>
+          <w:bookmarkEnd w:id="60"/>
         </w:tc>
       </w:tr>
     </w:tbl>
@@ -2588,7 +2648,7 @@
       <w:tr>
         <w:tc>
           <w:tcPr/>
-          <w:bookmarkStart w:id="63" w:name="fig-scrdevmods"/>
+          <w:bookmarkStart w:id="64" w:name="fig-scrdevmods"/>
           <w:p>
             <w:pPr>
               <w:pStyle w:val="Compact"/>
@@ -2599,18 +2659,18 @@
                 <wp:inline>
                   <wp:extent cx="5943600" cy="3512127"/>
                   <wp:effectExtent b="0" l="0" r="0" t="0"/>
-                  <wp:docPr descr="" title="" id="61" name="Picture"/>
+                  <wp:docPr descr="" title="" id="62" name="Picture"/>
                   <a:graphic>
                     <a:graphicData uri="http://schemas.openxmlformats.org/drawingml/2006/picture">
                       <pic:pic>
                         <pic:nvPicPr>
-                          <pic:cNvPr descr="figs/scrdevmods.png" id="62" name="Picture"/>
+                          <pic:cNvPr descr="figs/scrdevmods.png" id="63" name="Picture"/>
                           <pic:cNvPicPr>
                             <a:picLocks noChangeArrowheads="1" noChangeAspect="1"/>
                           </pic:cNvPicPr>
                         </pic:nvPicPr>
                         <pic:blipFill>
-                          <a:blip r:embed="rId60"/>
+                          <a:blip r:embed="rId61"/>
                           <a:stretch>
                             <a:fillRect/>
                           </a:stretch>
@@ -2650,7 +2710,7 @@
               <w:t xml:space="preserve">Fig. 5: Results of mixed-effects models comparing group scores (top row) and absolute deviations (bottom row) over time. The models in the top row evaluate scores as a function of time with a random group effect, whereas the models in the bottom row evaluate the absolute deviation of each group’s reported value from the cross-group consensus (true) value, with random effects for species and group. Solid lines show the overall group or group/species means and the dashed lines show individual effects for group or group by species combinations. The bottom right plot (Short Shoot Density) is a singular fit with both species and group random-intercept variances estimated as zero, so only the fixed-effect trend is shown. None of the relationships are significant (ns: not significant).</w:t>
             </w:r>
           </w:p>
-          <w:bookmarkEnd w:id="63"/>
+          <w:bookmarkEnd w:id="64"/>
         </w:tc>
       </w:tr>
     </w:tbl>
@@ -2659,8 +2719,8 @@
         <w:br w:type="page"/>
       </w:r>
     </w:p>
-    <w:bookmarkEnd w:id="64"/>
-    <w:bookmarkStart w:id="68" w:name="tables"/>
+    <w:bookmarkEnd w:id="65"/>
+    <w:bookmarkStart w:id="69" w:name="tables"/>
     <w:p>
       <w:pPr>
         <w:pStyle w:val="Heading2"/>
@@ -2682,7 +2742,7 @@
       <w:tr>
         <w:tc>
           <w:tcPr/>
-          <w:bookmarkStart w:id="65" w:name="tbl-scrmodstab"/>
+          <w:bookmarkStart w:id="66" w:name="tbl-scrmodstab"/>
           <w:p>
             <w:pPr>
               <w:jc w:val="center"/>
@@ -3871,7 +3931,7 @@
               </w:tc>
             </w:tr>
           </w:tbl>
-          <w:bookmarkEnd w:id="65"/>
+          <w:bookmarkEnd w:id="66"/>
         </w:tc>
       </w:tr>
     </w:tbl>
@@ -3893,7 +3953,7 @@
       <w:tr>
         <w:tc>
           <w:tcPr/>
-          <w:bookmarkStart w:id="66" w:name="tbl-spmodstab"/>
+          <w:bookmarkStart w:id="67" w:name="tbl-spmodstab"/>
           <w:p>
             <w:pPr>
               <w:jc w:val="center"/>
@@ -5516,7 +5576,7 @@
               </w:tc>
             </w:tr>
           </w:tbl>
-          <w:bookmarkEnd w:id="66"/>
+          <w:bookmarkEnd w:id="67"/>
         </w:tc>
       </w:tr>
     </w:tbl>
@@ -5538,7 +5598,7 @@
       <w:tr>
         <w:tc>
           <w:tcPr/>
-          <w:bookmarkStart w:id="67" w:name="tbl-slopetab"/>
+          <w:bookmarkStart w:id="68" w:name="tbl-slopetab"/>
           <w:p>
             <w:pPr>
               <w:jc w:val="center"/>
@@ -9987,7 +10047,7 @@
               </w:tc>
             </w:tr>
           </w:tbl>
-          <w:bookmarkEnd w:id="67"/>
+          <w:bookmarkEnd w:id="68"/>
         </w:tc>
       </w:tr>
     </w:tbl>
@@ -9996,8 +10056,8 @@
         <w:br w:type="page"/>
       </w:r>
     </w:p>
-    <w:bookmarkEnd w:id="68"/>
-    <w:bookmarkStart w:id="70" w:name="data-availability"/>
+    <w:bookmarkEnd w:id="69"/>
+    <w:bookmarkStart w:id="71" w:name="data-availability"/>
     <w:p>
       <w:pPr>
         <w:pStyle w:val="Heading2"/>
@@ -10016,7 +10076,7 @@
       <w:r>
         <w:t xml:space="preserve"> </w:t>
       </w:r>
-      <w:hyperlink r:id="rId69">
+      <w:hyperlink r:id="rId70">
         <w:r>
           <w:rPr>
             <w:rStyle w:val="Hyperlink"/>
@@ -10028,8 +10088,8 @@
         <w:t xml:space="preserve">.</w:t>
       </w:r>
     </w:p>
-    <w:bookmarkEnd w:id="70"/>
-    <w:bookmarkStart w:id="71" w:name="acknowledgments"/>
+    <w:bookmarkEnd w:id="71"/>
+    <w:bookmarkStart w:id="72" w:name="acknowledgments"/>
     <w:p>
       <w:pPr>
         <w:pStyle w:val="Heading2"/>
@@ -10038,8 +10098,8 @@
         <w:t xml:space="preserve">Acknowledgments</w:t>
       </w:r>
     </w:p>
-    <w:bookmarkEnd w:id="71"/>
-    <w:bookmarkStart w:id="80" w:name="references"/>
+    <w:bookmarkEnd w:id="72"/>
+    <w:bookmarkStart w:id="81" w:name="references"/>
     <w:p>
       <w:pPr>
         <w:pStyle w:val="Heading2"/>
@@ -10048,8 +10108,8 @@
         <w:t xml:space="preserve">References</w:t>
       </w:r>
     </w:p>
-    <w:bookmarkStart w:id="79" w:name="refs"/>
-    <w:bookmarkStart w:id="73" w:name="ref-bates15"/>
+    <w:bookmarkStart w:id="80" w:name="refs"/>
+    <w:bookmarkStart w:id="74" w:name="ref-bates15"/>
     <w:p>
       <w:pPr>
         <w:pStyle w:val="Bibliography"/>
@@ -10085,7 +10145,7 @@
       <w:r>
         <w:t xml:space="preserve"> </w:t>
       </w:r>
-      <w:hyperlink r:id="rId72">
+      <w:hyperlink r:id="rId73">
         <w:r>
           <w:rPr>
             <w:rStyle w:val="Hyperlink"/>
@@ -10097,8 +10157,8 @@
         <w:t xml:space="preserve">.</w:t>
       </w:r>
     </w:p>
-    <w:bookmarkEnd w:id="73"/>
-    <w:bookmarkStart w:id="74" w:name="ref-braun1965"/>
+    <w:bookmarkEnd w:id="74"/>
+    <w:bookmarkStart w:id="75" w:name="ref-braun1965"/>
     <w:p>
       <w:pPr>
         <w:pStyle w:val="Bibliography"/>
@@ -10120,8 +10180,8 @@
         <w:t xml:space="preserve">. London: Hafner Publishing Company.</w:t>
       </w:r>
     </w:p>
-    <w:bookmarkEnd w:id="74"/>
-    <w:bookmarkStart w:id="76" w:name="ref-rdct2025"/>
+    <w:bookmarkEnd w:id="75"/>
+    <w:bookmarkStart w:id="77" w:name="ref-rdct2025"/>
     <w:p>
       <w:pPr>
         <w:pStyle w:val="Bibliography"/>
@@ -10132,7 +10192,7 @@
       <w:r>
         <w:t xml:space="preserve"> </w:t>
       </w:r>
-      <w:hyperlink r:id="rId75">
+      <w:hyperlink r:id="rId76">
         <w:r>
           <w:rPr>
             <w:rStyle w:val="Hyperlink"/>
@@ -10146,8 +10206,8 @@
         <w:t xml:space="preserve">. Vienna, Austria: R Foundation for Statistical Computing.</w:t>
       </w:r>
     </w:p>
-    <w:bookmarkEnd w:id="76"/>
-    <w:bookmarkStart w:id="78" w:name="ref-wickham2019"/>
+    <w:bookmarkEnd w:id="77"/>
+    <w:bookmarkStart w:id="79" w:name="ref-wickham2019"/>
     <w:p>
       <w:pPr>
         <w:pStyle w:val="Bibliography"/>
@@ -10183,7 +10243,7 @@
       <w:r>
         <w:t xml:space="preserve"> </w:t>
       </w:r>
-      <w:hyperlink r:id="rId77">
+      <w:hyperlink r:id="rId78">
         <w:r>
           <w:rPr>
             <w:rStyle w:val="Hyperlink"/>
@@ -10195,9 +10255,9 @@
         <w:t xml:space="preserve">.</w:t>
       </w:r>
     </w:p>
-    <w:bookmarkEnd w:id="78"/>
     <w:bookmarkEnd w:id="79"/>
     <w:bookmarkEnd w:id="80"/>
+    <w:bookmarkEnd w:id="81"/>
     <w:sectPr>
       <w:footerReference r:id="rId9" w:type="default"/>
       <w:pgSz w:h="15840" w:w="12240"/>

--- a/manu-draft.docx
+++ b/manu-draft.docx
@@ -2184,7 +2184,7 @@
         <w:pStyle w:val="FirstParagraph"/>
       </w:pPr>
       <w:r>
-        <w:t xml:space="preserve">The methods described above were applied to every group that participated in the training from 2020 to 2026, producing 42 total assessments. An average of six groups participated each year. Only two groups participated all seven years, whereas three groups only missed one year of training. Although all groups were used for the scoring process, two groups that only participated in three or less years were removed from the assessment of scores over time.</w:t>
+        <w:t xml:space="preserve">The methods described above were applied to every group that participated in the training from 2020 to 2026, producing 51 total assessments. An average of seven groups participated each year. Only three groups participated all seven years, whereas three groups only missed one year of training. Although all groups were used for the scoring process, two groups that only participated in three or less years were removed from the assessment of scores over time.</w:t>
       </w:r>
     </w:p>
     <w:p>
@@ -2268,6 +2268,14 @@
       </w:pPr>
       <w:r>
         <w:t xml:space="preserve">attempts at discounting group differences by how variable they were between species. this was done for a species across transects, small sample sizes (e.g., a species at two or three transects) made this measure noisy and not a meaningful assessment of group consistency. Alternatively, the getween-group variation is a more meaningful measure of certainty, but it describes an entirely different source of variation.</w:t>
+      </w:r>
+    </w:p>
+    <w:p>
+      <w:pPr>
+        <w:pStyle w:val="FirstParagraph"/>
+      </w:pPr>
+      <w:r>
+        <w:t xml:space="preserve">Value of reproducible method, parameterized reports.</w:t>
       </w:r>
     </w:p>
     <w:p>
@@ -2525,7 +2533,7 @@
               <w:pStyle w:val="ImageCaption"/>
             </w:pPr>
             <w:r>
-              <w:t xml:space="preserve">Fig. 3: Comparison of raw deviations (top row) and scores (bottom row) for each of three metrics following a leave-one-out analysis for (a) sites and (b) groups across all years. The values on the y-axis represent the newly calculated raw deviations or scores after removing one site or group for each of all sampling years, repeated until each site or group was removed once. The x-axis shows the original full-sample value for comparison. Points are colored by year. The</w:t>
+              <w:t xml:space="preserve">Fig. 3: Comparison of raw deviations (rows 1 and 3) and scores (rows 2 and 4) for each of three metrics following a leave-one-out analysis for (a) sites and (b) groups across all years. The values on the y-axis represent the newly calculated raw deviations or scores after removing one site or group for each of all sampling years, repeated until each site or group was removed once. The x-axis shows the original full-sample value for comparison. Points are colored by year. The</w:t>
             </w:r>
             <w:r>
               <w:t xml:space="preserve"> </w:t>
@@ -2707,7 +2715,7 @@
               <w:pStyle w:val="ImageCaption"/>
             </w:pPr>
             <w:r>
-              <w:t xml:space="preserve">Fig. 5: Results of mixed-effects models comparing group scores (top row) and absolute deviations (bottom row) over time. The models in the top row evaluate scores as a function of time with a random group effect, whereas the models in the bottom row evaluate the absolute deviation of each group’s reported value from the cross-group consensus (true) value, with random effects for species and group. Solid lines show the overall group or group/species means and the dashed lines show individual effects for group or group by species combinations. The bottom right plot (Short Shoot Density) is a singular fit with both species and group random-intercept variances estimated as zero, so only the fixed-effect trend is shown. None of the relationships are significant (ns: not significant).</w:t>
+              <w:t xml:space="preserve">Fig. 5: Results of mixed-effects models comparing group scores (top row) and absolute deviations (bottom row) over time, restricted to groups with more than three years of participation. The models in the top row evaluate scores as a function of time with a random group effect, whereas the models in the bottom row evaluate the absolute deviation of each group’s reported value from the cross-group consensus (true) value, with random effects for species and group. Solid lines show the overall group or group/species means and the dashed lines show individual effects for group or group by species combinations. The Short Shoot Density plots in both rows are singular fits, with the group random-intercept variance (top) or both species and group random-intercept variances (bottom) estimated as zero, so only the fixed-effect trend is shown. None of the relationships are significant (ns: not significant).</w:t>
             </w:r>
           </w:p>
           <w:bookmarkEnd w:id="64"/>
@@ -2753,7 +2761,7 @@
               <w:pStyle w:val="ImageCaption"/>
             </w:pPr>
             <w:r>
-              <w:t xml:space="preserve">Table 1: Model summaries of metric score trends over time (year) by metric, with group as a random intercept. Group SD is the between group standard deviation. R² is shown for the marginal (fixed effects only) and conditional (fixed and random) effects. AIC: Akaike Information Criterion.</w:t>
+              <w:t xml:space="preserve">Table 1: Model summaries of metric score trends over time (year) by metric, with group as a random intercept, restricted to groups with more than three years of participation. Group SD is the between group standard deviation. R² is shown for the marginal (fixed effects only) and conditional (fixed and random) effects. Short Shoot Density is a singular fit (group random-intercept variance estimated as zero), so its conditional R² is undefined. AIC: Akaike Information Criterion.</w:t>
             </w:r>
           </w:p>
           <w:tbl xmlns:w="http://schemas.openxmlformats.org/wordprocessingml/2006/main" xmlns:r="http://schemas.openxmlformats.org/officeDocument/2006/relationships" xmlns:w14="http://schemas.microsoft.com/office/word/2010/wordml" xmlns:wp="http://schemas.openxmlformats.org/drawingml/2006/wordprocessingDrawing" xmlns:a="http://schemas.openxmlformats.org/drawingml/2006/main" xmlns:pic="http://schemas.openxmlformats.org/drawingml/2006/picture">
@@ -3153,7 +3161,7 @@
                       <w:szCs w:val="22"/>
                       <w:color w:val="000000"/>
                     </w:rPr>
-                    <w:t xml:space="preserve">-0.1 (-2.6, 2.3)</w:t>
+                    <w:t xml:space="preserve">-0.2 (-2.4, 1.9)</w:t>
                   </w:r>
                 </w:p>
               </w:tc>
@@ -3207,7 +3215,7 @@
                       <w:szCs w:val="22"/>
                       <w:color w:val="000000"/>
                     </w:rPr>
-                    <w:t xml:space="preserve">5.1</w:t>
+                    <w:t xml:space="preserve">6.8</w:t>
                   </w:r>
                 </w:p>
               </w:tc>
@@ -3261,7 +3269,7 @@
                       <w:szCs w:val="22"/>
                       <w:color w:val="000000"/>
                     </w:rPr>
-                    <w:t xml:space="preserve">0.00 / 0.11</w:t>
+                    <w:t xml:space="preserve">0.00 / 0.20</w:t>
                   </w:r>
                 </w:p>
               </w:tc>
@@ -3315,7 +3323,7 @@
                       <w:szCs w:val="22"/>
                       <w:color w:val="000000"/>
                     </w:rPr>
-                    <w:t xml:space="preserve">304.9</w:t>
+                    <w:t xml:space="preserve">361.4</w:t>
                   </w:r>
                 </w:p>
               </w:tc>
@@ -3428,7 +3436,7 @@
                       <w:szCs w:val="22"/>
                       <w:color w:val="000000"/>
                     </w:rPr>
-                    <w:t xml:space="preserve">1.3 (-0.2, 2.8)</w:t>
+                    <w:t xml:space="preserve">0.7 (-1.0, 2.3)</w:t>
                   </w:r>
                 </w:p>
               </w:tc>
@@ -3482,7 +3490,7 @@
                       <w:szCs w:val="22"/>
                       <w:color w:val="000000"/>
                     </w:rPr>
-                    <w:t xml:space="preserve">3.4</w:t>
+                    <w:t xml:space="preserve">1.6</w:t>
                   </w:r>
                 </w:p>
               </w:tc>
@@ -3536,7 +3544,7 @@
                       <w:szCs w:val="22"/>
                       <w:color w:val="000000"/>
                     </w:rPr>
-                    <w:t xml:space="preserve">0.07 / 0.18</w:t>
+                    <w:t xml:space="preserve">0.01 / 0.03</w:t>
                   </w:r>
                 </w:p>
               </w:tc>
@@ -3590,7 +3598,7 @@
                       <w:szCs w:val="22"/>
                       <w:color w:val="000000"/>
                     </w:rPr>
-                    <w:t xml:space="preserve">272.8</w:t>
+                    <w:t xml:space="preserve">338.3</w:t>
                   </w:r>
                 </w:p>
               </w:tc>
@@ -3703,7 +3711,7 @@
                       <w:szCs w:val="22"/>
                       <w:color w:val="000000"/>
                     </w:rPr>
-                    <w:t xml:space="preserve">-0.1 (-1.9, 1.9)</w:t>
+                    <w:t xml:space="preserve">-0.2 (-2.0, 1.6)</w:t>
                   </w:r>
                 </w:p>
               </w:tc>
@@ -3757,7 +3765,7 @@
                       <w:szCs w:val="22"/>
                       <w:color w:val="000000"/>
                     </w:rPr>
-                    <w:t xml:space="preserve">2.9</w:t>
+                    <w:t xml:space="preserve">0.0</w:t>
                   </w:r>
                 </w:p>
               </w:tc>
@@ -3811,7 +3819,7 @@
                       <w:szCs w:val="22"/>
                       <w:color w:val="000000"/>
                     </w:rPr>
-                    <w:t xml:space="preserve">0.00 / 0.06</w:t>
+                    <w:t xml:space="preserve">0.00 /  NA</w:t>
                   </w:r>
                 </w:p>
               </w:tc>
@@ -3865,7 +3873,7 @@
                       <w:szCs w:val="22"/>
                       <w:color w:val="000000"/>
                     </w:rPr>
-                    <w:t xml:space="preserve">286.8</w:t>
+                    <w:t xml:space="preserve">345.1</w:t>
                   </w:r>
                 </w:p>
               </w:tc>
@@ -3925,7 +3933,7 @@
                       <w:szCs w:val="22"/>
                       <w:color w:val="000000"/>
                     </w:rPr>
-                    <w:t xml:space="preserve">N = 37, Groups = 6 for all models.</w:t>
+                    <w:t xml:space="preserve">N = 44, Groups = 7 for all models.</w:t>
                   </w:r>
                 </w:p>
               </w:tc>
@@ -3964,7 +3972,7 @@
               <w:pStyle w:val="ImageCaption"/>
             </w:pPr>
             <w:r>
-              <w:t xml:space="preserve">Table 2: Model summaries of absolute deviation trends over time (year) by metric, with species and group as crossed random intercepts. Units are specific to the metric (Abundance: category positions, Blade Length: cm, Short Shoot Density: percent difference). Group SD is the between group standard deviation and species SD is the between species standard deviation. R² is shown for the marginal (fixed effects only) and conditional (fixed and random) effects. Short Shoot Density is a singular fit (both random-intercept variances estimated as zero), so its conditional R² is undefined. AIC: Akaike Information Criterion.</w:t>
+              <w:t xml:space="preserve">Table 2: Model summaries of absolute deviation trends over time (year) by metric, with species and group as crossed random intercepts, restricted to groups with more than three years of participation. Units are specific to the metric (Abundance: category positions, Blade Length: cm, Short Shoot Density: percent difference). Group SD is the between group standard deviation and species SD is the between species standard deviation. R² is shown for the marginal (fixed effects only) and conditional (fixed and random) effects. Short Shoot Density is a singular fit (both random-intercept variances estimated as zero), so its conditional R² is undefined. AIC: Akaike Information Criterion.</w:t>
             </w:r>
           </w:p>
           <w:tbl xmlns:w="http://schemas.openxmlformats.org/wordprocessingml/2006/main" xmlns:r="http://schemas.openxmlformats.org/officeDocument/2006/relationships" xmlns:w14="http://schemas.microsoft.com/office/word/2010/wordml" xmlns:wp="http://schemas.openxmlformats.org/drawingml/2006/wordprocessingDrawing" xmlns:a="http://schemas.openxmlformats.org/drawingml/2006/main" xmlns:pic="http://schemas.openxmlformats.org/drawingml/2006/picture">
@@ -4474,7 +4482,7 @@
                       <w:szCs w:val="18"/>
                       <w:color w:val="000000"/>
                     </w:rPr>
-                    <w:t xml:space="preserve">135</w:t>
+                    <w:t xml:space="preserve">141</w:t>
                   </w:r>
                 </w:p>
               </w:tc>
@@ -4528,7 +4536,7 @@
                       <w:szCs w:val="18"/>
                       <w:color w:val="000000"/>
                     </w:rPr>
-                    <w:t xml:space="preserve">-0.004 (-0.036, 0.030)</w:t>
+                    <w:t xml:space="preserve">-0.005 (-0.037, 0.027)</w:t>
                   </w:r>
                 </w:p>
               </w:tc>
@@ -4582,7 +4590,7 @@
                       <w:szCs w:val="18"/>
                       <w:color w:val="000000"/>
                     </w:rPr>
-                    <w:t xml:space="preserve">0.04</w:t>
+                    <w:t xml:space="preserve">0.06</w:t>
                   </w:r>
                 </w:p>
               </w:tc>
@@ -4636,7 +4644,7 @@
                       <w:szCs w:val="18"/>
                       <w:color w:val="000000"/>
                     </w:rPr>
-                    <w:t xml:space="preserve">0.04</w:t>
+                    <w:t xml:space="preserve">0.09</w:t>
                   </w:r>
                 </w:p>
               </w:tc>
@@ -4690,7 +4698,7 @@
                       <w:szCs w:val="18"/>
                       <w:color w:val="000000"/>
                     </w:rPr>
-                    <w:t xml:space="preserve">0.00 / 0.02</w:t>
+                    <w:t xml:space="preserve">0.00 / 0.08</w:t>
                   </w:r>
                 </w:p>
               </w:tc>
@@ -4744,7 +4752,7 @@
                       <w:szCs w:val="18"/>
                       <w:color w:val="000000"/>
                     </w:rPr>
-                    <w:t xml:space="preserve">129.4</w:t>
+                    <w:t xml:space="preserve">140.6</w:t>
                   </w:r>
                 </w:p>
               </w:tc>
@@ -4857,7 +4865,7 @@
                       <w:szCs w:val="18"/>
                       <w:color w:val="000000"/>
                     </w:rPr>
-                    <w:t xml:space="preserve">130</w:t>
+                    <w:t xml:space="preserve">135</w:t>
                   </w:r>
                 </w:p>
               </w:tc>
@@ -4911,7 +4919,7 @@
                       <w:szCs w:val="18"/>
                       <w:color w:val="000000"/>
                     </w:rPr>
-                    <w:t xml:space="preserve">-0.212 (-0.537, 0.109)</w:t>
+                    <w:t xml:space="preserve">-0.100 (-0.430, 0.224)</w:t>
                   </w:r>
                 </w:p>
               </w:tc>
@@ -4965,7 +4973,7 @@
                       <w:szCs w:val="18"/>
                       <w:color w:val="000000"/>
                     </w:rPr>
-                    <w:t xml:space="preserve">0.92</w:t>
+                    <w:t xml:space="preserve">0.74</w:t>
                   </w:r>
                 </w:p>
               </w:tc>
@@ -5019,7 +5027,7 @@
                       <w:szCs w:val="18"/>
                       <w:color w:val="000000"/>
                     </w:rPr>
-                    <w:t xml:space="preserve">1.54</w:t>
+                    <w:t xml:space="preserve">2.07</w:t>
                   </w:r>
                 </w:p>
               </w:tc>
@@ -5073,7 +5081,7 @@
                       <w:szCs w:val="18"/>
                       <w:color w:val="000000"/>
                     </w:rPr>
-                    <w:t xml:space="preserve">0.01 / 0.23</w:t>
+                    <w:t xml:space="preserve">0.00 / 0.28</w:t>
                   </w:r>
                 </w:p>
               </w:tc>
@@ -5127,7 +5135,7 @@
                       <w:szCs w:val="18"/>
                       <w:color w:val="000000"/>
                     </w:rPr>
-                    <w:t xml:space="preserve">702.3</w:t>
+                    <w:t xml:space="preserve">744.2</w:t>
                   </w:r>
                 </w:p>
               </w:tc>
@@ -5240,7 +5248,7 @@
                       <w:szCs w:val="18"/>
                       <w:color w:val="000000"/>
                     </w:rPr>
-                    <w:t xml:space="preserve">125</w:t>
+                    <w:t xml:space="preserve">129</w:t>
                   </w:r>
                 </w:p>
               </w:tc>
@@ -5294,7 +5302,7 @@
                       <w:szCs w:val="18"/>
                       <w:color w:val="000000"/>
                     </w:rPr>
-                    <w:t xml:space="preserve">0.015 (-0.023, 0.054)</w:t>
+                    <w:t xml:space="preserve">0.026 (-0.014, 0.065)</w:t>
                   </w:r>
                 </w:p>
               </w:tc>
@@ -5510,7 +5518,7 @@
                       <w:szCs w:val="18"/>
                       <w:color w:val="000000"/>
                     </w:rPr>
-                    <w:t xml:space="preserve">141.4</w:t>
+                    <w:t xml:space="preserve">161.5</w:t>
                   </w:r>
                 </w:p>
               </w:tc>
@@ -5570,7 +5578,7 @@
                       <w:szCs w:val="22"/>
                       <w:color w:val="000000"/>
                     </w:rPr>
-                    <w:t xml:space="preserve">Groups = 8, Species = 3 for all models. </w:t>
+                    <w:t xml:space="preserve">Groups = 7, Species = 3 for all models. </w:t>
                   </w:r>
                 </w:p>
               </w:tc>
@@ -5609,7 +5617,7 @@
               <w:pStyle w:val="ImageCaption"/>
             </w:pPr>
             <w:r>
-              <w:t xml:space="preserve">Table 3: Slopes of change over time (year) for raw absolute deviations of metrics, by species and training group (identities anonymized as A-F). Colors diverge at zero within each metric (red increasing, green decreasing), with the domain scaled separately per metric since the units differ (Abundance: category positions, Blade Length: cm, Short Shoot Density: percent difference).</w:t>
+              <w:t xml:space="preserve">Table 3: Slopes of change over time (year) for raw absolute deviations of metrics, by species and training group (identities anonymized as A-G; restricted to groups with more than three years of participation). Colors diverge at zero within each metric (red increasing, green decreasing), with the domain scaled separately per metric since the units differ (Abundance: category positions, Blade Length: cm, Short Shoot Density: percent difference).</w:t>
             </w:r>
           </w:p>
           <w:tbl xmlns:w="http://schemas.openxmlformats.org/wordprocessingml/2006/main" xmlns:r="http://schemas.openxmlformats.org/officeDocument/2006/relationships" xmlns:w14="http://schemas.microsoft.com/office/word/2010/wordml" xmlns:wp="http://schemas.openxmlformats.org/drawingml/2006/wordprocessingDrawing" xmlns:a="http://schemas.openxmlformats.org/drawingml/2006/main" xmlns:pic="http://schemas.openxmlformats.org/drawingml/2006/picture">
@@ -5627,6 +5635,7 @@
               <w:gridCol w:w="867"/>
               <w:gridCol w:w="867"/>
               <w:gridCol w:w="867"/>
+              <w:gridCol w:w="867"/>
             </w:tblGrid>
             <w:tr>
               <w:trPr>
@@ -5690,7 +5699,7 @@
               </w:tc>
               <w:tc>
                 <w:tcPr>
-                  <w:gridSpan w:val="6"/>
+                  <w:gridSpan w:val="7"/>
                   <w:tcBorders>
                     <w:bottom w:val="single" w:sz="12" w:space="0" w:color="666666"/>
                     <w:top w:val="single" w:sz="12" w:space="0" w:color="666666"/>
@@ -6181,6 +6190,60 @@
                   </w:r>
                 </w:p>
               </w:tc>
+              <w:tc>
+                <w:tcPr>
+                  <w:tcBorders>
+                    <w:bottom w:val="single" w:sz="12" w:space="0" w:color="666666"/>
+                    <w:top w:val="single" w:sz="12" w:space="0" w:color="666666"/>
+                    <w:left w:val="none" w:sz="0" w:space="0" w:color="000000"/>
+                    <w:right w:val="none" w:sz="0" w:space="0" w:color="000000"/>
+                  </w:tcBorders>
+                  <w:shd w:val="clear" w:color="auto" w:fill="FFFFFF"/>
+                  <w:tcMar>
+                    <w:top w:w="0" w:type="dxa"/>
+                    <w:bottom w:w="0" w:type="dxa"/>
+                    <w:left w:w="0" w:type="dxa"/>
+                    <w:right w:w="0" w:type="dxa"/>
+                  </w:tcMar>
+                  <w:vAlign w:val="center"/>
+                </w:tcPr>
+                <w:p>
+                  <w:pPr>
+                    <w:jc w:val="center"/>
+                    <w:pBdr>
+                      <w:bottom w:val="none" w:sz="0" w:space="0" w:color="000000"/>
+                      <w:top w:val="none" w:sz="0" w:space="0" w:color="000000"/>
+                      <w:left w:val="none" w:sz="0" w:space="0" w:color="000000"/>
+                      <w:right w:val="none" w:sz="0" w:space="0" w:color="000000"/>
+                    </w:pBdr>
+                    <w:spacing w:after="100" w:before="100" w:line="240"/>
+                    <w:ind w:left="100" w:right="100" w:firstLine="0" w:firstLineChars="0"/>
+                    <w:rPr>
+                      <w:rFonts w:ascii="Arial" w:hAnsi="Arial" w:eastAsia="Arial" w:cs="Arial"/>
+                      <w:i w:val="false"/>
+                      <w:b w:val="true"/>
+                      <w:u w:val="none"/>
+                      <w:strike w:val="false"/>
+                      <w:sz w:val="20"/>
+                      <w:szCs w:val="20"/>
+                      <w:color w:val="000000"/>
+                    </w:rPr>
+                  </w:pPr>
+                  <w:r xmlns:w="http://schemas.openxmlformats.org/wordprocessingml/2006/main" xmlns:wp="http://schemas.openxmlformats.org/drawingml/2006/wordprocessingDrawing" xmlns:r="http://schemas.openxmlformats.org/officeDocument/2006/relationships" xmlns:w14="http://schemas.microsoft.com/office/word/2010/wordml">
+                    <w:rPr>
+                      <w:rFonts w:ascii="Arial" w:hAnsi="Arial" w:eastAsia="Arial" w:cs="Arial"/>
+                      <w:i w:val="false"/>
+                      <w:b w:val="true"/>
+                      <w:u w:val="none"/>
+                      <w:strike w:val="false"/>
+                      <w:sz w:val="20"/>
+                      <w:szCs w:val="20"/>
+                      <w:color w:val="000000"/>
+                    </w:rPr>
+                    <w:t xml:space="preserve">G</w:t>
+                  </w:r>
+                </w:p>
+              </w:tc>
             </w:tr>
             <w:tr>
               <w:trPr>
@@ -6619,6 +6682,60 @@
                   </w:r>
                 </w:p>
               </w:tc>
+              <w:tc>
+                <w:tcPr>
+                  <w:tcBorders>
+                    <w:bottom w:val="none" w:sz="0" w:space="0" w:color="000000"/>
+                    <w:top w:val="single" w:sz="12" w:space="0" w:color="666666"/>
+                    <w:left w:val="none" w:sz="0" w:space="0" w:color="000000"/>
+                    <w:right w:val="none" w:sz="0" w:space="0" w:color="000000"/>
+                  </w:tcBorders>
+                  <w:shd w:val="clear" w:color="auto" w:fill="E9F0EA"/>
+                  <w:tcMar>
+                    <w:top w:w="0" w:type="dxa"/>
+                    <w:bottom w:w="0" w:type="dxa"/>
+                    <w:left w:w="0" w:type="dxa"/>
+                    <w:right w:w="0" w:type="dxa"/>
+                  </w:tcMar>
+                  <w:vAlign w:val="center"/>
+                </w:tcPr>
+                <w:p>
+                  <w:pPr>
+                    <w:jc w:val="center"/>
+                    <w:pBdr>
+                      <w:bottom w:val="none" w:sz="0" w:space="0" w:color="000000"/>
+                      <w:top w:val="none" w:sz="0" w:space="0" w:color="000000"/>
+                      <w:left w:val="none" w:sz="0" w:space="0" w:color="000000"/>
+                      <w:right w:val="none" w:sz="0" w:space="0" w:color="000000"/>
+                    </w:pBdr>
+                    <w:spacing w:after="100" w:before="100" w:line="240"/>
+                    <w:ind w:left="100" w:right="100" w:firstLine="0" w:firstLineChars="0"/>
+                    <w:rPr>
+                      <w:rFonts w:ascii="Arial" w:hAnsi="Arial" w:eastAsia="Arial" w:cs="Arial"/>
+                      <w:i w:val="false"/>
+                      <w:b w:val="false"/>
+                      <w:u w:val="none"/>
+                      <w:strike w:val="false"/>
+                      <w:sz w:val="20"/>
+                      <w:szCs w:val="20"/>
+                      <w:color w:val="000000"/>
+                    </w:rPr>
+                  </w:pPr>
+                  <w:r xmlns:w="http://schemas.openxmlformats.org/wordprocessingml/2006/main" xmlns:wp="http://schemas.openxmlformats.org/drawingml/2006/wordprocessingDrawing" xmlns:r="http://schemas.openxmlformats.org/officeDocument/2006/relationships" xmlns:w14="http://schemas.microsoft.com/office/word/2010/wordml">
+                    <w:rPr>
+                      <w:rFonts w:ascii="Arial" w:hAnsi="Arial" w:eastAsia="Arial" w:cs="Arial"/>
+                      <w:i w:val="false"/>
+                      <w:b w:val="false"/>
+                      <w:u w:val="none"/>
+                      <w:strike w:val="false"/>
+                      <w:sz w:val="20"/>
+                      <w:szCs w:val="20"/>
+                      <w:color w:val="000000"/>
+                    </w:rPr>
+                    <w:t xml:space="preserve">-0.02</w:t>
+                  </w:r>
+                </w:p>
+              </w:tc>
             </w:tr>
             <w:tr>
               <w:trPr>
@@ -7044,6 +7161,60 @@
                   </w:r>
                 </w:p>
               </w:tc>
+              <w:tc>
+                <w:tcPr>
+                  <w:tcBorders>
+                    <w:bottom w:val="none" w:sz="0" w:space="0" w:color="000000"/>
+                    <w:top w:val="none" w:sz="0" w:space="0" w:color="000000"/>
+                    <w:left w:val="none" w:sz="0" w:space="0" w:color="000000"/>
+                    <w:right w:val="none" w:sz="0" w:space="0" w:color="000000"/>
+                  </w:tcBorders>
+                  <w:shd w:val="clear" w:color="auto" w:fill="F8F2F0"/>
+                  <w:tcMar>
+                    <w:top w:w="0" w:type="dxa"/>
+                    <w:bottom w:w="0" w:type="dxa"/>
+                    <w:left w:w="0" w:type="dxa"/>
+                    <w:right w:w="0" w:type="dxa"/>
+                  </w:tcMar>
+                  <w:vAlign w:val="center"/>
+                </w:tcPr>
+                <w:p>
+                  <w:pPr>
+                    <w:jc w:val="center"/>
+                    <w:pBdr>
+                      <w:bottom w:val="none" w:sz="0" w:space="0" w:color="000000"/>
+                      <w:top w:val="none" w:sz="0" w:space="0" w:color="000000"/>
+                      <w:left w:val="none" w:sz="0" w:space="0" w:color="000000"/>
+                      <w:right w:val="none" w:sz="0" w:space="0" w:color="000000"/>
+                    </w:pBdr>
+                    <w:spacing w:after="100" w:before="100" w:line="240"/>
+                    <w:ind w:left="100" w:right="100" w:firstLine="0" w:firstLineChars="0"/>
+                    <w:rPr>
+                      <w:rFonts w:ascii="Arial" w:hAnsi="Arial" w:eastAsia="Arial" w:cs="Arial"/>
+                      <w:i w:val="false"/>
+                      <w:b w:val="false"/>
+                      <w:u w:val="none"/>
+                      <w:strike w:val="false"/>
+                      <w:sz w:val="20"/>
+                      <w:szCs w:val="20"/>
+                      <w:color w:val="000000"/>
+                    </w:rPr>
+                  </w:pPr>
+                  <w:r xmlns:w="http://schemas.openxmlformats.org/wordprocessingml/2006/main" xmlns:wp="http://schemas.openxmlformats.org/drawingml/2006/wordprocessingDrawing" xmlns:r="http://schemas.openxmlformats.org/officeDocument/2006/relationships" xmlns:w14="http://schemas.microsoft.com/office/word/2010/wordml">
+                    <w:rPr>
+                      <w:rFonts w:ascii="Arial" w:hAnsi="Arial" w:eastAsia="Arial" w:cs="Arial"/>
+                      <w:i w:val="false"/>
+                      <w:b w:val="false"/>
+                      <w:u w:val="none"/>
+                      <w:strike w:val="false"/>
+                      <w:sz w:val="20"/>
+                      <w:szCs w:val="20"/>
+                      <w:color w:val="000000"/>
+                    </w:rPr>
+                    <w:t xml:space="preserve">0.01</w:t>
+                  </w:r>
+                </w:p>
+              </w:tc>
             </w:tr>
             <w:tr>
               <w:trPr>
@@ -7469,6 +7640,60 @@
                   </w:r>
                 </w:p>
               </w:tc>
+              <w:tc>
+                <w:tcPr>
+                  <w:tcBorders>
+                    <w:bottom w:val="none" w:sz="0" w:space="0" w:color="000000"/>
+                    <w:top w:val="none" w:sz="0" w:space="0" w:color="000000"/>
+                    <w:left w:val="none" w:sz="0" w:space="0" w:color="000000"/>
+                    <w:right w:val="none" w:sz="0" w:space="0" w:color="000000"/>
+                  </w:tcBorders>
+                  <w:shd w:val="clear" w:color="auto" w:fill="F7F4F4"/>
+                  <w:tcMar>
+                    <w:top w:w="0" w:type="dxa"/>
+                    <w:bottom w:w="0" w:type="dxa"/>
+                    <w:left w:w="0" w:type="dxa"/>
+                    <w:right w:w="0" w:type="dxa"/>
+                  </w:tcMar>
+                  <w:vAlign w:val="center"/>
+                </w:tcPr>
+                <w:p>
+                  <w:pPr>
+                    <w:jc w:val="center"/>
+                    <w:pBdr>
+                      <w:bottom w:val="none" w:sz="0" w:space="0" w:color="000000"/>
+                      <w:top w:val="none" w:sz="0" w:space="0" w:color="000000"/>
+                      <w:left w:val="none" w:sz="0" w:space="0" w:color="000000"/>
+                      <w:right w:val="none" w:sz="0" w:space="0" w:color="000000"/>
+                    </w:pBdr>
+                    <w:spacing w:after="100" w:before="100" w:line="240"/>
+                    <w:ind w:left="100" w:right="100" w:firstLine="0" w:firstLineChars="0"/>
+                    <w:rPr>
+                      <w:rFonts w:ascii="Arial" w:hAnsi="Arial" w:eastAsia="Arial" w:cs="Arial"/>
+                      <w:i w:val="false"/>
+                      <w:b w:val="false"/>
+                      <w:u w:val="none"/>
+                      <w:strike w:val="false"/>
+                      <w:sz w:val="20"/>
+                      <w:szCs w:val="20"/>
+                      <w:color w:val="000000"/>
+                    </w:rPr>
+                  </w:pPr>
+                  <w:r xmlns:w="http://schemas.openxmlformats.org/wordprocessingml/2006/main" xmlns:wp="http://schemas.openxmlformats.org/drawingml/2006/wordprocessingDrawing" xmlns:r="http://schemas.openxmlformats.org/officeDocument/2006/relationships" xmlns:w14="http://schemas.microsoft.com/office/word/2010/wordml">
+                    <w:rPr>
+                      <w:rFonts w:ascii="Arial" w:hAnsi="Arial" w:eastAsia="Arial" w:cs="Arial"/>
+                      <w:i w:val="false"/>
+                      <w:b w:val="false"/>
+                      <w:u w:val="none"/>
+                      <w:strike w:val="false"/>
+                      <w:sz w:val="20"/>
+                      <w:szCs w:val="20"/>
+                      <w:color w:val="000000"/>
+                    </w:rPr>
+                    <w:t xml:space="preserve">0.00</w:t>
+                  </w:r>
+                </w:p>
+              </w:tc>
             </w:tr>
             <w:tr>
               <w:trPr>
@@ -7907,6 +8132,60 @@
                   </w:r>
                 </w:p>
               </w:tc>
+              <w:tc>
+                <w:tcPr>
+                  <w:tcBorders>
+                    <w:bottom w:val="none" w:sz="0" w:space="0" w:color="000000"/>
+                    <w:top w:val="none" w:sz="0" w:space="0" w:color="000000"/>
+                    <w:left w:val="none" w:sz="0" w:space="0" w:color="000000"/>
+                    <w:right w:val="none" w:sz="0" w:space="0" w:color="000000"/>
+                  </w:tcBorders>
+                  <w:shd w:val="clear" w:color="auto" w:fill="FAD1C9"/>
+                  <w:tcMar>
+                    <w:top w:w="0" w:type="dxa"/>
+                    <w:bottom w:w="0" w:type="dxa"/>
+                    <w:left w:w="0" w:type="dxa"/>
+                    <w:right w:w="0" w:type="dxa"/>
+                  </w:tcMar>
+                  <w:vAlign w:val="center"/>
+                </w:tcPr>
+                <w:p>
+                  <w:pPr>
+                    <w:jc w:val="center"/>
+                    <w:pBdr>
+                      <w:bottom w:val="none" w:sz="0" w:space="0" w:color="000000"/>
+                      <w:top w:val="none" w:sz="0" w:space="0" w:color="000000"/>
+                      <w:left w:val="none" w:sz="0" w:space="0" w:color="000000"/>
+                      <w:right w:val="none" w:sz="0" w:space="0" w:color="000000"/>
+                    </w:pBdr>
+                    <w:spacing w:after="100" w:before="100" w:line="240"/>
+                    <w:ind w:left="100" w:right="100" w:firstLine="0" w:firstLineChars="0"/>
+                    <w:rPr>
+                      <w:rFonts w:ascii="Arial" w:hAnsi="Arial" w:eastAsia="Arial" w:cs="Arial"/>
+                      <w:i w:val="false"/>
+                      <w:b w:val="false"/>
+                      <w:u w:val="none"/>
+                      <w:strike w:val="false"/>
+                      <w:sz w:val="20"/>
+                      <w:szCs w:val="20"/>
+                      <w:color w:val="000000"/>
+                    </w:rPr>
+                  </w:pPr>
+                  <w:r xmlns:w="http://schemas.openxmlformats.org/wordprocessingml/2006/main" xmlns:wp="http://schemas.openxmlformats.org/drawingml/2006/wordprocessingDrawing" xmlns:r="http://schemas.openxmlformats.org/officeDocument/2006/relationships" xmlns:w14="http://schemas.microsoft.com/office/word/2010/wordml">
+                    <w:rPr>
+                      <w:rFonts w:ascii="Arial" w:hAnsi="Arial" w:eastAsia="Arial" w:cs="Arial"/>
+                      <w:i w:val="false"/>
+                      <w:b w:val="false"/>
+                      <w:u w:val="none"/>
+                      <w:strike w:val="false"/>
+                      <w:sz w:val="20"/>
+                      <w:szCs w:val="20"/>
+                      <w:color w:val="000000"/>
+                    </w:rPr>
+                    <w:t xml:space="preserve">0.38</w:t>
+                  </w:r>
+                </w:p>
+              </w:tc>
             </w:tr>
             <w:tr>
               <w:trPr>
@@ -8332,6 +8611,60 @@
                   </w:r>
                 </w:p>
               </w:tc>
+              <w:tc>
+                <w:tcPr>
+                  <w:tcBorders>
+                    <w:bottom w:val="none" w:sz="0" w:space="0" w:color="000000"/>
+                    <w:top w:val="none" w:sz="0" w:space="0" w:color="000000"/>
+                    <w:left w:val="none" w:sz="0" w:space="0" w:color="000000"/>
+                    <w:right w:val="none" w:sz="0" w:space="0" w:color="000000"/>
+                  </w:tcBorders>
+                  <w:shd w:val="clear" w:color="auto" w:fill="E5604D"/>
+                  <w:tcMar>
+                    <w:top w:w="0" w:type="dxa"/>
+                    <w:bottom w:w="0" w:type="dxa"/>
+                    <w:left w:w="0" w:type="dxa"/>
+                    <w:right w:w="0" w:type="dxa"/>
+                  </w:tcMar>
+                  <w:vAlign w:val="center"/>
+                </w:tcPr>
+                <w:p>
+                  <w:pPr>
+                    <w:jc w:val="center"/>
+                    <w:pBdr>
+                      <w:bottom w:val="none" w:sz="0" w:space="0" w:color="000000"/>
+                      <w:top w:val="none" w:sz="0" w:space="0" w:color="000000"/>
+                      <w:left w:val="none" w:sz="0" w:space="0" w:color="000000"/>
+                      <w:right w:val="none" w:sz="0" w:space="0" w:color="000000"/>
+                    </w:pBdr>
+                    <w:spacing w:after="100" w:before="100" w:line="240"/>
+                    <w:ind w:left="100" w:right="100" w:firstLine="0" w:firstLineChars="0"/>
+                    <w:rPr>
+                      <w:rFonts w:ascii="Arial" w:hAnsi="Arial" w:eastAsia="Arial" w:cs="Arial"/>
+                      <w:i w:val="false"/>
+                      <w:b w:val="false"/>
+                      <w:u w:val="none"/>
+                      <w:strike w:val="false"/>
+                      <w:sz w:val="20"/>
+                      <w:szCs w:val="20"/>
+                      <w:color w:val="000000"/>
+                    </w:rPr>
+                  </w:pPr>
+                  <w:r xmlns:w="http://schemas.openxmlformats.org/wordprocessingml/2006/main" xmlns:wp="http://schemas.openxmlformats.org/drawingml/2006/wordprocessingDrawing" xmlns:r="http://schemas.openxmlformats.org/officeDocument/2006/relationships" xmlns:w14="http://schemas.microsoft.com/office/word/2010/wordml">
+                    <w:rPr>
+                      <w:rFonts w:ascii="Arial" w:hAnsi="Arial" w:eastAsia="Arial" w:cs="Arial"/>
+                      <w:i w:val="false"/>
+                      <w:b w:val="false"/>
+                      <w:u w:val="none"/>
+                      <w:strike w:val="false"/>
+                      <w:sz w:val="20"/>
+                      <w:szCs w:val="20"/>
+                      <w:color w:val="000000"/>
+                    </w:rPr>
+                    <w:t xml:space="preserve">1.49</w:t>
+                  </w:r>
+                </w:p>
+              </w:tc>
             </w:tr>
             <w:tr>
               <w:trPr>
@@ -8757,6 +9090,60 @@
                   </w:r>
                 </w:p>
               </w:tc>
+              <w:tc>
+                <w:tcPr>
+                  <w:tcBorders>
+                    <w:bottom w:val="none" w:sz="0" w:space="0" w:color="000000"/>
+                    <w:top w:val="none" w:sz="0" w:space="0" w:color="000000"/>
+                    <w:left w:val="none" w:sz="0" w:space="0" w:color="000000"/>
+                    <w:right w:val="none" w:sz="0" w:space="0" w:color="000000"/>
+                  </w:tcBorders>
+                  <w:shd w:val="clear" w:color="auto" w:fill="FAD2CA"/>
+                  <w:tcMar>
+                    <w:top w:w="0" w:type="dxa"/>
+                    <w:bottom w:w="0" w:type="dxa"/>
+                    <w:left w:w="0" w:type="dxa"/>
+                    <w:right w:w="0" w:type="dxa"/>
+                  </w:tcMar>
+                  <w:vAlign w:val="center"/>
+                </w:tcPr>
+                <w:p>
+                  <w:pPr>
+                    <w:jc w:val="center"/>
+                    <w:pBdr>
+                      <w:bottom w:val="none" w:sz="0" w:space="0" w:color="000000"/>
+                      <w:top w:val="none" w:sz="0" w:space="0" w:color="000000"/>
+                      <w:left w:val="none" w:sz="0" w:space="0" w:color="000000"/>
+                      <w:right w:val="none" w:sz="0" w:space="0" w:color="000000"/>
+                    </w:pBdr>
+                    <w:spacing w:after="100" w:before="100" w:line="240"/>
+                    <w:ind w:left="100" w:right="100" w:firstLine="0" w:firstLineChars="0"/>
+                    <w:rPr>
+                      <w:rFonts w:ascii="Arial" w:hAnsi="Arial" w:eastAsia="Arial" w:cs="Arial"/>
+                      <w:i w:val="false"/>
+                      <w:b w:val="false"/>
+                      <w:u w:val="none"/>
+                      <w:strike w:val="false"/>
+                      <w:sz w:val="20"/>
+                      <w:szCs w:val="20"/>
+                      <w:color w:val="000000"/>
+                    </w:rPr>
+                  </w:pPr>
+                  <w:r xmlns:w="http://schemas.openxmlformats.org/wordprocessingml/2006/main" xmlns:wp="http://schemas.openxmlformats.org/drawingml/2006/wordprocessingDrawing" xmlns:r="http://schemas.openxmlformats.org/officeDocument/2006/relationships" xmlns:w14="http://schemas.microsoft.com/office/word/2010/wordml">
+                    <w:rPr>
+                      <w:rFonts w:ascii="Arial" w:hAnsi="Arial" w:eastAsia="Arial" w:cs="Arial"/>
+                      <w:i w:val="false"/>
+                      <w:b w:val="false"/>
+                      <w:u w:val="none"/>
+                      <w:strike w:val="false"/>
+                      <w:sz w:val="20"/>
+                      <w:szCs w:val="20"/>
+                      <w:color w:val="000000"/>
+                    </w:rPr>
+                    <w:t xml:space="preserve">0.37</w:t>
+                  </w:r>
+                </w:p>
+              </w:tc>
             </w:tr>
             <w:tr>
               <w:trPr>
@@ -9195,6 +9582,60 @@
                   </w:r>
                 </w:p>
               </w:tc>
+              <w:tc>
+                <w:tcPr>
+                  <w:tcBorders>
+                    <w:bottom w:val="none" w:sz="0" w:space="0" w:color="000000"/>
+                    <w:top w:val="none" w:sz="0" w:space="0" w:color="000000"/>
+                    <w:left w:val="none" w:sz="0" w:space="0" w:color="000000"/>
+                    <w:right w:val="none" w:sz="0" w:space="0" w:color="000000"/>
+                  </w:tcBorders>
+                  <w:shd w:val="clear" w:color="auto" w:fill="F8B0A2"/>
+                  <w:tcMar>
+                    <w:top w:w="0" w:type="dxa"/>
+                    <w:bottom w:w="0" w:type="dxa"/>
+                    <w:left w:w="0" w:type="dxa"/>
+                    <w:right w:w="0" w:type="dxa"/>
+                  </w:tcMar>
+                  <w:vAlign w:val="center"/>
+                </w:tcPr>
+                <w:p>
+                  <w:pPr>
+                    <w:jc w:val="center"/>
+                    <w:pBdr>
+                      <w:bottom w:val="none" w:sz="0" w:space="0" w:color="000000"/>
+                      <w:top w:val="none" w:sz="0" w:space="0" w:color="000000"/>
+                      <w:left w:val="none" w:sz="0" w:space="0" w:color="000000"/>
+                      <w:right w:val="none" w:sz="0" w:space="0" w:color="000000"/>
+                    </w:pBdr>
+                    <w:spacing w:after="100" w:before="100" w:line="240"/>
+                    <w:ind w:left="100" w:right="100" w:firstLine="0" w:firstLineChars="0"/>
+                    <w:rPr>
+                      <w:rFonts w:ascii="Arial" w:hAnsi="Arial" w:eastAsia="Arial" w:cs="Arial"/>
+                      <w:i w:val="false"/>
+                      <w:b w:val="false"/>
+                      <w:u w:val="none"/>
+                      <w:strike w:val="false"/>
+                      <w:sz w:val="20"/>
+                      <w:szCs w:val="20"/>
+                      <w:color w:val="000000"/>
+                    </w:rPr>
+                  </w:pPr>
+                  <w:r xmlns:w="http://schemas.openxmlformats.org/wordprocessingml/2006/main" xmlns:wp="http://schemas.openxmlformats.org/drawingml/2006/wordprocessingDrawing" xmlns:r="http://schemas.openxmlformats.org/officeDocument/2006/relationships" xmlns:w14="http://schemas.microsoft.com/office/word/2010/wordml">
+                    <w:rPr>
+                      <w:rFonts w:ascii="Arial" w:hAnsi="Arial" w:eastAsia="Arial" w:cs="Arial"/>
+                      <w:i w:val="false"/>
+                      <w:b w:val="false"/>
+                      <w:u w:val="none"/>
+                      <w:strike w:val="false"/>
+                      <w:sz w:val="20"/>
+                      <w:szCs w:val="20"/>
+                      <w:color w:val="000000"/>
+                    </w:rPr>
+                    <w:t xml:space="preserve">0.09</w:t>
+                  </w:r>
+                </w:p>
+              </w:tc>
             </w:tr>
             <w:tr>
               <w:trPr>
@@ -9620,6 +10061,60 @@
                   </w:r>
                 </w:p>
               </w:tc>
+              <w:tc>
+                <w:tcPr>
+                  <w:tcBorders>
+                    <w:bottom w:val="none" w:sz="0" w:space="0" w:color="000000"/>
+                    <w:top w:val="none" w:sz="0" w:space="0" w:color="000000"/>
+                    <w:left w:val="none" w:sz="0" w:space="0" w:color="000000"/>
+                    <w:right w:val="none" w:sz="0" w:space="0" w:color="000000"/>
+                  </w:tcBorders>
+                  <w:shd w:val="clear" w:color="auto" w:fill="DF4B3A"/>
+                  <w:tcMar>
+                    <w:top w:w="0" w:type="dxa"/>
+                    <w:bottom w:w="0" w:type="dxa"/>
+                    <w:left w:w="0" w:type="dxa"/>
+                    <w:right w:w="0" w:type="dxa"/>
+                  </w:tcMar>
+                  <w:vAlign w:val="center"/>
+                </w:tcPr>
+                <w:p>
+                  <w:pPr>
+                    <w:jc w:val="center"/>
+                    <w:pBdr>
+                      <w:bottom w:val="none" w:sz="0" w:space="0" w:color="000000"/>
+                      <w:top w:val="none" w:sz="0" w:space="0" w:color="000000"/>
+                      <w:left w:val="none" w:sz="0" w:space="0" w:color="000000"/>
+                      <w:right w:val="none" w:sz="0" w:space="0" w:color="000000"/>
+                    </w:pBdr>
+                    <w:spacing w:after="100" w:before="100" w:line="240"/>
+                    <w:ind w:left="100" w:right="100" w:firstLine="0" w:firstLineChars="0"/>
+                    <w:rPr>
+                      <w:rFonts w:ascii="Arial" w:hAnsi="Arial" w:eastAsia="Arial" w:cs="Arial"/>
+                      <w:i w:val="false"/>
+                      <w:b w:val="false"/>
+                      <w:u w:val="none"/>
+                      <w:strike w:val="false"/>
+                      <w:sz w:val="20"/>
+                      <w:szCs w:val="20"/>
+                      <w:color w:val="000000"/>
+                    </w:rPr>
+                  </w:pPr>
+                  <w:r xmlns:w="http://schemas.openxmlformats.org/wordprocessingml/2006/main" xmlns:wp="http://schemas.openxmlformats.org/drawingml/2006/wordprocessingDrawing" xmlns:r="http://schemas.openxmlformats.org/officeDocument/2006/relationships" xmlns:w14="http://schemas.microsoft.com/office/word/2010/wordml">
+                    <w:rPr>
+                      <w:rFonts w:ascii="Arial" w:hAnsi="Arial" w:eastAsia="Arial" w:cs="Arial"/>
+                      <w:i w:val="false"/>
+                      <w:b w:val="false"/>
+                      <w:u w:val="none"/>
+                      <w:strike w:val="false"/>
+                      <w:sz w:val="20"/>
+                      <w:szCs w:val="20"/>
+                      <w:color w:val="000000"/>
+                    </w:rPr>
+                    <w:t xml:space="preserve">0.20</w:t>
+                  </w:r>
+                </w:p>
+              </w:tc>
             </w:tr>
             <w:tr>
               <w:trPr>
@@ -10042,6 +10537,60 @@
                       <w:color w:val="000000"/>
                     </w:rPr>
                     <w:t xml:space="preserve">0.07</w:t>
+                  </w:r>
+                </w:p>
+              </w:tc>
+              <w:tc>
+                <w:tcPr>
+                  <w:tcBorders>
+                    <w:bottom w:val="single" w:sz="12" w:space="0" w:color="666666"/>
+                    <w:top w:val="none" w:sz="0" w:space="0" w:color="000000"/>
+                    <w:left w:val="none" w:sz="0" w:space="0" w:color="000000"/>
+                    <w:right w:val="none" w:sz="0" w:space="0" w:color="000000"/>
+                  </w:tcBorders>
+                  <w:shd w:val="clear" w:color="auto" w:fill="B2D6B9"/>
+                  <w:tcMar>
+                    <w:top w:w="0" w:type="dxa"/>
+                    <w:bottom w:w="0" w:type="dxa"/>
+                    <w:left w:w="0" w:type="dxa"/>
+                    <w:right w:w="0" w:type="dxa"/>
+                  </w:tcMar>
+                  <w:vAlign w:val="center"/>
+                </w:tcPr>
+                <w:p>
+                  <w:pPr>
+                    <w:jc w:val="center"/>
+                    <w:pBdr>
+                      <w:bottom w:val="none" w:sz="0" w:space="0" w:color="000000"/>
+                      <w:top w:val="none" w:sz="0" w:space="0" w:color="000000"/>
+                      <w:left w:val="none" w:sz="0" w:space="0" w:color="000000"/>
+                      <w:right w:val="none" w:sz="0" w:space="0" w:color="000000"/>
+                    </w:pBdr>
+                    <w:spacing w:after="100" w:before="100" w:line="240"/>
+                    <w:ind w:left="100" w:right="100" w:firstLine="0" w:firstLineChars="0"/>
+                    <w:rPr>
+                      <w:rFonts w:ascii="Arial" w:hAnsi="Arial" w:eastAsia="Arial" w:cs="Arial"/>
+                      <w:i w:val="false"/>
+                      <w:b w:val="false"/>
+                      <w:u w:val="none"/>
+                      <w:strike w:val="false"/>
+                      <w:sz w:val="20"/>
+                      <w:szCs w:val="20"/>
+                      <w:color w:val="000000"/>
+                    </w:rPr>
+                  </w:pPr>
+                  <w:r xmlns:w="http://schemas.openxmlformats.org/wordprocessingml/2006/main" xmlns:wp="http://schemas.openxmlformats.org/drawingml/2006/wordprocessingDrawing" xmlns:r="http://schemas.openxmlformats.org/officeDocument/2006/relationships" xmlns:w14="http://schemas.microsoft.com/office/word/2010/wordml">
+                    <w:rPr>
+                      <w:rFonts w:ascii="Arial" w:hAnsi="Arial" w:eastAsia="Arial" w:cs="Arial"/>
+                      <w:i w:val="false"/>
+                      <w:b w:val="false"/>
+                      <w:u w:val="none"/>
+                      <w:strike w:val="false"/>
+                      <w:sz w:val="20"/>
+                      <w:szCs w:val="20"/>
+                      <w:color w:val="000000"/>
+                    </w:rPr>
+                    <w:t xml:space="preserve">-0.08</w:t>
                   </w:r>
                 </w:p>
               </w:tc>

--- a/manu-draft.docx
+++ b/manu-draft.docx
@@ -2184,7 +2184,46 @@
         <w:pStyle w:val="FirstParagraph"/>
       </w:pPr>
       <w:r>
-        <w:t xml:space="preserve">The methods described above were applied to every group that participated in the training from 2020 to 2026, producing 51 total assessments. An average of seven groups participated each year. Only three groups participated all seven years, whereas three groups only missed one year of training. Although all groups were used for the scoring process, two groups that only participated in three or less years were removed from the assessment of scores over time.</w:t>
+        <w:t xml:space="preserve">The methods described above were applied to every group that participated in the training from 2020 to 2026, producing 51 total assessments</w:t>
+      </w:r>
+      <w:r>
+        <w:t xml:space="preserve"> </w:t>
+      </w:r>
+      <w:r>
+        <w:t xml:space="preserve">(</w:t>
+      </w:r>
+      <w:r>
+        <w:rPr>
+          <w:b/>
+          <w:bCs/>
+        </w:rPr>
+        <w:t xml:space="preserve">tab-trainsumtab?</w:t>
+      </w:r>
+      <w:r>
+        <w:t xml:space="preserve">)</w:t>
+      </w:r>
+      <w:r>
+        <w:t xml:space="preserve">. An average of seven groups participated each year (minimum five in 2021, maximum nine in 2025, 2026). Only three groups participated all seven years, whereas three groups only missed one year of training. All groups were used for the scoring process (i.e., to determine baseline variation and within-year species weights), whereas four groups that participated in three or less years were removed from the assessment of scores over time. Only groups that participated in the majority of years were included (n =</w:t>
+      </w:r>
+      <w:r>
+        <w:t xml:space="preserve"> </w:t>
+      </w:r>
+      <w:r>
+        <w:rPr>
+          <w:rStyle w:val="VerbatimChar"/>
+        </w:rPr>
+        <w:t xml:space="preserve">rnkep</w:t>
+      </w:r>
+      <w:r>
+        <w:t xml:space="preserve">) since they were most likely to benefit from repeated training and were expected to show a stronger signal in the trend models (see below).</w:t>
+      </w:r>
+    </w:p>
+    <w:p>
+      <w:pPr>
+        <w:pStyle w:val="BodyText"/>
+      </w:pPr>
+      <w:r>
+        <w:t xml:space="preserve">For the metric scores across years, only four instances occurred where the minimum score (floor) was raised above fifty. This indicated that groups generally had smaller variation across the metrics compared to the baseline comparison from the first five years.</w:t>
       </w:r>
     </w:p>
     <w:p>
@@ -2248,6 +2287,14 @@
       </w:r>
       <w:r>
         <w:t xml:space="preserve">* discounting abundance scores treats ordinal positions equally, although it’s shown that independent observers are more likely to agree on measurements of high abundance compared to lower values, i.e., precision is lower for low abundance (see Jan’s paper). Differences at higher abundnace categories could be weighted more.</w:t>
+      </w:r>
+    </w:p>
+    <w:p>
+      <w:pPr>
+        <w:pStyle w:val="BodyText"/>
+      </w:pPr>
+      <w:r>
+        <w:t xml:space="preserve">why didn’t we see overall improvements over time - people from each group changing over time? I can quantify this….</w:t>
       </w:r>
     </w:p>
     <w:p>
@@ -2728,7 +2775,7 @@
       </w:r>
     </w:p>
     <w:bookmarkEnd w:id="65"/>
-    <w:bookmarkStart w:id="69" w:name="tables"/>
+    <w:bookmarkStart w:id="70" w:name="tables"/>
     <w:p>
       <w:pPr>
         <w:pStyle w:val="Heading2"/>
@@ -2750,7 +2797,7 @@
       <w:tr>
         <w:tc>
           <w:tcPr/>
-          <w:bookmarkStart w:id="66" w:name="tbl-scrmodstab"/>
+          <w:bookmarkStart w:id="66" w:name="tbl-trainsumtab"/>
           <w:p>
             <w:pPr>
               <w:jc w:val="center"/>
@@ -2761,7 +2808,8190 @@
               <w:pStyle w:val="ImageCaption"/>
             </w:pPr>
             <w:r>
-              <w:t xml:space="preserve">Table 1: Model summaries of metric score trends over time (year) by metric, with group as a random intercept, restricted to groups with more than three years of participation. Group SD is the between group standard deviation. R² is shown for the marginal (fixed effects only) and conditional (fixed and random) effects. Short Shoot Density is a singular fit (group random-intercept variance estimated as zero), so its conditional R² is undefined. AIC: Akaike Information Criterion.</w:t>
+              <w:t xml:space="preserve">Table 1: Summary of number of groups, metric scores, raw metric deviations, and consensus species lists for seven years of training. Metric scores are averages across the groups with the minimum floor in parentheses. Metric raw deviations are the averages of the absolute values with the minimum and maximum values across the groups in parentheses (abundance in ordinal categories, blade length in cm, and short shoot density in shoots cm</w:t>
+            </w:r>
+            <m:oMath>
+              <m:sSup>
+                <m:e>
+                  <m:r>
+                    <m:t>​</m:t>
+                  </m:r>
+                </m:e>
+                <m:sup>
+                  <m:r>
+                    <m:rPr>
+                      <m:sty m:val="p"/>
+                    </m:rPr>
+                    <m:t>−</m:t>
+                  </m:r>
+                  <m:r>
+                    <m:t>2</m:t>
+                  </m:r>
+                </m:sup>
+              </m:sSup>
+            </m:oMath>
+            <w:r>
+              <w:t xml:space="preserve">). The species consensus lists show seagrass and macroalgae with numbers indicating the number of transects where a taxa was found. CYAN: cyanobacteria; DG: drift green; DR: drift red.</w:t>
+            </w:r>
+          </w:p>
+          <w:tbl xmlns:w="http://schemas.openxmlformats.org/wordprocessingml/2006/main" xmlns:r="http://schemas.openxmlformats.org/officeDocument/2006/relationships" xmlns:w14="http://schemas.microsoft.com/office/word/2010/wordml" xmlns:wp="http://schemas.openxmlformats.org/drawingml/2006/wordprocessingDrawing" xmlns:a="http://schemas.openxmlformats.org/drawingml/2006/main" xmlns:pic="http://schemas.openxmlformats.org/drawingml/2006/picture">
+            <w:tblPr>
+              <w:tblLayout w:type="fixed"/>
+              <w:jc w:val="center"/>
+              <w:tblLook w:firstRow="1" w:lastRow="0" w:firstColumn="0" w:lastColumn="0" w:noHBand="0" w:noVBand="1"/>
+            </w:tblPr>
+            <w:tblGrid>
+              <w:gridCol w:w="1728"/>
+              <w:gridCol w:w="1090"/>
+              <w:gridCol w:w="1090"/>
+              <w:gridCol w:w="1090"/>
+              <w:gridCol w:w="1090"/>
+              <w:gridCol w:w="1090"/>
+              <w:gridCol w:w="1090"/>
+              <w:gridCol w:w="1090"/>
+            </w:tblGrid>
+            <w:tr>
+              <w:trPr>
+                <w:trHeight w:val="360" w:hRule="auto"/>
+                <w:tblHeader/>
+              </w:trPr>
+              <w:tc>
+                <w:tcPr>
+                  <w:tcBorders>
+                    <w:bottom w:val="single" w:sz="12" w:space="0" w:color="666666"/>
+                    <w:top w:val="single" w:sz="12" w:space="0" w:color="666666"/>
+                    <w:left w:val="none" w:sz="0" w:space="0" w:color="000000"/>
+                    <w:right w:val="none" w:sz="0" w:space="0" w:color="000000"/>
+                  </w:tcBorders>
+                  <w:shd w:val="clear" w:color="auto" w:fill="FFFFFF"/>
+                  <w:tcMar>
+                    <w:top w:w="0" w:type="dxa"/>
+                    <w:bottom w:w="0" w:type="dxa"/>
+                    <w:left w:w="0" w:type="dxa"/>
+                    <w:right w:w="0" w:type="dxa"/>
+                  </w:tcMar>
+                  <w:vAlign w:val="center"/>
+                </w:tcPr>
+                <w:p>
+                  <w:pPr>
+                    <w:jc w:val="left"/>
+                    <w:pBdr>
+                      <w:bottom w:val="none" w:sz="0" w:space="0" w:color="000000"/>
+                      <w:top w:val="none" w:sz="0" w:space="0" w:color="000000"/>
+                      <w:left w:val="none" w:sz="0" w:space="0" w:color="000000"/>
+                      <w:right w:val="none" w:sz="0" w:space="0" w:color="000000"/>
+                    </w:pBdr>
+                    <w:spacing w:after="20" w:before="20" w:line="240"/>
+                    <w:ind w:left="100" w:right="100" w:firstLine="0" w:firstLineChars="0"/>
+                    <w:rPr>
+                      <w:rFonts w:ascii="Arial" w:hAnsi="Arial" w:eastAsia="Arial" w:cs="Arial"/>
+                      <w:i w:val="false"/>
+                      <w:b w:val="true"/>
+                      <w:u w:val="none"/>
+                      <w:strike w:val="false"/>
+                      <w:sz w:val="20"/>
+                      <w:szCs w:val="20"/>
+                      <w:color w:val="000000"/>
+                    </w:rPr>
+                  </w:pPr>
+                  <w:r xmlns:w="http://schemas.openxmlformats.org/wordprocessingml/2006/main" xmlns:wp="http://schemas.openxmlformats.org/drawingml/2006/wordprocessingDrawing" xmlns:r="http://schemas.openxmlformats.org/officeDocument/2006/relationships" xmlns:w14="http://schemas.microsoft.com/office/word/2010/wordml">
+                    <w:rPr>
+                      <w:rFonts w:ascii="Arial" w:hAnsi="Arial" w:eastAsia="Arial" w:cs="Arial"/>
+                      <w:i w:val="false"/>
+                      <w:b w:val="true"/>
+                      <w:u w:val="none"/>
+                      <w:strike w:val="false"/>
+                      <w:sz w:val="20"/>
+                      <w:szCs w:val="20"/>
+                      <w:color w:val="000000"/>
+                    </w:rPr>
+                    <w:t xml:space="preserve"/>
+                  </w:r>
+                </w:p>
+              </w:tc>
+              <w:tc>
+                <w:tcPr>
+                  <w:tcBorders>
+                    <w:bottom w:val="single" w:sz="12" w:space="0" w:color="666666"/>
+                    <w:top w:val="single" w:sz="12" w:space="0" w:color="666666"/>
+                    <w:left w:val="none" w:sz="0" w:space="0" w:color="000000"/>
+                    <w:right w:val="none" w:sz="0" w:space="0" w:color="000000"/>
+                  </w:tcBorders>
+                  <w:shd w:val="clear" w:color="auto" w:fill="FFFFFF"/>
+                  <w:tcMar>
+                    <w:top w:w="0" w:type="dxa"/>
+                    <w:bottom w:w="0" w:type="dxa"/>
+                    <w:left w:w="0" w:type="dxa"/>
+                    <w:right w:w="0" w:type="dxa"/>
+                  </w:tcMar>
+                  <w:vAlign w:val="center"/>
+                </w:tcPr>
+                <w:p>
+                  <w:pPr>
+                    <w:jc w:val="center"/>
+                    <w:pBdr>
+                      <w:bottom w:val="none" w:sz="0" w:space="0" w:color="000000"/>
+                      <w:top w:val="none" w:sz="0" w:space="0" w:color="000000"/>
+                      <w:left w:val="none" w:sz="0" w:space="0" w:color="000000"/>
+                      <w:right w:val="none" w:sz="0" w:space="0" w:color="000000"/>
+                    </w:pBdr>
+                    <w:spacing w:after="20" w:before="20" w:line="240"/>
+                    <w:ind w:left="100" w:right="100" w:firstLine="0" w:firstLineChars="0"/>
+                    <w:rPr>
+                      <w:rFonts w:ascii="Arial" w:hAnsi="Arial" w:eastAsia="Arial" w:cs="Arial"/>
+                      <w:i w:val="false"/>
+                      <w:b w:val="true"/>
+                      <w:u w:val="none"/>
+                      <w:strike w:val="false"/>
+                      <w:sz w:val="20"/>
+                      <w:szCs w:val="20"/>
+                      <w:color w:val="000000"/>
+                    </w:rPr>
+                  </w:pPr>
+                  <w:r xmlns:w="http://schemas.openxmlformats.org/wordprocessingml/2006/main" xmlns:wp="http://schemas.openxmlformats.org/drawingml/2006/wordprocessingDrawing" xmlns:r="http://schemas.openxmlformats.org/officeDocument/2006/relationships" xmlns:w14="http://schemas.microsoft.com/office/word/2010/wordml">
+                    <w:rPr>
+                      <w:rFonts w:ascii="Arial" w:hAnsi="Arial" w:eastAsia="Arial" w:cs="Arial"/>
+                      <w:i w:val="false"/>
+                      <w:b w:val="true"/>
+                      <w:u w:val="none"/>
+                      <w:strike w:val="false"/>
+                      <w:sz w:val="20"/>
+                      <w:szCs w:val="20"/>
+                      <w:color w:val="000000"/>
+                    </w:rPr>
+                    <w:t xml:space="preserve">2020</w:t>
+                  </w:r>
+                </w:p>
+              </w:tc>
+              <w:tc>
+                <w:tcPr>
+                  <w:tcBorders>
+                    <w:bottom w:val="single" w:sz="12" w:space="0" w:color="666666"/>
+                    <w:top w:val="single" w:sz="12" w:space="0" w:color="666666"/>
+                    <w:left w:val="none" w:sz="0" w:space="0" w:color="000000"/>
+                    <w:right w:val="none" w:sz="0" w:space="0" w:color="000000"/>
+                  </w:tcBorders>
+                  <w:shd w:val="clear" w:color="auto" w:fill="FFFFFF"/>
+                  <w:tcMar>
+                    <w:top w:w="0" w:type="dxa"/>
+                    <w:bottom w:w="0" w:type="dxa"/>
+                    <w:left w:w="0" w:type="dxa"/>
+                    <w:right w:w="0" w:type="dxa"/>
+                  </w:tcMar>
+                  <w:vAlign w:val="center"/>
+                </w:tcPr>
+                <w:p>
+                  <w:pPr>
+                    <w:jc w:val="center"/>
+                    <w:pBdr>
+                      <w:bottom w:val="none" w:sz="0" w:space="0" w:color="000000"/>
+                      <w:top w:val="none" w:sz="0" w:space="0" w:color="000000"/>
+                      <w:left w:val="none" w:sz="0" w:space="0" w:color="000000"/>
+                      <w:right w:val="none" w:sz="0" w:space="0" w:color="000000"/>
+                    </w:pBdr>
+                    <w:spacing w:after="20" w:before="20" w:line="240"/>
+                    <w:ind w:left="100" w:right="100" w:firstLine="0" w:firstLineChars="0"/>
+                    <w:rPr>
+                      <w:rFonts w:ascii="Arial" w:hAnsi="Arial" w:eastAsia="Arial" w:cs="Arial"/>
+                      <w:i w:val="false"/>
+                      <w:b w:val="true"/>
+                      <w:u w:val="none"/>
+                      <w:strike w:val="false"/>
+                      <w:sz w:val="20"/>
+                      <w:szCs w:val="20"/>
+                      <w:color w:val="000000"/>
+                    </w:rPr>
+                  </w:pPr>
+                  <w:r xmlns:w="http://schemas.openxmlformats.org/wordprocessingml/2006/main" xmlns:wp="http://schemas.openxmlformats.org/drawingml/2006/wordprocessingDrawing" xmlns:r="http://schemas.openxmlformats.org/officeDocument/2006/relationships" xmlns:w14="http://schemas.microsoft.com/office/word/2010/wordml">
+                    <w:rPr>
+                      <w:rFonts w:ascii="Arial" w:hAnsi="Arial" w:eastAsia="Arial" w:cs="Arial"/>
+                      <w:i w:val="false"/>
+                      <w:b w:val="true"/>
+                      <w:u w:val="none"/>
+                      <w:strike w:val="false"/>
+                      <w:sz w:val="20"/>
+                      <w:szCs w:val="20"/>
+                      <w:color w:val="000000"/>
+                    </w:rPr>
+                    <w:t xml:space="preserve">2021</w:t>
+                  </w:r>
+                </w:p>
+              </w:tc>
+              <w:tc>
+                <w:tcPr>
+                  <w:tcBorders>
+                    <w:bottom w:val="single" w:sz="12" w:space="0" w:color="666666"/>
+                    <w:top w:val="single" w:sz="12" w:space="0" w:color="666666"/>
+                    <w:left w:val="none" w:sz="0" w:space="0" w:color="000000"/>
+                    <w:right w:val="none" w:sz="0" w:space="0" w:color="000000"/>
+                  </w:tcBorders>
+                  <w:shd w:val="clear" w:color="auto" w:fill="FFFFFF"/>
+                  <w:tcMar>
+                    <w:top w:w="0" w:type="dxa"/>
+                    <w:bottom w:w="0" w:type="dxa"/>
+                    <w:left w:w="0" w:type="dxa"/>
+                    <w:right w:w="0" w:type="dxa"/>
+                  </w:tcMar>
+                  <w:vAlign w:val="center"/>
+                </w:tcPr>
+                <w:p>
+                  <w:pPr>
+                    <w:jc w:val="center"/>
+                    <w:pBdr>
+                      <w:bottom w:val="none" w:sz="0" w:space="0" w:color="000000"/>
+                      <w:top w:val="none" w:sz="0" w:space="0" w:color="000000"/>
+                      <w:left w:val="none" w:sz="0" w:space="0" w:color="000000"/>
+                      <w:right w:val="none" w:sz="0" w:space="0" w:color="000000"/>
+                    </w:pBdr>
+                    <w:spacing w:after="20" w:before="20" w:line="240"/>
+                    <w:ind w:left="100" w:right="100" w:firstLine="0" w:firstLineChars="0"/>
+                    <w:rPr>
+                      <w:rFonts w:ascii="Arial" w:hAnsi="Arial" w:eastAsia="Arial" w:cs="Arial"/>
+                      <w:i w:val="false"/>
+                      <w:b w:val="true"/>
+                      <w:u w:val="none"/>
+                      <w:strike w:val="false"/>
+                      <w:sz w:val="20"/>
+                      <w:szCs w:val="20"/>
+                      <w:color w:val="000000"/>
+                    </w:rPr>
+                  </w:pPr>
+                  <w:r xmlns:w="http://schemas.openxmlformats.org/wordprocessingml/2006/main" xmlns:wp="http://schemas.openxmlformats.org/drawingml/2006/wordprocessingDrawing" xmlns:r="http://schemas.openxmlformats.org/officeDocument/2006/relationships" xmlns:w14="http://schemas.microsoft.com/office/word/2010/wordml">
+                    <w:rPr>
+                      <w:rFonts w:ascii="Arial" w:hAnsi="Arial" w:eastAsia="Arial" w:cs="Arial"/>
+                      <w:i w:val="false"/>
+                      <w:b w:val="true"/>
+                      <w:u w:val="none"/>
+                      <w:strike w:val="false"/>
+                      <w:sz w:val="20"/>
+                      <w:szCs w:val="20"/>
+                      <w:color w:val="000000"/>
+                    </w:rPr>
+                    <w:t xml:space="preserve">2022</w:t>
+                  </w:r>
+                </w:p>
+              </w:tc>
+              <w:tc>
+                <w:tcPr>
+                  <w:tcBorders>
+                    <w:bottom w:val="single" w:sz="12" w:space="0" w:color="666666"/>
+                    <w:top w:val="single" w:sz="12" w:space="0" w:color="666666"/>
+                    <w:left w:val="none" w:sz="0" w:space="0" w:color="000000"/>
+                    <w:right w:val="none" w:sz="0" w:space="0" w:color="000000"/>
+                  </w:tcBorders>
+                  <w:shd w:val="clear" w:color="auto" w:fill="FFFFFF"/>
+                  <w:tcMar>
+                    <w:top w:w="0" w:type="dxa"/>
+                    <w:bottom w:w="0" w:type="dxa"/>
+                    <w:left w:w="0" w:type="dxa"/>
+                    <w:right w:w="0" w:type="dxa"/>
+                  </w:tcMar>
+                  <w:vAlign w:val="center"/>
+                </w:tcPr>
+                <w:p>
+                  <w:pPr>
+                    <w:jc w:val="center"/>
+                    <w:pBdr>
+                      <w:bottom w:val="none" w:sz="0" w:space="0" w:color="000000"/>
+                      <w:top w:val="none" w:sz="0" w:space="0" w:color="000000"/>
+                      <w:left w:val="none" w:sz="0" w:space="0" w:color="000000"/>
+                      <w:right w:val="none" w:sz="0" w:space="0" w:color="000000"/>
+                    </w:pBdr>
+                    <w:spacing w:after="20" w:before="20" w:line="240"/>
+                    <w:ind w:left="100" w:right="100" w:firstLine="0" w:firstLineChars="0"/>
+                    <w:rPr>
+                      <w:rFonts w:ascii="Arial" w:hAnsi="Arial" w:eastAsia="Arial" w:cs="Arial"/>
+                      <w:i w:val="false"/>
+                      <w:b w:val="true"/>
+                      <w:u w:val="none"/>
+                      <w:strike w:val="false"/>
+                      <w:sz w:val="20"/>
+                      <w:szCs w:val="20"/>
+                      <w:color w:val="000000"/>
+                    </w:rPr>
+                  </w:pPr>
+                  <w:r xmlns:w="http://schemas.openxmlformats.org/wordprocessingml/2006/main" xmlns:wp="http://schemas.openxmlformats.org/drawingml/2006/wordprocessingDrawing" xmlns:r="http://schemas.openxmlformats.org/officeDocument/2006/relationships" xmlns:w14="http://schemas.microsoft.com/office/word/2010/wordml">
+                    <w:rPr>
+                      <w:rFonts w:ascii="Arial" w:hAnsi="Arial" w:eastAsia="Arial" w:cs="Arial"/>
+                      <w:i w:val="false"/>
+                      <w:b w:val="true"/>
+                      <w:u w:val="none"/>
+                      <w:strike w:val="false"/>
+                      <w:sz w:val="20"/>
+                      <w:szCs w:val="20"/>
+                      <w:color w:val="000000"/>
+                    </w:rPr>
+                    <w:t xml:space="preserve">2023</w:t>
+                  </w:r>
+                </w:p>
+              </w:tc>
+              <w:tc>
+                <w:tcPr>
+                  <w:tcBorders>
+                    <w:bottom w:val="single" w:sz="12" w:space="0" w:color="666666"/>
+                    <w:top w:val="single" w:sz="12" w:space="0" w:color="666666"/>
+                    <w:left w:val="none" w:sz="0" w:space="0" w:color="000000"/>
+                    <w:right w:val="none" w:sz="0" w:space="0" w:color="000000"/>
+                  </w:tcBorders>
+                  <w:shd w:val="clear" w:color="auto" w:fill="FFFFFF"/>
+                  <w:tcMar>
+                    <w:top w:w="0" w:type="dxa"/>
+                    <w:bottom w:w="0" w:type="dxa"/>
+                    <w:left w:w="0" w:type="dxa"/>
+                    <w:right w:w="0" w:type="dxa"/>
+                  </w:tcMar>
+                  <w:vAlign w:val="center"/>
+                </w:tcPr>
+                <w:p>
+                  <w:pPr>
+                    <w:jc w:val="center"/>
+                    <w:pBdr>
+                      <w:bottom w:val="none" w:sz="0" w:space="0" w:color="000000"/>
+                      <w:top w:val="none" w:sz="0" w:space="0" w:color="000000"/>
+                      <w:left w:val="none" w:sz="0" w:space="0" w:color="000000"/>
+                      <w:right w:val="none" w:sz="0" w:space="0" w:color="000000"/>
+                    </w:pBdr>
+                    <w:spacing w:after="20" w:before="20" w:line="240"/>
+                    <w:ind w:left="100" w:right="100" w:firstLine="0" w:firstLineChars="0"/>
+                    <w:rPr>
+                      <w:rFonts w:ascii="Arial" w:hAnsi="Arial" w:eastAsia="Arial" w:cs="Arial"/>
+                      <w:i w:val="false"/>
+                      <w:b w:val="true"/>
+                      <w:u w:val="none"/>
+                      <w:strike w:val="false"/>
+                      <w:sz w:val="20"/>
+                      <w:szCs w:val="20"/>
+                      <w:color w:val="000000"/>
+                    </w:rPr>
+                  </w:pPr>
+                  <w:r xmlns:w="http://schemas.openxmlformats.org/wordprocessingml/2006/main" xmlns:wp="http://schemas.openxmlformats.org/drawingml/2006/wordprocessingDrawing" xmlns:r="http://schemas.openxmlformats.org/officeDocument/2006/relationships" xmlns:w14="http://schemas.microsoft.com/office/word/2010/wordml">
+                    <w:rPr>
+                      <w:rFonts w:ascii="Arial" w:hAnsi="Arial" w:eastAsia="Arial" w:cs="Arial"/>
+                      <w:i w:val="false"/>
+                      <w:b w:val="true"/>
+                      <w:u w:val="none"/>
+                      <w:strike w:val="false"/>
+                      <w:sz w:val="20"/>
+                      <w:szCs w:val="20"/>
+                      <w:color w:val="000000"/>
+                    </w:rPr>
+                    <w:t xml:space="preserve">2024</w:t>
+                  </w:r>
+                </w:p>
+              </w:tc>
+              <w:tc>
+                <w:tcPr>
+                  <w:tcBorders>
+                    <w:bottom w:val="single" w:sz="12" w:space="0" w:color="666666"/>
+                    <w:top w:val="single" w:sz="12" w:space="0" w:color="666666"/>
+                    <w:left w:val="none" w:sz="0" w:space="0" w:color="000000"/>
+                    <w:right w:val="none" w:sz="0" w:space="0" w:color="000000"/>
+                  </w:tcBorders>
+                  <w:shd w:val="clear" w:color="auto" w:fill="FFFFFF"/>
+                  <w:tcMar>
+                    <w:top w:w="0" w:type="dxa"/>
+                    <w:bottom w:w="0" w:type="dxa"/>
+                    <w:left w:w="0" w:type="dxa"/>
+                    <w:right w:w="0" w:type="dxa"/>
+                  </w:tcMar>
+                  <w:vAlign w:val="center"/>
+                </w:tcPr>
+                <w:p>
+                  <w:pPr>
+                    <w:jc w:val="center"/>
+                    <w:pBdr>
+                      <w:bottom w:val="none" w:sz="0" w:space="0" w:color="000000"/>
+                      <w:top w:val="none" w:sz="0" w:space="0" w:color="000000"/>
+                      <w:left w:val="none" w:sz="0" w:space="0" w:color="000000"/>
+                      <w:right w:val="none" w:sz="0" w:space="0" w:color="000000"/>
+                    </w:pBdr>
+                    <w:spacing w:after="20" w:before="20" w:line="240"/>
+                    <w:ind w:left="100" w:right="100" w:firstLine="0" w:firstLineChars="0"/>
+                    <w:rPr>
+                      <w:rFonts w:ascii="Arial" w:hAnsi="Arial" w:eastAsia="Arial" w:cs="Arial"/>
+                      <w:i w:val="false"/>
+                      <w:b w:val="true"/>
+                      <w:u w:val="none"/>
+                      <w:strike w:val="false"/>
+                      <w:sz w:val="20"/>
+                      <w:szCs w:val="20"/>
+                      <w:color w:val="000000"/>
+                    </w:rPr>
+                  </w:pPr>
+                  <w:r xmlns:w="http://schemas.openxmlformats.org/wordprocessingml/2006/main" xmlns:wp="http://schemas.openxmlformats.org/drawingml/2006/wordprocessingDrawing" xmlns:r="http://schemas.openxmlformats.org/officeDocument/2006/relationships" xmlns:w14="http://schemas.microsoft.com/office/word/2010/wordml">
+                    <w:rPr>
+                      <w:rFonts w:ascii="Arial" w:hAnsi="Arial" w:eastAsia="Arial" w:cs="Arial"/>
+                      <w:i w:val="false"/>
+                      <w:b w:val="true"/>
+                      <w:u w:val="none"/>
+                      <w:strike w:val="false"/>
+                      <w:sz w:val="20"/>
+                      <w:szCs w:val="20"/>
+                      <w:color w:val="000000"/>
+                    </w:rPr>
+                    <w:t xml:space="preserve">2025</w:t>
+                  </w:r>
+                </w:p>
+              </w:tc>
+              <w:tc>
+                <w:tcPr>
+                  <w:tcBorders>
+                    <w:bottom w:val="single" w:sz="12" w:space="0" w:color="666666"/>
+                    <w:top w:val="single" w:sz="12" w:space="0" w:color="666666"/>
+                    <w:left w:val="none" w:sz="0" w:space="0" w:color="000000"/>
+                    <w:right w:val="none" w:sz="0" w:space="0" w:color="000000"/>
+                  </w:tcBorders>
+                  <w:shd w:val="clear" w:color="auto" w:fill="FFFFFF"/>
+                  <w:tcMar>
+                    <w:top w:w="0" w:type="dxa"/>
+                    <w:bottom w:w="0" w:type="dxa"/>
+                    <w:left w:w="0" w:type="dxa"/>
+                    <w:right w:w="0" w:type="dxa"/>
+                  </w:tcMar>
+                  <w:vAlign w:val="center"/>
+                </w:tcPr>
+                <w:p>
+                  <w:pPr>
+                    <w:jc w:val="center"/>
+                    <w:pBdr>
+                      <w:bottom w:val="none" w:sz="0" w:space="0" w:color="000000"/>
+                      <w:top w:val="none" w:sz="0" w:space="0" w:color="000000"/>
+                      <w:left w:val="none" w:sz="0" w:space="0" w:color="000000"/>
+                      <w:right w:val="none" w:sz="0" w:space="0" w:color="000000"/>
+                    </w:pBdr>
+                    <w:spacing w:after="20" w:before="20" w:line="240"/>
+                    <w:ind w:left="100" w:right="100" w:firstLine="0" w:firstLineChars="0"/>
+                    <w:rPr>
+                      <w:rFonts w:ascii="Arial" w:hAnsi="Arial" w:eastAsia="Arial" w:cs="Arial"/>
+                      <w:i w:val="false"/>
+                      <w:b w:val="true"/>
+                      <w:u w:val="none"/>
+                      <w:strike w:val="false"/>
+                      <w:sz w:val="20"/>
+                      <w:szCs w:val="20"/>
+                      <w:color w:val="000000"/>
+                    </w:rPr>
+                  </w:pPr>
+                  <w:r xmlns:w="http://schemas.openxmlformats.org/wordprocessingml/2006/main" xmlns:wp="http://schemas.openxmlformats.org/drawingml/2006/wordprocessingDrawing" xmlns:r="http://schemas.openxmlformats.org/officeDocument/2006/relationships" xmlns:w14="http://schemas.microsoft.com/office/word/2010/wordml">
+                    <w:rPr>
+                      <w:rFonts w:ascii="Arial" w:hAnsi="Arial" w:eastAsia="Arial" w:cs="Arial"/>
+                      <w:i w:val="false"/>
+                      <w:b w:val="true"/>
+                      <w:u w:val="none"/>
+                      <w:strike w:val="false"/>
+                      <w:sz w:val="20"/>
+                      <w:szCs w:val="20"/>
+                      <w:color w:val="000000"/>
+                    </w:rPr>
+                    <w:t xml:space="preserve">2026</w:t>
+                  </w:r>
+                </w:p>
+              </w:tc>
+            </w:tr>
+            <w:tr>
+              <w:trPr>
+                <w:trHeight w:val="360" w:hRule="auto"/>
+              </w:trPr>
+              <w:tc>
+                <w:tcPr>
+                  <w:tcBorders>
+                    <w:bottom w:val="single" w:sz="8" w:space="0" w:color="666666"/>
+                    <w:top w:val="single" w:sz="12" w:space="0" w:color="666666"/>
+                    <w:left w:val="none" w:sz="0" w:space="0" w:color="000000"/>
+                    <w:right w:val="none" w:sz="0" w:space="0" w:color="000000"/>
+                  </w:tcBorders>
+                  <w:shd w:val="clear" w:color="auto" w:fill="FFFFFF"/>
+                  <w:tcMar>
+                    <w:top w:w="0" w:type="dxa"/>
+                    <w:bottom w:w="0" w:type="dxa"/>
+                    <w:left w:w="0" w:type="dxa"/>
+                    <w:right w:w="0" w:type="dxa"/>
+                  </w:tcMar>
+                  <w:vAlign w:val="center"/>
+                </w:tcPr>
+                <w:p>
+                  <w:pPr>
+                    <w:jc w:val="left"/>
+                    <w:pBdr>
+                      <w:bottom w:val="none" w:sz="0" w:space="0" w:color="000000"/>
+                      <w:top w:val="none" w:sz="0" w:space="0" w:color="000000"/>
+                      <w:left w:val="none" w:sz="0" w:space="0" w:color="000000"/>
+                      <w:right w:val="none" w:sz="0" w:space="0" w:color="000000"/>
+                    </w:pBdr>
+                    <w:spacing w:after="20" w:before="20" w:line="240"/>
+                    <w:ind w:left="100" w:right="100" w:firstLine="0" w:firstLineChars="0"/>
+                    <w:rPr>
+                      <w:rFonts w:ascii="Arial" w:hAnsi="Arial" w:eastAsia="Arial" w:cs="Arial"/>
+                      <w:i w:val="false"/>
+                      <w:b w:val="true"/>
+                      <w:u w:val="none"/>
+                      <w:strike w:val="false"/>
+                      <w:sz w:val="20"/>
+                      <w:szCs w:val="20"/>
+                      <w:color w:val="000000"/>
+                    </w:rPr>
+                  </w:pPr>
+                  <w:r xmlns:w="http://schemas.openxmlformats.org/wordprocessingml/2006/main" xmlns:wp="http://schemas.openxmlformats.org/drawingml/2006/wordprocessingDrawing" xmlns:r="http://schemas.openxmlformats.org/officeDocument/2006/relationships" xmlns:w14="http://schemas.microsoft.com/office/word/2010/wordml">
+                    <w:rPr>
+                      <w:rFonts w:ascii="Arial" w:hAnsi="Arial" w:eastAsia="Arial" w:cs="Arial"/>
+                      <w:i w:val="false"/>
+                      <w:b w:val="true"/>
+                      <w:u w:val="none"/>
+                      <w:strike w:val="false"/>
+                      <w:sz w:val="20"/>
+                      <w:szCs w:val="20"/>
+                      <w:color w:val="000000"/>
+                    </w:rPr>
+                    <w:t xml:space="preserve">Number of groups</w:t>
+                  </w:r>
+                </w:p>
+              </w:tc>
+              <w:tc>
+                <w:tcPr>
+                  <w:tcBorders>
+                    <w:bottom w:val="single" w:sz="8" w:space="0" w:color="666666"/>
+                    <w:top w:val="single" w:sz="12" w:space="0" w:color="666666"/>
+                    <w:left w:val="none" w:sz="0" w:space="0" w:color="000000"/>
+                    <w:right w:val="none" w:sz="0" w:space="0" w:color="000000"/>
+                  </w:tcBorders>
+                  <w:shd w:val="clear" w:color="auto" w:fill="FFFFFF"/>
+                  <w:tcMar>
+                    <w:top w:w="0" w:type="dxa"/>
+                    <w:bottom w:w="0" w:type="dxa"/>
+                    <w:left w:w="0" w:type="dxa"/>
+                    <w:right w:w="0" w:type="dxa"/>
+                  </w:tcMar>
+                  <w:vAlign w:val="center"/>
+                </w:tcPr>
+                <w:p>
+                  <w:pPr>
+                    <w:jc w:val="center"/>
+                    <w:pBdr>
+                      <w:bottom w:val="none" w:sz="0" w:space="0" w:color="000000"/>
+                      <w:top w:val="none" w:sz="0" w:space="0" w:color="000000"/>
+                      <w:left w:val="none" w:sz="0" w:space="0" w:color="000000"/>
+                      <w:right w:val="none" w:sz="0" w:space="0" w:color="000000"/>
+                    </w:pBdr>
+                    <w:spacing w:after="20" w:before="20" w:line="240"/>
+                    <w:ind w:left="100" w:right="100" w:firstLine="0" w:firstLineChars="0"/>
+                    <w:rPr>
+                      <w:rFonts w:ascii="Arial" w:hAnsi="Arial" w:eastAsia="Arial" w:cs="Arial"/>
+                      <w:i w:val="false"/>
+                      <w:b w:val="true"/>
+                      <w:u w:val="none"/>
+                      <w:strike w:val="false"/>
+                      <w:sz w:val="20"/>
+                      <w:szCs w:val="20"/>
+                      <w:color w:val="000000"/>
+                    </w:rPr>
+                  </w:pPr>
+                  <w:r xmlns:w="http://schemas.openxmlformats.org/wordprocessingml/2006/main" xmlns:wp="http://schemas.openxmlformats.org/drawingml/2006/wordprocessingDrawing" xmlns:r="http://schemas.openxmlformats.org/officeDocument/2006/relationships" xmlns:w14="http://schemas.microsoft.com/office/word/2010/wordml">
+                    <w:rPr>
+                      <w:rFonts w:ascii="Arial" w:hAnsi="Arial" w:eastAsia="Arial" w:cs="Arial"/>
+                      <w:i w:val="false"/>
+                      <w:b w:val="true"/>
+                      <w:u w:val="none"/>
+                      <w:strike w:val="false"/>
+                      <w:sz w:val="20"/>
+                      <w:szCs w:val="20"/>
+                      <w:color w:val="000000"/>
+                    </w:rPr>
+                    <w:t xml:space="preserve">6</w:t>
+                  </w:r>
+                </w:p>
+              </w:tc>
+              <w:tc>
+                <w:tcPr>
+                  <w:tcBorders>
+                    <w:bottom w:val="single" w:sz="8" w:space="0" w:color="666666"/>
+                    <w:top w:val="single" w:sz="12" w:space="0" w:color="666666"/>
+                    <w:left w:val="none" w:sz="0" w:space="0" w:color="000000"/>
+                    <w:right w:val="none" w:sz="0" w:space="0" w:color="000000"/>
+                  </w:tcBorders>
+                  <w:shd w:val="clear" w:color="auto" w:fill="FFFFFF"/>
+                  <w:tcMar>
+                    <w:top w:w="0" w:type="dxa"/>
+                    <w:bottom w:w="0" w:type="dxa"/>
+                    <w:left w:w="0" w:type="dxa"/>
+                    <w:right w:w="0" w:type="dxa"/>
+                  </w:tcMar>
+                  <w:vAlign w:val="center"/>
+                </w:tcPr>
+                <w:p>
+                  <w:pPr>
+                    <w:jc w:val="center"/>
+                    <w:pBdr>
+                      <w:bottom w:val="none" w:sz="0" w:space="0" w:color="000000"/>
+                      <w:top w:val="none" w:sz="0" w:space="0" w:color="000000"/>
+                      <w:left w:val="none" w:sz="0" w:space="0" w:color="000000"/>
+                      <w:right w:val="none" w:sz="0" w:space="0" w:color="000000"/>
+                    </w:pBdr>
+                    <w:spacing w:after="20" w:before="20" w:line="240"/>
+                    <w:ind w:left="100" w:right="100" w:firstLine="0" w:firstLineChars="0"/>
+                    <w:rPr>
+                      <w:rFonts w:ascii="Arial" w:hAnsi="Arial" w:eastAsia="Arial" w:cs="Arial"/>
+                      <w:i w:val="false"/>
+                      <w:b w:val="true"/>
+                      <w:u w:val="none"/>
+                      <w:strike w:val="false"/>
+                      <w:sz w:val="20"/>
+                      <w:szCs w:val="20"/>
+                      <w:color w:val="000000"/>
+                    </w:rPr>
+                  </w:pPr>
+                  <w:r xmlns:w="http://schemas.openxmlformats.org/wordprocessingml/2006/main" xmlns:wp="http://schemas.openxmlformats.org/drawingml/2006/wordprocessingDrawing" xmlns:r="http://schemas.openxmlformats.org/officeDocument/2006/relationships" xmlns:w14="http://schemas.microsoft.com/office/word/2010/wordml">
+                    <w:rPr>
+                      <w:rFonts w:ascii="Arial" w:hAnsi="Arial" w:eastAsia="Arial" w:cs="Arial"/>
+                      <w:i w:val="false"/>
+                      <w:b w:val="true"/>
+                      <w:u w:val="none"/>
+                      <w:strike w:val="false"/>
+                      <w:sz w:val="20"/>
+                      <w:szCs w:val="20"/>
+                      <w:color w:val="000000"/>
+                    </w:rPr>
+                    <w:t xml:space="preserve">6</w:t>
+                  </w:r>
+                </w:p>
+              </w:tc>
+              <w:tc>
+                <w:tcPr>
+                  <w:tcBorders>
+                    <w:bottom w:val="single" w:sz="8" w:space="0" w:color="666666"/>
+                    <w:top w:val="single" w:sz="12" w:space="0" w:color="666666"/>
+                    <w:left w:val="none" w:sz="0" w:space="0" w:color="000000"/>
+                    <w:right w:val="none" w:sz="0" w:space="0" w:color="000000"/>
+                  </w:tcBorders>
+                  <w:shd w:val="clear" w:color="auto" w:fill="FFFFFF"/>
+                  <w:tcMar>
+                    <w:top w:w="0" w:type="dxa"/>
+                    <w:bottom w:w="0" w:type="dxa"/>
+                    <w:left w:w="0" w:type="dxa"/>
+                    <w:right w:w="0" w:type="dxa"/>
+                  </w:tcMar>
+                  <w:vAlign w:val="center"/>
+                </w:tcPr>
+                <w:p>
+                  <w:pPr>
+                    <w:jc w:val="center"/>
+                    <w:pBdr>
+                      <w:bottom w:val="none" w:sz="0" w:space="0" w:color="000000"/>
+                      <w:top w:val="none" w:sz="0" w:space="0" w:color="000000"/>
+                      <w:left w:val="none" w:sz="0" w:space="0" w:color="000000"/>
+                      <w:right w:val="none" w:sz="0" w:space="0" w:color="000000"/>
+                    </w:pBdr>
+                    <w:spacing w:after="20" w:before="20" w:line="240"/>
+                    <w:ind w:left="100" w:right="100" w:firstLine="0" w:firstLineChars="0"/>
+                    <w:rPr>
+                      <w:rFonts w:ascii="Arial" w:hAnsi="Arial" w:eastAsia="Arial" w:cs="Arial"/>
+                      <w:i w:val="false"/>
+                      <w:b w:val="true"/>
+                      <w:u w:val="none"/>
+                      <w:strike w:val="false"/>
+                      <w:sz w:val="20"/>
+                      <w:szCs w:val="20"/>
+                      <w:color w:val="000000"/>
+                    </w:rPr>
+                  </w:pPr>
+                  <w:r xmlns:w="http://schemas.openxmlformats.org/wordprocessingml/2006/main" xmlns:wp="http://schemas.openxmlformats.org/drawingml/2006/wordprocessingDrawing" xmlns:r="http://schemas.openxmlformats.org/officeDocument/2006/relationships" xmlns:w14="http://schemas.microsoft.com/office/word/2010/wordml">
+                    <w:rPr>
+                      <w:rFonts w:ascii="Arial" w:hAnsi="Arial" w:eastAsia="Arial" w:cs="Arial"/>
+                      <w:i w:val="false"/>
+                      <w:b w:val="true"/>
+                      <w:u w:val="none"/>
+                      <w:strike w:val="false"/>
+                      <w:sz w:val="20"/>
+                      <w:szCs w:val="20"/>
+                      <w:color w:val="000000"/>
+                    </w:rPr>
+                    <w:t xml:space="preserve">8</w:t>
+                  </w:r>
+                </w:p>
+              </w:tc>
+              <w:tc>
+                <w:tcPr>
+                  <w:tcBorders>
+                    <w:bottom w:val="single" w:sz="8" w:space="0" w:color="666666"/>
+                    <w:top w:val="single" w:sz="12" w:space="0" w:color="666666"/>
+                    <w:left w:val="none" w:sz="0" w:space="0" w:color="000000"/>
+                    <w:right w:val="none" w:sz="0" w:space="0" w:color="000000"/>
+                  </w:tcBorders>
+                  <w:shd w:val="clear" w:color="auto" w:fill="FFFFFF"/>
+                  <w:tcMar>
+                    <w:top w:w="0" w:type="dxa"/>
+                    <w:bottom w:w="0" w:type="dxa"/>
+                    <w:left w:w="0" w:type="dxa"/>
+                    <w:right w:w="0" w:type="dxa"/>
+                  </w:tcMar>
+                  <w:vAlign w:val="center"/>
+                </w:tcPr>
+                <w:p>
+                  <w:pPr>
+                    <w:jc w:val="center"/>
+                    <w:pBdr>
+                      <w:bottom w:val="none" w:sz="0" w:space="0" w:color="000000"/>
+                      <w:top w:val="none" w:sz="0" w:space="0" w:color="000000"/>
+                      <w:left w:val="none" w:sz="0" w:space="0" w:color="000000"/>
+                      <w:right w:val="none" w:sz="0" w:space="0" w:color="000000"/>
+                    </w:pBdr>
+                    <w:spacing w:after="20" w:before="20" w:line="240"/>
+                    <w:ind w:left="100" w:right="100" w:firstLine="0" w:firstLineChars="0"/>
+                    <w:rPr>
+                      <w:rFonts w:ascii="Arial" w:hAnsi="Arial" w:eastAsia="Arial" w:cs="Arial"/>
+                      <w:i w:val="false"/>
+                      <w:b w:val="true"/>
+                      <w:u w:val="none"/>
+                      <w:strike w:val="false"/>
+                      <w:sz w:val="20"/>
+                      <w:szCs w:val="20"/>
+                      <w:color w:val="000000"/>
+                    </w:rPr>
+                  </w:pPr>
+                  <w:r xmlns:w="http://schemas.openxmlformats.org/wordprocessingml/2006/main" xmlns:wp="http://schemas.openxmlformats.org/drawingml/2006/wordprocessingDrawing" xmlns:r="http://schemas.openxmlformats.org/officeDocument/2006/relationships" xmlns:w14="http://schemas.microsoft.com/office/word/2010/wordml">
+                    <w:rPr>
+                      <w:rFonts w:ascii="Arial" w:hAnsi="Arial" w:eastAsia="Arial" w:cs="Arial"/>
+                      <w:i w:val="false"/>
+                      <w:b w:val="true"/>
+                      <w:u w:val="none"/>
+                      <w:strike w:val="false"/>
+                      <w:sz w:val="20"/>
+                      <w:szCs w:val="20"/>
+                      <w:color w:val="000000"/>
+                    </w:rPr>
+                    <w:t xml:space="preserve">9</w:t>
+                  </w:r>
+                </w:p>
+              </w:tc>
+              <w:tc>
+                <w:tcPr>
+                  <w:tcBorders>
+                    <w:bottom w:val="single" w:sz="8" w:space="0" w:color="666666"/>
+                    <w:top w:val="single" w:sz="12" w:space="0" w:color="666666"/>
+                    <w:left w:val="none" w:sz="0" w:space="0" w:color="000000"/>
+                    <w:right w:val="none" w:sz="0" w:space="0" w:color="000000"/>
+                  </w:tcBorders>
+                  <w:shd w:val="clear" w:color="auto" w:fill="FFFFFF"/>
+                  <w:tcMar>
+                    <w:top w:w="0" w:type="dxa"/>
+                    <w:bottom w:w="0" w:type="dxa"/>
+                    <w:left w:w="0" w:type="dxa"/>
+                    <w:right w:w="0" w:type="dxa"/>
+                  </w:tcMar>
+                  <w:vAlign w:val="center"/>
+                </w:tcPr>
+                <w:p>
+                  <w:pPr>
+                    <w:jc w:val="center"/>
+                    <w:pBdr>
+                      <w:bottom w:val="none" w:sz="0" w:space="0" w:color="000000"/>
+                      <w:top w:val="none" w:sz="0" w:space="0" w:color="000000"/>
+                      <w:left w:val="none" w:sz="0" w:space="0" w:color="000000"/>
+                      <w:right w:val="none" w:sz="0" w:space="0" w:color="000000"/>
+                    </w:pBdr>
+                    <w:spacing w:after="20" w:before="20" w:line="240"/>
+                    <w:ind w:left="100" w:right="100" w:firstLine="0" w:firstLineChars="0"/>
+                    <w:rPr>
+                      <w:rFonts w:ascii="Arial" w:hAnsi="Arial" w:eastAsia="Arial" w:cs="Arial"/>
+                      <w:i w:val="false"/>
+                      <w:b w:val="true"/>
+                      <w:u w:val="none"/>
+                      <w:strike w:val="false"/>
+                      <w:sz w:val="20"/>
+                      <w:szCs w:val="20"/>
+                      <w:color w:val="000000"/>
+                    </w:rPr>
+                  </w:pPr>
+                  <w:r xmlns:w="http://schemas.openxmlformats.org/wordprocessingml/2006/main" xmlns:wp="http://schemas.openxmlformats.org/drawingml/2006/wordprocessingDrawing" xmlns:r="http://schemas.openxmlformats.org/officeDocument/2006/relationships" xmlns:w14="http://schemas.microsoft.com/office/word/2010/wordml">
+                    <w:rPr>
+                      <w:rFonts w:ascii="Arial" w:hAnsi="Arial" w:eastAsia="Arial" w:cs="Arial"/>
+                      <w:i w:val="false"/>
+                      <w:b w:val="true"/>
+                      <w:u w:val="none"/>
+                      <w:strike w:val="false"/>
+                      <w:sz w:val="20"/>
+                      <w:szCs w:val="20"/>
+                      <w:color w:val="000000"/>
+                    </w:rPr>
+                    <w:t xml:space="preserve">7</w:t>
+                  </w:r>
+                </w:p>
+              </w:tc>
+              <w:tc>
+                <w:tcPr>
+                  <w:tcBorders>
+                    <w:bottom w:val="single" w:sz="8" w:space="0" w:color="666666"/>
+                    <w:top w:val="single" w:sz="12" w:space="0" w:color="666666"/>
+                    <w:left w:val="none" w:sz="0" w:space="0" w:color="000000"/>
+                    <w:right w:val="none" w:sz="0" w:space="0" w:color="000000"/>
+                  </w:tcBorders>
+                  <w:shd w:val="clear" w:color="auto" w:fill="FFFFFF"/>
+                  <w:tcMar>
+                    <w:top w:w="0" w:type="dxa"/>
+                    <w:bottom w:w="0" w:type="dxa"/>
+                    <w:left w:w="0" w:type="dxa"/>
+                    <w:right w:w="0" w:type="dxa"/>
+                  </w:tcMar>
+                  <w:vAlign w:val="center"/>
+                </w:tcPr>
+                <w:p>
+                  <w:pPr>
+                    <w:jc w:val="center"/>
+                    <w:pBdr>
+                      <w:bottom w:val="none" w:sz="0" w:space="0" w:color="000000"/>
+                      <w:top w:val="none" w:sz="0" w:space="0" w:color="000000"/>
+                      <w:left w:val="none" w:sz="0" w:space="0" w:color="000000"/>
+                      <w:right w:val="none" w:sz="0" w:space="0" w:color="000000"/>
+                    </w:pBdr>
+                    <w:spacing w:after="20" w:before="20" w:line="240"/>
+                    <w:ind w:left="100" w:right="100" w:firstLine="0" w:firstLineChars="0"/>
+                    <w:rPr>
+                      <w:rFonts w:ascii="Arial" w:hAnsi="Arial" w:eastAsia="Arial" w:cs="Arial"/>
+                      <w:i w:val="false"/>
+                      <w:b w:val="true"/>
+                      <w:u w:val="none"/>
+                      <w:strike w:val="false"/>
+                      <w:sz w:val="20"/>
+                      <w:szCs w:val="20"/>
+                      <w:color w:val="000000"/>
+                    </w:rPr>
+                  </w:pPr>
+                  <w:r xmlns:w="http://schemas.openxmlformats.org/wordprocessingml/2006/main" xmlns:wp="http://schemas.openxmlformats.org/drawingml/2006/wordprocessingDrawing" xmlns:r="http://schemas.openxmlformats.org/officeDocument/2006/relationships" xmlns:w14="http://schemas.microsoft.com/office/word/2010/wordml">
+                    <w:rPr>
+                      <w:rFonts w:ascii="Arial" w:hAnsi="Arial" w:eastAsia="Arial" w:cs="Arial"/>
+                      <w:i w:val="false"/>
+                      <w:b w:val="true"/>
+                      <w:u w:val="none"/>
+                      <w:strike w:val="false"/>
+                      <w:sz w:val="20"/>
+                      <w:szCs w:val="20"/>
+                      <w:color w:val="000000"/>
+                    </w:rPr>
+                    <w:t xml:space="preserve">9</w:t>
+                  </w:r>
+                </w:p>
+              </w:tc>
+              <w:tc>
+                <w:tcPr>
+                  <w:tcBorders>
+                    <w:bottom w:val="single" w:sz="8" w:space="0" w:color="666666"/>
+                    <w:top w:val="single" w:sz="12" w:space="0" w:color="666666"/>
+                    <w:left w:val="none" w:sz="0" w:space="0" w:color="000000"/>
+                    <w:right w:val="none" w:sz="0" w:space="0" w:color="000000"/>
+                  </w:tcBorders>
+                  <w:shd w:val="clear" w:color="auto" w:fill="FFFFFF"/>
+                  <w:tcMar>
+                    <w:top w:w="0" w:type="dxa"/>
+                    <w:bottom w:w="0" w:type="dxa"/>
+                    <w:left w:w="0" w:type="dxa"/>
+                    <w:right w:w="0" w:type="dxa"/>
+                  </w:tcMar>
+                  <w:vAlign w:val="center"/>
+                </w:tcPr>
+                <w:p>
+                  <w:pPr>
+                    <w:jc w:val="center"/>
+                    <w:pBdr>
+                      <w:bottom w:val="none" w:sz="0" w:space="0" w:color="000000"/>
+                      <w:top w:val="none" w:sz="0" w:space="0" w:color="000000"/>
+                      <w:left w:val="none" w:sz="0" w:space="0" w:color="000000"/>
+                      <w:right w:val="none" w:sz="0" w:space="0" w:color="000000"/>
+                    </w:pBdr>
+                    <w:spacing w:after="20" w:before="20" w:line="240"/>
+                    <w:ind w:left="100" w:right="100" w:firstLine="0" w:firstLineChars="0"/>
+                    <w:rPr>
+                      <w:rFonts w:ascii="Arial" w:hAnsi="Arial" w:eastAsia="Arial" w:cs="Arial"/>
+                      <w:i w:val="false"/>
+                      <w:b w:val="true"/>
+                      <w:u w:val="none"/>
+                      <w:strike w:val="false"/>
+                      <w:sz w:val="20"/>
+                      <w:szCs w:val="20"/>
+                      <w:color w:val="000000"/>
+                    </w:rPr>
+                  </w:pPr>
+                  <w:r xmlns:w="http://schemas.openxmlformats.org/wordprocessingml/2006/main" xmlns:wp="http://schemas.openxmlformats.org/drawingml/2006/wordprocessingDrawing" xmlns:r="http://schemas.openxmlformats.org/officeDocument/2006/relationships" xmlns:w14="http://schemas.microsoft.com/office/word/2010/wordml">
+                    <w:rPr>
+                      <w:rFonts w:ascii="Arial" w:hAnsi="Arial" w:eastAsia="Arial" w:cs="Arial"/>
+                      <w:i w:val="false"/>
+                      <w:b w:val="true"/>
+                      <w:u w:val="none"/>
+                      <w:strike w:val="false"/>
+                      <w:sz w:val="20"/>
+                      <w:szCs w:val="20"/>
+                      <w:color w:val="000000"/>
+                    </w:rPr>
+                    <w:t xml:space="preserve">9</w:t>
+                  </w:r>
+                </w:p>
+              </w:tc>
+            </w:tr>
+            <w:tr>
+              <w:trPr>
+                <w:trHeight w:val="360" w:hRule="auto"/>
+              </w:trPr>
+              <w:tc>
+                <w:tcPr>
+                  <w:gridSpan w:val="8"/>
+                  <w:tcBorders>
+                    <w:bottom w:val="none" w:sz="0" w:space="0" w:color="000000"/>
+                    <w:top w:val="single" w:sz="8" w:space="0" w:color="666666"/>
+                    <w:left w:val="none" w:sz="0" w:space="0" w:color="000000"/>
+                    <w:right w:val="none" w:sz="0" w:space="0" w:color="000000"/>
+                  </w:tcBorders>
+                  <w:shd w:val="clear" w:color="auto" w:fill="FFFFFF"/>
+                  <w:tcMar>
+                    <w:top w:w="0" w:type="dxa"/>
+                    <w:bottom w:w="0" w:type="dxa"/>
+                    <w:left w:w="0" w:type="dxa"/>
+                    <w:right w:w="0" w:type="dxa"/>
+                  </w:tcMar>
+                  <w:vAlign w:val="center"/>
+                </w:tcPr>
+                <w:p>
+                  <w:pPr>
+                    <w:jc w:val="left"/>
+                    <w:pBdr>
+                      <w:bottom w:val="none" w:sz="0" w:space="0" w:color="000000"/>
+                      <w:top w:val="none" w:sz="0" w:space="0" w:color="000000"/>
+                      <w:left w:val="none" w:sz="0" w:space="0" w:color="000000"/>
+                      <w:right w:val="none" w:sz="0" w:space="0" w:color="000000"/>
+                    </w:pBdr>
+                    <w:spacing w:after="20" w:before="20" w:line="240"/>
+                    <w:ind w:left="100" w:right="100" w:firstLine="0" w:firstLineChars="0"/>
+                    <w:rPr>
+                      <w:rFonts w:ascii="Arial" w:hAnsi="Arial" w:eastAsia="Arial" w:cs="Arial"/>
+                      <w:i w:val="false"/>
+                      <w:b w:val="true"/>
+                      <w:u w:val="none"/>
+                      <w:strike w:val="false"/>
+                      <w:sz w:val="20"/>
+                      <w:szCs w:val="20"/>
+                      <w:color w:val="000000"/>
+                    </w:rPr>
+                  </w:pPr>
+                  <w:r xmlns:w="http://schemas.openxmlformats.org/wordprocessingml/2006/main" xmlns:wp="http://schemas.openxmlformats.org/drawingml/2006/wordprocessingDrawing" xmlns:r="http://schemas.openxmlformats.org/officeDocument/2006/relationships" xmlns:w14="http://schemas.microsoft.com/office/word/2010/wordml">
+                    <w:rPr>
+                      <w:rFonts w:ascii="Arial" w:hAnsi="Arial" w:eastAsia="Arial" w:cs="Arial"/>
+                      <w:i w:val="false"/>
+                      <w:b w:val="true"/>
+                      <w:u w:val="none"/>
+                      <w:strike w:val="false"/>
+                      <w:sz w:val="20"/>
+                      <w:szCs w:val="20"/>
+                      <w:color w:val="000000"/>
+                    </w:rPr>
+                    <w:t xml:space="preserve">Metric scores</w:t>
+                  </w:r>
+                </w:p>
+              </w:tc>
+            </w:tr>
+            <w:tr>
+              <w:trPr>
+                <w:trHeight w:val="360" w:hRule="auto"/>
+              </w:trPr>
+              <w:tc>
+                <w:tcPr>
+                  <w:tcBorders>
+                    <w:bottom w:val="none" w:sz="0" w:space="0" w:color="000000"/>
+                    <w:top w:val="none" w:sz="0" w:space="0" w:color="000000"/>
+                    <w:left w:val="none" w:sz="0" w:space="0" w:color="000000"/>
+                    <w:right w:val="none" w:sz="0" w:space="0" w:color="000000"/>
+                  </w:tcBorders>
+                  <w:shd w:val="clear" w:color="auto" w:fill="FFFFFF"/>
+                  <w:tcMar>
+                    <w:top w:w="0" w:type="dxa"/>
+                    <w:bottom w:w="0" w:type="dxa"/>
+                    <w:left w:w="0" w:type="dxa"/>
+                    <w:right w:w="0" w:type="dxa"/>
+                  </w:tcMar>
+                  <w:vAlign w:val="center"/>
+                </w:tcPr>
+                <w:p>
+                  <w:pPr>
+                    <w:jc w:val="left"/>
+                    <w:pBdr>
+                      <w:bottom w:val="none" w:sz="0" w:space="0" w:color="000000"/>
+                      <w:top w:val="none" w:sz="0" w:space="0" w:color="000000"/>
+                      <w:left w:val="none" w:sz="0" w:space="0" w:color="000000"/>
+                      <w:right w:val="none" w:sz="0" w:space="0" w:color="000000"/>
+                    </w:pBdr>
+                    <w:spacing w:after="20" w:before="20" w:line="240"/>
+                    <w:ind w:left="100" w:right="100" w:firstLine="0" w:firstLineChars="0"/>
+                    <w:rPr>
+                      <w:rFonts w:ascii="Arial" w:hAnsi="Arial" w:eastAsia="Arial" w:cs="Arial"/>
+                      <w:i w:val="false"/>
+                      <w:b w:val="false"/>
+                      <w:u w:val="none"/>
+                      <w:strike w:val="false"/>
+                      <w:sz w:val="20"/>
+                      <w:szCs w:val="20"/>
+                      <w:color w:val="000000"/>
+                    </w:rPr>
+                  </w:pPr>
+                  <w:r xmlns:w="http://schemas.openxmlformats.org/wordprocessingml/2006/main" xmlns:wp="http://schemas.openxmlformats.org/drawingml/2006/wordprocessingDrawing" xmlns:r="http://schemas.openxmlformats.org/officeDocument/2006/relationships" xmlns:w14="http://schemas.microsoft.com/office/word/2010/wordml">
+                    <w:rPr>
+                      <w:rFonts w:ascii="Arial" w:hAnsi="Arial" w:eastAsia="Arial" w:cs="Arial"/>
+                      <w:i w:val="false"/>
+                      <w:b w:val="false"/>
+                      <w:u w:val="none"/>
+                      <w:strike w:val="false"/>
+                      <w:sz w:val="20"/>
+                      <w:szCs w:val="20"/>
+                      <w:color w:val="000000"/>
+                    </w:rPr>
+                    <w:t xml:space="preserve">Abundance</w:t>
+                  </w:r>
+                </w:p>
+              </w:tc>
+              <w:tc>
+                <w:tcPr>
+                  <w:tcBorders>
+                    <w:bottom w:val="none" w:sz="0" w:space="0" w:color="000000"/>
+                    <w:top w:val="none" w:sz="0" w:space="0" w:color="000000"/>
+                    <w:left w:val="none" w:sz="0" w:space="0" w:color="000000"/>
+                    <w:right w:val="none" w:sz="0" w:space="0" w:color="000000"/>
+                  </w:tcBorders>
+                  <w:shd w:val="clear" w:color="auto" w:fill="FFFFFF"/>
+                  <w:tcMar>
+                    <w:top w:w="0" w:type="dxa"/>
+                    <w:bottom w:w="0" w:type="dxa"/>
+                    <w:left w:w="0" w:type="dxa"/>
+                    <w:right w:w="0" w:type="dxa"/>
+                  </w:tcMar>
+                  <w:vAlign w:val="center"/>
+                </w:tcPr>
+                <w:p>
+                  <w:pPr>
+                    <w:jc w:val="center"/>
+                    <w:pBdr>
+                      <w:bottom w:val="none" w:sz="0" w:space="0" w:color="000000"/>
+                      <w:top w:val="none" w:sz="0" w:space="0" w:color="000000"/>
+                      <w:left w:val="none" w:sz="0" w:space="0" w:color="000000"/>
+                      <w:right w:val="none" w:sz="0" w:space="0" w:color="000000"/>
+                    </w:pBdr>
+                    <w:spacing w:after="20" w:before="20" w:line="240"/>
+                    <w:ind w:left="100" w:right="100" w:firstLine="0" w:firstLineChars="0"/>
+                    <w:rPr>
+                      <w:rFonts w:ascii="Arial" w:hAnsi="Arial" w:eastAsia="Arial" w:cs="Arial"/>
+                      <w:i w:val="false"/>
+                      <w:b w:val="false"/>
+                      <w:u w:val="none"/>
+                      <w:strike w:val="false"/>
+                      <w:sz w:val="20"/>
+                      <w:szCs w:val="20"/>
+                      <w:color w:val="000000"/>
+                    </w:rPr>
+                  </w:pPr>
+                  <w:r xmlns:w="http://schemas.openxmlformats.org/wordprocessingml/2006/main" xmlns:wp="http://schemas.openxmlformats.org/drawingml/2006/wordprocessingDrawing" xmlns:r="http://schemas.openxmlformats.org/officeDocument/2006/relationships" xmlns:w14="http://schemas.microsoft.com/office/word/2010/wordml">
+                    <w:rPr>
+                      <w:rFonts w:ascii="Arial" w:hAnsi="Arial" w:eastAsia="Arial" w:cs="Arial"/>
+                      <w:i w:val="false"/>
+                      <w:b w:val="false"/>
+                      <w:u w:val="none"/>
+                      <w:strike w:val="false"/>
+                      <w:sz w:val="20"/>
+                      <w:szCs w:val="20"/>
+                      <w:color w:val="000000"/>
+                    </w:rPr>
+                    <w:t xml:space="preserve">80 (50)</w:t>
+                  </w:r>
+                </w:p>
+              </w:tc>
+              <w:tc>
+                <w:tcPr>
+                  <w:tcBorders>
+                    <w:bottom w:val="none" w:sz="0" w:space="0" w:color="000000"/>
+                    <w:top w:val="none" w:sz="0" w:space="0" w:color="000000"/>
+                    <w:left w:val="none" w:sz="0" w:space="0" w:color="000000"/>
+                    <w:right w:val="none" w:sz="0" w:space="0" w:color="000000"/>
+                  </w:tcBorders>
+                  <w:shd w:val="clear" w:color="auto" w:fill="FFFFFF"/>
+                  <w:tcMar>
+                    <w:top w:w="0" w:type="dxa"/>
+                    <w:bottom w:w="0" w:type="dxa"/>
+                    <w:left w:w="0" w:type="dxa"/>
+                    <w:right w:w="0" w:type="dxa"/>
+                  </w:tcMar>
+                  <w:vAlign w:val="center"/>
+                </w:tcPr>
+                <w:p>
+                  <w:pPr>
+                    <w:jc w:val="center"/>
+                    <w:pBdr>
+                      <w:bottom w:val="none" w:sz="0" w:space="0" w:color="000000"/>
+                      <w:top w:val="none" w:sz="0" w:space="0" w:color="000000"/>
+                      <w:left w:val="none" w:sz="0" w:space="0" w:color="000000"/>
+                      <w:right w:val="none" w:sz="0" w:space="0" w:color="000000"/>
+                    </w:pBdr>
+                    <w:spacing w:after="20" w:before="20" w:line="240"/>
+                    <w:ind w:left="100" w:right="100" w:firstLine="0" w:firstLineChars="0"/>
+                    <w:rPr>
+                      <w:rFonts w:ascii="Arial" w:hAnsi="Arial" w:eastAsia="Arial" w:cs="Arial"/>
+                      <w:i w:val="false"/>
+                      <w:b w:val="false"/>
+                      <w:u w:val="none"/>
+                      <w:strike w:val="false"/>
+                      <w:sz w:val="20"/>
+                      <w:szCs w:val="20"/>
+                      <w:color w:val="000000"/>
+                    </w:rPr>
+                  </w:pPr>
+                  <w:r xmlns:w="http://schemas.openxmlformats.org/wordprocessingml/2006/main" xmlns:wp="http://schemas.openxmlformats.org/drawingml/2006/wordprocessingDrawing" xmlns:r="http://schemas.openxmlformats.org/officeDocument/2006/relationships" xmlns:w14="http://schemas.microsoft.com/office/word/2010/wordml">
+                    <w:rPr>
+                      <w:rFonts w:ascii="Arial" w:hAnsi="Arial" w:eastAsia="Arial" w:cs="Arial"/>
+                      <w:i w:val="false"/>
+                      <w:b w:val="false"/>
+                      <w:u w:val="none"/>
+                      <w:strike w:val="false"/>
+                      <w:sz w:val="20"/>
+                      <w:szCs w:val="20"/>
+                      <w:color w:val="000000"/>
+                    </w:rPr>
+                    <w:t xml:space="preserve">90 (69)</w:t>
+                  </w:r>
+                </w:p>
+              </w:tc>
+              <w:tc>
+                <w:tcPr>
+                  <w:tcBorders>
+                    <w:bottom w:val="none" w:sz="0" w:space="0" w:color="000000"/>
+                    <w:top w:val="none" w:sz="0" w:space="0" w:color="000000"/>
+                    <w:left w:val="none" w:sz="0" w:space="0" w:color="000000"/>
+                    <w:right w:val="none" w:sz="0" w:space="0" w:color="000000"/>
+                  </w:tcBorders>
+                  <w:shd w:val="clear" w:color="auto" w:fill="FFFFFF"/>
+                  <w:tcMar>
+                    <w:top w:w="0" w:type="dxa"/>
+                    <w:bottom w:w="0" w:type="dxa"/>
+                    <w:left w:w="0" w:type="dxa"/>
+                    <w:right w:w="0" w:type="dxa"/>
+                  </w:tcMar>
+                  <w:vAlign w:val="center"/>
+                </w:tcPr>
+                <w:p>
+                  <w:pPr>
+                    <w:jc w:val="center"/>
+                    <w:pBdr>
+                      <w:bottom w:val="none" w:sz="0" w:space="0" w:color="000000"/>
+                      <w:top w:val="none" w:sz="0" w:space="0" w:color="000000"/>
+                      <w:left w:val="none" w:sz="0" w:space="0" w:color="000000"/>
+                      <w:right w:val="none" w:sz="0" w:space="0" w:color="000000"/>
+                    </w:pBdr>
+                    <w:spacing w:after="20" w:before="20" w:line="240"/>
+                    <w:ind w:left="100" w:right="100" w:firstLine="0" w:firstLineChars="0"/>
+                    <w:rPr>
+                      <w:rFonts w:ascii="Arial" w:hAnsi="Arial" w:eastAsia="Arial" w:cs="Arial"/>
+                      <w:i w:val="false"/>
+                      <w:b w:val="false"/>
+                      <w:u w:val="none"/>
+                      <w:strike w:val="false"/>
+                      <w:sz w:val="20"/>
+                      <w:szCs w:val="20"/>
+                      <w:color w:val="000000"/>
+                    </w:rPr>
+                  </w:pPr>
+                  <w:r xmlns:w="http://schemas.openxmlformats.org/wordprocessingml/2006/main" xmlns:wp="http://schemas.openxmlformats.org/drawingml/2006/wordprocessingDrawing" xmlns:r="http://schemas.openxmlformats.org/officeDocument/2006/relationships" xmlns:w14="http://schemas.microsoft.com/office/word/2010/wordml">
+                    <w:rPr>
+                      <w:rFonts w:ascii="Arial" w:hAnsi="Arial" w:eastAsia="Arial" w:cs="Arial"/>
+                      <w:i w:val="false"/>
+                      <w:b w:val="false"/>
+                      <w:u w:val="none"/>
+                      <w:strike w:val="false"/>
+                      <w:sz w:val="20"/>
+                      <w:szCs w:val="20"/>
+                      <w:color w:val="000000"/>
+                    </w:rPr>
+                    <w:t xml:space="preserve">70 (50)</w:t>
+                  </w:r>
+                </w:p>
+              </w:tc>
+              <w:tc>
+                <w:tcPr>
+                  <w:tcBorders>
+                    <w:bottom w:val="none" w:sz="0" w:space="0" w:color="000000"/>
+                    <w:top w:val="none" w:sz="0" w:space="0" w:color="000000"/>
+                    <w:left w:val="none" w:sz="0" w:space="0" w:color="000000"/>
+                    <w:right w:val="none" w:sz="0" w:space="0" w:color="000000"/>
+                  </w:tcBorders>
+                  <w:shd w:val="clear" w:color="auto" w:fill="FFFFFF"/>
+                  <w:tcMar>
+                    <w:top w:w="0" w:type="dxa"/>
+                    <w:bottom w:w="0" w:type="dxa"/>
+                    <w:left w:w="0" w:type="dxa"/>
+                    <w:right w:w="0" w:type="dxa"/>
+                  </w:tcMar>
+                  <w:vAlign w:val="center"/>
+                </w:tcPr>
+                <w:p>
+                  <w:pPr>
+                    <w:jc w:val="center"/>
+                    <w:pBdr>
+                      <w:bottom w:val="none" w:sz="0" w:space="0" w:color="000000"/>
+                      <w:top w:val="none" w:sz="0" w:space="0" w:color="000000"/>
+                      <w:left w:val="none" w:sz="0" w:space="0" w:color="000000"/>
+                      <w:right w:val="none" w:sz="0" w:space="0" w:color="000000"/>
+                    </w:pBdr>
+                    <w:spacing w:after="20" w:before="20" w:line="240"/>
+                    <w:ind w:left="100" w:right="100" w:firstLine="0" w:firstLineChars="0"/>
+                    <w:rPr>
+                      <w:rFonts w:ascii="Arial" w:hAnsi="Arial" w:eastAsia="Arial" w:cs="Arial"/>
+                      <w:i w:val="false"/>
+                      <w:b w:val="false"/>
+                      <w:u w:val="none"/>
+                      <w:strike w:val="false"/>
+                      <w:sz w:val="20"/>
+                      <w:szCs w:val="20"/>
+                      <w:color w:val="000000"/>
+                    </w:rPr>
+                  </w:pPr>
+                  <w:r xmlns:w="http://schemas.openxmlformats.org/wordprocessingml/2006/main" xmlns:wp="http://schemas.openxmlformats.org/drawingml/2006/wordprocessingDrawing" xmlns:r="http://schemas.openxmlformats.org/officeDocument/2006/relationships" xmlns:w14="http://schemas.microsoft.com/office/word/2010/wordml">
+                    <w:rPr>
+                      <w:rFonts w:ascii="Arial" w:hAnsi="Arial" w:eastAsia="Arial" w:cs="Arial"/>
+                      <w:i w:val="false"/>
+                      <w:b w:val="false"/>
+                      <w:u w:val="none"/>
+                      <w:strike w:val="false"/>
+                      <w:sz w:val="20"/>
+                      <w:szCs w:val="20"/>
+                      <w:color w:val="000000"/>
+                    </w:rPr>
+                    <w:t xml:space="preserve">83 (60)</w:t>
+                  </w:r>
+                </w:p>
+              </w:tc>
+              <w:tc>
+                <w:tcPr>
+                  <w:tcBorders>
+                    <w:bottom w:val="none" w:sz="0" w:space="0" w:color="000000"/>
+                    <w:top w:val="none" w:sz="0" w:space="0" w:color="000000"/>
+                    <w:left w:val="none" w:sz="0" w:space="0" w:color="000000"/>
+                    <w:right w:val="none" w:sz="0" w:space="0" w:color="000000"/>
+                  </w:tcBorders>
+                  <w:shd w:val="clear" w:color="auto" w:fill="FFFFFF"/>
+                  <w:tcMar>
+                    <w:top w:w="0" w:type="dxa"/>
+                    <w:bottom w:w="0" w:type="dxa"/>
+                    <w:left w:w="0" w:type="dxa"/>
+                    <w:right w:w="0" w:type="dxa"/>
+                  </w:tcMar>
+                  <w:vAlign w:val="center"/>
+                </w:tcPr>
+                <w:p>
+                  <w:pPr>
+                    <w:jc w:val="center"/>
+                    <w:pBdr>
+                      <w:bottom w:val="none" w:sz="0" w:space="0" w:color="000000"/>
+                      <w:top w:val="none" w:sz="0" w:space="0" w:color="000000"/>
+                      <w:left w:val="none" w:sz="0" w:space="0" w:color="000000"/>
+                      <w:right w:val="none" w:sz="0" w:space="0" w:color="000000"/>
+                    </w:pBdr>
+                    <w:spacing w:after="20" w:before="20" w:line="240"/>
+                    <w:ind w:left="100" w:right="100" w:firstLine="0" w:firstLineChars="0"/>
+                    <w:rPr>
+                      <w:rFonts w:ascii="Arial" w:hAnsi="Arial" w:eastAsia="Arial" w:cs="Arial"/>
+                      <w:i w:val="false"/>
+                      <w:b w:val="false"/>
+                      <w:u w:val="none"/>
+                      <w:strike w:val="false"/>
+                      <w:sz w:val="20"/>
+                      <w:szCs w:val="20"/>
+                      <w:color w:val="000000"/>
+                    </w:rPr>
+                  </w:pPr>
+                  <w:r xmlns:w="http://schemas.openxmlformats.org/wordprocessingml/2006/main" xmlns:wp="http://schemas.openxmlformats.org/drawingml/2006/wordprocessingDrawing" xmlns:r="http://schemas.openxmlformats.org/officeDocument/2006/relationships" xmlns:w14="http://schemas.microsoft.com/office/word/2010/wordml">
+                    <w:rPr>
+                      <w:rFonts w:ascii="Arial" w:hAnsi="Arial" w:eastAsia="Arial" w:cs="Arial"/>
+                      <w:i w:val="false"/>
+                      <w:b w:val="false"/>
+                      <w:u w:val="none"/>
+                      <w:strike w:val="false"/>
+                      <w:sz w:val="20"/>
+                      <w:szCs w:val="20"/>
+                      <w:color w:val="000000"/>
+                    </w:rPr>
+                    <w:t xml:space="preserve">77 (52)</w:t>
+                  </w:r>
+                </w:p>
+              </w:tc>
+              <w:tc>
+                <w:tcPr>
+                  <w:tcBorders>
+                    <w:bottom w:val="none" w:sz="0" w:space="0" w:color="000000"/>
+                    <w:top w:val="none" w:sz="0" w:space="0" w:color="000000"/>
+                    <w:left w:val="none" w:sz="0" w:space="0" w:color="000000"/>
+                    <w:right w:val="none" w:sz="0" w:space="0" w:color="000000"/>
+                  </w:tcBorders>
+                  <w:shd w:val="clear" w:color="auto" w:fill="FFFFFF"/>
+                  <w:tcMar>
+                    <w:top w:w="0" w:type="dxa"/>
+                    <w:bottom w:w="0" w:type="dxa"/>
+                    <w:left w:w="0" w:type="dxa"/>
+                    <w:right w:w="0" w:type="dxa"/>
+                  </w:tcMar>
+                  <w:vAlign w:val="center"/>
+                </w:tcPr>
+                <w:p>
+                  <w:pPr>
+                    <w:jc w:val="center"/>
+                    <w:pBdr>
+                      <w:bottom w:val="none" w:sz="0" w:space="0" w:color="000000"/>
+                      <w:top w:val="none" w:sz="0" w:space="0" w:color="000000"/>
+                      <w:left w:val="none" w:sz="0" w:space="0" w:color="000000"/>
+                      <w:right w:val="none" w:sz="0" w:space="0" w:color="000000"/>
+                    </w:pBdr>
+                    <w:spacing w:after="20" w:before="20" w:line="240"/>
+                    <w:ind w:left="100" w:right="100" w:firstLine="0" w:firstLineChars="0"/>
+                    <w:rPr>
+                      <w:rFonts w:ascii="Arial" w:hAnsi="Arial" w:eastAsia="Arial" w:cs="Arial"/>
+                      <w:i w:val="false"/>
+                      <w:b w:val="false"/>
+                      <w:u w:val="none"/>
+                      <w:strike w:val="false"/>
+                      <w:sz w:val="20"/>
+                      <w:szCs w:val="20"/>
+                      <w:color w:val="000000"/>
+                    </w:rPr>
+                  </w:pPr>
+                  <w:r xmlns:w="http://schemas.openxmlformats.org/wordprocessingml/2006/main" xmlns:wp="http://schemas.openxmlformats.org/drawingml/2006/wordprocessingDrawing" xmlns:r="http://schemas.openxmlformats.org/officeDocument/2006/relationships" xmlns:w14="http://schemas.microsoft.com/office/word/2010/wordml">
+                    <w:rPr>
+                      <w:rFonts w:ascii="Arial" w:hAnsi="Arial" w:eastAsia="Arial" w:cs="Arial"/>
+                      <w:i w:val="false"/>
+                      <w:b w:val="false"/>
+                      <w:u w:val="none"/>
+                      <w:strike w:val="false"/>
+                      <w:sz w:val="20"/>
+                      <w:szCs w:val="20"/>
+                      <w:color w:val="000000"/>
+                    </w:rPr>
+                    <w:t xml:space="preserve">81 (61)</w:t>
+                  </w:r>
+                </w:p>
+              </w:tc>
+              <w:tc>
+                <w:tcPr>
+                  <w:tcBorders>
+                    <w:bottom w:val="none" w:sz="0" w:space="0" w:color="000000"/>
+                    <w:top w:val="none" w:sz="0" w:space="0" w:color="000000"/>
+                    <w:left w:val="none" w:sz="0" w:space="0" w:color="000000"/>
+                    <w:right w:val="none" w:sz="0" w:space="0" w:color="000000"/>
+                  </w:tcBorders>
+                  <w:shd w:val="clear" w:color="auto" w:fill="FFFFFF"/>
+                  <w:tcMar>
+                    <w:top w:w="0" w:type="dxa"/>
+                    <w:bottom w:w="0" w:type="dxa"/>
+                    <w:left w:w="0" w:type="dxa"/>
+                    <w:right w:w="0" w:type="dxa"/>
+                  </w:tcMar>
+                  <w:vAlign w:val="center"/>
+                </w:tcPr>
+                <w:p>
+                  <w:pPr>
+                    <w:jc w:val="center"/>
+                    <w:pBdr>
+                      <w:bottom w:val="none" w:sz="0" w:space="0" w:color="000000"/>
+                      <w:top w:val="none" w:sz="0" w:space="0" w:color="000000"/>
+                      <w:left w:val="none" w:sz="0" w:space="0" w:color="000000"/>
+                      <w:right w:val="none" w:sz="0" w:space="0" w:color="000000"/>
+                    </w:pBdr>
+                    <w:spacing w:after="20" w:before="20" w:line="240"/>
+                    <w:ind w:left="100" w:right="100" w:firstLine="0" w:firstLineChars="0"/>
+                    <w:rPr>
+                      <w:rFonts w:ascii="Arial" w:hAnsi="Arial" w:eastAsia="Arial" w:cs="Arial"/>
+                      <w:i w:val="false"/>
+                      <w:b w:val="false"/>
+                      <w:u w:val="none"/>
+                      <w:strike w:val="false"/>
+                      <w:sz w:val="20"/>
+                      <w:szCs w:val="20"/>
+                      <w:color w:val="000000"/>
+                    </w:rPr>
+                  </w:pPr>
+                  <w:r xmlns:w="http://schemas.openxmlformats.org/wordprocessingml/2006/main" xmlns:wp="http://schemas.openxmlformats.org/drawingml/2006/wordprocessingDrawing" xmlns:r="http://schemas.openxmlformats.org/officeDocument/2006/relationships" xmlns:w14="http://schemas.microsoft.com/office/word/2010/wordml">
+                    <w:rPr>
+                      <w:rFonts w:ascii="Arial" w:hAnsi="Arial" w:eastAsia="Arial" w:cs="Arial"/>
+                      <w:i w:val="false"/>
+                      <w:b w:val="false"/>
+                      <w:u w:val="none"/>
+                      <w:strike w:val="false"/>
+                      <w:sz w:val="20"/>
+                      <w:szCs w:val="20"/>
+                      <w:color w:val="000000"/>
+                    </w:rPr>
+                    <w:t xml:space="preserve">78 (61)</w:t>
+                  </w:r>
+                </w:p>
+              </w:tc>
+            </w:tr>
+            <w:tr>
+              <w:trPr>
+                <w:trHeight w:val="360" w:hRule="auto"/>
+              </w:trPr>
+              <w:tc>
+                <w:tcPr>
+                  <w:tcBorders>
+                    <w:bottom w:val="none" w:sz="0" w:space="0" w:color="000000"/>
+                    <w:top w:val="none" w:sz="0" w:space="0" w:color="000000"/>
+                    <w:left w:val="none" w:sz="0" w:space="0" w:color="000000"/>
+                    <w:right w:val="none" w:sz="0" w:space="0" w:color="000000"/>
+                  </w:tcBorders>
+                  <w:shd w:val="clear" w:color="auto" w:fill="FFFFFF"/>
+                  <w:tcMar>
+                    <w:top w:w="0" w:type="dxa"/>
+                    <w:bottom w:w="0" w:type="dxa"/>
+                    <w:left w:w="0" w:type="dxa"/>
+                    <w:right w:w="0" w:type="dxa"/>
+                  </w:tcMar>
+                  <w:vAlign w:val="center"/>
+                </w:tcPr>
+                <w:p>
+                  <w:pPr>
+                    <w:jc w:val="left"/>
+                    <w:pBdr>
+                      <w:bottom w:val="none" w:sz="0" w:space="0" w:color="000000"/>
+                      <w:top w:val="none" w:sz="0" w:space="0" w:color="000000"/>
+                      <w:left w:val="none" w:sz="0" w:space="0" w:color="000000"/>
+                      <w:right w:val="none" w:sz="0" w:space="0" w:color="000000"/>
+                    </w:pBdr>
+                    <w:spacing w:after="20" w:before="20" w:line="240"/>
+                    <w:ind w:left="100" w:right="100" w:firstLine="0" w:firstLineChars="0"/>
+                    <w:rPr>
+                      <w:rFonts w:ascii="Arial" w:hAnsi="Arial" w:eastAsia="Arial" w:cs="Arial"/>
+                      <w:i w:val="false"/>
+                      <w:b w:val="false"/>
+                      <w:u w:val="none"/>
+                      <w:strike w:val="false"/>
+                      <w:sz w:val="20"/>
+                      <w:szCs w:val="20"/>
+                      <w:color w:val="000000"/>
+                    </w:rPr>
+                  </w:pPr>
+                  <w:r xmlns:w="http://schemas.openxmlformats.org/wordprocessingml/2006/main" xmlns:wp="http://schemas.openxmlformats.org/drawingml/2006/wordprocessingDrawing" xmlns:r="http://schemas.openxmlformats.org/officeDocument/2006/relationships" xmlns:w14="http://schemas.microsoft.com/office/word/2010/wordml">
+                    <w:rPr>
+                      <w:rFonts w:ascii="Arial" w:hAnsi="Arial" w:eastAsia="Arial" w:cs="Arial"/>
+                      <w:i w:val="false"/>
+                      <w:b w:val="false"/>
+                      <w:u w:val="none"/>
+                      <w:strike w:val="false"/>
+                      <w:sz w:val="20"/>
+                      <w:szCs w:val="20"/>
+                      <w:color w:val="000000"/>
+                    </w:rPr>
+                    <w:t xml:space="preserve">Blade Length</w:t>
+                  </w:r>
+                </w:p>
+              </w:tc>
+              <w:tc>
+                <w:tcPr>
+                  <w:tcBorders>
+                    <w:bottom w:val="none" w:sz="0" w:space="0" w:color="000000"/>
+                    <w:top w:val="none" w:sz="0" w:space="0" w:color="000000"/>
+                    <w:left w:val="none" w:sz="0" w:space="0" w:color="000000"/>
+                    <w:right w:val="none" w:sz="0" w:space="0" w:color="000000"/>
+                  </w:tcBorders>
+                  <w:shd w:val="clear" w:color="auto" w:fill="FFFFFF"/>
+                  <w:tcMar>
+                    <w:top w:w="0" w:type="dxa"/>
+                    <w:bottom w:w="0" w:type="dxa"/>
+                    <w:left w:w="0" w:type="dxa"/>
+                    <w:right w:w="0" w:type="dxa"/>
+                  </w:tcMar>
+                  <w:vAlign w:val="center"/>
+                </w:tcPr>
+                <w:p>
+                  <w:pPr>
+                    <w:jc w:val="center"/>
+                    <w:pBdr>
+                      <w:bottom w:val="none" w:sz="0" w:space="0" w:color="000000"/>
+                      <w:top w:val="none" w:sz="0" w:space="0" w:color="000000"/>
+                      <w:left w:val="none" w:sz="0" w:space="0" w:color="000000"/>
+                      <w:right w:val="none" w:sz="0" w:space="0" w:color="000000"/>
+                    </w:pBdr>
+                    <w:spacing w:after="20" w:before="20" w:line="240"/>
+                    <w:ind w:left="100" w:right="100" w:firstLine="0" w:firstLineChars="0"/>
+                    <w:rPr>
+                      <w:rFonts w:ascii="Arial" w:hAnsi="Arial" w:eastAsia="Arial" w:cs="Arial"/>
+                      <w:i w:val="false"/>
+                      <w:b w:val="false"/>
+                      <w:u w:val="none"/>
+                      <w:strike w:val="false"/>
+                      <w:sz w:val="20"/>
+                      <w:szCs w:val="20"/>
+                      <w:color w:val="000000"/>
+                    </w:rPr>
+                  </w:pPr>
+                  <w:r xmlns:w="http://schemas.openxmlformats.org/wordprocessingml/2006/main" xmlns:wp="http://schemas.openxmlformats.org/drawingml/2006/wordprocessingDrawing" xmlns:r="http://schemas.openxmlformats.org/officeDocument/2006/relationships" xmlns:w14="http://schemas.microsoft.com/office/word/2010/wordml">
+                    <w:rPr>
+                      <w:rFonts w:ascii="Arial" w:hAnsi="Arial" w:eastAsia="Arial" w:cs="Arial"/>
+                      <w:i w:val="false"/>
+                      <w:b w:val="false"/>
+                      <w:u w:val="none"/>
+                      <w:strike w:val="false"/>
+                      <w:sz w:val="20"/>
+                      <w:szCs w:val="20"/>
+                      <w:color w:val="000000"/>
+                    </w:rPr>
+                    <w:t xml:space="preserve">92 (81)</w:t>
+                  </w:r>
+                </w:p>
+              </w:tc>
+              <w:tc>
+                <w:tcPr>
+                  <w:tcBorders>
+                    <w:bottom w:val="none" w:sz="0" w:space="0" w:color="000000"/>
+                    <w:top w:val="none" w:sz="0" w:space="0" w:color="000000"/>
+                    <w:left w:val="none" w:sz="0" w:space="0" w:color="000000"/>
+                    <w:right w:val="none" w:sz="0" w:space="0" w:color="000000"/>
+                  </w:tcBorders>
+                  <w:shd w:val="clear" w:color="auto" w:fill="FFFFFF"/>
+                  <w:tcMar>
+                    <w:top w:w="0" w:type="dxa"/>
+                    <w:bottom w:w="0" w:type="dxa"/>
+                    <w:left w:w="0" w:type="dxa"/>
+                    <w:right w:w="0" w:type="dxa"/>
+                  </w:tcMar>
+                  <w:vAlign w:val="center"/>
+                </w:tcPr>
+                <w:p>
+                  <w:pPr>
+                    <w:jc w:val="center"/>
+                    <w:pBdr>
+                      <w:bottom w:val="none" w:sz="0" w:space="0" w:color="000000"/>
+                      <w:top w:val="none" w:sz="0" w:space="0" w:color="000000"/>
+                      <w:left w:val="none" w:sz="0" w:space="0" w:color="000000"/>
+                      <w:right w:val="none" w:sz="0" w:space="0" w:color="000000"/>
+                    </w:pBdr>
+                    <w:spacing w:after="20" w:before="20" w:line="240"/>
+                    <w:ind w:left="100" w:right="100" w:firstLine="0" w:firstLineChars="0"/>
+                    <w:rPr>
+                      <w:rFonts w:ascii="Arial" w:hAnsi="Arial" w:eastAsia="Arial" w:cs="Arial"/>
+                      <w:i w:val="false"/>
+                      <w:b w:val="false"/>
+                      <w:u w:val="none"/>
+                      <w:strike w:val="false"/>
+                      <w:sz w:val="20"/>
+                      <w:szCs w:val="20"/>
+                      <w:color w:val="000000"/>
+                    </w:rPr>
+                  </w:pPr>
+                  <w:r xmlns:w="http://schemas.openxmlformats.org/wordprocessingml/2006/main" xmlns:wp="http://schemas.openxmlformats.org/drawingml/2006/wordprocessingDrawing" xmlns:r="http://schemas.openxmlformats.org/officeDocument/2006/relationships" xmlns:w14="http://schemas.microsoft.com/office/word/2010/wordml">
+                    <w:rPr>
+                      <w:rFonts w:ascii="Arial" w:hAnsi="Arial" w:eastAsia="Arial" w:cs="Arial"/>
+                      <w:i w:val="false"/>
+                      <w:b w:val="false"/>
+                      <w:u w:val="none"/>
+                      <w:strike w:val="false"/>
+                      <w:sz w:val="20"/>
+                      <w:szCs w:val="20"/>
+                      <w:color w:val="000000"/>
+                    </w:rPr>
+                    <w:t xml:space="preserve">90 (50)</w:t>
+                  </w:r>
+                </w:p>
+              </w:tc>
+              <w:tc>
+                <w:tcPr>
+                  <w:tcBorders>
+                    <w:bottom w:val="none" w:sz="0" w:space="0" w:color="000000"/>
+                    <w:top w:val="none" w:sz="0" w:space="0" w:color="000000"/>
+                    <w:left w:val="none" w:sz="0" w:space="0" w:color="000000"/>
+                    <w:right w:val="none" w:sz="0" w:space="0" w:color="000000"/>
+                  </w:tcBorders>
+                  <w:shd w:val="clear" w:color="auto" w:fill="FFFFFF"/>
+                  <w:tcMar>
+                    <w:top w:w="0" w:type="dxa"/>
+                    <w:bottom w:w="0" w:type="dxa"/>
+                    <w:left w:w="0" w:type="dxa"/>
+                    <w:right w:w="0" w:type="dxa"/>
+                  </w:tcMar>
+                  <w:vAlign w:val="center"/>
+                </w:tcPr>
+                <w:p>
+                  <w:pPr>
+                    <w:jc w:val="center"/>
+                    <w:pBdr>
+                      <w:bottom w:val="none" w:sz="0" w:space="0" w:color="000000"/>
+                      <w:top w:val="none" w:sz="0" w:space="0" w:color="000000"/>
+                      <w:left w:val="none" w:sz="0" w:space="0" w:color="000000"/>
+                      <w:right w:val="none" w:sz="0" w:space="0" w:color="000000"/>
+                    </w:pBdr>
+                    <w:spacing w:after="20" w:before="20" w:line="240"/>
+                    <w:ind w:left="100" w:right="100" w:firstLine="0" w:firstLineChars="0"/>
+                    <w:rPr>
+                      <w:rFonts w:ascii="Arial" w:hAnsi="Arial" w:eastAsia="Arial" w:cs="Arial"/>
+                      <w:i w:val="false"/>
+                      <w:b w:val="false"/>
+                      <w:u w:val="none"/>
+                      <w:strike w:val="false"/>
+                      <w:sz w:val="20"/>
+                      <w:szCs w:val="20"/>
+                      <w:color w:val="000000"/>
+                    </w:rPr>
+                  </w:pPr>
+                  <w:r xmlns:w="http://schemas.openxmlformats.org/wordprocessingml/2006/main" xmlns:wp="http://schemas.openxmlformats.org/drawingml/2006/wordprocessingDrawing" xmlns:r="http://schemas.openxmlformats.org/officeDocument/2006/relationships" xmlns:w14="http://schemas.microsoft.com/office/word/2010/wordml">
+                    <w:rPr>
+                      <w:rFonts w:ascii="Arial" w:hAnsi="Arial" w:eastAsia="Arial" w:cs="Arial"/>
+                      <w:i w:val="false"/>
+                      <w:b w:val="false"/>
+                      <w:u w:val="none"/>
+                      <w:strike w:val="false"/>
+                      <w:sz w:val="20"/>
+                      <w:szCs w:val="20"/>
+                      <w:color w:val="000000"/>
+                    </w:rPr>
+                    <w:t xml:space="preserve">79 (52)</w:t>
+                  </w:r>
+                </w:p>
+              </w:tc>
+              <w:tc>
+                <w:tcPr>
+                  <w:tcBorders>
+                    <w:bottom w:val="none" w:sz="0" w:space="0" w:color="000000"/>
+                    <w:top w:val="none" w:sz="0" w:space="0" w:color="000000"/>
+                    <w:left w:val="none" w:sz="0" w:space="0" w:color="000000"/>
+                    <w:right w:val="none" w:sz="0" w:space="0" w:color="000000"/>
+                  </w:tcBorders>
+                  <w:shd w:val="clear" w:color="auto" w:fill="FFFFFF"/>
+                  <w:tcMar>
+                    <w:top w:w="0" w:type="dxa"/>
+                    <w:bottom w:w="0" w:type="dxa"/>
+                    <w:left w:w="0" w:type="dxa"/>
+                    <w:right w:w="0" w:type="dxa"/>
+                  </w:tcMar>
+                  <w:vAlign w:val="center"/>
+                </w:tcPr>
+                <w:p>
+                  <w:pPr>
+                    <w:jc w:val="center"/>
+                    <w:pBdr>
+                      <w:bottom w:val="none" w:sz="0" w:space="0" w:color="000000"/>
+                      <w:top w:val="none" w:sz="0" w:space="0" w:color="000000"/>
+                      <w:left w:val="none" w:sz="0" w:space="0" w:color="000000"/>
+                      <w:right w:val="none" w:sz="0" w:space="0" w:color="000000"/>
+                    </w:pBdr>
+                    <w:spacing w:after="20" w:before="20" w:line="240"/>
+                    <w:ind w:left="100" w:right="100" w:firstLine="0" w:firstLineChars="0"/>
+                    <w:rPr>
+                      <w:rFonts w:ascii="Arial" w:hAnsi="Arial" w:eastAsia="Arial" w:cs="Arial"/>
+                      <w:i w:val="false"/>
+                      <w:b w:val="false"/>
+                      <w:u w:val="none"/>
+                      <w:strike w:val="false"/>
+                      <w:sz w:val="20"/>
+                      <w:szCs w:val="20"/>
+                      <w:color w:val="000000"/>
+                    </w:rPr>
+                  </w:pPr>
+                  <w:r xmlns:w="http://schemas.openxmlformats.org/wordprocessingml/2006/main" xmlns:wp="http://schemas.openxmlformats.org/drawingml/2006/wordprocessingDrawing" xmlns:r="http://schemas.openxmlformats.org/officeDocument/2006/relationships" xmlns:w14="http://schemas.microsoft.com/office/word/2010/wordml">
+                    <w:rPr>
+                      <w:rFonts w:ascii="Arial" w:hAnsi="Arial" w:eastAsia="Arial" w:cs="Arial"/>
+                      <w:i w:val="false"/>
+                      <w:b w:val="false"/>
+                      <w:u w:val="none"/>
+                      <w:strike w:val="false"/>
+                      <w:sz w:val="20"/>
+                      <w:szCs w:val="20"/>
+                      <w:color w:val="000000"/>
+                    </w:rPr>
+                    <w:t xml:space="preserve">88 (50)</w:t>
+                  </w:r>
+                </w:p>
+              </w:tc>
+              <w:tc>
+                <w:tcPr>
+                  <w:tcBorders>
+                    <w:bottom w:val="none" w:sz="0" w:space="0" w:color="000000"/>
+                    <w:top w:val="none" w:sz="0" w:space="0" w:color="000000"/>
+                    <w:left w:val="none" w:sz="0" w:space="0" w:color="000000"/>
+                    <w:right w:val="none" w:sz="0" w:space="0" w:color="000000"/>
+                  </w:tcBorders>
+                  <w:shd w:val="clear" w:color="auto" w:fill="FFFFFF"/>
+                  <w:tcMar>
+                    <w:top w:w="0" w:type="dxa"/>
+                    <w:bottom w:w="0" w:type="dxa"/>
+                    <w:left w:w="0" w:type="dxa"/>
+                    <w:right w:w="0" w:type="dxa"/>
+                  </w:tcMar>
+                  <w:vAlign w:val="center"/>
+                </w:tcPr>
+                <w:p>
+                  <w:pPr>
+                    <w:jc w:val="center"/>
+                    <w:pBdr>
+                      <w:bottom w:val="none" w:sz="0" w:space="0" w:color="000000"/>
+                      <w:top w:val="none" w:sz="0" w:space="0" w:color="000000"/>
+                      <w:left w:val="none" w:sz="0" w:space="0" w:color="000000"/>
+                      <w:right w:val="none" w:sz="0" w:space="0" w:color="000000"/>
+                    </w:pBdr>
+                    <w:spacing w:after="20" w:before="20" w:line="240"/>
+                    <w:ind w:left="100" w:right="100" w:firstLine="0" w:firstLineChars="0"/>
+                    <w:rPr>
+                      <w:rFonts w:ascii="Arial" w:hAnsi="Arial" w:eastAsia="Arial" w:cs="Arial"/>
+                      <w:i w:val="false"/>
+                      <w:b w:val="false"/>
+                      <w:u w:val="none"/>
+                      <w:strike w:val="false"/>
+                      <w:sz w:val="20"/>
+                      <w:szCs w:val="20"/>
+                      <w:color w:val="000000"/>
+                    </w:rPr>
+                  </w:pPr>
+                  <w:r xmlns:w="http://schemas.openxmlformats.org/wordprocessingml/2006/main" xmlns:wp="http://schemas.openxmlformats.org/drawingml/2006/wordprocessingDrawing" xmlns:r="http://schemas.openxmlformats.org/officeDocument/2006/relationships" xmlns:w14="http://schemas.microsoft.com/office/word/2010/wordml">
+                    <w:rPr>
+                      <w:rFonts w:ascii="Arial" w:hAnsi="Arial" w:eastAsia="Arial" w:cs="Arial"/>
+                      <w:i w:val="false"/>
+                      <w:b w:val="false"/>
+                      <w:u w:val="none"/>
+                      <w:strike w:val="false"/>
+                      <w:sz w:val="20"/>
+                      <w:szCs w:val="20"/>
+                      <w:color w:val="000000"/>
+                    </w:rPr>
+                    <w:t xml:space="preserve">83 (50)</w:t>
+                  </w:r>
+                </w:p>
+              </w:tc>
+              <w:tc>
+                <w:tcPr>
+                  <w:tcBorders>
+                    <w:bottom w:val="none" w:sz="0" w:space="0" w:color="000000"/>
+                    <w:top w:val="none" w:sz="0" w:space="0" w:color="000000"/>
+                    <w:left w:val="none" w:sz="0" w:space="0" w:color="000000"/>
+                    <w:right w:val="none" w:sz="0" w:space="0" w:color="000000"/>
+                  </w:tcBorders>
+                  <w:shd w:val="clear" w:color="auto" w:fill="FFFFFF"/>
+                  <w:tcMar>
+                    <w:top w:w="0" w:type="dxa"/>
+                    <w:bottom w:w="0" w:type="dxa"/>
+                    <w:left w:w="0" w:type="dxa"/>
+                    <w:right w:w="0" w:type="dxa"/>
+                  </w:tcMar>
+                  <w:vAlign w:val="center"/>
+                </w:tcPr>
+                <w:p>
+                  <w:pPr>
+                    <w:jc w:val="center"/>
+                    <w:pBdr>
+                      <w:bottom w:val="none" w:sz="0" w:space="0" w:color="000000"/>
+                      <w:top w:val="none" w:sz="0" w:space="0" w:color="000000"/>
+                      <w:left w:val="none" w:sz="0" w:space="0" w:color="000000"/>
+                      <w:right w:val="none" w:sz="0" w:space="0" w:color="000000"/>
+                    </w:pBdr>
+                    <w:spacing w:after="20" w:before="20" w:line="240"/>
+                    <w:ind w:left="100" w:right="100" w:firstLine="0" w:firstLineChars="0"/>
+                    <w:rPr>
+                      <w:rFonts w:ascii="Arial" w:hAnsi="Arial" w:eastAsia="Arial" w:cs="Arial"/>
+                      <w:i w:val="false"/>
+                      <w:b w:val="false"/>
+                      <w:u w:val="none"/>
+                      <w:strike w:val="false"/>
+                      <w:sz w:val="20"/>
+                      <w:szCs w:val="20"/>
+                      <w:color w:val="000000"/>
+                    </w:rPr>
+                  </w:pPr>
+                  <w:r xmlns:w="http://schemas.openxmlformats.org/wordprocessingml/2006/main" xmlns:wp="http://schemas.openxmlformats.org/drawingml/2006/wordprocessingDrawing" xmlns:r="http://schemas.openxmlformats.org/officeDocument/2006/relationships" xmlns:w14="http://schemas.microsoft.com/office/word/2010/wordml">
+                    <w:rPr>
+                      <w:rFonts w:ascii="Arial" w:hAnsi="Arial" w:eastAsia="Arial" w:cs="Arial"/>
+                      <w:i w:val="false"/>
+                      <w:b w:val="false"/>
+                      <w:u w:val="none"/>
+                      <w:strike w:val="false"/>
+                      <w:sz w:val="20"/>
+                      <w:szCs w:val="20"/>
+                      <w:color w:val="000000"/>
+                    </w:rPr>
+                    <w:t xml:space="preserve">86 (55)</w:t>
+                  </w:r>
+                </w:p>
+              </w:tc>
+              <w:tc>
+                <w:tcPr>
+                  <w:tcBorders>
+                    <w:bottom w:val="none" w:sz="0" w:space="0" w:color="000000"/>
+                    <w:top w:val="none" w:sz="0" w:space="0" w:color="000000"/>
+                    <w:left w:val="none" w:sz="0" w:space="0" w:color="000000"/>
+                    <w:right w:val="none" w:sz="0" w:space="0" w:color="000000"/>
+                  </w:tcBorders>
+                  <w:shd w:val="clear" w:color="auto" w:fill="FFFFFF"/>
+                  <w:tcMar>
+                    <w:top w:w="0" w:type="dxa"/>
+                    <w:bottom w:w="0" w:type="dxa"/>
+                    <w:left w:w="0" w:type="dxa"/>
+                    <w:right w:w="0" w:type="dxa"/>
+                  </w:tcMar>
+                  <w:vAlign w:val="center"/>
+                </w:tcPr>
+                <w:p>
+                  <w:pPr>
+                    <w:jc w:val="center"/>
+                    <w:pBdr>
+                      <w:bottom w:val="none" w:sz="0" w:space="0" w:color="000000"/>
+                      <w:top w:val="none" w:sz="0" w:space="0" w:color="000000"/>
+                      <w:left w:val="none" w:sz="0" w:space="0" w:color="000000"/>
+                      <w:right w:val="none" w:sz="0" w:space="0" w:color="000000"/>
+                    </w:pBdr>
+                    <w:spacing w:after="20" w:before="20" w:line="240"/>
+                    <w:ind w:left="100" w:right="100" w:firstLine="0" w:firstLineChars="0"/>
+                    <w:rPr>
+                      <w:rFonts w:ascii="Arial" w:hAnsi="Arial" w:eastAsia="Arial" w:cs="Arial"/>
+                      <w:i w:val="false"/>
+                      <w:b w:val="false"/>
+                      <w:u w:val="none"/>
+                      <w:strike w:val="false"/>
+                      <w:sz w:val="20"/>
+                      <w:szCs w:val="20"/>
+                      <w:color w:val="000000"/>
+                    </w:rPr>
+                  </w:pPr>
+                  <w:r xmlns:w="http://schemas.openxmlformats.org/wordprocessingml/2006/main" xmlns:wp="http://schemas.openxmlformats.org/drawingml/2006/wordprocessingDrawing" xmlns:r="http://schemas.openxmlformats.org/officeDocument/2006/relationships" xmlns:w14="http://schemas.microsoft.com/office/word/2010/wordml">
+                    <w:rPr>
+                      <w:rFonts w:ascii="Arial" w:hAnsi="Arial" w:eastAsia="Arial" w:cs="Arial"/>
+                      <w:i w:val="false"/>
+                      <w:b w:val="false"/>
+                      <w:u w:val="none"/>
+                      <w:strike w:val="false"/>
+                      <w:sz w:val="20"/>
+                      <w:szCs w:val="20"/>
+                      <w:color w:val="000000"/>
+                    </w:rPr>
+                    <w:t xml:space="preserve">96 (91)</w:t>
+                  </w:r>
+                </w:p>
+              </w:tc>
+            </w:tr>
+            <w:tr>
+              <w:trPr>
+                <w:trHeight w:val="360" w:hRule="auto"/>
+              </w:trPr>
+              <w:tc>
+                <w:tcPr>
+                  <w:tcBorders>
+                    <w:bottom w:val="single" w:sz="8" w:space="0" w:color="666666"/>
+                    <w:top w:val="none" w:sz="0" w:space="0" w:color="000000"/>
+                    <w:left w:val="none" w:sz="0" w:space="0" w:color="000000"/>
+                    <w:right w:val="none" w:sz="0" w:space="0" w:color="000000"/>
+                  </w:tcBorders>
+                  <w:shd w:val="clear" w:color="auto" w:fill="FFFFFF"/>
+                  <w:tcMar>
+                    <w:top w:w="0" w:type="dxa"/>
+                    <w:bottom w:w="0" w:type="dxa"/>
+                    <w:left w:w="0" w:type="dxa"/>
+                    <w:right w:w="0" w:type="dxa"/>
+                  </w:tcMar>
+                  <w:vAlign w:val="center"/>
+                </w:tcPr>
+                <w:p>
+                  <w:pPr>
+                    <w:jc w:val="left"/>
+                    <w:pBdr>
+                      <w:bottom w:val="none" w:sz="0" w:space="0" w:color="000000"/>
+                      <w:top w:val="none" w:sz="0" w:space="0" w:color="000000"/>
+                      <w:left w:val="none" w:sz="0" w:space="0" w:color="000000"/>
+                      <w:right w:val="none" w:sz="0" w:space="0" w:color="000000"/>
+                    </w:pBdr>
+                    <w:spacing w:after="20" w:before="20" w:line="240"/>
+                    <w:ind w:left="100" w:right="100" w:firstLine="0" w:firstLineChars="0"/>
+                    <w:rPr>
+                      <w:rFonts w:ascii="Arial" w:hAnsi="Arial" w:eastAsia="Arial" w:cs="Arial"/>
+                      <w:i w:val="false"/>
+                      <w:b w:val="false"/>
+                      <w:u w:val="none"/>
+                      <w:strike w:val="false"/>
+                      <w:sz w:val="20"/>
+                      <w:szCs w:val="20"/>
+                      <w:color w:val="000000"/>
+                    </w:rPr>
+                  </w:pPr>
+                  <w:r xmlns:w="http://schemas.openxmlformats.org/wordprocessingml/2006/main" xmlns:wp="http://schemas.openxmlformats.org/drawingml/2006/wordprocessingDrawing" xmlns:r="http://schemas.openxmlformats.org/officeDocument/2006/relationships" xmlns:w14="http://schemas.microsoft.com/office/word/2010/wordml">
+                    <w:rPr>
+                      <w:rFonts w:ascii="Arial" w:hAnsi="Arial" w:eastAsia="Arial" w:cs="Arial"/>
+                      <w:i w:val="false"/>
+                      <w:b w:val="false"/>
+                      <w:u w:val="none"/>
+                      <w:strike w:val="false"/>
+                      <w:sz w:val="20"/>
+                      <w:szCs w:val="20"/>
+                      <w:color w:val="000000"/>
+                    </w:rPr>
+                    <w:t xml:space="preserve">Short Shoot Density</w:t>
+                  </w:r>
+                </w:p>
+              </w:tc>
+              <w:tc>
+                <w:tcPr>
+                  <w:tcBorders>
+                    <w:bottom w:val="single" w:sz="8" w:space="0" w:color="666666"/>
+                    <w:top w:val="none" w:sz="0" w:space="0" w:color="000000"/>
+                    <w:left w:val="none" w:sz="0" w:space="0" w:color="000000"/>
+                    <w:right w:val="none" w:sz="0" w:space="0" w:color="000000"/>
+                  </w:tcBorders>
+                  <w:shd w:val="clear" w:color="auto" w:fill="FFFFFF"/>
+                  <w:tcMar>
+                    <w:top w:w="0" w:type="dxa"/>
+                    <w:bottom w:w="0" w:type="dxa"/>
+                    <w:left w:w="0" w:type="dxa"/>
+                    <w:right w:w="0" w:type="dxa"/>
+                  </w:tcMar>
+                  <w:vAlign w:val="center"/>
+                </w:tcPr>
+                <w:p>
+                  <w:pPr>
+                    <w:jc w:val="center"/>
+                    <w:pBdr>
+                      <w:bottom w:val="none" w:sz="0" w:space="0" w:color="000000"/>
+                      <w:top w:val="none" w:sz="0" w:space="0" w:color="000000"/>
+                      <w:left w:val="none" w:sz="0" w:space="0" w:color="000000"/>
+                      <w:right w:val="none" w:sz="0" w:space="0" w:color="000000"/>
+                    </w:pBdr>
+                    <w:spacing w:after="20" w:before="20" w:line="240"/>
+                    <w:ind w:left="100" w:right="100" w:firstLine="0" w:firstLineChars="0"/>
+                    <w:rPr>
+                      <w:rFonts w:ascii="Arial" w:hAnsi="Arial" w:eastAsia="Arial" w:cs="Arial"/>
+                      <w:i w:val="false"/>
+                      <w:b w:val="false"/>
+                      <w:u w:val="none"/>
+                      <w:strike w:val="false"/>
+                      <w:sz w:val="20"/>
+                      <w:szCs w:val="20"/>
+                      <w:color w:val="000000"/>
+                    </w:rPr>
+                  </w:pPr>
+                  <w:r xmlns:w="http://schemas.openxmlformats.org/wordprocessingml/2006/main" xmlns:wp="http://schemas.openxmlformats.org/drawingml/2006/wordprocessingDrawing" xmlns:r="http://schemas.openxmlformats.org/officeDocument/2006/relationships" xmlns:w14="http://schemas.microsoft.com/office/word/2010/wordml">
+                    <w:rPr>
+                      <w:rFonts w:ascii="Arial" w:hAnsi="Arial" w:eastAsia="Arial" w:cs="Arial"/>
+                      <w:i w:val="false"/>
+                      <w:b w:val="false"/>
+                      <w:u w:val="none"/>
+                      <w:strike w:val="false"/>
+                      <w:sz w:val="20"/>
+                      <w:szCs w:val="20"/>
+                      <w:color w:val="000000"/>
+                    </w:rPr>
+                    <w:t xml:space="preserve">87 (70)</w:t>
+                  </w:r>
+                </w:p>
+              </w:tc>
+              <w:tc>
+                <w:tcPr>
+                  <w:tcBorders>
+                    <w:bottom w:val="single" w:sz="8" w:space="0" w:color="666666"/>
+                    <w:top w:val="none" w:sz="0" w:space="0" w:color="000000"/>
+                    <w:left w:val="none" w:sz="0" w:space="0" w:color="000000"/>
+                    <w:right w:val="none" w:sz="0" w:space="0" w:color="000000"/>
+                  </w:tcBorders>
+                  <w:shd w:val="clear" w:color="auto" w:fill="FFFFFF"/>
+                  <w:tcMar>
+                    <w:top w:w="0" w:type="dxa"/>
+                    <w:bottom w:w="0" w:type="dxa"/>
+                    <w:left w:w="0" w:type="dxa"/>
+                    <w:right w:w="0" w:type="dxa"/>
+                  </w:tcMar>
+                  <w:vAlign w:val="center"/>
+                </w:tcPr>
+                <w:p>
+                  <w:pPr>
+                    <w:jc w:val="center"/>
+                    <w:pBdr>
+                      <w:bottom w:val="none" w:sz="0" w:space="0" w:color="000000"/>
+                      <w:top w:val="none" w:sz="0" w:space="0" w:color="000000"/>
+                      <w:left w:val="none" w:sz="0" w:space="0" w:color="000000"/>
+                      <w:right w:val="none" w:sz="0" w:space="0" w:color="000000"/>
+                    </w:pBdr>
+                    <w:spacing w:after="20" w:before="20" w:line="240"/>
+                    <w:ind w:left="100" w:right="100" w:firstLine="0" w:firstLineChars="0"/>
+                    <w:rPr>
+                      <w:rFonts w:ascii="Arial" w:hAnsi="Arial" w:eastAsia="Arial" w:cs="Arial"/>
+                      <w:i w:val="false"/>
+                      <w:b w:val="false"/>
+                      <w:u w:val="none"/>
+                      <w:strike w:val="false"/>
+                      <w:sz w:val="20"/>
+                      <w:szCs w:val="20"/>
+                      <w:color w:val="000000"/>
+                    </w:rPr>
+                  </w:pPr>
+                  <w:r xmlns:w="http://schemas.openxmlformats.org/wordprocessingml/2006/main" xmlns:wp="http://schemas.openxmlformats.org/drawingml/2006/wordprocessingDrawing" xmlns:r="http://schemas.openxmlformats.org/officeDocument/2006/relationships" xmlns:w14="http://schemas.microsoft.com/office/word/2010/wordml">
+                    <w:rPr>
+                      <w:rFonts w:ascii="Arial" w:hAnsi="Arial" w:eastAsia="Arial" w:cs="Arial"/>
+                      <w:i w:val="false"/>
+                      <w:b w:val="false"/>
+                      <w:u w:val="none"/>
+                      <w:strike w:val="false"/>
+                      <w:sz w:val="20"/>
+                      <w:szCs w:val="20"/>
+                      <w:color w:val="000000"/>
+                    </w:rPr>
+                    <w:t xml:space="preserve">74 (59)</w:t>
+                  </w:r>
+                </w:p>
+              </w:tc>
+              <w:tc>
+                <w:tcPr>
+                  <w:tcBorders>
+                    <w:bottom w:val="single" w:sz="8" w:space="0" w:color="666666"/>
+                    <w:top w:val="none" w:sz="0" w:space="0" w:color="000000"/>
+                    <w:left w:val="none" w:sz="0" w:space="0" w:color="000000"/>
+                    <w:right w:val="none" w:sz="0" w:space="0" w:color="000000"/>
+                  </w:tcBorders>
+                  <w:shd w:val="clear" w:color="auto" w:fill="FFFFFF"/>
+                  <w:tcMar>
+                    <w:top w:w="0" w:type="dxa"/>
+                    <w:bottom w:w="0" w:type="dxa"/>
+                    <w:left w:w="0" w:type="dxa"/>
+                    <w:right w:w="0" w:type="dxa"/>
+                  </w:tcMar>
+                  <w:vAlign w:val="center"/>
+                </w:tcPr>
+                <w:p>
+                  <w:pPr>
+                    <w:jc w:val="center"/>
+                    <w:pBdr>
+                      <w:bottom w:val="none" w:sz="0" w:space="0" w:color="000000"/>
+                      <w:top w:val="none" w:sz="0" w:space="0" w:color="000000"/>
+                      <w:left w:val="none" w:sz="0" w:space="0" w:color="000000"/>
+                      <w:right w:val="none" w:sz="0" w:space="0" w:color="000000"/>
+                    </w:pBdr>
+                    <w:spacing w:after="20" w:before="20" w:line="240"/>
+                    <w:ind w:left="100" w:right="100" w:firstLine="0" w:firstLineChars="0"/>
+                    <w:rPr>
+                      <w:rFonts w:ascii="Arial" w:hAnsi="Arial" w:eastAsia="Arial" w:cs="Arial"/>
+                      <w:i w:val="false"/>
+                      <w:b w:val="false"/>
+                      <w:u w:val="none"/>
+                      <w:strike w:val="false"/>
+                      <w:sz w:val="20"/>
+                      <w:szCs w:val="20"/>
+                      <w:color w:val="000000"/>
+                    </w:rPr>
+                  </w:pPr>
+                  <w:r xmlns:w="http://schemas.openxmlformats.org/wordprocessingml/2006/main" xmlns:wp="http://schemas.openxmlformats.org/drawingml/2006/wordprocessingDrawing" xmlns:r="http://schemas.openxmlformats.org/officeDocument/2006/relationships" xmlns:w14="http://schemas.microsoft.com/office/word/2010/wordml">
+                    <w:rPr>
+                      <w:rFonts w:ascii="Arial" w:hAnsi="Arial" w:eastAsia="Arial" w:cs="Arial"/>
+                      <w:i w:val="false"/>
+                      <w:b w:val="false"/>
+                      <w:u w:val="none"/>
+                      <w:strike w:val="false"/>
+                      <w:sz w:val="20"/>
+                      <w:szCs w:val="20"/>
+                      <w:color w:val="000000"/>
+                    </w:rPr>
+                    <w:t xml:space="preserve">85 (50)</w:t>
+                  </w:r>
+                </w:p>
+              </w:tc>
+              <w:tc>
+                <w:tcPr>
+                  <w:tcBorders>
+                    <w:bottom w:val="single" w:sz="8" w:space="0" w:color="666666"/>
+                    <w:top w:val="none" w:sz="0" w:space="0" w:color="000000"/>
+                    <w:left w:val="none" w:sz="0" w:space="0" w:color="000000"/>
+                    <w:right w:val="none" w:sz="0" w:space="0" w:color="000000"/>
+                  </w:tcBorders>
+                  <w:shd w:val="clear" w:color="auto" w:fill="FFFFFF"/>
+                  <w:tcMar>
+                    <w:top w:w="0" w:type="dxa"/>
+                    <w:bottom w:w="0" w:type="dxa"/>
+                    <w:left w:w="0" w:type="dxa"/>
+                    <w:right w:w="0" w:type="dxa"/>
+                  </w:tcMar>
+                  <w:vAlign w:val="center"/>
+                </w:tcPr>
+                <w:p>
+                  <w:pPr>
+                    <w:jc w:val="center"/>
+                    <w:pBdr>
+                      <w:bottom w:val="none" w:sz="0" w:space="0" w:color="000000"/>
+                      <w:top w:val="none" w:sz="0" w:space="0" w:color="000000"/>
+                      <w:left w:val="none" w:sz="0" w:space="0" w:color="000000"/>
+                      <w:right w:val="none" w:sz="0" w:space="0" w:color="000000"/>
+                    </w:pBdr>
+                    <w:spacing w:after="20" w:before="20" w:line="240"/>
+                    <w:ind w:left="100" w:right="100" w:firstLine="0" w:firstLineChars="0"/>
+                    <w:rPr>
+                      <w:rFonts w:ascii="Arial" w:hAnsi="Arial" w:eastAsia="Arial" w:cs="Arial"/>
+                      <w:i w:val="false"/>
+                      <w:b w:val="false"/>
+                      <w:u w:val="none"/>
+                      <w:strike w:val="false"/>
+                      <w:sz w:val="20"/>
+                      <w:szCs w:val="20"/>
+                      <w:color w:val="000000"/>
+                    </w:rPr>
+                  </w:pPr>
+                  <w:r xmlns:w="http://schemas.openxmlformats.org/wordprocessingml/2006/main" xmlns:wp="http://schemas.openxmlformats.org/drawingml/2006/wordprocessingDrawing" xmlns:r="http://schemas.openxmlformats.org/officeDocument/2006/relationships" xmlns:w14="http://schemas.microsoft.com/office/word/2010/wordml">
+                    <w:rPr>
+                      <w:rFonts w:ascii="Arial" w:hAnsi="Arial" w:eastAsia="Arial" w:cs="Arial"/>
+                      <w:i w:val="false"/>
+                      <w:b w:val="false"/>
+                      <w:u w:val="none"/>
+                      <w:strike w:val="false"/>
+                      <w:sz w:val="20"/>
+                      <w:szCs w:val="20"/>
+                      <w:color w:val="000000"/>
+                    </w:rPr>
+                    <w:t xml:space="preserve">86 (50)</w:t>
+                  </w:r>
+                </w:p>
+              </w:tc>
+              <w:tc>
+                <w:tcPr>
+                  <w:tcBorders>
+                    <w:bottom w:val="single" w:sz="8" w:space="0" w:color="666666"/>
+                    <w:top w:val="none" w:sz="0" w:space="0" w:color="000000"/>
+                    <w:left w:val="none" w:sz="0" w:space="0" w:color="000000"/>
+                    <w:right w:val="none" w:sz="0" w:space="0" w:color="000000"/>
+                  </w:tcBorders>
+                  <w:shd w:val="clear" w:color="auto" w:fill="FFFFFF"/>
+                  <w:tcMar>
+                    <w:top w:w="0" w:type="dxa"/>
+                    <w:bottom w:w="0" w:type="dxa"/>
+                    <w:left w:w="0" w:type="dxa"/>
+                    <w:right w:w="0" w:type="dxa"/>
+                  </w:tcMar>
+                  <w:vAlign w:val="center"/>
+                </w:tcPr>
+                <w:p>
+                  <w:pPr>
+                    <w:jc w:val="center"/>
+                    <w:pBdr>
+                      <w:bottom w:val="none" w:sz="0" w:space="0" w:color="000000"/>
+                      <w:top w:val="none" w:sz="0" w:space="0" w:color="000000"/>
+                      <w:left w:val="none" w:sz="0" w:space="0" w:color="000000"/>
+                      <w:right w:val="none" w:sz="0" w:space="0" w:color="000000"/>
+                    </w:pBdr>
+                    <w:spacing w:after="20" w:before="20" w:line="240"/>
+                    <w:ind w:left="100" w:right="100" w:firstLine="0" w:firstLineChars="0"/>
+                    <w:rPr>
+                      <w:rFonts w:ascii="Arial" w:hAnsi="Arial" w:eastAsia="Arial" w:cs="Arial"/>
+                      <w:i w:val="false"/>
+                      <w:b w:val="false"/>
+                      <w:u w:val="none"/>
+                      <w:strike w:val="false"/>
+                      <w:sz w:val="20"/>
+                      <w:szCs w:val="20"/>
+                      <w:color w:val="000000"/>
+                    </w:rPr>
+                  </w:pPr>
+                  <w:r xmlns:w="http://schemas.openxmlformats.org/wordprocessingml/2006/main" xmlns:wp="http://schemas.openxmlformats.org/drawingml/2006/wordprocessingDrawing" xmlns:r="http://schemas.openxmlformats.org/officeDocument/2006/relationships" xmlns:w14="http://schemas.microsoft.com/office/word/2010/wordml">
+                    <w:rPr>
+                      <w:rFonts w:ascii="Arial" w:hAnsi="Arial" w:eastAsia="Arial" w:cs="Arial"/>
+                      <w:i w:val="false"/>
+                      <w:b w:val="false"/>
+                      <w:u w:val="none"/>
+                      <w:strike w:val="false"/>
+                      <w:sz w:val="20"/>
+                      <w:szCs w:val="20"/>
+                      <w:color w:val="000000"/>
+                    </w:rPr>
+                    <w:t xml:space="preserve">78 (56)</w:t>
+                  </w:r>
+                </w:p>
+              </w:tc>
+              <w:tc>
+                <w:tcPr>
+                  <w:tcBorders>
+                    <w:bottom w:val="single" w:sz="8" w:space="0" w:color="666666"/>
+                    <w:top w:val="none" w:sz="0" w:space="0" w:color="000000"/>
+                    <w:left w:val="none" w:sz="0" w:space="0" w:color="000000"/>
+                    <w:right w:val="none" w:sz="0" w:space="0" w:color="000000"/>
+                  </w:tcBorders>
+                  <w:shd w:val="clear" w:color="auto" w:fill="FFFFFF"/>
+                  <w:tcMar>
+                    <w:top w:w="0" w:type="dxa"/>
+                    <w:bottom w:w="0" w:type="dxa"/>
+                    <w:left w:w="0" w:type="dxa"/>
+                    <w:right w:w="0" w:type="dxa"/>
+                  </w:tcMar>
+                  <w:vAlign w:val="center"/>
+                </w:tcPr>
+                <w:p>
+                  <w:pPr>
+                    <w:jc w:val="center"/>
+                    <w:pBdr>
+                      <w:bottom w:val="none" w:sz="0" w:space="0" w:color="000000"/>
+                      <w:top w:val="none" w:sz="0" w:space="0" w:color="000000"/>
+                      <w:left w:val="none" w:sz="0" w:space="0" w:color="000000"/>
+                      <w:right w:val="none" w:sz="0" w:space="0" w:color="000000"/>
+                    </w:pBdr>
+                    <w:spacing w:after="20" w:before="20" w:line="240"/>
+                    <w:ind w:left="100" w:right="100" w:firstLine="0" w:firstLineChars="0"/>
+                    <w:rPr>
+                      <w:rFonts w:ascii="Arial" w:hAnsi="Arial" w:eastAsia="Arial" w:cs="Arial"/>
+                      <w:i w:val="false"/>
+                      <w:b w:val="false"/>
+                      <w:u w:val="none"/>
+                      <w:strike w:val="false"/>
+                      <w:sz w:val="20"/>
+                      <w:szCs w:val="20"/>
+                      <w:color w:val="000000"/>
+                    </w:rPr>
+                  </w:pPr>
+                  <w:r xmlns:w="http://schemas.openxmlformats.org/wordprocessingml/2006/main" xmlns:wp="http://schemas.openxmlformats.org/drawingml/2006/wordprocessingDrawing" xmlns:r="http://schemas.openxmlformats.org/officeDocument/2006/relationships" xmlns:w14="http://schemas.microsoft.com/office/word/2010/wordml">
+                    <w:rPr>
+                      <w:rFonts w:ascii="Arial" w:hAnsi="Arial" w:eastAsia="Arial" w:cs="Arial"/>
+                      <w:i w:val="false"/>
+                      <w:b w:val="false"/>
+                      <w:u w:val="none"/>
+                      <w:strike w:val="false"/>
+                      <w:sz w:val="20"/>
+                      <w:szCs w:val="20"/>
+                      <w:color w:val="000000"/>
+                    </w:rPr>
+                    <w:t xml:space="preserve">86 (75)</w:t>
+                  </w:r>
+                </w:p>
+              </w:tc>
+              <w:tc>
+                <w:tcPr>
+                  <w:tcBorders>
+                    <w:bottom w:val="single" w:sz="8" w:space="0" w:color="666666"/>
+                    <w:top w:val="none" w:sz="0" w:space="0" w:color="000000"/>
+                    <w:left w:val="none" w:sz="0" w:space="0" w:color="000000"/>
+                    <w:right w:val="none" w:sz="0" w:space="0" w:color="000000"/>
+                  </w:tcBorders>
+                  <w:shd w:val="clear" w:color="auto" w:fill="FFFFFF"/>
+                  <w:tcMar>
+                    <w:top w:w="0" w:type="dxa"/>
+                    <w:bottom w:w="0" w:type="dxa"/>
+                    <w:left w:w="0" w:type="dxa"/>
+                    <w:right w:w="0" w:type="dxa"/>
+                  </w:tcMar>
+                  <w:vAlign w:val="center"/>
+                </w:tcPr>
+                <w:p>
+                  <w:pPr>
+                    <w:jc w:val="center"/>
+                    <w:pBdr>
+                      <w:bottom w:val="none" w:sz="0" w:space="0" w:color="000000"/>
+                      <w:top w:val="none" w:sz="0" w:space="0" w:color="000000"/>
+                      <w:left w:val="none" w:sz="0" w:space="0" w:color="000000"/>
+                      <w:right w:val="none" w:sz="0" w:space="0" w:color="000000"/>
+                    </w:pBdr>
+                    <w:spacing w:after="20" w:before="20" w:line="240"/>
+                    <w:ind w:left="100" w:right="100" w:firstLine="0" w:firstLineChars="0"/>
+                    <w:rPr>
+                      <w:rFonts w:ascii="Arial" w:hAnsi="Arial" w:eastAsia="Arial" w:cs="Arial"/>
+                      <w:i w:val="false"/>
+                      <w:b w:val="false"/>
+                      <w:u w:val="none"/>
+                      <w:strike w:val="false"/>
+                      <w:sz w:val="20"/>
+                      <w:szCs w:val="20"/>
+                      <w:color w:val="000000"/>
+                    </w:rPr>
+                  </w:pPr>
+                  <w:r xmlns:w="http://schemas.openxmlformats.org/wordprocessingml/2006/main" xmlns:wp="http://schemas.openxmlformats.org/drawingml/2006/wordprocessingDrawing" xmlns:r="http://schemas.openxmlformats.org/officeDocument/2006/relationships" xmlns:w14="http://schemas.microsoft.com/office/word/2010/wordml">
+                    <w:rPr>
+                      <w:rFonts w:ascii="Arial" w:hAnsi="Arial" w:eastAsia="Arial" w:cs="Arial"/>
+                      <w:i w:val="false"/>
+                      <w:b w:val="false"/>
+                      <w:u w:val="none"/>
+                      <w:strike w:val="false"/>
+                      <w:sz w:val="20"/>
+                      <w:szCs w:val="20"/>
+                      <w:color w:val="000000"/>
+                    </w:rPr>
+                    <w:t xml:space="preserve">83 (59)</w:t>
+                  </w:r>
+                </w:p>
+              </w:tc>
+            </w:tr>
+            <w:tr>
+              <w:trPr>
+                <w:trHeight w:val="360" w:hRule="auto"/>
+              </w:trPr>
+              <w:tc>
+                <w:tcPr>
+                  <w:gridSpan w:val="8"/>
+                  <w:tcBorders>
+                    <w:bottom w:val="none" w:sz="0" w:space="0" w:color="000000"/>
+                    <w:top w:val="single" w:sz="8" w:space="0" w:color="666666"/>
+                    <w:left w:val="none" w:sz="0" w:space="0" w:color="000000"/>
+                    <w:right w:val="none" w:sz="0" w:space="0" w:color="000000"/>
+                  </w:tcBorders>
+                  <w:shd w:val="clear" w:color="auto" w:fill="FFFFFF"/>
+                  <w:tcMar>
+                    <w:top w:w="0" w:type="dxa"/>
+                    <w:bottom w:w="0" w:type="dxa"/>
+                    <w:left w:w="0" w:type="dxa"/>
+                    <w:right w:w="0" w:type="dxa"/>
+                  </w:tcMar>
+                  <w:vAlign w:val="center"/>
+                </w:tcPr>
+                <w:p>
+                  <w:pPr>
+                    <w:jc w:val="left"/>
+                    <w:pBdr>
+                      <w:bottom w:val="none" w:sz="0" w:space="0" w:color="000000"/>
+                      <w:top w:val="none" w:sz="0" w:space="0" w:color="000000"/>
+                      <w:left w:val="none" w:sz="0" w:space="0" w:color="000000"/>
+                      <w:right w:val="none" w:sz="0" w:space="0" w:color="000000"/>
+                    </w:pBdr>
+                    <w:spacing w:after="20" w:before="20" w:line="240"/>
+                    <w:ind w:left="100" w:right="100" w:firstLine="0" w:firstLineChars="0"/>
+                    <w:rPr>
+                      <w:rFonts w:ascii="Arial" w:hAnsi="Arial" w:eastAsia="Arial" w:cs="Arial"/>
+                      <w:i w:val="false"/>
+                      <w:b w:val="true"/>
+                      <w:u w:val="none"/>
+                      <w:strike w:val="false"/>
+                      <w:sz w:val="20"/>
+                      <w:szCs w:val="20"/>
+                      <w:color w:val="000000"/>
+                    </w:rPr>
+                  </w:pPr>
+                  <w:r xmlns:w="http://schemas.openxmlformats.org/wordprocessingml/2006/main" xmlns:wp="http://schemas.openxmlformats.org/drawingml/2006/wordprocessingDrawing" xmlns:r="http://schemas.openxmlformats.org/officeDocument/2006/relationships" xmlns:w14="http://schemas.microsoft.com/office/word/2010/wordml">
+                    <w:rPr>
+                      <w:rFonts w:ascii="Arial" w:hAnsi="Arial" w:eastAsia="Arial" w:cs="Arial"/>
+                      <w:i w:val="false"/>
+                      <w:b w:val="true"/>
+                      <w:u w:val="none"/>
+                      <w:strike w:val="false"/>
+                      <w:sz w:val="20"/>
+                      <w:szCs w:val="20"/>
+                      <w:color w:val="000000"/>
+                    </w:rPr>
+                    <w:t xml:space="preserve">Raw metric deviations</w:t>
+                  </w:r>
+                </w:p>
+              </w:tc>
+            </w:tr>
+            <w:tr>
+              <w:trPr>
+                <w:trHeight w:val="360" w:hRule="auto"/>
+              </w:trPr>
+              <w:tc>
+                <w:tcPr>
+                  <w:tcBorders>
+                    <w:bottom w:val="none" w:sz="0" w:space="0" w:color="000000"/>
+                    <w:top w:val="none" w:sz="0" w:space="0" w:color="000000"/>
+                    <w:left w:val="none" w:sz="0" w:space="0" w:color="000000"/>
+                    <w:right w:val="none" w:sz="0" w:space="0" w:color="000000"/>
+                  </w:tcBorders>
+                  <w:shd w:val="clear" w:color="auto" w:fill="FFFFFF"/>
+                  <w:tcMar>
+                    <w:top w:w="0" w:type="dxa"/>
+                    <w:bottom w:w="0" w:type="dxa"/>
+                    <w:left w:w="0" w:type="dxa"/>
+                    <w:right w:w="0" w:type="dxa"/>
+                  </w:tcMar>
+                  <w:vAlign w:val="center"/>
+                </w:tcPr>
+                <w:p>
+                  <w:pPr>
+                    <w:jc w:val="left"/>
+                    <w:pBdr>
+                      <w:bottom w:val="none" w:sz="0" w:space="0" w:color="000000"/>
+                      <w:top w:val="none" w:sz="0" w:space="0" w:color="000000"/>
+                      <w:left w:val="none" w:sz="0" w:space="0" w:color="000000"/>
+                      <w:right w:val="none" w:sz="0" w:space="0" w:color="000000"/>
+                    </w:pBdr>
+                    <w:spacing w:after="20" w:before="20" w:line="240"/>
+                    <w:ind w:left="100" w:right="100" w:firstLine="0" w:firstLineChars="0"/>
+                    <w:rPr>
+                      <w:rFonts w:ascii="Arial" w:hAnsi="Arial" w:eastAsia="Arial" w:cs="Arial"/>
+                      <w:i w:val="false"/>
+                      <w:b w:val="false"/>
+                      <w:u w:val="none"/>
+                      <w:strike w:val="false"/>
+                      <w:sz w:val="20"/>
+                      <w:szCs w:val="20"/>
+                      <w:color w:val="000000"/>
+                    </w:rPr>
+                  </w:pPr>
+                  <w:r xmlns:w="http://schemas.openxmlformats.org/wordprocessingml/2006/main" xmlns:wp="http://schemas.openxmlformats.org/drawingml/2006/wordprocessingDrawing" xmlns:r="http://schemas.openxmlformats.org/officeDocument/2006/relationships" xmlns:w14="http://schemas.microsoft.com/office/word/2010/wordml">
+                    <w:rPr>
+                      <w:rFonts w:ascii="Arial" w:hAnsi="Arial" w:eastAsia="Arial" w:cs="Arial"/>
+                      <w:i w:val="false"/>
+                      <w:b w:val="false"/>
+                      <w:u w:val="none"/>
+                      <w:strike w:val="false"/>
+                      <w:sz w:val="20"/>
+                      <w:szCs w:val="20"/>
+                      <w:color w:val="000000"/>
+                    </w:rPr>
+                    <w:t xml:space="preserve">Abundance</w:t>
+                  </w:r>
+                </w:p>
+              </w:tc>
+              <w:tc>
+                <w:tcPr>
+                  <w:tcBorders>
+                    <w:bottom w:val="none" w:sz="0" w:space="0" w:color="000000"/>
+                    <w:top w:val="none" w:sz="0" w:space="0" w:color="000000"/>
+                    <w:left w:val="none" w:sz="0" w:space="0" w:color="000000"/>
+                    <w:right w:val="none" w:sz="0" w:space="0" w:color="000000"/>
+                  </w:tcBorders>
+                  <w:shd w:val="clear" w:color="auto" w:fill="FFFFFF"/>
+                  <w:tcMar>
+                    <w:top w:w="0" w:type="dxa"/>
+                    <w:bottom w:w="0" w:type="dxa"/>
+                    <w:left w:w="0" w:type="dxa"/>
+                    <w:right w:w="0" w:type="dxa"/>
+                  </w:tcMar>
+                  <w:vAlign w:val="center"/>
+                </w:tcPr>
+                <w:p>
+                  <w:pPr>
+                    <w:jc w:val="center"/>
+                    <w:pBdr>
+                      <w:bottom w:val="none" w:sz="0" w:space="0" w:color="000000"/>
+                      <w:top w:val="none" w:sz="0" w:space="0" w:color="000000"/>
+                      <w:left w:val="none" w:sz="0" w:space="0" w:color="000000"/>
+                      <w:right w:val="none" w:sz="0" w:space="0" w:color="000000"/>
+                    </w:pBdr>
+                    <w:spacing w:after="20" w:before="20" w:line="240"/>
+                    <w:ind w:left="100" w:right="100" w:firstLine="0" w:firstLineChars="0"/>
+                    <w:rPr>
+                      <w:rFonts w:ascii="Arial" w:hAnsi="Arial" w:eastAsia="Arial" w:cs="Arial"/>
+                      <w:i w:val="false"/>
+                      <w:b w:val="false"/>
+                      <w:u w:val="none"/>
+                      <w:strike w:val="false"/>
+                      <w:sz w:val="20"/>
+                      <w:szCs w:val="20"/>
+                      <w:color w:val="000000"/>
+                    </w:rPr>
+                  </w:pPr>
+                  <w:r xmlns:w="http://schemas.openxmlformats.org/wordprocessingml/2006/main" xmlns:wp="http://schemas.openxmlformats.org/drawingml/2006/wordprocessingDrawing" xmlns:r="http://schemas.openxmlformats.org/officeDocument/2006/relationships" xmlns:w14="http://schemas.microsoft.com/office/word/2010/wordml">
+                    <w:rPr>
+                      <w:rFonts w:ascii="Arial" w:hAnsi="Arial" w:eastAsia="Arial" w:cs="Arial"/>
+                      <w:i w:val="false"/>
+                      <w:b w:val="false"/>
+                      <w:u w:val="none"/>
+                      <w:strike w:val="false"/>
+                      <w:sz w:val="20"/>
+                      <w:szCs w:val="20"/>
+                      <w:color w:val="000000"/>
+                    </w:rPr>
+                    <w:t xml:space="preserve">0.6 (0.2, 1.2)</w:t>
+                  </w:r>
+                </w:p>
+              </w:tc>
+              <w:tc>
+                <w:tcPr>
+                  <w:tcBorders>
+                    <w:bottom w:val="none" w:sz="0" w:space="0" w:color="000000"/>
+                    <w:top w:val="none" w:sz="0" w:space="0" w:color="000000"/>
+                    <w:left w:val="none" w:sz="0" w:space="0" w:color="000000"/>
+                    <w:right w:val="none" w:sz="0" w:space="0" w:color="000000"/>
+                  </w:tcBorders>
+                  <w:shd w:val="clear" w:color="auto" w:fill="FFFFFF"/>
+                  <w:tcMar>
+                    <w:top w:w="0" w:type="dxa"/>
+                    <w:bottom w:w="0" w:type="dxa"/>
+                    <w:left w:w="0" w:type="dxa"/>
+                    <w:right w:w="0" w:type="dxa"/>
+                  </w:tcMar>
+                  <w:vAlign w:val="center"/>
+                </w:tcPr>
+                <w:p>
+                  <w:pPr>
+                    <w:jc w:val="center"/>
+                    <w:pBdr>
+                      <w:bottom w:val="none" w:sz="0" w:space="0" w:color="000000"/>
+                      <w:top w:val="none" w:sz="0" w:space="0" w:color="000000"/>
+                      <w:left w:val="none" w:sz="0" w:space="0" w:color="000000"/>
+                      <w:right w:val="none" w:sz="0" w:space="0" w:color="000000"/>
+                    </w:pBdr>
+                    <w:spacing w:after="20" w:before="20" w:line="240"/>
+                    <w:ind w:left="100" w:right="100" w:firstLine="0" w:firstLineChars="0"/>
+                    <w:rPr>
+                      <w:rFonts w:ascii="Arial" w:hAnsi="Arial" w:eastAsia="Arial" w:cs="Arial"/>
+                      <w:i w:val="false"/>
+                      <w:b w:val="false"/>
+                      <w:u w:val="none"/>
+                      <w:strike w:val="false"/>
+                      <w:sz w:val="20"/>
+                      <w:szCs w:val="20"/>
+                      <w:color w:val="000000"/>
+                    </w:rPr>
+                  </w:pPr>
+                  <w:r xmlns:w="http://schemas.openxmlformats.org/wordprocessingml/2006/main" xmlns:wp="http://schemas.openxmlformats.org/drawingml/2006/wordprocessingDrawing" xmlns:r="http://schemas.openxmlformats.org/officeDocument/2006/relationships" xmlns:w14="http://schemas.microsoft.com/office/word/2010/wordml">
+                    <w:rPr>
+                      <w:rFonts w:ascii="Arial" w:hAnsi="Arial" w:eastAsia="Arial" w:cs="Arial"/>
+                      <w:i w:val="false"/>
+                      <w:b w:val="false"/>
+                      <w:u w:val="none"/>
+                      <w:strike w:val="false"/>
+                      <w:sz w:val="20"/>
+                      <w:szCs w:val="20"/>
+                      <w:color w:val="000000"/>
+                    </w:rPr>
+                    <w:t xml:space="preserve">0.5 (0.4, 0.8)</w:t>
+                  </w:r>
+                </w:p>
+              </w:tc>
+              <w:tc>
+                <w:tcPr>
+                  <w:tcBorders>
+                    <w:bottom w:val="none" w:sz="0" w:space="0" w:color="000000"/>
+                    <w:top w:val="none" w:sz="0" w:space="0" w:color="000000"/>
+                    <w:left w:val="none" w:sz="0" w:space="0" w:color="000000"/>
+                    <w:right w:val="none" w:sz="0" w:space="0" w:color="000000"/>
+                  </w:tcBorders>
+                  <w:shd w:val="clear" w:color="auto" w:fill="FFFFFF"/>
+                  <w:tcMar>
+                    <w:top w:w="0" w:type="dxa"/>
+                    <w:bottom w:w="0" w:type="dxa"/>
+                    <w:left w:w="0" w:type="dxa"/>
+                    <w:right w:w="0" w:type="dxa"/>
+                  </w:tcMar>
+                  <w:vAlign w:val="center"/>
+                </w:tcPr>
+                <w:p>
+                  <w:pPr>
+                    <w:jc w:val="center"/>
+                    <w:pBdr>
+                      <w:bottom w:val="none" w:sz="0" w:space="0" w:color="000000"/>
+                      <w:top w:val="none" w:sz="0" w:space="0" w:color="000000"/>
+                      <w:left w:val="none" w:sz="0" w:space="0" w:color="000000"/>
+                      <w:right w:val="none" w:sz="0" w:space="0" w:color="000000"/>
+                    </w:pBdr>
+                    <w:spacing w:after="20" w:before="20" w:line="240"/>
+                    <w:ind w:left="100" w:right="100" w:firstLine="0" w:firstLineChars="0"/>
+                    <w:rPr>
+                      <w:rFonts w:ascii="Arial" w:hAnsi="Arial" w:eastAsia="Arial" w:cs="Arial"/>
+                      <w:i w:val="false"/>
+                      <w:b w:val="false"/>
+                      <w:u w:val="none"/>
+                      <w:strike w:val="false"/>
+                      <w:sz w:val="20"/>
+                      <w:szCs w:val="20"/>
+                      <w:color w:val="000000"/>
+                    </w:rPr>
+                  </w:pPr>
+                  <w:r xmlns:w="http://schemas.openxmlformats.org/wordprocessingml/2006/main" xmlns:wp="http://schemas.openxmlformats.org/drawingml/2006/wordprocessingDrawing" xmlns:r="http://schemas.openxmlformats.org/officeDocument/2006/relationships" xmlns:w14="http://schemas.microsoft.com/office/word/2010/wordml">
+                    <w:rPr>
+                      <w:rFonts w:ascii="Arial" w:hAnsi="Arial" w:eastAsia="Arial" w:cs="Arial"/>
+                      <w:i w:val="false"/>
+                      <w:b w:val="false"/>
+                      <w:u w:val="none"/>
+                      <w:strike w:val="false"/>
+                      <w:sz w:val="20"/>
+                      <w:szCs w:val="20"/>
+                      <w:color w:val="000000"/>
+                    </w:rPr>
+                    <w:t xml:space="preserve">1.0 (0.3, 1.5)</w:t>
+                  </w:r>
+                </w:p>
+              </w:tc>
+              <w:tc>
+                <w:tcPr>
+                  <w:tcBorders>
+                    <w:bottom w:val="none" w:sz="0" w:space="0" w:color="000000"/>
+                    <w:top w:val="none" w:sz="0" w:space="0" w:color="000000"/>
+                    <w:left w:val="none" w:sz="0" w:space="0" w:color="000000"/>
+                    <w:right w:val="none" w:sz="0" w:space="0" w:color="000000"/>
+                  </w:tcBorders>
+                  <w:shd w:val="clear" w:color="auto" w:fill="FFFFFF"/>
+                  <w:tcMar>
+                    <w:top w:w="0" w:type="dxa"/>
+                    <w:bottom w:w="0" w:type="dxa"/>
+                    <w:left w:w="0" w:type="dxa"/>
+                    <w:right w:w="0" w:type="dxa"/>
+                  </w:tcMar>
+                  <w:vAlign w:val="center"/>
+                </w:tcPr>
+                <w:p>
+                  <w:pPr>
+                    <w:jc w:val="center"/>
+                    <w:pBdr>
+                      <w:bottom w:val="none" w:sz="0" w:space="0" w:color="000000"/>
+                      <w:top w:val="none" w:sz="0" w:space="0" w:color="000000"/>
+                      <w:left w:val="none" w:sz="0" w:space="0" w:color="000000"/>
+                      <w:right w:val="none" w:sz="0" w:space="0" w:color="000000"/>
+                    </w:pBdr>
+                    <w:spacing w:after="20" w:before="20" w:line="240"/>
+                    <w:ind w:left="100" w:right="100" w:firstLine="0" w:firstLineChars="0"/>
+                    <w:rPr>
+                      <w:rFonts w:ascii="Arial" w:hAnsi="Arial" w:eastAsia="Arial" w:cs="Arial"/>
+                      <w:i w:val="false"/>
+                      <w:b w:val="false"/>
+                      <w:u w:val="none"/>
+                      <w:strike w:val="false"/>
+                      <w:sz w:val="20"/>
+                      <w:szCs w:val="20"/>
+                      <w:color w:val="000000"/>
+                    </w:rPr>
+                  </w:pPr>
+                  <w:r xmlns:w="http://schemas.openxmlformats.org/wordprocessingml/2006/main" xmlns:wp="http://schemas.openxmlformats.org/drawingml/2006/wordprocessingDrawing" xmlns:r="http://schemas.openxmlformats.org/officeDocument/2006/relationships" xmlns:w14="http://schemas.microsoft.com/office/word/2010/wordml">
+                    <w:rPr>
+                      <w:rFonts w:ascii="Arial" w:hAnsi="Arial" w:eastAsia="Arial" w:cs="Arial"/>
+                      <w:i w:val="false"/>
+                      <w:b w:val="false"/>
+                      <w:u w:val="none"/>
+                      <w:strike w:val="false"/>
+                      <w:sz w:val="20"/>
+                      <w:szCs w:val="20"/>
+                      <w:color w:val="000000"/>
+                    </w:rPr>
+                    <w:t xml:space="preserve">1.1 (0.8, 1.6)</w:t>
+                  </w:r>
+                </w:p>
+              </w:tc>
+              <w:tc>
+                <w:tcPr>
+                  <w:tcBorders>
+                    <w:bottom w:val="none" w:sz="0" w:space="0" w:color="000000"/>
+                    <w:top w:val="none" w:sz="0" w:space="0" w:color="000000"/>
+                    <w:left w:val="none" w:sz="0" w:space="0" w:color="000000"/>
+                    <w:right w:val="none" w:sz="0" w:space="0" w:color="000000"/>
+                  </w:tcBorders>
+                  <w:shd w:val="clear" w:color="auto" w:fill="FFFFFF"/>
+                  <w:tcMar>
+                    <w:top w:w="0" w:type="dxa"/>
+                    <w:bottom w:w="0" w:type="dxa"/>
+                    <w:left w:w="0" w:type="dxa"/>
+                    <w:right w:w="0" w:type="dxa"/>
+                  </w:tcMar>
+                  <w:vAlign w:val="center"/>
+                </w:tcPr>
+                <w:p>
+                  <w:pPr>
+                    <w:jc w:val="center"/>
+                    <w:pBdr>
+                      <w:bottom w:val="none" w:sz="0" w:space="0" w:color="000000"/>
+                      <w:top w:val="none" w:sz="0" w:space="0" w:color="000000"/>
+                      <w:left w:val="none" w:sz="0" w:space="0" w:color="000000"/>
+                      <w:right w:val="none" w:sz="0" w:space="0" w:color="000000"/>
+                    </w:pBdr>
+                    <w:spacing w:after="20" w:before="20" w:line="240"/>
+                    <w:ind w:left="100" w:right="100" w:firstLine="0" w:firstLineChars="0"/>
+                    <w:rPr>
+                      <w:rFonts w:ascii="Arial" w:hAnsi="Arial" w:eastAsia="Arial" w:cs="Arial"/>
+                      <w:i w:val="false"/>
+                      <w:b w:val="false"/>
+                      <w:u w:val="none"/>
+                      <w:strike w:val="false"/>
+                      <w:sz w:val="20"/>
+                      <w:szCs w:val="20"/>
+                      <w:color w:val="000000"/>
+                    </w:rPr>
+                  </w:pPr>
+                  <w:r xmlns:w="http://schemas.openxmlformats.org/wordprocessingml/2006/main" xmlns:wp="http://schemas.openxmlformats.org/drawingml/2006/wordprocessingDrawing" xmlns:r="http://schemas.openxmlformats.org/officeDocument/2006/relationships" xmlns:w14="http://schemas.microsoft.com/office/word/2010/wordml">
+                    <w:rPr>
+                      <w:rFonts w:ascii="Arial" w:hAnsi="Arial" w:eastAsia="Arial" w:cs="Arial"/>
+                      <w:i w:val="false"/>
+                      <w:b w:val="false"/>
+                      <w:u w:val="none"/>
+                      <w:strike w:val="false"/>
+                      <w:sz w:val="20"/>
+                      <w:szCs w:val="20"/>
+                      <w:color w:val="000000"/>
+                    </w:rPr>
+                    <w:t xml:space="preserve">0.7 (0.3, 1.2)</w:t>
+                  </w:r>
+                </w:p>
+              </w:tc>
+              <w:tc>
+                <w:tcPr>
+                  <w:tcBorders>
+                    <w:bottom w:val="none" w:sz="0" w:space="0" w:color="000000"/>
+                    <w:top w:val="none" w:sz="0" w:space="0" w:color="000000"/>
+                    <w:left w:val="none" w:sz="0" w:space="0" w:color="000000"/>
+                    <w:right w:val="none" w:sz="0" w:space="0" w:color="000000"/>
+                  </w:tcBorders>
+                  <w:shd w:val="clear" w:color="auto" w:fill="FFFFFF"/>
+                  <w:tcMar>
+                    <w:top w:w="0" w:type="dxa"/>
+                    <w:bottom w:w="0" w:type="dxa"/>
+                    <w:left w:w="0" w:type="dxa"/>
+                    <w:right w:w="0" w:type="dxa"/>
+                  </w:tcMar>
+                  <w:vAlign w:val="center"/>
+                </w:tcPr>
+                <w:p>
+                  <w:pPr>
+                    <w:jc w:val="center"/>
+                    <w:pBdr>
+                      <w:bottom w:val="none" w:sz="0" w:space="0" w:color="000000"/>
+                      <w:top w:val="none" w:sz="0" w:space="0" w:color="000000"/>
+                      <w:left w:val="none" w:sz="0" w:space="0" w:color="000000"/>
+                      <w:right w:val="none" w:sz="0" w:space="0" w:color="000000"/>
+                    </w:pBdr>
+                    <w:spacing w:after="20" w:before="20" w:line="240"/>
+                    <w:ind w:left="100" w:right="100" w:firstLine="0" w:firstLineChars="0"/>
+                    <w:rPr>
+                      <w:rFonts w:ascii="Arial" w:hAnsi="Arial" w:eastAsia="Arial" w:cs="Arial"/>
+                      <w:i w:val="false"/>
+                      <w:b w:val="false"/>
+                      <w:u w:val="none"/>
+                      <w:strike w:val="false"/>
+                      <w:sz w:val="20"/>
+                      <w:szCs w:val="20"/>
+                      <w:color w:val="000000"/>
+                    </w:rPr>
+                  </w:pPr>
+                  <w:r xmlns:w="http://schemas.openxmlformats.org/wordprocessingml/2006/main" xmlns:wp="http://schemas.openxmlformats.org/drawingml/2006/wordprocessingDrawing" xmlns:r="http://schemas.openxmlformats.org/officeDocument/2006/relationships" xmlns:w14="http://schemas.microsoft.com/office/word/2010/wordml">
+                    <w:rPr>
+                      <w:rFonts w:ascii="Arial" w:hAnsi="Arial" w:eastAsia="Arial" w:cs="Arial"/>
+                      <w:i w:val="false"/>
+                      <w:b w:val="false"/>
+                      <w:u w:val="none"/>
+                      <w:strike w:val="false"/>
+                      <w:sz w:val="20"/>
+                      <w:szCs w:val="20"/>
+                      <w:color w:val="000000"/>
+                    </w:rPr>
+                    <w:t xml:space="preserve">1.0 (0.6, 1.4)</w:t>
+                  </w:r>
+                </w:p>
+              </w:tc>
+              <w:tc>
+                <w:tcPr>
+                  <w:tcBorders>
+                    <w:bottom w:val="none" w:sz="0" w:space="0" w:color="000000"/>
+                    <w:top w:val="none" w:sz="0" w:space="0" w:color="000000"/>
+                    <w:left w:val="none" w:sz="0" w:space="0" w:color="000000"/>
+                    <w:right w:val="none" w:sz="0" w:space="0" w:color="000000"/>
+                  </w:tcBorders>
+                  <w:shd w:val="clear" w:color="auto" w:fill="FFFFFF"/>
+                  <w:tcMar>
+                    <w:top w:w="0" w:type="dxa"/>
+                    <w:bottom w:w="0" w:type="dxa"/>
+                    <w:left w:w="0" w:type="dxa"/>
+                    <w:right w:w="0" w:type="dxa"/>
+                  </w:tcMar>
+                  <w:vAlign w:val="center"/>
+                </w:tcPr>
+                <w:p>
+                  <w:pPr>
+                    <w:jc w:val="center"/>
+                    <w:pBdr>
+                      <w:bottom w:val="none" w:sz="0" w:space="0" w:color="000000"/>
+                      <w:top w:val="none" w:sz="0" w:space="0" w:color="000000"/>
+                      <w:left w:val="none" w:sz="0" w:space="0" w:color="000000"/>
+                      <w:right w:val="none" w:sz="0" w:space="0" w:color="000000"/>
+                    </w:pBdr>
+                    <w:spacing w:after="20" w:before="20" w:line="240"/>
+                    <w:ind w:left="100" w:right="100" w:firstLine="0" w:firstLineChars="0"/>
+                    <w:rPr>
+                      <w:rFonts w:ascii="Arial" w:hAnsi="Arial" w:eastAsia="Arial" w:cs="Arial"/>
+                      <w:i w:val="false"/>
+                      <w:b w:val="false"/>
+                      <w:u w:val="none"/>
+                      <w:strike w:val="false"/>
+                      <w:sz w:val="20"/>
+                      <w:szCs w:val="20"/>
+                      <w:color w:val="000000"/>
+                    </w:rPr>
+                  </w:pPr>
+                  <w:r xmlns:w="http://schemas.openxmlformats.org/wordprocessingml/2006/main" xmlns:wp="http://schemas.openxmlformats.org/drawingml/2006/wordprocessingDrawing" xmlns:r="http://schemas.openxmlformats.org/officeDocument/2006/relationships" xmlns:w14="http://schemas.microsoft.com/office/word/2010/wordml">
+                    <w:rPr>
+                      <w:rFonts w:ascii="Arial" w:hAnsi="Arial" w:eastAsia="Arial" w:cs="Arial"/>
+                      <w:i w:val="false"/>
+                      <w:b w:val="false"/>
+                      <w:u w:val="none"/>
+                      <w:strike w:val="false"/>
+                      <w:sz w:val="20"/>
+                      <w:szCs w:val="20"/>
+                      <w:color w:val="000000"/>
+                    </w:rPr>
+                    <w:t xml:space="preserve">0.7 (0.2, 1.1)</w:t>
+                  </w:r>
+                </w:p>
+              </w:tc>
+            </w:tr>
+            <w:tr>
+              <w:trPr>
+                <w:trHeight w:val="360" w:hRule="auto"/>
+              </w:trPr>
+              <w:tc>
+                <w:tcPr>
+                  <w:tcBorders>
+                    <w:bottom w:val="none" w:sz="0" w:space="0" w:color="000000"/>
+                    <w:top w:val="none" w:sz="0" w:space="0" w:color="000000"/>
+                    <w:left w:val="none" w:sz="0" w:space="0" w:color="000000"/>
+                    <w:right w:val="none" w:sz="0" w:space="0" w:color="000000"/>
+                  </w:tcBorders>
+                  <w:shd w:val="clear" w:color="auto" w:fill="FFFFFF"/>
+                  <w:tcMar>
+                    <w:top w:w="0" w:type="dxa"/>
+                    <w:bottom w:w="0" w:type="dxa"/>
+                    <w:left w:w="0" w:type="dxa"/>
+                    <w:right w:w="0" w:type="dxa"/>
+                  </w:tcMar>
+                  <w:vAlign w:val="center"/>
+                </w:tcPr>
+                <w:p>
+                  <w:pPr>
+                    <w:jc w:val="left"/>
+                    <w:pBdr>
+                      <w:bottom w:val="none" w:sz="0" w:space="0" w:color="000000"/>
+                      <w:top w:val="none" w:sz="0" w:space="0" w:color="000000"/>
+                      <w:left w:val="none" w:sz="0" w:space="0" w:color="000000"/>
+                      <w:right w:val="none" w:sz="0" w:space="0" w:color="000000"/>
+                    </w:pBdr>
+                    <w:spacing w:after="20" w:before="20" w:line="240"/>
+                    <w:ind w:left="100" w:right="100" w:firstLine="0" w:firstLineChars="0"/>
+                    <w:rPr>
+                      <w:rFonts w:ascii="Arial" w:hAnsi="Arial" w:eastAsia="Arial" w:cs="Arial"/>
+                      <w:i w:val="false"/>
+                      <w:b w:val="false"/>
+                      <w:u w:val="none"/>
+                      <w:strike w:val="false"/>
+                      <w:sz w:val="20"/>
+                      <w:szCs w:val="20"/>
+                      <w:color w:val="000000"/>
+                    </w:rPr>
+                  </w:pPr>
+                  <w:r xmlns:w="http://schemas.openxmlformats.org/wordprocessingml/2006/main" xmlns:wp="http://schemas.openxmlformats.org/drawingml/2006/wordprocessingDrawing" xmlns:r="http://schemas.openxmlformats.org/officeDocument/2006/relationships" xmlns:w14="http://schemas.microsoft.com/office/word/2010/wordml">
+                    <w:rPr>
+                      <w:rFonts w:ascii="Arial" w:hAnsi="Arial" w:eastAsia="Arial" w:cs="Arial"/>
+                      <w:i w:val="false"/>
+                      <w:b w:val="false"/>
+                      <w:u w:val="none"/>
+                      <w:strike w:val="false"/>
+                      <w:sz w:val="20"/>
+                      <w:szCs w:val="20"/>
+                      <w:color w:val="000000"/>
+                    </w:rPr>
+                    <w:t xml:space="preserve">Blade Length</w:t>
+                  </w:r>
+                </w:p>
+              </w:tc>
+              <w:tc>
+                <w:tcPr>
+                  <w:tcBorders>
+                    <w:bottom w:val="none" w:sz="0" w:space="0" w:color="000000"/>
+                    <w:top w:val="none" w:sz="0" w:space="0" w:color="000000"/>
+                    <w:left w:val="none" w:sz="0" w:space="0" w:color="000000"/>
+                    <w:right w:val="none" w:sz="0" w:space="0" w:color="000000"/>
+                  </w:tcBorders>
+                  <w:shd w:val="clear" w:color="auto" w:fill="FFFFFF"/>
+                  <w:tcMar>
+                    <w:top w:w="0" w:type="dxa"/>
+                    <w:bottom w:w="0" w:type="dxa"/>
+                    <w:left w:w="0" w:type="dxa"/>
+                    <w:right w:w="0" w:type="dxa"/>
+                  </w:tcMar>
+                  <w:vAlign w:val="center"/>
+                </w:tcPr>
+                <w:p>
+                  <w:pPr>
+                    <w:jc w:val="center"/>
+                    <w:pBdr>
+                      <w:bottom w:val="none" w:sz="0" w:space="0" w:color="000000"/>
+                      <w:top w:val="none" w:sz="0" w:space="0" w:color="000000"/>
+                      <w:left w:val="none" w:sz="0" w:space="0" w:color="000000"/>
+                      <w:right w:val="none" w:sz="0" w:space="0" w:color="000000"/>
+                    </w:pBdr>
+                    <w:spacing w:after="20" w:before="20" w:line="240"/>
+                    <w:ind w:left="100" w:right="100" w:firstLine="0" w:firstLineChars="0"/>
+                    <w:rPr>
+                      <w:rFonts w:ascii="Arial" w:hAnsi="Arial" w:eastAsia="Arial" w:cs="Arial"/>
+                      <w:i w:val="false"/>
+                      <w:b w:val="false"/>
+                      <w:u w:val="none"/>
+                      <w:strike w:val="false"/>
+                      <w:sz w:val="20"/>
+                      <w:szCs w:val="20"/>
+                      <w:color w:val="000000"/>
+                    </w:rPr>
+                  </w:pPr>
+                  <w:r xmlns:w="http://schemas.openxmlformats.org/wordprocessingml/2006/main" xmlns:wp="http://schemas.openxmlformats.org/drawingml/2006/wordprocessingDrawing" xmlns:r="http://schemas.openxmlformats.org/officeDocument/2006/relationships" xmlns:w14="http://schemas.microsoft.com/office/word/2010/wordml">
+                    <w:rPr>
+                      <w:rFonts w:ascii="Arial" w:hAnsi="Arial" w:eastAsia="Arial" w:cs="Arial"/>
+                      <w:i w:val="false"/>
+                      <w:b w:val="false"/>
+                      <w:u w:val="none"/>
+                      <w:strike w:val="false"/>
+                      <w:sz w:val="20"/>
+                      <w:szCs w:val="20"/>
+                      <w:color w:val="000000"/>
+                    </w:rPr>
+                    <w:t xml:space="preserve">2.2 (1.2, 3.6)</w:t>
+                  </w:r>
+                </w:p>
+              </w:tc>
+              <w:tc>
+                <w:tcPr>
+                  <w:tcBorders>
+                    <w:bottom w:val="none" w:sz="0" w:space="0" w:color="000000"/>
+                    <w:top w:val="none" w:sz="0" w:space="0" w:color="000000"/>
+                    <w:left w:val="none" w:sz="0" w:space="0" w:color="000000"/>
+                    <w:right w:val="none" w:sz="0" w:space="0" w:color="000000"/>
+                  </w:tcBorders>
+                  <w:shd w:val="clear" w:color="auto" w:fill="FFFFFF"/>
+                  <w:tcMar>
+                    <w:top w:w="0" w:type="dxa"/>
+                    <w:bottom w:w="0" w:type="dxa"/>
+                    <w:left w:w="0" w:type="dxa"/>
+                    <w:right w:w="0" w:type="dxa"/>
+                  </w:tcMar>
+                  <w:vAlign w:val="center"/>
+                </w:tcPr>
+                <w:p>
+                  <w:pPr>
+                    <w:jc w:val="center"/>
+                    <w:pBdr>
+                      <w:bottom w:val="none" w:sz="0" w:space="0" w:color="000000"/>
+                      <w:top w:val="none" w:sz="0" w:space="0" w:color="000000"/>
+                      <w:left w:val="none" w:sz="0" w:space="0" w:color="000000"/>
+                      <w:right w:val="none" w:sz="0" w:space="0" w:color="000000"/>
+                    </w:pBdr>
+                    <w:spacing w:after="20" w:before="20" w:line="240"/>
+                    <w:ind w:left="100" w:right="100" w:firstLine="0" w:firstLineChars="0"/>
+                    <w:rPr>
+                      <w:rFonts w:ascii="Arial" w:hAnsi="Arial" w:eastAsia="Arial" w:cs="Arial"/>
+                      <w:i w:val="false"/>
+                      <w:b w:val="false"/>
+                      <w:u w:val="none"/>
+                      <w:strike w:val="false"/>
+                      <w:sz w:val="20"/>
+                      <w:szCs w:val="20"/>
+                      <w:color w:val="000000"/>
+                    </w:rPr>
+                  </w:pPr>
+                  <w:r xmlns:w="http://schemas.openxmlformats.org/wordprocessingml/2006/main" xmlns:wp="http://schemas.openxmlformats.org/drawingml/2006/wordprocessingDrawing" xmlns:r="http://schemas.openxmlformats.org/officeDocument/2006/relationships" xmlns:w14="http://schemas.microsoft.com/office/word/2010/wordml">
+                    <w:rPr>
+                      <w:rFonts w:ascii="Arial" w:hAnsi="Arial" w:eastAsia="Arial" w:cs="Arial"/>
+                      <w:i w:val="false"/>
+                      <w:b w:val="false"/>
+                      <w:u w:val="none"/>
+                      <w:strike w:val="false"/>
+                      <w:sz w:val="20"/>
+                      <w:szCs w:val="20"/>
+                      <w:color w:val="000000"/>
+                    </w:rPr>
+                    <w:t xml:space="preserve">5.5 (3.4, 13.7)</w:t>
+                  </w:r>
+                </w:p>
+              </w:tc>
+              <w:tc>
+                <w:tcPr>
+                  <w:tcBorders>
+                    <w:bottom w:val="none" w:sz="0" w:space="0" w:color="000000"/>
+                    <w:top w:val="none" w:sz="0" w:space="0" w:color="000000"/>
+                    <w:left w:val="none" w:sz="0" w:space="0" w:color="000000"/>
+                    <w:right w:val="none" w:sz="0" w:space="0" w:color="000000"/>
+                  </w:tcBorders>
+                  <w:shd w:val="clear" w:color="auto" w:fill="FFFFFF"/>
+                  <w:tcMar>
+                    <w:top w:w="0" w:type="dxa"/>
+                    <w:bottom w:w="0" w:type="dxa"/>
+                    <w:left w:w="0" w:type="dxa"/>
+                    <w:right w:w="0" w:type="dxa"/>
+                  </w:tcMar>
+                  <w:vAlign w:val="center"/>
+                </w:tcPr>
+                <w:p>
+                  <w:pPr>
+                    <w:jc w:val="center"/>
+                    <w:pBdr>
+                      <w:bottom w:val="none" w:sz="0" w:space="0" w:color="000000"/>
+                      <w:top w:val="none" w:sz="0" w:space="0" w:color="000000"/>
+                      <w:left w:val="none" w:sz="0" w:space="0" w:color="000000"/>
+                      <w:right w:val="none" w:sz="0" w:space="0" w:color="000000"/>
+                    </w:pBdr>
+                    <w:spacing w:after="20" w:before="20" w:line="240"/>
+                    <w:ind w:left="100" w:right="100" w:firstLine="0" w:firstLineChars="0"/>
+                    <w:rPr>
+                      <w:rFonts w:ascii="Arial" w:hAnsi="Arial" w:eastAsia="Arial" w:cs="Arial"/>
+                      <w:i w:val="false"/>
+                      <w:b w:val="false"/>
+                      <w:u w:val="none"/>
+                      <w:strike w:val="false"/>
+                      <w:sz w:val="20"/>
+                      <w:szCs w:val="20"/>
+                      <w:color w:val="000000"/>
+                    </w:rPr>
+                  </w:pPr>
+                  <w:r xmlns:w="http://schemas.openxmlformats.org/wordprocessingml/2006/main" xmlns:wp="http://schemas.openxmlformats.org/drawingml/2006/wordprocessingDrawing" xmlns:r="http://schemas.openxmlformats.org/officeDocument/2006/relationships" xmlns:w14="http://schemas.microsoft.com/office/word/2010/wordml">
+                    <w:rPr>
+                      <w:rFonts w:ascii="Arial" w:hAnsi="Arial" w:eastAsia="Arial" w:cs="Arial"/>
+                      <w:i w:val="false"/>
+                      <w:b w:val="false"/>
+                      <w:u w:val="none"/>
+                      <w:strike w:val="false"/>
+                      <w:sz w:val="20"/>
+                      <w:szCs w:val="20"/>
+                      <w:color w:val="000000"/>
+                    </w:rPr>
+                    <w:t xml:space="preserve">4.5 (1.3, 8.6)</w:t>
+                  </w:r>
+                </w:p>
+              </w:tc>
+              <w:tc>
+                <w:tcPr>
+                  <w:tcBorders>
+                    <w:bottom w:val="none" w:sz="0" w:space="0" w:color="000000"/>
+                    <w:top w:val="none" w:sz="0" w:space="0" w:color="000000"/>
+                    <w:left w:val="none" w:sz="0" w:space="0" w:color="000000"/>
+                    <w:right w:val="none" w:sz="0" w:space="0" w:color="000000"/>
+                  </w:tcBorders>
+                  <w:shd w:val="clear" w:color="auto" w:fill="FFFFFF"/>
+                  <w:tcMar>
+                    <w:top w:w="0" w:type="dxa"/>
+                    <w:bottom w:w="0" w:type="dxa"/>
+                    <w:left w:w="0" w:type="dxa"/>
+                    <w:right w:w="0" w:type="dxa"/>
+                  </w:tcMar>
+                  <w:vAlign w:val="center"/>
+                </w:tcPr>
+                <w:p>
+                  <w:pPr>
+                    <w:jc w:val="center"/>
+                    <w:pBdr>
+                      <w:bottom w:val="none" w:sz="0" w:space="0" w:color="000000"/>
+                      <w:top w:val="none" w:sz="0" w:space="0" w:color="000000"/>
+                      <w:left w:val="none" w:sz="0" w:space="0" w:color="000000"/>
+                      <w:right w:val="none" w:sz="0" w:space="0" w:color="000000"/>
+                    </w:pBdr>
+                    <w:spacing w:after="20" w:before="20" w:line="240"/>
+                    <w:ind w:left="100" w:right="100" w:firstLine="0" w:firstLineChars="0"/>
+                    <w:rPr>
+                      <w:rFonts w:ascii="Arial" w:hAnsi="Arial" w:eastAsia="Arial" w:cs="Arial"/>
+                      <w:i w:val="false"/>
+                      <w:b w:val="false"/>
+                      <w:u w:val="none"/>
+                      <w:strike w:val="false"/>
+                      <w:sz w:val="20"/>
+                      <w:szCs w:val="20"/>
+                      <w:color w:val="000000"/>
+                    </w:rPr>
+                  </w:pPr>
+                  <w:r xmlns:w="http://schemas.openxmlformats.org/wordprocessingml/2006/main" xmlns:wp="http://schemas.openxmlformats.org/drawingml/2006/wordprocessingDrawing" xmlns:r="http://schemas.openxmlformats.org/officeDocument/2006/relationships" xmlns:w14="http://schemas.microsoft.com/office/word/2010/wordml">
+                    <w:rPr>
+                      <w:rFonts w:ascii="Arial" w:hAnsi="Arial" w:eastAsia="Arial" w:cs="Arial"/>
+                      <w:i w:val="false"/>
+                      <w:b w:val="false"/>
+                      <w:u w:val="none"/>
+                      <w:strike w:val="false"/>
+                      <w:sz w:val="20"/>
+                      <w:szCs w:val="20"/>
+                      <w:color w:val="000000"/>
+                    </w:rPr>
+                    <w:t xml:space="preserve">4.9 (1.6, 15.1)</w:t>
+                  </w:r>
+                </w:p>
+              </w:tc>
+              <w:tc>
+                <w:tcPr>
+                  <w:tcBorders>
+                    <w:bottom w:val="none" w:sz="0" w:space="0" w:color="000000"/>
+                    <w:top w:val="none" w:sz="0" w:space="0" w:color="000000"/>
+                    <w:left w:val="none" w:sz="0" w:space="0" w:color="000000"/>
+                    <w:right w:val="none" w:sz="0" w:space="0" w:color="000000"/>
+                  </w:tcBorders>
+                  <w:shd w:val="clear" w:color="auto" w:fill="FFFFFF"/>
+                  <w:tcMar>
+                    <w:top w:w="0" w:type="dxa"/>
+                    <w:bottom w:w="0" w:type="dxa"/>
+                    <w:left w:w="0" w:type="dxa"/>
+                    <w:right w:w="0" w:type="dxa"/>
+                  </w:tcMar>
+                  <w:vAlign w:val="center"/>
+                </w:tcPr>
+                <w:p>
+                  <w:pPr>
+                    <w:jc w:val="center"/>
+                    <w:pBdr>
+                      <w:bottom w:val="none" w:sz="0" w:space="0" w:color="000000"/>
+                      <w:top w:val="none" w:sz="0" w:space="0" w:color="000000"/>
+                      <w:left w:val="none" w:sz="0" w:space="0" w:color="000000"/>
+                      <w:right w:val="none" w:sz="0" w:space="0" w:color="000000"/>
+                    </w:pBdr>
+                    <w:spacing w:after="20" w:before="20" w:line="240"/>
+                    <w:ind w:left="100" w:right="100" w:firstLine="0" w:firstLineChars="0"/>
+                    <w:rPr>
+                      <w:rFonts w:ascii="Arial" w:hAnsi="Arial" w:eastAsia="Arial" w:cs="Arial"/>
+                      <w:i w:val="false"/>
+                      <w:b w:val="false"/>
+                      <w:u w:val="none"/>
+                      <w:strike w:val="false"/>
+                      <w:sz w:val="20"/>
+                      <w:szCs w:val="20"/>
+                      <w:color w:val="000000"/>
+                    </w:rPr>
+                  </w:pPr>
+                  <w:r xmlns:w="http://schemas.openxmlformats.org/wordprocessingml/2006/main" xmlns:wp="http://schemas.openxmlformats.org/drawingml/2006/wordprocessingDrawing" xmlns:r="http://schemas.openxmlformats.org/officeDocument/2006/relationships" xmlns:w14="http://schemas.microsoft.com/office/word/2010/wordml">
+                    <w:rPr>
+                      <w:rFonts w:ascii="Arial" w:hAnsi="Arial" w:eastAsia="Arial" w:cs="Arial"/>
+                      <w:i w:val="false"/>
+                      <w:b w:val="false"/>
+                      <w:u w:val="none"/>
+                      <w:strike w:val="false"/>
+                      <w:sz w:val="20"/>
+                      <w:szCs w:val="20"/>
+                      <w:color w:val="000000"/>
+                    </w:rPr>
+                    <w:t xml:space="preserve">6.0 (3.0, 11.9)</w:t>
+                  </w:r>
+                </w:p>
+              </w:tc>
+              <w:tc>
+                <w:tcPr>
+                  <w:tcBorders>
+                    <w:bottom w:val="none" w:sz="0" w:space="0" w:color="000000"/>
+                    <w:top w:val="none" w:sz="0" w:space="0" w:color="000000"/>
+                    <w:left w:val="none" w:sz="0" w:space="0" w:color="000000"/>
+                    <w:right w:val="none" w:sz="0" w:space="0" w:color="000000"/>
+                  </w:tcBorders>
+                  <w:shd w:val="clear" w:color="auto" w:fill="FFFFFF"/>
+                  <w:tcMar>
+                    <w:top w:w="0" w:type="dxa"/>
+                    <w:bottom w:w="0" w:type="dxa"/>
+                    <w:left w:w="0" w:type="dxa"/>
+                    <w:right w:w="0" w:type="dxa"/>
+                  </w:tcMar>
+                  <w:vAlign w:val="center"/>
+                </w:tcPr>
+                <w:p>
+                  <w:pPr>
+                    <w:jc w:val="center"/>
+                    <w:pBdr>
+                      <w:bottom w:val="none" w:sz="0" w:space="0" w:color="000000"/>
+                      <w:top w:val="none" w:sz="0" w:space="0" w:color="000000"/>
+                      <w:left w:val="none" w:sz="0" w:space="0" w:color="000000"/>
+                      <w:right w:val="none" w:sz="0" w:space="0" w:color="000000"/>
+                    </w:pBdr>
+                    <w:spacing w:after="20" w:before="20" w:line="240"/>
+                    <w:ind w:left="100" w:right="100" w:firstLine="0" w:firstLineChars="0"/>
+                    <w:rPr>
+                      <w:rFonts w:ascii="Arial" w:hAnsi="Arial" w:eastAsia="Arial" w:cs="Arial"/>
+                      <w:i w:val="false"/>
+                      <w:b w:val="false"/>
+                      <w:u w:val="none"/>
+                      <w:strike w:val="false"/>
+                      <w:sz w:val="20"/>
+                      <w:szCs w:val="20"/>
+                      <w:color w:val="000000"/>
+                    </w:rPr>
+                  </w:pPr>
+                  <w:r xmlns:w="http://schemas.openxmlformats.org/wordprocessingml/2006/main" xmlns:wp="http://schemas.openxmlformats.org/drawingml/2006/wordprocessingDrawing" xmlns:r="http://schemas.openxmlformats.org/officeDocument/2006/relationships" xmlns:w14="http://schemas.microsoft.com/office/word/2010/wordml">
+                    <w:rPr>
+                      <w:rFonts w:ascii="Arial" w:hAnsi="Arial" w:eastAsia="Arial" w:cs="Arial"/>
+                      <w:i w:val="false"/>
+                      <w:b w:val="false"/>
+                      <w:u w:val="none"/>
+                      <w:strike w:val="false"/>
+                      <w:sz w:val="20"/>
+                      <w:szCs w:val="20"/>
+                      <w:color w:val="000000"/>
+                    </w:rPr>
+                    <w:t xml:space="preserve">3.2 (0.7, 8.9)</w:t>
+                  </w:r>
+                </w:p>
+              </w:tc>
+              <w:tc>
+                <w:tcPr>
+                  <w:tcBorders>
+                    <w:bottom w:val="none" w:sz="0" w:space="0" w:color="000000"/>
+                    <w:top w:val="none" w:sz="0" w:space="0" w:color="000000"/>
+                    <w:left w:val="none" w:sz="0" w:space="0" w:color="000000"/>
+                    <w:right w:val="none" w:sz="0" w:space="0" w:color="000000"/>
+                  </w:tcBorders>
+                  <w:shd w:val="clear" w:color="auto" w:fill="FFFFFF"/>
+                  <w:tcMar>
+                    <w:top w:w="0" w:type="dxa"/>
+                    <w:bottom w:w="0" w:type="dxa"/>
+                    <w:left w:w="0" w:type="dxa"/>
+                    <w:right w:w="0" w:type="dxa"/>
+                  </w:tcMar>
+                  <w:vAlign w:val="center"/>
+                </w:tcPr>
+                <w:p>
+                  <w:pPr>
+                    <w:jc w:val="center"/>
+                    <w:pBdr>
+                      <w:bottom w:val="none" w:sz="0" w:space="0" w:color="000000"/>
+                      <w:top w:val="none" w:sz="0" w:space="0" w:color="000000"/>
+                      <w:left w:val="none" w:sz="0" w:space="0" w:color="000000"/>
+                      <w:right w:val="none" w:sz="0" w:space="0" w:color="000000"/>
+                    </w:pBdr>
+                    <w:spacing w:after="20" w:before="20" w:line="240"/>
+                    <w:ind w:left="100" w:right="100" w:firstLine="0" w:firstLineChars="0"/>
+                    <w:rPr>
+                      <w:rFonts w:ascii="Arial" w:hAnsi="Arial" w:eastAsia="Arial" w:cs="Arial"/>
+                      <w:i w:val="false"/>
+                      <w:b w:val="false"/>
+                      <w:u w:val="none"/>
+                      <w:strike w:val="false"/>
+                      <w:sz w:val="20"/>
+                      <w:szCs w:val="20"/>
+                      <w:color w:val="000000"/>
+                    </w:rPr>
+                  </w:pPr>
+                  <w:r xmlns:w="http://schemas.openxmlformats.org/wordprocessingml/2006/main" xmlns:wp="http://schemas.openxmlformats.org/drawingml/2006/wordprocessingDrawing" xmlns:r="http://schemas.openxmlformats.org/officeDocument/2006/relationships" xmlns:w14="http://schemas.microsoft.com/office/word/2010/wordml">
+                    <w:rPr>
+                      <w:rFonts w:ascii="Arial" w:hAnsi="Arial" w:eastAsia="Arial" w:cs="Arial"/>
+                      <w:i w:val="false"/>
+                      <w:b w:val="false"/>
+                      <w:u w:val="none"/>
+                      <w:strike w:val="false"/>
+                      <w:sz w:val="20"/>
+                      <w:szCs w:val="20"/>
+                      <w:color w:val="000000"/>
+                    </w:rPr>
+                    <w:t xml:space="preserve">1.9 (1.3, 2.9)</w:t>
+                  </w:r>
+                </w:p>
+              </w:tc>
+            </w:tr>
+            <w:tr>
+              <w:trPr>
+                <w:trHeight w:val="360" w:hRule="auto"/>
+              </w:trPr>
+              <w:tc>
+                <w:tcPr>
+                  <w:tcBorders>
+                    <w:bottom w:val="single" w:sz="8" w:space="0" w:color="666666"/>
+                    <w:top w:val="none" w:sz="0" w:space="0" w:color="000000"/>
+                    <w:left w:val="none" w:sz="0" w:space="0" w:color="000000"/>
+                    <w:right w:val="none" w:sz="0" w:space="0" w:color="000000"/>
+                  </w:tcBorders>
+                  <w:shd w:val="clear" w:color="auto" w:fill="FFFFFF"/>
+                  <w:tcMar>
+                    <w:top w:w="0" w:type="dxa"/>
+                    <w:bottom w:w="0" w:type="dxa"/>
+                    <w:left w:w="0" w:type="dxa"/>
+                    <w:right w:w="0" w:type="dxa"/>
+                  </w:tcMar>
+                  <w:vAlign w:val="center"/>
+                </w:tcPr>
+                <w:p>
+                  <w:pPr>
+                    <w:jc w:val="left"/>
+                    <w:pBdr>
+                      <w:bottom w:val="none" w:sz="0" w:space="0" w:color="000000"/>
+                      <w:top w:val="none" w:sz="0" w:space="0" w:color="000000"/>
+                      <w:left w:val="none" w:sz="0" w:space="0" w:color="000000"/>
+                      <w:right w:val="none" w:sz="0" w:space="0" w:color="000000"/>
+                    </w:pBdr>
+                    <w:spacing w:after="20" w:before="20" w:line="240"/>
+                    <w:ind w:left="100" w:right="100" w:firstLine="0" w:firstLineChars="0"/>
+                    <w:rPr>
+                      <w:rFonts w:ascii="Arial" w:hAnsi="Arial" w:eastAsia="Arial" w:cs="Arial"/>
+                      <w:i w:val="false"/>
+                      <w:b w:val="false"/>
+                      <w:u w:val="none"/>
+                      <w:strike w:val="false"/>
+                      <w:sz w:val="20"/>
+                      <w:szCs w:val="20"/>
+                      <w:color w:val="000000"/>
+                    </w:rPr>
+                  </w:pPr>
+                  <w:r xmlns:w="http://schemas.openxmlformats.org/wordprocessingml/2006/main" xmlns:wp="http://schemas.openxmlformats.org/drawingml/2006/wordprocessingDrawing" xmlns:r="http://schemas.openxmlformats.org/officeDocument/2006/relationships" xmlns:w14="http://schemas.microsoft.com/office/word/2010/wordml">
+                    <w:rPr>
+                      <w:rFonts w:ascii="Arial" w:hAnsi="Arial" w:eastAsia="Arial" w:cs="Arial"/>
+                      <w:i w:val="false"/>
+                      <w:b w:val="false"/>
+                      <w:u w:val="none"/>
+                      <w:strike w:val="false"/>
+                      <w:sz w:val="20"/>
+                      <w:szCs w:val="20"/>
+                      <w:color w:val="000000"/>
+                    </w:rPr>
+                    <w:t xml:space="preserve">Short Shoot Density</w:t>
+                  </w:r>
+                </w:p>
+              </w:tc>
+              <w:tc>
+                <w:tcPr>
+                  <w:tcBorders>
+                    <w:bottom w:val="single" w:sz="8" w:space="0" w:color="666666"/>
+                    <w:top w:val="none" w:sz="0" w:space="0" w:color="000000"/>
+                    <w:left w:val="none" w:sz="0" w:space="0" w:color="000000"/>
+                    <w:right w:val="none" w:sz="0" w:space="0" w:color="000000"/>
+                  </w:tcBorders>
+                  <w:shd w:val="clear" w:color="auto" w:fill="FFFFFF"/>
+                  <w:tcMar>
+                    <w:top w:w="0" w:type="dxa"/>
+                    <w:bottom w:w="0" w:type="dxa"/>
+                    <w:left w:w="0" w:type="dxa"/>
+                    <w:right w:w="0" w:type="dxa"/>
+                  </w:tcMar>
+                  <w:vAlign w:val="center"/>
+                </w:tcPr>
+                <w:p>
+                  <w:pPr>
+                    <w:jc w:val="center"/>
+                    <w:pBdr>
+                      <w:bottom w:val="none" w:sz="0" w:space="0" w:color="000000"/>
+                      <w:top w:val="none" w:sz="0" w:space="0" w:color="000000"/>
+                      <w:left w:val="none" w:sz="0" w:space="0" w:color="000000"/>
+                      <w:right w:val="none" w:sz="0" w:space="0" w:color="000000"/>
+                    </w:pBdr>
+                    <w:spacing w:after="20" w:before="20" w:line="240"/>
+                    <w:ind w:left="100" w:right="100" w:firstLine="0" w:firstLineChars="0"/>
+                    <w:rPr>
+                      <w:rFonts w:ascii="Arial" w:hAnsi="Arial" w:eastAsia="Arial" w:cs="Arial"/>
+                      <w:i w:val="false"/>
+                      <w:b w:val="false"/>
+                      <w:u w:val="none"/>
+                      <w:strike w:val="false"/>
+                      <w:sz w:val="20"/>
+                      <w:szCs w:val="20"/>
+                      <w:color w:val="000000"/>
+                    </w:rPr>
+                  </w:pPr>
+                  <w:r xmlns:w="http://schemas.openxmlformats.org/wordprocessingml/2006/main" xmlns:wp="http://schemas.openxmlformats.org/drawingml/2006/wordprocessingDrawing" xmlns:r="http://schemas.openxmlformats.org/officeDocument/2006/relationships" xmlns:w14="http://schemas.microsoft.com/office/word/2010/wordml">
+                    <w:rPr>
+                      <w:rFonts w:ascii="Arial" w:hAnsi="Arial" w:eastAsia="Arial" w:cs="Arial"/>
+                      <w:i w:val="false"/>
+                      <w:b w:val="false"/>
+                      <w:u w:val="none"/>
+                      <w:strike w:val="false"/>
+                      <w:sz w:val="20"/>
+                      <w:szCs w:val="20"/>
+                      <w:color w:val="000000"/>
+                    </w:rPr>
+                    <w:t xml:space="preserve">0.4 (0.1, 0.6)</w:t>
+                  </w:r>
+                </w:p>
+              </w:tc>
+              <w:tc>
+                <w:tcPr>
+                  <w:tcBorders>
+                    <w:bottom w:val="single" w:sz="8" w:space="0" w:color="666666"/>
+                    <w:top w:val="none" w:sz="0" w:space="0" w:color="000000"/>
+                    <w:left w:val="none" w:sz="0" w:space="0" w:color="000000"/>
+                    <w:right w:val="none" w:sz="0" w:space="0" w:color="000000"/>
+                  </w:tcBorders>
+                  <w:shd w:val="clear" w:color="auto" w:fill="FFFFFF"/>
+                  <w:tcMar>
+                    <w:top w:w="0" w:type="dxa"/>
+                    <w:bottom w:w="0" w:type="dxa"/>
+                    <w:left w:w="0" w:type="dxa"/>
+                    <w:right w:w="0" w:type="dxa"/>
+                  </w:tcMar>
+                  <w:vAlign w:val="center"/>
+                </w:tcPr>
+                <w:p>
+                  <w:pPr>
+                    <w:jc w:val="center"/>
+                    <w:pBdr>
+                      <w:bottom w:val="none" w:sz="0" w:space="0" w:color="000000"/>
+                      <w:top w:val="none" w:sz="0" w:space="0" w:color="000000"/>
+                      <w:left w:val="none" w:sz="0" w:space="0" w:color="000000"/>
+                      <w:right w:val="none" w:sz="0" w:space="0" w:color="000000"/>
+                    </w:pBdr>
+                    <w:spacing w:after="20" w:before="20" w:line="240"/>
+                    <w:ind w:left="100" w:right="100" w:firstLine="0" w:firstLineChars="0"/>
+                    <w:rPr>
+                      <w:rFonts w:ascii="Arial" w:hAnsi="Arial" w:eastAsia="Arial" w:cs="Arial"/>
+                      <w:i w:val="false"/>
+                      <w:b w:val="false"/>
+                      <w:u w:val="none"/>
+                      <w:strike w:val="false"/>
+                      <w:sz w:val="20"/>
+                      <w:szCs w:val="20"/>
+                      <w:color w:val="000000"/>
+                    </w:rPr>
+                  </w:pPr>
+                  <w:r xmlns:w="http://schemas.openxmlformats.org/wordprocessingml/2006/main" xmlns:wp="http://schemas.openxmlformats.org/drawingml/2006/wordprocessingDrawing" xmlns:r="http://schemas.openxmlformats.org/officeDocument/2006/relationships" xmlns:w14="http://schemas.microsoft.com/office/word/2010/wordml">
+                    <w:rPr>
+                      <w:rFonts w:ascii="Arial" w:hAnsi="Arial" w:eastAsia="Arial" w:cs="Arial"/>
+                      <w:i w:val="false"/>
+                      <w:b w:val="false"/>
+                      <w:u w:val="none"/>
+                      <w:strike w:val="false"/>
+                      <w:sz w:val="20"/>
+                      <w:szCs w:val="20"/>
+                      <w:color w:val="000000"/>
+                    </w:rPr>
+                    <w:t xml:space="preserve">0.5 (0.1, 0.8)</w:t>
+                  </w:r>
+                </w:p>
+              </w:tc>
+              <w:tc>
+                <w:tcPr>
+                  <w:tcBorders>
+                    <w:bottom w:val="single" w:sz="8" w:space="0" w:color="666666"/>
+                    <w:top w:val="none" w:sz="0" w:space="0" w:color="000000"/>
+                    <w:left w:val="none" w:sz="0" w:space="0" w:color="000000"/>
+                    <w:right w:val="none" w:sz="0" w:space="0" w:color="000000"/>
+                  </w:tcBorders>
+                  <w:shd w:val="clear" w:color="auto" w:fill="FFFFFF"/>
+                  <w:tcMar>
+                    <w:top w:w="0" w:type="dxa"/>
+                    <w:bottom w:w="0" w:type="dxa"/>
+                    <w:left w:w="0" w:type="dxa"/>
+                    <w:right w:w="0" w:type="dxa"/>
+                  </w:tcMar>
+                  <w:vAlign w:val="center"/>
+                </w:tcPr>
+                <w:p>
+                  <w:pPr>
+                    <w:jc w:val="center"/>
+                    <w:pBdr>
+                      <w:bottom w:val="none" w:sz="0" w:space="0" w:color="000000"/>
+                      <w:top w:val="none" w:sz="0" w:space="0" w:color="000000"/>
+                      <w:left w:val="none" w:sz="0" w:space="0" w:color="000000"/>
+                      <w:right w:val="none" w:sz="0" w:space="0" w:color="000000"/>
+                    </w:pBdr>
+                    <w:spacing w:after="20" w:before="20" w:line="240"/>
+                    <w:ind w:left="100" w:right="100" w:firstLine="0" w:firstLineChars="0"/>
+                    <w:rPr>
+                      <w:rFonts w:ascii="Arial" w:hAnsi="Arial" w:eastAsia="Arial" w:cs="Arial"/>
+                      <w:i w:val="false"/>
+                      <w:b w:val="false"/>
+                      <w:u w:val="none"/>
+                      <w:strike w:val="false"/>
+                      <w:sz w:val="20"/>
+                      <w:szCs w:val="20"/>
+                      <w:color w:val="000000"/>
+                    </w:rPr>
+                  </w:pPr>
+                  <w:r xmlns:w="http://schemas.openxmlformats.org/wordprocessingml/2006/main" xmlns:wp="http://schemas.openxmlformats.org/drawingml/2006/wordprocessingDrawing" xmlns:r="http://schemas.openxmlformats.org/officeDocument/2006/relationships" xmlns:w14="http://schemas.microsoft.com/office/word/2010/wordml">
+                    <w:rPr>
+                      <w:rFonts w:ascii="Arial" w:hAnsi="Arial" w:eastAsia="Arial" w:cs="Arial"/>
+                      <w:i w:val="false"/>
+                      <w:b w:val="false"/>
+                      <w:u w:val="none"/>
+                      <w:strike w:val="false"/>
+                      <w:sz w:val="20"/>
+                      <w:szCs w:val="20"/>
+                      <w:color w:val="000000"/>
+                    </w:rPr>
+                    <w:t xml:space="preserve">0.5 (0.1, 1.3)</w:t>
+                  </w:r>
+                </w:p>
+              </w:tc>
+              <w:tc>
+                <w:tcPr>
+                  <w:tcBorders>
+                    <w:bottom w:val="single" w:sz="8" w:space="0" w:color="666666"/>
+                    <w:top w:val="none" w:sz="0" w:space="0" w:color="000000"/>
+                    <w:left w:val="none" w:sz="0" w:space="0" w:color="000000"/>
+                    <w:right w:val="none" w:sz="0" w:space="0" w:color="000000"/>
+                  </w:tcBorders>
+                  <w:shd w:val="clear" w:color="auto" w:fill="FFFFFF"/>
+                  <w:tcMar>
+                    <w:top w:w="0" w:type="dxa"/>
+                    <w:bottom w:w="0" w:type="dxa"/>
+                    <w:left w:w="0" w:type="dxa"/>
+                    <w:right w:w="0" w:type="dxa"/>
+                  </w:tcMar>
+                  <w:vAlign w:val="center"/>
+                </w:tcPr>
+                <w:p>
+                  <w:pPr>
+                    <w:jc w:val="center"/>
+                    <w:pBdr>
+                      <w:bottom w:val="none" w:sz="0" w:space="0" w:color="000000"/>
+                      <w:top w:val="none" w:sz="0" w:space="0" w:color="000000"/>
+                      <w:left w:val="none" w:sz="0" w:space="0" w:color="000000"/>
+                      <w:right w:val="none" w:sz="0" w:space="0" w:color="000000"/>
+                    </w:pBdr>
+                    <w:spacing w:after="20" w:before="20" w:line="240"/>
+                    <w:ind w:left="100" w:right="100" w:firstLine="0" w:firstLineChars="0"/>
+                    <w:rPr>
+                      <w:rFonts w:ascii="Arial" w:hAnsi="Arial" w:eastAsia="Arial" w:cs="Arial"/>
+                      <w:i w:val="false"/>
+                      <w:b w:val="false"/>
+                      <w:u w:val="none"/>
+                      <w:strike w:val="false"/>
+                      <w:sz w:val="20"/>
+                      <w:szCs w:val="20"/>
+                      <w:color w:val="000000"/>
+                    </w:rPr>
+                  </w:pPr>
+                  <w:r xmlns:w="http://schemas.openxmlformats.org/wordprocessingml/2006/main" xmlns:wp="http://schemas.openxmlformats.org/drawingml/2006/wordprocessingDrawing" xmlns:r="http://schemas.openxmlformats.org/officeDocument/2006/relationships" xmlns:w14="http://schemas.microsoft.com/office/word/2010/wordml">
+                    <w:rPr>
+                      <w:rFonts w:ascii="Arial" w:hAnsi="Arial" w:eastAsia="Arial" w:cs="Arial"/>
+                      <w:i w:val="false"/>
+                      <w:b w:val="false"/>
+                      <w:u w:val="none"/>
+                      <w:strike w:val="false"/>
+                      <w:sz w:val="20"/>
+                      <w:szCs w:val="20"/>
+                      <w:color w:val="000000"/>
+                    </w:rPr>
+                    <w:t xml:space="preserve">0.6 (0.2, 1.5)</w:t>
+                  </w:r>
+                </w:p>
+              </w:tc>
+              <w:tc>
+                <w:tcPr>
+                  <w:tcBorders>
+                    <w:bottom w:val="single" w:sz="8" w:space="0" w:color="666666"/>
+                    <w:top w:val="none" w:sz="0" w:space="0" w:color="000000"/>
+                    <w:left w:val="none" w:sz="0" w:space="0" w:color="000000"/>
+                    <w:right w:val="none" w:sz="0" w:space="0" w:color="000000"/>
+                  </w:tcBorders>
+                  <w:shd w:val="clear" w:color="auto" w:fill="FFFFFF"/>
+                  <w:tcMar>
+                    <w:top w:w="0" w:type="dxa"/>
+                    <w:bottom w:w="0" w:type="dxa"/>
+                    <w:left w:w="0" w:type="dxa"/>
+                    <w:right w:w="0" w:type="dxa"/>
+                  </w:tcMar>
+                  <w:vAlign w:val="center"/>
+                </w:tcPr>
+                <w:p>
+                  <w:pPr>
+                    <w:jc w:val="center"/>
+                    <w:pBdr>
+                      <w:bottom w:val="none" w:sz="0" w:space="0" w:color="000000"/>
+                      <w:top w:val="none" w:sz="0" w:space="0" w:color="000000"/>
+                      <w:left w:val="none" w:sz="0" w:space="0" w:color="000000"/>
+                      <w:right w:val="none" w:sz="0" w:space="0" w:color="000000"/>
+                    </w:pBdr>
+                    <w:spacing w:after="20" w:before="20" w:line="240"/>
+                    <w:ind w:left="100" w:right="100" w:firstLine="0" w:firstLineChars="0"/>
+                    <w:rPr>
+                      <w:rFonts w:ascii="Arial" w:hAnsi="Arial" w:eastAsia="Arial" w:cs="Arial"/>
+                      <w:i w:val="false"/>
+                      <w:b w:val="false"/>
+                      <w:u w:val="none"/>
+                      <w:strike w:val="false"/>
+                      <w:sz w:val="20"/>
+                      <w:szCs w:val="20"/>
+                      <w:color w:val="000000"/>
+                    </w:rPr>
+                  </w:pPr>
+                  <w:r xmlns:w="http://schemas.openxmlformats.org/wordprocessingml/2006/main" xmlns:wp="http://schemas.openxmlformats.org/drawingml/2006/wordprocessingDrawing" xmlns:r="http://schemas.openxmlformats.org/officeDocument/2006/relationships" xmlns:w14="http://schemas.microsoft.com/office/word/2010/wordml">
+                    <w:rPr>
+                      <w:rFonts w:ascii="Arial" w:hAnsi="Arial" w:eastAsia="Arial" w:cs="Arial"/>
+                      <w:i w:val="false"/>
+                      <w:b w:val="false"/>
+                      <w:u w:val="none"/>
+                      <w:strike w:val="false"/>
+                      <w:sz w:val="20"/>
+                      <w:szCs w:val="20"/>
+                      <w:color w:val="000000"/>
+                    </w:rPr>
+                    <w:t xml:space="preserve">0.7 (0.3, 1.1)</w:t>
+                  </w:r>
+                </w:p>
+              </w:tc>
+              <w:tc>
+                <w:tcPr>
+                  <w:tcBorders>
+                    <w:bottom w:val="single" w:sz="8" w:space="0" w:color="666666"/>
+                    <w:top w:val="none" w:sz="0" w:space="0" w:color="000000"/>
+                    <w:left w:val="none" w:sz="0" w:space="0" w:color="000000"/>
+                    <w:right w:val="none" w:sz="0" w:space="0" w:color="000000"/>
+                  </w:tcBorders>
+                  <w:shd w:val="clear" w:color="auto" w:fill="FFFFFF"/>
+                  <w:tcMar>
+                    <w:top w:w="0" w:type="dxa"/>
+                    <w:bottom w:w="0" w:type="dxa"/>
+                    <w:left w:w="0" w:type="dxa"/>
+                    <w:right w:w="0" w:type="dxa"/>
+                  </w:tcMar>
+                  <w:vAlign w:val="center"/>
+                </w:tcPr>
+                <w:p>
+                  <w:pPr>
+                    <w:jc w:val="center"/>
+                    <w:pBdr>
+                      <w:bottom w:val="none" w:sz="0" w:space="0" w:color="000000"/>
+                      <w:top w:val="none" w:sz="0" w:space="0" w:color="000000"/>
+                      <w:left w:val="none" w:sz="0" w:space="0" w:color="000000"/>
+                      <w:right w:val="none" w:sz="0" w:space="0" w:color="000000"/>
+                    </w:pBdr>
+                    <w:spacing w:after="20" w:before="20" w:line="240"/>
+                    <w:ind w:left="100" w:right="100" w:firstLine="0" w:firstLineChars="0"/>
+                    <w:rPr>
+                      <w:rFonts w:ascii="Arial" w:hAnsi="Arial" w:eastAsia="Arial" w:cs="Arial"/>
+                      <w:i w:val="false"/>
+                      <w:b w:val="false"/>
+                      <w:u w:val="none"/>
+                      <w:strike w:val="false"/>
+                      <w:sz w:val="20"/>
+                      <w:szCs w:val="20"/>
+                      <w:color w:val="000000"/>
+                    </w:rPr>
+                  </w:pPr>
+                  <w:r xmlns:w="http://schemas.openxmlformats.org/wordprocessingml/2006/main" xmlns:wp="http://schemas.openxmlformats.org/drawingml/2006/wordprocessingDrawing" xmlns:r="http://schemas.openxmlformats.org/officeDocument/2006/relationships" xmlns:w14="http://schemas.microsoft.com/office/word/2010/wordml">
+                    <w:rPr>
+                      <w:rFonts w:ascii="Arial" w:hAnsi="Arial" w:eastAsia="Arial" w:cs="Arial"/>
+                      <w:i w:val="false"/>
+                      <w:b w:val="false"/>
+                      <w:u w:val="none"/>
+                      <w:strike w:val="false"/>
+                      <w:sz w:val="20"/>
+                      <w:szCs w:val="20"/>
+                      <w:color w:val="000000"/>
+                    </w:rPr>
+                    <w:t xml:space="preserve">0.3 (0.1, 0.5)</w:t>
+                  </w:r>
+                </w:p>
+              </w:tc>
+              <w:tc>
+                <w:tcPr>
+                  <w:tcBorders>
+                    <w:bottom w:val="single" w:sz="8" w:space="0" w:color="666666"/>
+                    <w:top w:val="none" w:sz="0" w:space="0" w:color="000000"/>
+                    <w:left w:val="none" w:sz="0" w:space="0" w:color="000000"/>
+                    <w:right w:val="none" w:sz="0" w:space="0" w:color="000000"/>
+                  </w:tcBorders>
+                  <w:shd w:val="clear" w:color="auto" w:fill="FFFFFF"/>
+                  <w:tcMar>
+                    <w:top w:w="0" w:type="dxa"/>
+                    <w:bottom w:w="0" w:type="dxa"/>
+                    <w:left w:w="0" w:type="dxa"/>
+                    <w:right w:w="0" w:type="dxa"/>
+                  </w:tcMar>
+                  <w:vAlign w:val="center"/>
+                </w:tcPr>
+                <w:p>
+                  <w:pPr>
+                    <w:jc w:val="center"/>
+                    <w:pBdr>
+                      <w:bottom w:val="none" w:sz="0" w:space="0" w:color="000000"/>
+                      <w:top w:val="none" w:sz="0" w:space="0" w:color="000000"/>
+                      <w:left w:val="none" w:sz="0" w:space="0" w:color="000000"/>
+                      <w:right w:val="none" w:sz="0" w:space="0" w:color="000000"/>
+                    </w:pBdr>
+                    <w:spacing w:after="20" w:before="20" w:line="240"/>
+                    <w:ind w:left="100" w:right="100" w:firstLine="0" w:firstLineChars="0"/>
+                    <w:rPr>
+                      <w:rFonts w:ascii="Arial" w:hAnsi="Arial" w:eastAsia="Arial" w:cs="Arial"/>
+                      <w:i w:val="false"/>
+                      <w:b w:val="false"/>
+                      <w:u w:val="none"/>
+                      <w:strike w:val="false"/>
+                      <w:sz w:val="20"/>
+                      <w:szCs w:val="20"/>
+                      <w:color w:val="000000"/>
+                    </w:rPr>
+                  </w:pPr>
+                  <w:r xmlns:w="http://schemas.openxmlformats.org/wordprocessingml/2006/main" xmlns:wp="http://schemas.openxmlformats.org/drawingml/2006/wordprocessingDrawing" xmlns:r="http://schemas.openxmlformats.org/officeDocument/2006/relationships" xmlns:w14="http://schemas.microsoft.com/office/word/2010/wordml">
+                    <w:rPr>
+                      <w:rFonts w:ascii="Arial" w:hAnsi="Arial" w:eastAsia="Arial" w:cs="Arial"/>
+                      <w:i w:val="false"/>
+                      <w:b w:val="false"/>
+                      <w:u w:val="none"/>
+                      <w:strike w:val="false"/>
+                      <w:sz w:val="20"/>
+                      <w:szCs w:val="20"/>
+                      <w:color w:val="000000"/>
+                    </w:rPr>
+                    <w:t xml:space="preserve">0.6 (0.3, 1.0)</w:t>
+                  </w:r>
+                </w:p>
+              </w:tc>
+            </w:tr>
+            <w:tr>
+              <w:trPr>
+                <w:trHeight w:val="360" w:hRule="auto"/>
+              </w:trPr>
+              <w:tc>
+                <w:tcPr>
+                  <w:gridSpan w:val="8"/>
+                  <w:tcBorders>
+                    <w:bottom w:val="none" w:sz="0" w:space="0" w:color="000000"/>
+                    <w:top w:val="single" w:sz="8" w:space="0" w:color="666666"/>
+                    <w:left w:val="none" w:sz="0" w:space="0" w:color="000000"/>
+                    <w:right w:val="none" w:sz="0" w:space="0" w:color="000000"/>
+                  </w:tcBorders>
+                  <w:shd w:val="clear" w:color="auto" w:fill="FFFFFF"/>
+                  <w:tcMar>
+                    <w:top w:w="0" w:type="dxa"/>
+                    <w:bottom w:w="0" w:type="dxa"/>
+                    <w:left w:w="0" w:type="dxa"/>
+                    <w:right w:w="0" w:type="dxa"/>
+                  </w:tcMar>
+                  <w:vAlign w:val="center"/>
+                </w:tcPr>
+                <w:p>
+                  <w:pPr>
+                    <w:jc w:val="left"/>
+                    <w:pBdr>
+                      <w:bottom w:val="none" w:sz="0" w:space="0" w:color="000000"/>
+                      <w:top w:val="none" w:sz="0" w:space="0" w:color="000000"/>
+                      <w:left w:val="none" w:sz="0" w:space="0" w:color="000000"/>
+                      <w:right w:val="none" w:sz="0" w:space="0" w:color="000000"/>
+                    </w:pBdr>
+                    <w:spacing w:after="20" w:before="20" w:line="240"/>
+                    <w:ind w:left="100" w:right="100" w:firstLine="0" w:firstLineChars="0"/>
+                    <w:rPr>
+                      <w:rFonts w:ascii="Arial" w:hAnsi="Arial" w:eastAsia="Arial" w:cs="Arial"/>
+                      <w:i w:val="false"/>
+                      <w:b w:val="true"/>
+                      <w:u w:val="none"/>
+                      <w:strike w:val="false"/>
+                      <w:sz w:val="20"/>
+                      <w:szCs w:val="20"/>
+                      <w:color w:val="000000"/>
+                    </w:rPr>
+                  </w:pPr>
+                  <w:r xmlns:w="http://schemas.openxmlformats.org/wordprocessingml/2006/main" xmlns:wp="http://schemas.openxmlformats.org/drawingml/2006/wordprocessingDrawing" xmlns:r="http://schemas.openxmlformats.org/officeDocument/2006/relationships" xmlns:w14="http://schemas.microsoft.com/office/word/2010/wordml">
+                    <w:rPr>
+                      <w:rFonts w:ascii="Arial" w:hAnsi="Arial" w:eastAsia="Arial" w:cs="Arial"/>
+                      <w:i w:val="false"/>
+                      <w:b w:val="true"/>
+                      <w:u w:val="none"/>
+                      <w:strike w:val="false"/>
+                      <w:sz w:val="20"/>
+                      <w:szCs w:val="20"/>
+                      <w:color w:val="000000"/>
+                    </w:rPr>
+                    <w:t xml:space="preserve">Seagrass</w:t>
+                  </w:r>
+                </w:p>
+              </w:tc>
+            </w:tr>
+            <w:tr>
+              <w:trPr>
+                <w:trHeight w:val="360" w:hRule="auto"/>
+              </w:trPr>
+              <w:tc>
+                <w:tcPr>
+                  <w:tcBorders>
+                    <w:bottom w:val="none" w:sz="0" w:space="0" w:color="000000"/>
+                    <w:top w:val="none" w:sz="0" w:space="0" w:color="000000"/>
+                    <w:left w:val="none" w:sz="0" w:space="0" w:color="000000"/>
+                    <w:right w:val="none" w:sz="0" w:space="0" w:color="000000"/>
+                  </w:tcBorders>
+                  <w:shd w:val="clear" w:color="auto" w:fill="FFFFFF"/>
+                  <w:tcMar>
+                    <w:top w:w="0" w:type="dxa"/>
+                    <w:bottom w:w="0" w:type="dxa"/>
+                    <w:left w:w="0" w:type="dxa"/>
+                    <w:right w:w="0" w:type="dxa"/>
+                  </w:tcMar>
+                  <w:vAlign w:val="center"/>
+                </w:tcPr>
+                <w:p>
+                  <w:pPr>
+                    <w:jc w:val="left"/>
+                    <w:pBdr>
+                      <w:bottom w:val="none" w:sz="0" w:space="0" w:color="000000"/>
+                      <w:top w:val="none" w:sz="0" w:space="0" w:color="000000"/>
+                      <w:left w:val="none" w:sz="0" w:space="0" w:color="000000"/>
+                      <w:right w:val="none" w:sz="0" w:space="0" w:color="000000"/>
+                    </w:pBdr>
+                    <w:spacing w:after="20" w:before="20" w:line="240"/>
+                    <w:ind w:left="100" w:right="100" w:firstLine="0" w:firstLineChars="0"/>
+                    <w:rPr>
+                      <w:rFonts w:ascii="Arial" w:hAnsi="Arial" w:eastAsia="Arial" w:cs="Arial"/>
+                      <w:i w:val="true"/>
+                      <w:b w:val="false"/>
+                      <w:u w:val="none"/>
+                      <w:strike w:val="false"/>
+                      <w:sz w:val="20"/>
+                      <w:szCs w:val="20"/>
+                      <w:color w:val="000000"/>
+                    </w:rPr>
+                  </w:pPr>
+                  <w:r xmlns:w="http://schemas.openxmlformats.org/wordprocessingml/2006/main" xmlns:wp="http://schemas.openxmlformats.org/drawingml/2006/wordprocessingDrawing" xmlns:r="http://schemas.openxmlformats.org/officeDocument/2006/relationships" xmlns:w14="http://schemas.microsoft.com/office/word/2010/wordml">
+                    <w:rPr>
+                      <w:rFonts w:ascii="Arial" w:hAnsi="Arial" w:eastAsia="Arial" w:cs="Arial"/>
+                      <w:i w:val="true"/>
+                      <w:b w:val="false"/>
+                      <w:u w:val="none"/>
+                      <w:strike w:val="false"/>
+                      <w:sz w:val="20"/>
+                      <w:szCs w:val="20"/>
+                      <w:color w:val="000000"/>
+                    </w:rPr>
+                    <w:t xml:space="preserve">Halodule</w:t>
+                  </w:r>
+                </w:p>
+              </w:tc>
+              <w:tc>
+                <w:tcPr>
+                  <w:tcBorders>
+                    <w:bottom w:val="none" w:sz="0" w:space="0" w:color="000000"/>
+                    <w:top w:val="none" w:sz="0" w:space="0" w:color="000000"/>
+                    <w:left w:val="none" w:sz="0" w:space="0" w:color="000000"/>
+                    <w:right w:val="none" w:sz="0" w:space="0" w:color="000000"/>
+                  </w:tcBorders>
+                  <w:shd w:val="clear" w:color="auto" w:fill="FFFFFF"/>
+                  <w:tcMar>
+                    <w:top w:w="0" w:type="dxa"/>
+                    <w:bottom w:w="0" w:type="dxa"/>
+                    <w:left w:w="0" w:type="dxa"/>
+                    <w:right w:w="0" w:type="dxa"/>
+                  </w:tcMar>
+                  <w:vAlign w:val="center"/>
+                </w:tcPr>
+                <w:p>
+                  <w:pPr>
+                    <w:jc w:val="center"/>
+                    <w:pBdr>
+                      <w:bottom w:val="none" w:sz="0" w:space="0" w:color="000000"/>
+                      <w:top w:val="none" w:sz="0" w:space="0" w:color="000000"/>
+                      <w:left w:val="none" w:sz="0" w:space="0" w:color="000000"/>
+                      <w:right w:val="none" w:sz="0" w:space="0" w:color="000000"/>
+                    </w:pBdr>
+                    <w:spacing w:after="20" w:before="20" w:line="240"/>
+                    <w:ind w:left="100" w:right="100" w:firstLine="0" w:firstLineChars="0"/>
+                    <w:rPr>
+                      <w:rFonts w:ascii="Arial" w:hAnsi="Arial" w:eastAsia="Arial" w:cs="Arial"/>
+                      <w:i w:val="true"/>
+                      <w:b w:val="false"/>
+                      <w:u w:val="none"/>
+                      <w:strike w:val="false"/>
+                      <w:sz w:val="20"/>
+                      <w:szCs w:val="20"/>
+                      <w:color w:val="000000"/>
+                    </w:rPr>
+                  </w:pPr>
+                  <w:r xmlns:w="http://schemas.openxmlformats.org/wordprocessingml/2006/main" xmlns:wp="http://schemas.openxmlformats.org/drawingml/2006/wordprocessingDrawing" xmlns:r="http://schemas.openxmlformats.org/officeDocument/2006/relationships" xmlns:w14="http://schemas.microsoft.com/office/word/2010/wordml">
+                    <w:rPr>
+                      <w:rFonts w:ascii="Arial" w:hAnsi="Arial" w:eastAsia="Arial" w:cs="Arial"/>
+                      <w:i w:val="true"/>
+                      <w:b w:val="false"/>
+                      <w:u w:val="none"/>
+                      <w:strike w:val="false"/>
+                      <w:sz w:val="20"/>
+                      <w:szCs w:val="20"/>
+                      <w:color w:val="000000"/>
+                    </w:rPr>
+                    <w:t xml:space="preserve">4</w:t>
+                  </w:r>
+                </w:p>
+              </w:tc>
+              <w:tc>
+                <w:tcPr>
+                  <w:tcBorders>
+                    <w:bottom w:val="none" w:sz="0" w:space="0" w:color="000000"/>
+                    <w:top w:val="none" w:sz="0" w:space="0" w:color="000000"/>
+                    <w:left w:val="none" w:sz="0" w:space="0" w:color="000000"/>
+                    <w:right w:val="none" w:sz="0" w:space="0" w:color="000000"/>
+                  </w:tcBorders>
+                  <w:shd w:val="clear" w:color="auto" w:fill="FFFFFF"/>
+                  <w:tcMar>
+                    <w:top w:w="0" w:type="dxa"/>
+                    <w:bottom w:w="0" w:type="dxa"/>
+                    <w:left w:w="0" w:type="dxa"/>
+                    <w:right w:w="0" w:type="dxa"/>
+                  </w:tcMar>
+                  <w:vAlign w:val="center"/>
+                </w:tcPr>
+                <w:p>
+                  <w:pPr>
+                    <w:jc w:val="center"/>
+                    <w:pBdr>
+                      <w:bottom w:val="none" w:sz="0" w:space="0" w:color="000000"/>
+                      <w:top w:val="none" w:sz="0" w:space="0" w:color="000000"/>
+                      <w:left w:val="none" w:sz="0" w:space="0" w:color="000000"/>
+                      <w:right w:val="none" w:sz="0" w:space="0" w:color="000000"/>
+                    </w:pBdr>
+                    <w:spacing w:after="20" w:before="20" w:line="240"/>
+                    <w:ind w:left="100" w:right="100" w:firstLine="0" w:firstLineChars="0"/>
+                    <w:rPr>
+                      <w:rFonts w:ascii="Arial" w:hAnsi="Arial" w:eastAsia="Arial" w:cs="Arial"/>
+                      <w:i w:val="true"/>
+                      <w:b w:val="false"/>
+                      <w:u w:val="none"/>
+                      <w:strike w:val="false"/>
+                      <w:sz w:val="20"/>
+                      <w:szCs w:val="20"/>
+                      <w:color w:val="000000"/>
+                    </w:rPr>
+                  </w:pPr>
+                  <w:r xmlns:w="http://schemas.openxmlformats.org/wordprocessingml/2006/main" xmlns:wp="http://schemas.openxmlformats.org/drawingml/2006/wordprocessingDrawing" xmlns:r="http://schemas.openxmlformats.org/officeDocument/2006/relationships" xmlns:w14="http://schemas.microsoft.com/office/word/2010/wordml">
+                    <w:rPr>
+                      <w:rFonts w:ascii="Arial" w:hAnsi="Arial" w:eastAsia="Arial" w:cs="Arial"/>
+                      <w:i w:val="true"/>
+                      <w:b w:val="false"/>
+                      <w:u w:val="none"/>
+                      <w:strike w:val="false"/>
+                      <w:sz w:val="20"/>
+                      <w:szCs w:val="20"/>
+                      <w:color w:val="000000"/>
+                    </w:rPr>
+                    <w:t xml:space="preserve">4</w:t>
+                  </w:r>
+                </w:p>
+              </w:tc>
+              <w:tc>
+                <w:tcPr>
+                  <w:tcBorders>
+                    <w:bottom w:val="none" w:sz="0" w:space="0" w:color="000000"/>
+                    <w:top w:val="none" w:sz="0" w:space="0" w:color="000000"/>
+                    <w:left w:val="none" w:sz="0" w:space="0" w:color="000000"/>
+                    <w:right w:val="none" w:sz="0" w:space="0" w:color="000000"/>
+                  </w:tcBorders>
+                  <w:shd w:val="clear" w:color="auto" w:fill="FFFFFF"/>
+                  <w:tcMar>
+                    <w:top w:w="0" w:type="dxa"/>
+                    <w:bottom w:w="0" w:type="dxa"/>
+                    <w:left w:w="0" w:type="dxa"/>
+                    <w:right w:w="0" w:type="dxa"/>
+                  </w:tcMar>
+                  <w:vAlign w:val="center"/>
+                </w:tcPr>
+                <w:p>
+                  <w:pPr>
+                    <w:jc w:val="center"/>
+                    <w:pBdr>
+                      <w:bottom w:val="none" w:sz="0" w:space="0" w:color="000000"/>
+                      <w:top w:val="none" w:sz="0" w:space="0" w:color="000000"/>
+                      <w:left w:val="none" w:sz="0" w:space="0" w:color="000000"/>
+                      <w:right w:val="none" w:sz="0" w:space="0" w:color="000000"/>
+                    </w:pBdr>
+                    <w:spacing w:after="20" w:before="20" w:line="240"/>
+                    <w:ind w:left="100" w:right="100" w:firstLine="0" w:firstLineChars="0"/>
+                    <w:rPr>
+                      <w:rFonts w:ascii="Arial" w:hAnsi="Arial" w:eastAsia="Arial" w:cs="Arial"/>
+                      <w:i w:val="true"/>
+                      <w:b w:val="false"/>
+                      <w:u w:val="none"/>
+                      <w:strike w:val="false"/>
+                      <w:sz w:val="20"/>
+                      <w:szCs w:val="20"/>
+                      <w:color w:val="000000"/>
+                    </w:rPr>
+                  </w:pPr>
+                  <w:r xmlns:w="http://schemas.openxmlformats.org/wordprocessingml/2006/main" xmlns:wp="http://schemas.openxmlformats.org/drawingml/2006/wordprocessingDrawing" xmlns:r="http://schemas.openxmlformats.org/officeDocument/2006/relationships" xmlns:w14="http://schemas.microsoft.com/office/word/2010/wordml">
+                    <w:rPr>
+                      <w:rFonts w:ascii="Arial" w:hAnsi="Arial" w:eastAsia="Arial" w:cs="Arial"/>
+                      <w:i w:val="true"/>
+                      <w:b w:val="false"/>
+                      <w:u w:val="none"/>
+                      <w:strike w:val="false"/>
+                      <w:sz w:val="20"/>
+                      <w:szCs w:val="20"/>
+                      <w:color w:val="000000"/>
+                    </w:rPr>
+                    <w:t xml:space="preserve">4</w:t>
+                  </w:r>
+                </w:p>
+              </w:tc>
+              <w:tc>
+                <w:tcPr>
+                  <w:tcBorders>
+                    <w:bottom w:val="none" w:sz="0" w:space="0" w:color="000000"/>
+                    <w:top w:val="none" w:sz="0" w:space="0" w:color="000000"/>
+                    <w:left w:val="none" w:sz="0" w:space="0" w:color="000000"/>
+                    <w:right w:val="none" w:sz="0" w:space="0" w:color="000000"/>
+                  </w:tcBorders>
+                  <w:shd w:val="clear" w:color="auto" w:fill="FFFFFF"/>
+                  <w:tcMar>
+                    <w:top w:w="0" w:type="dxa"/>
+                    <w:bottom w:w="0" w:type="dxa"/>
+                    <w:left w:w="0" w:type="dxa"/>
+                    <w:right w:w="0" w:type="dxa"/>
+                  </w:tcMar>
+                  <w:vAlign w:val="center"/>
+                </w:tcPr>
+                <w:p>
+                  <w:pPr>
+                    <w:jc w:val="center"/>
+                    <w:pBdr>
+                      <w:bottom w:val="none" w:sz="0" w:space="0" w:color="000000"/>
+                      <w:top w:val="none" w:sz="0" w:space="0" w:color="000000"/>
+                      <w:left w:val="none" w:sz="0" w:space="0" w:color="000000"/>
+                      <w:right w:val="none" w:sz="0" w:space="0" w:color="000000"/>
+                    </w:pBdr>
+                    <w:spacing w:after="20" w:before="20" w:line="240"/>
+                    <w:ind w:left="100" w:right="100" w:firstLine="0" w:firstLineChars="0"/>
+                    <w:rPr>
+                      <w:rFonts w:ascii="Arial" w:hAnsi="Arial" w:eastAsia="Arial" w:cs="Arial"/>
+                      <w:i w:val="true"/>
+                      <w:b w:val="false"/>
+                      <w:u w:val="none"/>
+                      <w:strike w:val="false"/>
+                      <w:sz w:val="20"/>
+                      <w:szCs w:val="20"/>
+                      <w:color w:val="000000"/>
+                    </w:rPr>
+                  </w:pPr>
+                  <w:r xmlns:w="http://schemas.openxmlformats.org/wordprocessingml/2006/main" xmlns:wp="http://schemas.openxmlformats.org/drawingml/2006/wordprocessingDrawing" xmlns:r="http://schemas.openxmlformats.org/officeDocument/2006/relationships" xmlns:w14="http://schemas.microsoft.com/office/word/2010/wordml">
+                    <w:rPr>
+                      <w:rFonts w:ascii="Arial" w:hAnsi="Arial" w:eastAsia="Arial" w:cs="Arial"/>
+                      <w:i w:val="true"/>
+                      <w:b w:val="false"/>
+                      <w:u w:val="none"/>
+                      <w:strike w:val="false"/>
+                      <w:sz w:val="20"/>
+                      <w:szCs w:val="20"/>
+                      <w:color w:val="000000"/>
+                    </w:rPr>
+                    <w:t xml:space="preserve">6</w:t>
+                  </w:r>
+                </w:p>
+              </w:tc>
+              <w:tc>
+                <w:tcPr>
+                  <w:tcBorders>
+                    <w:bottom w:val="none" w:sz="0" w:space="0" w:color="000000"/>
+                    <w:top w:val="none" w:sz="0" w:space="0" w:color="000000"/>
+                    <w:left w:val="none" w:sz="0" w:space="0" w:color="000000"/>
+                    <w:right w:val="none" w:sz="0" w:space="0" w:color="000000"/>
+                  </w:tcBorders>
+                  <w:shd w:val="clear" w:color="auto" w:fill="FFFFFF"/>
+                  <w:tcMar>
+                    <w:top w:w="0" w:type="dxa"/>
+                    <w:bottom w:w="0" w:type="dxa"/>
+                    <w:left w:w="0" w:type="dxa"/>
+                    <w:right w:w="0" w:type="dxa"/>
+                  </w:tcMar>
+                  <w:vAlign w:val="center"/>
+                </w:tcPr>
+                <w:p>
+                  <w:pPr>
+                    <w:jc w:val="center"/>
+                    <w:pBdr>
+                      <w:bottom w:val="none" w:sz="0" w:space="0" w:color="000000"/>
+                      <w:top w:val="none" w:sz="0" w:space="0" w:color="000000"/>
+                      <w:left w:val="none" w:sz="0" w:space="0" w:color="000000"/>
+                      <w:right w:val="none" w:sz="0" w:space="0" w:color="000000"/>
+                    </w:pBdr>
+                    <w:spacing w:after="20" w:before="20" w:line="240"/>
+                    <w:ind w:left="100" w:right="100" w:firstLine="0" w:firstLineChars="0"/>
+                    <w:rPr>
+                      <w:rFonts w:ascii="Arial" w:hAnsi="Arial" w:eastAsia="Arial" w:cs="Arial"/>
+                      <w:i w:val="true"/>
+                      <w:b w:val="false"/>
+                      <w:u w:val="none"/>
+                      <w:strike w:val="false"/>
+                      <w:sz w:val="20"/>
+                      <w:szCs w:val="20"/>
+                      <w:color w:val="000000"/>
+                    </w:rPr>
+                  </w:pPr>
+                  <w:r xmlns:w="http://schemas.openxmlformats.org/wordprocessingml/2006/main" xmlns:wp="http://schemas.openxmlformats.org/drawingml/2006/wordprocessingDrawing" xmlns:r="http://schemas.openxmlformats.org/officeDocument/2006/relationships" xmlns:w14="http://schemas.microsoft.com/office/word/2010/wordml">
+                    <w:rPr>
+                      <w:rFonts w:ascii="Arial" w:hAnsi="Arial" w:eastAsia="Arial" w:cs="Arial"/>
+                      <w:i w:val="true"/>
+                      <w:b w:val="false"/>
+                      <w:u w:val="none"/>
+                      <w:strike w:val="false"/>
+                      <w:sz w:val="20"/>
+                      <w:szCs w:val="20"/>
+                      <w:color w:val="000000"/>
+                    </w:rPr>
+                    <w:t xml:space="preserve">5</w:t>
+                  </w:r>
+                </w:p>
+              </w:tc>
+              <w:tc>
+                <w:tcPr>
+                  <w:tcBorders>
+                    <w:bottom w:val="none" w:sz="0" w:space="0" w:color="000000"/>
+                    <w:top w:val="none" w:sz="0" w:space="0" w:color="000000"/>
+                    <w:left w:val="none" w:sz="0" w:space="0" w:color="000000"/>
+                    <w:right w:val="none" w:sz="0" w:space="0" w:color="000000"/>
+                  </w:tcBorders>
+                  <w:shd w:val="clear" w:color="auto" w:fill="FFFFFF"/>
+                  <w:tcMar>
+                    <w:top w:w="0" w:type="dxa"/>
+                    <w:bottom w:w="0" w:type="dxa"/>
+                    <w:left w:w="0" w:type="dxa"/>
+                    <w:right w:w="0" w:type="dxa"/>
+                  </w:tcMar>
+                  <w:vAlign w:val="center"/>
+                </w:tcPr>
+                <w:p>
+                  <w:pPr>
+                    <w:jc w:val="center"/>
+                    <w:pBdr>
+                      <w:bottom w:val="none" w:sz="0" w:space="0" w:color="000000"/>
+                      <w:top w:val="none" w:sz="0" w:space="0" w:color="000000"/>
+                      <w:left w:val="none" w:sz="0" w:space="0" w:color="000000"/>
+                      <w:right w:val="none" w:sz="0" w:space="0" w:color="000000"/>
+                    </w:pBdr>
+                    <w:spacing w:after="20" w:before="20" w:line="240"/>
+                    <w:ind w:left="100" w:right="100" w:firstLine="0" w:firstLineChars="0"/>
+                    <w:rPr>
+                      <w:rFonts w:ascii="Arial" w:hAnsi="Arial" w:eastAsia="Arial" w:cs="Arial"/>
+                      <w:i w:val="true"/>
+                      <w:b w:val="false"/>
+                      <w:u w:val="none"/>
+                      <w:strike w:val="false"/>
+                      <w:sz w:val="20"/>
+                      <w:szCs w:val="20"/>
+                      <w:color w:val="000000"/>
+                    </w:rPr>
+                  </w:pPr>
+                  <w:r xmlns:w="http://schemas.openxmlformats.org/wordprocessingml/2006/main" xmlns:wp="http://schemas.openxmlformats.org/drawingml/2006/wordprocessingDrawing" xmlns:r="http://schemas.openxmlformats.org/officeDocument/2006/relationships" xmlns:w14="http://schemas.microsoft.com/office/word/2010/wordml">
+                    <w:rPr>
+                      <w:rFonts w:ascii="Arial" w:hAnsi="Arial" w:eastAsia="Arial" w:cs="Arial"/>
+                      <w:i w:val="true"/>
+                      <w:b w:val="false"/>
+                      <w:u w:val="none"/>
+                      <w:strike w:val="false"/>
+                      <w:sz w:val="20"/>
+                      <w:szCs w:val="20"/>
+                      <w:color w:val="000000"/>
+                    </w:rPr>
+                    <w:t xml:space="preserve">4</w:t>
+                  </w:r>
+                </w:p>
+              </w:tc>
+              <w:tc>
+                <w:tcPr>
+                  <w:tcBorders>
+                    <w:bottom w:val="none" w:sz="0" w:space="0" w:color="000000"/>
+                    <w:top w:val="none" w:sz="0" w:space="0" w:color="000000"/>
+                    <w:left w:val="none" w:sz="0" w:space="0" w:color="000000"/>
+                    <w:right w:val="none" w:sz="0" w:space="0" w:color="000000"/>
+                  </w:tcBorders>
+                  <w:shd w:val="clear" w:color="auto" w:fill="FFFFFF"/>
+                  <w:tcMar>
+                    <w:top w:w="0" w:type="dxa"/>
+                    <w:bottom w:w="0" w:type="dxa"/>
+                    <w:left w:w="0" w:type="dxa"/>
+                    <w:right w:w="0" w:type="dxa"/>
+                  </w:tcMar>
+                  <w:vAlign w:val="center"/>
+                </w:tcPr>
+                <w:p>
+                  <w:pPr>
+                    <w:jc w:val="center"/>
+                    <w:pBdr>
+                      <w:bottom w:val="none" w:sz="0" w:space="0" w:color="000000"/>
+                      <w:top w:val="none" w:sz="0" w:space="0" w:color="000000"/>
+                      <w:left w:val="none" w:sz="0" w:space="0" w:color="000000"/>
+                      <w:right w:val="none" w:sz="0" w:space="0" w:color="000000"/>
+                    </w:pBdr>
+                    <w:spacing w:after="20" w:before="20" w:line="240"/>
+                    <w:ind w:left="100" w:right="100" w:firstLine="0" w:firstLineChars="0"/>
+                    <w:rPr>
+                      <w:rFonts w:ascii="Arial" w:hAnsi="Arial" w:eastAsia="Arial" w:cs="Arial"/>
+                      <w:i w:val="true"/>
+                      <w:b w:val="false"/>
+                      <w:u w:val="none"/>
+                      <w:strike w:val="false"/>
+                      <w:sz w:val="20"/>
+                      <w:szCs w:val="20"/>
+                      <w:color w:val="000000"/>
+                    </w:rPr>
+                  </w:pPr>
+                  <w:r xmlns:w="http://schemas.openxmlformats.org/wordprocessingml/2006/main" xmlns:wp="http://schemas.openxmlformats.org/drawingml/2006/wordprocessingDrawing" xmlns:r="http://schemas.openxmlformats.org/officeDocument/2006/relationships" xmlns:w14="http://schemas.microsoft.com/office/word/2010/wordml">
+                    <w:rPr>
+                      <w:rFonts w:ascii="Arial" w:hAnsi="Arial" w:eastAsia="Arial" w:cs="Arial"/>
+                      <w:i w:val="true"/>
+                      <w:b w:val="false"/>
+                      <w:u w:val="none"/>
+                      <w:strike w:val="false"/>
+                      <w:sz w:val="20"/>
+                      <w:szCs w:val="20"/>
+                      <w:color w:val="000000"/>
+                    </w:rPr>
+                    <w:t xml:space="preserve">6</w:t>
+                  </w:r>
+                </w:p>
+              </w:tc>
+            </w:tr>
+            <w:tr>
+              <w:trPr>
+                <w:trHeight w:val="360" w:hRule="auto"/>
+              </w:trPr>
+              <w:tc>
+                <w:tcPr>
+                  <w:tcBorders>
+                    <w:bottom w:val="none" w:sz="0" w:space="0" w:color="000000"/>
+                    <w:top w:val="none" w:sz="0" w:space="0" w:color="000000"/>
+                    <w:left w:val="none" w:sz="0" w:space="0" w:color="000000"/>
+                    <w:right w:val="none" w:sz="0" w:space="0" w:color="000000"/>
+                  </w:tcBorders>
+                  <w:shd w:val="clear" w:color="auto" w:fill="FFFFFF"/>
+                  <w:tcMar>
+                    <w:top w:w="0" w:type="dxa"/>
+                    <w:bottom w:w="0" w:type="dxa"/>
+                    <w:left w:w="0" w:type="dxa"/>
+                    <w:right w:w="0" w:type="dxa"/>
+                  </w:tcMar>
+                  <w:vAlign w:val="center"/>
+                </w:tcPr>
+                <w:p>
+                  <w:pPr>
+                    <w:jc w:val="left"/>
+                    <w:pBdr>
+                      <w:bottom w:val="none" w:sz="0" w:space="0" w:color="000000"/>
+                      <w:top w:val="none" w:sz="0" w:space="0" w:color="000000"/>
+                      <w:left w:val="none" w:sz="0" w:space="0" w:color="000000"/>
+                      <w:right w:val="none" w:sz="0" w:space="0" w:color="000000"/>
+                    </w:pBdr>
+                    <w:spacing w:after="20" w:before="20" w:line="240"/>
+                    <w:ind w:left="100" w:right="100" w:firstLine="0" w:firstLineChars="0"/>
+                    <w:rPr>
+                      <w:rFonts w:ascii="Arial" w:hAnsi="Arial" w:eastAsia="Arial" w:cs="Arial"/>
+                      <w:i w:val="true"/>
+                      <w:b w:val="false"/>
+                      <w:u w:val="none"/>
+                      <w:strike w:val="false"/>
+                      <w:sz w:val="20"/>
+                      <w:szCs w:val="20"/>
+                      <w:color w:val="000000"/>
+                    </w:rPr>
+                  </w:pPr>
+                  <w:r xmlns:w="http://schemas.openxmlformats.org/wordprocessingml/2006/main" xmlns:wp="http://schemas.openxmlformats.org/drawingml/2006/wordprocessingDrawing" xmlns:r="http://schemas.openxmlformats.org/officeDocument/2006/relationships" xmlns:w14="http://schemas.microsoft.com/office/word/2010/wordml">
+                    <w:rPr>
+                      <w:rFonts w:ascii="Arial" w:hAnsi="Arial" w:eastAsia="Arial" w:cs="Arial"/>
+                      <w:i w:val="true"/>
+                      <w:b w:val="false"/>
+                      <w:u w:val="none"/>
+                      <w:strike w:val="false"/>
+                      <w:sz w:val="20"/>
+                      <w:szCs w:val="20"/>
+                      <w:color w:val="000000"/>
+                    </w:rPr>
+                    <w:t xml:space="preserve">Ruppia</w:t>
+                  </w:r>
+                </w:p>
+              </w:tc>
+              <w:tc>
+                <w:tcPr>
+                  <w:tcBorders>
+                    <w:bottom w:val="none" w:sz="0" w:space="0" w:color="000000"/>
+                    <w:top w:val="none" w:sz="0" w:space="0" w:color="000000"/>
+                    <w:left w:val="none" w:sz="0" w:space="0" w:color="000000"/>
+                    <w:right w:val="none" w:sz="0" w:space="0" w:color="000000"/>
+                  </w:tcBorders>
+                  <w:shd w:val="clear" w:color="auto" w:fill="FFFFFF"/>
+                  <w:tcMar>
+                    <w:top w:w="0" w:type="dxa"/>
+                    <w:bottom w:w="0" w:type="dxa"/>
+                    <w:left w:w="0" w:type="dxa"/>
+                    <w:right w:w="0" w:type="dxa"/>
+                  </w:tcMar>
+                  <w:vAlign w:val="center"/>
+                </w:tcPr>
+                <w:p>
+                  <w:pPr>
+                    <w:jc w:val="center"/>
+                    <w:pBdr>
+                      <w:bottom w:val="none" w:sz="0" w:space="0" w:color="000000"/>
+                      <w:top w:val="none" w:sz="0" w:space="0" w:color="000000"/>
+                      <w:left w:val="none" w:sz="0" w:space="0" w:color="000000"/>
+                      <w:right w:val="none" w:sz="0" w:space="0" w:color="000000"/>
+                    </w:pBdr>
+                    <w:spacing w:after="20" w:before="20" w:line="240"/>
+                    <w:ind w:left="100" w:right="100" w:firstLine="0" w:firstLineChars="0"/>
+                    <w:rPr>
+                      <w:rFonts w:ascii="Arial" w:hAnsi="Arial" w:eastAsia="Arial" w:cs="Arial"/>
+                      <w:i w:val="true"/>
+                      <w:b w:val="false"/>
+                      <w:u w:val="none"/>
+                      <w:strike w:val="false"/>
+                      <w:sz w:val="20"/>
+                      <w:szCs w:val="20"/>
+                      <w:color w:val="000000"/>
+                    </w:rPr>
+                  </w:pPr>
+                  <w:r xmlns:w="http://schemas.openxmlformats.org/wordprocessingml/2006/main" xmlns:wp="http://schemas.openxmlformats.org/drawingml/2006/wordprocessingDrawing" xmlns:r="http://schemas.openxmlformats.org/officeDocument/2006/relationships" xmlns:w14="http://schemas.microsoft.com/office/word/2010/wordml">
+                    <w:rPr>
+                      <w:rFonts w:ascii="Arial" w:hAnsi="Arial" w:eastAsia="Arial" w:cs="Arial"/>
+                      <w:i w:val="true"/>
+                      <w:b w:val="false"/>
+                      <w:u w:val="none"/>
+                      <w:strike w:val="false"/>
+                      <w:sz w:val="20"/>
+                      <w:szCs w:val="20"/>
+                      <w:color w:val="000000"/>
+                    </w:rPr>
+                    <w:t xml:space="preserve">-</w:t>
+                  </w:r>
+                </w:p>
+              </w:tc>
+              <w:tc>
+                <w:tcPr>
+                  <w:tcBorders>
+                    <w:bottom w:val="none" w:sz="0" w:space="0" w:color="000000"/>
+                    <w:top w:val="none" w:sz="0" w:space="0" w:color="000000"/>
+                    <w:left w:val="none" w:sz="0" w:space="0" w:color="000000"/>
+                    <w:right w:val="none" w:sz="0" w:space="0" w:color="000000"/>
+                  </w:tcBorders>
+                  <w:shd w:val="clear" w:color="auto" w:fill="FFFFFF"/>
+                  <w:tcMar>
+                    <w:top w:w="0" w:type="dxa"/>
+                    <w:bottom w:w="0" w:type="dxa"/>
+                    <w:left w:w="0" w:type="dxa"/>
+                    <w:right w:w="0" w:type="dxa"/>
+                  </w:tcMar>
+                  <w:vAlign w:val="center"/>
+                </w:tcPr>
+                <w:p>
+                  <w:pPr>
+                    <w:jc w:val="center"/>
+                    <w:pBdr>
+                      <w:bottom w:val="none" w:sz="0" w:space="0" w:color="000000"/>
+                      <w:top w:val="none" w:sz="0" w:space="0" w:color="000000"/>
+                      <w:left w:val="none" w:sz="0" w:space="0" w:color="000000"/>
+                      <w:right w:val="none" w:sz="0" w:space="0" w:color="000000"/>
+                    </w:pBdr>
+                    <w:spacing w:after="20" w:before="20" w:line="240"/>
+                    <w:ind w:left="100" w:right="100" w:firstLine="0" w:firstLineChars="0"/>
+                    <w:rPr>
+                      <w:rFonts w:ascii="Arial" w:hAnsi="Arial" w:eastAsia="Arial" w:cs="Arial"/>
+                      <w:i w:val="true"/>
+                      <w:b w:val="false"/>
+                      <w:u w:val="none"/>
+                      <w:strike w:val="false"/>
+                      <w:sz w:val="20"/>
+                      <w:szCs w:val="20"/>
+                      <w:color w:val="000000"/>
+                    </w:rPr>
+                  </w:pPr>
+                  <w:r xmlns:w="http://schemas.openxmlformats.org/wordprocessingml/2006/main" xmlns:wp="http://schemas.openxmlformats.org/drawingml/2006/wordprocessingDrawing" xmlns:r="http://schemas.openxmlformats.org/officeDocument/2006/relationships" xmlns:w14="http://schemas.microsoft.com/office/word/2010/wordml">
+                    <w:rPr>
+                      <w:rFonts w:ascii="Arial" w:hAnsi="Arial" w:eastAsia="Arial" w:cs="Arial"/>
+                      <w:i w:val="true"/>
+                      <w:b w:val="false"/>
+                      <w:u w:val="none"/>
+                      <w:strike w:val="false"/>
+                      <w:sz w:val="20"/>
+                      <w:szCs w:val="20"/>
+                      <w:color w:val="000000"/>
+                    </w:rPr>
+                    <w:t xml:space="preserve">-</w:t>
+                  </w:r>
+                </w:p>
+              </w:tc>
+              <w:tc>
+                <w:tcPr>
+                  <w:tcBorders>
+                    <w:bottom w:val="none" w:sz="0" w:space="0" w:color="000000"/>
+                    <w:top w:val="none" w:sz="0" w:space="0" w:color="000000"/>
+                    <w:left w:val="none" w:sz="0" w:space="0" w:color="000000"/>
+                    <w:right w:val="none" w:sz="0" w:space="0" w:color="000000"/>
+                  </w:tcBorders>
+                  <w:shd w:val="clear" w:color="auto" w:fill="FFFFFF"/>
+                  <w:tcMar>
+                    <w:top w:w="0" w:type="dxa"/>
+                    <w:bottom w:w="0" w:type="dxa"/>
+                    <w:left w:w="0" w:type="dxa"/>
+                    <w:right w:w="0" w:type="dxa"/>
+                  </w:tcMar>
+                  <w:vAlign w:val="center"/>
+                </w:tcPr>
+                <w:p>
+                  <w:pPr>
+                    <w:jc w:val="center"/>
+                    <w:pBdr>
+                      <w:bottom w:val="none" w:sz="0" w:space="0" w:color="000000"/>
+                      <w:top w:val="none" w:sz="0" w:space="0" w:color="000000"/>
+                      <w:left w:val="none" w:sz="0" w:space="0" w:color="000000"/>
+                      <w:right w:val="none" w:sz="0" w:space="0" w:color="000000"/>
+                    </w:pBdr>
+                    <w:spacing w:after="20" w:before="20" w:line="240"/>
+                    <w:ind w:left="100" w:right="100" w:firstLine="0" w:firstLineChars="0"/>
+                    <w:rPr>
+                      <w:rFonts w:ascii="Arial" w:hAnsi="Arial" w:eastAsia="Arial" w:cs="Arial"/>
+                      <w:i w:val="true"/>
+                      <w:b w:val="false"/>
+                      <w:u w:val="none"/>
+                      <w:strike w:val="false"/>
+                      <w:sz w:val="20"/>
+                      <w:szCs w:val="20"/>
+                      <w:color w:val="000000"/>
+                    </w:rPr>
+                  </w:pPr>
+                  <w:r xmlns:w="http://schemas.openxmlformats.org/wordprocessingml/2006/main" xmlns:wp="http://schemas.openxmlformats.org/drawingml/2006/wordprocessingDrawing" xmlns:r="http://schemas.openxmlformats.org/officeDocument/2006/relationships" xmlns:w14="http://schemas.microsoft.com/office/word/2010/wordml">
+                    <w:rPr>
+                      <w:rFonts w:ascii="Arial" w:hAnsi="Arial" w:eastAsia="Arial" w:cs="Arial"/>
+                      <w:i w:val="true"/>
+                      <w:b w:val="false"/>
+                      <w:u w:val="none"/>
+                      <w:strike w:val="false"/>
+                      <w:sz w:val="20"/>
+                      <w:szCs w:val="20"/>
+                      <w:color w:val="000000"/>
+                    </w:rPr>
+                    <w:t xml:space="preserve">-</w:t>
+                  </w:r>
+                </w:p>
+              </w:tc>
+              <w:tc>
+                <w:tcPr>
+                  <w:tcBorders>
+                    <w:bottom w:val="none" w:sz="0" w:space="0" w:color="000000"/>
+                    <w:top w:val="none" w:sz="0" w:space="0" w:color="000000"/>
+                    <w:left w:val="none" w:sz="0" w:space="0" w:color="000000"/>
+                    <w:right w:val="none" w:sz="0" w:space="0" w:color="000000"/>
+                  </w:tcBorders>
+                  <w:shd w:val="clear" w:color="auto" w:fill="FFFFFF"/>
+                  <w:tcMar>
+                    <w:top w:w="0" w:type="dxa"/>
+                    <w:bottom w:w="0" w:type="dxa"/>
+                    <w:left w:w="0" w:type="dxa"/>
+                    <w:right w:w="0" w:type="dxa"/>
+                  </w:tcMar>
+                  <w:vAlign w:val="center"/>
+                </w:tcPr>
+                <w:p>
+                  <w:pPr>
+                    <w:jc w:val="center"/>
+                    <w:pBdr>
+                      <w:bottom w:val="none" w:sz="0" w:space="0" w:color="000000"/>
+                      <w:top w:val="none" w:sz="0" w:space="0" w:color="000000"/>
+                      <w:left w:val="none" w:sz="0" w:space="0" w:color="000000"/>
+                      <w:right w:val="none" w:sz="0" w:space="0" w:color="000000"/>
+                    </w:pBdr>
+                    <w:spacing w:after="20" w:before="20" w:line="240"/>
+                    <w:ind w:left="100" w:right="100" w:firstLine="0" w:firstLineChars="0"/>
+                    <w:rPr>
+                      <w:rFonts w:ascii="Arial" w:hAnsi="Arial" w:eastAsia="Arial" w:cs="Arial"/>
+                      <w:i w:val="true"/>
+                      <w:b w:val="false"/>
+                      <w:u w:val="none"/>
+                      <w:strike w:val="false"/>
+                      <w:sz w:val="20"/>
+                      <w:szCs w:val="20"/>
+                      <w:color w:val="000000"/>
+                    </w:rPr>
+                  </w:pPr>
+                  <w:r xmlns:w="http://schemas.openxmlformats.org/wordprocessingml/2006/main" xmlns:wp="http://schemas.openxmlformats.org/drawingml/2006/wordprocessingDrawing" xmlns:r="http://schemas.openxmlformats.org/officeDocument/2006/relationships" xmlns:w14="http://schemas.microsoft.com/office/word/2010/wordml">
+                    <w:rPr>
+                      <w:rFonts w:ascii="Arial" w:hAnsi="Arial" w:eastAsia="Arial" w:cs="Arial"/>
+                      <w:i w:val="true"/>
+                      <w:b w:val="false"/>
+                      <w:u w:val="none"/>
+                      <w:strike w:val="false"/>
+                      <w:sz w:val="20"/>
+                      <w:szCs w:val="20"/>
+                      <w:color w:val="000000"/>
+                    </w:rPr>
+                    <w:t xml:space="preserve">1</w:t>
+                  </w:r>
+                </w:p>
+              </w:tc>
+              <w:tc>
+                <w:tcPr>
+                  <w:tcBorders>
+                    <w:bottom w:val="none" w:sz="0" w:space="0" w:color="000000"/>
+                    <w:top w:val="none" w:sz="0" w:space="0" w:color="000000"/>
+                    <w:left w:val="none" w:sz="0" w:space="0" w:color="000000"/>
+                    <w:right w:val="none" w:sz="0" w:space="0" w:color="000000"/>
+                  </w:tcBorders>
+                  <w:shd w:val="clear" w:color="auto" w:fill="FFFFFF"/>
+                  <w:tcMar>
+                    <w:top w:w="0" w:type="dxa"/>
+                    <w:bottom w:w="0" w:type="dxa"/>
+                    <w:left w:w="0" w:type="dxa"/>
+                    <w:right w:w="0" w:type="dxa"/>
+                  </w:tcMar>
+                  <w:vAlign w:val="center"/>
+                </w:tcPr>
+                <w:p>
+                  <w:pPr>
+                    <w:jc w:val="center"/>
+                    <w:pBdr>
+                      <w:bottom w:val="none" w:sz="0" w:space="0" w:color="000000"/>
+                      <w:top w:val="none" w:sz="0" w:space="0" w:color="000000"/>
+                      <w:left w:val="none" w:sz="0" w:space="0" w:color="000000"/>
+                      <w:right w:val="none" w:sz="0" w:space="0" w:color="000000"/>
+                    </w:pBdr>
+                    <w:spacing w:after="20" w:before="20" w:line="240"/>
+                    <w:ind w:left="100" w:right="100" w:firstLine="0" w:firstLineChars="0"/>
+                    <w:rPr>
+                      <w:rFonts w:ascii="Arial" w:hAnsi="Arial" w:eastAsia="Arial" w:cs="Arial"/>
+                      <w:i w:val="true"/>
+                      <w:b w:val="false"/>
+                      <w:u w:val="none"/>
+                      <w:strike w:val="false"/>
+                      <w:sz w:val="20"/>
+                      <w:szCs w:val="20"/>
+                      <w:color w:val="000000"/>
+                    </w:rPr>
+                  </w:pPr>
+                  <w:r xmlns:w="http://schemas.openxmlformats.org/wordprocessingml/2006/main" xmlns:wp="http://schemas.openxmlformats.org/drawingml/2006/wordprocessingDrawing" xmlns:r="http://schemas.openxmlformats.org/officeDocument/2006/relationships" xmlns:w14="http://schemas.microsoft.com/office/word/2010/wordml">
+                    <w:rPr>
+                      <w:rFonts w:ascii="Arial" w:hAnsi="Arial" w:eastAsia="Arial" w:cs="Arial"/>
+                      <w:i w:val="true"/>
+                      <w:b w:val="false"/>
+                      <w:u w:val="none"/>
+                      <w:strike w:val="false"/>
+                      <w:sz w:val="20"/>
+                      <w:szCs w:val="20"/>
+                      <w:color w:val="000000"/>
+                    </w:rPr>
+                    <w:t xml:space="preserve">-</w:t>
+                  </w:r>
+                </w:p>
+              </w:tc>
+              <w:tc>
+                <w:tcPr>
+                  <w:tcBorders>
+                    <w:bottom w:val="none" w:sz="0" w:space="0" w:color="000000"/>
+                    <w:top w:val="none" w:sz="0" w:space="0" w:color="000000"/>
+                    <w:left w:val="none" w:sz="0" w:space="0" w:color="000000"/>
+                    <w:right w:val="none" w:sz="0" w:space="0" w:color="000000"/>
+                  </w:tcBorders>
+                  <w:shd w:val="clear" w:color="auto" w:fill="FFFFFF"/>
+                  <w:tcMar>
+                    <w:top w:w="0" w:type="dxa"/>
+                    <w:bottom w:w="0" w:type="dxa"/>
+                    <w:left w:w="0" w:type="dxa"/>
+                    <w:right w:w="0" w:type="dxa"/>
+                  </w:tcMar>
+                  <w:vAlign w:val="center"/>
+                </w:tcPr>
+                <w:p>
+                  <w:pPr>
+                    <w:jc w:val="center"/>
+                    <w:pBdr>
+                      <w:bottom w:val="none" w:sz="0" w:space="0" w:color="000000"/>
+                      <w:top w:val="none" w:sz="0" w:space="0" w:color="000000"/>
+                      <w:left w:val="none" w:sz="0" w:space="0" w:color="000000"/>
+                      <w:right w:val="none" w:sz="0" w:space="0" w:color="000000"/>
+                    </w:pBdr>
+                    <w:spacing w:after="20" w:before="20" w:line="240"/>
+                    <w:ind w:left="100" w:right="100" w:firstLine="0" w:firstLineChars="0"/>
+                    <w:rPr>
+                      <w:rFonts w:ascii="Arial" w:hAnsi="Arial" w:eastAsia="Arial" w:cs="Arial"/>
+                      <w:i w:val="true"/>
+                      <w:b w:val="false"/>
+                      <w:u w:val="none"/>
+                      <w:strike w:val="false"/>
+                      <w:sz w:val="20"/>
+                      <w:szCs w:val="20"/>
+                      <w:color w:val="000000"/>
+                    </w:rPr>
+                  </w:pPr>
+                  <w:r xmlns:w="http://schemas.openxmlformats.org/wordprocessingml/2006/main" xmlns:wp="http://schemas.openxmlformats.org/drawingml/2006/wordprocessingDrawing" xmlns:r="http://schemas.openxmlformats.org/officeDocument/2006/relationships" xmlns:w14="http://schemas.microsoft.com/office/word/2010/wordml">
+                    <w:rPr>
+                      <w:rFonts w:ascii="Arial" w:hAnsi="Arial" w:eastAsia="Arial" w:cs="Arial"/>
+                      <w:i w:val="true"/>
+                      <w:b w:val="false"/>
+                      <w:u w:val="none"/>
+                      <w:strike w:val="false"/>
+                      <w:sz w:val="20"/>
+                      <w:szCs w:val="20"/>
+                      <w:color w:val="000000"/>
+                    </w:rPr>
+                    <w:t xml:space="preserve">-</w:t>
+                  </w:r>
+                </w:p>
+              </w:tc>
+              <w:tc>
+                <w:tcPr>
+                  <w:tcBorders>
+                    <w:bottom w:val="none" w:sz="0" w:space="0" w:color="000000"/>
+                    <w:top w:val="none" w:sz="0" w:space="0" w:color="000000"/>
+                    <w:left w:val="none" w:sz="0" w:space="0" w:color="000000"/>
+                    <w:right w:val="none" w:sz="0" w:space="0" w:color="000000"/>
+                  </w:tcBorders>
+                  <w:shd w:val="clear" w:color="auto" w:fill="FFFFFF"/>
+                  <w:tcMar>
+                    <w:top w:w="0" w:type="dxa"/>
+                    <w:bottom w:w="0" w:type="dxa"/>
+                    <w:left w:w="0" w:type="dxa"/>
+                    <w:right w:w="0" w:type="dxa"/>
+                  </w:tcMar>
+                  <w:vAlign w:val="center"/>
+                </w:tcPr>
+                <w:p>
+                  <w:pPr>
+                    <w:jc w:val="center"/>
+                    <w:pBdr>
+                      <w:bottom w:val="none" w:sz="0" w:space="0" w:color="000000"/>
+                      <w:top w:val="none" w:sz="0" w:space="0" w:color="000000"/>
+                      <w:left w:val="none" w:sz="0" w:space="0" w:color="000000"/>
+                      <w:right w:val="none" w:sz="0" w:space="0" w:color="000000"/>
+                    </w:pBdr>
+                    <w:spacing w:after="20" w:before="20" w:line="240"/>
+                    <w:ind w:left="100" w:right="100" w:firstLine="0" w:firstLineChars="0"/>
+                    <w:rPr>
+                      <w:rFonts w:ascii="Arial" w:hAnsi="Arial" w:eastAsia="Arial" w:cs="Arial"/>
+                      <w:i w:val="true"/>
+                      <w:b w:val="false"/>
+                      <w:u w:val="none"/>
+                      <w:strike w:val="false"/>
+                      <w:sz w:val="20"/>
+                      <w:szCs w:val="20"/>
+                      <w:color w:val="000000"/>
+                    </w:rPr>
+                  </w:pPr>
+                  <w:r xmlns:w="http://schemas.openxmlformats.org/wordprocessingml/2006/main" xmlns:wp="http://schemas.openxmlformats.org/drawingml/2006/wordprocessingDrawing" xmlns:r="http://schemas.openxmlformats.org/officeDocument/2006/relationships" xmlns:w14="http://schemas.microsoft.com/office/word/2010/wordml">
+                    <w:rPr>
+                      <w:rFonts w:ascii="Arial" w:hAnsi="Arial" w:eastAsia="Arial" w:cs="Arial"/>
+                      <w:i w:val="true"/>
+                      <w:b w:val="false"/>
+                      <w:u w:val="none"/>
+                      <w:strike w:val="false"/>
+                      <w:sz w:val="20"/>
+                      <w:szCs w:val="20"/>
+                      <w:color w:val="000000"/>
+                    </w:rPr>
+                    <w:t xml:space="preserve">-</w:t>
+                  </w:r>
+                </w:p>
+              </w:tc>
+            </w:tr>
+            <w:tr>
+              <w:trPr>
+                <w:trHeight w:val="360" w:hRule="auto"/>
+              </w:trPr>
+              <w:tc>
+                <w:tcPr>
+                  <w:tcBorders>
+                    <w:bottom w:val="none" w:sz="0" w:space="0" w:color="000000"/>
+                    <w:top w:val="none" w:sz="0" w:space="0" w:color="000000"/>
+                    <w:left w:val="none" w:sz="0" w:space="0" w:color="000000"/>
+                    <w:right w:val="none" w:sz="0" w:space="0" w:color="000000"/>
+                  </w:tcBorders>
+                  <w:shd w:val="clear" w:color="auto" w:fill="FFFFFF"/>
+                  <w:tcMar>
+                    <w:top w:w="0" w:type="dxa"/>
+                    <w:bottom w:w="0" w:type="dxa"/>
+                    <w:left w:w="0" w:type="dxa"/>
+                    <w:right w:w="0" w:type="dxa"/>
+                  </w:tcMar>
+                  <w:vAlign w:val="center"/>
+                </w:tcPr>
+                <w:p>
+                  <w:pPr>
+                    <w:jc w:val="left"/>
+                    <w:pBdr>
+                      <w:bottom w:val="none" w:sz="0" w:space="0" w:color="000000"/>
+                      <w:top w:val="none" w:sz="0" w:space="0" w:color="000000"/>
+                      <w:left w:val="none" w:sz="0" w:space="0" w:color="000000"/>
+                      <w:right w:val="none" w:sz="0" w:space="0" w:color="000000"/>
+                    </w:pBdr>
+                    <w:spacing w:after="20" w:before="20" w:line="240"/>
+                    <w:ind w:left="100" w:right="100" w:firstLine="0" w:firstLineChars="0"/>
+                    <w:rPr>
+                      <w:rFonts w:ascii="Arial" w:hAnsi="Arial" w:eastAsia="Arial" w:cs="Arial"/>
+                      <w:i w:val="true"/>
+                      <w:b w:val="false"/>
+                      <w:u w:val="none"/>
+                      <w:strike w:val="false"/>
+                      <w:sz w:val="20"/>
+                      <w:szCs w:val="20"/>
+                      <w:color w:val="000000"/>
+                    </w:rPr>
+                  </w:pPr>
+                  <w:r xmlns:w="http://schemas.openxmlformats.org/wordprocessingml/2006/main" xmlns:wp="http://schemas.openxmlformats.org/drawingml/2006/wordprocessingDrawing" xmlns:r="http://schemas.openxmlformats.org/officeDocument/2006/relationships" xmlns:w14="http://schemas.microsoft.com/office/word/2010/wordml">
+                    <w:rPr>
+                      <w:rFonts w:ascii="Arial" w:hAnsi="Arial" w:eastAsia="Arial" w:cs="Arial"/>
+                      <w:i w:val="true"/>
+                      <w:b w:val="false"/>
+                      <w:u w:val="none"/>
+                      <w:strike w:val="false"/>
+                      <w:sz w:val="20"/>
+                      <w:szCs w:val="20"/>
+                      <w:color w:val="000000"/>
+                    </w:rPr>
+                    <w:t xml:space="preserve">Syringodium</w:t>
+                  </w:r>
+                </w:p>
+              </w:tc>
+              <w:tc>
+                <w:tcPr>
+                  <w:tcBorders>
+                    <w:bottom w:val="none" w:sz="0" w:space="0" w:color="000000"/>
+                    <w:top w:val="none" w:sz="0" w:space="0" w:color="000000"/>
+                    <w:left w:val="none" w:sz="0" w:space="0" w:color="000000"/>
+                    <w:right w:val="none" w:sz="0" w:space="0" w:color="000000"/>
+                  </w:tcBorders>
+                  <w:shd w:val="clear" w:color="auto" w:fill="FFFFFF"/>
+                  <w:tcMar>
+                    <w:top w:w="0" w:type="dxa"/>
+                    <w:bottom w:w="0" w:type="dxa"/>
+                    <w:left w:w="0" w:type="dxa"/>
+                    <w:right w:w="0" w:type="dxa"/>
+                  </w:tcMar>
+                  <w:vAlign w:val="center"/>
+                </w:tcPr>
+                <w:p>
+                  <w:pPr>
+                    <w:jc w:val="center"/>
+                    <w:pBdr>
+                      <w:bottom w:val="none" w:sz="0" w:space="0" w:color="000000"/>
+                      <w:top w:val="none" w:sz="0" w:space="0" w:color="000000"/>
+                      <w:left w:val="none" w:sz="0" w:space="0" w:color="000000"/>
+                      <w:right w:val="none" w:sz="0" w:space="0" w:color="000000"/>
+                    </w:pBdr>
+                    <w:spacing w:after="20" w:before="20" w:line="240"/>
+                    <w:ind w:left="100" w:right="100" w:firstLine="0" w:firstLineChars="0"/>
+                    <w:rPr>
+                      <w:rFonts w:ascii="Arial" w:hAnsi="Arial" w:eastAsia="Arial" w:cs="Arial"/>
+                      <w:i w:val="true"/>
+                      <w:b w:val="false"/>
+                      <w:u w:val="none"/>
+                      <w:strike w:val="false"/>
+                      <w:sz w:val="20"/>
+                      <w:szCs w:val="20"/>
+                      <w:color w:val="000000"/>
+                    </w:rPr>
+                  </w:pPr>
+                  <w:r xmlns:w="http://schemas.openxmlformats.org/wordprocessingml/2006/main" xmlns:wp="http://schemas.openxmlformats.org/drawingml/2006/wordprocessingDrawing" xmlns:r="http://schemas.openxmlformats.org/officeDocument/2006/relationships" xmlns:w14="http://schemas.microsoft.com/office/word/2010/wordml">
+                    <w:rPr>
+                      <w:rFonts w:ascii="Arial" w:hAnsi="Arial" w:eastAsia="Arial" w:cs="Arial"/>
+                      <w:i w:val="true"/>
+                      <w:b w:val="false"/>
+                      <w:u w:val="none"/>
+                      <w:strike w:val="false"/>
+                      <w:sz w:val="20"/>
+                      <w:szCs w:val="20"/>
+                      <w:color w:val="000000"/>
+                    </w:rPr>
+                    <w:t xml:space="preserve">2</w:t>
+                  </w:r>
+                </w:p>
+              </w:tc>
+              <w:tc>
+                <w:tcPr>
+                  <w:tcBorders>
+                    <w:bottom w:val="none" w:sz="0" w:space="0" w:color="000000"/>
+                    <w:top w:val="none" w:sz="0" w:space="0" w:color="000000"/>
+                    <w:left w:val="none" w:sz="0" w:space="0" w:color="000000"/>
+                    <w:right w:val="none" w:sz="0" w:space="0" w:color="000000"/>
+                  </w:tcBorders>
+                  <w:shd w:val="clear" w:color="auto" w:fill="FFFFFF"/>
+                  <w:tcMar>
+                    <w:top w:w="0" w:type="dxa"/>
+                    <w:bottom w:w="0" w:type="dxa"/>
+                    <w:left w:w="0" w:type="dxa"/>
+                    <w:right w:w="0" w:type="dxa"/>
+                  </w:tcMar>
+                  <w:vAlign w:val="center"/>
+                </w:tcPr>
+                <w:p>
+                  <w:pPr>
+                    <w:jc w:val="center"/>
+                    <w:pBdr>
+                      <w:bottom w:val="none" w:sz="0" w:space="0" w:color="000000"/>
+                      <w:top w:val="none" w:sz="0" w:space="0" w:color="000000"/>
+                      <w:left w:val="none" w:sz="0" w:space="0" w:color="000000"/>
+                      <w:right w:val="none" w:sz="0" w:space="0" w:color="000000"/>
+                    </w:pBdr>
+                    <w:spacing w:after="20" w:before="20" w:line="240"/>
+                    <w:ind w:left="100" w:right="100" w:firstLine="0" w:firstLineChars="0"/>
+                    <w:rPr>
+                      <w:rFonts w:ascii="Arial" w:hAnsi="Arial" w:eastAsia="Arial" w:cs="Arial"/>
+                      <w:i w:val="true"/>
+                      <w:b w:val="false"/>
+                      <w:u w:val="none"/>
+                      <w:strike w:val="false"/>
+                      <w:sz w:val="20"/>
+                      <w:szCs w:val="20"/>
+                      <w:color w:val="000000"/>
+                    </w:rPr>
+                  </w:pPr>
+                  <w:r xmlns:w="http://schemas.openxmlformats.org/wordprocessingml/2006/main" xmlns:wp="http://schemas.openxmlformats.org/drawingml/2006/wordprocessingDrawing" xmlns:r="http://schemas.openxmlformats.org/officeDocument/2006/relationships" xmlns:w14="http://schemas.microsoft.com/office/word/2010/wordml">
+                    <w:rPr>
+                      <w:rFonts w:ascii="Arial" w:hAnsi="Arial" w:eastAsia="Arial" w:cs="Arial"/>
+                      <w:i w:val="true"/>
+                      <w:b w:val="false"/>
+                      <w:u w:val="none"/>
+                      <w:strike w:val="false"/>
+                      <w:sz w:val="20"/>
+                      <w:szCs w:val="20"/>
+                      <w:color w:val="000000"/>
+                    </w:rPr>
+                    <w:t xml:space="preserve">2</w:t>
+                  </w:r>
+                </w:p>
+              </w:tc>
+              <w:tc>
+                <w:tcPr>
+                  <w:tcBorders>
+                    <w:bottom w:val="none" w:sz="0" w:space="0" w:color="000000"/>
+                    <w:top w:val="none" w:sz="0" w:space="0" w:color="000000"/>
+                    <w:left w:val="none" w:sz="0" w:space="0" w:color="000000"/>
+                    <w:right w:val="none" w:sz="0" w:space="0" w:color="000000"/>
+                  </w:tcBorders>
+                  <w:shd w:val="clear" w:color="auto" w:fill="FFFFFF"/>
+                  <w:tcMar>
+                    <w:top w:w="0" w:type="dxa"/>
+                    <w:bottom w:w="0" w:type="dxa"/>
+                    <w:left w:w="0" w:type="dxa"/>
+                    <w:right w:w="0" w:type="dxa"/>
+                  </w:tcMar>
+                  <w:vAlign w:val="center"/>
+                </w:tcPr>
+                <w:p>
+                  <w:pPr>
+                    <w:jc w:val="center"/>
+                    <w:pBdr>
+                      <w:bottom w:val="none" w:sz="0" w:space="0" w:color="000000"/>
+                      <w:top w:val="none" w:sz="0" w:space="0" w:color="000000"/>
+                      <w:left w:val="none" w:sz="0" w:space="0" w:color="000000"/>
+                      <w:right w:val="none" w:sz="0" w:space="0" w:color="000000"/>
+                    </w:pBdr>
+                    <w:spacing w:after="20" w:before="20" w:line="240"/>
+                    <w:ind w:left="100" w:right="100" w:firstLine="0" w:firstLineChars="0"/>
+                    <w:rPr>
+                      <w:rFonts w:ascii="Arial" w:hAnsi="Arial" w:eastAsia="Arial" w:cs="Arial"/>
+                      <w:i w:val="true"/>
+                      <w:b w:val="false"/>
+                      <w:u w:val="none"/>
+                      <w:strike w:val="false"/>
+                      <w:sz w:val="20"/>
+                      <w:szCs w:val="20"/>
+                      <w:color w:val="000000"/>
+                    </w:rPr>
+                  </w:pPr>
+                  <w:r xmlns:w="http://schemas.openxmlformats.org/wordprocessingml/2006/main" xmlns:wp="http://schemas.openxmlformats.org/drawingml/2006/wordprocessingDrawing" xmlns:r="http://schemas.openxmlformats.org/officeDocument/2006/relationships" xmlns:w14="http://schemas.microsoft.com/office/word/2010/wordml">
+                    <w:rPr>
+                      <w:rFonts w:ascii="Arial" w:hAnsi="Arial" w:eastAsia="Arial" w:cs="Arial"/>
+                      <w:i w:val="true"/>
+                      <w:b w:val="false"/>
+                      <w:u w:val="none"/>
+                      <w:strike w:val="false"/>
+                      <w:sz w:val="20"/>
+                      <w:szCs w:val="20"/>
+                      <w:color w:val="000000"/>
+                    </w:rPr>
+                    <w:t xml:space="preserve">2</w:t>
+                  </w:r>
+                </w:p>
+              </w:tc>
+              <w:tc>
+                <w:tcPr>
+                  <w:tcBorders>
+                    <w:bottom w:val="none" w:sz="0" w:space="0" w:color="000000"/>
+                    <w:top w:val="none" w:sz="0" w:space="0" w:color="000000"/>
+                    <w:left w:val="none" w:sz="0" w:space="0" w:color="000000"/>
+                    <w:right w:val="none" w:sz="0" w:space="0" w:color="000000"/>
+                  </w:tcBorders>
+                  <w:shd w:val="clear" w:color="auto" w:fill="FFFFFF"/>
+                  <w:tcMar>
+                    <w:top w:w="0" w:type="dxa"/>
+                    <w:bottom w:w="0" w:type="dxa"/>
+                    <w:left w:w="0" w:type="dxa"/>
+                    <w:right w:w="0" w:type="dxa"/>
+                  </w:tcMar>
+                  <w:vAlign w:val="center"/>
+                </w:tcPr>
+                <w:p>
+                  <w:pPr>
+                    <w:jc w:val="center"/>
+                    <w:pBdr>
+                      <w:bottom w:val="none" w:sz="0" w:space="0" w:color="000000"/>
+                      <w:top w:val="none" w:sz="0" w:space="0" w:color="000000"/>
+                      <w:left w:val="none" w:sz="0" w:space="0" w:color="000000"/>
+                      <w:right w:val="none" w:sz="0" w:space="0" w:color="000000"/>
+                    </w:pBdr>
+                    <w:spacing w:after="20" w:before="20" w:line="240"/>
+                    <w:ind w:left="100" w:right="100" w:firstLine="0" w:firstLineChars="0"/>
+                    <w:rPr>
+                      <w:rFonts w:ascii="Arial" w:hAnsi="Arial" w:eastAsia="Arial" w:cs="Arial"/>
+                      <w:i w:val="true"/>
+                      <w:b w:val="false"/>
+                      <w:u w:val="none"/>
+                      <w:strike w:val="false"/>
+                      <w:sz w:val="20"/>
+                      <w:szCs w:val="20"/>
+                      <w:color w:val="000000"/>
+                    </w:rPr>
+                  </w:pPr>
+                  <w:r xmlns:w="http://schemas.openxmlformats.org/wordprocessingml/2006/main" xmlns:wp="http://schemas.openxmlformats.org/drawingml/2006/wordprocessingDrawing" xmlns:r="http://schemas.openxmlformats.org/officeDocument/2006/relationships" xmlns:w14="http://schemas.microsoft.com/office/word/2010/wordml">
+                    <w:rPr>
+                      <w:rFonts w:ascii="Arial" w:hAnsi="Arial" w:eastAsia="Arial" w:cs="Arial"/>
+                      <w:i w:val="true"/>
+                      <w:b w:val="false"/>
+                      <w:u w:val="none"/>
+                      <w:strike w:val="false"/>
+                      <w:sz w:val="20"/>
+                      <w:szCs w:val="20"/>
+                      <w:color w:val="000000"/>
+                    </w:rPr>
+                    <w:t xml:space="preserve">2</w:t>
+                  </w:r>
+                </w:p>
+              </w:tc>
+              <w:tc>
+                <w:tcPr>
+                  <w:tcBorders>
+                    <w:bottom w:val="none" w:sz="0" w:space="0" w:color="000000"/>
+                    <w:top w:val="none" w:sz="0" w:space="0" w:color="000000"/>
+                    <w:left w:val="none" w:sz="0" w:space="0" w:color="000000"/>
+                    <w:right w:val="none" w:sz="0" w:space="0" w:color="000000"/>
+                  </w:tcBorders>
+                  <w:shd w:val="clear" w:color="auto" w:fill="FFFFFF"/>
+                  <w:tcMar>
+                    <w:top w:w="0" w:type="dxa"/>
+                    <w:bottom w:w="0" w:type="dxa"/>
+                    <w:left w:w="0" w:type="dxa"/>
+                    <w:right w:w="0" w:type="dxa"/>
+                  </w:tcMar>
+                  <w:vAlign w:val="center"/>
+                </w:tcPr>
+                <w:p>
+                  <w:pPr>
+                    <w:jc w:val="center"/>
+                    <w:pBdr>
+                      <w:bottom w:val="none" w:sz="0" w:space="0" w:color="000000"/>
+                      <w:top w:val="none" w:sz="0" w:space="0" w:color="000000"/>
+                      <w:left w:val="none" w:sz="0" w:space="0" w:color="000000"/>
+                      <w:right w:val="none" w:sz="0" w:space="0" w:color="000000"/>
+                    </w:pBdr>
+                    <w:spacing w:after="20" w:before="20" w:line="240"/>
+                    <w:ind w:left="100" w:right="100" w:firstLine="0" w:firstLineChars="0"/>
+                    <w:rPr>
+                      <w:rFonts w:ascii="Arial" w:hAnsi="Arial" w:eastAsia="Arial" w:cs="Arial"/>
+                      <w:i w:val="true"/>
+                      <w:b w:val="false"/>
+                      <w:u w:val="none"/>
+                      <w:strike w:val="false"/>
+                      <w:sz w:val="20"/>
+                      <w:szCs w:val="20"/>
+                      <w:color w:val="000000"/>
+                    </w:rPr>
+                  </w:pPr>
+                  <w:r xmlns:w="http://schemas.openxmlformats.org/wordprocessingml/2006/main" xmlns:wp="http://schemas.openxmlformats.org/drawingml/2006/wordprocessingDrawing" xmlns:r="http://schemas.openxmlformats.org/officeDocument/2006/relationships" xmlns:w14="http://schemas.microsoft.com/office/word/2010/wordml">
+                    <w:rPr>
+                      <w:rFonts w:ascii="Arial" w:hAnsi="Arial" w:eastAsia="Arial" w:cs="Arial"/>
+                      <w:i w:val="true"/>
+                      <w:b w:val="false"/>
+                      <w:u w:val="none"/>
+                      <w:strike w:val="false"/>
+                      <w:sz w:val="20"/>
+                      <w:szCs w:val="20"/>
+                      <w:color w:val="000000"/>
+                    </w:rPr>
+                    <w:t xml:space="preserve">2</w:t>
+                  </w:r>
+                </w:p>
+              </w:tc>
+              <w:tc>
+                <w:tcPr>
+                  <w:tcBorders>
+                    <w:bottom w:val="none" w:sz="0" w:space="0" w:color="000000"/>
+                    <w:top w:val="none" w:sz="0" w:space="0" w:color="000000"/>
+                    <w:left w:val="none" w:sz="0" w:space="0" w:color="000000"/>
+                    <w:right w:val="none" w:sz="0" w:space="0" w:color="000000"/>
+                  </w:tcBorders>
+                  <w:shd w:val="clear" w:color="auto" w:fill="FFFFFF"/>
+                  <w:tcMar>
+                    <w:top w:w="0" w:type="dxa"/>
+                    <w:bottom w:w="0" w:type="dxa"/>
+                    <w:left w:w="0" w:type="dxa"/>
+                    <w:right w:w="0" w:type="dxa"/>
+                  </w:tcMar>
+                  <w:vAlign w:val="center"/>
+                </w:tcPr>
+                <w:p>
+                  <w:pPr>
+                    <w:jc w:val="center"/>
+                    <w:pBdr>
+                      <w:bottom w:val="none" w:sz="0" w:space="0" w:color="000000"/>
+                      <w:top w:val="none" w:sz="0" w:space="0" w:color="000000"/>
+                      <w:left w:val="none" w:sz="0" w:space="0" w:color="000000"/>
+                      <w:right w:val="none" w:sz="0" w:space="0" w:color="000000"/>
+                    </w:pBdr>
+                    <w:spacing w:after="20" w:before="20" w:line="240"/>
+                    <w:ind w:left="100" w:right="100" w:firstLine="0" w:firstLineChars="0"/>
+                    <w:rPr>
+                      <w:rFonts w:ascii="Arial" w:hAnsi="Arial" w:eastAsia="Arial" w:cs="Arial"/>
+                      <w:i w:val="true"/>
+                      <w:b w:val="false"/>
+                      <w:u w:val="none"/>
+                      <w:strike w:val="false"/>
+                      <w:sz w:val="20"/>
+                      <w:szCs w:val="20"/>
+                      <w:color w:val="000000"/>
+                    </w:rPr>
+                  </w:pPr>
+                  <w:r xmlns:w="http://schemas.openxmlformats.org/wordprocessingml/2006/main" xmlns:wp="http://schemas.openxmlformats.org/drawingml/2006/wordprocessingDrawing" xmlns:r="http://schemas.openxmlformats.org/officeDocument/2006/relationships" xmlns:w14="http://schemas.microsoft.com/office/word/2010/wordml">
+                    <w:rPr>
+                      <w:rFonts w:ascii="Arial" w:hAnsi="Arial" w:eastAsia="Arial" w:cs="Arial"/>
+                      <w:i w:val="true"/>
+                      <w:b w:val="false"/>
+                      <w:u w:val="none"/>
+                      <w:strike w:val="false"/>
+                      <w:sz w:val="20"/>
+                      <w:szCs w:val="20"/>
+                      <w:color w:val="000000"/>
+                    </w:rPr>
+                    <w:t xml:space="preserve">2</w:t>
+                  </w:r>
+                </w:p>
+              </w:tc>
+              <w:tc>
+                <w:tcPr>
+                  <w:tcBorders>
+                    <w:bottom w:val="none" w:sz="0" w:space="0" w:color="000000"/>
+                    <w:top w:val="none" w:sz="0" w:space="0" w:color="000000"/>
+                    <w:left w:val="none" w:sz="0" w:space="0" w:color="000000"/>
+                    <w:right w:val="none" w:sz="0" w:space="0" w:color="000000"/>
+                  </w:tcBorders>
+                  <w:shd w:val="clear" w:color="auto" w:fill="FFFFFF"/>
+                  <w:tcMar>
+                    <w:top w:w="0" w:type="dxa"/>
+                    <w:bottom w:w="0" w:type="dxa"/>
+                    <w:left w:w="0" w:type="dxa"/>
+                    <w:right w:w="0" w:type="dxa"/>
+                  </w:tcMar>
+                  <w:vAlign w:val="center"/>
+                </w:tcPr>
+                <w:p>
+                  <w:pPr>
+                    <w:jc w:val="center"/>
+                    <w:pBdr>
+                      <w:bottom w:val="none" w:sz="0" w:space="0" w:color="000000"/>
+                      <w:top w:val="none" w:sz="0" w:space="0" w:color="000000"/>
+                      <w:left w:val="none" w:sz="0" w:space="0" w:color="000000"/>
+                      <w:right w:val="none" w:sz="0" w:space="0" w:color="000000"/>
+                    </w:pBdr>
+                    <w:spacing w:after="20" w:before="20" w:line="240"/>
+                    <w:ind w:left="100" w:right="100" w:firstLine="0" w:firstLineChars="0"/>
+                    <w:rPr>
+                      <w:rFonts w:ascii="Arial" w:hAnsi="Arial" w:eastAsia="Arial" w:cs="Arial"/>
+                      <w:i w:val="true"/>
+                      <w:b w:val="false"/>
+                      <w:u w:val="none"/>
+                      <w:strike w:val="false"/>
+                      <w:sz w:val="20"/>
+                      <w:szCs w:val="20"/>
+                      <w:color w:val="000000"/>
+                    </w:rPr>
+                  </w:pPr>
+                  <w:r xmlns:w="http://schemas.openxmlformats.org/wordprocessingml/2006/main" xmlns:wp="http://schemas.openxmlformats.org/drawingml/2006/wordprocessingDrawing" xmlns:r="http://schemas.openxmlformats.org/officeDocument/2006/relationships" xmlns:w14="http://schemas.microsoft.com/office/word/2010/wordml">
+                    <w:rPr>
+                      <w:rFonts w:ascii="Arial" w:hAnsi="Arial" w:eastAsia="Arial" w:cs="Arial"/>
+                      <w:i w:val="true"/>
+                      <w:b w:val="false"/>
+                      <w:u w:val="none"/>
+                      <w:strike w:val="false"/>
+                      <w:sz w:val="20"/>
+                      <w:szCs w:val="20"/>
+                      <w:color w:val="000000"/>
+                    </w:rPr>
+                    <w:t xml:space="preserve">2</w:t>
+                  </w:r>
+                </w:p>
+              </w:tc>
+            </w:tr>
+            <w:tr>
+              <w:trPr>
+                <w:trHeight w:val="360" w:hRule="auto"/>
+              </w:trPr>
+              <w:tc>
+                <w:tcPr>
+                  <w:tcBorders>
+                    <w:bottom w:val="single" w:sz="8" w:space="0" w:color="666666"/>
+                    <w:top w:val="none" w:sz="0" w:space="0" w:color="000000"/>
+                    <w:left w:val="none" w:sz="0" w:space="0" w:color="000000"/>
+                    <w:right w:val="none" w:sz="0" w:space="0" w:color="000000"/>
+                  </w:tcBorders>
+                  <w:shd w:val="clear" w:color="auto" w:fill="FFFFFF"/>
+                  <w:tcMar>
+                    <w:top w:w="0" w:type="dxa"/>
+                    <w:bottom w:w="0" w:type="dxa"/>
+                    <w:left w:w="0" w:type="dxa"/>
+                    <w:right w:w="0" w:type="dxa"/>
+                  </w:tcMar>
+                  <w:vAlign w:val="center"/>
+                </w:tcPr>
+                <w:p>
+                  <w:pPr>
+                    <w:jc w:val="left"/>
+                    <w:pBdr>
+                      <w:bottom w:val="none" w:sz="0" w:space="0" w:color="000000"/>
+                      <w:top w:val="none" w:sz="0" w:space="0" w:color="000000"/>
+                      <w:left w:val="none" w:sz="0" w:space="0" w:color="000000"/>
+                      <w:right w:val="none" w:sz="0" w:space="0" w:color="000000"/>
+                    </w:pBdr>
+                    <w:spacing w:after="20" w:before="20" w:line="240"/>
+                    <w:ind w:left="100" w:right="100" w:firstLine="0" w:firstLineChars="0"/>
+                    <w:rPr>
+                      <w:rFonts w:ascii="Arial" w:hAnsi="Arial" w:eastAsia="Arial" w:cs="Arial"/>
+                      <w:i w:val="true"/>
+                      <w:b w:val="false"/>
+                      <w:u w:val="none"/>
+                      <w:strike w:val="false"/>
+                      <w:sz w:val="20"/>
+                      <w:szCs w:val="20"/>
+                      <w:color w:val="000000"/>
+                    </w:rPr>
+                  </w:pPr>
+                  <w:r xmlns:w="http://schemas.openxmlformats.org/wordprocessingml/2006/main" xmlns:wp="http://schemas.openxmlformats.org/drawingml/2006/wordprocessingDrawing" xmlns:r="http://schemas.openxmlformats.org/officeDocument/2006/relationships" xmlns:w14="http://schemas.microsoft.com/office/word/2010/wordml">
+                    <w:rPr>
+                      <w:rFonts w:ascii="Arial" w:hAnsi="Arial" w:eastAsia="Arial" w:cs="Arial"/>
+                      <w:i w:val="true"/>
+                      <w:b w:val="false"/>
+                      <w:u w:val="none"/>
+                      <w:strike w:val="false"/>
+                      <w:sz w:val="20"/>
+                      <w:szCs w:val="20"/>
+                      <w:color w:val="000000"/>
+                    </w:rPr>
+                    <w:t xml:space="preserve">Thalassia</w:t>
+                  </w:r>
+                </w:p>
+              </w:tc>
+              <w:tc>
+                <w:tcPr>
+                  <w:tcBorders>
+                    <w:bottom w:val="single" w:sz="8" w:space="0" w:color="666666"/>
+                    <w:top w:val="none" w:sz="0" w:space="0" w:color="000000"/>
+                    <w:left w:val="none" w:sz="0" w:space="0" w:color="000000"/>
+                    <w:right w:val="none" w:sz="0" w:space="0" w:color="000000"/>
+                  </w:tcBorders>
+                  <w:shd w:val="clear" w:color="auto" w:fill="FFFFFF"/>
+                  <w:tcMar>
+                    <w:top w:w="0" w:type="dxa"/>
+                    <w:bottom w:w="0" w:type="dxa"/>
+                    <w:left w:w="0" w:type="dxa"/>
+                    <w:right w:w="0" w:type="dxa"/>
+                  </w:tcMar>
+                  <w:vAlign w:val="center"/>
+                </w:tcPr>
+                <w:p>
+                  <w:pPr>
+                    <w:jc w:val="center"/>
+                    <w:pBdr>
+                      <w:bottom w:val="none" w:sz="0" w:space="0" w:color="000000"/>
+                      <w:top w:val="none" w:sz="0" w:space="0" w:color="000000"/>
+                      <w:left w:val="none" w:sz="0" w:space="0" w:color="000000"/>
+                      <w:right w:val="none" w:sz="0" w:space="0" w:color="000000"/>
+                    </w:pBdr>
+                    <w:spacing w:after="20" w:before="20" w:line="240"/>
+                    <w:ind w:left="100" w:right="100" w:firstLine="0" w:firstLineChars="0"/>
+                    <w:rPr>
+                      <w:rFonts w:ascii="Arial" w:hAnsi="Arial" w:eastAsia="Arial" w:cs="Arial"/>
+                      <w:i w:val="true"/>
+                      <w:b w:val="false"/>
+                      <w:u w:val="none"/>
+                      <w:strike w:val="false"/>
+                      <w:sz w:val="20"/>
+                      <w:szCs w:val="20"/>
+                      <w:color w:val="000000"/>
+                    </w:rPr>
+                  </w:pPr>
+                  <w:r xmlns:w="http://schemas.openxmlformats.org/wordprocessingml/2006/main" xmlns:wp="http://schemas.openxmlformats.org/drawingml/2006/wordprocessingDrawing" xmlns:r="http://schemas.openxmlformats.org/officeDocument/2006/relationships" xmlns:w14="http://schemas.microsoft.com/office/word/2010/wordml">
+                    <w:rPr>
+                      <w:rFonts w:ascii="Arial" w:hAnsi="Arial" w:eastAsia="Arial" w:cs="Arial"/>
+                      <w:i w:val="true"/>
+                      <w:b w:val="false"/>
+                      <w:u w:val="none"/>
+                      <w:strike w:val="false"/>
+                      <w:sz w:val="20"/>
+                      <w:szCs w:val="20"/>
+                      <w:color w:val="000000"/>
+                    </w:rPr>
+                    <w:t xml:space="preserve">4</w:t>
+                  </w:r>
+                </w:p>
+              </w:tc>
+              <w:tc>
+                <w:tcPr>
+                  <w:tcBorders>
+                    <w:bottom w:val="single" w:sz="8" w:space="0" w:color="666666"/>
+                    <w:top w:val="none" w:sz="0" w:space="0" w:color="000000"/>
+                    <w:left w:val="none" w:sz="0" w:space="0" w:color="000000"/>
+                    <w:right w:val="none" w:sz="0" w:space="0" w:color="000000"/>
+                  </w:tcBorders>
+                  <w:shd w:val="clear" w:color="auto" w:fill="FFFFFF"/>
+                  <w:tcMar>
+                    <w:top w:w="0" w:type="dxa"/>
+                    <w:bottom w:w="0" w:type="dxa"/>
+                    <w:left w:w="0" w:type="dxa"/>
+                    <w:right w:w="0" w:type="dxa"/>
+                  </w:tcMar>
+                  <w:vAlign w:val="center"/>
+                </w:tcPr>
+                <w:p>
+                  <w:pPr>
+                    <w:jc w:val="center"/>
+                    <w:pBdr>
+                      <w:bottom w:val="none" w:sz="0" w:space="0" w:color="000000"/>
+                      <w:top w:val="none" w:sz="0" w:space="0" w:color="000000"/>
+                      <w:left w:val="none" w:sz="0" w:space="0" w:color="000000"/>
+                      <w:right w:val="none" w:sz="0" w:space="0" w:color="000000"/>
+                    </w:pBdr>
+                    <w:spacing w:after="20" w:before="20" w:line="240"/>
+                    <w:ind w:left="100" w:right="100" w:firstLine="0" w:firstLineChars="0"/>
+                    <w:rPr>
+                      <w:rFonts w:ascii="Arial" w:hAnsi="Arial" w:eastAsia="Arial" w:cs="Arial"/>
+                      <w:i w:val="true"/>
+                      <w:b w:val="false"/>
+                      <w:u w:val="none"/>
+                      <w:strike w:val="false"/>
+                      <w:sz w:val="20"/>
+                      <w:szCs w:val="20"/>
+                      <w:color w:val="000000"/>
+                    </w:rPr>
+                  </w:pPr>
+                  <w:r xmlns:w="http://schemas.openxmlformats.org/wordprocessingml/2006/main" xmlns:wp="http://schemas.openxmlformats.org/drawingml/2006/wordprocessingDrawing" xmlns:r="http://schemas.openxmlformats.org/officeDocument/2006/relationships" xmlns:w14="http://schemas.microsoft.com/office/word/2010/wordml">
+                    <w:rPr>
+                      <w:rFonts w:ascii="Arial" w:hAnsi="Arial" w:eastAsia="Arial" w:cs="Arial"/>
+                      <w:i w:val="true"/>
+                      <w:b w:val="false"/>
+                      <w:u w:val="none"/>
+                      <w:strike w:val="false"/>
+                      <w:sz w:val="20"/>
+                      <w:szCs w:val="20"/>
+                      <w:color w:val="000000"/>
+                    </w:rPr>
+                    <w:t xml:space="preserve">4</w:t>
+                  </w:r>
+                </w:p>
+              </w:tc>
+              <w:tc>
+                <w:tcPr>
+                  <w:tcBorders>
+                    <w:bottom w:val="single" w:sz="8" w:space="0" w:color="666666"/>
+                    <w:top w:val="none" w:sz="0" w:space="0" w:color="000000"/>
+                    <w:left w:val="none" w:sz="0" w:space="0" w:color="000000"/>
+                    <w:right w:val="none" w:sz="0" w:space="0" w:color="000000"/>
+                  </w:tcBorders>
+                  <w:shd w:val="clear" w:color="auto" w:fill="FFFFFF"/>
+                  <w:tcMar>
+                    <w:top w:w="0" w:type="dxa"/>
+                    <w:bottom w:w="0" w:type="dxa"/>
+                    <w:left w:w="0" w:type="dxa"/>
+                    <w:right w:w="0" w:type="dxa"/>
+                  </w:tcMar>
+                  <w:vAlign w:val="center"/>
+                </w:tcPr>
+                <w:p>
+                  <w:pPr>
+                    <w:jc w:val="center"/>
+                    <w:pBdr>
+                      <w:bottom w:val="none" w:sz="0" w:space="0" w:color="000000"/>
+                      <w:top w:val="none" w:sz="0" w:space="0" w:color="000000"/>
+                      <w:left w:val="none" w:sz="0" w:space="0" w:color="000000"/>
+                      <w:right w:val="none" w:sz="0" w:space="0" w:color="000000"/>
+                    </w:pBdr>
+                    <w:spacing w:after="20" w:before="20" w:line="240"/>
+                    <w:ind w:left="100" w:right="100" w:firstLine="0" w:firstLineChars="0"/>
+                    <w:rPr>
+                      <w:rFonts w:ascii="Arial" w:hAnsi="Arial" w:eastAsia="Arial" w:cs="Arial"/>
+                      <w:i w:val="true"/>
+                      <w:b w:val="false"/>
+                      <w:u w:val="none"/>
+                      <w:strike w:val="false"/>
+                      <w:sz w:val="20"/>
+                      <w:szCs w:val="20"/>
+                      <w:color w:val="000000"/>
+                    </w:rPr>
+                  </w:pPr>
+                  <w:r xmlns:w="http://schemas.openxmlformats.org/wordprocessingml/2006/main" xmlns:wp="http://schemas.openxmlformats.org/drawingml/2006/wordprocessingDrawing" xmlns:r="http://schemas.openxmlformats.org/officeDocument/2006/relationships" xmlns:w14="http://schemas.microsoft.com/office/word/2010/wordml">
+                    <w:rPr>
+                      <w:rFonts w:ascii="Arial" w:hAnsi="Arial" w:eastAsia="Arial" w:cs="Arial"/>
+                      <w:i w:val="true"/>
+                      <w:b w:val="false"/>
+                      <w:u w:val="none"/>
+                      <w:strike w:val="false"/>
+                      <w:sz w:val="20"/>
+                      <w:szCs w:val="20"/>
+                      <w:color w:val="000000"/>
+                    </w:rPr>
+                    <w:t xml:space="preserve">4</w:t>
+                  </w:r>
+                </w:p>
+              </w:tc>
+              <w:tc>
+                <w:tcPr>
+                  <w:tcBorders>
+                    <w:bottom w:val="single" w:sz="8" w:space="0" w:color="666666"/>
+                    <w:top w:val="none" w:sz="0" w:space="0" w:color="000000"/>
+                    <w:left w:val="none" w:sz="0" w:space="0" w:color="000000"/>
+                    <w:right w:val="none" w:sz="0" w:space="0" w:color="000000"/>
+                  </w:tcBorders>
+                  <w:shd w:val="clear" w:color="auto" w:fill="FFFFFF"/>
+                  <w:tcMar>
+                    <w:top w:w="0" w:type="dxa"/>
+                    <w:bottom w:w="0" w:type="dxa"/>
+                    <w:left w:w="0" w:type="dxa"/>
+                    <w:right w:w="0" w:type="dxa"/>
+                  </w:tcMar>
+                  <w:vAlign w:val="center"/>
+                </w:tcPr>
+                <w:p>
+                  <w:pPr>
+                    <w:jc w:val="center"/>
+                    <w:pBdr>
+                      <w:bottom w:val="none" w:sz="0" w:space="0" w:color="000000"/>
+                      <w:top w:val="none" w:sz="0" w:space="0" w:color="000000"/>
+                      <w:left w:val="none" w:sz="0" w:space="0" w:color="000000"/>
+                      <w:right w:val="none" w:sz="0" w:space="0" w:color="000000"/>
+                    </w:pBdr>
+                    <w:spacing w:after="20" w:before="20" w:line="240"/>
+                    <w:ind w:left="100" w:right="100" w:firstLine="0" w:firstLineChars="0"/>
+                    <w:rPr>
+                      <w:rFonts w:ascii="Arial" w:hAnsi="Arial" w:eastAsia="Arial" w:cs="Arial"/>
+                      <w:i w:val="true"/>
+                      <w:b w:val="false"/>
+                      <w:u w:val="none"/>
+                      <w:strike w:val="false"/>
+                      <w:sz w:val="20"/>
+                      <w:szCs w:val="20"/>
+                      <w:color w:val="000000"/>
+                    </w:rPr>
+                  </w:pPr>
+                  <w:r xmlns:w="http://schemas.openxmlformats.org/wordprocessingml/2006/main" xmlns:wp="http://schemas.openxmlformats.org/drawingml/2006/wordprocessingDrawing" xmlns:r="http://schemas.openxmlformats.org/officeDocument/2006/relationships" xmlns:w14="http://schemas.microsoft.com/office/word/2010/wordml">
+                    <w:rPr>
+                      <w:rFonts w:ascii="Arial" w:hAnsi="Arial" w:eastAsia="Arial" w:cs="Arial"/>
+                      <w:i w:val="true"/>
+                      <w:b w:val="false"/>
+                      <w:u w:val="none"/>
+                      <w:strike w:val="false"/>
+                      <w:sz w:val="20"/>
+                      <w:szCs w:val="20"/>
+                      <w:color w:val="000000"/>
+                    </w:rPr>
+                    <w:t xml:space="preserve">2</w:t>
+                  </w:r>
+                </w:p>
+              </w:tc>
+              <w:tc>
+                <w:tcPr>
+                  <w:tcBorders>
+                    <w:bottom w:val="single" w:sz="8" w:space="0" w:color="666666"/>
+                    <w:top w:val="none" w:sz="0" w:space="0" w:color="000000"/>
+                    <w:left w:val="none" w:sz="0" w:space="0" w:color="000000"/>
+                    <w:right w:val="none" w:sz="0" w:space="0" w:color="000000"/>
+                  </w:tcBorders>
+                  <w:shd w:val="clear" w:color="auto" w:fill="FFFFFF"/>
+                  <w:tcMar>
+                    <w:top w:w="0" w:type="dxa"/>
+                    <w:bottom w:w="0" w:type="dxa"/>
+                    <w:left w:w="0" w:type="dxa"/>
+                    <w:right w:w="0" w:type="dxa"/>
+                  </w:tcMar>
+                  <w:vAlign w:val="center"/>
+                </w:tcPr>
+                <w:p>
+                  <w:pPr>
+                    <w:jc w:val="center"/>
+                    <w:pBdr>
+                      <w:bottom w:val="none" w:sz="0" w:space="0" w:color="000000"/>
+                      <w:top w:val="none" w:sz="0" w:space="0" w:color="000000"/>
+                      <w:left w:val="none" w:sz="0" w:space="0" w:color="000000"/>
+                      <w:right w:val="none" w:sz="0" w:space="0" w:color="000000"/>
+                    </w:pBdr>
+                    <w:spacing w:after="20" w:before="20" w:line="240"/>
+                    <w:ind w:left="100" w:right="100" w:firstLine="0" w:firstLineChars="0"/>
+                    <w:rPr>
+                      <w:rFonts w:ascii="Arial" w:hAnsi="Arial" w:eastAsia="Arial" w:cs="Arial"/>
+                      <w:i w:val="true"/>
+                      <w:b w:val="false"/>
+                      <w:u w:val="none"/>
+                      <w:strike w:val="false"/>
+                      <w:sz w:val="20"/>
+                      <w:szCs w:val="20"/>
+                      <w:color w:val="000000"/>
+                    </w:rPr>
+                  </w:pPr>
+                  <w:r xmlns:w="http://schemas.openxmlformats.org/wordprocessingml/2006/main" xmlns:wp="http://schemas.openxmlformats.org/drawingml/2006/wordprocessingDrawing" xmlns:r="http://schemas.openxmlformats.org/officeDocument/2006/relationships" xmlns:w14="http://schemas.microsoft.com/office/word/2010/wordml">
+                    <w:rPr>
+                      <w:rFonts w:ascii="Arial" w:hAnsi="Arial" w:eastAsia="Arial" w:cs="Arial"/>
+                      <w:i w:val="true"/>
+                      <w:b w:val="false"/>
+                      <w:u w:val="none"/>
+                      <w:strike w:val="false"/>
+                      <w:sz w:val="20"/>
+                      <w:szCs w:val="20"/>
+                      <w:color w:val="000000"/>
+                    </w:rPr>
+                    <w:t xml:space="preserve">6</w:t>
+                  </w:r>
+                </w:p>
+              </w:tc>
+              <w:tc>
+                <w:tcPr>
+                  <w:tcBorders>
+                    <w:bottom w:val="single" w:sz="8" w:space="0" w:color="666666"/>
+                    <w:top w:val="none" w:sz="0" w:space="0" w:color="000000"/>
+                    <w:left w:val="none" w:sz="0" w:space="0" w:color="000000"/>
+                    <w:right w:val="none" w:sz="0" w:space="0" w:color="000000"/>
+                  </w:tcBorders>
+                  <w:shd w:val="clear" w:color="auto" w:fill="FFFFFF"/>
+                  <w:tcMar>
+                    <w:top w:w="0" w:type="dxa"/>
+                    <w:bottom w:w="0" w:type="dxa"/>
+                    <w:left w:w="0" w:type="dxa"/>
+                    <w:right w:w="0" w:type="dxa"/>
+                  </w:tcMar>
+                  <w:vAlign w:val="center"/>
+                </w:tcPr>
+                <w:p>
+                  <w:pPr>
+                    <w:jc w:val="center"/>
+                    <w:pBdr>
+                      <w:bottom w:val="none" w:sz="0" w:space="0" w:color="000000"/>
+                      <w:top w:val="none" w:sz="0" w:space="0" w:color="000000"/>
+                      <w:left w:val="none" w:sz="0" w:space="0" w:color="000000"/>
+                      <w:right w:val="none" w:sz="0" w:space="0" w:color="000000"/>
+                    </w:pBdr>
+                    <w:spacing w:after="20" w:before="20" w:line="240"/>
+                    <w:ind w:left="100" w:right="100" w:firstLine="0" w:firstLineChars="0"/>
+                    <w:rPr>
+                      <w:rFonts w:ascii="Arial" w:hAnsi="Arial" w:eastAsia="Arial" w:cs="Arial"/>
+                      <w:i w:val="true"/>
+                      <w:b w:val="false"/>
+                      <w:u w:val="none"/>
+                      <w:strike w:val="false"/>
+                      <w:sz w:val="20"/>
+                      <w:szCs w:val="20"/>
+                      <w:color w:val="000000"/>
+                    </w:rPr>
+                  </w:pPr>
+                  <w:r xmlns:w="http://schemas.openxmlformats.org/wordprocessingml/2006/main" xmlns:wp="http://schemas.openxmlformats.org/drawingml/2006/wordprocessingDrawing" xmlns:r="http://schemas.openxmlformats.org/officeDocument/2006/relationships" xmlns:w14="http://schemas.microsoft.com/office/word/2010/wordml">
+                    <w:rPr>
+                      <w:rFonts w:ascii="Arial" w:hAnsi="Arial" w:eastAsia="Arial" w:cs="Arial"/>
+                      <w:i w:val="true"/>
+                      <w:b w:val="false"/>
+                      <w:u w:val="none"/>
+                      <w:strike w:val="false"/>
+                      <w:sz w:val="20"/>
+                      <w:szCs w:val="20"/>
+                      <w:color w:val="000000"/>
+                    </w:rPr>
+                    <w:t xml:space="preserve">5</w:t>
+                  </w:r>
+                </w:p>
+              </w:tc>
+              <w:tc>
+                <w:tcPr>
+                  <w:tcBorders>
+                    <w:bottom w:val="single" w:sz="8" w:space="0" w:color="666666"/>
+                    <w:top w:val="none" w:sz="0" w:space="0" w:color="000000"/>
+                    <w:left w:val="none" w:sz="0" w:space="0" w:color="000000"/>
+                    <w:right w:val="none" w:sz="0" w:space="0" w:color="000000"/>
+                  </w:tcBorders>
+                  <w:shd w:val="clear" w:color="auto" w:fill="FFFFFF"/>
+                  <w:tcMar>
+                    <w:top w:w="0" w:type="dxa"/>
+                    <w:bottom w:w="0" w:type="dxa"/>
+                    <w:left w:w="0" w:type="dxa"/>
+                    <w:right w:w="0" w:type="dxa"/>
+                  </w:tcMar>
+                  <w:vAlign w:val="center"/>
+                </w:tcPr>
+                <w:p>
+                  <w:pPr>
+                    <w:jc w:val="center"/>
+                    <w:pBdr>
+                      <w:bottom w:val="none" w:sz="0" w:space="0" w:color="000000"/>
+                      <w:top w:val="none" w:sz="0" w:space="0" w:color="000000"/>
+                      <w:left w:val="none" w:sz="0" w:space="0" w:color="000000"/>
+                      <w:right w:val="none" w:sz="0" w:space="0" w:color="000000"/>
+                    </w:pBdr>
+                    <w:spacing w:after="20" w:before="20" w:line="240"/>
+                    <w:ind w:left="100" w:right="100" w:firstLine="0" w:firstLineChars="0"/>
+                    <w:rPr>
+                      <w:rFonts w:ascii="Arial" w:hAnsi="Arial" w:eastAsia="Arial" w:cs="Arial"/>
+                      <w:i w:val="true"/>
+                      <w:b w:val="false"/>
+                      <w:u w:val="none"/>
+                      <w:strike w:val="false"/>
+                      <w:sz w:val="20"/>
+                      <w:szCs w:val="20"/>
+                      <w:color w:val="000000"/>
+                    </w:rPr>
+                  </w:pPr>
+                  <w:r xmlns:w="http://schemas.openxmlformats.org/wordprocessingml/2006/main" xmlns:wp="http://schemas.openxmlformats.org/drawingml/2006/wordprocessingDrawing" xmlns:r="http://schemas.openxmlformats.org/officeDocument/2006/relationships" xmlns:w14="http://schemas.microsoft.com/office/word/2010/wordml">
+                    <w:rPr>
+                      <w:rFonts w:ascii="Arial" w:hAnsi="Arial" w:eastAsia="Arial" w:cs="Arial"/>
+                      <w:i w:val="true"/>
+                      <w:b w:val="false"/>
+                      <w:u w:val="none"/>
+                      <w:strike w:val="false"/>
+                      <w:sz w:val="20"/>
+                      <w:szCs w:val="20"/>
+                      <w:color w:val="000000"/>
+                    </w:rPr>
+                    <w:t xml:space="preserve">5</w:t>
+                  </w:r>
+                </w:p>
+              </w:tc>
+            </w:tr>
+            <w:tr>
+              <w:trPr>
+                <w:trHeight w:val="360" w:hRule="auto"/>
+              </w:trPr>
+              <w:tc>
+                <w:tcPr>
+                  <w:gridSpan w:val="8"/>
+                  <w:tcBorders>
+                    <w:bottom w:val="none" w:sz="0" w:space="0" w:color="000000"/>
+                    <w:top w:val="single" w:sz="8" w:space="0" w:color="666666"/>
+                    <w:left w:val="none" w:sz="0" w:space="0" w:color="000000"/>
+                    <w:right w:val="none" w:sz="0" w:space="0" w:color="000000"/>
+                  </w:tcBorders>
+                  <w:shd w:val="clear" w:color="auto" w:fill="FFFFFF"/>
+                  <w:tcMar>
+                    <w:top w:w="0" w:type="dxa"/>
+                    <w:bottom w:w="0" w:type="dxa"/>
+                    <w:left w:w="0" w:type="dxa"/>
+                    <w:right w:w="0" w:type="dxa"/>
+                  </w:tcMar>
+                  <w:vAlign w:val="center"/>
+                </w:tcPr>
+                <w:p>
+                  <w:pPr>
+                    <w:jc w:val="left"/>
+                    <w:pBdr>
+                      <w:bottom w:val="none" w:sz="0" w:space="0" w:color="000000"/>
+                      <w:top w:val="none" w:sz="0" w:space="0" w:color="000000"/>
+                      <w:left w:val="none" w:sz="0" w:space="0" w:color="000000"/>
+                      <w:right w:val="none" w:sz="0" w:space="0" w:color="000000"/>
+                    </w:pBdr>
+                    <w:spacing w:after="20" w:before="20" w:line="240"/>
+                    <w:ind w:left="100" w:right="100" w:firstLine="0" w:firstLineChars="0"/>
+                    <w:rPr>
+                      <w:rFonts w:ascii="Arial" w:hAnsi="Arial" w:eastAsia="Arial" w:cs="Arial"/>
+                      <w:i w:val="false"/>
+                      <w:b w:val="true"/>
+                      <w:u w:val="none"/>
+                      <w:strike w:val="false"/>
+                      <w:sz w:val="20"/>
+                      <w:szCs w:val="20"/>
+                      <w:color w:val="000000"/>
+                    </w:rPr>
+                  </w:pPr>
+                  <w:r xmlns:w="http://schemas.openxmlformats.org/wordprocessingml/2006/main" xmlns:wp="http://schemas.openxmlformats.org/drawingml/2006/wordprocessingDrawing" xmlns:r="http://schemas.openxmlformats.org/officeDocument/2006/relationships" xmlns:w14="http://schemas.microsoft.com/office/word/2010/wordml">
+                    <w:rPr>
+                      <w:rFonts w:ascii="Arial" w:hAnsi="Arial" w:eastAsia="Arial" w:cs="Arial"/>
+                      <w:i w:val="false"/>
+                      <w:b w:val="true"/>
+                      <w:u w:val="none"/>
+                      <w:strike w:val="false"/>
+                      <w:sz w:val="20"/>
+                      <w:szCs w:val="20"/>
+                      <w:color w:val="000000"/>
+                    </w:rPr>
+                    <w:t xml:space="preserve">Macroalgae</w:t>
+                  </w:r>
+                </w:p>
+              </w:tc>
+            </w:tr>
+            <w:tr>
+              <w:trPr>
+                <w:trHeight w:val="360" w:hRule="auto"/>
+              </w:trPr>
+              <w:tc>
+                <w:tcPr>
+                  <w:tcBorders>
+                    <w:bottom w:val="none" w:sz="0" w:space="0" w:color="000000"/>
+                    <w:top w:val="none" w:sz="0" w:space="0" w:color="000000"/>
+                    <w:left w:val="none" w:sz="0" w:space="0" w:color="000000"/>
+                    <w:right w:val="none" w:sz="0" w:space="0" w:color="000000"/>
+                  </w:tcBorders>
+                  <w:shd w:val="clear" w:color="auto" w:fill="FFFFFF"/>
+                  <w:tcMar>
+                    <w:top w:w="0" w:type="dxa"/>
+                    <w:bottom w:w="0" w:type="dxa"/>
+                    <w:left w:w="0" w:type="dxa"/>
+                    <w:right w:w="0" w:type="dxa"/>
+                  </w:tcMar>
+                  <w:vAlign w:val="center"/>
+                </w:tcPr>
+                <w:p>
+                  <w:pPr>
+                    <w:jc w:val="left"/>
+                    <w:pBdr>
+                      <w:bottom w:val="none" w:sz="0" w:space="0" w:color="000000"/>
+                      <w:top w:val="none" w:sz="0" w:space="0" w:color="000000"/>
+                      <w:left w:val="none" w:sz="0" w:space="0" w:color="000000"/>
+                      <w:right w:val="none" w:sz="0" w:space="0" w:color="000000"/>
+                    </w:pBdr>
+                    <w:spacing w:after="20" w:before="20" w:line="240"/>
+                    <w:ind w:left="100" w:right="100" w:firstLine="0" w:firstLineChars="0"/>
+                    <w:rPr>
+                      <w:rFonts w:ascii="Arial" w:hAnsi="Arial" w:eastAsia="Arial" w:cs="Arial"/>
+                      <w:i w:val="true"/>
+                      <w:b w:val="false"/>
+                      <w:u w:val="none"/>
+                      <w:strike w:val="false"/>
+                      <w:sz w:val="20"/>
+                      <w:szCs w:val="20"/>
+                      <w:color w:val="000000"/>
+                    </w:rPr>
+                  </w:pPr>
+                  <w:r xmlns:w="http://schemas.openxmlformats.org/wordprocessingml/2006/main" xmlns:wp="http://schemas.openxmlformats.org/drawingml/2006/wordprocessingDrawing" xmlns:r="http://schemas.openxmlformats.org/officeDocument/2006/relationships" xmlns:w14="http://schemas.microsoft.com/office/word/2010/wordml">
+                    <w:rPr>
+                      <w:rFonts w:ascii="Arial" w:hAnsi="Arial" w:eastAsia="Arial" w:cs="Arial"/>
+                      <w:i w:val="true"/>
+                      <w:b w:val="false"/>
+                      <w:u w:val="none"/>
+                      <w:strike w:val="false"/>
+                      <w:sz w:val="20"/>
+                      <w:szCs w:val="20"/>
+                      <w:color w:val="000000"/>
+                    </w:rPr>
+                    <w:t xml:space="preserve">CYAN: Lyngbya/Dapis</w:t>
+                  </w:r>
+                </w:p>
+              </w:tc>
+              <w:tc>
+                <w:tcPr>
+                  <w:tcBorders>
+                    <w:bottom w:val="none" w:sz="0" w:space="0" w:color="000000"/>
+                    <w:top w:val="none" w:sz="0" w:space="0" w:color="000000"/>
+                    <w:left w:val="none" w:sz="0" w:space="0" w:color="000000"/>
+                    <w:right w:val="none" w:sz="0" w:space="0" w:color="000000"/>
+                  </w:tcBorders>
+                  <w:shd w:val="clear" w:color="auto" w:fill="FFFFFF"/>
+                  <w:tcMar>
+                    <w:top w:w="0" w:type="dxa"/>
+                    <w:bottom w:w="0" w:type="dxa"/>
+                    <w:left w:w="0" w:type="dxa"/>
+                    <w:right w:w="0" w:type="dxa"/>
+                  </w:tcMar>
+                  <w:vAlign w:val="center"/>
+                </w:tcPr>
+                <w:p>
+                  <w:pPr>
+                    <w:jc w:val="center"/>
+                    <w:pBdr>
+                      <w:bottom w:val="none" w:sz="0" w:space="0" w:color="000000"/>
+                      <w:top w:val="none" w:sz="0" w:space="0" w:color="000000"/>
+                      <w:left w:val="none" w:sz="0" w:space="0" w:color="000000"/>
+                      <w:right w:val="none" w:sz="0" w:space="0" w:color="000000"/>
+                    </w:pBdr>
+                    <w:spacing w:after="20" w:before="20" w:line="240"/>
+                    <w:ind w:left="100" w:right="100" w:firstLine="0" w:firstLineChars="0"/>
+                    <w:rPr>
+                      <w:rFonts w:ascii="Arial" w:hAnsi="Arial" w:eastAsia="Arial" w:cs="Arial"/>
+                      <w:i w:val="true"/>
+                      <w:b w:val="false"/>
+                      <w:u w:val="none"/>
+                      <w:strike w:val="false"/>
+                      <w:sz w:val="20"/>
+                      <w:szCs w:val="20"/>
+                      <w:color w:val="000000"/>
+                    </w:rPr>
+                  </w:pPr>
+                  <w:r xmlns:w="http://schemas.openxmlformats.org/wordprocessingml/2006/main" xmlns:wp="http://schemas.openxmlformats.org/drawingml/2006/wordprocessingDrawing" xmlns:r="http://schemas.openxmlformats.org/officeDocument/2006/relationships" xmlns:w14="http://schemas.microsoft.com/office/word/2010/wordml">
+                    <w:rPr>
+                      <w:rFonts w:ascii="Arial" w:hAnsi="Arial" w:eastAsia="Arial" w:cs="Arial"/>
+                      <w:i w:val="true"/>
+                      <w:b w:val="false"/>
+                      <w:u w:val="none"/>
+                      <w:strike w:val="false"/>
+                      <w:sz w:val="20"/>
+                      <w:szCs w:val="20"/>
+                      <w:color w:val="000000"/>
+                    </w:rPr>
+                    <w:t xml:space="preserve">-</w:t>
+                  </w:r>
+                </w:p>
+              </w:tc>
+              <w:tc>
+                <w:tcPr>
+                  <w:tcBorders>
+                    <w:bottom w:val="none" w:sz="0" w:space="0" w:color="000000"/>
+                    <w:top w:val="none" w:sz="0" w:space="0" w:color="000000"/>
+                    <w:left w:val="none" w:sz="0" w:space="0" w:color="000000"/>
+                    <w:right w:val="none" w:sz="0" w:space="0" w:color="000000"/>
+                  </w:tcBorders>
+                  <w:shd w:val="clear" w:color="auto" w:fill="FFFFFF"/>
+                  <w:tcMar>
+                    <w:top w:w="0" w:type="dxa"/>
+                    <w:bottom w:w="0" w:type="dxa"/>
+                    <w:left w:w="0" w:type="dxa"/>
+                    <w:right w:w="0" w:type="dxa"/>
+                  </w:tcMar>
+                  <w:vAlign w:val="center"/>
+                </w:tcPr>
+                <w:p>
+                  <w:pPr>
+                    <w:jc w:val="center"/>
+                    <w:pBdr>
+                      <w:bottom w:val="none" w:sz="0" w:space="0" w:color="000000"/>
+                      <w:top w:val="none" w:sz="0" w:space="0" w:color="000000"/>
+                      <w:left w:val="none" w:sz="0" w:space="0" w:color="000000"/>
+                      <w:right w:val="none" w:sz="0" w:space="0" w:color="000000"/>
+                    </w:pBdr>
+                    <w:spacing w:after="20" w:before="20" w:line="240"/>
+                    <w:ind w:left="100" w:right="100" w:firstLine="0" w:firstLineChars="0"/>
+                    <w:rPr>
+                      <w:rFonts w:ascii="Arial" w:hAnsi="Arial" w:eastAsia="Arial" w:cs="Arial"/>
+                      <w:i w:val="true"/>
+                      <w:b w:val="false"/>
+                      <w:u w:val="none"/>
+                      <w:strike w:val="false"/>
+                      <w:sz w:val="20"/>
+                      <w:szCs w:val="20"/>
+                      <w:color w:val="000000"/>
+                    </w:rPr>
+                  </w:pPr>
+                  <w:r xmlns:w="http://schemas.openxmlformats.org/wordprocessingml/2006/main" xmlns:wp="http://schemas.openxmlformats.org/drawingml/2006/wordprocessingDrawing" xmlns:r="http://schemas.openxmlformats.org/officeDocument/2006/relationships" xmlns:w14="http://schemas.microsoft.com/office/word/2010/wordml">
+                    <w:rPr>
+                      <w:rFonts w:ascii="Arial" w:hAnsi="Arial" w:eastAsia="Arial" w:cs="Arial"/>
+                      <w:i w:val="true"/>
+                      <w:b w:val="false"/>
+                      <w:u w:val="none"/>
+                      <w:strike w:val="false"/>
+                      <w:sz w:val="20"/>
+                      <w:szCs w:val="20"/>
+                      <w:color w:val="000000"/>
+                    </w:rPr>
+                    <w:t xml:space="preserve">-</w:t>
+                  </w:r>
+                </w:p>
+              </w:tc>
+              <w:tc>
+                <w:tcPr>
+                  <w:tcBorders>
+                    <w:bottom w:val="none" w:sz="0" w:space="0" w:color="000000"/>
+                    <w:top w:val="none" w:sz="0" w:space="0" w:color="000000"/>
+                    <w:left w:val="none" w:sz="0" w:space="0" w:color="000000"/>
+                    <w:right w:val="none" w:sz="0" w:space="0" w:color="000000"/>
+                  </w:tcBorders>
+                  <w:shd w:val="clear" w:color="auto" w:fill="FFFFFF"/>
+                  <w:tcMar>
+                    <w:top w:w="0" w:type="dxa"/>
+                    <w:bottom w:w="0" w:type="dxa"/>
+                    <w:left w:w="0" w:type="dxa"/>
+                    <w:right w:w="0" w:type="dxa"/>
+                  </w:tcMar>
+                  <w:vAlign w:val="center"/>
+                </w:tcPr>
+                <w:p>
+                  <w:pPr>
+                    <w:jc w:val="center"/>
+                    <w:pBdr>
+                      <w:bottom w:val="none" w:sz="0" w:space="0" w:color="000000"/>
+                      <w:top w:val="none" w:sz="0" w:space="0" w:color="000000"/>
+                      <w:left w:val="none" w:sz="0" w:space="0" w:color="000000"/>
+                      <w:right w:val="none" w:sz="0" w:space="0" w:color="000000"/>
+                    </w:pBdr>
+                    <w:spacing w:after="20" w:before="20" w:line="240"/>
+                    <w:ind w:left="100" w:right="100" w:firstLine="0" w:firstLineChars="0"/>
+                    <w:rPr>
+                      <w:rFonts w:ascii="Arial" w:hAnsi="Arial" w:eastAsia="Arial" w:cs="Arial"/>
+                      <w:i w:val="true"/>
+                      <w:b w:val="false"/>
+                      <w:u w:val="none"/>
+                      <w:strike w:val="false"/>
+                      <w:sz w:val="20"/>
+                      <w:szCs w:val="20"/>
+                      <w:color w:val="000000"/>
+                    </w:rPr>
+                  </w:pPr>
+                  <w:r xmlns:w="http://schemas.openxmlformats.org/wordprocessingml/2006/main" xmlns:wp="http://schemas.openxmlformats.org/drawingml/2006/wordprocessingDrawing" xmlns:r="http://schemas.openxmlformats.org/officeDocument/2006/relationships" xmlns:w14="http://schemas.microsoft.com/office/word/2010/wordml">
+                    <w:rPr>
+                      <w:rFonts w:ascii="Arial" w:hAnsi="Arial" w:eastAsia="Arial" w:cs="Arial"/>
+                      <w:i w:val="true"/>
+                      <w:b w:val="false"/>
+                      <w:u w:val="none"/>
+                      <w:strike w:val="false"/>
+                      <w:sz w:val="20"/>
+                      <w:szCs w:val="20"/>
+                      <w:color w:val="000000"/>
+                    </w:rPr>
+                    <w:t xml:space="preserve">1</w:t>
+                  </w:r>
+                </w:p>
+              </w:tc>
+              <w:tc>
+                <w:tcPr>
+                  <w:tcBorders>
+                    <w:bottom w:val="none" w:sz="0" w:space="0" w:color="000000"/>
+                    <w:top w:val="none" w:sz="0" w:space="0" w:color="000000"/>
+                    <w:left w:val="none" w:sz="0" w:space="0" w:color="000000"/>
+                    <w:right w:val="none" w:sz="0" w:space="0" w:color="000000"/>
+                  </w:tcBorders>
+                  <w:shd w:val="clear" w:color="auto" w:fill="FFFFFF"/>
+                  <w:tcMar>
+                    <w:top w:w="0" w:type="dxa"/>
+                    <w:bottom w:w="0" w:type="dxa"/>
+                    <w:left w:w="0" w:type="dxa"/>
+                    <w:right w:w="0" w:type="dxa"/>
+                  </w:tcMar>
+                  <w:vAlign w:val="center"/>
+                </w:tcPr>
+                <w:p>
+                  <w:pPr>
+                    <w:jc w:val="center"/>
+                    <w:pBdr>
+                      <w:bottom w:val="none" w:sz="0" w:space="0" w:color="000000"/>
+                      <w:top w:val="none" w:sz="0" w:space="0" w:color="000000"/>
+                      <w:left w:val="none" w:sz="0" w:space="0" w:color="000000"/>
+                      <w:right w:val="none" w:sz="0" w:space="0" w:color="000000"/>
+                    </w:pBdr>
+                    <w:spacing w:after="20" w:before="20" w:line="240"/>
+                    <w:ind w:left="100" w:right="100" w:firstLine="0" w:firstLineChars="0"/>
+                    <w:rPr>
+                      <w:rFonts w:ascii="Arial" w:hAnsi="Arial" w:eastAsia="Arial" w:cs="Arial"/>
+                      <w:i w:val="true"/>
+                      <w:b w:val="false"/>
+                      <w:u w:val="none"/>
+                      <w:strike w:val="false"/>
+                      <w:sz w:val="20"/>
+                      <w:szCs w:val="20"/>
+                      <w:color w:val="000000"/>
+                    </w:rPr>
+                  </w:pPr>
+                  <w:r xmlns:w="http://schemas.openxmlformats.org/wordprocessingml/2006/main" xmlns:wp="http://schemas.openxmlformats.org/drawingml/2006/wordprocessingDrawing" xmlns:r="http://schemas.openxmlformats.org/officeDocument/2006/relationships" xmlns:w14="http://schemas.microsoft.com/office/word/2010/wordml">
+                    <w:rPr>
+                      <w:rFonts w:ascii="Arial" w:hAnsi="Arial" w:eastAsia="Arial" w:cs="Arial"/>
+                      <w:i w:val="true"/>
+                      <w:b w:val="false"/>
+                      <w:u w:val="none"/>
+                      <w:strike w:val="false"/>
+                      <w:sz w:val="20"/>
+                      <w:szCs w:val="20"/>
+                      <w:color w:val="000000"/>
+                    </w:rPr>
+                    <w:t xml:space="preserve">-</w:t>
+                  </w:r>
+                </w:p>
+              </w:tc>
+              <w:tc>
+                <w:tcPr>
+                  <w:tcBorders>
+                    <w:bottom w:val="none" w:sz="0" w:space="0" w:color="000000"/>
+                    <w:top w:val="none" w:sz="0" w:space="0" w:color="000000"/>
+                    <w:left w:val="none" w:sz="0" w:space="0" w:color="000000"/>
+                    <w:right w:val="none" w:sz="0" w:space="0" w:color="000000"/>
+                  </w:tcBorders>
+                  <w:shd w:val="clear" w:color="auto" w:fill="FFFFFF"/>
+                  <w:tcMar>
+                    <w:top w:w="0" w:type="dxa"/>
+                    <w:bottom w:w="0" w:type="dxa"/>
+                    <w:left w:w="0" w:type="dxa"/>
+                    <w:right w:w="0" w:type="dxa"/>
+                  </w:tcMar>
+                  <w:vAlign w:val="center"/>
+                </w:tcPr>
+                <w:p>
+                  <w:pPr>
+                    <w:jc w:val="center"/>
+                    <w:pBdr>
+                      <w:bottom w:val="none" w:sz="0" w:space="0" w:color="000000"/>
+                      <w:top w:val="none" w:sz="0" w:space="0" w:color="000000"/>
+                      <w:left w:val="none" w:sz="0" w:space="0" w:color="000000"/>
+                      <w:right w:val="none" w:sz="0" w:space="0" w:color="000000"/>
+                    </w:pBdr>
+                    <w:spacing w:after="20" w:before="20" w:line="240"/>
+                    <w:ind w:left="100" w:right="100" w:firstLine="0" w:firstLineChars="0"/>
+                    <w:rPr>
+                      <w:rFonts w:ascii="Arial" w:hAnsi="Arial" w:eastAsia="Arial" w:cs="Arial"/>
+                      <w:i w:val="true"/>
+                      <w:b w:val="false"/>
+                      <w:u w:val="none"/>
+                      <w:strike w:val="false"/>
+                      <w:sz w:val="20"/>
+                      <w:szCs w:val="20"/>
+                      <w:color w:val="000000"/>
+                    </w:rPr>
+                  </w:pPr>
+                  <w:r xmlns:w="http://schemas.openxmlformats.org/wordprocessingml/2006/main" xmlns:wp="http://schemas.openxmlformats.org/drawingml/2006/wordprocessingDrawing" xmlns:r="http://schemas.openxmlformats.org/officeDocument/2006/relationships" xmlns:w14="http://schemas.microsoft.com/office/word/2010/wordml">
+                    <w:rPr>
+                      <w:rFonts w:ascii="Arial" w:hAnsi="Arial" w:eastAsia="Arial" w:cs="Arial"/>
+                      <w:i w:val="true"/>
+                      <w:b w:val="false"/>
+                      <w:u w:val="none"/>
+                      <w:strike w:val="false"/>
+                      <w:sz w:val="20"/>
+                      <w:szCs w:val="20"/>
+                      <w:color w:val="000000"/>
+                    </w:rPr>
+                    <w:t xml:space="preserve">-</w:t>
+                  </w:r>
+                </w:p>
+              </w:tc>
+              <w:tc>
+                <w:tcPr>
+                  <w:tcBorders>
+                    <w:bottom w:val="none" w:sz="0" w:space="0" w:color="000000"/>
+                    <w:top w:val="none" w:sz="0" w:space="0" w:color="000000"/>
+                    <w:left w:val="none" w:sz="0" w:space="0" w:color="000000"/>
+                    <w:right w:val="none" w:sz="0" w:space="0" w:color="000000"/>
+                  </w:tcBorders>
+                  <w:shd w:val="clear" w:color="auto" w:fill="FFFFFF"/>
+                  <w:tcMar>
+                    <w:top w:w="0" w:type="dxa"/>
+                    <w:bottom w:w="0" w:type="dxa"/>
+                    <w:left w:w="0" w:type="dxa"/>
+                    <w:right w:w="0" w:type="dxa"/>
+                  </w:tcMar>
+                  <w:vAlign w:val="center"/>
+                </w:tcPr>
+                <w:p>
+                  <w:pPr>
+                    <w:jc w:val="center"/>
+                    <w:pBdr>
+                      <w:bottom w:val="none" w:sz="0" w:space="0" w:color="000000"/>
+                      <w:top w:val="none" w:sz="0" w:space="0" w:color="000000"/>
+                      <w:left w:val="none" w:sz="0" w:space="0" w:color="000000"/>
+                      <w:right w:val="none" w:sz="0" w:space="0" w:color="000000"/>
+                    </w:pBdr>
+                    <w:spacing w:after="20" w:before="20" w:line="240"/>
+                    <w:ind w:left="100" w:right="100" w:firstLine="0" w:firstLineChars="0"/>
+                    <w:rPr>
+                      <w:rFonts w:ascii="Arial" w:hAnsi="Arial" w:eastAsia="Arial" w:cs="Arial"/>
+                      <w:i w:val="true"/>
+                      <w:b w:val="false"/>
+                      <w:u w:val="none"/>
+                      <w:strike w:val="false"/>
+                      <w:sz w:val="20"/>
+                      <w:szCs w:val="20"/>
+                      <w:color w:val="000000"/>
+                    </w:rPr>
+                  </w:pPr>
+                  <w:r xmlns:w="http://schemas.openxmlformats.org/wordprocessingml/2006/main" xmlns:wp="http://schemas.openxmlformats.org/drawingml/2006/wordprocessingDrawing" xmlns:r="http://schemas.openxmlformats.org/officeDocument/2006/relationships" xmlns:w14="http://schemas.microsoft.com/office/word/2010/wordml">
+                    <w:rPr>
+                      <w:rFonts w:ascii="Arial" w:hAnsi="Arial" w:eastAsia="Arial" w:cs="Arial"/>
+                      <w:i w:val="true"/>
+                      <w:b w:val="false"/>
+                      <w:u w:val="none"/>
+                      <w:strike w:val="false"/>
+                      <w:sz w:val="20"/>
+                      <w:szCs w:val="20"/>
+                      <w:color w:val="000000"/>
+                    </w:rPr>
+                    <w:t xml:space="preserve">-</w:t>
+                  </w:r>
+                </w:p>
+              </w:tc>
+              <w:tc>
+                <w:tcPr>
+                  <w:tcBorders>
+                    <w:bottom w:val="none" w:sz="0" w:space="0" w:color="000000"/>
+                    <w:top w:val="none" w:sz="0" w:space="0" w:color="000000"/>
+                    <w:left w:val="none" w:sz="0" w:space="0" w:color="000000"/>
+                    <w:right w:val="none" w:sz="0" w:space="0" w:color="000000"/>
+                  </w:tcBorders>
+                  <w:shd w:val="clear" w:color="auto" w:fill="FFFFFF"/>
+                  <w:tcMar>
+                    <w:top w:w="0" w:type="dxa"/>
+                    <w:bottom w:w="0" w:type="dxa"/>
+                    <w:left w:w="0" w:type="dxa"/>
+                    <w:right w:w="0" w:type="dxa"/>
+                  </w:tcMar>
+                  <w:vAlign w:val="center"/>
+                </w:tcPr>
+                <w:p>
+                  <w:pPr>
+                    <w:jc w:val="center"/>
+                    <w:pBdr>
+                      <w:bottom w:val="none" w:sz="0" w:space="0" w:color="000000"/>
+                      <w:top w:val="none" w:sz="0" w:space="0" w:color="000000"/>
+                      <w:left w:val="none" w:sz="0" w:space="0" w:color="000000"/>
+                      <w:right w:val="none" w:sz="0" w:space="0" w:color="000000"/>
+                    </w:pBdr>
+                    <w:spacing w:after="20" w:before="20" w:line="240"/>
+                    <w:ind w:left="100" w:right="100" w:firstLine="0" w:firstLineChars="0"/>
+                    <w:rPr>
+                      <w:rFonts w:ascii="Arial" w:hAnsi="Arial" w:eastAsia="Arial" w:cs="Arial"/>
+                      <w:i w:val="true"/>
+                      <w:b w:val="false"/>
+                      <w:u w:val="none"/>
+                      <w:strike w:val="false"/>
+                      <w:sz w:val="20"/>
+                      <w:szCs w:val="20"/>
+                      <w:color w:val="000000"/>
+                    </w:rPr>
+                  </w:pPr>
+                  <w:r xmlns:w="http://schemas.openxmlformats.org/wordprocessingml/2006/main" xmlns:wp="http://schemas.openxmlformats.org/drawingml/2006/wordprocessingDrawing" xmlns:r="http://schemas.openxmlformats.org/officeDocument/2006/relationships" xmlns:w14="http://schemas.microsoft.com/office/word/2010/wordml">
+                    <w:rPr>
+                      <w:rFonts w:ascii="Arial" w:hAnsi="Arial" w:eastAsia="Arial" w:cs="Arial"/>
+                      <w:i w:val="true"/>
+                      <w:b w:val="false"/>
+                      <w:u w:val="none"/>
+                      <w:strike w:val="false"/>
+                      <w:sz w:val="20"/>
+                      <w:szCs w:val="20"/>
+                      <w:color w:val="000000"/>
+                    </w:rPr>
+                    <w:t xml:space="preserve">-</w:t>
+                  </w:r>
+                </w:p>
+              </w:tc>
+            </w:tr>
+            <w:tr>
+              <w:trPr>
+                <w:trHeight w:val="360" w:hRule="auto"/>
+              </w:trPr>
+              <w:tc>
+                <w:tcPr>
+                  <w:tcBorders>
+                    <w:bottom w:val="none" w:sz="0" w:space="0" w:color="000000"/>
+                    <w:top w:val="none" w:sz="0" w:space="0" w:color="000000"/>
+                    <w:left w:val="none" w:sz="0" w:space="0" w:color="000000"/>
+                    <w:right w:val="none" w:sz="0" w:space="0" w:color="000000"/>
+                  </w:tcBorders>
+                  <w:shd w:val="clear" w:color="auto" w:fill="FFFFFF"/>
+                  <w:tcMar>
+                    <w:top w:w="0" w:type="dxa"/>
+                    <w:bottom w:w="0" w:type="dxa"/>
+                    <w:left w:w="0" w:type="dxa"/>
+                    <w:right w:w="0" w:type="dxa"/>
+                  </w:tcMar>
+                  <w:vAlign w:val="center"/>
+                </w:tcPr>
+                <w:p>
+                  <w:pPr>
+                    <w:jc w:val="left"/>
+                    <w:pBdr>
+                      <w:bottom w:val="none" w:sz="0" w:space="0" w:color="000000"/>
+                      <w:top w:val="none" w:sz="0" w:space="0" w:color="000000"/>
+                      <w:left w:val="none" w:sz="0" w:space="0" w:color="000000"/>
+                      <w:right w:val="none" w:sz="0" w:space="0" w:color="000000"/>
+                    </w:pBdr>
+                    <w:spacing w:after="20" w:before="20" w:line="240"/>
+                    <w:ind w:left="100" w:right="100" w:firstLine="0" w:firstLineChars="0"/>
+                    <w:rPr>
+                      <w:rFonts w:ascii="Arial" w:hAnsi="Arial" w:eastAsia="Arial" w:cs="Arial"/>
+                      <w:i w:val="true"/>
+                      <w:b w:val="false"/>
+                      <w:u w:val="none"/>
+                      <w:strike w:val="false"/>
+                      <w:sz w:val="20"/>
+                      <w:szCs w:val="20"/>
+                      <w:color w:val="000000"/>
+                    </w:rPr>
+                  </w:pPr>
+                  <w:r xmlns:w="http://schemas.openxmlformats.org/wordprocessingml/2006/main" xmlns:wp="http://schemas.openxmlformats.org/drawingml/2006/wordprocessingDrawing" xmlns:r="http://schemas.openxmlformats.org/officeDocument/2006/relationships" xmlns:w14="http://schemas.microsoft.com/office/word/2010/wordml">
+                    <w:rPr>
+                      <w:rFonts w:ascii="Arial" w:hAnsi="Arial" w:eastAsia="Arial" w:cs="Arial"/>
+                      <w:i w:val="true"/>
+                      <w:b w:val="false"/>
+                      <w:u w:val="none"/>
+                      <w:strike w:val="false"/>
+                      <w:sz w:val="20"/>
+                      <w:szCs w:val="20"/>
+                      <w:color w:val="000000"/>
+                    </w:rPr>
+                    <w:t xml:space="preserve">DG: Ulva fasciata</w:t>
+                  </w:r>
+                </w:p>
+              </w:tc>
+              <w:tc>
+                <w:tcPr>
+                  <w:tcBorders>
+                    <w:bottom w:val="none" w:sz="0" w:space="0" w:color="000000"/>
+                    <w:top w:val="none" w:sz="0" w:space="0" w:color="000000"/>
+                    <w:left w:val="none" w:sz="0" w:space="0" w:color="000000"/>
+                    <w:right w:val="none" w:sz="0" w:space="0" w:color="000000"/>
+                  </w:tcBorders>
+                  <w:shd w:val="clear" w:color="auto" w:fill="FFFFFF"/>
+                  <w:tcMar>
+                    <w:top w:w="0" w:type="dxa"/>
+                    <w:bottom w:w="0" w:type="dxa"/>
+                    <w:left w:w="0" w:type="dxa"/>
+                    <w:right w:w="0" w:type="dxa"/>
+                  </w:tcMar>
+                  <w:vAlign w:val="center"/>
+                </w:tcPr>
+                <w:p>
+                  <w:pPr>
+                    <w:jc w:val="center"/>
+                    <w:pBdr>
+                      <w:bottom w:val="none" w:sz="0" w:space="0" w:color="000000"/>
+                      <w:top w:val="none" w:sz="0" w:space="0" w:color="000000"/>
+                      <w:left w:val="none" w:sz="0" w:space="0" w:color="000000"/>
+                      <w:right w:val="none" w:sz="0" w:space="0" w:color="000000"/>
+                    </w:pBdr>
+                    <w:spacing w:after="20" w:before="20" w:line="240"/>
+                    <w:ind w:left="100" w:right="100" w:firstLine="0" w:firstLineChars="0"/>
+                    <w:rPr>
+                      <w:rFonts w:ascii="Arial" w:hAnsi="Arial" w:eastAsia="Arial" w:cs="Arial"/>
+                      <w:i w:val="true"/>
+                      <w:b w:val="false"/>
+                      <w:u w:val="none"/>
+                      <w:strike w:val="false"/>
+                      <w:sz w:val="20"/>
+                      <w:szCs w:val="20"/>
+                      <w:color w:val="000000"/>
+                    </w:rPr>
+                  </w:pPr>
+                  <w:r xmlns:w="http://schemas.openxmlformats.org/wordprocessingml/2006/main" xmlns:wp="http://schemas.openxmlformats.org/drawingml/2006/wordprocessingDrawing" xmlns:r="http://schemas.openxmlformats.org/officeDocument/2006/relationships" xmlns:w14="http://schemas.microsoft.com/office/word/2010/wordml">
+                    <w:rPr>
+                      <w:rFonts w:ascii="Arial" w:hAnsi="Arial" w:eastAsia="Arial" w:cs="Arial"/>
+                      <w:i w:val="true"/>
+                      <w:b w:val="false"/>
+                      <w:u w:val="none"/>
+                      <w:strike w:val="false"/>
+                      <w:sz w:val="20"/>
+                      <w:szCs w:val="20"/>
+                      <w:color w:val="000000"/>
+                    </w:rPr>
+                    <w:t xml:space="preserve">-</w:t>
+                  </w:r>
+                </w:p>
+              </w:tc>
+              <w:tc>
+                <w:tcPr>
+                  <w:tcBorders>
+                    <w:bottom w:val="none" w:sz="0" w:space="0" w:color="000000"/>
+                    <w:top w:val="none" w:sz="0" w:space="0" w:color="000000"/>
+                    <w:left w:val="none" w:sz="0" w:space="0" w:color="000000"/>
+                    <w:right w:val="none" w:sz="0" w:space="0" w:color="000000"/>
+                  </w:tcBorders>
+                  <w:shd w:val="clear" w:color="auto" w:fill="FFFFFF"/>
+                  <w:tcMar>
+                    <w:top w:w="0" w:type="dxa"/>
+                    <w:bottom w:w="0" w:type="dxa"/>
+                    <w:left w:w="0" w:type="dxa"/>
+                    <w:right w:w="0" w:type="dxa"/>
+                  </w:tcMar>
+                  <w:vAlign w:val="center"/>
+                </w:tcPr>
+                <w:p>
+                  <w:pPr>
+                    <w:jc w:val="center"/>
+                    <w:pBdr>
+                      <w:bottom w:val="none" w:sz="0" w:space="0" w:color="000000"/>
+                      <w:top w:val="none" w:sz="0" w:space="0" w:color="000000"/>
+                      <w:left w:val="none" w:sz="0" w:space="0" w:color="000000"/>
+                      <w:right w:val="none" w:sz="0" w:space="0" w:color="000000"/>
+                    </w:pBdr>
+                    <w:spacing w:after="20" w:before="20" w:line="240"/>
+                    <w:ind w:left="100" w:right="100" w:firstLine="0" w:firstLineChars="0"/>
+                    <w:rPr>
+                      <w:rFonts w:ascii="Arial" w:hAnsi="Arial" w:eastAsia="Arial" w:cs="Arial"/>
+                      <w:i w:val="true"/>
+                      <w:b w:val="false"/>
+                      <w:u w:val="none"/>
+                      <w:strike w:val="false"/>
+                      <w:sz w:val="20"/>
+                      <w:szCs w:val="20"/>
+                      <w:color w:val="000000"/>
+                    </w:rPr>
+                  </w:pPr>
+                  <w:r xmlns:w="http://schemas.openxmlformats.org/wordprocessingml/2006/main" xmlns:wp="http://schemas.openxmlformats.org/drawingml/2006/wordprocessingDrawing" xmlns:r="http://schemas.openxmlformats.org/officeDocument/2006/relationships" xmlns:w14="http://schemas.microsoft.com/office/word/2010/wordml">
+                    <w:rPr>
+                      <w:rFonts w:ascii="Arial" w:hAnsi="Arial" w:eastAsia="Arial" w:cs="Arial"/>
+                      <w:i w:val="true"/>
+                      <w:b w:val="false"/>
+                      <w:u w:val="none"/>
+                      <w:strike w:val="false"/>
+                      <w:sz w:val="20"/>
+                      <w:szCs w:val="20"/>
+                      <w:color w:val="000000"/>
+                    </w:rPr>
+                    <w:t xml:space="preserve">-</w:t>
+                  </w:r>
+                </w:p>
+              </w:tc>
+              <w:tc>
+                <w:tcPr>
+                  <w:tcBorders>
+                    <w:bottom w:val="none" w:sz="0" w:space="0" w:color="000000"/>
+                    <w:top w:val="none" w:sz="0" w:space="0" w:color="000000"/>
+                    <w:left w:val="none" w:sz="0" w:space="0" w:color="000000"/>
+                    <w:right w:val="none" w:sz="0" w:space="0" w:color="000000"/>
+                  </w:tcBorders>
+                  <w:shd w:val="clear" w:color="auto" w:fill="FFFFFF"/>
+                  <w:tcMar>
+                    <w:top w:w="0" w:type="dxa"/>
+                    <w:bottom w:w="0" w:type="dxa"/>
+                    <w:left w:w="0" w:type="dxa"/>
+                    <w:right w:w="0" w:type="dxa"/>
+                  </w:tcMar>
+                  <w:vAlign w:val="center"/>
+                </w:tcPr>
+                <w:p>
+                  <w:pPr>
+                    <w:jc w:val="center"/>
+                    <w:pBdr>
+                      <w:bottom w:val="none" w:sz="0" w:space="0" w:color="000000"/>
+                      <w:top w:val="none" w:sz="0" w:space="0" w:color="000000"/>
+                      <w:left w:val="none" w:sz="0" w:space="0" w:color="000000"/>
+                      <w:right w:val="none" w:sz="0" w:space="0" w:color="000000"/>
+                    </w:pBdr>
+                    <w:spacing w:after="20" w:before="20" w:line="240"/>
+                    <w:ind w:left="100" w:right="100" w:firstLine="0" w:firstLineChars="0"/>
+                    <w:rPr>
+                      <w:rFonts w:ascii="Arial" w:hAnsi="Arial" w:eastAsia="Arial" w:cs="Arial"/>
+                      <w:i w:val="true"/>
+                      <w:b w:val="false"/>
+                      <w:u w:val="none"/>
+                      <w:strike w:val="false"/>
+                      <w:sz w:val="20"/>
+                      <w:szCs w:val="20"/>
+                      <w:color w:val="000000"/>
+                    </w:rPr>
+                  </w:pPr>
+                  <w:r xmlns:w="http://schemas.openxmlformats.org/wordprocessingml/2006/main" xmlns:wp="http://schemas.openxmlformats.org/drawingml/2006/wordprocessingDrawing" xmlns:r="http://schemas.openxmlformats.org/officeDocument/2006/relationships" xmlns:w14="http://schemas.microsoft.com/office/word/2010/wordml">
+                    <w:rPr>
+                      <w:rFonts w:ascii="Arial" w:hAnsi="Arial" w:eastAsia="Arial" w:cs="Arial"/>
+                      <w:i w:val="true"/>
+                      <w:b w:val="false"/>
+                      <w:u w:val="none"/>
+                      <w:strike w:val="false"/>
+                      <w:sz w:val="20"/>
+                      <w:szCs w:val="20"/>
+                      <w:color w:val="000000"/>
+                    </w:rPr>
+                    <w:t xml:space="preserve">1</w:t>
+                  </w:r>
+                </w:p>
+              </w:tc>
+              <w:tc>
+                <w:tcPr>
+                  <w:tcBorders>
+                    <w:bottom w:val="none" w:sz="0" w:space="0" w:color="000000"/>
+                    <w:top w:val="none" w:sz="0" w:space="0" w:color="000000"/>
+                    <w:left w:val="none" w:sz="0" w:space="0" w:color="000000"/>
+                    <w:right w:val="none" w:sz="0" w:space="0" w:color="000000"/>
+                  </w:tcBorders>
+                  <w:shd w:val="clear" w:color="auto" w:fill="FFFFFF"/>
+                  <w:tcMar>
+                    <w:top w:w="0" w:type="dxa"/>
+                    <w:bottom w:w="0" w:type="dxa"/>
+                    <w:left w:w="0" w:type="dxa"/>
+                    <w:right w:w="0" w:type="dxa"/>
+                  </w:tcMar>
+                  <w:vAlign w:val="center"/>
+                </w:tcPr>
+                <w:p>
+                  <w:pPr>
+                    <w:jc w:val="center"/>
+                    <w:pBdr>
+                      <w:bottom w:val="none" w:sz="0" w:space="0" w:color="000000"/>
+                      <w:top w:val="none" w:sz="0" w:space="0" w:color="000000"/>
+                      <w:left w:val="none" w:sz="0" w:space="0" w:color="000000"/>
+                      <w:right w:val="none" w:sz="0" w:space="0" w:color="000000"/>
+                    </w:pBdr>
+                    <w:spacing w:after="20" w:before="20" w:line="240"/>
+                    <w:ind w:left="100" w:right="100" w:firstLine="0" w:firstLineChars="0"/>
+                    <w:rPr>
+                      <w:rFonts w:ascii="Arial" w:hAnsi="Arial" w:eastAsia="Arial" w:cs="Arial"/>
+                      <w:i w:val="true"/>
+                      <w:b w:val="false"/>
+                      <w:u w:val="none"/>
+                      <w:strike w:val="false"/>
+                      <w:sz w:val="20"/>
+                      <w:szCs w:val="20"/>
+                      <w:color w:val="000000"/>
+                    </w:rPr>
+                  </w:pPr>
+                  <w:r xmlns:w="http://schemas.openxmlformats.org/wordprocessingml/2006/main" xmlns:wp="http://schemas.openxmlformats.org/drawingml/2006/wordprocessingDrawing" xmlns:r="http://schemas.openxmlformats.org/officeDocument/2006/relationships" xmlns:w14="http://schemas.microsoft.com/office/word/2010/wordml">
+                    <w:rPr>
+                      <w:rFonts w:ascii="Arial" w:hAnsi="Arial" w:eastAsia="Arial" w:cs="Arial"/>
+                      <w:i w:val="true"/>
+                      <w:b w:val="false"/>
+                      <w:u w:val="none"/>
+                      <w:strike w:val="false"/>
+                      <w:sz w:val="20"/>
+                      <w:szCs w:val="20"/>
+                      <w:color w:val="000000"/>
+                    </w:rPr>
+                    <w:t xml:space="preserve">-</w:t>
+                  </w:r>
+                </w:p>
+              </w:tc>
+              <w:tc>
+                <w:tcPr>
+                  <w:tcBorders>
+                    <w:bottom w:val="none" w:sz="0" w:space="0" w:color="000000"/>
+                    <w:top w:val="none" w:sz="0" w:space="0" w:color="000000"/>
+                    <w:left w:val="none" w:sz="0" w:space="0" w:color="000000"/>
+                    <w:right w:val="none" w:sz="0" w:space="0" w:color="000000"/>
+                  </w:tcBorders>
+                  <w:shd w:val="clear" w:color="auto" w:fill="FFFFFF"/>
+                  <w:tcMar>
+                    <w:top w:w="0" w:type="dxa"/>
+                    <w:bottom w:w="0" w:type="dxa"/>
+                    <w:left w:w="0" w:type="dxa"/>
+                    <w:right w:w="0" w:type="dxa"/>
+                  </w:tcMar>
+                  <w:vAlign w:val="center"/>
+                </w:tcPr>
+                <w:p>
+                  <w:pPr>
+                    <w:jc w:val="center"/>
+                    <w:pBdr>
+                      <w:bottom w:val="none" w:sz="0" w:space="0" w:color="000000"/>
+                      <w:top w:val="none" w:sz="0" w:space="0" w:color="000000"/>
+                      <w:left w:val="none" w:sz="0" w:space="0" w:color="000000"/>
+                      <w:right w:val="none" w:sz="0" w:space="0" w:color="000000"/>
+                    </w:pBdr>
+                    <w:spacing w:after="20" w:before="20" w:line="240"/>
+                    <w:ind w:left="100" w:right="100" w:firstLine="0" w:firstLineChars="0"/>
+                    <w:rPr>
+                      <w:rFonts w:ascii="Arial" w:hAnsi="Arial" w:eastAsia="Arial" w:cs="Arial"/>
+                      <w:i w:val="true"/>
+                      <w:b w:val="false"/>
+                      <w:u w:val="none"/>
+                      <w:strike w:val="false"/>
+                      <w:sz w:val="20"/>
+                      <w:szCs w:val="20"/>
+                      <w:color w:val="000000"/>
+                    </w:rPr>
+                  </w:pPr>
+                  <w:r xmlns:w="http://schemas.openxmlformats.org/wordprocessingml/2006/main" xmlns:wp="http://schemas.openxmlformats.org/drawingml/2006/wordprocessingDrawing" xmlns:r="http://schemas.openxmlformats.org/officeDocument/2006/relationships" xmlns:w14="http://schemas.microsoft.com/office/word/2010/wordml">
+                    <w:rPr>
+                      <w:rFonts w:ascii="Arial" w:hAnsi="Arial" w:eastAsia="Arial" w:cs="Arial"/>
+                      <w:i w:val="true"/>
+                      <w:b w:val="false"/>
+                      <w:u w:val="none"/>
+                      <w:strike w:val="false"/>
+                      <w:sz w:val="20"/>
+                      <w:szCs w:val="20"/>
+                      <w:color w:val="000000"/>
+                    </w:rPr>
+                    <w:t xml:space="preserve">-</w:t>
+                  </w:r>
+                </w:p>
+              </w:tc>
+              <w:tc>
+                <w:tcPr>
+                  <w:tcBorders>
+                    <w:bottom w:val="none" w:sz="0" w:space="0" w:color="000000"/>
+                    <w:top w:val="none" w:sz="0" w:space="0" w:color="000000"/>
+                    <w:left w:val="none" w:sz="0" w:space="0" w:color="000000"/>
+                    <w:right w:val="none" w:sz="0" w:space="0" w:color="000000"/>
+                  </w:tcBorders>
+                  <w:shd w:val="clear" w:color="auto" w:fill="FFFFFF"/>
+                  <w:tcMar>
+                    <w:top w:w="0" w:type="dxa"/>
+                    <w:bottom w:w="0" w:type="dxa"/>
+                    <w:left w:w="0" w:type="dxa"/>
+                    <w:right w:w="0" w:type="dxa"/>
+                  </w:tcMar>
+                  <w:vAlign w:val="center"/>
+                </w:tcPr>
+                <w:p>
+                  <w:pPr>
+                    <w:jc w:val="center"/>
+                    <w:pBdr>
+                      <w:bottom w:val="none" w:sz="0" w:space="0" w:color="000000"/>
+                      <w:top w:val="none" w:sz="0" w:space="0" w:color="000000"/>
+                      <w:left w:val="none" w:sz="0" w:space="0" w:color="000000"/>
+                      <w:right w:val="none" w:sz="0" w:space="0" w:color="000000"/>
+                    </w:pBdr>
+                    <w:spacing w:after="20" w:before="20" w:line="240"/>
+                    <w:ind w:left="100" w:right="100" w:firstLine="0" w:firstLineChars="0"/>
+                    <w:rPr>
+                      <w:rFonts w:ascii="Arial" w:hAnsi="Arial" w:eastAsia="Arial" w:cs="Arial"/>
+                      <w:i w:val="true"/>
+                      <w:b w:val="false"/>
+                      <w:u w:val="none"/>
+                      <w:strike w:val="false"/>
+                      <w:sz w:val="20"/>
+                      <w:szCs w:val="20"/>
+                      <w:color w:val="000000"/>
+                    </w:rPr>
+                  </w:pPr>
+                  <w:r xmlns:w="http://schemas.openxmlformats.org/wordprocessingml/2006/main" xmlns:wp="http://schemas.openxmlformats.org/drawingml/2006/wordprocessingDrawing" xmlns:r="http://schemas.openxmlformats.org/officeDocument/2006/relationships" xmlns:w14="http://schemas.microsoft.com/office/word/2010/wordml">
+                    <w:rPr>
+                      <w:rFonts w:ascii="Arial" w:hAnsi="Arial" w:eastAsia="Arial" w:cs="Arial"/>
+                      <w:i w:val="true"/>
+                      <w:b w:val="false"/>
+                      <w:u w:val="none"/>
+                      <w:strike w:val="false"/>
+                      <w:sz w:val="20"/>
+                      <w:szCs w:val="20"/>
+                      <w:color w:val="000000"/>
+                    </w:rPr>
+                    <w:t xml:space="preserve">-</w:t>
+                  </w:r>
+                </w:p>
+              </w:tc>
+              <w:tc>
+                <w:tcPr>
+                  <w:tcBorders>
+                    <w:bottom w:val="none" w:sz="0" w:space="0" w:color="000000"/>
+                    <w:top w:val="none" w:sz="0" w:space="0" w:color="000000"/>
+                    <w:left w:val="none" w:sz="0" w:space="0" w:color="000000"/>
+                    <w:right w:val="none" w:sz="0" w:space="0" w:color="000000"/>
+                  </w:tcBorders>
+                  <w:shd w:val="clear" w:color="auto" w:fill="FFFFFF"/>
+                  <w:tcMar>
+                    <w:top w:w="0" w:type="dxa"/>
+                    <w:bottom w:w="0" w:type="dxa"/>
+                    <w:left w:w="0" w:type="dxa"/>
+                    <w:right w:w="0" w:type="dxa"/>
+                  </w:tcMar>
+                  <w:vAlign w:val="center"/>
+                </w:tcPr>
+                <w:p>
+                  <w:pPr>
+                    <w:jc w:val="center"/>
+                    <w:pBdr>
+                      <w:bottom w:val="none" w:sz="0" w:space="0" w:color="000000"/>
+                      <w:top w:val="none" w:sz="0" w:space="0" w:color="000000"/>
+                      <w:left w:val="none" w:sz="0" w:space="0" w:color="000000"/>
+                      <w:right w:val="none" w:sz="0" w:space="0" w:color="000000"/>
+                    </w:pBdr>
+                    <w:spacing w:after="20" w:before="20" w:line="240"/>
+                    <w:ind w:left="100" w:right="100" w:firstLine="0" w:firstLineChars="0"/>
+                    <w:rPr>
+                      <w:rFonts w:ascii="Arial" w:hAnsi="Arial" w:eastAsia="Arial" w:cs="Arial"/>
+                      <w:i w:val="true"/>
+                      <w:b w:val="false"/>
+                      <w:u w:val="none"/>
+                      <w:strike w:val="false"/>
+                      <w:sz w:val="20"/>
+                      <w:szCs w:val="20"/>
+                      <w:color w:val="000000"/>
+                    </w:rPr>
+                  </w:pPr>
+                  <w:r xmlns:w="http://schemas.openxmlformats.org/wordprocessingml/2006/main" xmlns:wp="http://schemas.openxmlformats.org/drawingml/2006/wordprocessingDrawing" xmlns:r="http://schemas.openxmlformats.org/officeDocument/2006/relationships" xmlns:w14="http://schemas.microsoft.com/office/word/2010/wordml">
+                    <w:rPr>
+                      <w:rFonts w:ascii="Arial" w:hAnsi="Arial" w:eastAsia="Arial" w:cs="Arial"/>
+                      <w:i w:val="true"/>
+                      <w:b w:val="false"/>
+                      <w:u w:val="none"/>
+                      <w:strike w:val="false"/>
+                      <w:sz w:val="20"/>
+                      <w:szCs w:val="20"/>
+                      <w:color w:val="000000"/>
+                    </w:rPr>
+                    <w:t xml:space="preserve">-</w:t>
+                  </w:r>
+                </w:p>
+              </w:tc>
+            </w:tr>
+            <w:tr>
+              <w:trPr>
+                <w:trHeight w:val="360" w:hRule="auto"/>
+              </w:trPr>
+              <w:tc>
+                <w:tcPr>
+                  <w:tcBorders>
+                    <w:bottom w:val="none" w:sz="0" w:space="0" w:color="000000"/>
+                    <w:top w:val="none" w:sz="0" w:space="0" w:color="000000"/>
+                    <w:left w:val="none" w:sz="0" w:space="0" w:color="000000"/>
+                    <w:right w:val="none" w:sz="0" w:space="0" w:color="000000"/>
+                  </w:tcBorders>
+                  <w:shd w:val="clear" w:color="auto" w:fill="FFFFFF"/>
+                  <w:tcMar>
+                    <w:top w:w="0" w:type="dxa"/>
+                    <w:bottom w:w="0" w:type="dxa"/>
+                    <w:left w:w="0" w:type="dxa"/>
+                    <w:right w:w="0" w:type="dxa"/>
+                  </w:tcMar>
+                  <w:vAlign w:val="center"/>
+                </w:tcPr>
+                <w:p>
+                  <w:pPr>
+                    <w:jc w:val="left"/>
+                    <w:pBdr>
+                      <w:bottom w:val="none" w:sz="0" w:space="0" w:color="000000"/>
+                      <w:top w:val="none" w:sz="0" w:space="0" w:color="000000"/>
+                      <w:left w:val="none" w:sz="0" w:space="0" w:color="000000"/>
+                      <w:right w:val="none" w:sz="0" w:space="0" w:color="000000"/>
+                    </w:pBdr>
+                    <w:spacing w:after="20" w:before="20" w:line="240"/>
+                    <w:ind w:left="100" w:right="100" w:firstLine="0" w:firstLineChars="0"/>
+                    <w:rPr>
+                      <w:rFonts w:ascii="Arial" w:hAnsi="Arial" w:eastAsia="Arial" w:cs="Arial"/>
+                      <w:i w:val="true"/>
+                      <w:b w:val="false"/>
+                      <w:u w:val="none"/>
+                      <w:strike w:val="false"/>
+                      <w:sz w:val="20"/>
+                      <w:szCs w:val="20"/>
+                      <w:color w:val="000000"/>
+                    </w:rPr>
+                  </w:pPr>
+                  <w:r xmlns:w="http://schemas.openxmlformats.org/wordprocessingml/2006/main" xmlns:wp="http://schemas.openxmlformats.org/drawingml/2006/wordprocessingDrawing" xmlns:r="http://schemas.openxmlformats.org/officeDocument/2006/relationships" xmlns:w14="http://schemas.microsoft.com/office/word/2010/wordml">
+                    <w:rPr>
+                      <w:rFonts w:ascii="Arial" w:hAnsi="Arial" w:eastAsia="Arial" w:cs="Arial"/>
+                      <w:i w:val="true"/>
+                      <w:b w:val="false"/>
+                      <w:u w:val="none"/>
+                      <w:strike w:val="false"/>
+                      <w:sz w:val="20"/>
+                      <w:szCs w:val="20"/>
+                      <w:color w:val="000000"/>
+                    </w:rPr>
+                    <w:t xml:space="preserve">DR: Acanthophora</w:t>
+                  </w:r>
+                </w:p>
+              </w:tc>
+              <w:tc>
+                <w:tcPr>
+                  <w:tcBorders>
+                    <w:bottom w:val="none" w:sz="0" w:space="0" w:color="000000"/>
+                    <w:top w:val="none" w:sz="0" w:space="0" w:color="000000"/>
+                    <w:left w:val="none" w:sz="0" w:space="0" w:color="000000"/>
+                    <w:right w:val="none" w:sz="0" w:space="0" w:color="000000"/>
+                  </w:tcBorders>
+                  <w:shd w:val="clear" w:color="auto" w:fill="FFFFFF"/>
+                  <w:tcMar>
+                    <w:top w:w="0" w:type="dxa"/>
+                    <w:bottom w:w="0" w:type="dxa"/>
+                    <w:left w:w="0" w:type="dxa"/>
+                    <w:right w:w="0" w:type="dxa"/>
+                  </w:tcMar>
+                  <w:vAlign w:val="center"/>
+                </w:tcPr>
+                <w:p>
+                  <w:pPr>
+                    <w:jc w:val="center"/>
+                    <w:pBdr>
+                      <w:bottom w:val="none" w:sz="0" w:space="0" w:color="000000"/>
+                      <w:top w:val="none" w:sz="0" w:space="0" w:color="000000"/>
+                      <w:left w:val="none" w:sz="0" w:space="0" w:color="000000"/>
+                      <w:right w:val="none" w:sz="0" w:space="0" w:color="000000"/>
+                    </w:pBdr>
+                    <w:spacing w:after="20" w:before="20" w:line="240"/>
+                    <w:ind w:left="100" w:right="100" w:firstLine="0" w:firstLineChars="0"/>
+                    <w:rPr>
+                      <w:rFonts w:ascii="Arial" w:hAnsi="Arial" w:eastAsia="Arial" w:cs="Arial"/>
+                      <w:i w:val="true"/>
+                      <w:b w:val="false"/>
+                      <w:u w:val="none"/>
+                      <w:strike w:val="false"/>
+                      <w:sz w:val="20"/>
+                      <w:szCs w:val="20"/>
+                      <w:color w:val="000000"/>
+                    </w:rPr>
+                  </w:pPr>
+                  <w:r xmlns:w="http://schemas.openxmlformats.org/wordprocessingml/2006/main" xmlns:wp="http://schemas.openxmlformats.org/drawingml/2006/wordprocessingDrawing" xmlns:r="http://schemas.openxmlformats.org/officeDocument/2006/relationships" xmlns:w14="http://schemas.microsoft.com/office/word/2010/wordml">
+                    <w:rPr>
+                      <w:rFonts w:ascii="Arial" w:hAnsi="Arial" w:eastAsia="Arial" w:cs="Arial"/>
+                      <w:i w:val="true"/>
+                      <w:b w:val="false"/>
+                      <w:u w:val="none"/>
+                      <w:strike w:val="false"/>
+                      <w:sz w:val="20"/>
+                      <w:szCs w:val="20"/>
+                      <w:color w:val="000000"/>
+                    </w:rPr>
+                    <w:t xml:space="preserve">-</w:t>
+                  </w:r>
+                </w:p>
+              </w:tc>
+              <w:tc>
+                <w:tcPr>
+                  <w:tcBorders>
+                    <w:bottom w:val="none" w:sz="0" w:space="0" w:color="000000"/>
+                    <w:top w:val="none" w:sz="0" w:space="0" w:color="000000"/>
+                    <w:left w:val="none" w:sz="0" w:space="0" w:color="000000"/>
+                    <w:right w:val="none" w:sz="0" w:space="0" w:color="000000"/>
+                  </w:tcBorders>
+                  <w:shd w:val="clear" w:color="auto" w:fill="FFFFFF"/>
+                  <w:tcMar>
+                    <w:top w:w="0" w:type="dxa"/>
+                    <w:bottom w:w="0" w:type="dxa"/>
+                    <w:left w:w="0" w:type="dxa"/>
+                    <w:right w:w="0" w:type="dxa"/>
+                  </w:tcMar>
+                  <w:vAlign w:val="center"/>
+                </w:tcPr>
+                <w:p>
+                  <w:pPr>
+                    <w:jc w:val="center"/>
+                    <w:pBdr>
+                      <w:bottom w:val="none" w:sz="0" w:space="0" w:color="000000"/>
+                      <w:top w:val="none" w:sz="0" w:space="0" w:color="000000"/>
+                      <w:left w:val="none" w:sz="0" w:space="0" w:color="000000"/>
+                      <w:right w:val="none" w:sz="0" w:space="0" w:color="000000"/>
+                    </w:pBdr>
+                    <w:spacing w:after="20" w:before="20" w:line="240"/>
+                    <w:ind w:left="100" w:right="100" w:firstLine="0" w:firstLineChars="0"/>
+                    <w:rPr>
+                      <w:rFonts w:ascii="Arial" w:hAnsi="Arial" w:eastAsia="Arial" w:cs="Arial"/>
+                      <w:i w:val="true"/>
+                      <w:b w:val="false"/>
+                      <w:u w:val="none"/>
+                      <w:strike w:val="false"/>
+                      <w:sz w:val="20"/>
+                      <w:szCs w:val="20"/>
+                      <w:color w:val="000000"/>
+                    </w:rPr>
+                  </w:pPr>
+                  <w:r xmlns:w="http://schemas.openxmlformats.org/wordprocessingml/2006/main" xmlns:wp="http://schemas.openxmlformats.org/drawingml/2006/wordprocessingDrawing" xmlns:r="http://schemas.openxmlformats.org/officeDocument/2006/relationships" xmlns:w14="http://schemas.microsoft.com/office/word/2010/wordml">
+                    <w:rPr>
+                      <w:rFonts w:ascii="Arial" w:hAnsi="Arial" w:eastAsia="Arial" w:cs="Arial"/>
+                      <w:i w:val="true"/>
+                      <w:b w:val="false"/>
+                      <w:u w:val="none"/>
+                      <w:strike w:val="false"/>
+                      <w:sz w:val="20"/>
+                      <w:szCs w:val="20"/>
+                      <w:color w:val="000000"/>
+                    </w:rPr>
+                    <w:t xml:space="preserve">-</w:t>
+                  </w:r>
+                </w:p>
+              </w:tc>
+              <w:tc>
+                <w:tcPr>
+                  <w:tcBorders>
+                    <w:bottom w:val="none" w:sz="0" w:space="0" w:color="000000"/>
+                    <w:top w:val="none" w:sz="0" w:space="0" w:color="000000"/>
+                    <w:left w:val="none" w:sz="0" w:space="0" w:color="000000"/>
+                    <w:right w:val="none" w:sz="0" w:space="0" w:color="000000"/>
+                  </w:tcBorders>
+                  <w:shd w:val="clear" w:color="auto" w:fill="FFFFFF"/>
+                  <w:tcMar>
+                    <w:top w:w="0" w:type="dxa"/>
+                    <w:bottom w:w="0" w:type="dxa"/>
+                    <w:left w:w="0" w:type="dxa"/>
+                    <w:right w:w="0" w:type="dxa"/>
+                  </w:tcMar>
+                  <w:vAlign w:val="center"/>
+                </w:tcPr>
+                <w:p>
+                  <w:pPr>
+                    <w:jc w:val="center"/>
+                    <w:pBdr>
+                      <w:bottom w:val="none" w:sz="0" w:space="0" w:color="000000"/>
+                      <w:top w:val="none" w:sz="0" w:space="0" w:color="000000"/>
+                      <w:left w:val="none" w:sz="0" w:space="0" w:color="000000"/>
+                      <w:right w:val="none" w:sz="0" w:space="0" w:color="000000"/>
+                    </w:pBdr>
+                    <w:spacing w:after="20" w:before="20" w:line="240"/>
+                    <w:ind w:left="100" w:right="100" w:firstLine="0" w:firstLineChars="0"/>
+                    <w:rPr>
+                      <w:rFonts w:ascii="Arial" w:hAnsi="Arial" w:eastAsia="Arial" w:cs="Arial"/>
+                      <w:i w:val="true"/>
+                      <w:b w:val="false"/>
+                      <w:u w:val="none"/>
+                      <w:strike w:val="false"/>
+                      <w:sz w:val="20"/>
+                      <w:szCs w:val="20"/>
+                      <w:color w:val="000000"/>
+                    </w:rPr>
+                  </w:pPr>
+                  <w:r xmlns:w="http://schemas.openxmlformats.org/wordprocessingml/2006/main" xmlns:wp="http://schemas.openxmlformats.org/drawingml/2006/wordprocessingDrawing" xmlns:r="http://schemas.openxmlformats.org/officeDocument/2006/relationships" xmlns:w14="http://schemas.microsoft.com/office/word/2010/wordml">
+                    <w:rPr>
+                      <w:rFonts w:ascii="Arial" w:hAnsi="Arial" w:eastAsia="Arial" w:cs="Arial"/>
+                      <w:i w:val="true"/>
+                      <w:b w:val="false"/>
+                      <w:u w:val="none"/>
+                      <w:strike w:val="false"/>
+                      <w:sz w:val="20"/>
+                      <w:szCs w:val="20"/>
+                      <w:color w:val="000000"/>
+                    </w:rPr>
+                    <w:t xml:space="preserve">2</w:t>
+                  </w:r>
+                </w:p>
+              </w:tc>
+              <w:tc>
+                <w:tcPr>
+                  <w:tcBorders>
+                    <w:bottom w:val="none" w:sz="0" w:space="0" w:color="000000"/>
+                    <w:top w:val="none" w:sz="0" w:space="0" w:color="000000"/>
+                    <w:left w:val="none" w:sz="0" w:space="0" w:color="000000"/>
+                    <w:right w:val="none" w:sz="0" w:space="0" w:color="000000"/>
+                  </w:tcBorders>
+                  <w:shd w:val="clear" w:color="auto" w:fill="FFFFFF"/>
+                  <w:tcMar>
+                    <w:top w:w="0" w:type="dxa"/>
+                    <w:bottom w:w="0" w:type="dxa"/>
+                    <w:left w:w="0" w:type="dxa"/>
+                    <w:right w:w="0" w:type="dxa"/>
+                  </w:tcMar>
+                  <w:vAlign w:val="center"/>
+                </w:tcPr>
+                <w:p>
+                  <w:pPr>
+                    <w:jc w:val="center"/>
+                    <w:pBdr>
+                      <w:bottom w:val="none" w:sz="0" w:space="0" w:color="000000"/>
+                      <w:top w:val="none" w:sz="0" w:space="0" w:color="000000"/>
+                      <w:left w:val="none" w:sz="0" w:space="0" w:color="000000"/>
+                      <w:right w:val="none" w:sz="0" w:space="0" w:color="000000"/>
+                    </w:pBdr>
+                    <w:spacing w:after="20" w:before="20" w:line="240"/>
+                    <w:ind w:left="100" w:right="100" w:firstLine="0" w:firstLineChars="0"/>
+                    <w:rPr>
+                      <w:rFonts w:ascii="Arial" w:hAnsi="Arial" w:eastAsia="Arial" w:cs="Arial"/>
+                      <w:i w:val="true"/>
+                      <w:b w:val="false"/>
+                      <w:u w:val="none"/>
+                      <w:strike w:val="false"/>
+                      <w:sz w:val="20"/>
+                      <w:szCs w:val="20"/>
+                      <w:color w:val="000000"/>
+                    </w:rPr>
+                  </w:pPr>
+                  <w:r xmlns:w="http://schemas.openxmlformats.org/wordprocessingml/2006/main" xmlns:wp="http://schemas.openxmlformats.org/drawingml/2006/wordprocessingDrawing" xmlns:r="http://schemas.openxmlformats.org/officeDocument/2006/relationships" xmlns:w14="http://schemas.microsoft.com/office/word/2010/wordml">
+                    <w:rPr>
+                      <w:rFonts w:ascii="Arial" w:hAnsi="Arial" w:eastAsia="Arial" w:cs="Arial"/>
+                      <w:i w:val="true"/>
+                      <w:b w:val="false"/>
+                      <w:u w:val="none"/>
+                      <w:strike w:val="false"/>
+                      <w:sz w:val="20"/>
+                      <w:szCs w:val="20"/>
+                      <w:color w:val="000000"/>
+                    </w:rPr>
+                    <w:t xml:space="preserve">2</w:t>
+                  </w:r>
+                </w:p>
+              </w:tc>
+              <w:tc>
+                <w:tcPr>
+                  <w:tcBorders>
+                    <w:bottom w:val="none" w:sz="0" w:space="0" w:color="000000"/>
+                    <w:top w:val="none" w:sz="0" w:space="0" w:color="000000"/>
+                    <w:left w:val="none" w:sz="0" w:space="0" w:color="000000"/>
+                    <w:right w:val="none" w:sz="0" w:space="0" w:color="000000"/>
+                  </w:tcBorders>
+                  <w:shd w:val="clear" w:color="auto" w:fill="FFFFFF"/>
+                  <w:tcMar>
+                    <w:top w:w="0" w:type="dxa"/>
+                    <w:bottom w:w="0" w:type="dxa"/>
+                    <w:left w:w="0" w:type="dxa"/>
+                    <w:right w:w="0" w:type="dxa"/>
+                  </w:tcMar>
+                  <w:vAlign w:val="center"/>
+                </w:tcPr>
+                <w:p>
+                  <w:pPr>
+                    <w:jc w:val="center"/>
+                    <w:pBdr>
+                      <w:bottom w:val="none" w:sz="0" w:space="0" w:color="000000"/>
+                      <w:top w:val="none" w:sz="0" w:space="0" w:color="000000"/>
+                      <w:left w:val="none" w:sz="0" w:space="0" w:color="000000"/>
+                      <w:right w:val="none" w:sz="0" w:space="0" w:color="000000"/>
+                    </w:pBdr>
+                    <w:spacing w:after="20" w:before="20" w:line="240"/>
+                    <w:ind w:left="100" w:right="100" w:firstLine="0" w:firstLineChars="0"/>
+                    <w:rPr>
+                      <w:rFonts w:ascii="Arial" w:hAnsi="Arial" w:eastAsia="Arial" w:cs="Arial"/>
+                      <w:i w:val="true"/>
+                      <w:b w:val="false"/>
+                      <w:u w:val="none"/>
+                      <w:strike w:val="false"/>
+                      <w:sz w:val="20"/>
+                      <w:szCs w:val="20"/>
+                      <w:color w:val="000000"/>
+                    </w:rPr>
+                  </w:pPr>
+                  <w:r xmlns:w="http://schemas.openxmlformats.org/wordprocessingml/2006/main" xmlns:wp="http://schemas.openxmlformats.org/drawingml/2006/wordprocessingDrawing" xmlns:r="http://schemas.openxmlformats.org/officeDocument/2006/relationships" xmlns:w14="http://schemas.microsoft.com/office/word/2010/wordml">
+                    <w:rPr>
+                      <w:rFonts w:ascii="Arial" w:hAnsi="Arial" w:eastAsia="Arial" w:cs="Arial"/>
+                      <w:i w:val="true"/>
+                      <w:b w:val="false"/>
+                      <w:u w:val="none"/>
+                      <w:strike w:val="false"/>
+                      <w:sz w:val="20"/>
+                      <w:szCs w:val="20"/>
+                      <w:color w:val="000000"/>
+                    </w:rPr>
+                    <w:t xml:space="preserve">3</w:t>
+                  </w:r>
+                </w:p>
+              </w:tc>
+              <w:tc>
+                <w:tcPr>
+                  <w:tcBorders>
+                    <w:bottom w:val="none" w:sz="0" w:space="0" w:color="000000"/>
+                    <w:top w:val="none" w:sz="0" w:space="0" w:color="000000"/>
+                    <w:left w:val="none" w:sz="0" w:space="0" w:color="000000"/>
+                    <w:right w:val="none" w:sz="0" w:space="0" w:color="000000"/>
+                  </w:tcBorders>
+                  <w:shd w:val="clear" w:color="auto" w:fill="FFFFFF"/>
+                  <w:tcMar>
+                    <w:top w:w="0" w:type="dxa"/>
+                    <w:bottom w:w="0" w:type="dxa"/>
+                    <w:left w:w="0" w:type="dxa"/>
+                    <w:right w:w="0" w:type="dxa"/>
+                  </w:tcMar>
+                  <w:vAlign w:val="center"/>
+                </w:tcPr>
+                <w:p>
+                  <w:pPr>
+                    <w:jc w:val="center"/>
+                    <w:pBdr>
+                      <w:bottom w:val="none" w:sz="0" w:space="0" w:color="000000"/>
+                      <w:top w:val="none" w:sz="0" w:space="0" w:color="000000"/>
+                      <w:left w:val="none" w:sz="0" w:space="0" w:color="000000"/>
+                      <w:right w:val="none" w:sz="0" w:space="0" w:color="000000"/>
+                    </w:pBdr>
+                    <w:spacing w:after="20" w:before="20" w:line="240"/>
+                    <w:ind w:left="100" w:right="100" w:firstLine="0" w:firstLineChars="0"/>
+                    <w:rPr>
+                      <w:rFonts w:ascii="Arial" w:hAnsi="Arial" w:eastAsia="Arial" w:cs="Arial"/>
+                      <w:i w:val="true"/>
+                      <w:b w:val="false"/>
+                      <w:u w:val="none"/>
+                      <w:strike w:val="false"/>
+                      <w:sz w:val="20"/>
+                      <w:szCs w:val="20"/>
+                      <w:color w:val="000000"/>
+                    </w:rPr>
+                  </w:pPr>
+                  <w:r xmlns:w="http://schemas.openxmlformats.org/wordprocessingml/2006/main" xmlns:wp="http://schemas.openxmlformats.org/drawingml/2006/wordprocessingDrawing" xmlns:r="http://schemas.openxmlformats.org/officeDocument/2006/relationships" xmlns:w14="http://schemas.microsoft.com/office/word/2010/wordml">
+                    <w:rPr>
+                      <w:rFonts w:ascii="Arial" w:hAnsi="Arial" w:eastAsia="Arial" w:cs="Arial"/>
+                      <w:i w:val="true"/>
+                      <w:b w:val="false"/>
+                      <w:u w:val="none"/>
+                      <w:strike w:val="false"/>
+                      <w:sz w:val="20"/>
+                      <w:szCs w:val="20"/>
+                      <w:color w:val="000000"/>
+                    </w:rPr>
+                    <w:t xml:space="preserve">2</w:t>
+                  </w:r>
+                </w:p>
+              </w:tc>
+              <w:tc>
+                <w:tcPr>
+                  <w:tcBorders>
+                    <w:bottom w:val="none" w:sz="0" w:space="0" w:color="000000"/>
+                    <w:top w:val="none" w:sz="0" w:space="0" w:color="000000"/>
+                    <w:left w:val="none" w:sz="0" w:space="0" w:color="000000"/>
+                    <w:right w:val="none" w:sz="0" w:space="0" w:color="000000"/>
+                  </w:tcBorders>
+                  <w:shd w:val="clear" w:color="auto" w:fill="FFFFFF"/>
+                  <w:tcMar>
+                    <w:top w:w="0" w:type="dxa"/>
+                    <w:bottom w:w="0" w:type="dxa"/>
+                    <w:left w:w="0" w:type="dxa"/>
+                    <w:right w:w="0" w:type="dxa"/>
+                  </w:tcMar>
+                  <w:vAlign w:val="center"/>
+                </w:tcPr>
+                <w:p>
+                  <w:pPr>
+                    <w:jc w:val="center"/>
+                    <w:pBdr>
+                      <w:bottom w:val="none" w:sz="0" w:space="0" w:color="000000"/>
+                      <w:top w:val="none" w:sz="0" w:space="0" w:color="000000"/>
+                      <w:left w:val="none" w:sz="0" w:space="0" w:color="000000"/>
+                      <w:right w:val="none" w:sz="0" w:space="0" w:color="000000"/>
+                    </w:pBdr>
+                    <w:spacing w:after="20" w:before="20" w:line="240"/>
+                    <w:ind w:left="100" w:right="100" w:firstLine="0" w:firstLineChars="0"/>
+                    <w:rPr>
+                      <w:rFonts w:ascii="Arial" w:hAnsi="Arial" w:eastAsia="Arial" w:cs="Arial"/>
+                      <w:i w:val="true"/>
+                      <w:b w:val="false"/>
+                      <w:u w:val="none"/>
+                      <w:strike w:val="false"/>
+                      <w:sz w:val="20"/>
+                      <w:szCs w:val="20"/>
+                      <w:color w:val="000000"/>
+                    </w:rPr>
+                  </w:pPr>
+                  <w:r xmlns:w="http://schemas.openxmlformats.org/wordprocessingml/2006/main" xmlns:wp="http://schemas.openxmlformats.org/drawingml/2006/wordprocessingDrawing" xmlns:r="http://schemas.openxmlformats.org/officeDocument/2006/relationships" xmlns:w14="http://schemas.microsoft.com/office/word/2010/wordml">
+                    <w:rPr>
+                      <w:rFonts w:ascii="Arial" w:hAnsi="Arial" w:eastAsia="Arial" w:cs="Arial"/>
+                      <w:i w:val="true"/>
+                      <w:b w:val="false"/>
+                      <w:u w:val="none"/>
+                      <w:strike w:val="false"/>
+                      <w:sz w:val="20"/>
+                      <w:szCs w:val="20"/>
+                      <w:color w:val="000000"/>
+                    </w:rPr>
+                    <w:t xml:space="preserve">3</w:t>
+                  </w:r>
+                </w:p>
+              </w:tc>
+            </w:tr>
+            <w:tr>
+              <w:trPr>
+                <w:trHeight w:val="360" w:hRule="auto"/>
+              </w:trPr>
+              <w:tc>
+                <w:tcPr>
+                  <w:tcBorders>
+                    <w:bottom w:val="none" w:sz="0" w:space="0" w:color="000000"/>
+                    <w:top w:val="none" w:sz="0" w:space="0" w:color="000000"/>
+                    <w:left w:val="none" w:sz="0" w:space="0" w:color="000000"/>
+                    <w:right w:val="none" w:sz="0" w:space="0" w:color="000000"/>
+                  </w:tcBorders>
+                  <w:shd w:val="clear" w:color="auto" w:fill="FFFFFF"/>
+                  <w:tcMar>
+                    <w:top w:w="0" w:type="dxa"/>
+                    <w:bottom w:w="0" w:type="dxa"/>
+                    <w:left w:w="0" w:type="dxa"/>
+                    <w:right w:w="0" w:type="dxa"/>
+                  </w:tcMar>
+                  <w:vAlign w:val="center"/>
+                </w:tcPr>
+                <w:p>
+                  <w:pPr>
+                    <w:jc w:val="left"/>
+                    <w:pBdr>
+                      <w:bottom w:val="none" w:sz="0" w:space="0" w:color="000000"/>
+                      <w:top w:val="none" w:sz="0" w:space="0" w:color="000000"/>
+                      <w:left w:val="none" w:sz="0" w:space="0" w:color="000000"/>
+                      <w:right w:val="none" w:sz="0" w:space="0" w:color="000000"/>
+                    </w:pBdr>
+                    <w:spacing w:after="20" w:before="20" w:line="240"/>
+                    <w:ind w:left="100" w:right="100" w:firstLine="0" w:firstLineChars="0"/>
+                    <w:rPr>
+                      <w:rFonts w:ascii="Arial" w:hAnsi="Arial" w:eastAsia="Arial" w:cs="Arial"/>
+                      <w:i w:val="true"/>
+                      <w:b w:val="false"/>
+                      <w:u w:val="none"/>
+                      <w:strike w:val="false"/>
+                      <w:sz w:val="20"/>
+                      <w:szCs w:val="20"/>
+                      <w:color w:val="000000"/>
+                    </w:rPr>
+                  </w:pPr>
+                  <w:r xmlns:w="http://schemas.openxmlformats.org/wordprocessingml/2006/main" xmlns:wp="http://schemas.openxmlformats.org/drawingml/2006/wordprocessingDrawing" xmlns:r="http://schemas.openxmlformats.org/officeDocument/2006/relationships" xmlns:w14="http://schemas.microsoft.com/office/word/2010/wordml">
+                    <w:rPr>
+                      <w:rFonts w:ascii="Arial" w:hAnsi="Arial" w:eastAsia="Arial" w:cs="Arial"/>
+                      <w:i w:val="true"/>
+                      <w:b w:val="false"/>
+                      <w:u w:val="none"/>
+                      <w:strike w:val="false"/>
+                      <w:sz w:val="20"/>
+                      <w:szCs w:val="20"/>
+                      <w:color w:val="000000"/>
+                    </w:rPr>
+                    <w:t xml:space="preserve">DR: Chondria</w:t>
+                  </w:r>
+                </w:p>
+              </w:tc>
+              <w:tc>
+                <w:tcPr>
+                  <w:tcBorders>
+                    <w:bottom w:val="none" w:sz="0" w:space="0" w:color="000000"/>
+                    <w:top w:val="none" w:sz="0" w:space="0" w:color="000000"/>
+                    <w:left w:val="none" w:sz="0" w:space="0" w:color="000000"/>
+                    <w:right w:val="none" w:sz="0" w:space="0" w:color="000000"/>
+                  </w:tcBorders>
+                  <w:shd w:val="clear" w:color="auto" w:fill="FFFFFF"/>
+                  <w:tcMar>
+                    <w:top w:w="0" w:type="dxa"/>
+                    <w:bottom w:w="0" w:type="dxa"/>
+                    <w:left w:w="0" w:type="dxa"/>
+                    <w:right w:w="0" w:type="dxa"/>
+                  </w:tcMar>
+                  <w:vAlign w:val="center"/>
+                </w:tcPr>
+                <w:p>
+                  <w:pPr>
+                    <w:jc w:val="center"/>
+                    <w:pBdr>
+                      <w:bottom w:val="none" w:sz="0" w:space="0" w:color="000000"/>
+                      <w:top w:val="none" w:sz="0" w:space="0" w:color="000000"/>
+                      <w:left w:val="none" w:sz="0" w:space="0" w:color="000000"/>
+                      <w:right w:val="none" w:sz="0" w:space="0" w:color="000000"/>
+                    </w:pBdr>
+                    <w:spacing w:after="20" w:before="20" w:line="240"/>
+                    <w:ind w:left="100" w:right="100" w:firstLine="0" w:firstLineChars="0"/>
+                    <w:rPr>
+                      <w:rFonts w:ascii="Arial" w:hAnsi="Arial" w:eastAsia="Arial" w:cs="Arial"/>
+                      <w:i w:val="true"/>
+                      <w:b w:val="false"/>
+                      <w:u w:val="none"/>
+                      <w:strike w:val="false"/>
+                      <w:sz w:val="20"/>
+                      <w:szCs w:val="20"/>
+                      <w:color w:val="000000"/>
+                    </w:rPr>
+                  </w:pPr>
+                  <w:r xmlns:w="http://schemas.openxmlformats.org/wordprocessingml/2006/main" xmlns:wp="http://schemas.openxmlformats.org/drawingml/2006/wordprocessingDrawing" xmlns:r="http://schemas.openxmlformats.org/officeDocument/2006/relationships" xmlns:w14="http://schemas.microsoft.com/office/word/2010/wordml">
+                    <w:rPr>
+                      <w:rFonts w:ascii="Arial" w:hAnsi="Arial" w:eastAsia="Arial" w:cs="Arial"/>
+                      <w:i w:val="true"/>
+                      <w:b w:val="false"/>
+                      <w:u w:val="none"/>
+                      <w:strike w:val="false"/>
+                      <w:sz w:val="20"/>
+                      <w:szCs w:val="20"/>
+                      <w:color w:val="000000"/>
+                    </w:rPr>
+                    <w:t xml:space="preserve">-</w:t>
+                  </w:r>
+                </w:p>
+              </w:tc>
+              <w:tc>
+                <w:tcPr>
+                  <w:tcBorders>
+                    <w:bottom w:val="none" w:sz="0" w:space="0" w:color="000000"/>
+                    <w:top w:val="none" w:sz="0" w:space="0" w:color="000000"/>
+                    <w:left w:val="none" w:sz="0" w:space="0" w:color="000000"/>
+                    <w:right w:val="none" w:sz="0" w:space="0" w:color="000000"/>
+                  </w:tcBorders>
+                  <w:shd w:val="clear" w:color="auto" w:fill="FFFFFF"/>
+                  <w:tcMar>
+                    <w:top w:w="0" w:type="dxa"/>
+                    <w:bottom w:w="0" w:type="dxa"/>
+                    <w:left w:w="0" w:type="dxa"/>
+                    <w:right w:w="0" w:type="dxa"/>
+                  </w:tcMar>
+                  <w:vAlign w:val="center"/>
+                </w:tcPr>
+                <w:p>
+                  <w:pPr>
+                    <w:jc w:val="center"/>
+                    <w:pBdr>
+                      <w:bottom w:val="none" w:sz="0" w:space="0" w:color="000000"/>
+                      <w:top w:val="none" w:sz="0" w:space="0" w:color="000000"/>
+                      <w:left w:val="none" w:sz="0" w:space="0" w:color="000000"/>
+                      <w:right w:val="none" w:sz="0" w:space="0" w:color="000000"/>
+                    </w:pBdr>
+                    <w:spacing w:after="20" w:before="20" w:line="240"/>
+                    <w:ind w:left="100" w:right="100" w:firstLine="0" w:firstLineChars="0"/>
+                    <w:rPr>
+                      <w:rFonts w:ascii="Arial" w:hAnsi="Arial" w:eastAsia="Arial" w:cs="Arial"/>
+                      <w:i w:val="true"/>
+                      <w:b w:val="false"/>
+                      <w:u w:val="none"/>
+                      <w:strike w:val="false"/>
+                      <w:sz w:val="20"/>
+                      <w:szCs w:val="20"/>
+                      <w:color w:val="000000"/>
+                    </w:rPr>
+                  </w:pPr>
+                  <w:r xmlns:w="http://schemas.openxmlformats.org/wordprocessingml/2006/main" xmlns:wp="http://schemas.openxmlformats.org/drawingml/2006/wordprocessingDrawing" xmlns:r="http://schemas.openxmlformats.org/officeDocument/2006/relationships" xmlns:w14="http://schemas.microsoft.com/office/word/2010/wordml">
+                    <w:rPr>
+                      <w:rFonts w:ascii="Arial" w:hAnsi="Arial" w:eastAsia="Arial" w:cs="Arial"/>
+                      <w:i w:val="true"/>
+                      <w:b w:val="false"/>
+                      <w:u w:val="none"/>
+                      <w:strike w:val="false"/>
+                      <w:sz w:val="20"/>
+                      <w:szCs w:val="20"/>
+                      <w:color w:val="000000"/>
+                    </w:rPr>
+                    <w:t xml:space="preserve">-</w:t>
+                  </w:r>
+                </w:p>
+              </w:tc>
+              <w:tc>
+                <w:tcPr>
+                  <w:tcBorders>
+                    <w:bottom w:val="none" w:sz="0" w:space="0" w:color="000000"/>
+                    <w:top w:val="none" w:sz="0" w:space="0" w:color="000000"/>
+                    <w:left w:val="none" w:sz="0" w:space="0" w:color="000000"/>
+                    <w:right w:val="none" w:sz="0" w:space="0" w:color="000000"/>
+                  </w:tcBorders>
+                  <w:shd w:val="clear" w:color="auto" w:fill="FFFFFF"/>
+                  <w:tcMar>
+                    <w:top w:w="0" w:type="dxa"/>
+                    <w:bottom w:w="0" w:type="dxa"/>
+                    <w:left w:w="0" w:type="dxa"/>
+                    <w:right w:w="0" w:type="dxa"/>
+                  </w:tcMar>
+                  <w:vAlign w:val="center"/>
+                </w:tcPr>
+                <w:p>
+                  <w:pPr>
+                    <w:jc w:val="center"/>
+                    <w:pBdr>
+                      <w:bottom w:val="none" w:sz="0" w:space="0" w:color="000000"/>
+                      <w:top w:val="none" w:sz="0" w:space="0" w:color="000000"/>
+                      <w:left w:val="none" w:sz="0" w:space="0" w:color="000000"/>
+                      <w:right w:val="none" w:sz="0" w:space="0" w:color="000000"/>
+                    </w:pBdr>
+                    <w:spacing w:after="20" w:before="20" w:line="240"/>
+                    <w:ind w:left="100" w:right="100" w:firstLine="0" w:firstLineChars="0"/>
+                    <w:rPr>
+                      <w:rFonts w:ascii="Arial" w:hAnsi="Arial" w:eastAsia="Arial" w:cs="Arial"/>
+                      <w:i w:val="true"/>
+                      <w:b w:val="false"/>
+                      <w:u w:val="none"/>
+                      <w:strike w:val="false"/>
+                      <w:sz w:val="20"/>
+                      <w:szCs w:val="20"/>
+                      <w:color w:val="000000"/>
+                    </w:rPr>
+                  </w:pPr>
+                  <w:r xmlns:w="http://schemas.openxmlformats.org/wordprocessingml/2006/main" xmlns:wp="http://schemas.openxmlformats.org/drawingml/2006/wordprocessingDrawing" xmlns:r="http://schemas.openxmlformats.org/officeDocument/2006/relationships" xmlns:w14="http://schemas.microsoft.com/office/word/2010/wordml">
+                    <w:rPr>
+                      <w:rFonts w:ascii="Arial" w:hAnsi="Arial" w:eastAsia="Arial" w:cs="Arial"/>
+                      <w:i w:val="true"/>
+                      <w:b w:val="false"/>
+                      <w:u w:val="none"/>
+                      <w:strike w:val="false"/>
+                      <w:sz w:val="20"/>
+                      <w:szCs w:val="20"/>
+                      <w:color w:val="000000"/>
+                    </w:rPr>
+                    <w:t xml:space="preserve">-</w:t>
+                  </w:r>
+                </w:p>
+              </w:tc>
+              <w:tc>
+                <w:tcPr>
+                  <w:tcBorders>
+                    <w:bottom w:val="none" w:sz="0" w:space="0" w:color="000000"/>
+                    <w:top w:val="none" w:sz="0" w:space="0" w:color="000000"/>
+                    <w:left w:val="none" w:sz="0" w:space="0" w:color="000000"/>
+                    <w:right w:val="none" w:sz="0" w:space="0" w:color="000000"/>
+                  </w:tcBorders>
+                  <w:shd w:val="clear" w:color="auto" w:fill="FFFFFF"/>
+                  <w:tcMar>
+                    <w:top w:w="0" w:type="dxa"/>
+                    <w:bottom w:w="0" w:type="dxa"/>
+                    <w:left w:w="0" w:type="dxa"/>
+                    <w:right w:w="0" w:type="dxa"/>
+                  </w:tcMar>
+                  <w:vAlign w:val="center"/>
+                </w:tcPr>
+                <w:p>
+                  <w:pPr>
+                    <w:jc w:val="center"/>
+                    <w:pBdr>
+                      <w:bottom w:val="none" w:sz="0" w:space="0" w:color="000000"/>
+                      <w:top w:val="none" w:sz="0" w:space="0" w:color="000000"/>
+                      <w:left w:val="none" w:sz="0" w:space="0" w:color="000000"/>
+                      <w:right w:val="none" w:sz="0" w:space="0" w:color="000000"/>
+                    </w:pBdr>
+                    <w:spacing w:after="20" w:before="20" w:line="240"/>
+                    <w:ind w:left="100" w:right="100" w:firstLine="0" w:firstLineChars="0"/>
+                    <w:rPr>
+                      <w:rFonts w:ascii="Arial" w:hAnsi="Arial" w:eastAsia="Arial" w:cs="Arial"/>
+                      <w:i w:val="true"/>
+                      <w:b w:val="false"/>
+                      <w:u w:val="none"/>
+                      <w:strike w:val="false"/>
+                      <w:sz w:val="20"/>
+                      <w:szCs w:val="20"/>
+                      <w:color w:val="000000"/>
+                    </w:rPr>
+                  </w:pPr>
+                  <w:r xmlns:w="http://schemas.openxmlformats.org/wordprocessingml/2006/main" xmlns:wp="http://schemas.openxmlformats.org/drawingml/2006/wordprocessingDrawing" xmlns:r="http://schemas.openxmlformats.org/officeDocument/2006/relationships" xmlns:w14="http://schemas.microsoft.com/office/word/2010/wordml">
+                    <w:rPr>
+                      <w:rFonts w:ascii="Arial" w:hAnsi="Arial" w:eastAsia="Arial" w:cs="Arial"/>
+                      <w:i w:val="true"/>
+                      <w:b w:val="false"/>
+                      <w:u w:val="none"/>
+                      <w:strike w:val="false"/>
+                      <w:sz w:val="20"/>
+                      <w:szCs w:val="20"/>
+                      <w:color w:val="000000"/>
+                    </w:rPr>
+                    <w:t xml:space="preserve">1</w:t>
+                  </w:r>
+                </w:p>
+              </w:tc>
+              <w:tc>
+                <w:tcPr>
+                  <w:tcBorders>
+                    <w:bottom w:val="none" w:sz="0" w:space="0" w:color="000000"/>
+                    <w:top w:val="none" w:sz="0" w:space="0" w:color="000000"/>
+                    <w:left w:val="none" w:sz="0" w:space="0" w:color="000000"/>
+                    <w:right w:val="none" w:sz="0" w:space="0" w:color="000000"/>
+                  </w:tcBorders>
+                  <w:shd w:val="clear" w:color="auto" w:fill="FFFFFF"/>
+                  <w:tcMar>
+                    <w:top w:w="0" w:type="dxa"/>
+                    <w:bottom w:w="0" w:type="dxa"/>
+                    <w:left w:w="0" w:type="dxa"/>
+                    <w:right w:w="0" w:type="dxa"/>
+                  </w:tcMar>
+                  <w:vAlign w:val="center"/>
+                </w:tcPr>
+                <w:p>
+                  <w:pPr>
+                    <w:jc w:val="center"/>
+                    <w:pBdr>
+                      <w:bottom w:val="none" w:sz="0" w:space="0" w:color="000000"/>
+                      <w:top w:val="none" w:sz="0" w:space="0" w:color="000000"/>
+                      <w:left w:val="none" w:sz="0" w:space="0" w:color="000000"/>
+                      <w:right w:val="none" w:sz="0" w:space="0" w:color="000000"/>
+                    </w:pBdr>
+                    <w:spacing w:after="20" w:before="20" w:line="240"/>
+                    <w:ind w:left="100" w:right="100" w:firstLine="0" w:firstLineChars="0"/>
+                    <w:rPr>
+                      <w:rFonts w:ascii="Arial" w:hAnsi="Arial" w:eastAsia="Arial" w:cs="Arial"/>
+                      <w:i w:val="true"/>
+                      <w:b w:val="false"/>
+                      <w:u w:val="none"/>
+                      <w:strike w:val="false"/>
+                      <w:sz w:val="20"/>
+                      <w:szCs w:val="20"/>
+                      <w:color w:val="000000"/>
+                    </w:rPr>
+                  </w:pPr>
+                  <w:r xmlns:w="http://schemas.openxmlformats.org/wordprocessingml/2006/main" xmlns:wp="http://schemas.openxmlformats.org/drawingml/2006/wordprocessingDrawing" xmlns:r="http://schemas.openxmlformats.org/officeDocument/2006/relationships" xmlns:w14="http://schemas.microsoft.com/office/word/2010/wordml">
+                    <w:rPr>
+                      <w:rFonts w:ascii="Arial" w:hAnsi="Arial" w:eastAsia="Arial" w:cs="Arial"/>
+                      <w:i w:val="true"/>
+                      <w:b w:val="false"/>
+                      <w:u w:val="none"/>
+                      <w:strike w:val="false"/>
+                      <w:sz w:val="20"/>
+                      <w:szCs w:val="20"/>
+                      <w:color w:val="000000"/>
+                    </w:rPr>
+                    <w:t xml:space="preserve">-</w:t>
+                  </w:r>
+                </w:p>
+              </w:tc>
+              <w:tc>
+                <w:tcPr>
+                  <w:tcBorders>
+                    <w:bottom w:val="none" w:sz="0" w:space="0" w:color="000000"/>
+                    <w:top w:val="none" w:sz="0" w:space="0" w:color="000000"/>
+                    <w:left w:val="none" w:sz="0" w:space="0" w:color="000000"/>
+                    <w:right w:val="none" w:sz="0" w:space="0" w:color="000000"/>
+                  </w:tcBorders>
+                  <w:shd w:val="clear" w:color="auto" w:fill="FFFFFF"/>
+                  <w:tcMar>
+                    <w:top w:w="0" w:type="dxa"/>
+                    <w:bottom w:w="0" w:type="dxa"/>
+                    <w:left w:w="0" w:type="dxa"/>
+                    <w:right w:w="0" w:type="dxa"/>
+                  </w:tcMar>
+                  <w:vAlign w:val="center"/>
+                </w:tcPr>
+                <w:p>
+                  <w:pPr>
+                    <w:jc w:val="center"/>
+                    <w:pBdr>
+                      <w:bottom w:val="none" w:sz="0" w:space="0" w:color="000000"/>
+                      <w:top w:val="none" w:sz="0" w:space="0" w:color="000000"/>
+                      <w:left w:val="none" w:sz="0" w:space="0" w:color="000000"/>
+                      <w:right w:val="none" w:sz="0" w:space="0" w:color="000000"/>
+                    </w:pBdr>
+                    <w:spacing w:after="20" w:before="20" w:line="240"/>
+                    <w:ind w:left="100" w:right="100" w:firstLine="0" w:firstLineChars="0"/>
+                    <w:rPr>
+                      <w:rFonts w:ascii="Arial" w:hAnsi="Arial" w:eastAsia="Arial" w:cs="Arial"/>
+                      <w:i w:val="true"/>
+                      <w:b w:val="false"/>
+                      <w:u w:val="none"/>
+                      <w:strike w:val="false"/>
+                      <w:sz w:val="20"/>
+                      <w:szCs w:val="20"/>
+                      <w:color w:val="000000"/>
+                    </w:rPr>
+                  </w:pPr>
+                  <w:r xmlns:w="http://schemas.openxmlformats.org/wordprocessingml/2006/main" xmlns:wp="http://schemas.openxmlformats.org/drawingml/2006/wordprocessingDrawing" xmlns:r="http://schemas.openxmlformats.org/officeDocument/2006/relationships" xmlns:w14="http://schemas.microsoft.com/office/word/2010/wordml">
+                    <w:rPr>
+                      <w:rFonts w:ascii="Arial" w:hAnsi="Arial" w:eastAsia="Arial" w:cs="Arial"/>
+                      <w:i w:val="true"/>
+                      <w:b w:val="false"/>
+                      <w:u w:val="none"/>
+                      <w:strike w:val="false"/>
+                      <w:sz w:val="20"/>
+                      <w:szCs w:val="20"/>
+                      <w:color w:val="000000"/>
+                    </w:rPr>
+                    <w:t xml:space="preserve">3</w:t>
+                  </w:r>
+                </w:p>
+              </w:tc>
+              <w:tc>
+                <w:tcPr>
+                  <w:tcBorders>
+                    <w:bottom w:val="none" w:sz="0" w:space="0" w:color="000000"/>
+                    <w:top w:val="none" w:sz="0" w:space="0" w:color="000000"/>
+                    <w:left w:val="none" w:sz="0" w:space="0" w:color="000000"/>
+                    <w:right w:val="none" w:sz="0" w:space="0" w:color="000000"/>
+                  </w:tcBorders>
+                  <w:shd w:val="clear" w:color="auto" w:fill="FFFFFF"/>
+                  <w:tcMar>
+                    <w:top w:w="0" w:type="dxa"/>
+                    <w:bottom w:w="0" w:type="dxa"/>
+                    <w:left w:w="0" w:type="dxa"/>
+                    <w:right w:w="0" w:type="dxa"/>
+                  </w:tcMar>
+                  <w:vAlign w:val="center"/>
+                </w:tcPr>
+                <w:p>
+                  <w:pPr>
+                    <w:jc w:val="center"/>
+                    <w:pBdr>
+                      <w:bottom w:val="none" w:sz="0" w:space="0" w:color="000000"/>
+                      <w:top w:val="none" w:sz="0" w:space="0" w:color="000000"/>
+                      <w:left w:val="none" w:sz="0" w:space="0" w:color="000000"/>
+                      <w:right w:val="none" w:sz="0" w:space="0" w:color="000000"/>
+                    </w:pBdr>
+                    <w:spacing w:after="20" w:before="20" w:line="240"/>
+                    <w:ind w:left="100" w:right="100" w:firstLine="0" w:firstLineChars="0"/>
+                    <w:rPr>
+                      <w:rFonts w:ascii="Arial" w:hAnsi="Arial" w:eastAsia="Arial" w:cs="Arial"/>
+                      <w:i w:val="true"/>
+                      <w:b w:val="false"/>
+                      <w:u w:val="none"/>
+                      <w:strike w:val="false"/>
+                      <w:sz w:val="20"/>
+                      <w:szCs w:val="20"/>
+                      <w:color w:val="000000"/>
+                    </w:rPr>
+                  </w:pPr>
+                  <w:r xmlns:w="http://schemas.openxmlformats.org/wordprocessingml/2006/main" xmlns:wp="http://schemas.openxmlformats.org/drawingml/2006/wordprocessingDrawing" xmlns:r="http://schemas.openxmlformats.org/officeDocument/2006/relationships" xmlns:w14="http://schemas.microsoft.com/office/word/2010/wordml">
+                    <w:rPr>
+                      <w:rFonts w:ascii="Arial" w:hAnsi="Arial" w:eastAsia="Arial" w:cs="Arial"/>
+                      <w:i w:val="true"/>
+                      <w:b w:val="false"/>
+                      <w:u w:val="none"/>
+                      <w:strike w:val="false"/>
+                      <w:sz w:val="20"/>
+                      <w:szCs w:val="20"/>
+                      <w:color w:val="000000"/>
+                    </w:rPr>
+                    <w:t xml:space="preserve">-</w:t>
+                  </w:r>
+                </w:p>
+              </w:tc>
+            </w:tr>
+            <w:tr>
+              <w:trPr>
+                <w:trHeight w:val="360" w:hRule="auto"/>
+              </w:trPr>
+              <w:tc>
+                <w:tcPr>
+                  <w:tcBorders>
+                    <w:bottom w:val="none" w:sz="0" w:space="0" w:color="000000"/>
+                    <w:top w:val="none" w:sz="0" w:space="0" w:color="000000"/>
+                    <w:left w:val="none" w:sz="0" w:space="0" w:color="000000"/>
+                    <w:right w:val="none" w:sz="0" w:space="0" w:color="000000"/>
+                  </w:tcBorders>
+                  <w:shd w:val="clear" w:color="auto" w:fill="FFFFFF"/>
+                  <w:tcMar>
+                    <w:top w:w="0" w:type="dxa"/>
+                    <w:bottom w:w="0" w:type="dxa"/>
+                    <w:left w:w="0" w:type="dxa"/>
+                    <w:right w:w="0" w:type="dxa"/>
+                  </w:tcMar>
+                  <w:vAlign w:val="center"/>
+                </w:tcPr>
+                <w:p>
+                  <w:pPr>
+                    <w:jc w:val="left"/>
+                    <w:pBdr>
+                      <w:bottom w:val="none" w:sz="0" w:space="0" w:color="000000"/>
+                      <w:top w:val="none" w:sz="0" w:space="0" w:color="000000"/>
+                      <w:left w:val="none" w:sz="0" w:space="0" w:color="000000"/>
+                      <w:right w:val="none" w:sz="0" w:space="0" w:color="000000"/>
+                    </w:pBdr>
+                    <w:spacing w:after="20" w:before="20" w:line="240"/>
+                    <w:ind w:left="100" w:right="100" w:firstLine="0" w:firstLineChars="0"/>
+                    <w:rPr>
+                      <w:rFonts w:ascii="Arial" w:hAnsi="Arial" w:eastAsia="Arial" w:cs="Arial"/>
+                      <w:i w:val="true"/>
+                      <w:b w:val="false"/>
+                      <w:u w:val="none"/>
+                      <w:strike w:val="false"/>
+                      <w:sz w:val="20"/>
+                      <w:szCs w:val="20"/>
+                      <w:color w:val="000000"/>
+                    </w:rPr>
+                  </w:pPr>
+                  <w:r xmlns:w="http://schemas.openxmlformats.org/wordprocessingml/2006/main" xmlns:wp="http://schemas.openxmlformats.org/drawingml/2006/wordprocessingDrawing" xmlns:r="http://schemas.openxmlformats.org/officeDocument/2006/relationships" xmlns:w14="http://schemas.microsoft.com/office/word/2010/wordml">
+                    <w:rPr>
+                      <w:rFonts w:ascii="Arial" w:hAnsi="Arial" w:eastAsia="Arial" w:cs="Arial"/>
+                      <w:i w:val="true"/>
+                      <w:b w:val="false"/>
+                      <w:u w:val="none"/>
+                      <w:strike w:val="false"/>
+                      <w:sz w:val="20"/>
+                      <w:szCs w:val="20"/>
+                      <w:color w:val="000000"/>
+                    </w:rPr>
+                    <w:t xml:space="preserve">DR: Gracilaria</w:t>
+                  </w:r>
+                </w:p>
+              </w:tc>
+              <w:tc>
+                <w:tcPr>
+                  <w:tcBorders>
+                    <w:bottom w:val="none" w:sz="0" w:space="0" w:color="000000"/>
+                    <w:top w:val="none" w:sz="0" w:space="0" w:color="000000"/>
+                    <w:left w:val="none" w:sz="0" w:space="0" w:color="000000"/>
+                    <w:right w:val="none" w:sz="0" w:space="0" w:color="000000"/>
+                  </w:tcBorders>
+                  <w:shd w:val="clear" w:color="auto" w:fill="FFFFFF"/>
+                  <w:tcMar>
+                    <w:top w:w="0" w:type="dxa"/>
+                    <w:bottom w:w="0" w:type="dxa"/>
+                    <w:left w:w="0" w:type="dxa"/>
+                    <w:right w:w="0" w:type="dxa"/>
+                  </w:tcMar>
+                  <w:vAlign w:val="center"/>
+                </w:tcPr>
+                <w:p>
+                  <w:pPr>
+                    <w:jc w:val="center"/>
+                    <w:pBdr>
+                      <w:bottom w:val="none" w:sz="0" w:space="0" w:color="000000"/>
+                      <w:top w:val="none" w:sz="0" w:space="0" w:color="000000"/>
+                      <w:left w:val="none" w:sz="0" w:space="0" w:color="000000"/>
+                      <w:right w:val="none" w:sz="0" w:space="0" w:color="000000"/>
+                    </w:pBdr>
+                    <w:spacing w:after="20" w:before="20" w:line="240"/>
+                    <w:ind w:left="100" w:right="100" w:firstLine="0" w:firstLineChars="0"/>
+                    <w:rPr>
+                      <w:rFonts w:ascii="Arial" w:hAnsi="Arial" w:eastAsia="Arial" w:cs="Arial"/>
+                      <w:i w:val="true"/>
+                      <w:b w:val="false"/>
+                      <w:u w:val="none"/>
+                      <w:strike w:val="false"/>
+                      <w:sz w:val="20"/>
+                      <w:szCs w:val="20"/>
+                      <w:color w:val="000000"/>
+                    </w:rPr>
+                  </w:pPr>
+                  <w:r xmlns:w="http://schemas.openxmlformats.org/wordprocessingml/2006/main" xmlns:wp="http://schemas.openxmlformats.org/drawingml/2006/wordprocessingDrawing" xmlns:r="http://schemas.openxmlformats.org/officeDocument/2006/relationships" xmlns:w14="http://schemas.microsoft.com/office/word/2010/wordml">
+                    <w:rPr>
+                      <w:rFonts w:ascii="Arial" w:hAnsi="Arial" w:eastAsia="Arial" w:cs="Arial"/>
+                      <w:i w:val="true"/>
+                      <w:b w:val="false"/>
+                      <w:u w:val="none"/>
+                      <w:strike w:val="false"/>
+                      <w:sz w:val="20"/>
+                      <w:szCs w:val="20"/>
+                      <w:color w:val="000000"/>
+                    </w:rPr>
+                    <w:t xml:space="preserve">-</w:t>
+                  </w:r>
+                </w:p>
+              </w:tc>
+              <w:tc>
+                <w:tcPr>
+                  <w:tcBorders>
+                    <w:bottom w:val="none" w:sz="0" w:space="0" w:color="000000"/>
+                    <w:top w:val="none" w:sz="0" w:space="0" w:color="000000"/>
+                    <w:left w:val="none" w:sz="0" w:space="0" w:color="000000"/>
+                    <w:right w:val="none" w:sz="0" w:space="0" w:color="000000"/>
+                  </w:tcBorders>
+                  <w:shd w:val="clear" w:color="auto" w:fill="FFFFFF"/>
+                  <w:tcMar>
+                    <w:top w:w="0" w:type="dxa"/>
+                    <w:bottom w:w="0" w:type="dxa"/>
+                    <w:left w:w="0" w:type="dxa"/>
+                    <w:right w:w="0" w:type="dxa"/>
+                  </w:tcMar>
+                  <w:vAlign w:val="center"/>
+                </w:tcPr>
+                <w:p>
+                  <w:pPr>
+                    <w:jc w:val="center"/>
+                    <w:pBdr>
+                      <w:bottom w:val="none" w:sz="0" w:space="0" w:color="000000"/>
+                      <w:top w:val="none" w:sz="0" w:space="0" w:color="000000"/>
+                      <w:left w:val="none" w:sz="0" w:space="0" w:color="000000"/>
+                      <w:right w:val="none" w:sz="0" w:space="0" w:color="000000"/>
+                    </w:pBdr>
+                    <w:spacing w:after="20" w:before="20" w:line="240"/>
+                    <w:ind w:left="100" w:right="100" w:firstLine="0" w:firstLineChars="0"/>
+                    <w:rPr>
+                      <w:rFonts w:ascii="Arial" w:hAnsi="Arial" w:eastAsia="Arial" w:cs="Arial"/>
+                      <w:i w:val="true"/>
+                      <w:b w:val="false"/>
+                      <w:u w:val="none"/>
+                      <w:strike w:val="false"/>
+                      <w:sz w:val="20"/>
+                      <w:szCs w:val="20"/>
+                      <w:color w:val="000000"/>
+                    </w:rPr>
+                  </w:pPr>
+                  <w:r xmlns:w="http://schemas.openxmlformats.org/wordprocessingml/2006/main" xmlns:wp="http://schemas.openxmlformats.org/drawingml/2006/wordprocessingDrawing" xmlns:r="http://schemas.openxmlformats.org/officeDocument/2006/relationships" xmlns:w14="http://schemas.microsoft.com/office/word/2010/wordml">
+                    <w:rPr>
+                      <w:rFonts w:ascii="Arial" w:hAnsi="Arial" w:eastAsia="Arial" w:cs="Arial"/>
+                      <w:i w:val="true"/>
+                      <w:b w:val="false"/>
+                      <w:u w:val="none"/>
+                      <w:strike w:val="false"/>
+                      <w:sz w:val="20"/>
+                      <w:szCs w:val="20"/>
+                      <w:color w:val="000000"/>
+                    </w:rPr>
+                    <w:t xml:space="preserve">-</w:t>
+                  </w:r>
+                </w:p>
+              </w:tc>
+              <w:tc>
+                <w:tcPr>
+                  <w:tcBorders>
+                    <w:bottom w:val="none" w:sz="0" w:space="0" w:color="000000"/>
+                    <w:top w:val="none" w:sz="0" w:space="0" w:color="000000"/>
+                    <w:left w:val="none" w:sz="0" w:space="0" w:color="000000"/>
+                    <w:right w:val="none" w:sz="0" w:space="0" w:color="000000"/>
+                  </w:tcBorders>
+                  <w:shd w:val="clear" w:color="auto" w:fill="FFFFFF"/>
+                  <w:tcMar>
+                    <w:top w:w="0" w:type="dxa"/>
+                    <w:bottom w:w="0" w:type="dxa"/>
+                    <w:left w:w="0" w:type="dxa"/>
+                    <w:right w:w="0" w:type="dxa"/>
+                  </w:tcMar>
+                  <w:vAlign w:val="center"/>
+                </w:tcPr>
+                <w:p>
+                  <w:pPr>
+                    <w:jc w:val="center"/>
+                    <w:pBdr>
+                      <w:bottom w:val="none" w:sz="0" w:space="0" w:color="000000"/>
+                      <w:top w:val="none" w:sz="0" w:space="0" w:color="000000"/>
+                      <w:left w:val="none" w:sz="0" w:space="0" w:color="000000"/>
+                      <w:right w:val="none" w:sz="0" w:space="0" w:color="000000"/>
+                    </w:pBdr>
+                    <w:spacing w:after="20" w:before="20" w:line="240"/>
+                    <w:ind w:left="100" w:right="100" w:firstLine="0" w:firstLineChars="0"/>
+                    <w:rPr>
+                      <w:rFonts w:ascii="Arial" w:hAnsi="Arial" w:eastAsia="Arial" w:cs="Arial"/>
+                      <w:i w:val="true"/>
+                      <w:b w:val="false"/>
+                      <w:u w:val="none"/>
+                      <w:strike w:val="false"/>
+                      <w:sz w:val="20"/>
+                      <w:szCs w:val="20"/>
+                      <w:color w:val="000000"/>
+                    </w:rPr>
+                  </w:pPr>
+                  <w:r xmlns:w="http://schemas.openxmlformats.org/wordprocessingml/2006/main" xmlns:wp="http://schemas.openxmlformats.org/drawingml/2006/wordprocessingDrawing" xmlns:r="http://schemas.openxmlformats.org/officeDocument/2006/relationships" xmlns:w14="http://schemas.microsoft.com/office/word/2010/wordml">
+                    <w:rPr>
+                      <w:rFonts w:ascii="Arial" w:hAnsi="Arial" w:eastAsia="Arial" w:cs="Arial"/>
+                      <w:i w:val="true"/>
+                      <w:b w:val="false"/>
+                      <w:u w:val="none"/>
+                      <w:strike w:val="false"/>
+                      <w:sz w:val="20"/>
+                      <w:szCs w:val="20"/>
+                      <w:color w:val="000000"/>
+                    </w:rPr>
+                    <w:t xml:space="preserve">-</w:t>
+                  </w:r>
+                </w:p>
+              </w:tc>
+              <w:tc>
+                <w:tcPr>
+                  <w:tcBorders>
+                    <w:bottom w:val="none" w:sz="0" w:space="0" w:color="000000"/>
+                    <w:top w:val="none" w:sz="0" w:space="0" w:color="000000"/>
+                    <w:left w:val="none" w:sz="0" w:space="0" w:color="000000"/>
+                    <w:right w:val="none" w:sz="0" w:space="0" w:color="000000"/>
+                  </w:tcBorders>
+                  <w:shd w:val="clear" w:color="auto" w:fill="FFFFFF"/>
+                  <w:tcMar>
+                    <w:top w:w="0" w:type="dxa"/>
+                    <w:bottom w:w="0" w:type="dxa"/>
+                    <w:left w:w="0" w:type="dxa"/>
+                    <w:right w:w="0" w:type="dxa"/>
+                  </w:tcMar>
+                  <w:vAlign w:val="center"/>
+                </w:tcPr>
+                <w:p>
+                  <w:pPr>
+                    <w:jc w:val="center"/>
+                    <w:pBdr>
+                      <w:bottom w:val="none" w:sz="0" w:space="0" w:color="000000"/>
+                      <w:top w:val="none" w:sz="0" w:space="0" w:color="000000"/>
+                      <w:left w:val="none" w:sz="0" w:space="0" w:color="000000"/>
+                      <w:right w:val="none" w:sz="0" w:space="0" w:color="000000"/>
+                    </w:pBdr>
+                    <w:spacing w:after="20" w:before="20" w:line="240"/>
+                    <w:ind w:left="100" w:right="100" w:firstLine="0" w:firstLineChars="0"/>
+                    <w:rPr>
+                      <w:rFonts w:ascii="Arial" w:hAnsi="Arial" w:eastAsia="Arial" w:cs="Arial"/>
+                      <w:i w:val="true"/>
+                      <w:b w:val="false"/>
+                      <w:u w:val="none"/>
+                      <w:strike w:val="false"/>
+                      <w:sz w:val="20"/>
+                      <w:szCs w:val="20"/>
+                      <w:color w:val="000000"/>
+                    </w:rPr>
+                  </w:pPr>
+                  <w:r xmlns:w="http://schemas.openxmlformats.org/wordprocessingml/2006/main" xmlns:wp="http://schemas.openxmlformats.org/drawingml/2006/wordprocessingDrawing" xmlns:r="http://schemas.openxmlformats.org/officeDocument/2006/relationships" xmlns:w14="http://schemas.microsoft.com/office/word/2010/wordml">
+                    <w:rPr>
+                      <w:rFonts w:ascii="Arial" w:hAnsi="Arial" w:eastAsia="Arial" w:cs="Arial"/>
+                      <w:i w:val="true"/>
+                      <w:b w:val="false"/>
+                      <w:u w:val="none"/>
+                      <w:strike w:val="false"/>
+                      <w:sz w:val="20"/>
+                      <w:szCs w:val="20"/>
+                      <w:color w:val="000000"/>
+                    </w:rPr>
+                    <w:t xml:space="preserve">1</w:t>
+                  </w:r>
+                </w:p>
+              </w:tc>
+              <w:tc>
+                <w:tcPr>
+                  <w:tcBorders>
+                    <w:bottom w:val="none" w:sz="0" w:space="0" w:color="000000"/>
+                    <w:top w:val="none" w:sz="0" w:space="0" w:color="000000"/>
+                    <w:left w:val="none" w:sz="0" w:space="0" w:color="000000"/>
+                    <w:right w:val="none" w:sz="0" w:space="0" w:color="000000"/>
+                  </w:tcBorders>
+                  <w:shd w:val="clear" w:color="auto" w:fill="FFFFFF"/>
+                  <w:tcMar>
+                    <w:top w:w="0" w:type="dxa"/>
+                    <w:bottom w:w="0" w:type="dxa"/>
+                    <w:left w:w="0" w:type="dxa"/>
+                    <w:right w:w="0" w:type="dxa"/>
+                  </w:tcMar>
+                  <w:vAlign w:val="center"/>
+                </w:tcPr>
+                <w:p>
+                  <w:pPr>
+                    <w:jc w:val="center"/>
+                    <w:pBdr>
+                      <w:bottom w:val="none" w:sz="0" w:space="0" w:color="000000"/>
+                      <w:top w:val="none" w:sz="0" w:space="0" w:color="000000"/>
+                      <w:left w:val="none" w:sz="0" w:space="0" w:color="000000"/>
+                      <w:right w:val="none" w:sz="0" w:space="0" w:color="000000"/>
+                    </w:pBdr>
+                    <w:spacing w:after="20" w:before="20" w:line="240"/>
+                    <w:ind w:left="100" w:right="100" w:firstLine="0" w:firstLineChars="0"/>
+                    <w:rPr>
+                      <w:rFonts w:ascii="Arial" w:hAnsi="Arial" w:eastAsia="Arial" w:cs="Arial"/>
+                      <w:i w:val="true"/>
+                      <w:b w:val="false"/>
+                      <w:u w:val="none"/>
+                      <w:strike w:val="false"/>
+                      <w:sz w:val="20"/>
+                      <w:szCs w:val="20"/>
+                      <w:color w:val="000000"/>
+                    </w:rPr>
+                  </w:pPr>
+                  <w:r xmlns:w="http://schemas.openxmlformats.org/wordprocessingml/2006/main" xmlns:wp="http://schemas.openxmlformats.org/drawingml/2006/wordprocessingDrawing" xmlns:r="http://schemas.openxmlformats.org/officeDocument/2006/relationships" xmlns:w14="http://schemas.microsoft.com/office/word/2010/wordml">
+                    <w:rPr>
+                      <w:rFonts w:ascii="Arial" w:hAnsi="Arial" w:eastAsia="Arial" w:cs="Arial"/>
+                      <w:i w:val="true"/>
+                      <w:b w:val="false"/>
+                      <w:u w:val="none"/>
+                      <w:strike w:val="false"/>
+                      <w:sz w:val="20"/>
+                      <w:szCs w:val="20"/>
+                      <w:color w:val="000000"/>
+                    </w:rPr>
+                    <w:t xml:space="preserve">-</w:t>
+                  </w:r>
+                </w:p>
+              </w:tc>
+              <w:tc>
+                <w:tcPr>
+                  <w:tcBorders>
+                    <w:bottom w:val="none" w:sz="0" w:space="0" w:color="000000"/>
+                    <w:top w:val="none" w:sz="0" w:space="0" w:color="000000"/>
+                    <w:left w:val="none" w:sz="0" w:space="0" w:color="000000"/>
+                    <w:right w:val="none" w:sz="0" w:space="0" w:color="000000"/>
+                  </w:tcBorders>
+                  <w:shd w:val="clear" w:color="auto" w:fill="FFFFFF"/>
+                  <w:tcMar>
+                    <w:top w:w="0" w:type="dxa"/>
+                    <w:bottom w:w="0" w:type="dxa"/>
+                    <w:left w:w="0" w:type="dxa"/>
+                    <w:right w:w="0" w:type="dxa"/>
+                  </w:tcMar>
+                  <w:vAlign w:val="center"/>
+                </w:tcPr>
+                <w:p>
+                  <w:pPr>
+                    <w:jc w:val="center"/>
+                    <w:pBdr>
+                      <w:bottom w:val="none" w:sz="0" w:space="0" w:color="000000"/>
+                      <w:top w:val="none" w:sz="0" w:space="0" w:color="000000"/>
+                      <w:left w:val="none" w:sz="0" w:space="0" w:color="000000"/>
+                      <w:right w:val="none" w:sz="0" w:space="0" w:color="000000"/>
+                    </w:pBdr>
+                    <w:spacing w:after="20" w:before="20" w:line="240"/>
+                    <w:ind w:left="100" w:right="100" w:firstLine="0" w:firstLineChars="0"/>
+                    <w:rPr>
+                      <w:rFonts w:ascii="Arial" w:hAnsi="Arial" w:eastAsia="Arial" w:cs="Arial"/>
+                      <w:i w:val="true"/>
+                      <w:b w:val="false"/>
+                      <w:u w:val="none"/>
+                      <w:strike w:val="false"/>
+                      <w:sz w:val="20"/>
+                      <w:szCs w:val="20"/>
+                      <w:color w:val="000000"/>
+                    </w:rPr>
+                  </w:pPr>
+                  <w:r xmlns:w="http://schemas.openxmlformats.org/wordprocessingml/2006/main" xmlns:wp="http://schemas.openxmlformats.org/drawingml/2006/wordprocessingDrawing" xmlns:r="http://schemas.openxmlformats.org/officeDocument/2006/relationships" xmlns:w14="http://schemas.microsoft.com/office/word/2010/wordml">
+                    <w:rPr>
+                      <w:rFonts w:ascii="Arial" w:hAnsi="Arial" w:eastAsia="Arial" w:cs="Arial"/>
+                      <w:i w:val="true"/>
+                      <w:b w:val="false"/>
+                      <w:u w:val="none"/>
+                      <w:strike w:val="false"/>
+                      <w:sz w:val="20"/>
+                      <w:szCs w:val="20"/>
+                      <w:color w:val="000000"/>
+                    </w:rPr>
+                    <w:t xml:space="preserve">-</w:t>
+                  </w:r>
+                </w:p>
+              </w:tc>
+              <w:tc>
+                <w:tcPr>
+                  <w:tcBorders>
+                    <w:bottom w:val="none" w:sz="0" w:space="0" w:color="000000"/>
+                    <w:top w:val="none" w:sz="0" w:space="0" w:color="000000"/>
+                    <w:left w:val="none" w:sz="0" w:space="0" w:color="000000"/>
+                    <w:right w:val="none" w:sz="0" w:space="0" w:color="000000"/>
+                  </w:tcBorders>
+                  <w:shd w:val="clear" w:color="auto" w:fill="FFFFFF"/>
+                  <w:tcMar>
+                    <w:top w:w="0" w:type="dxa"/>
+                    <w:bottom w:w="0" w:type="dxa"/>
+                    <w:left w:w="0" w:type="dxa"/>
+                    <w:right w:w="0" w:type="dxa"/>
+                  </w:tcMar>
+                  <w:vAlign w:val="center"/>
+                </w:tcPr>
+                <w:p>
+                  <w:pPr>
+                    <w:jc w:val="center"/>
+                    <w:pBdr>
+                      <w:bottom w:val="none" w:sz="0" w:space="0" w:color="000000"/>
+                      <w:top w:val="none" w:sz="0" w:space="0" w:color="000000"/>
+                      <w:left w:val="none" w:sz="0" w:space="0" w:color="000000"/>
+                      <w:right w:val="none" w:sz="0" w:space="0" w:color="000000"/>
+                    </w:pBdr>
+                    <w:spacing w:after="20" w:before="20" w:line="240"/>
+                    <w:ind w:left="100" w:right="100" w:firstLine="0" w:firstLineChars="0"/>
+                    <w:rPr>
+                      <w:rFonts w:ascii="Arial" w:hAnsi="Arial" w:eastAsia="Arial" w:cs="Arial"/>
+                      <w:i w:val="true"/>
+                      <w:b w:val="false"/>
+                      <w:u w:val="none"/>
+                      <w:strike w:val="false"/>
+                      <w:sz w:val="20"/>
+                      <w:szCs w:val="20"/>
+                      <w:color w:val="000000"/>
+                    </w:rPr>
+                  </w:pPr>
+                  <w:r xmlns:w="http://schemas.openxmlformats.org/wordprocessingml/2006/main" xmlns:wp="http://schemas.openxmlformats.org/drawingml/2006/wordprocessingDrawing" xmlns:r="http://schemas.openxmlformats.org/officeDocument/2006/relationships" xmlns:w14="http://schemas.microsoft.com/office/word/2010/wordml">
+                    <w:rPr>
+                      <w:rFonts w:ascii="Arial" w:hAnsi="Arial" w:eastAsia="Arial" w:cs="Arial"/>
+                      <w:i w:val="true"/>
+                      <w:b w:val="false"/>
+                      <w:u w:val="none"/>
+                      <w:strike w:val="false"/>
+                      <w:sz w:val="20"/>
+                      <w:szCs w:val="20"/>
+                      <w:color w:val="000000"/>
+                    </w:rPr>
+                    <w:t xml:space="preserve">-</w:t>
+                  </w:r>
+                </w:p>
+              </w:tc>
+            </w:tr>
+            <w:tr>
+              <w:trPr>
+                <w:trHeight w:val="360" w:hRule="auto"/>
+              </w:trPr>
+              <w:tc>
+                <w:tcPr>
+                  <w:tcBorders>
+                    <w:bottom w:val="single" w:sz="12" w:space="0" w:color="666666"/>
+                    <w:top w:val="none" w:sz="0" w:space="0" w:color="000000"/>
+                    <w:left w:val="none" w:sz="0" w:space="0" w:color="000000"/>
+                    <w:right w:val="none" w:sz="0" w:space="0" w:color="000000"/>
+                  </w:tcBorders>
+                  <w:shd w:val="clear" w:color="auto" w:fill="FFFFFF"/>
+                  <w:tcMar>
+                    <w:top w:w="0" w:type="dxa"/>
+                    <w:bottom w:w="0" w:type="dxa"/>
+                    <w:left w:w="0" w:type="dxa"/>
+                    <w:right w:w="0" w:type="dxa"/>
+                  </w:tcMar>
+                  <w:vAlign w:val="center"/>
+                </w:tcPr>
+                <w:p>
+                  <w:pPr>
+                    <w:jc w:val="left"/>
+                    <w:pBdr>
+                      <w:bottom w:val="none" w:sz="0" w:space="0" w:color="000000"/>
+                      <w:top w:val="none" w:sz="0" w:space="0" w:color="000000"/>
+                      <w:left w:val="none" w:sz="0" w:space="0" w:color="000000"/>
+                      <w:right w:val="none" w:sz="0" w:space="0" w:color="000000"/>
+                    </w:pBdr>
+                    <w:spacing w:after="20" w:before="20" w:line="240"/>
+                    <w:ind w:left="100" w:right="100" w:firstLine="0" w:firstLineChars="0"/>
+                    <w:rPr>
+                      <w:rFonts w:ascii="Arial" w:hAnsi="Arial" w:eastAsia="Arial" w:cs="Arial"/>
+                      <w:i w:val="true"/>
+                      <w:b w:val="false"/>
+                      <w:u w:val="none"/>
+                      <w:strike w:val="false"/>
+                      <w:sz w:val="20"/>
+                      <w:szCs w:val="20"/>
+                      <w:color w:val="000000"/>
+                    </w:rPr>
+                  </w:pPr>
+                  <w:r xmlns:w="http://schemas.openxmlformats.org/wordprocessingml/2006/main" xmlns:wp="http://schemas.openxmlformats.org/drawingml/2006/wordprocessingDrawing" xmlns:r="http://schemas.openxmlformats.org/officeDocument/2006/relationships" xmlns:w14="http://schemas.microsoft.com/office/word/2010/wordml">
+                    <w:rPr>
+                      <w:rFonts w:ascii="Arial" w:hAnsi="Arial" w:eastAsia="Arial" w:cs="Arial"/>
+                      <w:i w:val="true"/>
+                      <w:b w:val="false"/>
+                      <w:u w:val="none"/>
+                      <w:strike w:val="false"/>
+                      <w:sz w:val="20"/>
+                      <w:szCs w:val="20"/>
+                      <w:color w:val="000000"/>
+                    </w:rPr>
+                    <w:t xml:space="preserve">DR: Hypnea</w:t>
+                  </w:r>
+                </w:p>
+              </w:tc>
+              <w:tc>
+                <w:tcPr>
+                  <w:tcBorders>
+                    <w:bottom w:val="single" w:sz="12" w:space="0" w:color="666666"/>
+                    <w:top w:val="none" w:sz="0" w:space="0" w:color="000000"/>
+                    <w:left w:val="none" w:sz="0" w:space="0" w:color="000000"/>
+                    <w:right w:val="none" w:sz="0" w:space="0" w:color="000000"/>
+                  </w:tcBorders>
+                  <w:shd w:val="clear" w:color="auto" w:fill="FFFFFF"/>
+                  <w:tcMar>
+                    <w:top w:w="0" w:type="dxa"/>
+                    <w:bottom w:w="0" w:type="dxa"/>
+                    <w:left w:w="0" w:type="dxa"/>
+                    <w:right w:w="0" w:type="dxa"/>
+                  </w:tcMar>
+                  <w:vAlign w:val="center"/>
+                </w:tcPr>
+                <w:p>
+                  <w:pPr>
+                    <w:jc w:val="center"/>
+                    <w:pBdr>
+                      <w:bottom w:val="none" w:sz="0" w:space="0" w:color="000000"/>
+                      <w:top w:val="none" w:sz="0" w:space="0" w:color="000000"/>
+                      <w:left w:val="none" w:sz="0" w:space="0" w:color="000000"/>
+                      <w:right w:val="none" w:sz="0" w:space="0" w:color="000000"/>
+                    </w:pBdr>
+                    <w:spacing w:after="20" w:before="20" w:line="240"/>
+                    <w:ind w:left="100" w:right="100" w:firstLine="0" w:firstLineChars="0"/>
+                    <w:rPr>
+                      <w:rFonts w:ascii="Arial" w:hAnsi="Arial" w:eastAsia="Arial" w:cs="Arial"/>
+                      <w:i w:val="true"/>
+                      <w:b w:val="false"/>
+                      <w:u w:val="none"/>
+                      <w:strike w:val="false"/>
+                      <w:sz w:val="20"/>
+                      <w:szCs w:val="20"/>
+                      <w:color w:val="000000"/>
+                    </w:rPr>
+                  </w:pPr>
+                  <w:r xmlns:w="http://schemas.openxmlformats.org/wordprocessingml/2006/main" xmlns:wp="http://schemas.openxmlformats.org/drawingml/2006/wordprocessingDrawing" xmlns:r="http://schemas.openxmlformats.org/officeDocument/2006/relationships" xmlns:w14="http://schemas.microsoft.com/office/word/2010/wordml">
+                    <w:rPr>
+                      <w:rFonts w:ascii="Arial" w:hAnsi="Arial" w:eastAsia="Arial" w:cs="Arial"/>
+                      <w:i w:val="true"/>
+                      <w:b w:val="false"/>
+                      <w:u w:val="none"/>
+                      <w:strike w:val="false"/>
+                      <w:sz w:val="20"/>
+                      <w:szCs w:val="20"/>
+                      <w:color w:val="000000"/>
+                    </w:rPr>
+                    <w:t xml:space="preserve">-</w:t>
+                  </w:r>
+                </w:p>
+              </w:tc>
+              <w:tc>
+                <w:tcPr>
+                  <w:tcBorders>
+                    <w:bottom w:val="single" w:sz="12" w:space="0" w:color="666666"/>
+                    <w:top w:val="none" w:sz="0" w:space="0" w:color="000000"/>
+                    <w:left w:val="none" w:sz="0" w:space="0" w:color="000000"/>
+                    <w:right w:val="none" w:sz="0" w:space="0" w:color="000000"/>
+                  </w:tcBorders>
+                  <w:shd w:val="clear" w:color="auto" w:fill="FFFFFF"/>
+                  <w:tcMar>
+                    <w:top w:w="0" w:type="dxa"/>
+                    <w:bottom w:w="0" w:type="dxa"/>
+                    <w:left w:w="0" w:type="dxa"/>
+                    <w:right w:w="0" w:type="dxa"/>
+                  </w:tcMar>
+                  <w:vAlign w:val="center"/>
+                </w:tcPr>
+                <w:p>
+                  <w:pPr>
+                    <w:jc w:val="center"/>
+                    <w:pBdr>
+                      <w:bottom w:val="none" w:sz="0" w:space="0" w:color="000000"/>
+                      <w:top w:val="none" w:sz="0" w:space="0" w:color="000000"/>
+                      <w:left w:val="none" w:sz="0" w:space="0" w:color="000000"/>
+                      <w:right w:val="none" w:sz="0" w:space="0" w:color="000000"/>
+                    </w:pBdr>
+                    <w:spacing w:after="20" w:before="20" w:line="240"/>
+                    <w:ind w:left="100" w:right="100" w:firstLine="0" w:firstLineChars="0"/>
+                    <w:rPr>
+                      <w:rFonts w:ascii="Arial" w:hAnsi="Arial" w:eastAsia="Arial" w:cs="Arial"/>
+                      <w:i w:val="true"/>
+                      <w:b w:val="false"/>
+                      <w:u w:val="none"/>
+                      <w:strike w:val="false"/>
+                      <w:sz w:val="20"/>
+                      <w:szCs w:val="20"/>
+                      <w:color w:val="000000"/>
+                    </w:rPr>
+                  </w:pPr>
+                  <w:r xmlns:w="http://schemas.openxmlformats.org/wordprocessingml/2006/main" xmlns:wp="http://schemas.openxmlformats.org/drawingml/2006/wordprocessingDrawing" xmlns:r="http://schemas.openxmlformats.org/officeDocument/2006/relationships" xmlns:w14="http://schemas.microsoft.com/office/word/2010/wordml">
+                    <w:rPr>
+                      <w:rFonts w:ascii="Arial" w:hAnsi="Arial" w:eastAsia="Arial" w:cs="Arial"/>
+                      <w:i w:val="true"/>
+                      <w:b w:val="false"/>
+                      <w:u w:val="none"/>
+                      <w:strike w:val="false"/>
+                      <w:sz w:val="20"/>
+                      <w:szCs w:val="20"/>
+                      <w:color w:val="000000"/>
+                    </w:rPr>
+                    <w:t xml:space="preserve">-</w:t>
+                  </w:r>
+                </w:p>
+              </w:tc>
+              <w:tc>
+                <w:tcPr>
+                  <w:tcBorders>
+                    <w:bottom w:val="single" w:sz="12" w:space="0" w:color="666666"/>
+                    <w:top w:val="none" w:sz="0" w:space="0" w:color="000000"/>
+                    <w:left w:val="none" w:sz="0" w:space="0" w:color="000000"/>
+                    <w:right w:val="none" w:sz="0" w:space="0" w:color="000000"/>
+                  </w:tcBorders>
+                  <w:shd w:val="clear" w:color="auto" w:fill="FFFFFF"/>
+                  <w:tcMar>
+                    <w:top w:w="0" w:type="dxa"/>
+                    <w:bottom w:w="0" w:type="dxa"/>
+                    <w:left w:w="0" w:type="dxa"/>
+                    <w:right w:w="0" w:type="dxa"/>
+                  </w:tcMar>
+                  <w:vAlign w:val="center"/>
+                </w:tcPr>
+                <w:p>
+                  <w:pPr>
+                    <w:jc w:val="center"/>
+                    <w:pBdr>
+                      <w:bottom w:val="none" w:sz="0" w:space="0" w:color="000000"/>
+                      <w:top w:val="none" w:sz="0" w:space="0" w:color="000000"/>
+                      <w:left w:val="none" w:sz="0" w:space="0" w:color="000000"/>
+                      <w:right w:val="none" w:sz="0" w:space="0" w:color="000000"/>
+                    </w:pBdr>
+                    <w:spacing w:after="20" w:before="20" w:line="240"/>
+                    <w:ind w:left="100" w:right="100" w:firstLine="0" w:firstLineChars="0"/>
+                    <w:rPr>
+                      <w:rFonts w:ascii="Arial" w:hAnsi="Arial" w:eastAsia="Arial" w:cs="Arial"/>
+                      <w:i w:val="true"/>
+                      <w:b w:val="false"/>
+                      <w:u w:val="none"/>
+                      <w:strike w:val="false"/>
+                      <w:sz w:val="20"/>
+                      <w:szCs w:val="20"/>
+                      <w:color w:val="000000"/>
+                    </w:rPr>
+                  </w:pPr>
+                  <w:r xmlns:w="http://schemas.openxmlformats.org/wordprocessingml/2006/main" xmlns:wp="http://schemas.openxmlformats.org/drawingml/2006/wordprocessingDrawing" xmlns:r="http://schemas.openxmlformats.org/officeDocument/2006/relationships" xmlns:w14="http://schemas.microsoft.com/office/word/2010/wordml">
+                    <w:rPr>
+                      <w:rFonts w:ascii="Arial" w:hAnsi="Arial" w:eastAsia="Arial" w:cs="Arial"/>
+                      <w:i w:val="true"/>
+                      <w:b w:val="false"/>
+                      <w:u w:val="none"/>
+                      <w:strike w:val="false"/>
+                      <w:sz w:val="20"/>
+                      <w:szCs w:val="20"/>
+                      <w:color w:val="000000"/>
+                    </w:rPr>
+                    <w:t xml:space="preserve">-</w:t>
+                  </w:r>
+                </w:p>
+              </w:tc>
+              <w:tc>
+                <w:tcPr>
+                  <w:tcBorders>
+                    <w:bottom w:val="single" w:sz="12" w:space="0" w:color="666666"/>
+                    <w:top w:val="none" w:sz="0" w:space="0" w:color="000000"/>
+                    <w:left w:val="none" w:sz="0" w:space="0" w:color="000000"/>
+                    <w:right w:val="none" w:sz="0" w:space="0" w:color="000000"/>
+                  </w:tcBorders>
+                  <w:shd w:val="clear" w:color="auto" w:fill="FFFFFF"/>
+                  <w:tcMar>
+                    <w:top w:w="0" w:type="dxa"/>
+                    <w:bottom w:w="0" w:type="dxa"/>
+                    <w:left w:w="0" w:type="dxa"/>
+                    <w:right w:w="0" w:type="dxa"/>
+                  </w:tcMar>
+                  <w:vAlign w:val="center"/>
+                </w:tcPr>
+                <w:p>
+                  <w:pPr>
+                    <w:jc w:val="center"/>
+                    <w:pBdr>
+                      <w:bottom w:val="none" w:sz="0" w:space="0" w:color="000000"/>
+                      <w:top w:val="none" w:sz="0" w:space="0" w:color="000000"/>
+                      <w:left w:val="none" w:sz="0" w:space="0" w:color="000000"/>
+                      <w:right w:val="none" w:sz="0" w:space="0" w:color="000000"/>
+                    </w:pBdr>
+                    <w:spacing w:after="20" w:before="20" w:line="240"/>
+                    <w:ind w:left="100" w:right="100" w:firstLine="0" w:firstLineChars="0"/>
+                    <w:rPr>
+                      <w:rFonts w:ascii="Arial" w:hAnsi="Arial" w:eastAsia="Arial" w:cs="Arial"/>
+                      <w:i w:val="true"/>
+                      <w:b w:val="false"/>
+                      <w:u w:val="none"/>
+                      <w:strike w:val="false"/>
+                      <w:sz w:val="20"/>
+                      <w:szCs w:val="20"/>
+                      <w:color w:val="000000"/>
+                    </w:rPr>
+                  </w:pPr>
+                  <w:r xmlns:w="http://schemas.openxmlformats.org/wordprocessingml/2006/main" xmlns:wp="http://schemas.openxmlformats.org/drawingml/2006/wordprocessingDrawing" xmlns:r="http://schemas.openxmlformats.org/officeDocument/2006/relationships" xmlns:w14="http://schemas.microsoft.com/office/word/2010/wordml">
+                    <w:rPr>
+                      <w:rFonts w:ascii="Arial" w:hAnsi="Arial" w:eastAsia="Arial" w:cs="Arial"/>
+                      <w:i w:val="true"/>
+                      <w:b w:val="false"/>
+                      <w:u w:val="none"/>
+                      <w:strike w:val="false"/>
+                      <w:sz w:val="20"/>
+                      <w:szCs w:val="20"/>
+                      <w:color w:val="000000"/>
+                    </w:rPr>
+                    <w:t xml:space="preserve">-</w:t>
+                  </w:r>
+                </w:p>
+              </w:tc>
+              <w:tc>
+                <w:tcPr>
+                  <w:tcBorders>
+                    <w:bottom w:val="single" w:sz="12" w:space="0" w:color="666666"/>
+                    <w:top w:val="none" w:sz="0" w:space="0" w:color="000000"/>
+                    <w:left w:val="none" w:sz="0" w:space="0" w:color="000000"/>
+                    <w:right w:val="none" w:sz="0" w:space="0" w:color="000000"/>
+                  </w:tcBorders>
+                  <w:shd w:val="clear" w:color="auto" w:fill="FFFFFF"/>
+                  <w:tcMar>
+                    <w:top w:w="0" w:type="dxa"/>
+                    <w:bottom w:w="0" w:type="dxa"/>
+                    <w:left w:w="0" w:type="dxa"/>
+                    <w:right w:w="0" w:type="dxa"/>
+                  </w:tcMar>
+                  <w:vAlign w:val="center"/>
+                </w:tcPr>
+                <w:p>
+                  <w:pPr>
+                    <w:jc w:val="center"/>
+                    <w:pBdr>
+                      <w:bottom w:val="none" w:sz="0" w:space="0" w:color="000000"/>
+                      <w:top w:val="none" w:sz="0" w:space="0" w:color="000000"/>
+                      <w:left w:val="none" w:sz="0" w:space="0" w:color="000000"/>
+                      <w:right w:val="none" w:sz="0" w:space="0" w:color="000000"/>
+                    </w:pBdr>
+                    <w:spacing w:after="20" w:before="20" w:line="240"/>
+                    <w:ind w:left="100" w:right="100" w:firstLine="0" w:firstLineChars="0"/>
+                    <w:rPr>
+                      <w:rFonts w:ascii="Arial" w:hAnsi="Arial" w:eastAsia="Arial" w:cs="Arial"/>
+                      <w:i w:val="true"/>
+                      <w:b w:val="false"/>
+                      <w:u w:val="none"/>
+                      <w:strike w:val="false"/>
+                      <w:sz w:val="20"/>
+                      <w:szCs w:val="20"/>
+                      <w:color w:val="000000"/>
+                    </w:rPr>
+                  </w:pPr>
+                  <w:r xmlns:w="http://schemas.openxmlformats.org/wordprocessingml/2006/main" xmlns:wp="http://schemas.openxmlformats.org/drawingml/2006/wordprocessingDrawing" xmlns:r="http://schemas.openxmlformats.org/officeDocument/2006/relationships" xmlns:w14="http://schemas.microsoft.com/office/word/2010/wordml">
+                    <w:rPr>
+                      <w:rFonts w:ascii="Arial" w:hAnsi="Arial" w:eastAsia="Arial" w:cs="Arial"/>
+                      <w:i w:val="true"/>
+                      <w:b w:val="false"/>
+                      <w:u w:val="none"/>
+                      <w:strike w:val="false"/>
+                      <w:sz w:val="20"/>
+                      <w:szCs w:val="20"/>
+                      <w:color w:val="000000"/>
+                    </w:rPr>
+                    <w:t xml:space="preserve">-</w:t>
+                  </w:r>
+                </w:p>
+              </w:tc>
+              <w:tc>
+                <w:tcPr>
+                  <w:tcBorders>
+                    <w:bottom w:val="single" w:sz="12" w:space="0" w:color="666666"/>
+                    <w:top w:val="none" w:sz="0" w:space="0" w:color="000000"/>
+                    <w:left w:val="none" w:sz="0" w:space="0" w:color="000000"/>
+                    <w:right w:val="none" w:sz="0" w:space="0" w:color="000000"/>
+                  </w:tcBorders>
+                  <w:shd w:val="clear" w:color="auto" w:fill="FFFFFF"/>
+                  <w:tcMar>
+                    <w:top w:w="0" w:type="dxa"/>
+                    <w:bottom w:w="0" w:type="dxa"/>
+                    <w:left w:w="0" w:type="dxa"/>
+                    <w:right w:w="0" w:type="dxa"/>
+                  </w:tcMar>
+                  <w:vAlign w:val="center"/>
+                </w:tcPr>
+                <w:p>
+                  <w:pPr>
+                    <w:jc w:val="center"/>
+                    <w:pBdr>
+                      <w:bottom w:val="none" w:sz="0" w:space="0" w:color="000000"/>
+                      <w:top w:val="none" w:sz="0" w:space="0" w:color="000000"/>
+                      <w:left w:val="none" w:sz="0" w:space="0" w:color="000000"/>
+                      <w:right w:val="none" w:sz="0" w:space="0" w:color="000000"/>
+                    </w:pBdr>
+                    <w:spacing w:after="20" w:before="20" w:line="240"/>
+                    <w:ind w:left="100" w:right="100" w:firstLine="0" w:firstLineChars="0"/>
+                    <w:rPr>
+                      <w:rFonts w:ascii="Arial" w:hAnsi="Arial" w:eastAsia="Arial" w:cs="Arial"/>
+                      <w:i w:val="true"/>
+                      <w:b w:val="false"/>
+                      <w:u w:val="none"/>
+                      <w:strike w:val="false"/>
+                      <w:sz w:val="20"/>
+                      <w:szCs w:val="20"/>
+                      <w:color w:val="000000"/>
+                    </w:rPr>
+                  </w:pPr>
+                  <w:r xmlns:w="http://schemas.openxmlformats.org/wordprocessingml/2006/main" xmlns:wp="http://schemas.openxmlformats.org/drawingml/2006/wordprocessingDrawing" xmlns:r="http://schemas.openxmlformats.org/officeDocument/2006/relationships" xmlns:w14="http://schemas.microsoft.com/office/word/2010/wordml">
+                    <w:rPr>
+                      <w:rFonts w:ascii="Arial" w:hAnsi="Arial" w:eastAsia="Arial" w:cs="Arial"/>
+                      <w:i w:val="true"/>
+                      <w:b w:val="false"/>
+                      <w:u w:val="none"/>
+                      <w:strike w:val="false"/>
+                      <w:sz w:val="20"/>
+                      <w:szCs w:val="20"/>
+                      <w:color w:val="000000"/>
+                    </w:rPr>
+                    <w:t xml:space="preserve">1</w:t>
+                  </w:r>
+                </w:p>
+              </w:tc>
+              <w:tc>
+                <w:tcPr>
+                  <w:tcBorders>
+                    <w:bottom w:val="single" w:sz="12" w:space="0" w:color="666666"/>
+                    <w:top w:val="none" w:sz="0" w:space="0" w:color="000000"/>
+                    <w:left w:val="none" w:sz="0" w:space="0" w:color="000000"/>
+                    <w:right w:val="none" w:sz="0" w:space="0" w:color="000000"/>
+                  </w:tcBorders>
+                  <w:shd w:val="clear" w:color="auto" w:fill="FFFFFF"/>
+                  <w:tcMar>
+                    <w:top w:w="0" w:type="dxa"/>
+                    <w:bottom w:w="0" w:type="dxa"/>
+                    <w:left w:w="0" w:type="dxa"/>
+                    <w:right w:w="0" w:type="dxa"/>
+                  </w:tcMar>
+                  <w:vAlign w:val="center"/>
+                </w:tcPr>
+                <w:p>
+                  <w:pPr>
+                    <w:jc w:val="center"/>
+                    <w:pBdr>
+                      <w:bottom w:val="none" w:sz="0" w:space="0" w:color="000000"/>
+                      <w:top w:val="none" w:sz="0" w:space="0" w:color="000000"/>
+                      <w:left w:val="none" w:sz="0" w:space="0" w:color="000000"/>
+                      <w:right w:val="none" w:sz="0" w:space="0" w:color="000000"/>
+                    </w:pBdr>
+                    <w:spacing w:after="20" w:before="20" w:line="240"/>
+                    <w:ind w:left="100" w:right="100" w:firstLine="0" w:firstLineChars="0"/>
+                    <w:rPr>
+                      <w:rFonts w:ascii="Arial" w:hAnsi="Arial" w:eastAsia="Arial" w:cs="Arial"/>
+                      <w:i w:val="true"/>
+                      <w:b w:val="false"/>
+                      <w:u w:val="none"/>
+                      <w:strike w:val="false"/>
+                      <w:sz w:val="20"/>
+                      <w:szCs w:val="20"/>
+                      <w:color w:val="000000"/>
+                    </w:rPr>
+                  </w:pPr>
+                  <w:r xmlns:w="http://schemas.openxmlformats.org/wordprocessingml/2006/main" xmlns:wp="http://schemas.openxmlformats.org/drawingml/2006/wordprocessingDrawing" xmlns:r="http://schemas.openxmlformats.org/officeDocument/2006/relationships" xmlns:w14="http://schemas.microsoft.com/office/word/2010/wordml">
+                    <w:rPr>
+                      <w:rFonts w:ascii="Arial" w:hAnsi="Arial" w:eastAsia="Arial" w:cs="Arial"/>
+                      <w:i w:val="true"/>
+                      <w:b w:val="false"/>
+                      <w:u w:val="none"/>
+                      <w:strike w:val="false"/>
+                      <w:sz w:val="20"/>
+                      <w:szCs w:val="20"/>
+                      <w:color w:val="000000"/>
+                    </w:rPr>
+                    <w:t xml:space="preserve">-</w:t>
+                  </w:r>
+                </w:p>
+              </w:tc>
+            </w:tr>
+          </w:tbl>
+          <w:bookmarkEnd w:id="66"/>
+        </w:tc>
+      </w:tr>
+    </w:tbl>
+    <w:p>
+      <w:r>
+        <w:br w:type="page"/>
+      </w:r>
+    </w:p>
+    <w:tbl>
+      <w:tblPr>
+        <w:tblStyle w:val="Table"/>
+        <w:tblW w:type="pct" w:w="5000"/>
+        <w:tblLayout w:type="fixed"/>
+        <w:tblLook w:firstRow="0" w:lastRow="0" w:firstColumn="0" w:lastColumn="0" w:noHBand="0" w:noVBand="0" w:val="0000"/>
+      </w:tblPr>
+      <w:tblGrid>
+        <w:gridCol w:w="7920"/>
+      </w:tblGrid>
+      <w:tr>
+        <w:tc>
+          <w:tcPr/>
+          <w:bookmarkStart w:id="67" w:name="tbl-scrmodstab"/>
+          <w:p>
+            <w:pPr>
+              <w:jc w:val="center"/>
+            </w:pPr>
+            <w:pPr>
+              <w:jc w:val="left"/>
+              <w:spacing w:before="200"/>
+              <w:pStyle w:val="ImageCaption"/>
+            </w:pPr>
+            <w:r>
+              <w:t xml:space="preserve">Table 2: Model summaries of metric score trends over time (year) by metric, with group as a random intercept, restricted to groups with more than three years of participation. Group SD is the between group standard deviation. R² is shown for the marginal (fixed effects only) and conditional (fixed and random) effects. Short Shoot Density is a singular fit (group random-intercept variance estimated as zero), so its conditional R² is undefined. AIC: Akaike Information Criterion.</w:t>
             </w:r>
           </w:p>
           <w:tbl xmlns:w="http://schemas.openxmlformats.org/wordprocessingml/2006/main" xmlns:r="http://schemas.openxmlformats.org/officeDocument/2006/relationships" xmlns:w14="http://schemas.microsoft.com/office/word/2010/wordml" xmlns:wp="http://schemas.openxmlformats.org/drawingml/2006/wordprocessingDrawing" xmlns:a="http://schemas.openxmlformats.org/drawingml/2006/main" xmlns:pic="http://schemas.openxmlformats.org/drawingml/2006/picture">
@@ -3939,7 +12169,7 @@
               </w:tc>
             </w:tr>
           </w:tbl>
-          <w:bookmarkEnd w:id="66"/>
+          <w:bookmarkEnd w:id="67"/>
         </w:tc>
       </w:tr>
     </w:tbl>
@@ -3961,7 +12191,7 @@
       <w:tr>
         <w:tc>
           <w:tcPr/>
-          <w:bookmarkStart w:id="67" w:name="tbl-spmodstab"/>
+          <w:bookmarkStart w:id="68" w:name="tbl-spmodstab"/>
           <w:p>
             <w:pPr>
               <w:jc w:val="center"/>
@@ -3972,7 +12202,7 @@
               <w:pStyle w:val="ImageCaption"/>
             </w:pPr>
             <w:r>
-              <w:t xml:space="preserve">Table 2: Model summaries of absolute deviation trends over time (year) by metric, with species and group as crossed random intercepts, restricted to groups with more than three years of participation. Units are specific to the metric (Abundance: category positions, Blade Length: cm, Short Shoot Density: percent difference). Group SD is the between group standard deviation and species SD is the between species standard deviation. R² is shown for the marginal (fixed effects only) and conditional (fixed and random) effects. Short Shoot Density is a singular fit (both random-intercept variances estimated as zero), so its conditional R² is undefined. AIC: Akaike Information Criterion.</w:t>
+              <w:t xml:space="preserve">Table 3: Model summaries of absolute deviation trends over time (year) by metric, with species and group as crossed random intercepts, restricted to groups with more than three years of participation. Units are specific to the metric (Abundance: category positions, Blade Length: cm, Short Shoot Density: percent difference). Group SD is the between group standard deviation and species SD is the between species standard deviation. R² is shown for the marginal (fixed effects only) and conditional (fixed and random) effects. Short Shoot Density is a singular fit (both random-intercept variances estimated as zero), so its conditional R² is undefined. AIC: Akaike Information Criterion.</w:t>
             </w:r>
           </w:p>
           <w:tbl xmlns:w="http://schemas.openxmlformats.org/wordprocessingml/2006/main" xmlns:r="http://schemas.openxmlformats.org/officeDocument/2006/relationships" xmlns:w14="http://schemas.microsoft.com/office/word/2010/wordml" xmlns:wp="http://schemas.openxmlformats.org/drawingml/2006/wordprocessingDrawing" xmlns:a="http://schemas.openxmlformats.org/drawingml/2006/main" xmlns:pic="http://schemas.openxmlformats.org/drawingml/2006/picture">
@@ -5584,7 +13814,7 @@
               </w:tc>
             </w:tr>
           </w:tbl>
-          <w:bookmarkEnd w:id="67"/>
+          <w:bookmarkEnd w:id="68"/>
         </w:tc>
       </w:tr>
     </w:tbl>
@@ -5606,7 +13836,7 @@
       <w:tr>
         <w:tc>
           <w:tcPr/>
-          <w:bookmarkStart w:id="68" w:name="tbl-slopetab"/>
+          <w:bookmarkStart w:id="69" w:name="tbl-slopetab"/>
           <w:p>
             <w:pPr>
               <w:jc w:val="center"/>
@@ -5617,7 +13847,7 @@
               <w:pStyle w:val="ImageCaption"/>
             </w:pPr>
             <w:r>
-              <w:t xml:space="preserve">Table 3: Slopes of change over time (year) for raw absolute deviations of metrics, by species and training group (identities anonymized as A-G; restricted to groups with more than three years of participation). Colors diverge at zero within each metric (red increasing, green decreasing), with the domain scaled separately per metric since the units differ (Abundance: category positions, Blade Length: cm, Short Shoot Density: percent difference).</w:t>
+              <w:t xml:space="preserve">Table 4: Slopes of change over time (year) for raw absolute deviations of metrics, by species and training group (identities anonymized as A-G; restricted to groups with more than three years of participation). Colors diverge at zero within each metric (red increasing, green decreasing), with the domain scaled separately per metric since the units differ (Abundance: category positions, Blade Length: cm, Short Shoot Density: percent difference).</w:t>
             </w:r>
           </w:p>
           <w:tbl xmlns:w="http://schemas.openxmlformats.org/wordprocessingml/2006/main" xmlns:r="http://schemas.openxmlformats.org/officeDocument/2006/relationships" xmlns:w14="http://schemas.microsoft.com/office/word/2010/wordml" xmlns:wp="http://schemas.openxmlformats.org/drawingml/2006/wordprocessingDrawing" xmlns:a="http://schemas.openxmlformats.org/drawingml/2006/main" xmlns:pic="http://schemas.openxmlformats.org/drawingml/2006/picture">
@@ -10596,7 +18826,7 @@
               </w:tc>
             </w:tr>
           </w:tbl>
-          <w:bookmarkEnd w:id="68"/>
+          <w:bookmarkEnd w:id="69"/>
         </w:tc>
       </w:tr>
     </w:tbl>
@@ -10605,8 +18835,8 @@
         <w:br w:type="page"/>
       </w:r>
     </w:p>
-    <w:bookmarkEnd w:id="69"/>
-    <w:bookmarkStart w:id="71" w:name="data-availability"/>
+    <w:bookmarkEnd w:id="70"/>
+    <w:bookmarkStart w:id="72" w:name="data-availability"/>
     <w:p>
       <w:pPr>
         <w:pStyle w:val="Heading2"/>
@@ -10625,7 +18855,7 @@
       <w:r>
         <w:t xml:space="preserve"> </w:t>
       </w:r>
-      <w:hyperlink r:id="rId70">
+      <w:hyperlink r:id="rId71">
         <w:r>
           <w:rPr>
             <w:rStyle w:val="Hyperlink"/>
@@ -10637,8 +18867,8 @@
         <w:t xml:space="preserve">.</w:t>
       </w:r>
     </w:p>
-    <w:bookmarkEnd w:id="71"/>
-    <w:bookmarkStart w:id="72" w:name="acknowledgments"/>
+    <w:bookmarkEnd w:id="72"/>
+    <w:bookmarkStart w:id="73" w:name="acknowledgments"/>
     <w:p>
       <w:pPr>
         <w:pStyle w:val="Heading2"/>
@@ -10647,8 +18877,8 @@
         <w:t xml:space="preserve">Acknowledgments</w:t>
       </w:r>
     </w:p>
-    <w:bookmarkEnd w:id="72"/>
-    <w:bookmarkStart w:id="81" w:name="references"/>
+    <w:bookmarkEnd w:id="73"/>
+    <w:bookmarkStart w:id="82" w:name="references"/>
     <w:p>
       <w:pPr>
         <w:pStyle w:val="Heading2"/>
@@ -10657,8 +18887,8 @@
         <w:t xml:space="preserve">References</w:t>
       </w:r>
     </w:p>
-    <w:bookmarkStart w:id="80" w:name="refs"/>
-    <w:bookmarkStart w:id="74" w:name="ref-bates15"/>
+    <w:bookmarkStart w:id="81" w:name="refs"/>
+    <w:bookmarkStart w:id="75" w:name="ref-bates15"/>
     <w:p>
       <w:pPr>
         <w:pStyle w:val="Bibliography"/>
@@ -10694,7 +18924,7 @@
       <w:r>
         <w:t xml:space="preserve"> </w:t>
       </w:r>
-      <w:hyperlink r:id="rId73">
+      <w:hyperlink r:id="rId74">
         <w:r>
           <w:rPr>
             <w:rStyle w:val="Hyperlink"/>
@@ -10706,8 +18936,8 @@
         <w:t xml:space="preserve">.</w:t>
       </w:r>
     </w:p>
-    <w:bookmarkEnd w:id="74"/>
-    <w:bookmarkStart w:id="75" w:name="ref-braun1965"/>
+    <w:bookmarkEnd w:id="75"/>
+    <w:bookmarkStart w:id="76" w:name="ref-braun1965"/>
     <w:p>
       <w:pPr>
         <w:pStyle w:val="Bibliography"/>
@@ -10729,8 +18959,8 @@
         <w:t xml:space="preserve">. London: Hafner Publishing Company.</w:t>
       </w:r>
     </w:p>
-    <w:bookmarkEnd w:id="75"/>
-    <w:bookmarkStart w:id="77" w:name="ref-rdct2025"/>
+    <w:bookmarkEnd w:id="76"/>
+    <w:bookmarkStart w:id="78" w:name="ref-rdct2025"/>
     <w:p>
       <w:pPr>
         <w:pStyle w:val="Bibliography"/>
@@ -10741,7 +18971,7 @@
       <w:r>
         <w:t xml:space="preserve"> </w:t>
       </w:r>
-      <w:hyperlink r:id="rId76">
+      <w:hyperlink r:id="rId77">
         <w:r>
           <w:rPr>
             <w:rStyle w:val="Hyperlink"/>
@@ -10755,8 +18985,8 @@
         <w:t xml:space="preserve">. Vienna, Austria: R Foundation for Statistical Computing.</w:t>
       </w:r>
     </w:p>
-    <w:bookmarkEnd w:id="77"/>
-    <w:bookmarkStart w:id="79" w:name="ref-wickham2019"/>
+    <w:bookmarkEnd w:id="78"/>
+    <w:bookmarkStart w:id="80" w:name="ref-wickham2019"/>
     <w:p>
       <w:pPr>
         <w:pStyle w:val="Bibliography"/>
@@ -10792,7 +19022,7 @@
       <w:r>
         <w:t xml:space="preserve"> </w:t>
       </w:r>
-      <w:hyperlink r:id="rId78">
+      <w:hyperlink r:id="rId79">
         <w:r>
           <w:rPr>
             <w:rStyle w:val="Hyperlink"/>
@@ -10804,9 +19034,9 @@
         <w:t xml:space="preserve">.</w:t>
       </w:r>
     </w:p>
-    <w:bookmarkEnd w:id="79"/>
     <w:bookmarkEnd w:id="80"/>
     <w:bookmarkEnd w:id="81"/>
+    <w:bookmarkEnd w:id="82"/>
     <w:sectPr>
       <w:footerReference r:id="rId9" w:type="default"/>
       <w:pgSz w:h="15840" w:w="12240"/>

--- a/manu-draft.docx
+++ b/manu-draft.docx
@@ -436,7 +436,7 @@
         <w:t xml:space="preserve">Thalassia testudinum</w:t>
       </w:r>
       <w:r>
-        <w:t xml:space="preserve">) or macroalgae (drift or attached, typically identified to species). By using corroboration as the basis for the species lists, species identified by only one group could be used to penalize a score as a false positive, whereas a species identified by at least two other groups but not another group also penalized the score as false negative.</w:t>
+        <w:t xml:space="preserve">, hereafter referred to only by genus) or macroalgae (drift or attached, typically identified to genus). By using corroboration as the basis for the species lists, species identified by only one group could be used to penalize a score as a false positive, whereas a species identified by at least two other groups but not another group also penalized the latter’s score as a false negative.</w:t>
       </w:r>
     </w:p>
     <w:bookmarkEnd w:id="26"/>
@@ -2161,7 +2161,7 @@
     </w:p>
     <w:bookmarkEnd w:id="40"/>
     <w:bookmarkEnd w:id="41"/>
-    <w:bookmarkStart w:id="43" w:name="results"/>
+    <w:bookmarkStart w:id="44" w:name="results"/>
     <w:p>
       <w:pPr>
         <w:pStyle w:val="Heading2"/>
@@ -2170,13 +2170,13 @@
         <w:t xml:space="preserve">3 Results</w:t>
       </w:r>
     </w:p>
-    <w:bookmarkStart w:id="42" w:name="scoring-1"/>
+    <w:bookmarkStart w:id="42" w:name="training-summary-and-methods-sensitivity"/>
     <w:p>
       <w:pPr>
         <w:pStyle w:val="Heading3"/>
       </w:pPr>
       <w:r>
-        <w:t xml:space="preserve">3.1 Scoring</w:t>
+        <w:t xml:space="preserve">3.1 Training summary and methods sensitivity</w:t>
       </w:r>
     </w:p>
     <w:p>
@@ -2184,26 +2184,18 @@
         <w:pStyle w:val="FirstParagraph"/>
       </w:pPr>
       <w:r>
-        <w:t xml:space="preserve">The methods described above were applied to every group that participated in the training from 2020 to 2026, producing 51 total assessments</w:t>
-      </w:r>
-      <w:r>
-        <w:t xml:space="preserve"> </w:t>
-      </w:r>
-      <w:r>
-        <w:t xml:space="preserve">(</w:t>
-      </w:r>
-      <w:r>
-        <w:rPr>
-          <w:b/>
-          <w:bCs/>
-        </w:rPr>
-        <w:t xml:space="preserve">tab-trainsumtab?</w:t>
-      </w:r>
-      <w:r>
-        <w:t xml:space="preserve">)</w:t>
-      </w:r>
-      <w:r>
-        <w:t xml:space="preserve">. An average of seven groups participated each year (minimum five in 2021, maximum nine in 2025, 2026). Only three groups participated all seven years, whereas three groups only missed one year of training. All groups were used for the scoring process (i.e., to determine baseline variation and within-year species weights), whereas four groups that participated in three or less years were removed from the assessment of scores over time. Only groups that participated in the majority of years were included (n =</w:t>
+        <w:t xml:space="preserve">The methods described above were applied to every group that participated in the training from 2020 to 2026, producing 51 total assessments (</w:t>
+      </w:r>
+      <w:hyperlink w:anchor="tbl-trainsumtab">
+        <w:r>
+          <w:rPr>
+            <w:rStyle w:val="Hyperlink"/>
+          </w:rPr>
+          <w:t xml:space="preserve">Table 1</w:t>
+        </w:r>
+      </w:hyperlink>
+      <w:r>
+        <w:t xml:space="preserve">). An average of seven groups participated each year (minimum five in 2021, maximum nine in 2025, 2026). Only three groups participated all seven years, whereas three groups only missed one year of training. All groups were used for the scoring process (i.e., to determine baseline variation and within-year species weights), whereas four groups that participated in three or less years were removed from the assessment of scores over time. Only groups that participated in the majority of years were included (n =</w:t>
       </w:r>
       <w:r>
         <w:t xml:space="preserve"> </w:t>
@@ -2223,7 +2215,32 @@
         <w:pStyle w:val="BodyText"/>
       </w:pPr>
       <w:r>
-        <w:t xml:space="preserve">For the metric scores across years, only four instances occurred where the minimum score (floor) was raised above fifty. This indicated that groups generally had smaller variation across the metrics compared to the baseline comparison from the first five years.</w:t>
+        <w:t xml:space="preserve">For the metric scores across years, the minimum score was raised fourteen out of the 21 metric/year combinations (five years for abundance, four for blade length, and five years for short shoot density,</w:t>
+      </w:r>
+      <w:r>
+        <w:t xml:space="preserve"> </w:t>
+      </w:r>
+      <w:hyperlink w:anchor="tbl-trainsumtab">
+        <w:r>
+          <w:rPr>
+            <w:rStyle w:val="Hyperlink"/>
+          </w:rPr>
+          <w:t xml:space="preserve">Table 1</w:t>
+        </w:r>
+      </w:hyperlink>
+      <w:r>
+        <w:t xml:space="preserve">). The sensitivity analysis that evaluated different year groups to characterize the baseline (two to six years from 2020) also indicated that the choice for the number of years did not have a large influence on the score floor (</w:t>
+      </w:r>
+      <w:hyperlink w:anchor="fig-calsens">
+        <w:r>
+          <w:rPr>
+            <w:rStyle w:val="Hyperlink"/>
+          </w:rPr>
+          <w:t xml:space="preserve">Figure 5</w:t>
+        </w:r>
+      </w:hyperlink>
+      <w:r>
+        <w:t xml:space="preserve">, floors on average differed by 4.7 across metrics, years, and year groups). Years when groups performed more similarly (i.e., the floor was raised) were notable in 2021 for abundance (floor of 69), 2020 and 2026 for blade length (80 and 91, respectively), and 2020 and 2025 for short shoot density (70 and 75, respectively). The minimum floor was at or closer to fifty for all other years. Mean metric scores across groups were of course higher in years with raised minimum, scores, although high scoring years did not always correspond to higher floors (e.g., Blade Length mean score of 90 in 2021, floor at 50).</w:t>
       </w:r>
     </w:p>
     <w:p>
@@ -2231,7 +2248,140 @@
         <w:pStyle w:val="BodyText"/>
       </w:pPr>
       <w:r>
-        <w:t xml:space="preserve">use trndat to identify number of plots/transects across years - consensus species list - abundance changes, though note that transects were selected to cover a variation in seagrass abundance/diversity and were not randomly selected. Maybe have a table of species over time with x marks showing if they were part of the consensus list?</w:t>
+        <w:t xml:space="preserve">Species observed across all training years varied, although</w:t>
+      </w:r>
+      <w:r>
+        <w:t xml:space="preserve"> </w:t>
+      </w:r>
+      <w:r>
+        <w:rPr>
+          <w:i/>
+          <w:iCs/>
+        </w:rPr>
+        <w:t xml:space="preserve">Halodule</w:t>
+      </w:r>
+      <w:r>
+        <w:t xml:space="preserve">,</w:t>
+      </w:r>
+      <w:r>
+        <w:t xml:space="preserve"> </w:t>
+      </w:r>
+      <w:r>
+        <w:rPr>
+          <w:i/>
+          <w:iCs/>
+        </w:rPr>
+        <w:t xml:space="preserve">Syringodium</w:t>
+      </w:r>
+      <w:r>
+        <w:t xml:space="preserve">, and</w:t>
+      </w:r>
+      <w:r>
+        <w:t xml:space="preserve"> </w:t>
+      </w:r>
+      <w:r>
+        <w:rPr>
+          <w:i/>
+          <w:iCs/>
+        </w:rPr>
+        <w:t xml:space="preserve">Thalassia</w:t>
+      </w:r>
+      <w:r>
+        <w:t xml:space="preserve"> </w:t>
+      </w:r>
+      <w:r>
+        <w:t xml:space="preserve">were consistently observed at two or more transects each year (</w:t>
+      </w:r>
+      <w:hyperlink w:anchor="tbl-trainsumtab">
+        <w:r>
+          <w:rPr>
+            <w:rStyle w:val="Hyperlink"/>
+          </w:rPr>
+          <w:t xml:space="preserve">Table 1</w:t>
+        </w:r>
+      </w:hyperlink>
+      <w:r>
+        <w:t xml:space="preserve">).</w:t>
+      </w:r>
+      <w:r>
+        <w:t xml:space="preserve"> </w:t>
+      </w:r>
+      <w:r>
+        <w:rPr>
+          <w:i/>
+          <w:iCs/>
+        </w:rPr>
+        <w:t xml:space="preserve">Halodule</w:t>
+      </w:r>
+      <w:r>
+        <w:t xml:space="preserve"> </w:t>
+      </w:r>
+      <w:r>
+        <w:t xml:space="preserve">was most common, occurring at four or more transects across the years, followed by</w:t>
+      </w:r>
+      <w:r>
+        <w:t xml:space="preserve"> </w:t>
+      </w:r>
+      <w:r>
+        <w:rPr>
+          <w:i/>
+          <w:iCs/>
+        </w:rPr>
+        <w:t xml:space="preserve">Thalassia</w:t>
+      </w:r>
+      <w:r>
+        <w:t xml:space="preserve"> </w:t>
+      </w:r>
+      <w:r>
+        <w:t xml:space="preserve">which also occurred at four or more transects except for 2023 (two transects), and finally</w:t>
+      </w:r>
+      <w:r>
+        <w:t xml:space="preserve"> </w:t>
+      </w:r>
+      <w:r>
+        <w:rPr>
+          <w:i/>
+          <w:iCs/>
+        </w:rPr>
+        <w:t xml:space="preserve">Syringodium</w:t>
+      </w:r>
+      <w:r>
+        <w:t xml:space="preserve"> </w:t>
+      </w:r>
+      <w:r>
+        <w:t xml:space="preserve">consistently occurring at two of the six transects each year.</w:t>
+      </w:r>
+      <w:r>
+        <w:t xml:space="preserve"> </w:t>
+      </w:r>
+      <w:r>
+        <w:rPr>
+          <w:i/>
+          <w:iCs/>
+        </w:rPr>
+        <w:t xml:space="preserve">Ruppia maritima</w:t>
+      </w:r>
+      <w:r>
+        <w:t xml:space="preserve"> </w:t>
+      </w:r>
+      <w:r>
+        <w:t xml:space="preserve">was found at only one transect in 2023. Macroalgae species were much less commonly observed, although this likely reflects an identification challenge rather than true abundance. In particular, no macroalgae species were observed in the first two years, after which an effort was made by the TBEP to improve each team’s ability to identify these species. After 2021, macroalgae species were consistently identified, with</w:t>
+      </w:r>
+      <w:r>
+        <w:t xml:space="preserve"> </w:t>
+      </w:r>
+      <w:r>
+        <w:rPr>
+          <w:i/>
+          <w:iCs/>
+        </w:rPr>
+        <w:t xml:space="preserve">Ancanthophora sp.</w:t>
+      </w:r>
+      <w:r>
+        <w:t xml:space="preserve"> </w:t>
+      </w:r>
+      <w:r>
+        <w:t xml:space="preserve">being the most common.</w:t>
       </w:r>
     </w:p>
     <w:p>
@@ -2239,7 +2389,183 @@
         <w:pStyle w:val="BodyText"/>
       </w:pPr>
       <w:r>
-        <w:t xml:space="preserve">robustness of method - year period for calibration of score floor, leave one out</w:t>
+        <w:t xml:space="preserve">Analysis of how metric scores and raw metric deviations change with the exclusion of individual groups or sites across the years indicated both were sensitive to the effects of either (</w:t>
+      </w:r>
+      <w:hyperlink w:anchor="fig-leaveoneout">
+        <w:r>
+          <w:rPr>
+            <w:rStyle w:val="Hyperlink"/>
+          </w:rPr>
+          <w:t xml:space="preserve">Figure 4</w:t>
+        </w:r>
+      </w:hyperlink>
+      <w:r>
+        <w:t xml:space="preserve">). This result is expected given that all training results are used to estimate the group consensus values, species weights, and baseline variation. However, the intent was to assess the degree of sensitivity, such that inclusion or exclusion of any single group or transect should not substantially change the scores. In all cases, the correlation across all years between the results after sequentially removing one site or one group compared to the full set was never below</w:t>
+      </w:r>
+      <w:r>
+        <w:t xml:space="preserve"> </w:t>
+      </w:r>
+      <m:oMath>
+        <m:r>
+          <m:t>ρ</m:t>
+        </m:r>
+        <m:r>
+          <m:rPr>
+            <m:sty m:val="p"/>
+          </m:rPr>
+          <m:t>=</m:t>
+        </m:r>
+      </m:oMath>
+      <w:r>
+        <w:t xml:space="preserve"> </w:t>
+      </w:r>
+      <w:r>
+        <w:t xml:space="preserve">0.85 (raw metric deviations for short shoot density with site removal). Metric scores and raw metric devations were generally more sensitive to individual sites (</w:t>
+      </w:r>
+      <w:hyperlink w:anchor="fig-leaveoneout">
+        <w:r>
+          <w:rPr>
+            <w:rStyle w:val="Hyperlink"/>
+          </w:rPr>
+          <w:t xml:space="preserve">Figure 4</w:t>
+        </w:r>
+      </w:hyperlink>
+      <w:r>
+        <w:t xml:space="preserve">b, mean</w:t>
+      </w:r>
+      <w:r>
+        <w:t xml:space="preserve"> </w:t>
+      </w:r>
+      <m:oMath>
+        <m:r>
+          <m:t>ρ</m:t>
+        </m:r>
+        <m:r>
+          <m:rPr>
+            <m:sty m:val="p"/>
+          </m:rPr>
+          <m:t>=</m:t>
+        </m:r>
+      </m:oMath>
+      <w:r>
+        <w:t xml:space="preserve"> </w:t>
+      </w:r>
+      <w:r>
+        <w:t xml:space="preserve">0.88) rather than groups (</w:t>
+      </w:r>
+      <w:hyperlink w:anchor="fig-leaveoneout">
+        <w:r>
+          <w:rPr>
+            <w:rStyle w:val="Hyperlink"/>
+          </w:rPr>
+          <w:t xml:space="preserve">Figure 4</w:t>
+        </w:r>
+      </w:hyperlink>
+      <w:r>
+        <w:t xml:space="preserve">a, mean</w:t>
+      </w:r>
+      <w:r>
+        <w:t xml:space="preserve"> </w:t>
+      </w:r>
+      <m:oMath>
+        <m:r>
+          <m:t>ρ</m:t>
+        </m:r>
+        <m:r>
+          <m:rPr>
+            <m:sty m:val="p"/>
+          </m:rPr>
+          <m:t>=</m:t>
+        </m:r>
+      </m:oMath>
+      <w:r>
+        <w:t xml:space="preserve"> </w:t>
+      </w:r>
+      <w:r>
+        <w:t xml:space="preserve">0.94), which is also an expected result since sites are generally chosen to represent variation in richness and abundance, whereas groups are all working to assess the same locations. Raw metric deviations were less sensitive to removal of individual sites or groups compared to metric scores (mean</w:t>
+      </w:r>
+      <w:r>
+        <w:t xml:space="preserve"> </w:t>
+      </w:r>
+      <m:oMath>
+        <m:r>
+          <m:t>ρ</m:t>
+        </m:r>
+        <m:r>
+          <m:rPr>
+            <m:sty m:val="p"/>
+          </m:rPr>
+          <m:t>=</m:t>
+        </m:r>
+      </m:oMath>
+      <w:r>
+        <w:t xml:space="preserve"> </w:t>
+      </w:r>
+      <w:r>
+        <w:t xml:space="preserve">blade length, 0.94, 0.91, respectively). Finally, the blade length metric was the least sensitive compared to the other metrics (mean</w:t>
+      </w:r>
+      <w:r>
+        <w:t xml:space="preserve"> </w:t>
+      </w:r>
+      <m:oMath>
+        <m:r>
+          <m:t>ρ</m:t>
+        </m:r>
+        <m:r>
+          <m:rPr>
+            <m:sty m:val="p"/>
+          </m:rPr>
+          <m:t>=</m:t>
+        </m:r>
+      </m:oMath>
+      <w:r>
+        <w:t xml:space="preserve"> </w:t>
+      </w:r>
+      <w:r>
+        <w:t xml:space="preserve">0.94).</w:t>
+      </w:r>
+    </w:p>
+    <w:bookmarkEnd w:id="42"/>
+    <w:bookmarkStart w:id="43" w:name="trends"/>
+    <w:p>
+      <w:pPr>
+        <w:pStyle w:val="Heading3"/>
+      </w:pPr>
+      <w:r>
+        <w:t xml:space="preserve">3.2 Trends</w:t>
+      </w:r>
+    </w:p>
+    <w:p>
+      <w:pPr>
+        <w:pStyle w:val="FirstParagraph"/>
+      </w:pPr>
+      <w:r>
+        <w:t xml:space="preserve">Metric scores and raw metric deviations did not exhibit visible trends over time, although substantial inter-annual variability was observed (</w:t>
+      </w:r>
+      <w:hyperlink w:anchor="tbl-trainsumtab">
+        <w:r>
+          <w:rPr>
+            <w:rStyle w:val="Hyperlink"/>
+          </w:rPr>
+          <w:t xml:space="preserve">Table 1</w:t>
+        </w:r>
+      </w:hyperlink>
+      <w:r>
+        <w:t xml:space="preserve">,</w:t>
+      </w:r>
+      <w:r>
+        <w:t xml:space="preserve"> </w:t>
+      </w:r>
+      <w:hyperlink w:anchor="fig-scoredevtime">
+        <w:r>
+          <w:rPr>
+            <w:rStyle w:val="Hyperlink"/>
+          </w:rPr>
+          <w:t xml:space="preserve">Figure 3</w:t>
+        </w:r>
+      </w:hyperlink>
+      <w:r>
+        <w:t xml:space="preserve">). The lowest scores did not always track the largest absolute deviations, and vice versa, due to scaling applied to the metric scores with changes in the minimum absolute scores. The lowest mean scores for abundance, blade length, and short shoot density were 2022, 2022, and 2021, respectively and the highest mean raw metric deviations were in 2023, 2024, and 2024, respectively. Conversely, the highest mean scores for abundance, blade length, and short shoot density were in 2021, 2026, and 2020, respectively, and the lowest mean raw metric deviations were in 2021, 2026, and 2025, respectively.</w:t>
       </w:r>
     </w:p>
     <w:p>
@@ -2247,7 +2573,85 @@
         <w:pStyle w:val="BodyText"/>
       </w:pPr>
       <w:r>
-        <w:t xml:space="preserve">group scores</w:t>
+        <w:t xml:space="preserve">Mixed-effects models evaluating linear trends in the metric scores and the raw metric deviations provided further support that trends were not evident (</w:t>
+      </w:r>
+      <w:hyperlink w:anchor="fig-scrdevmods">
+        <w:r>
+          <w:rPr>
+            <w:rStyle w:val="Hyperlink"/>
+          </w:rPr>
+          <w:t xml:space="preserve">Figure 6</w:t>
+        </w:r>
+      </w:hyperlink>
+      <w:r>
+        <w:t xml:space="preserve">). All six models (three for scores, three for deviations) showed no significant year effects (</w:t>
+      </w:r>
+      <w:hyperlink w:anchor="tbl-scrmodstab">
+        <w:r>
+          <w:rPr>
+            <w:rStyle w:val="Hyperlink"/>
+          </w:rPr>
+          <w:t xml:space="preserve">Table 2</w:t>
+        </w:r>
+      </w:hyperlink>
+      <w:r>
+        <w:t xml:space="preserve">,</w:t>
+      </w:r>
+      <w:r>
+        <w:t xml:space="preserve"> </w:t>
+      </w:r>
+      <w:hyperlink w:anchor="tbl-spmodstab">
+        <w:r>
+          <w:rPr>
+            <w:rStyle w:val="Hyperlink"/>
+          </w:rPr>
+          <w:t xml:space="preserve">Table 3</w:t>
+        </w:r>
+      </w:hyperlink>
+      <w:r>
+        <w:t xml:space="preserve">). Slope magnitude and direction varied by model and metric, although no conclusions about the direction of the trends can be made since the uncertainty bounds included zero. For the score models for each metric, although the year trends were not significant, the random group effects were much larger for the abundance metric model (shown by the group standard deviation and conditional R</w:t>
+      </w:r>
+      <m:oMath>
+        <m:sSup>
+          <m:e>
+            <m:r>
+              <m:t>​</m:t>
+            </m:r>
+          </m:e>
+          <m:sup>
+            <m:r>
+              <m:t>2</m:t>
+            </m:r>
+          </m:sup>
+        </m:sSup>
+      </m:oMath>
+      <w:r>
+        <w:t xml:space="preserve">,</w:t>
+      </w:r>
+      <w:r>
+        <w:t xml:space="preserve"> </w:t>
+      </w:r>
+      <w:hyperlink w:anchor="tbl-scrmodstab">
+        <w:r>
+          <w:rPr>
+            <w:rStyle w:val="Hyperlink"/>
+          </w:rPr>
+          <w:t xml:space="preserve">Table 2</w:t>
+        </w:r>
+      </w:hyperlink>
+      <w:r>
+        <w:t xml:space="preserve">), suggesting groups were less consistent in this metric over time compared to blade length and short shoot density. For the raw score deviation models for each metric, behavior in the random effects were also notable for the abundance and blade length metrics (</w:t>
+      </w:r>
+      <w:hyperlink w:anchor="tbl-spmodstab">
+        <w:r>
+          <w:rPr>
+            <w:rStyle w:val="Hyperlink"/>
+          </w:rPr>
+          <w:t xml:space="preserve">Table 3</w:t>
+        </w:r>
+      </w:hyperlink>
+      <w:r>
+        <w:t xml:space="preserve">). Species random effects had larger standard deviations than the group random effects, particularly for blade length.</w:t>
       </w:r>
     </w:p>
     <w:p>
@@ -2255,12 +2659,12 @@
         <w:pStyle w:val="BodyText"/>
       </w:pPr>
       <w:r>
-        <w:t xml:space="preserve">improving scores over time</w:t>
+        <w:t xml:space="preserve">….maybe redo species mod to collapse across species for consistency with the scoring mod, all other results don’t even look at these raw species level deviations. would need to redo table 3 (possibly combine with table 2) and figure 6.</w:t>
       </w:r>
     </w:p>
-    <w:bookmarkEnd w:id="42"/>
     <w:bookmarkEnd w:id="43"/>
-    <w:bookmarkStart w:id="44" w:name="discussion"/>
+    <w:bookmarkEnd w:id="44"/>
+    <w:bookmarkStart w:id="45" w:name="discussion"/>
     <w:p>
       <w:pPr>
         <w:pStyle w:val="Heading2"/>
@@ -2294,7 +2698,23 @@
         <w:pStyle w:val="BodyText"/>
       </w:pPr>
       <w:r>
-        <w:t xml:space="preserve">why didn’t we see overall improvements over time - people from each group changing over time? I can quantify this….</w:t>
+        <w:t xml:space="preserve">why didn’t we see overall improvements over time - people from each group changing over time? I can quantify this…. good news is that scores were not declining. we provide evidence that training is not detrimental, there is implicit value in a consolidated method to both inform and motivate. Describe past efforts - one on one</w:t>
+      </w:r>
+    </w:p>
+    <w:p>
+      <w:pPr>
+        <w:pStyle w:val="BodyText"/>
+      </w:pPr>
+      <w:r>
+        <w:t xml:space="preserve">why raise the floor? what effect does this have on trend assessment?</w:t>
+      </w:r>
+    </w:p>
+    <w:p>
+      <w:pPr>
+        <w:pStyle w:val="BodyText"/>
+      </w:pPr>
+      <w:r>
+        <w:t xml:space="preserve">although the mixed-effects models showed no linear trends over time, information in the random effecs revealed sources of variation over time.</w:t>
       </w:r>
     </w:p>
     <w:p>
@@ -2330,8 +2750,8 @@
         <w:br w:type="page"/>
       </w:r>
     </w:p>
-    <w:bookmarkEnd w:id="44"/>
-    <w:bookmarkStart w:id="65" w:name="figures"/>
+    <w:bookmarkEnd w:id="45"/>
+    <w:bookmarkStart w:id="70" w:name="figures"/>
     <w:p>
       <w:pPr>
         <w:pStyle w:val="Heading2"/>
@@ -2353,7 +2773,7 @@
       <w:tr>
         <w:tc>
           <w:tcPr/>
-          <w:bookmarkStart w:id="48" w:name="fig-scoring_process"/>
+          <w:bookmarkStart w:id="49" w:name="fig-scoring_process"/>
           <w:p>
             <w:pPr>
               <w:pStyle w:val="Compact"/>
@@ -2364,18 +2784,18 @@
                 <wp:inline>
                   <wp:extent cx="5943600" cy="3962400"/>
                   <wp:effectExtent b="0" l="0" r="0" t="0"/>
-                  <wp:docPr descr="" title="" id="46" name="Picture"/>
+                  <wp:docPr descr="" title="" id="47" name="Picture"/>
                   <a:graphic>
                     <a:graphicData uri="http://schemas.openxmlformats.org/drawingml/2006/picture">
                       <pic:pic>
                         <pic:nvPicPr>
-                          <pic:cNvPr descr="figs/scoring_process.png" id="47" name="Picture"/>
+                          <pic:cNvPr descr="figs/scoring_process.png" id="48" name="Picture"/>
                           <pic:cNvPicPr>
                             <a:picLocks noChangeArrowheads="1" noChangeAspect="1"/>
                           </pic:cNvPicPr>
                         </pic:nvPicPr>
                         <pic:blipFill>
-                          <a:blip r:embed="rId45"/>
+                          <a:blip r:embed="rId46"/>
                           <a:stretch>
                             <a:fillRect/>
                           </a:stretch>
@@ -2415,7 +2835,7 @@
               <w:t xml:space="preserve">Fig. 1: Flowchart showing the scoring process from steps 1 to 10 for a single group in a given year. Step 3 involves all groups in the focal year and step 8 is a historical baseline from all groups for a set period of past trainings.</w:t>
             </w:r>
           </w:p>
-          <w:bookmarkEnd w:id="48"/>
+          <w:bookmarkEnd w:id="49"/>
         </w:tc>
       </w:tr>
     </w:tbl>
@@ -2437,7 +2857,7 @@
       <w:tr>
         <w:tc>
           <w:tcPr/>
-          <w:bookmarkStart w:id="52" w:name="fig-reportcard"/>
+          <w:bookmarkStart w:id="53" w:name="fig-reportcard"/>
           <w:p>
             <w:pPr>
               <w:pStyle w:val="Compact"/>
@@ -2448,18 +2868,18 @@
                 <wp:inline>
                   <wp:extent cx="5943600" cy="3776360"/>
                   <wp:effectExtent b="0" l="0" r="0" t="0"/>
-                  <wp:docPr descr="" title="" id="50" name="Picture"/>
+                  <wp:docPr descr="" title="" id="51" name="Picture"/>
                   <a:graphic>
                     <a:graphicData uri="http://schemas.openxmlformats.org/drawingml/2006/picture">
                       <pic:pic>
                         <pic:nvPicPr>
-                          <pic:cNvPr descr="figs/reportcard.png" id="51" name="Picture"/>
+                          <pic:cNvPr descr="figs/reportcard.png" id="52" name="Picture"/>
                           <pic:cNvPicPr>
                             <a:picLocks noChangeArrowheads="1" noChangeAspect="1"/>
                           </pic:cNvPicPr>
                         </pic:nvPicPr>
                         <pic:blipFill>
-                          <a:blip r:embed="rId49"/>
+                          <a:blip r:embed="rId50"/>
                           <a:stretch>
                             <a:fillRect/>
                           </a:stretch>
@@ -2499,7 +2919,7 @@
               <w:t xml:space="preserve">Fig. 2: Landing page for a group’s annual report card showing the overall score (top left), metric scores (bottom row), and barplots of deviations for each species used to calculate the metric scores. Also available is a summary of results for each species at each transect and an additional tab with resources on how to improve the scores.</w:t>
             </w:r>
           </w:p>
-          <w:bookmarkEnd w:id="52"/>
+          <w:bookmarkEnd w:id="53"/>
         </w:tc>
       </w:tr>
     </w:tbl>
@@ -2521,7 +2941,91 @@
       <w:tr>
         <w:tc>
           <w:tcPr/>
-          <w:bookmarkStart w:id="56" w:name="fig-leaveoneout"/>
+          <w:bookmarkStart w:id="57" w:name="fig-scoredevtime"/>
+          <w:p>
+            <w:pPr>
+              <w:pStyle w:val="Compact"/>
+              <w:jc w:val="center"/>
+            </w:pPr>
+            <w:r>
+              <w:drawing>
+                <wp:inline>
+                  <wp:extent cx="5943600" cy="3863340"/>
+                  <wp:effectExtent b="0" l="0" r="0" t="0"/>
+                  <wp:docPr descr="" title="" id="55" name="Picture"/>
+                  <a:graphic>
+                    <a:graphicData uri="http://schemas.openxmlformats.org/drawingml/2006/picture">
+                      <pic:pic>
+                        <pic:nvPicPr>
+                          <pic:cNvPr descr="figs/scoredevtime.png" id="56" name="Picture"/>
+                          <pic:cNvPicPr>
+                            <a:picLocks noChangeArrowheads="1" noChangeAspect="1"/>
+                          </pic:cNvPicPr>
+                        </pic:nvPicPr>
+                        <pic:blipFill>
+                          <a:blip r:embed="rId54"/>
+                          <a:stretch>
+                            <a:fillRect/>
+                          </a:stretch>
+                        </pic:blipFill>
+                        <pic:spPr bwMode="auto">
+                          <a:xfrm>
+                            <a:off x="0" y="0"/>
+                            <a:ext cx="5943600" cy="3863340"/>
+                          </a:xfrm>
+                          <a:prstGeom prst="rect">
+                            <a:avLst/>
+                          </a:prstGeom>
+                          <a:noFill/>
+                          <a:ln w="9525">
+                            <a:noFill/>
+                            <a:headEnd/>
+                            <a:tailEnd/>
+                          </a:ln>
+                        </pic:spPr>
+                      </pic:pic>
+                    </a:graphicData>
+                  </a:graphic>
+                </wp:inline>
+              </w:drawing>
+            </w:r>
+          </w:p>
+          <w:p>
+            <w:pPr>
+              <w:jc w:val="center"/>
+            </w:pPr>
+            <w:pPr>
+              <w:jc w:val="left"/>
+              <w:spacing w:before="200"/>
+              <w:pStyle w:val="ImageCaption"/>
+            </w:pPr>
+            <w:r>
+              <w:t xml:space="preserve">Fig. 3: Summary of (a) metric scores and (b) raw metric deviations (absolute) over time for all groups participating in the trainings from 2020 to 2026. Blue points and lines are averages and 95% confidence intervals, with individual group values jittered as gray points. Units for the raw metric deviations are ordinal categories for abundance, cm for blade length, and symmetric percent difference for short shoot density.</w:t>
+            </w:r>
+          </w:p>
+          <w:bookmarkEnd w:id="57"/>
+        </w:tc>
+      </w:tr>
+    </w:tbl>
+    <w:p>
+      <w:r>
+        <w:br w:type="page"/>
+      </w:r>
+    </w:p>
+    <w:tbl>
+      <w:tblPr>
+        <w:tblStyle w:val="Table"/>
+        <w:tblW w:type="pct" w:w="5000"/>
+        <w:tblLayout w:type="fixed"/>
+        <w:tblLook w:firstRow="0" w:lastRow="0" w:firstColumn="0" w:lastColumn="0" w:noHBand="0" w:noVBand="0" w:val="0000"/>
+      </w:tblPr>
+      <w:tblGrid>
+        <w:gridCol w:w="7920"/>
+      </w:tblGrid>
+      <w:tr>
+        <w:tc>
+          <w:tcPr/>
+          <w:bookmarkStart w:id="61" w:name="fig-leaveoneout"/>
           <w:p>
             <w:pPr>
               <w:pStyle w:val="Compact"/>
@@ -2532,18 +3036,18 @@
                 <wp:inline>
                   <wp:extent cx="5943600" cy="8172450"/>
                   <wp:effectExtent b="0" l="0" r="0" t="0"/>
-                  <wp:docPr descr="" title="" id="54" name="Picture"/>
+                  <wp:docPr descr="" title="" id="59" name="Picture"/>
                   <a:graphic>
                     <a:graphicData uri="http://schemas.openxmlformats.org/drawingml/2006/picture">
                       <pic:pic>
                         <pic:nvPicPr>
-                          <pic:cNvPr descr="figs/leaveoneout.png" id="55" name="Picture"/>
+                          <pic:cNvPr descr="figs/leaveoneout.png" id="60" name="Picture"/>
                           <pic:cNvPicPr>
                             <a:picLocks noChangeArrowheads="1" noChangeAspect="1"/>
                           </pic:cNvPicPr>
                         </pic:nvPicPr>
                         <pic:blipFill>
-                          <a:blip r:embed="rId53"/>
+                          <a:blip r:embed="rId58"/>
                           <a:stretch>
                             <a:fillRect/>
                           </a:stretch>
@@ -2580,7 +3084,7 @@
               <w:pStyle w:val="ImageCaption"/>
             </w:pPr>
             <w:r>
-              <w:t xml:space="preserve">Fig. 3: Comparison of raw deviations (rows 1 and 3) and scores (rows 2 and 4) for each of three metrics following a leave-one-out analysis for (a) sites and (b) groups across all years. The values on the y-axis represent the newly calculated raw deviations or scores after removing one site or group for each of all sampling years, repeated until each site or group was removed once. The x-axis shows the original full-sample value for comparison. Points are colored by year. The</w:t>
+              <w:t xml:space="preserve">Fig. 4: Comparison of raw deviations (rows 1 and 3) and scores (rows 2 and 4) for each of three metrics following a leave-one-out analysis for (a) sites and (b) groups across all years. The values on the y-axis represent the newly calculated raw deviations or scores after removing one site or group for each of all sampling years, repeated until each site or group was removed once. The x-axis shows the original full-sample value for comparison. Points are colored by year. The</w:t>
             </w:r>
             <w:r>
               <w:t xml:space="preserve"> </w:t>
@@ -2597,7 +3101,7 @@
               <w:t xml:space="preserve">values represent the correlations between the recalculated values after removing one site/group and the full values with all sites/groups. The dashed lines are 1:1 relationships.</w:t>
             </w:r>
           </w:p>
-          <w:bookmarkEnd w:id="56"/>
+          <w:bookmarkEnd w:id="61"/>
         </w:tc>
       </w:tr>
     </w:tbl>
@@ -2619,7 +3123,7 @@
       <w:tr>
         <w:tc>
           <w:tcPr/>
-          <w:bookmarkStart w:id="60" w:name="fig-calsens"/>
+          <w:bookmarkStart w:id="65" w:name="fig-calsens"/>
           <w:p>
             <w:pPr>
               <w:pStyle w:val="Compact"/>
@@ -2630,18 +3134,18 @@
                 <wp:inline>
                   <wp:extent cx="5504749" cy="5504749"/>
                   <wp:effectExtent b="0" l="0" r="0" t="0"/>
-                  <wp:docPr descr="" title="" id="58" name="Picture"/>
+                  <wp:docPr descr="" title="" id="63" name="Picture"/>
                   <a:graphic>
                     <a:graphicData uri="http://schemas.openxmlformats.org/drawingml/2006/picture">
                       <pic:pic>
                         <pic:nvPicPr>
-                          <pic:cNvPr descr="figs/calsens.png" id="59" name="Picture"/>
+                          <pic:cNvPr descr="figs/calsens.png" id="64" name="Picture"/>
                           <pic:cNvPicPr>
                             <a:picLocks noChangeArrowheads="1" noChangeAspect="1"/>
                           </pic:cNvPicPr>
                         </pic:nvPicPr>
                         <pic:blipFill>
-                          <a:blip r:embed="rId57"/>
+                          <a:blip r:embed="rId62"/>
                           <a:stretch>
                             <a:fillRect/>
                           </a:stretch>
@@ -2678,10 +3182,10 @@
               <w:pStyle w:val="ImageCaption"/>
             </w:pPr>
             <w:r>
-              <w:t xml:space="preserve">Fig. 4: Sensitivity of the calculated floor for the metric scores based on length of the calibration period. Different calibration periods of two to six years from the beginning of the period of record were evaluated and are shown by point color. The black line is the mean floor across calibration periods for each year and metric. Points are jittered on the x-axis within each year.</w:t>
+              <w:t xml:space="preserve">Fig. 5: Sensitivity of the calculated floor for the metric scores based on length of the calibration period. Different calibration periods of two to six years from the beginning of the period of record were evaluated and are shown by point color. The black line is the mean floor across calibration periods for each year and metric. Points are jittered on the x-axis within each year.</w:t>
             </w:r>
           </w:p>
-          <w:bookmarkEnd w:id="60"/>
+          <w:bookmarkEnd w:id="65"/>
         </w:tc>
       </w:tr>
     </w:tbl>
@@ -2703,7 +3207,7 @@
       <w:tr>
         <w:tc>
           <w:tcPr/>
-          <w:bookmarkStart w:id="64" w:name="fig-scrdevmods"/>
+          <w:bookmarkStart w:id="69" w:name="fig-scrdevmods"/>
           <w:p>
             <w:pPr>
               <w:pStyle w:val="Compact"/>
@@ -2714,18 +3218,18 @@
                 <wp:inline>
                   <wp:extent cx="5943600" cy="3512127"/>
                   <wp:effectExtent b="0" l="0" r="0" t="0"/>
-                  <wp:docPr descr="" title="" id="62" name="Picture"/>
+                  <wp:docPr descr="" title="" id="67" name="Picture"/>
                   <a:graphic>
                     <a:graphicData uri="http://schemas.openxmlformats.org/drawingml/2006/picture">
                       <pic:pic>
                         <pic:nvPicPr>
-                          <pic:cNvPr descr="figs/scrdevmods.png" id="63" name="Picture"/>
+                          <pic:cNvPr descr="figs/scrdevmods.png" id="68" name="Picture"/>
                           <pic:cNvPicPr>
                             <a:picLocks noChangeArrowheads="1" noChangeAspect="1"/>
                           </pic:cNvPicPr>
                         </pic:nvPicPr>
                         <pic:blipFill>
-                          <a:blip r:embed="rId61"/>
+                          <a:blip r:embed="rId66"/>
                           <a:stretch>
                             <a:fillRect/>
                           </a:stretch>
@@ -2762,10 +3266,10 @@
               <w:pStyle w:val="ImageCaption"/>
             </w:pPr>
             <w:r>
-              <w:t xml:space="preserve">Fig. 5: Results of mixed-effects models comparing group scores (top row) and absolute deviations (bottom row) over time, restricted to groups with more than three years of participation. The models in the top row evaluate scores as a function of time with a random group effect, whereas the models in the bottom row evaluate the absolute deviation of each group’s reported value from the cross-group consensus (true) value, with random effects for species and group. Solid lines show the overall group or group/species means and the dashed lines show individual effects for group or group by species combinations. The Short Shoot Density plots in both rows are singular fits, with the group random-intercept variance (top) or both species and group random-intercept variances (bottom) estimated as zero, so only the fixed-effect trend is shown. None of the relationships are significant (ns: not significant).</w:t>
+              <w:t xml:space="preserve">Fig. 6: Results of mixed-effects models comparing group scores (top row) and absolute deviations (bottom row) over time, restricted to groups with more than three years of participation. The models in the top row evaluate scores as a function of time with a random group effect, whereas the models in the bottom row evaluate the absolute deviation of each group’s reported value from the cross-group consensus (true) value, with random effects for species and group. Solid lines show the overall group or group/species means and the dashed lines show individual effects for group or group by species combinations. The Short Shoot Density plots in both rows are singular fits, with the group random-intercept variance (top) or both species and group random-intercept variances (bottom) estimated as zero, so only the fixed-effect trend is shown. None of the relationships are significant (ns: not significant).</w:t>
             </w:r>
           </w:p>
-          <w:bookmarkEnd w:id="64"/>
+          <w:bookmarkEnd w:id="69"/>
         </w:tc>
       </w:tr>
     </w:tbl>
@@ -2774,8 +3278,8 @@
         <w:br w:type="page"/>
       </w:r>
     </w:p>
-    <w:bookmarkEnd w:id="65"/>
-    <w:bookmarkStart w:id="70" w:name="tables"/>
+    <w:bookmarkEnd w:id="70"/>
+    <w:bookmarkStart w:id="75" w:name="tables"/>
     <w:p>
       <w:pPr>
         <w:pStyle w:val="Heading2"/>
@@ -2797,7 +3301,7 @@
       <w:tr>
         <w:tc>
           <w:tcPr/>
-          <w:bookmarkStart w:id="66" w:name="tbl-trainsumtab"/>
+          <w:bookmarkStart w:id="71" w:name="tbl-trainsumtab"/>
           <w:p>
             <w:pPr>
               <w:jc w:val="center"/>
@@ -2808,30 +3312,7 @@
               <w:pStyle w:val="ImageCaption"/>
             </w:pPr>
             <w:r>
-              <w:t xml:space="preserve">Table 1: Summary of number of groups, metric scores, raw metric deviations, and consensus species lists for seven years of training. Metric scores are averages across the groups with the minimum floor in parentheses. Metric raw deviations are the averages of the absolute values with the minimum and maximum values across the groups in parentheses (abundance in ordinal categories, blade length in cm, and short shoot density in shoots cm</w:t>
-            </w:r>
-            <m:oMath>
-              <m:sSup>
-                <m:e>
-                  <m:r>
-                    <m:t>​</m:t>
-                  </m:r>
-                </m:e>
-                <m:sup>
-                  <m:r>
-                    <m:rPr>
-                      <m:sty m:val="p"/>
-                    </m:rPr>
-                    <m:t>−</m:t>
-                  </m:r>
-                  <m:r>
-                    <m:t>2</m:t>
-                  </m:r>
-                </m:sup>
-              </m:sSup>
-            </m:oMath>
-            <w:r>
-              <w:t xml:space="preserve">). The species consensus lists show seagrass and macroalgae with numbers indicating the number of transects where a taxa was found. CYAN: cyanobacteria; DG: drift green; DR: drift red.</w:t>
+              <w:t xml:space="preserve">Table 1: Summary of number of groups, metric scores, raw metric deviations, and consensus species lists for seven years of training. Metric scores are averages across the groups with the minimum floor in parentheses (maximum was 100 for all instances). Metric raw deviations are the averages of the absolute values with the minimum and maximum values across the groups in parentheses (abundance in ordinal categories, blade length in cm, and short shoot density as symmetric percent difference). The species consensus lists show seagrass and macroalgae with numbers indicating the number of transects where a taxa was found. CYAN: cyanobacteria; DG: drift green; DR: drift red.</w:t>
             </w:r>
           </w:p>
           <w:tbl xmlns:w="http://schemas.openxmlformats.org/wordprocessingml/2006/main" xmlns:r="http://schemas.openxmlformats.org/officeDocument/2006/relationships" xmlns:w14="http://schemas.microsoft.com/office/word/2010/wordml" xmlns:wp="http://schemas.openxmlformats.org/drawingml/2006/wordprocessingDrawing" xmlns:a="http://schemas.openxmlformats.org/drawingml/2006/main" xmlns:pic="http://schemas.openxmlformats.org/drawingml/2006/picture">
@@ -10958,7 +11439,7 @@
               </w:tc>
             </w:tr>
           </w:tbl>
-          <w:bookmarkEnd w:id="66"/>
+          <w:bookmarkEnd w:id="71"/>
         </w:tc>
       </w:tr>
     </w:tbl>
@@ -10980,7 +11461,7 @@
       <w:tr>
         <w:tc>
           <w:tcPr/>
-          <w:bookmarkStart w:id="67" w:name="tbl-scrmodstab"/>
+          <w:bookmarkStart w:id="72" w:name="tbl-scrmodstab"/>
           <w:p>
             <w:pPr>
               <w:jc w:val="center"/>
@@ -12169,7 +12650,7 @@
               </w:tc>
             </w:tr>
           </w:tbl>
-          <w:bookmarkEnd w:id="67"/>
+          <w:bookmarkEnd w:id="72"/>
         </w:tc>
       </w:tr>
     </w:tbl>
@@ -12191,7 +12672,7 @@
       <w:tr>
         <w:tc>
           <w:tcPr/>
-          <w:bookmarkStart w:id="68" w:name="tbl-spmodstab"/>
+          <w:bookmarkStart w:id="73" w:name="tbl-spmodstab"/>
           <w:p>
             <w:pPr>
               <w:jc w:val="center"/>
@@ -13814,7 +14295,7 @@
               </w:tc>
             </w:tr>
           </w:tbl>
-          <w:bookmarkEnd w:id="68"/>
+          <w:bookmarkEnd w:id="73"/>
         </w:tc>
       </w:tr>
     </w:tbl>
@@ -13836,7 +14317,7 @@
       <w:tr>
         <w:tc>
           <w:tcPr/>
-          <w:bookmarkStart w:id="69" w:name="tbl-slopetab"/>
+          <w:bookmarkStart w:id="74" w:name="tbl-slopetab"/>
           <w:p>
             <w:pPr>
               <w:jc w:val="center"/>
@@ -13857,19 +14338,19 @@
               <w:tblLook w:firstRow="1" w:lastRow="0" w:firstColumn="0" w:lastColumn="0" w:noHBand="0" w:noVBand="1"/>
             </w:tblPr>
             <w:tblGrid>
-              <w:gridCol w:w="2189"/>
-              <w:gridCol w:w="1522"/>
-              <w:gridCol w:w="867"/>
-              <w:gridCol w:w="867"/>
-              <w:gridCol w:w="867"/>
-              <w:gridCol w:w="867"/>
-              <w:gridCol w:w="867"/>
-              <w:gridCol w:w="867"/>
-              <w:gridCol w:w="867"/>
+              <w:gridCol w:w="1296"/>
+              <w:gridCol w:w="1152"/>
+              <w:gridCol w:w="987"/>
+              <w:gridCol w:w="987"/>
+              <w:gridCol w:w="987"/>
+              <w:gridCol w:w="987"/>
+              <w:gridCol w:w="987"/>
+              <w:gridCol w:w="987"/>
+              <w:gridCol w:w="987"/>
             </w:tblGrid>
             <w:tr>
               <w:trPr>
-                <w:trHeight w:val="614" w:hRule="auto"/>
+                <w:trHeight w:val="360" w:hRule="auto"/>
                 <w:tblHeader/>
               </w:trPr>
               <w:tc>
@@ -13985,7 +14466,7 @@
             </w:tr>
             <w:tr>
               <w:trPr>
-                <w:trHeight w:val="614" w:hRule="auto"/>
+                <w:trHeight w:val="360" w:hRule="auto"/>
                 <w:tblHeader/>
               </w:trPr>
               <w:tc>
@@ -14477,7 +14958,7 @@
             </w:tr>
             <w:tr>
               <w:trPr>
-                <w:trHeight w:val="584" w:hRule="auto"/>
+                <w:trHeight w:val="360" w:hRule="auto"/>
               </w:trPr>
               <w:tc>
                 <w:tcPr>
@@ -14969,7 +15450,7 @@
             </w:tr>
             <w:tr>
               <w:trPr>
-                <w:trHeight w:val="584" w:hRule="auto"/>
+                <w:trHeight w:val="360" w:hRule="auto"/>
               </w:trPr>
               <w:tc>
                 <w:tcPr>
@@ -15448,7 +15929,7 @@
             </w:tr>
             <w:tr>
               <w:trPr>
-                <w:trHeight w:val="584" w:hRule="auto"/>
+                <w:trHeight w:val="360" w:hRule="auto"/>
               </w:trPr>
               <w:tc>
                 <w:tcPr>
@@ -15927,7 +16408,7 @@
             </w:tr>
             <w:tr>
               <w:trPr>
-                <w:trHeight w:val="584" w:hRule="auto"/>
+                <w:trHeight w:val="360" w:hRule="auto"/>
               </w:trPr>
               <w:tc>
                 <w:tcPr>
@@ -16419,7 +16900,7 @@
             </w:tr>
             <w:tr>
               <w:trPr>
-                <w:trHeight w:val="584" w:hRule="auto"/>
+                <w:trHeight w:val="360" w:hRule="auto"/>
               </w:trPr>
               <w:tc>
                 <w:tcPr>
@@ -16898,7 +17379,7 @@
             </w:tr>
             <w:tr>
               <w:trPr>
-                <w:trHeight w:val="584" w:hRule="auto"/>
+                <w:trHeight w:val="360" w:hRule="auto"/>
               </w:trPr>
               <w:tc>
                 <w:tcPr>
@@ -17377,7 +17858,7 @@
             </w:tr>
             <w:tr>
               <w:trPr>
-                <w:trHeight w:val="599" w:hRule="auto"/>
+                <w:trHeight w:val="360" w:hRule="auto"/>
               </w:trPr>
               <w:tc>
                 <w:tcPr>
@@ -17869,7 +18350,7 @@
             </w:tr>
             <w:tr>
               <w:trPr>
-                <w:trHeight w:val="584" w:hRule="auto"/>
+                <w:trHeight w:val="360" w:hRule="auto"/>
               </w:trPr>
               <w:tc>
                 <w:tcPr>
@@ -18348,7 +18829,7 @@
             </w:tr>
             <w:tr>
               <w:trPr>
-                <w:trHeight w:val="599" w:hRule="auto"/>
+                <w:trHeight w:val="360" w:hRule="auto"/>
               </w:trPr>
               <w:tc>
                 <w:tcPr>
@@ -18826,7 +19307,7 @@
               </w:tc>
             </w:tr>
           </w:tbl>
-          <w:bookmarkEnd w:id="69"/>
+          <w:bookmarkEnd w:id="74"/>
         </w:tc>
       </w:tr>
     </w:tbl>
@@ -18835,8 +19316,8 @@
         <w:br w:type="page"/>
       </w:r>
     </w:p>
-    <w:bookmarkEnd w:id="70"/>
-    <w:bookmarkStart w:id="72" w:name="data-availability"/>
+    <w:bookmarkEnd w:id="75"/>
+    <w:bookmarkStart w:id="77" w:name="data-availability"/>
     <w:p>
       <w:pPr>
         <w:pStyle w:val="Heading2"/>
@@ -18855,7 +19336,7 @@
       <w:r>
         <w:t xml:space="preserve"> </w:t>
       </w:r>
-      <w:hyperlink r:id="rId71">
+      <w:hyperlink r:id="rId76">
         <w:r>
           <w:rPr>
             <w:rStyle w:val="Hyperlink"/>
@@ -18867,8 +19348,8 @@
         <w:t xml:space="preserve">.</w:t>
       </w:r>
     </w:p>
-    <w:bookmarkEnd w:id="72"/>
-    <w:bookmarkStart w:id="73" w:name="acknowledgments"/>
+    <w:bookmarkEnd w:id="77"/>
+    <w:bookmarkStart w:id="78" w:name="acknowledgments"/>
     <w:p>
       <w:pPr>
         <w:pStyle w:val="Heading2"/>
@@ -18877,8 +19358,8 @@
         <w:t xml:space="preserve">Acknowledgments</w:t>
       </w:r>
     </w:p>
-    <w:bookmarkEnd w:id="73"/>
-    <w:bookmarkStart w:id="82" w:name="references"/>
+    <w:bookmarkEnd w:id="78"/>
+    <w:bookmarkStart w:id="87" w:name="references"/>
     <w:p>
       <w:pPr>
         <w:pStyle w:val="Heading2"/>
@@ -18887,8 +19368,8 @@
         <w:t xml:space="preserve">References</w:t>
       </w:r>
     </w:p>
-    <w:bookmarkStart w:id="81" w:name="refs"/>
-    <w:bookmarkStart w:id="75" w:name="ref-bates15"/>
+    <w:bookmarkStart w:id="86" w:name="refs"/>
+    <w:bookmarkStart w:id="80" w:name="ref-bates15"/>
     <w:p>
       <w:pPr>
         <w:pStyle w:val="Bibliography"/>
@@ -18924,7 +19405,7 @@
       <w:r>
         <w:t xml:space="preserve"> </w:t>
       </w:r>
-      <w:hyperlink r:id="rId74">
+      <w:hyperlink r:id="rId79">
         <w:r>
           <w:rPr>
             <w:rStyle w:val="Hyperlink"/>
@@ -18936,8 +19417,8 @@
         <w:t xml:space="preserve">.</w:t>
       </w:r>
     </w:p>
-    <w:bookmarkEnd w:id="75"/>
-    <w:bookmarkStart w:id="76" w:name="ref-braun1965"/>
+    <w:bookmarkEnd w:id="80"/>
+    <w:bookmarkStart w:id="81" w:name="ref-braun1965"/>
     <w:p>
       <w:pPr>
         <w:pStyle w:val="Bibliography"/>
@@ -18959,8 +19440,8 @@
         <w:t xml:space="preserve">. London: Hafner Publishing Company.</w:t>
       </w:r>
     </w:p>
-    <w:bookmarkEnd w:id="76"/>
-    <w:bookmarkStart w:id="78" w:name="ref-rdct2025"/>
+    <w:bookmarkEnd w:id="81"/>
+    <w:bookmarkStart w:id="83" w:name="ref-rdct2025"/>
     <w:p>
       <w:pPr>
         <w:pStyle w:val="Bibliography"/>
@@ -18971,7 +19452,7 @@
       <w:r>
         <w:t xml:space="preserve"> </w:t>
       </w:r>
-      <w:hyperlink r:id="rId77">
+      <w:hyperlink r:id="rId82">
         <w:r>
           <w:rPr>
             <w:rStyle w:val="Hyperlink"/>
@@ -18985,8 +19466,8 @@
         <w:t xml:space="preserve">. Vienna, Austria: R Foundation for Statistical Computing.</w:t>
       </w:r>
     </w:p>
-    <w:bookmarkEnd w:id="78"/>
-    <w:bookmarkStart w:id="80" w:name="ref-wickham2019"/>
+    <w:bookmarkEnd w:id="83"/>
+    <w:bookmarkStart w:id="85" w:name="ref-wickham2019"/>
     <w:p>
       <w:pPr>
         <w:pStyle w:val="Bibliography"/>
@@ -19022,7 +19503,7 @@
       <w:r>
         <w:t xml:space="preserve"> </w:t>
       </w:r>
-      <w:hyperlink r:id="rId79">
+      <w:hyperlink r:id="rId84">
         <w:r>
           <w:rPr>
             <w:rStyle w:val="Hyperlink"/>
@@ -19034,9 +19515,9 @@
         <w:t xml:space="preserve">.</w:t>
       </w:r>
     </w:p>
-    <w:bookmarkEnd w:id="80"/>
-    <w:bookmarkEnd w:id="81"/>
-    <w:bookmarkEnd w:id="82"/>
+    <w:bookmarkEnd w:id="85"/>
+    <w:bookmarkEnd w:id="86"/>
+    <w:bookmarkEnd w:id="87"/>
     <w:sectPr>
       <w:footerReference r:id="rId9" w:type="default"/>
       <w:pgSz w:h="15840" w:w="12240"/>
